--- a/08-final-submission/final-report/final-report.docx
+++ b/08-final-submission/final-report/final-report.docx
@@ -518,7 +518,7 @@
           <w:sz w:val="20"/>
           <w:szCs w:val="20"/>
         </w:rPr>
-        <w:t xml:space="preserve">운영체제 수업에서 배운 프로세스 스케줄링 알고리즘을 LLM API 요청 관리에 적용해보고, 알고리즘별 성능과 공정성을 비교하는 것이 본 프로젝트의 목적이다. 구체적으로 다음 세 가지 연구 질문에 답한다.</w:t>
+        <w:t xml:space="preserve">운영체제 수업에서 배운 프로세스 스케줄링 알고리즘을 LLM API 요청 관리에 적용하고, 알고리즘별 성능과 공정성을 비교하는 것이 본 프로젝트의 목적이다. 구체적으로 다음 세 가지 연구 질문에 답한다.</w:t>
       </w:r>
     </w:p>
     <w:p>
@@ -2681,8 +2681,56 @@
           <w:sz w:val="20"/>
           <w:szCs w:val="20"/>
         </w:rPr>
-        <w:t xml:space="preserve">사용자 요청은 다음 순서로 처리된다 (그림 3). 1) REST API(`POST /api/requests`)로 요청 도착, 2) API 계층이 요청 객체 생성, 3) </w:t>
-      </w:r>
+        <w:t xml:space="preserve">사용자 요청은 다음 순서로 처리된다 (그림 3).</w:t>
+      </w:r>
+    </w:p>
+    <w:p>
+      <w:pPr>
+        <w:pStyle w:val="ListParagraph"/>
+        <w:numPr>
+          <w:ilvl w:val="0"/>
+          <w:numId w:val="2"/>
+        </w:numPr>
+        <w:spacing w:after="80" w:line="240"/>
+      </w:pPr>
+      <w:r>
+        <w:rPr>
+          <w:rFonts w:ascii="맑은 고딕" w:cs="맑은 고딕" w:eastAsia="맑은 고딕" w:hAnsi="맑은 고딕"/>
+          <w:color w:val="000000"/>
+          <w:sz w:val="20"/>
+          <w:szCs w:val="20"/>
+        </w:rPr>
+        <w:t xml:space="preserve">REST API(`POST /api/requests`)로 요청 도착</w:t>
+      </w:r>
+    </w:p>
+    <w:p>
+      <w:pPr>
+        <w:pStyle w:val="ListParagraph"/>
+        <w:numPr>
+          <w:ilvl w:val="0"/>
+          <w:numId w:val="2"/>
+        </w:numPr>
+        <w:spacing w:after="80" w:line="240"/>
+      </w:pPr>
+      <w:r>
+        <w:rPr>
+          <w:rFonts w:ascii="맑은 고딕" w:cs="맑은 고딕" w:eastAsia="맑은 고딕" w:hAnsi="맑은 고딕"/>
+          <w:color w:val="000000"/>
+          <w:sz w:val="20"/>
+          <w:szCs w:val="20"/>
+        </w:rPr>
+        <w:t xml:space="preserve">API 계층이 요청 객체 생성</w:t>
+      </w:r>
+    </w:p>
+    <w:p>
+      <w:pPr>
+        <w:pStyle w:val="ListParagraph"/>
+        <w:numPr>
+          <w:ilvl w:val="0"/>
+          <w:numId w:val="2"/>
+        </w:numPr>
+        <w:spacing w:after="80" w:line="240"/>
+      </w:pPr>
       <w:r>
         <w:rPr>
           <w:rFonts w:ascii="맑은 고딕" w:cs="맑은 고딕" w:eastAsia="맑은 고딕" w:hAnsi="맑은 고딕"/>
@@ -2701,7 +2749,97 @@
           <w:sz w:val="20"/>
           <w:szCs w:val="20"/>
         </w:rPr>
-        <w:t xml:space="preserve">(초과 시 HTTP 429로 거부, 4.4절 참조), 4) 스케줄러 대기열에 등록(`enqueue`), 5) 스케줄러가 알고리즘에 따라 `dequeue`, 6) Ollama에 전달해 응답 수신, 7) 클라이언트 반환 및 JSON 이력 기록. 대기열이 남으면 5번부터 반복한다.</w:t>
+        <w:t xml:space="preserve"> (초과 시 HTTP 429로 거부, 4.4절 참조)</w:t>
+      </w:r>
+    </w:p>
+    <w:p>
+      <w:pPr>
+        <w:pStyle w:val="ListParagraph"/>
+        <w:numPr>
+          <w:ilvl w:val="0"/>
+          <w:numId w:val="2"/>
+        </w:numPr>
+        <w:spacing w:after="80" w:line="240"/>
+      </w:pPr>
+      <w:r>
+        <w:rPr>
+          <w:rFonts w:ascii="맑은 고딕" w:cs="맑은 고딕" w:eastAsia="맑은 고딕" w:hAnsi="맑은 고딕"/>
+          <w:color w:val="000000"/>
+          <w:sz w:val="20"/>
+          <w:szCs w:val="20"/>
+        </w:rPr>
+        <w:t xml:space="preserve">스케줄러 대기열에 등록(`enqueue`)</w:t>
+      </w:r>
+    </w:p>
+    <w:p>
+      <w:pPr>
+        <w:pStyle w:val="ListParagraph"/>
+        <w:numPr>
+          <w:ilvl w:val="0"/>
+          <w:numId w:val="2"/>
+        </w:numPr>
+        <w:spacing w:after="80" w:line="240"/>
+      </w:pPr>
+      <w:r>
+        <w:rPr>
+          <w:rFonts w:ascii="맑은 고딕" w:cs="맑은 고딕" w:eastAsia="맑은 고딕" w:hAnsi="맑은 고딕"/>
+          <w:color w:val="000000"/>
+          <w:sz w:val="20"/>
+          <w:szCs w:val="20"/>
+        </w:rPr>
+        <w:t xml:space="preserve">스케줄러가 알고리즘에 따라 `dequeue`</w:t>
+      </w:r>
+    </w:p>
+    <w:p>
+      <w:pPr>
+        <w:pStyle w:val="ListParagraph"/>
+        <w:numPr>
+          <w:ilvl w:val="0"/>
+          <w:numId w:val="2"/>
+        </w:numPr>
+        <w:spacing w:after="80" w:line="240"/>
+      </w:pPr>
+      <w:r>
+        <w:rPr>
+          <w:rFonts w:ascii="맑은 고딕" w:cs="맑은 고딕" w:eastAsia="맑은 고딕" w:hAnsi="맑은 고딕"/>
+          <w:color w:val="000000"/>
+          <w:sz w:val="20"/>
+          <w:szCs w:val="20"/>
+        </w:rPr>
+        <w:t xml:space="preserve">Ollama에 전달해 응답 수신</w:t>
+      </w:r>
+    </w:p>
+    <w:p>
+      <w:pPr>
+        <w:pStyle w:val="ListParagraph"/>
+        <w:numPr>
+          <w:ilvl w:val="0"/>
+          <w:numId w:val="2"/>
+        </w:numPr>
+        <w:spacing w:after="80" w:line="240"/>
+      </w:pPr>
+      <w:r>
+        <w:rPr>
+          <w:rFonts w:ascii="맑은 고딕" w:cs="맑은 고딕" w:eastAsia="맑은 고딕" w:hAnsi="맑은 고딕"/>
+          <w:color w:val="000000"/>
+          <w:sz w:val="20"/>
+          <w:szCs w:val="20"/>
+        </w:rPr>
+        <w:t xml:space="preserve">클라이언트 반환 및 JSON 이력 기록</w:t>
+      </w:r>
+    </w:p>
+    <w:p>
+      <w:pPr>
+        <w:spacing w:after="120" w:line="240"/>
+      </w:pPr>
+      <w:r>
+        <w:rPr>
+          <w:rFonts w:ascii="맑은 고딕" w:cs="맑은 고딕" w:eastAsia="맑은 고딕" w:hAnsi="맑은 고딕"/>
+          <w:color w:val="000000"/>
+          <w:sz w:val="20"/>
+          <w:szCs w:val="20"/>
+        </w:rPr>
+        <w:t xml:space="preserve">대기열이 남으면 5번부터 반복한다.</w:t>
       </w:r>
     </w:p>
     <w:p>
@@ -4626,7 +4764,7 @@
           <w:sz w:val="20"/>
           <w:szCs w:val="20"/>
         </w:rPr>
-        <w:t xml:space="preserve">스케줄러 4종과 Rate Limiter를 모두 구현하여 동작을 확인하였고, 스케줄러별 단위 테스트를 작성·통과시켰다. 환경변수(`SCHEDULER_TYPE`)로 알고리즘을 실시간 전환할 수 있으며, 대기열 상태와 처리 통계를 브라우저에서 확인할 수 있는 웹 대시보드(`public/dashboard.html`)를 함께 구성하여 동일 요청에 대한 알고리즘별 처리 순서를 시각적으로 비교할 수 있도록 하였다.</w:t>
+        <w:t xml:space="preserve">스케줄러 4종과 Rate Limiter를 모두 구현하여 동작을 확인하였고, 스케줄러별 단위 테스트를 작성·통과시켰다. 환경변수(`SCHEDULER_TYPE`)로 알고리즘을 즉시 전환할 수 있으며, 대기열 상태와 처리 통계를 브라우저에서 확인할 수 있는 웹 대시보드(`public/dashboard.html`)를 함께 구성하여 동일 요청에 대한 알고리즘별 처리 순서를 시각적으로 비교할 수 있도록 하였다.</w:t>
       </w:r>
     </w:p>
     <w:p>
@@ -12268,7 +12406,7 @@
           <w:sz w:val="20"/>
           <w:szCs w:val="20"/>
         </w:rPr>
-        <w:t xml:space="preserve">본 프로젝트는 두 가지 면에서 의의가 있다. 첫째, CPU 스케줄링(FCFS, Priority, MLFQ)과 네트워크 자원 배분(WFQ) 알고리즘을 LLM API 환경에 적용해 운영체제 이론의 실제 응용을 확인하였다. 둘째, vLLM·TGI 등 기존 LLM 서빙 도구가 전체 처리량 최적화에 집중하여 사용자별 공정성이나 우선순위 관리를 제공하지 않는다는 점을 확인하였다. 본 프로젝트는 이 부분에 스케줄링 이론을 적용하여 알고리즘별 효과를 비교하였다. 특히 WFQ의 가중치 비례 차등 서비스는 유료 LLM 서비스의 구독 등급 관리에 활용할 가능성을 보여준다. 다만 세 실험을 합산하여도 총 3,020건 규모이므로, 대규모 운영 환경에서도 같은 결과가 나올지는 추가 확인이 필요하다.</w:t>
+        <w:t xml:space="preserve">이 프로젝트는 두 가지 면에서 의의가 있다. 첫째, CPU 스케줄링(FCFS, Priority, MLFQ)과 네트워크 자원 배분(WFQ) 알고리즘을 LLM API 환경에 적용해 운영체제 이론의 실제 응용을 확인하였다. 둘째, vLLM·TGI 등 기존 LLM 서빙 도구가 전체 처리량 최적화에 집중하여 사용자별 공정성이나 우선순위 관리를 제공하지 않는다는 점을 확인하였다. 본 프로젝트는 이 부분에 스케줄링 이론을 적용하여 알고리즘별 효과를 비교하였다. 특히 WFQ의 가중치 비례 차등 서비스는 유료 LLM 서비스의 구독 등급 관리에 활용할 가능성을 보여준다. 다만 세 실험을 합산하여도 총 3,020건 규모이므로, 대규모 운영 환경에서도 같은 결과가 나올지는 추가 확인이 필요하다.</w:t>
       </w:r>
     </w:p>
     <w:p>

--- a/08-final-submission/final-report/final-report.docx
+++ b/08-final-submission/final-report/final-report.docx
@@ -714,7 +714,7 @@
           <w:sz w:val="20"/>
           <w:szCs w:val="20"/>
         </w:rPr>
-        <w:t xml:space="preserve">: 성능은 평균 대기시간과 처리량(req/s, 초당 처리한 요청 수)으로, 공정성은 JFI로 측정한다.</w:t>
+        <w:t xml:space="preserve">: 성능에는 평균 대기시간과 처리량(req/s, 초당 처리한 요청 수)을, 공정성에는 JFI를 사용한다.</w:t>
       </w:r>
     </w:p>
     <w:p>
@@ -2993,7 +2993,7 @@
           <w:sz w:val="20"/>
           <w:szCs w:val="20"/>
         </w:rPr>
-        <w:t xml:space="preserve">소스 코드는 핵심 모듈과 보조 요소로 구성된다 (그림 4). 핵심 모듈은 api(REST 라우터), schedulers(4개 알고리즘), queue(메모리 대기열), storage(JSON 기록), llm(Ollama 호출)이다. 보조 요소로는 index.js(메인 진입점), server.js(Express 서버 구성 모듈), rate-limiter가 있다. `npm start` 실행 시 index.js가 server.js의 `createServer()`를 호출하여 Express 서버를 기동한다.</w:t>
+        <w:t xml:space="preserve">소스 코드는 핵심 모듈과 보조 요소로 구성된다 (그림 4). 핵심 모듈은 api(REST 라우터), schedulers(4개 알고리즘), queue(메모리 대기열), storage(JSON 기록), llm(Ollama 호출)이다. 보조 요소로는 index.js(메인 진입점), server.js(Express 서버 구성 모듈), rate-limiter가 있다. `npm start` 실행 시 index.js가 server.js의 `createServer()`를 호출하여 Express 서버를 시작한다.</w:t>
       </w:r>
     </w:p>
     <w:p>
@@ -4764,7 +4764,7 @@
           <w:sz w:val="20"/>
           <w:szCs w:val="20"/>
         </w:rPr>
-        <w:t xml:space="preserve">스케줄러 4종과 Rate Limiter를 모두 구현하여 동작을 확인하였고, 스케줄러별 단위 테스트를 작성·통과시켰다. 환경변수(`SCHEDULER_TYPE`)로 알고리즘을 즉시 전환할 수 있으며, 대기열 상태와 처리 통계를 브라우저에서 확인할 수 있는 웹 대시보드(`public/dashboard.html`)를 함께 구성하여 동일 요청에 대한 알고리즘별 처리 순서를 시각적으로 비교할 수 있도록 하였다.</w:t>
+        <w:t xml:space="preserve">스케줄러 4종과 Rate Limiter를 모두 구현하여 동작을 확인하였고, 스케줄러별 단위 테스트를 작성·통과시켰다. 환경변수(`SCHEDULER_TYPE`)로 알고리즘을 즉시 전환할 수 있다. 또한 대기열 상태와 처리 통계를 브라우저에서 확인할 수 있는 웹 대시보드(`public/dashboard.html`)를 함께 구성하여, 동일 요청에 대한 알고리즘별 처리 순서를 시각적으로 비교할 수 있도록 하였다.</w:t>
       </w:r>
     </w:p>
     <w:p>
@@ -6656,7 +6656,7 @@
           <w:sz w:val="20"/>
           <w:szCs w:val="20"/>
         </w:rPr>
-        <w:t xml:space="preserve">Short는 최상위 큐에서 완료되고 Medium·Long은 시간 할당량 초과로 하위 큐로 강등되도록 설계하였다. 버스트(Burst, 짧은 시간에 여러 요청이 동시에 몰리는 상황) 도착 패턴은 대기열에 요청이 쌓인 상태에서 스케줄러가 순서를 결정하도록 유도하기 위해 20건 단위로 동시 투입하는 방식으로 구성하였다. 모든 실험에서 요청은 1건씩 순차 처리된다. JFI 계산 방식의 차이는 5.5절에서 다루며, 대규모 환경은 7.2절 향후 연구 과제로 남긴다.</w:t>
+        <w:t xml:space="preserve">Short는 최상위 큐에서 완료되고 Medium·Long은 시간 할당량 초과로 하위 큐로 강등되도록 설계하였다. 버스트(Burst, 짧은 시간에 여러 요청이 동시에 몰리는 상황) 도착 패턴은 대기열에 요청이 쌓인 상태에서 스케줄러가 순서를 결정하도록 유도한다. 본 실험에서는 이를 위해 20건씩 동시에 투입하는 방식으로 구성하였다. 모든 실험에서 요청은 1건씩 순차 처리된다. JFI 계산 방식의 차이는 5.5절에서 다루며, 대규모 환경은 7.2절 향후 연구 과제로 남긴다.</w:t>
       </w:r>
     </w:p>
     <w:p>
@@ -12346,7 +12346,7 @@
           <w:sz w:val="20"/>
           <w:szCs w:val="20"/>
         </w:rPr>
-        <w:t xml:space="preserve">: 짧은 요청 우대 효과가 뛰어나지만 선점형이 필요해 현재 LLM 서빙 환경에서의 효용은 제한적이다. 향후 LLM 서빙에 중단·재개 기능이 추가된다면 활용 가능성이 있다.</w:t>
+        <w:t xml:space="preserve">: 짧은 요청 우대 효과가 뛰어나지만 선점형이 필요해 현재 LLM 서빙 환경에서는 활용 범위가 좁다. 향후 LLM 서빙에 중단·재개 기능이 추가된다면 활용 가능성이 있다.</w:t>
       </w:r>
     </w:p>
     <w:p>
@@ -12507,7 +12507,7 @@
           <w:sz w:val="20"/>
           <w:szCs w:val="20"/>
         </w:rPr>
-        <w:t xml:space="preserve">: 비선점형 환경에서 네 알고리즘의 전체 처리량은 유사하였다. 스케줄러는 순서만 결정할 뿐 처리 속도 자체를 바꾸지 못하기 때문이다. 선점형 MLFQ에서는 짧은 요청 응답시간이 약 73% 감소, 긴 요청은 약 89% 증가하였다. 개선 효과는 5개 시드에서 71.8~74.3% 범위로 일관되게 재현되었다 (시드별 세부는 부록 B). WFQ에서는 Enterprise의 평균 대기시간이 Free의 약 1/12 수준으로 나타났다.</w:t>
+        <w:t xml:space="preserve">: 비선점형 환경에서 네 알고리즘의 전체 처리량은 거의 같았다. 스케줄러는 순서만 결정할 뿐 처리 속도 자체를 바꾸지 못하기 때문이다. 선점형 MLFQ에서는 짧은 요청 응답시간이 약 73% 감소, 긴 요청은 약 89% 증가하였다. 개선 효과는 5개 시드에서 71.8~74.3% 범위로 일관되게 재현되었다 (시드별 세부는 부록 B). WFQ에서는 Enterprise의 평균 대기시간이 Free의 약 1/12 수준으로 나타났다.</w:t>
       </w:r>
     </w:p>
     <w:p>

--- a/08-final-submission/final-report/final-report.docx
+++ b/08-final-submission/final-report/final-report.docx
@@ -1887,7 +1887,7 @@
           <w:sz w:val="20"/>
           <w:szCs w:val="20"/>
         </w:rPr>
-        <w:t xml:space="preserve">은 Express.js [8] 기반 HTTP 서버로, 요청을 받고 스케줄러를 전환하며 통계를 조회하는 역할을 한다. 도착한 요청은 객체로 만든 뒤 Rate Limiter를 거쳐 스케줄러에 전달된다. </w:t>
+        <w:t xml:space="preserve">은 Express.js [8] 기반 HTTP 서버로, 요청을 받고 스케줄러를 전환하며 통계를 제공하는 역할을 한다. 도착한 요청은 객체로 만든 뒤 Rate Limiter를 거쳐 스케줄러에 전달된다. </w:t>
       </w:r>
       <w:r>
         <w:rPr>
@@ -15333,7 +15333,7 @@
           <w:sz w:val="20"/>
           <w:szCs w:val="20"/>
         </w:rPr>
-        <w:t xml:space="preserve">t-검정의 귀무가설(Null Hypothesis, "차이가 없다"고 가정하는 기본 전제)은 "FCFS와 MLFQ의 Short 요청 평균 응답시간이 같다"이다. 자유도(Degrees of Freedom, 독립적으로 변할 수 있는 값의 수로 표본 수에서 1을 뺀 값)는 5개 시드 표본에서 4가 된다. p 값이 0.001 미만이므로, 즉 두 방식의 평균 응답시간이 실제로 다르다고 볼 수 있다. Cohen's d = 20.39는 통상 "큰 효과"의 기준인 0.8을 크게 넘어서는 값으로, 두 방식의 응답시간이 거의 겹치지 않을 만큼 뚜렷한 차이를 보인다는 뜻이다. 시뮬레이션에서는 같은 요청 집합을 두 알고리즘에 각각 적용하므로 네트워크 지연 같은 외부 요인이 거의 없어 효과 크기가 이처럼 크게 나타났으며, 실제 운영 환경에서는 다양한 변동 요인 때문에 효과 크기가 더 작게 나타날 수 있다.</w:t>
+        <w:t xml:space="preserve">t-검정의 귀무가설(Null Hypothesis, "차이가 없다"고 가정하는 기본 전제)은 "FCFS와 MLFQ의 Short 요청 평균 응답시간이 같다"이다. 자유도(Degrees of Freedom, 독립적으로 변할 수 있는 값의 수로 표본 수에서 1을 뺀 값)는 5개 시드 표본에서 4가 된다. p 값이 0.001 미만이므로 두 방식의 평균 응답시간이 실제로 다르다고 볼 수 있다. Cohen's d = 20.39는 통상 "큰 효과"의 기준인 0.8을 크게 넘어서는 값으로, 두 방식의 응답시간이 거의 겹치지 않을 만큼 뚜렷한 차이를 보인다는 뜻이다. 시뮬레이션에서는 같은 요청 집합을 두 알고리즘에 각각 적용하므로 네트워크 지연 같은 외부 요인이 거의 없어 효과 크기가 이처럼 크게 나타났으며, 실제 운영 환경에서는 다양한 변동 요인 때문에 효과 크기가 더 작게 나타날 수 있다.</w:t>
       </w:r>
     </w:p>
     <w:p>

--- a/08-final-submission/final-report/final-report.docx
+++ b/08-final-submission/final-report/final-report.docx
@@ -474,7 +474,7 @@
           <w:sz w:val="20"/>
           <w:szCs w:val="20"/>
         </w:rPr>
-        <w:t xml:space="preserve">ChatGPT, Claude, Gemini 등 대규모 언어 모델(Large Language Model, LLM) 서비스는 주로 API(Application Programming Interface) 형태로 제공된다. 기업이나 연구실에서는 조직 계정 하나를 여러 구성원이 공유하거나 자체 LLM 서버를 운영하는 사례가 늘고 있다.</w:t>
+        <w:t xml:space="preserve">ChatGPT, Claude, Gemini 등 대규모 언어 모델(Large Language Model, LLM) 서비스는 주로 API(Application Programming Interface) 형태로 제공된다. 개별 사용자가 직접 가입해 쓰기도 하지만, 기업이나 연구실에서는 조직 계정 하나를 여러 구성원이 공유하거나 자체 LLM 서버를 운영하는 사례가 늘고 있다.</w:t>
       </w:r>
     </w:p>
     <w:p>
@@ -488,7 +488,7 @@
           <w:sz w:val="20"/>
           <w:szCs w:val="20"/>
         </w:rPr>
-        <w:t xml:space="preserve">다중 사용자 환경에서는 요청을 어떻게 관리할지가 문제이다. OpenAI는 조직(Organization) 단위로 분당 요청 수·토큰 수 한도를 두고 [1], Anthropic은 사용 등급별 호출 한도를 적용한다 [2]. 이 한도가 조직 단위로 적용되므로, 구성원들이 한정된 호출 한도를 어떻게 나누어 쓸지는 별도로 관리해야 한다. 자체 LLM 서버도 동시 처리 수가 제한되어 같은 문제가 발생한다. 별도 관리 기능이 없으면 도착 순서대로 처리하거나 단순한 호출 횟수 제한만 거는 수준에 그친다. 이 경우 긴급한 요청이 뒤로 밀리고, 사용자별 차등 배분도 어렵다.</w:t>
+        <w:t xml:space="preserve">다중 사용자 환경에서는 요청을 어떻게 관리할지가 문제이다. OpenAI는 조직(Organization) 단위로 분당 요청 수·토큰 수 한도를 두고 [1], Anthropic은 사용 등급별 호출 한도를 적용한다 [2]. 한도는 조직 단위로 묶여 있으므로, 구성원끼리 그것을 어떻게 나누어 쓸지는 운영자가 따로 정해야 한다. 자체 LLM 서버도 동시 처리 수가 제한되어 같은 문제가 생긴다. 별도 관리 기능이 없으면 도착 순서대로 처리하거나 호출 횟수만 제한하는 수준에 머무른다. 그러면 긴급한 요청이 뒤로 밀리고, 사용자별 차등 배분도 어려워진다.</w:t>
       </w:r>
     </w:p>
     <w:p>
@@ -779,7 +779,7 @@
           <w:sz w:val="20"/>
           <w:szCs w:val="20"/>
         </w:rPr>
-        <w:t xml:space="preserve">이 장에서는 본 프로젝트에서 활용한 스케줄링 알고리즘의 이론적 배경, 기존 LLM 서빙 도구의 현황, 그리고 공정성 측정 방법을 살펴본다.</w:t>
+        <w:t xml:space="preserve">이 장에서 다루는 내용은 세 가지이다. 본 프로젝트에서 사용한 스케줄링 알고리즘의 이론, 기존 LLM 서빙 도구의 동작 방식, 그리고 자원 배분의 공정성을 측정하는 방법이다.</w:t>
       </w:r>
     </w:p>
     <w:p>
@@ -907,7 +907,7 @@
           <w:sz w:val="20"/>
           <w:szCs w:val="20"/>
         </w:rPr>
-        <w:t xml:space="preserve">는 도착 순서대로 처리하는 가장 단순한 스케줄링 방식이며, 운영체제의 일괄 처리 시대부터 사용된 고전 기법이다. 새 요청이 도착하면 대기열의 맨 뒤에 추가되고, 처리는 항상 맨 앞 요청부터 시작된다. 한 요청이 처리되는 동안 다른 요청은 끼어들 수 없으며 비선점형으로만 동작한다. 구현이 매우 쉽고 별도 자료구조도 필요하지 않다. 모든 요청이 결국 처리되므로 기아(Starvation, 특정 요청이 영원히 처리되지 못하는 현상)가 발생하지 않는다. 다만 긴 요청이 앞에 있으면 뒤의 짧은 요청들이 모두 지연되는 호위 효과(Convoy Effect)가 발생한다 [3]. 또한 우선순위나 등급을 고려하지 않아 긴급 요청을 빠르게 처리할 수 없다. 본 프로젝트에서는 다른 알고리즘과 비교하기 위한 기준선으로 사용한다.</w:t>
+        <w:t xml:space="preserve">는 도착 순서대로 처리하는 가장 단순한 스케줄링 방식이며, 운영체제의 일괄 처리 시대부터 사용된 고전 기법이다. 새 요청이 도착하면 대기열의 맨 뒤에 추가되고, 처리는 항상 맨 앞 요청부터 시작된다. 한 요청이 처리되는 동안 다른 요청은 끼어들 수 없으며 비선점형으로만 동작한다. 구현이 매우 쉽고 별도 자료구조도 필요 없다. 어느 요청이든 차례가 오기 마련이므로 기아(Starvation, 특정 요청이 영원히 처리되지 못하는 현상)는 일어나지 않는다. 다만 긴 요청이 앞에 있으면 뒤에 있는 짧은 요청들이 모두 지연되는 호위 효과(Convoy Effect)가 생긴다 [3]. 우선순위나 등급은 고려하지 않으므로 긴급 요청을 따로 빠르게 처리하지 못한다. 이 알고리즘은 다른 세 알고리즘과 비교할 때 기준선 역할을 맡는다.</w:t>
       </w:r>
     </w:p>
     <w:p>
@@ -932,7 +932,7 @@
           <w:sz w:val="20"/>
           <w:szCs w:val="20"/>
         </w:rPr>
-        <w:t xml:space="preserve">은 각 요청에 우선순위를 부여하여 긴급한 요청을 먼저 처리하는 알고리즘이다. 운영체제에서는 시스템 프로세스나 인터럽트 처리에 우선권을 주기 위해 폭넓게 사용된다. 대기열에서 요청을 꺼낼 때 가장 높은 우선순위의 요청을 먼저 선택하며, 같은 우선순위 요청들 사이에서는 도착 순서대로 처리한다. 구현은 우선순위 큐(Priority Queue) 자료구조를 사용하면 단순하게 만들 수 있다. 단점은 낮은 우선순위 요청이 계속 밀려나 처리되지 못하는 기아 현상이 발생할 수 있다는 점이다. 이를 막기 위해 오래 기다린 요청의 우선순위를 점차 올려주는 에이징(Aging) 기법을 적용하였다 [3]. 또한 긴급도를 사람이 직접 지정해야 하므로 자동 분류는 어렵다. 본 프로젝트에서는 LLM API에서 사용자가 요청 단위로 긴급도를 지정할 수 있는 상황에 적합한 알고리즘으로 채택하였다.</w:t>
+        <w:t xml:space="preserve">은 각 요청에 우선순위를 부여하여 긴급한 요청을 먼저 처리하는 알고리즘이다. 운영체제에서는 시스템 프로세스나 인터럽트 처리에 우선권을 주기 위해 폭넓게 사용된다. 대기열에서 요청을 꺼낼 때 가장 높은 우선순위의 요청을 먼저 선택하며, 같은 우선순위 요청들 사이에서는 도착 순서대로 처리한다. 구현은 우선순위 큐(Priority Queue) 자료구조를 쓰면 단순해진다. 낮은 우선순위 요청은 계속 밀려나 끝내 처리되지 못하는 기아 현상에 빠질 수 있다는 단점이 있다. 이를 막으려고 오래 기다린 요청의 우선순위를 점차 올려주는 에이징(Aging) 기법을 적용하였다 [3]. 단, 긴급도를 사람이 직접 지정해야 하므로 자동 분류는 어렵다. 사용자가 요청마다 긴급도를 지정할 수 있는 LLM API 환경에 잘 맞아 채택하였다.</w:t>
       </w:r>
     </w:p>
     <w:p>
@@ -957,7 +957,7 @@
           <w:sz w:val="20"/>
           <w:szCs w:val="20"/>
         </w:rPr>
-        <w:t xml:space="preserve">는 여러 단계의 대기열을 두고 작업 특성에 따라 우선순위를 자동으로 조정하는 알고리즘이다. 어떤 요청이 짧은지 미리 모르더라도 실행 시간을 관찰하여 자동으로 분류할 수 있다는 점이 가장 큰 특징이다. 새 요청은 최상위 큐에 들어가고, 시간 할당량(Time Quantum, 한 번에 쓸 수 있는 최대 시간) 안에 끝나지 않으면 하위 큐로 내려간다 [3]. 상위 큐가 비어 있을 때만 하위 큐의 요청이 처리되므로, 짧은 요청은 빠르게 끝나고 긴 요청은 아래로 밀린다. 하위 큐로만 계속 밀리면 기아 상태가 되므로, 일정 주기로 모든 요청을 다시 최상위 큐로 끌어올리는 부스팅(Boosting) 규칙을 적용한다. 짧은 요청의 응답 속도가 빠르고 작업 특성을 미리 알 필요가 없어 범용성이 높다는 장점이 있다. 단점은 시간 할당량 단위로 실행을 중단·재개할 수 있는 환경에서만 효과가 있다는 점으로, 추론 중단이 불가능한 LLM 서빙 도구에서는 적용에 제약이 있다. 본 프로젝트에서는 시뮬레이션과 실서버 양쪽에서 선점형·비선점형을 모두 비교하여 이론적 효과와 실용적 한계를 함께 확인한다.</w:t>
+        <w:t xml:space="preserve">는 여러 단계의 대기열을 두고 작업 특성에 따라 우선순위를 자동으로 조정하는 알고리즘이다. 이 알고리즘의 가장 큰 특징은, 어떤 요청이 짧은지 미리 모르더라도 실행 시간을 관찰해 자동으로 분류한다는 점이다. 새 요청은 최상위 큐에 들어가고, 시간 할당량(Time Quantum, 한 번에 쓸 수 있는 최대 시간) 안에 끝나지 않으면 하위 큐로 내려간다 [3]. 처리할 때는 상위 큐가 비어 있을 때만 하위 큐를 본다. 그래서 짧은 요청은 빠르게 끝나고 긴 요청은 점점 아래로 밀린다. 하위 큐로만 계속 밀리면 기아 상태가 되므로, 일정 주기로 모든 요청을 다시 최상위 큐로 끌어올리는 부스팅(Boosting) 규칙을 두었다. 짧은 요청의 응답 속도가 빠르고 작업 특성을 미리 알 필요가 없어 범용성이 높다는 점이 장점이다. 반면 시간 할당량 단위로 실행을 중단·재개할 수 있어야만 효과가 나타나므로, 추론 중단이 불가능한 LLM 서빙 도구에서는 적용에 제약이 있다. 이론적 효과와 실용적 한계를 모두 살펴보고자 시뮬레이션에서는 선점형·비선점형을 함께 비교하고, 실서버에서는 비선점형만 적용하였다.</w:t>
       </w:r>
     </w:p>
     <w:p>
@@ -982,7 +982,7 @@
           <w:sz w:val="20"/>
           <w:szCs w:val="20"/>
         </w:rPr>
-        <w:t xml:space="preserve">는 네트워크 라우터에서 한정된 대역폭을 여러 흐름이 공평하게 나누어 쓰도록 만들어진 알고리즘이다 [4]. 본래 목적은 네트워크 트래픽의 QoS(Quality of Service, 서비스 품질 차등 제공) 보장이며, 인터넷 라우터에 널리 쓰인다. 자원을 완벽히 공평하게 나누는 이상적 모델인 GPS(Generalized Processor Sharing)를 비슷하게 만들어 구현하기 위해, 각 요청에 가상 완료 시각(Virtual Finish Time, VFT)을 부여한다. 가상 완료 시각이 가장 작은 요청부터 처리하며, 가중치가 큰 사용자의 VFT는 천천히 증가해 결과적으로 더 자주 처리된다. 가중치 비율에 따라 자원을 비례 배분하므로 사용자별 차등 서비스를 자연스럽게 구현할 수 있다. 또한 처리 중단 없이도 차등이 가능하므로 비선점형 환경에도 적용할 수 있어, Ollama와 같이 추론 중단이 불가능한 LLM 서빙 도구에서도 사용할 수 있다. 단점은 모든 요청에 대해 VFT를 계산하고 정렬해야 하므로 단순 큐보다 연산 비용이 크다는 점이다. 본 프로젝트에서는 구독 등급 기반 차등 서비스를 구현하는 알고리즘으로 사용하며, 구체적 VFT 계산은 4.3절에서 설명한다.</w:t>
+        <w:t xml:space="preserve">는 네트워크 라우터에서 한정된 대역폭을 여러 흐름이 공평하게 나누어 쓰도록 만들어진 알고리즘이다 [4]. 본래 목적은 네트워크 트래픽의 QoS(Quality of Service) 보장이며, 인터넷 라우터에 널리 쓰인다. 자원을 완벽히 공평하게 나누는 이상적 모델인 GPS(Generalized Processor Sharing)에 가깝게 동작하도록, 각 요청에 가상 완료 시각(Virtual Finish Time, VFT)을 부여한다. 가상 완료 시각이 가장 작은 요청부터 처리하며, 가중치가 큰 사용자의 VFT는 천천히 증가해 결과적으로 더 자주 처리된다. 가중치 비율에 따라 자원을 비례 배분하므로 사용자별 차등 서비스를 자연스럽게 구현할 수 있다. 처리 중단 없이도 가중치 차등이 작동하므로 비선점형 환경에 적용할 수 있다. 덕분에 Ollama처럼 추론 중단이 불가능한 LLM 서빙 도구에서도 쓸 수 있다. 다만 모든 요청에 대해 VFT를 계산하고 정렬해야 하므로 단순 큐보다 연산 비용이 크다. 구독 등급별 차등 서비스를 구현할 알고리즘으로 사용하였으며, 자세한 VFT 계산은 4.3절에서 다룬다.</w:t>
       </w:r>
     </w:p>
     <w:p>
@@ -1026,7 +1026,7 @@
           <w:sz w:val="20"/>
           <w:szCs w:val="20"/>
         </w:rPr>
-        <w:t xml:space="preserve">이들 도구는 모두 다중 사용자 환경에서의 우선순위 관리나 공정성 보장 기능을 제공하지 않고, 전체 처리량을 높이는 데 집중한다. OpenAI [1]와 Anthropic [2]의 상용 API도 조직 단위의 분당 한도만 제공할 뿐 조직 내부에서 사용자별 차등이나 우선순위 처리는 지원하지 않는다. 즉 "어떤 사용자를 먼저 처리할 것인가"는 서비스 운영자가 별도로 구현해야 하는 부분이며, 본 프로젝트는 이 부분에 스케줄링 이론을 적용하였다.</w:t>
+        <w:t xml:space="preserve">이들 도구는 다중 사용자 환경의 우선순위 관리나 공정성 보장 기능을 따로 두지 않으며, 초점은 전체 처리량을 높이는 데 있다. OpenAI [1]와 Anthropic [2]의 상용 API도 조직 단위의 분당 한도만 제공할 뿐 조직 내부에서 사용자별 차등이나 우선순위 처리는 지원하지 않는다. 결국 "어떤 사용자를 먼저 처리할 것인가"는 서비스 운영자의 몫이며, 본 프로젝트가 이 자리에 스케줄링 이론을 끌어와 적용하였다.</w:t>
       </w:r>
     </w:p>
     <w:p>
@@ -1087,7 +1087,7 @@
           <w:sz w:val="20"/>
           <w:szCs w:val="20"/>
         </w:rPr>
-        <w:t xml:space="preserve">xi는 사용자 i의 자원량, n은 사용자 수이다. 모두 동일 배분이면 1, 한 명이 독점하면 1/n에 가까워진다(예: 4명 중 한 명 독점 시 0.25). 스케줄링 맥락에서는 xi 자리에 사용자별 대기시간(값이 작을수록 좋음)이나 처리 건수(값이 클수록 좋음) 같은 값을 넣어 공정성을 측정한다. 본 프로젝트에서도 실험 목적에 따라 두 기준을 구분해 사용하였다 (5.5절). 공정성 지표에는 JFI 외에 최대-최소 공정성(Max-Min Fairness, 가장 불리한 사용자의 몫을 극대화하는 기준)이나 비례 공정성(Proportional Fairness, 각 사용자의 만족도를 종합적으로 높이는 기준) 등이 있다 [4]. 본 프로젝트에서는 계산이 간단하고 단일 수치로 비교가 용이한 JFI를 선택하였다. 다만 WFQ처럼 가중치로 일부러 차이를 두는 방식에서는 단순 처리 건수로 JFI를 계산하면 "가중치대로 처리되었는가"를 판단할 수 없다. 그래서 xi 자리에 "처리 건수 ÷ 가중치"를 넣어 계산한 정규화(가중치 차이를 상쇄해 비교 기준을 맞추는 것) JFI를 사용하며, 본 프로젝트에서도 WFQ에는 이 방식을 적용하였다 (5.5절).</w:t>
+        <w:t xml:space="preserve">xi는 사용자 i의 자원량, n은 사용자 수이다. 모두 동일 배분이면 1, 한 명이 독점하면 1/n에 가까워진다(예: 4명 중 한 명 독점 시 0.25). 스케줄링 맥락에서는 xi 자리에 사용자별 대기시간(값이 작을수록 좋음)이나 처리 건수(값이 클수록 좋음) 같은 값을 넣어 공정성을 측정한다. 실험 목적에 따라 두 기준을 구분해 사용하였다 (5.5절). 공정성 지표는 JFI 외에도 최대-최소 공정성(Max-Min Fairness, 가장 불리한 사용자의 몫을 극대화하는 기준)이나 비례 공정성(Proportional Fairness, 각 사용자의 만족도를 종합적으로 높이는 기준) 등이 있다 [4]. 그 가운데 계산이 간단하고 단일 수치로 비교하기 좋다는 점에서 JFI를 골랐다. 다만 WFQ처럼 가중치로 일부러 차이를 두는 방식에서는 단순 처리 건수로 JFI를 계산하면 "가중치대로 처리되었는가"를 판단할 수 없다. 그래서 xi 자리에 "처리 건수 ÷ 가중치"를 넣어 계산한 정규화(가중치 차이를 상쇄해 비교 기준을 맞추는 것) JFI를 사용한다. 본 보고서의 WFQ에도 이 방식을 적용하였다 (5.5절).</w:t>
       </w:r>
     </w:p>
     <w:p>
@@ -1101,7 +1101,7 @@
           <w:sz w:val="20"/>
           <w:szCs w:val="20"/>
         </w:rPr>
-        <w:t xml:space="preserve">다음 장에서는 이러한 이론을 LLM API 요청 관리에 적용한 시스템 설계를 설명한다.</w:t>
+        <w:t xml:space="preserve">이러한 이론적 토대 위에서, 다음 장에서는 시스템 설계를 다룬다.</w:t>
       </w:r>
     </w:p>
     <w:p>
@@ -1152,7 +1152,7 @@
           <w:sz w:val="20"/>
           <w:szCs w:val="20"/>
         </w:rPr>
-        <w:t xml:space="preserve">본 시스템의 기본 아이디어는 OS에서 프로세스가 CPU를 할당받기 위해 준비 큐에서 대기하는 구조와 같이, LLM API 요청도 대기열에서 순서를 기다리는 구조로 만드는 것이다 (표 1).</w:t>
+        <w:t xml:space="preserve">본 시스템의 기본 아이디어는 OS의 프로세스 준비 큐 구조에서 가져왔다. 프로세스가 CPU를 할당받기 위해 준비 큐에서 대기하듯, LLM API 요청도 대기열에서 순서를 기다리는 구조로 두었다 (표 1).</w:t>
       </w:r>
     </w:p>
     <w:p>
@@ -1887,7 +1887,7 @@
           <w:sz w:val="20"/>
           <w:szCs w:val="20"/>
         </w:rPr>
-        <w:t xml:space="preserve">은 Express.js [8] 기반 HTTP 서버로, 요청을 받고 스케줄러를 전환하며 통계를 제공하는 역할을 한다. 도착한 요청은 객체로 만든 뒤 Rate Limiter를 거쳐 스케줄러에 전달된다. </w:t>
+        <w:t xml:space="preserve">은 Express.js [8] 기반 HTTP 서버이며, 요청을 받고 스케줄러를 전환하고 통계를 제공한다. 도착한 요청은 객체로 만들어진 뒤 Rate Limiter를 거쳐 스케줄러에 전달된다. </w:t>
       </w:r>
       <w:r>
         <w:rPr>
@@ -1907,7 +1907,7 @@
           <w:sz w:val="20"/>
           <w:szCs w:val="20"/>
         </w:rPr>
-        <w:t xml:space="preserve">은 네 알고리즘이 공통 인터페이스(enqueue/dequeue)를 구현하여 환경변수로 선택된 알고리즘에 따라 처리 순서를 결정한다. </w:t>
+        <w:t xml:space="preserve">에서는 네 알고리즘이 공통 인터페이스(enqueue/dequeue)를 구현하며, 환경변수로 선택된 알고리즘에 따라 처리 순서가 정해진다. </w:t>
       </w:r>
       <w:r>
         <w:rPr>
@@ -1927,7 +1927,7 @@
           <w:sz w:val="20"/>
           <w:szCs w:val="20"/>
         </w:rPr>
-        <w:t xml:space="preserve">은 메모리 큐로 요청을 관리하고 JSON 파일로 처리 이력을 기록하며, LLM 호출은 로컬의 Ollama로 수행한다.</w:t>
+        <w:t xml:space="preserve">은 메모리 큐로 요청을 관리하고 JSON 파일로 처리 이력을 기록한다. 실제 LLM 호출은 로컬의 Ollama로 수행한다.</w:t>
       </w:r>
     </w:p>
     <w:p>
@@ -2531,7 +2531,7 @@
           <w:sz w:val="20"/>
           <w:szCs w:val="20"/>
         </w:rPr>
-        <w:t xml:space="preserve">두 개념은 독립적이어서 Enterprise 사용자가 LOW 우선순위 요청을 보낼 수 있다. FCFS와 MLFQ는 우선순위·등급과 무관하게 동작한다.</w:t>
+        <w:t xml:space="preserve">두 개념은 서로 독립적이어서 Enterprise 사용자가 LOW 우선순위 요청을 보낼 수도 있다. FCFS와 MLFQ는 우선순위·등급과 무관하게 동작한다.</w:t>
       </w:r>
     </w:p>
     <w:p>
@@ -2561,7 +2561,7 @@
           <w:sz w:val="20"/>
           <w:szCs w:val="20"/>
         </w:rPr>
-        <w:t xml:space="preserve">실서버 환경에서는 Ollama 등 대부분의 LLM 서빙 도구가 추론 중단을 지원하지 않으므로, 본 시스템도 비선점형(Non-preemptive, 실행 중인 요청을 끝까지 처리하고 중단하지 않는 방식)으로 동작하도록 구현하였다. MLFQ의 이론적 효과 확인을 위해 선점형(Preemptive, 할당량 소진 시 실행 중인 요청을 중단하고 다른 요청으로 교체하는 방식, 500ms 간격 할당량 확인)은 시뮬레이션에만 추가 구현하였다 (5.3절). 각 알고리즘의 세부 설정은 다음과 같다.</w:t>
+        <w:t xml:space="preserve">Ollama를 비롯한 대부분의 LLM 서빙 도구가 추론 중단을 지원하지 않는다. 그래서 본 시스템도 비선점형(Non-preemptive, 실행 중인 요청을 끝까지 처리하고 중단하지 않는 방식)으로 동작하도록 구현하였다. 다만 MLFQ의 이론적 효과를 확인하려고 선점형(Preemptive, 할당량 소진 시 실행 중인 요청을 중단하고 다른 요청으로 교체하는 방식, 500ms 간격 할당량 확인)은 시뮬레이션에만 추가 구현하였다 (5.3절). 각 알고리즘의 세부 설정은 다음과 같다.</w:t>
       </w:r>
     </w:p>
     <w:p>
@@ -2963,7 +2963,7 @@
           <w:sz w:val="20"/>
           <w:szCs w:val="20"/>
         </w:rPr>
-        <w:t xml:space="preserve">런타임은 Node.js 22 LTS [9], 웹 프레임워크는 Express.js 4.18 [8], 언어는 JavaScript(ES2024), LLM 실행 도구로는 로컬 Ollama [10]를 사용하였다. 저장소는 메모리 큐와 JSON 파일로 구성하였으며, 외부 라이브러리 의존성은 express 1개이다. 외부 라이브러리를 최소화하고 스케줄링 알고리즘을 직접 구현하여 학습 효과를 높이는 것을 목표로 하였다. Ollama의 순차 처리·비중단 특성은 비선점형 설계와 부합하여 실서버 실험에 활용하였다 (5.4절).</w:t>
+        <w:t xml:space="preserve">런타임은 Node.js 22 LTS [9], 웹 프레임워크는 Express.js 4.18 [8], 언어는 JavaScript(ES2024)를 사용하였다. LLM 실행에는 로컬 Ollama [10]를 썼고, 저장소는 메모리 큐와 JSON 파일로 구성하였다. 외부 라이브러리 의존성은 express 1개뿐이다. 외부 라이브러리를 최소화하고 스케줄링 알고리즘을 직접 구현해 학습 효과를 높이는 것이 목표였다. Ollama의 순차 처리·비중단 특성은 비선점형 설계와 잘 맞아 실서버 실험에 사용하였다 (5.4절).</w:t>
       </w:r>
     </w:p>
     <w:p>
@@ -2993,7 +2993,7 @@
           <w:sz w:val="20"/>
           <w:szCs w:val="20"/>
         </w:rPr>
-        <w:t xml:space="preserve">소스 코드는 핵심 모듈과 보조 요소로 구성된다 (그림 4). 핵심 모듈은 api(REST 라우터), schedulers(4개 알고리즘), queue(메모리 대기열), storage(JSON 기록), llm(Ollama 호출)이다. 보조 요소로는 index.js(메인 진입점), server.js(Express 서버 구성 모듈), rate-limiter가 있다. `npm start` 실행 시 index.js가 server.js의 `createServer()`를 호출하여 Express 서버를 시작한다.</w:t>
+        <w:t xml:space="preserve">소스 코드는 핵심 모듈과 보조 요소로 구성된다 (그림 4). 핵심 모듈은 다섯 가지로, api(REST 라우터), schedulers(4개 알고리즘), queue(메모리 대기열), storage(JSON 기록), llm(Ollama 호출)이다. 보조 요소에는 index.js(메인 진입점), server.js(Express 서버 구성 모듈), rate-limiter가 있다. `npm start`로 실행하면 index.js가 server.js의 `createServer()`를 호출해 Express 서버를 띄운다.</w:t>
       </w:r>
     </w:p>
     <w:p>
@@ -4019,7 +4019,7 @@
           <w:sz w:val="20"/>
           <w:szCs w:val="20"/>
         </w:rPr>
-        <w:t xml:space="preserve">위 코드는 실서버에도 적용되는 비선점형 구현이다. 선점형 MLFQ는 시뮬레이션 전용으로 `run-multi-seed.js`에 별도 구현하였으며, 500ms 간격으로 실행 시간을 확인해 할당량 초과 시 하위 큐로 이동시키고 5초 주기 부스팅으로 하위 큐 기아를 방지한다.</w:t>
+        <w:t xml:space="preserve">위 코드는 실서버에도 적용되는 비선점형 구현이다. 선점형 MLFQ는 시뮬레이션 전용으로 `run-multi-seed.js`에 따로 구현하였다. 500ms 간격으로 실행 시간을 확인해 할당량 초과 시 하위 큐로 옮기며, 5초 주기 부스팅으로 하위 큐의 기아를 막는다.</w:t>
       </w:r>
     </w:p>
     <w:p>
@@ -4394,7 +4394,7 @@
           <w:sz w:val="20"/>
           <w:szCs w:val="20"/>
         </w:rPr>
-        <w:t xml:space="preserve">Rate Limiter는 스케줄링 비교 대상이 아닌 요청 진입 관리 전처리 단계이며, 스케줄러와 독립적으로 동작한다. 토큰 버킷(Token Bucket, 일정 시간마다 요청 권한인 토큰이 새로 발급되고 요청이 들어올 때마다 토큰 하나씩 소모하는 방식) 방식으로 구현하였다. 구독 등급별 분당 허용 수(표 4)를 제한하고, 토큰이 없으면 HTTP 429(Too Many Requests, 요청 한도 초과를 알리는 표준 응답 코드) [11]로 거부한다.</w:t>
+        <w:t xml:space="preserve">Rate Limiter는 스케줄링 비교 대상이 아니라 요청 진입을 관리하는 전처리 단계이며, 스케줄러와 독립적으로 동작한다. 토큰 버킷(Token Bucket, 일정 시간마다 요청 권한인 토큰이 새로 발급되고 요청이 들어올 때마다 토큰 하나씩 소모하는 방식) 방식으로 만들었다. 구독 등급별 분당 허용 수(표 4)를 제한하고, 토큰이 없으면 HTTP 429(Too Many Requests, 요청 한도 초과를 알리는 표준 응답 코드) [11]로 거부한다.</w:t>
       </w:r>
     </w:p>
     <w:p>
@@ -4764,7 +4764,7 @@
           <w:sz w:val="20"/>
           <w:szCs w:val="20"/>
         </w:rPr>
-        <w:t xml:space="preserve">스케줄러 4종과 Rate Limiter를 모두 구현하여 동작을 확인하였고, 스케줄러별 단위 테스트를 작성·통과시켰다. 환경변수(`SCHEDULER_TYPE`)로 알고리즘을 즉시 전환할 수 있다. 또한 대기열 상태와 처리 통계를 브라우저에서 확인할 수 있는 웹 대시보드(`public/dashboard.html`)를 함께 구성하여, 동일 요청에 대한 알고리즘별 처리 순서를 시각적으로 비교할 수 있도록 하였다.</w:t>
+        <w:t xml:space="preserve">스케줄러 4종과 Rate Limiter를 모두 구현해 동작을 확인하였고, 스케줄러별 단위 테스트도 작성·통과시켰다. 환경변수(`SCHEDULER_TYPE`)만 바꾸면 알고리즘을 즉시 전환할 수 있다. 대기열 상태와 처리 통계를 브라우저에서 확인할 수 있도록 웹 대시보드(`public/dashboard.html`)도 함께 만들었다. 동일 요청을 알고리즘별로 어떻게 처리하는지 눈으로 비교할 수 있다.</w:t>
       </w:r>
     </w:p>
     <w:p>
@@ -4815,7 +4815,7 @@
           <w:sz w:val="20"/>
           <w:szCs w:val="20"/>
         </w:rPr>
-        <w:t xml:space="preserve">실험은 기본 실험, MLFQ 선점형 실험, 실서버 실험 세 가지로 구분되며, 전체 구조는 그림 5, 실험별 주요 설정은 표 5와 같다. 앞의 두 실험은 시간 기반 시뮬레이션, 실서버 실험은 Ollama를 활용한 실제 LLM 호출로 수행하였다. 시뮬레이션은 요청에 처리 시간을 미리 지정한 뒤 스케줄러가 결정한 순서대로 한 건씩 처리하는 방식이다. 네트워크 지연이나 LLM 상태 변동이 없으므로 알고리즘 자체의 특성만 비교할 수 있다. 반복 실험에는 고정 시드(Seed, 난수 생성의 초기값이며 같은 시드로 실행하면 같은 요청 패턴을 다시 만들 수 있다)를 사용해 같은 결과를 다시 얻을 수 있도록 하였다.</w:t>
+        <w:t xml:space="preserve">실험은 세 갈래로 나뉜다. 기본 실험, MLFQ 선점형 실험, 그리고 실서버 실험이다. 전체 구조는 그림 5, 실험별 주요 설정은 표 5에 정리하였다. 앞의 두 실험은 시간 기반 시뮬레이션이고, 실서버 실험은 Ollama로 실제 LLM을 호출해 진행하였다. 시뮬레이션은 요청에 처리 시간을 미리 지정해두고 스케줄러가 결정한 순서대로 한 건씩 처리하는 방식이다. 네트워크 지연이나 LLM 상태 변동이 없어 알고리즘 자체의 특성만 비교할 수 있다. 반복 실험에는 고정 시드(Seed, 난수 생성의 초기값이며 같은 시드로 실행하면 같은 요청 패턴을 다시 만들 수 있다)를 써서 같은 결과를 다시 얻도록 하였다.</w:t>
       </w:r>
     </w:p>
     <w:p>
@@ -6656,7 +6656,7 @@
           <w:sz w:val="20"/>
           <w:szCs w:val="20"/>
         </w:rPr>
-        <w:t xml:space="preserve">Short는 최상위 큐에서 완료되고 Medium·Long은 시간 할당량 초과로 하위 큐로 강등되도록 설계하였다. 버스트(Burst, 짧은 시간에 여러 요청이 동시에 몰리는 상황) 도착 패턴은 대기열에 요청이 쌓인 상태에서 스케줄러가 순서를 결정하도록 유도한다. 본 실험에서는 이를 위해 20건씩 동시에 투입하는 방식으로 구성하였다. 모든 실험에서 요청은 1건씩 순차 처리된다. JFI 계산 방식의 차이는 5.5절에서 다루며, 대규모 환경은 7.2절 향후 연구 과제로 남긴다.</w:t>
+        <w:t xml:space="preserve">Short는 최상위 큐에서 완료되고 Medium·Long은 시간 할당량 초과로 하위 큐로 강등되도록 설계하였다. 버스트(Burst, 짧은 시간에 여러 요청이 동시에 몰리는 상황) 도착 패턴은 대기열에 요청이 쌓인 상태에서 스케줄러가 순서를 결정하도록 유도한다. 이를 위해 20건씩 동시에 투입하였다. 모든 실험에서 요청은 1건씩 순차 처리된다. JFI 계산 방식의 차이는 5.5절에서 다루며, 대규모 환경은 향후 연구 과제로 남긴다 (7.2절).</w:t>
       </w:r>
     </w:p>
     <w:p>
@@ -7334,7 +7334,7 @@
           <w:sz w:val="20"/>
           <w:szCs w:val="20"/>
         </w:rPr>
-        <w:t xml:space="preserve">"대기시간(wait time)"은 요청이 대기열에 들어간 시점부터 처리가 시작된 시점까지이다. 5.3절의 선점형 MLFQ 비교에서는 처리가 여러 번 중단·재개되므로 "응답시간(도착부터 완료까지)"을 사용한다.</w:t>
+        <w:t xml:space="preserve">"대기시간(wait time)"은 요청이 대기열에 들어간 시점부터 처리가 시작된 시점까지이다. 단, 5.3절의 선점형 MLFQ 비교에서는 처리가 여러 번 중단·재개되므로 "응답시간(도착부터 완료까지)"으로 단위를 바꾼다.</w:t>
       </w:r>
     </w:p>
     <w:p>
@@ -7417,22 +7417,31 @@
       <w:r>
         <w:rPr>
           <w:rFonts w:ascii="맑은 고딕" w:cs="맑은 고딕" w:eastAsia="맑은 고딕" w:hAnsi="맑은 고딕"/>
+          <w:color w:val="000000"/>
+          <w:sz w:val="20"/>
+          <w:szCs w:val="20"/>
+        </w:rPr>
+        <w:t xml:space="preserve">FCFS에서는 도착 순서대로 처리되어 네 명이 대기시간을 고르게 부담하였다 (JFI = 1.000). Priority는 처리 순서가 바뀌었지만 전체 평균은 FCFS와 거의 같았다(약 216ms 차이). 우선순위 큐는 단순 FIFO보다 삽입·추출에 약간 더 많은 계산이 들어가는데, 이 차이가 평균에 살짝 반영된 것으로 보인다. 거기에 처리 시간이 짧아(10~100ms) 에이징이 작동하기 전에 처리가 끝나서 우선순위 효과 자체는 거의 드러나지 않았다. </w:t>
+      </w:r>
+      <w:r>
+        <w:rPr>
+          <w:rFonts w:ascii="맑은 고딕" w:cs="맑은 고딕" w:eastAsia="맑은 고딕" w:hAnsi="맑은 고딕"/>
           <w:b/>
           <w:bCs/>
           <w:color w:val="000000"/>
           <w:sz w:val="20"/>
           <w:szCs w:val="20"/>
         </w:rPr>
-        <w:t xml:space="preserve">FCFS</w:t>
-      </w:r>
-      <w:r>
-        <w:rPr>
-          <w:rFonts w:ascii="맑은 고딕" w:cs="맑은 고딕" w:eastAsia="맑은 고딕" w:hAnsi="맑은 고딕"/>
-          <w:color w:val="000000"/>
-          <w:sz w:val="20"/>
-          <w:szCs w:val="20"/>
-        </w:rPr>
-        <w:t xml:space="preserve">는 도착 순서대로 처리되어 네 명이 대기시간을 고르게 부담하였다 (JFI = 1.000). </w:t>
+        <w:t xml:space="preserve">MLFQ(비선점형)</w:t>
+      </w:r>
+      <w:r>
+        <w:rPr>
+          <w:rFonts w:ascii="맑은 고딕" w:cs="맑은 고딕" w:eastAsia="맑은 고딕" w:hAnsi="맑은 고딕"/>
+          <w:color w:val="000000"/>
+          <w:sz w:val="20"/>
+          <w:szCs w:val="20"/>
+        </w:rPr>
+        <w:t xml:space="preserve">의 결과는 FCFS와 동일하였다. 모든 요청이 Q0 할당량(1,000ms) 안에 완료되어 하위 큐로 내려갈 일이 없었고, 비선점형 특성상 요청이 도착 순서대로 처리된 탓이다. 이론적 효과를 따로 확인하려고 5.3절에서 선점형 실험을 추가하였다. </w:t>
       </w:r>
       <w:r>
         <w:rPr>
@@ -7443,46 +7452,6 @@
           <w:sz w:val="20"/>
           <w:szCs w:val="20"/>
         </w:rPr>
-        <w:t xml:space="preserve">Priority</w:t>
-      </w:r>
-      <w:r>
-        <w:rPr>
-          <w:rFonts w:ascii="맑은 고딕" w:cs="맑은 고딕" w:eastAsia="맑은 고딕" w:hAnsi="맑은 고딕"/>
-          <w:color w:val="000000"/>
-          <w:sz w:val="20"/>
-          <w:szCs w:val="20"/>
-        </w:rPr>
-        <w:t xml:space="preserve">는 처리 순서가 바뀌었으나 전체 평균은 FCFS와 거의 같은 수준이었다(약 216ms 차이). 우선순위 큐가 단순 FIFO보다 넣고 빼는 계산이 조금 더 필요해 생긴 작은 차이로 볼 수 있다. 또한 처리 시간이 짧아(10~100ms) 에이징이 작동하기 전에 처리가 끝나 우선순위 효과 자체는 거의 드러나지 않았다. </w:t>
-      </w:r>
-      <w:r>
-        <w:rPr>
-          <w:rFonts w:ascii="맑은 고딕" w:cs="맑은 고딕" w:eastAsia="맑은 고딕" w:hAnsi="맑은 고딕"/>
-          <w:b/>
-          <w:bCs/>
-          <w:color w:val="000000"/>
-          <w:sz w:val="20"/>
-          <w:szCs w:val="20"/>
-        </w:rPr>
-        <w:t xml:space="preserve">MLFQ(비선점형)</w:t>
-      </w:r>
-      <w:r>
-        <w:rPr>
-          <w:rFonts w:ascii="맑은 고딕" w:cs="맑은 고딕" w:eastAsia="맑은 고딕" w:hAnsi="맑은 고딕"/>
-          <w:color w:val="000000"/>
-          <w:sz w:val="20"/>
-          <w:szCs w:val="20"/>
-        </w:rPr>
-        <w:t xml:space="preserve">은 FCFS와 동일한 결과였다. 모든 요청이 Q0 할당량(1,000ms) 안에 완료되어 하위 큐로 내려가는 일이 없었고, 비선점형 특성상 요청이 도착 순서대로 처리되었다. 이론적 효과 확인을 위해 5.3절의 선점형 실험을 추가하였다. </w:t>
-      </w:r>
-      <w:r>
-        <w:rPr>
-          <w:rFonts w:ascii="맑은 고딕" w:cs="맑은 고딕" w:eastAsia="맑은 고딕" w:hAnsi="맑은 고딕"/>
-          <w:b/>
-          <w:bCs/>
-          <w:color w:val="000000"/>
-          <w:sz w:val="20"/>
-          <w:szCs w:val="20"/>
-        </w:rPr>
         <w:t xml:space="preserve">WFQ</w:t>
       </w:r>
       <w:r>
@@ -7492,7 +7461,7 @@
           <w:sz w:val="20"/>
           <w:szCs w:val="20"/>
         </w:rPr>
-        <w:t xml:space="preserve">는 전체 평균은 가장 낮았으나 구독 등급별 차이가 컸다 (표 8). JFI = 0.316은 5.5절에서 분석한다.</w:t>
+        <w:t xml:space="preserve">는 전체 평균이 가장 낮았으나 구독 등급별 차이가 컸다 (표 8). JFI = 0.316은 5.5절에서 분석한다.</w:t>
       </w:r>
     </w:p>
     <w:p>
@@ -8023,7 +7992,7 @@
           <w:sz w:val="20"/>
           <w:szCs w:val="20"/>
         </w:rPr>
-        <w:t xml:space="preserve">비선점형 MLFQ가 FCFS와 동일한 결과를 보였으므로, MLFQ의 이론적 효과를 검증하기 위해 선점형 시뮬레이션을 추가 수행하였다. 요청 500건, 처리 시간 최대 10초, 버스트 도착 구조로 5개 시드에 걸쳐 반복하였다. 지표는 응답시간(도착부터 완료까지)을 사용한다. 요청 유형별 응답시간 비교 결과는 표 9 및 그림 7과 같다.</w:t>
+        <w:t xml:space="preserve">비선점형 MLFQ가 FCFS와 동일한 결과를 보였기에, MLFQ의 이론적 효과를 따로 검증하려고 선점형 시뮬레이션을 추가하였다. 요청 500건, 처리 시간 최대 10초, 버스트 도착 구조로 5개 시드에 걸쳐 반복하였다. 지표는 응답시간(도착부터 완료까지)을 사용한다. 요청 유형별 응답시간 비교 결과는 표 9 및 그림 7과 같다.</w:t>
       </w:r>
     </w:p>
     <w:p>
@@ -8769,7 +8738,7 @@
           <w:sz w:val="20"/>
           <w:szCs w:val="20"/>
         </w:rPr>
-        <w:t xml:space="preserve">: 5개 시드에서 Short 개선율이 71.8~74.3%의 좁은 범위에 모였으며, 평균은 73.2%, 95% 신뢰구간(Confidence Interval, 같은 실험을 반복했을 때 참값이 이 범위 안에 있을 확률이 95%인 구간)은 [71.9%, 74.5%]이다. 쌍체 t-검정(Paired t-test, 같은 실험 조건에 두 방식을 적용하고 차이의 평균이 0인지 확인하는 통계 방법) 결과 t = 45.59, p &lt; 0.001로 FCFS와 MLFQ의 Short 응답시간 차이는 통계적으로 유의하였고, 효과 크기 Cohen's d = 20.39로 매우 큰 차이가 일관되게 나타났다. 시드를 바꾸어 다섯 번 반복해도 유사한 개선율이 나왔다는 것은, 이 효과가 특정 시드에 우연히 기댄 결과가 아님을 뜻한다. 다만 5개 시드의 제한된 반복이므로 실제 트래픽 패턴에서는 효과가 달라질 수 있다. 시드별 세부와 통계 계산 결과는 부록 B에 정리하였다.</w:t>
+        <w:t xml:space="preserve">: 5개 시드에서 Short 개선율이 71.8~74.3%의 좁은 범위에 모였다. 평균은 73.2%, 95% 신뢰구간(Confidence Interval, 같은 실험을 반복했을 때 참값이 이 범위 안에 있을 확률이 95%인 구간)은 [71.9%, 74.5%]였다. 쌍체 t-검정(Paired t-test, 같은 실험 조건에 두 방식을 적용하고 차이의 평균이 0인지 확인하는 통계 방법) 결과 t = 45.59, p &lt; 0.001로 FCFS와 MLFQ의 Short 응답시간 차이는 통계적으로 유의하였고, 효과 크기 Cohen's d = 20.39로 매우 큰 차이가 일관되게 나타났다. 시드를 바꿔 다섯 번 반복해도 비슷한 개선율이 나왔다는 점은 이 효과가 특정 시드에 우연히 기댄 결과가 아니라는 뜻이다. 다만 5개 시드의 제한된 반복이라 실제 트래픽 패턴에서는 효과가 달라질 수 있다. 시드별 세부와 통계 계산 결과는 부록 B에 정리하였다.</w:t>
       </w:r>
     </w:p>
     <w:p>
@@ -8799,7 +8768,7 @@
           <w:sz w:val="20"/>
           <w:szCs w:val="20"/>
         </w:rPr>
-        <w:t xml:space="preserve">시뮬레이션에서 확인한 스케줄링 순서 차이가 실제 LLM 환경에서도 재현되는지 확인하기 위해 Ollama를 활용한 실서버 실험을 수행하였다. 사용 모델은 2026년 4월 공개된 Google Gemma 4 계열의 `gemma4:e4b`이며, 약 40억 개 파라미터(Parameter, 모델이 학습해 가진 가중치 값)를 사용하는 중형 모델로 로컬 Ollama 서버에서 실행하였다. 출력은 최대 20토큰으로 제한하였다. 총 20건(등급별 5건)을 동시에 큐에 투입한 뒤 FCFS, Priority, WFQ 세 알고리즘을 비교하였다 (비선점형 MLFQ는 5.2절에서 FCFS와 동일함이 확인되어 제외). 전체 결과는 표 10, 구독 등급별 세부는 표 11 및 그림 8에 정리하였다.</w:t>
+        <w:t xml:space="preserve">시뮬레이션에서 확인한 스케줄링 순서 차이가 실제 LLM 환경에서도 재현되는지 보고자 Ollama로 실서버 실험을 수행하였다. 사용 모델은 2026년 4월 공개된 Google Gemma 4 계열의 `gemma4:e4b`이며, 약 40억 개 파라미터(Parameter, 모델이 학습해 가진 가중치 값)를 가진 중형 모델로 로컬 Ollama 서버에서 실행하였다. 출력은 최대 20토큰으로 제한하였다. 총 20건(등급별 5건)을 동시에 큐에 투입한 뒤 FCFS, Priority, WFQ 세 알고리즘을 비교하였다(비선점형 MLFQ는 5.2절에서 FCFS와 동일함이 확인되어 제외하였다). 전체 결과는 표 10, 구독 등급별 세부는 표 11 및 그림 8에 정리하였다.</w:t>
       </w:r>
     </w:p>
     <w:p>
@@ -10036,7 +10005,7 @@
           <w:sz w:val="20"/>
           <w:szCs w:val="20"/>
         </w:rPr>
-        <w:t xml:space="preserve">세 알고리즘의 평균 처리 시간이 모두 약 208~209ms로 거의 동일하다. 스케줄러는 "누구를 먼저 처리할지"만 결정할 뿐 LLM 추론 속도를 바꾸지 못한다. </w:t>
+        <w:t xml:space="preserve">세 알고리즘의 평균 처리 시간이 모두 약 208~209ms로 거의 같았다. 스케줄러는 "누구를 먼저 처리할지"만 결정할 뿐 LLM 추론 속도를 바꾸지 못한다. FCFS에서는 도착 순서대로 처리되어 Enterprise → Free 순으로 대기시간이 늘었다(Enterprise를 먼저 투입). Priority의 경우 구독 등급과 요청 우선순위가 독립적임을 드러내고자 등급별로 서로 다른 우선순위를 혼합 배정하였다(배정 내역은 부록 표 B.3 참조). 그 결과 Enterprise의 NORMAL 요청이 Premium의 URGENT 요청에 밀려 Enterprise 평균 대기시간은 FCFS 대비 증가하였다(432 → 664ms). 반면 Free의 NORMAL 요청은 Standard의 LOW 요청보다 먼저 처리되어 Free 평균 대기시간은 오히려 감소하였다(3,561 → 3,371ms). </w:t>
       </w:r>
       <w:r>
         <w:rPr>
@@ -10047,46 +10016,6 @@
           <w:sz w:val="20"/>
           <w:szCs w:val="20"/>
         </w:rPr>
-        <w:t xml:space="preserve">FCFS</w:t>
-      </w:r>
-      <w:r>
-        <w:rPr>
-          <w:rFonts w:ascii="맑은 고딕" w:cs="맑은 고딕" w:eastAsia="맑은 고딕" w:hAnsi="맑은 고딕"/>
-          <w:color w:val="000000"/>
-          <w:sz w:val="20"/>
-          <w:szCs w:val="20"/>
-        </w:rPr>
-        <w:t xml:space="preserve">는 도착 순서대로 처리되어 Enterprise → Free 순으로 대기시간이 늘었다(Enterprise를 먼저 투입). </w:t>
-      </w:r>
-      <w:r>
-        <w:rPr>
-          <w:rFonts w:ascii="맑은 고딕" w:cs="맑은 고딕" w:eastAsia="맑은 고딕" w:hAnsi="맑은 고딕"/>
-          <w:b/>
-          <w:bCs/>
-          <w:color w:val="000000"/>
-          <w:sz w:val="20"/>
-          <w:szCs w:val="20"/>
-        </w:rPr>
-        <w:t xml:space="preserve">Priority</w:t>
-      </w:r>
-      <w:r>
-        <w:rPr>
-          <w:rFonts w:ascii="맑은 고딕" w:cs="맑은 고딕" w:eastAsia="맑은 고딕" w:hAnsi="맑은 고딕"/>
-          <w:color w:val="000000"/>
-          <w:sz w:val="20"/>
-          <w:szCs w:val="20"/>
-        </w:rPr>
-        <w:t xml:space="preserve">는 구독 등급과 요청 우선순위가 독립적임을 드러내기 위해 등급별로 서로 다른 우선순위를 혼합 배정하였다(배정 내역은 부록 표 B.3 참조). 그 결과 Enterprise의 NORMAL 요청이 Premium의 URGENT 요청에 밀려 Enterprise 평균 대기시간은 FCFS 대비 증가하였다(432 → 664ms). 반면 Free의 NORMAL 요청은 Standard의 LOW 요청보다 먼저 처리되어 Free 평균 대기시간은 오히려 감소하였다(3,561 → 3,371ms). </w:t>
-      </w:r>
-      <w:r>
-        <w:rPr>
-          <w:rFonts w:ascii="맑은 고딕" w:cs="맑은 고딕" w:eastAsia="맑은 고딕" w:hAnsi="맑은 고딕"/>
-          <w:b/>
-          <w:bCs/>
-          <w:color w:val="000000"/>
-          <w:sz w:val="20"/>
-          <w:szCs w:val="20"/>
-        </w:rPr>
         <w:t xml:space="preserve">WFQ</w:t>
       </w:r>
       <w:r>
@@ -10096,7 +10025,7 @@
           <w:sz w:val="20"/>
           <w:szCs w:val="20"/>
         </w:rPr>
-        <w:t xml:space="preserve">는 가중치에 따라 Enterprise가 먼저 처리되었다. 요청 수가 적어 등급별 극단적 차이까지는 드러나지 않았지만 시뮬레이션과 동일한 패턴이 나타났다.</w:t>
+        <w:t xml:space="preserve">는 가중치에 따라 Enterprise가 먼저 처리되었다. 요청 수가 적어 등급별 극단적 차이까지는 드러나지 않았으나 시뮬레이션과 동일한 패턴이 나타났다.</w:t>
       </w:r>
     </w:p>
     <w:p>
@@ -10118,26 +10047,18 @@
     <w:p>
       <w:pPr>
         <w:spacing w:after="120" w:line="240"/>
-      </w:pPr>
-      <w:r>
-        <w:rPr>
-          <w:rFonts w:ascii="맑은 고딕" w:cs="맑은 고딕" w:eastAsia="맑은 고딕" w:hAnsi="맑은 고딕"/>
-          <w:b/>
-          <w:bCs/>
-          <w:color w:val="000000"/>
-          <w:sz w:val="20"/>
-          <w:szCs w:val="20"/>
-        </w:rPr>
-        <w:t xml:space="preserve">JFI 계산 방식 차이</w:t>
-      </w:r>
-      <w:r>
-        <w:rPr>
-          <w:rFonts w:ascii="맑은 고딕" w:cs="맑은 고딕" w:eastAsia="맑은 고딕" w:hAnsi="맑은 고딕"/>
-          <w:color w:val="000000"/>
-          <w:sz w:val="20"/>
-          <w:szCs w:val="20"/>
-        </w:rPr>
-        <w:t xml:space="preserve">: 두 가지 기준을 실험 목적에 맞게 구분해 사용하였다.</w:t>
+        <w:ind w:left="360"/>
+      </w:pPr>
+      <w:r>
+        <w:rPr>
+          <w:rFonts w:ascii="맑은 고딕" w:cs="맑은 고딕" w:eastAsia="맑은 고딕" w:hAnsi="맑은 고딕"/>
+          <w:i/>
+          <w:iCs/>
+          <w:color w:val="333333"/>
+          <w:sz w:val="20"/>
+          <w:szCs w:val="20"/>
+        </w:rPr>
+        <w:t xml:space="preserve">JFI 계산 방식의 차이부터 짚어둔다. 본 분석에서는 두 가지 기준을 실험 목적에 맞게 구분해 사용하였다.</w:t>
       </w:r>
     </w:p>
     <w:p>
@@ -10229,7 +10150,7 @@
           <w:sz w:val="20"/>
           <w:szCs w:val="20"/>
         </w:rPr>
-        <w:t xml:space="preserve">따라서 표 12 및 그림 9의 0.316과 1.000은 계산 기준이 달라 직접 비교하지 않는다. 각 값의 의미는 아래에서 따로 해석한다.</w:t>
+        <w:t xml:space="preserve">표 12 및 그림 9의 0.316과 1.000은 계산 기준이 달라 직접 비교하지 않는다. 각 값의 의미는 아래에서 따로 해석한다.</w:t>
       </w:r>
     </w:p>
     <w:p>
@@ -10964,7 +10885,7 @@
           <w:sz w:val="20"/>
           <w:szCs w:val="20"/>
         </w:rPr>
-        <w:t xml:space="preserve">WFQ의 공정성은 두 관점에서 본다. (1) </w:t>
+        <w:t xml:space="preserve">WFQ의 공정성은 두 관점에서 본다. 첫째, </w:t>
       </w:r>
       <w:r>
         <w:rPr>
@@ -10984,27 +10905,7 @@
           <w:sz w:val="20"/>
           <w:szCs w:val="20"/>
         </w:rPr>
-        <w:t xml:space="preserve">은 WFQScheduler가 "처리 요청 수 ÷ 가중치"로 계산한 값이다. 사용자당 125건씩 동일 배정했으므로 Free(가중치 1)의 비율이 커지고 Enterprise(100)는 작아져 JFI가 1에서 멀어진다. 즉, 이 값 자체가 WFQ가 가중치를 반영해 처리했다는 증거이다. (2) </w:t>
-      </w:r>
-      <w:r>
-        <w:rPr>
-          <w:rFonts w:ascii="맑은 고딕" w:cs="맑은 고딕" w:eastAsia="맑은 고딕" w:hAnsi="맑은 고딕"/>
-          <w:b/>
-          <w:bCs/>
-          <w:color w:val="000000"/>
-          <w:sz w:val="20"/>
-          <w:szCs w:val="20"/>
-        </w:rPr>
-        <w:t xml:space="preserve">등급 간 대기시간 차등</w:t>
-      </w:r>
-      <w:r>
-        <w:rPr>
-          <w:rFonts w:ascii="맑은 고딕" w:cs="맑은 고딕" w:eastAsia="맑은 고딕" w:hAnsi="맑은 고딕"/>
-          <w:color w:val="000000"/>
-          <w:sz w:val="20"/>
-          <w:szCs w:val="20"/>
-        </w:rPr>
-        <w:t xml:space="preserve">: Enterprise(약 1,862ms)가 Free(약 22,029ms) 대비 약 12배 짧아 가중치 비율(100:1)에 대응한다. 등급당 1명만 배치하였으므로 같은 등급 내 공정성은 향후 연구 과제로 남긴다.</w:t>
+        <w:t xml:space="preserve">은 WFQScheduler가 "처리 요청 수 ÷ 가중치"로 계산한 값이다. 사용자당 125건씩 동일 배정했으므로 Free(가중치 1)의 비율이 커지고 Enterprise(100)는 작아져 JFI가 1에서 멀어진다. 이 값 자체가 WFQ가 가중치를 반영해 처리했다는 증거가 된다. 둘째, 등급 간 대기시간을 보면 Enterprise(약 1,862ms)가 Free(약 22,029ms) 대비 약 12배 짧아 가중치 비율(100:1)에 대응한다. 등급당 1명만 배치한 구성이라 같은 등급 내 공정성은 향후 연구 과제로 남긴다.</w:t>
       </w:r>
     </w:p>
     <w:p>
@@ -12160,7 +12061,7 @@
           <w:sz w:val="20"/>
           <w:szCs w:val="20"/>
         </w:rPr>
-        <w:t xml:space="preserve">본 시뮬레이션은 알고리즘 특성 비교에 적합하지만 실제 LLM 서빙 환경과 다음 차이가 있다. 첫째, </w:t>
+        <w:t xml:space="preserve">본 시뮬레이션은 알고리즘 특성을 비교하기에는 적합하지만, 실제 LLM 서빙 환경과 비교하면 몇 가지 한계가 있다. 첫 번째 한계는 </w:t>
       </w:r>
       <w:r>
         <w:rPr>
@@ -12171,76 +12072,16 @@
           <w:sz w:val="20"/>
           <w:szCs w:val="20"/>
         </w:rPr>
-        <w:t xml:space="preserve">선점형 MLFQ는 실서버 적용이 어렵다</w:t>
-      </w:r>
-      <w:r>
-        <w:rPr>
-          <w:rFonts w:ascii="맑은 고딕" w:cs="맑은 고딕" w:eastAsia="맑은 고딕" w:hAnsi="맑은 고딕"/>
-          <w:color w:val="000000"/>
-          <w:sz w:val="20"/>
-          <w:szCs w:val="20"/>
-        </w:rPr>
-        <w:t xml:space="preserve">. Ollama를 비롯한 대부분의 LLM 서빙 도구는 추론 중단을 지원하지 않아, 5.3절 Short 약 73% 개선은 시뮬레이션에서만 확인 가능하다. 둘째, </w:t>
-      </w:r>
-      <w:r>
-        <w:rPr>
-          <w:rFonts w:ascii="맑은 고딕" w:cs="맑은 고딕" w:eastAsia="맑은 고딕" w:hAnsi="맑은 고딕"/>
-          <w:b/>
-          <w:bCs/>
-          <w:color w:val="000000"/>
-          <w:sz w:val="20"/>
-          <w:szCs w:val="20"/>
-        </w:rPr>
-        <w:t xml:space="preserve">처리 시간 분포가 실제와 다르다</w:t>
-      </w:r>
-      <w:r>
-        <w:rPr>
-          <w:rFonts w:ascii="맑은 고딕" w:cs="맑은 고딕" w:eastAsia="맑은 고딕" w:hAnsi="맑은 고딕"/>
-          <w:color w:val="000000"/>
-          <w:sz w:val="20"/>
-          <w:szCs w:val="20"/>
-        </w:rPr>
-        <w:t xml:space="preserve">. 기본 실험 10~100ms와 달리 실제 LLM 추론은 입력 길이·토큰·모델 크기에 따라 수백 ms~수십 초로 다양하며, 길어질수록 Priority 에이징 효과나 FCFS 호위 효과의 영향이 커진다. 셋째, </w:t>
-      </w:r>
-      <w:r>
-        <w:rPr>
-          <w:rFonts w:ascii="맑은 고딕" w:cs="맑은 고딕" w:eastAsia="맑은 고딕" w:hAnsi="맑은 고딕"/>
-          <w:b/>
-          <w:bCs/>
-          <w:color w:val="000000"/>
-          <w:sz w:val="20"/>
-          <w:szCs w:val="20"/>
-        </w:rPr>
-        <w:t xml:space="preserve">동시 처리를 고려하지 않았다</w:t>
-      </w:r>
-      <w:r>
-        <w:rPr>
-          <w:rFonts w:ascii="맑은 고딕" w:cs="맑은 고딕" w:eastAsia="맑은 고딕" w:hAnsi="맑은 고딕"/>
-          <w:color w:val="000000"/>
-          <w:sz w:val="20"/>
-          <w:szCs w:val="20"/>
-        </w:rPr>
-        <w:t xml:space="preserve">. 한 번에 1건씩 처리하였으나, 실제 LLM 서빙(vLLM, TGI)은 연속 배치로 여러 요청을 동시 처리한다. 한 배치 내부에서는 순서가 영향을 주지 않으므로 WFQ·Priority의 차등 효과는 약해질 수 있다. 넷째, </w:t>
-      </w:r>
-      <w:r>
-        <w:rPr>
-          <w:rFonts w:ascii="맑은 고딕" w:cs="맑은 고딕" w:eastAsia="맑은 고딕" w:hAnsi="맑은 고딕"/>
-          <w:b/>
-          <w:bCs/>
-          <w:color w:val="000000"/>
-          <w:sz w:val="20"/>
-          <w:szCs w:val="20"/>
-        </w:rPr>
-        <w:t xml:space="preserve">실서버 실험 규모가 제한적이다</w:t>
-      </w:r>
-      <w:r>
-        <w:rPr>
-          <w:rFonts w:ascii="맑은 고딕" w:cs="맑은 고딕" w:eastAsia="맑은 고딕" w:hAnsi="맑은 고딕"/>
-          <w:color w:val="000000"/>
-          <w:sz w:val="20"/>
-          <w:szCs w:val="20"/>
-        </w:rPr>
-        <w:t xml:space="preserve">(20건). 대기열 경합이나 극단적 트래픽은 재현하지 못하였으며, 실무 적용에는 대규모 부하 시험이 필요하다.</w:t>
+        <w:t xml:space="preserve">선점형 MLFQ를 실서버에 적용하기가 어렵다</w:t>
+      </w:r>
+      <w:r>
+        <w:rPr>
+          <w:rFonts w:ascii="맑은 고딕" w:cs="맑은 고딕" w:eastAsia="맑은 고딕" w:hAnsi="맑은 고딕"/>
+          <w:color w:val="000000"/>
+          <w:sz w:val="20"/>
+          <w:szCs w:val="20"/>
+        </w:rPr>
+        <w:t xml:space="preserve">는 점이다. Ollama를 비롯한 대부분의 LLM 서빙 도구는 추론 중단을 지원하지 않으므로, 5.3절에서 확인한 Short 약 73% 개선은 시뮬레이션 안에서만 가능하다. 다음으로 처리 시간 분포가 실제와 다르다. 기본 실험은 10~100ms 범위였으나, 실제 LLM 추론은 입력 길이·토큰·모델 크기에 따라 수백 ms에서 수십 초까지 폭이 넓고, 길어질수록 Priority 에이징 효과나 FCFS 호위 효과의 영향이 커진다. 또한 동시 처리도 고려하지 못하였다. 한 번에 1건씩 처리하였으나 실제 LLM 서빙(vLLM, TGI)은 연속 배치로 여러 요청을 동시 처리한다. 한 배치 내부에서는 순서가 영향을 주지 않으므로 WFQ·Priority의 차등 효과는 약해질 수 있다. 끝으로 실서버 실험 규모가 20건으로 제한적이다. 대기열 경합이나 극단적 트래픽은 재현하지 못하였으며, 실무에 적용하려면 대규모 부하 시험이 필요하다.</w:t>
       </w:r>
     </w:p>
     <w:p>
@@ -12286,7 +12127,7 @@
           <w:sz w:val="20"/>
           <w:szCs w:val="20"/>
         </w:rPr>
-        <w:t xml:space="preserve">: 모든 사용자·요청을 동등하게 처리하는 가장 단순한 방식. 구현이 간단해 기본 정책에 적합하다.</w:t>
+        <w:t xml:space="preserve">: 모든 사용자·요청을 동등하게 처리하는 가장 단순한 방식이다. 구현이 간단해 기본 정책으로 두기에 알맞다.</w:t>
       </w:r>
     </w:p>
     <w:p>
@@ -12316,7 +12157,7 @@
           <w:sz w:val="20"/>
           <w:szCs w:val="20"/>
         </w:rPr>
-        <w:t xml:space="preserve">: 긴급도를 직접 지정할 수 있는 환경에 적합. 에이징 효과가 나타나려면 처리 시간이 어느 정도 길어야 한다.</w:t>
+        <w:t xml:space="preserve">: 긴급도를 직접 지정할 수 있는 환경에 적합하다. 다만 에이징 효과가 나타나려면 처리 시간이 어느 정도 길어야 한다.</w:t>
       </w:r>
     </w:p>
     <w:p>
@@ -12346,7 +12187,7 @@
           <w:sz w:val="20"/>
           <w:szCs w:val="20"/>
         </w:rPr>
-        <w:t xml:space="preserve">: 짧은 요청 우대 효과가 뛰어나지만 선점형이 필요해 현재 LLM 서빙 환경에서는 활용 범위가 좁다. 향후 LLM 서빙에 중단·재개 기능이 추가된다면 활용 가능성이 있다.</w:t>
+        <w:t xml:space="preserve">: 짧은 요청 우대 효과가 뛰어나지만 선점형이 필요한 만큼, 현재 LLM 서빙 환경에서는 활용 범위가 좁다. 추론 중단·재개 기능이 추가된다면 활용 가능성이 열린다.</w:t>
       </w:r>
     </w:p>
     <w:p>
@@ -12376,7 +12217,7 @@
           <w:sz w:val="20"/>
           <w:szCs w:val="20"/>
         </w:rPr>
-        <w:t xml:space="preserve">: 구독 등급별 차등 배분이 필요한 유료 서비스에 적합. 비선점형에서도 잘 동작하여 실서버 적용이 가능하다.</w:t>
+        <w:t xml:space="preserve">: 구독 등급별 차등 배분이 필요한 유료 서비스에 적합하다. 비선점형에서도 잘 동작하여 실서버 적용이 가능하다.</w:t>
       </w:r>
     </w:p>
     <w:p>
@@ -12406,7 +12247,7 @@
           <w:sz w:val="20"/>
           <w:szCs w:val="20"/>
         </w:rPr>
-        <w:t xml:space="preserve">이 프로젝트는 두 가지 면에서 의의가 있다. 첫째, CPU 스케줄링(FCFS, Priority, MLFQ)과 네트워크 자원 배분(WFQ) 알고리즘을 LLM API 환경에 적용해 운영체제 이론의 실제 응용을 확인하였다. 둘째, vLLM·TGI 등 기존 LLM 서빙 도구가 전체 처리량 최적화에 집중하여 사용자별 공정성이나 우선순위 관리를 제공하지 않는다는 점을 확인하였다. 본 프로젝트는 이 부분에 스케줄링 이론을 적용하여 알고리즘별 효과를 비교하였다. 특히 WFQ의 가중치 비례 차등 서비스는 유료 LLM 서비스의 구독 등급 관리에 활용할 가능성을 보여준다. 다만 세 실험을 합산하여도 총 3,020건 규모이므로, 대규모 운영 환경에서도 같은 결과가 나올지는 추가 확인이 필요하다.</w:t>
+        <w:t xml:space="preserve">이 프로젝트는 두 가지 면에서 의의가 있다. 우선 CPU 스케줄링(FCFS, Priority, MLFQ)과 네트워크 자원 배분(WFQ) 알고리즘을 LLM API 환경에 적용해 운영체제 이론을 실제 문제에 응용해 본 점이다. 더해서 vLLM·TGI 같은 기존 LLM 서빙 도구가 전체 처리량 최적화에 집중하느라 사용자별 공정성이나 우선순위 관리를 제공하지 않는다는 점을 확인하고, 그 빈자리에 스케줄링 이론을 적용해 알고리즘별 효과를 비교했다는 점도 의미가 있다. 특히 WFQ의 가중치 비례 차등 서비스는 유료 LLM 서비스의 구독 등급 관리에 쓸 수 있는 가능성을 보여준다. 다만 세 실험을 합산해도 총 3,020건 규모이므로, 대규모 운영 환경에서도 같은 결과가 나올지는 추가 확인이 필요하다.</w:t>
       </w:r>
     </w:p>
     <w:p>
@@ -12622,7 +12463,7 @@
           <w:sz w:val="20"/>
           <w:szCs w:val="20"/>
         </w:rPr>
-        <w:t xml:space="preserve">: 현재 대시보드는 주기적 조회(폴링) 방식으로 상태를 갱신한다. WebSocket(서버가 클라이언트에 실시간으로 알림을 보낼 수 있는 웹 통신 방식) 기반 푸시 갱신, 사용자 인증, JFI 추이 그래프 등을 추가하면 운영 환경 모니터링 도구로 확장할 수 있다.</w:t>
+        <w:t xml:space="preserve">: 현재 대시보드는 주기적 조회(폴링) 방식으로 상태를 갱신한다. WebSocket(서버가 클라이언트에 실시간으로 알림을 보낼 수 있는 웹 통신 방식) 기반 푸시 갱신, 사용자 인증, JFI 추이 그래프 등을 더하면 운영 환경 모니터링 도구로 확장할 수 있다.</w:t>
       </w:r>
     </w:p>
     <w:p>
@@ -12652,7 +12493,7 @@
           <w:sz w:val="20"/>
           <w:szCs w:val="20"/>
         </w:rPr>
-        <w:t xml:space="preserve">: 본 실험은 등급당 1명씩 배치한 구성이었다 (5.5절). 같은 등급에 여러 사용자가 있을 때의 균등 배분(등급 내 JFI)을 확인하려면 등급당 N명을 동시에 배치한 반복 실험이 필요하다.</w:t>
+        <w:t xml:space="preserve">: 이번 실험은 등급당 1명씩 배치한 구성이었다 (5.5절). 같은 등급에 여러 사용자가 있을 때의 균등 배분(등급 내 JFI)을 확인하려면 등급당 N명을 동시에 배치한 반복 실험이 필요하다.</w:t>
       </w:r>
     </w:p>
     <w:p>
@@ -12682,7 +12523,7 @@
           <w:sz w:val="20"/>
           <w:szCs w:val="20"/>
         </w:rPr>
-        <w:t xml:space="preserve">: 수천 건 이상의 요청, 더 많은 사용자, 더 긴 처리 시간 환경에서 각 알고리즘의 특성을 추가 확인할 수 있다.</w:t>
+        <w:t xml:space="preserve">: 수천 건 이상의 요청, 더 많은 사용자, 더 긴 처리 시간 환경에서 각 알고리즘의 특성을 추가로 확인할 수 있다.</w:t>
       </w:r>
     </w:p>
     <w:p>

--- a/08-final-submission/final-report/final-report.docx
+++ b/08-final-submission/final-report/final-report.docx
@@ -757,7 +757,7 @@
           <w:sz w:val="20"/>
           <w:szCs w:val="20"/>
         </w:rPr>
-        <w:t>는 도착 순서대로 처리하는 가장 단순한 스케줄링 방식이며, 운영체제의 일괄 처리 시대부터 사용된 고전 기법이다. 새 요청이 도착하면 대기열의 맨 뒤에 추가되고, 처리는 항상 맨 앞 요청부터 시작된다. 한 요청이 처리되는 동안 다른 요청은 끼어들 수 없으며 비선점형으로만 동작한다. 구현이 매우 쉽고 별도 자료구조도 필요 없다. 어느 요청이든 차례가 오기 마련이므로 기아(Starvation, 특정 요청이 영원히 처리되지 못하는 현상)는 일어나지 않는다. 다만 긴 요청이 앞에 있으면 뒤에 있는 짧은 요청들이 모두 지연되는 호위 효과(Convoy Effect)가 생긴다 [3]. 우선순위나 등급은 고려하지 않으므로 긴급 요청을 따로 빠르게 처리하지 못한다. 이 알고리즘은 다른 세 알고리즘과 비교할 때 기준선 역할을 한다.</w:t>
+        <w:t>는 도착 순서대로 한 건씩 처리하는 가장 단순한 비선점형 스케줄링 방식이다 [3]. 우선순위나 등급을 전혀 고려하지 않으므로, 다른 세 알고리즘의 효과를 같은 조건에서 비교하기 위한 기준선(baseline)으로 채택하였다.</w:t>
       </w:r>
     </w:p>
     <w:p>
@@ -785,7 +785,7 @@
           <w:sz w:val="20"/>
           <w:szCs w:val="20"/>
         </w:rPr>
-        <w:t>은 각 요청에 우선순위를 부여하여 긴급한 요청을 먼저 처리하는 알고리즘이다. 운영체제에서는 시스템 프로세스나 인터럽트 처리에 우선권을 주기 위해 폭넓게 사용된다. 대기열에서 요청을 꺼낼 때 가장 높은 우선순위의 요청을 먼저 선택하며, 같은 우선순위 요청들 사이에서는 도착 순서대로 처리한다. 구현은 우선순위 큐(Priority Queue) 자료구조를 쓰면 단순해진다. 낮은 우선순위 요청은 계속 밀려나 끝내 처리되지 못하는 기아 현상에 빠질 수 있다는 단점이 있다. 이를 막으려고 오래 기다린 요청의 우선순위를 점차 올려주는 에이징(Aging) 기법을 적용하였다 [3]. 단, 긴급도를 사람이 직접 지정해야 하므로 자동 분류는 어렵다. 사용자가 요청마다 긴급도를 지정할 수 있는 LLM API 환경에 잘 맞아 채택하였다.</w:t>
+        <w:t>은 각 요청에 우선순위를 부여하고 가장 높은 우선순위의 요청부터 처리하는 알고리즘이다 [3]. 사용자가 요청마다 긴급도를 직접 지정할 수 있는 LLM API 환경에 그대로 대응되어 채택하였다. 낮은 우선순위 요청이 무한정 밀려 처리되지 못하는 기아(Starvation) 현상을 막기 위해, 오래 대기한 요청의 우선순위를 점차 올려주는 에이징(Aging) 기법을 함께 적용하였다.</w:t>
       </w:r>
     </w:p>
     <w:p>
@@ -813,7 +813,7 @@
           <w:sz w:val="20"/>
           <w:szCs w:val="20"/>
         </w:rPr>
-        <w:t>는 여러 단계의 대기열을 두고 작업 특성에 따라 우선순위를 자동으로 조정하는 알고리즘이다. 이 알고리즘의 가장 큰 특징은, 어떤 요청이 짧은지 미리 모르더라도 실행 시간을 관찰해 자동으로 분류한다는 점이다. 새 요청은 최상위 큐에 들어가고, 시간 할당량(Time Quantum, 한 번에 쓸 수 있는 최대 시간) 안에 끝나지 않으면 하위 큐로 내려간다 [3]. 처리할 때는 상위 큐가 비어 있을 때만 하위 큐를 본다. 그래서 짧은 요청은 빠르게 끝나고 긴 요청은 점점 아래로 밀린다. 하위 큐로만 계속 밀리면 기아 상태가 되므로, 일정 주기로 모든 요청을 다시 최상위 큐로 끌어올리는 부스팅(Boosting) 규칙을 두었다. 짧은 요청의 응답 속도가 빠르고 작업 특성을 미리 알 필요가 없어 범용성이 높다는 점이 장점이다. 반면 시간 할당량 단위로 실행을 중단하고 다시 시작할 수 있어야만 효과가 나타나므로, 추론 중단이 불가능한 LLM 서빙 도구에서는 적용에 제약이 있다. 이론적 효과와 실용적 한계를 모두 살펴보고자 시뮬레이션에서는 선점형과 비선점형을 함께 비교하고, 실서버에서는 비선점형만 적용하였다.</w:t>
+        <w:t>는 여러 단계의 대기열을 두고 실행 시간을 관찰해 우선순위를 자동 조정함으로써, 사전 정보 없이도 짧은 요청의 응답 속도를 높이는 알고리즘이다 [3]. 출력 토큰 수를 미리 알 수 없는 LLM 환경에서 짧은 요청 우대 효과를 검증할 수 있어 채택하였다. 다만 시간 할당량 단위로 실행을 중단하고 재개할 수 있어야 효과가 나타나므로, 추론 중단을 지원하지 않는 Ollama에는 비선점형으로만 적용하고, 이론적 개선폭은 시뮬레이션의 선점형 모드로 따로 검증하였다 (5.3절).</w:t>
       </w:r>
     </w:p>
     <w:p>
@@ -841,7 +841,7 @@
           <w:sz w:val="20"/>
           <w:szCs w:val="20"/>
         </w:rPr>
-        <w:t>는 네트워크 라우터에서 한정된 대역폭을 여러 흐름이 공평하게 나누어 쓰도록 만들어진 알고리즘이다 [4]. 원래 네트워크 트래픽의 QoS(Quality of Service) 보장을 위한 것으로, 인터넷 라우터에 널리 쓰인다. 자원을 완벽히 공평하게 나누는 이상적 모델인 GPS(Generalized Processor Sharing)에 가깝게 동작하도록, 각 요청에 가상 완료 시각(Virtual Finish Time, VFT)을 부여한다. 가상 완료 시각이 가장 작은 요청부터 처리하며, 가중치가 큰 사용자의 VFT는 천천히 증가해 결과적으로 더 자주 처리된다. 가중치 비율에 따라 자원을 비례 배분하므로 사용자별 차등 서비스를 자연스럽게 구현할 수 있다. 처리 중단 없이도 가중치 차등이 작동하므로 비선점형 환경에 적용할 수 있다. 덕분에 Ollama처럼 추론 중단이 불가능한 LLM 서빙 도구에서도 쓸 수 있다. 다만 모든 요청에 대해 VFT를 계산하고 정렬해야 하므로 단순 큐보다 연산 비용이 크다. 구독 등급별 차등 서비스를 구현할 알고리즘으로 사용하였으며, 자세한 VFT 계산은 4.3절에서 다룬다.</w:t>
+        <w:t>는 네트워크 라우터에서 가중치 비율에 따라 대역폭을 비례 배분하기 위해 제안된 알고리즘이다 [4]. 각 요청에 부여된 가상 완료 시각(Virtual Finish Time, VFT)이 가장 작은 요청부터 처리하므로 가중치가 큰 사용자가 더 자주 처리되며, 처리 중단 없이도 차등이 작동하기 때문에 비선점형 LLM 서빙 환경에 그대로 적용할 수 있다. 구독 등급별 차등 서비스를 구현할 알고리즘으로 채택하였으며, VFT 계산 방식은 4.3절에서 다룬다.</w:t>
       </w:r>
     </w:p>
     <w:p>

--- a/08-final-submission/final-report/final-report.docx
+++ b/08-final-submission/final-report/final-report.docx
@@ -518,7 +518,7 @@
           <w:sz w:val="20"/>
           <w:szCs w:val="20"/>
         </w:rPr>
-        <w:t xml:space="preserve">운영체제 수업에서 배운 프로세스 스케줄링 알고리즘을 LLM API 요청 관리에 적용하고, 알고리즘별 성능과 공정성을 비교하는 것이 이 프로젝트의 목적이다. 구체적으로 다음 세 가지를 확인한다.</w:t>
+        <w:t xml:space="preserve">운영체제 수업에서 배운 프로세스 스케줄링 알고리즘과, 같은 큐 처리 원리를 공유하는 네트워크 분야의 자원 배분 알고리즘을 LLM API 요청 관리에 적용하고, 알고리즘별 성능과 공정성을 비교하는 것이 이 프로젝트의 목적이다. 구체적으로 다음 세 가지를 확인한다.</w:t>
       </w:r>
     </w:p>
     <w:p>
@@ -809,7 +809,7 @@
           <w:sz w:val="20"/>
           <w:szCs w:val="20"/>
         </w:rPr>
-        <w:t xml:space="preserve">프로세스 스케줄링은 운영체제에서 CPU 자원을 여러 프로세스에 나누어 주는 방법이다 [3]. 이 프로젝트에서 쓴 네 가지 알고리즘의 핵심 특징을 하나씩 정리해 본다.</w:t>
+        <w:t xml:space="preserve">스케줄링은 한정된 자원을 여러 작업에 나누어 주는 순서를 결정하는 방법이다. 운영체제에서는 CPU 자원을 여러 프로세스에 분배하는 데 쓰이고 [3], 네트워크 라우터에서는 대역폭을 여러 흐름에 분배하는 데 쓰인다 [4]. 두 분야 모두 "대기열에서 다음에 처리할 작업을 어떻게 고를 것인가"라는 같은 문제를 다루므로, 알고리즘 구조도 서로 비슷하다. 이 프로젝트에서는 운영체제 분야의 세 가지(FCFS, Priority, MLFQ)와 네트워크 분야의 한 가지(WFQ)를 가져와 LLM API 요청 관리에 적용하였다. 네 가지 알고리즘의 핵심 특징을 하나씩 정리해 본다.</w:t>
       </w:r>
     </w:p>
     <w:p>
@@ -884,7 +884,7 @@
           <w:sz w:val="20"/>
           <w:szCs w:val="20"/>
         </w:rPr>
-        <w:t xml:space="preserve">는 여러 단계의 대기열을 두고 실행 시간을 관찰해 우선순위를 자동 조정함으로써, 사전 정보 없이도 짧은 요청의 응답 속도를 높이는 알고리즘이다 [3]. 출력 토큰 수를 미리 알 수 없는 LLM 환경에서 짧은 요청 우대 효과를 확인해 보고 싶어 이 알고리즘도 넣었다. 다만 시간 할당량 단위로 실행을 중단하고 재개할 수 있어야 효과가 나타나므로, 추론 중단을 지원하지 않는 Ollama에는 비선점형으로만 적용하고, 이론상 얼마나 개선되는지는 시뮬레이션에서 선점형 모드를 따로 돌려보았다 (5.3절).</w:t>
+        <w:t xml:space="preserve">는 여러 단계의 대기열을 두고 실행 시간을 관찰해 우선순위를 자동 조정함으로써, 사전 정보 없이도 짧은 요청의 응답 속도를 높이는 알고리즘이다 [3]. 출력 토큰 수를 미리 알 수 없는 LLM 환경에서 짧은 요청 우대 효과를 확인해 보고 싶어 이 알고리즘도 넣었다. 다만 시간 할당량 단위로 실행을 중단하고 재개할 수 있어야 효과가 나타나므로, 추론 중단을 지원하지 않는 Ollama에는 비선점형으로만 적용하고, 이론상 얼마나 개선되는지는 시뮬레이션에서 선점형 모드를 따로 검증하였다 (5.3절).</w:t>
       </w:r>
     </w:p>
     <w:p>
@@ -939,7 +939,7 @@
           <w:sz w:val="20"/>
           <w:szCs w:val="20"/>
         </w:rPr>
-        <w:t xml:space="preserve">LLM 서빙은 학습이 끝난 모델을 실행해 사용자 요청에 응답을 돌려주는 일을 말한다. LLM은 이전 토큰(Token, LLM이 한 번에 처리하고 생성하는 텍스트 조각 단위)을 참고해 다음 토큰을 하나씩 생성하며, 매 토큰마다 GPU 자원이 소비된다. GPU 메모리 용량이 동시에 처리할 수 있는 요청 수를 정하므로, 다중 사용자 환경에서는 한정된 GPU 자원을 여러 요청이 경쟁하게 된다. 대표 오픈소스 도구인 vLLM [5]과 Hugging Face TGI(Text Generation Inference) [6]는 여러 요청을 동시에 처리하는 연속 배치(Continuous Batching)를 지원해서 처리량을 높이고 있다. 연속 배치는 매 토큰 생성 단계마다 새 요청을 배치에 합류시키는 방식으로, 전체 처리량은 늘리지만 각 요청을 어떤 순서로 끼워 넣을지는 별도 결정이 필요하다. 이 프로젝트의 실서버 실험에 사용한 Ollama [10]는 로컬에서 REST API로 LLM을 호출하는 도구로, 한 번에 한 요청씩 순차 처리하고 추론 중단이 불가능하다.</w:t>
+        <w:t xml:space="preserve">LLM 서빙은 학습이 끝난 모델을 실행해 사용자 요청에 응답을 제공하는 것을 말한다. LLM은 이전 토큰(Token, LLM이 한 번에 처리하고 생성하는 텍스트 조각 단위)을 참고해 다음 토큰을 하나씩 생성하며, 매 토큰마다 GPU 자원이 소비된다. GPU 메모리 용량이 동시에 처리할 수 있는 요청 수를 정하므로, 다중 사용자 환경에서는 한정된 GPU 자원을 여러 요청이 경쟁하게 된다. 대표 오픈소스 도구인 vLLM [5]과 Hugging Face TGI(Text Generation Inference) [6]는 여러 요청을 동시에 처리하는 연속 배치(Continuous Batching)를 지원해서 처리량을 높이고 있다. 연속 배치는 매 토큰 생성 단계마다 새 요청을 배치에 합류시키는 방식으로, 전체 처리량은 늘리지만 각 요청을 어떤 순서로 끼워 넣을지는 별도 결정이 필요하다. 이 프로젝트의 실서버 실험에 사용한 Ollama [10]는 로컬에서 REST API로 LLM을 호출하는 도구로, 한 번에 한 요청씩 순차 처리하고 추론 중단이 불가능하다.</w:t>
       </w:r>
     </w:p>
     <w:p>
@@ -1014,7 +1014,7 @@
           <w:sz w:val="20"/>
           <w:szCs w:val="20"/>
         </w:rPr>
-        <w:t xml:space="preserve">xi는 사용자 i의 자원량, n은 사용자 수이다. 모두 동일 배분이면 1, 한 명이 독점하면 1/n에 가까워진다(예: 4명 중 한 명 독점 시 0.25). 스케줄링 맥락에서는 xi 자리에 사용자별 대기시간(값이 작을수록 좋음)이나 처리 건수(값이 클수록 좋음) 같은 값을 넣어 공정성을 측정한다. 실험 목적에 따라 두 기준을 구분해 사용하였다 (5.5절). 공정성 지표는 JFI 외에도 최대-최소 공정성(Max-Min Fairness, 가장 불리한 사용자의 몫을 극대화하는 기준)이나 비례 공정성(Proportional Fairness, 각 사용자의 만족도를 종합적으로 높이는 기준) 등이 있다 [4]. 그 가운데 계산이 간단하고 단일 수치로 비교하기 좋다는 점에서 JFI를 골랐다. 다만 WFQ처럼 가중치로 일부러 차이를 두는 방식에서는 단순 처리 건수로 JFI를 계산하면 "가중치대로 처리되었는가"를 판단할 수 없다. 그래서 xi 자리에 "처리 건수 ÷ 가중치"를 넣어 계산한 정규화(가중치 차이를 상쇄해 비교 기준을 맞추는 것) JFI를 사용한다. 이 보고서의 WFQ에도 이 방식을 적용하였다 (5.5절).</w:t>
+        <w:t xml:space="preserve">xi는 사용자 i의 자원량, n은 사용자 수이다. 모두 동일 배분이면 1, 한 명이 독점하면 1/n에 가까워진다(예: 4명 중 한 명 독점 시 0.25). 스케줄링 맥락에서는 xi 자리에 사용자별 대기시간(값이 작을수록 좋음)이나 처리 건수(값이 클수록 좋음) 같은 값을 넣어 공정성을 측정한다. 실험 목적에 따라 두 기준을 구분해 사용하였다 (5.5절). 공정성 지표는 JFI 외에도 최대-최소 공정성(Max-Min Fairness, 가장 불리한 사용자의 몫을 극대화하는 기준)이나 비례 공정성(Proportional Fairness, 각 사용자의 만족도를 종합적으로 높이는 기준) 등이 있다 [4]. 그 가운데 계산이 간단하고 단일 수치로 비교하기 좋다는 점에서 JFI를 골랐다. 다만 WFQ처럼 가중치로 일부러 차이를 두는 방식에서는 단순 처리 건수로 JFI를 계산하면 "가중치대로 처리되었는가"를 판단할 수 없다. 그래서 WFQ에서는 단순 처리 건수 대신 "처리 건수 ÷ 가중치" 값을 xi에 넣는다. 가중치가 큰 사용자는 처리 건수도 그만큼 많아야 하므로, 나누어 주면 모든 사용자의 값이 비슷해져 "가중치대로 처리되었는지"를 비교할 수 있다. 이 보고서에서도 WFQ의 JFI는 이 방식으로 계산하였다 (5.5절).</w:t>
       </w:r>
     </w:p>
     <w:p>
@@ -1079,7 +1079,7 @@
           <w:sz w:val="20"/>
           <w:szCs w:val="20"/>
         </w:rPr>
-        <w:t xml:space="preserve">이 시스템의 기본 아이디어는 OS의 프로세스 준비 큐 구조에서 가져왔다. 프로세스가 CPU를 할당받기 위해 준비 큐에서 대기하듯, LLM API 요청도 대기열에서 순서를 기다리는 구조로 두었다 (표 1).</w:t>
+        <w:t xml:space="preserve">이 시스템은 운영체제의 프로세스 스케줄링과 네트워크의 자원 배분 구조를 LLM API 요청 관리에 그대로 적용한 것이다. 프로세스나 패킷이 준비 큐에서 자원 할당을 기다리듯, LLM API 요청도 대기열에서 처리 순서를 기다린다. CPU 시간, 우선순위, 시간 할당량, 가중치 같은 핵심 개념 또한 LLM 환경의 추론 시간, 요청 우선순위, 큐별 처리 한도, 구독 등급별 가중치에 각각 대응된다 (표 1).</w:t>
       </w:r>
     </w:p>
     <w:p>
@@ -1095,7 +1095,7 @@
           <w:sz w:val="20"/>
           <w:szCs w:val="20"/>
         </w:rPr>
-        <w:t xml:space="preserve">표 1. OS 개념과 LLM 환경 대응 관계</w:t>
+        <w:t xml:space="preserve">표 1. 스케줄링 개념과 LLM 환경 대응 관계</w:t>
       </w:r>
     </w:p>
     <w:tbl>
@@ -1142,7 +1142,7 @@
                 <w:sz w:val="18"/>
                 <w:szCs w:val="18"/>
               </w:rPr>
-              <w:t xml:space="preserve">OS 개념</w:t>
+              <w:t xml:space="preserve">원래 분야의 개념</w:t>
             </w:r>
           </w:p>
         </w:tc>
@@ -1233,7 +1233,7 @@
                 <w:sz w:val="18"/>
                 <w:szCs w:val="18"/>
               </w:rPr>
-              <w:t xml:space="preserve">프로세스</w:t>
+              <w:t xml:space="preserve">프로세스 / 패킷</w:t>
             </w:r>
           </w:p>
         </w:tc>
@@ -1291,7 +1291,7 @@
                 <w:sz w:val="18"/>
                 <w:szCs w:val="18"/>
               </w:rPr>
-              <w:t xml:space="preserve">스케줄링 기본 단위</w:t>
+              <w:t xml:space="preserve">처리 대상이 되는 작업 단위</w:t>
             </w:r>
           </w:p>
         </w:tc>
@@ -1322,7 +1322,7 @@
                 <w:sz w:val="18"/>
                 <w:szCs w:val="18"/>
               </w:rPr>
-              <w:t xml:space="preserve">CPU 시간</w:t>
+              <w:t xml:space="preserve">CPU 시간 / 대역폭</w:t>
             </w:r>
           </w:p>
         </w:tc>
@@ -1380,7 +1380,7 @@
                 <w:sz w:val="18"/>
                 <w:szCs w:val="18"/>
               </w:rPr>
-              <w:t xml:space="preserve">할당되는 자원</w:t>
+              <w:t xml:space="preserve">분배되는 핵심 자원</w:t>
             </w:r>
           </w:p>
         </w:tc>
@@ -1411,7 +1411,7 @@
                 <w:sz w:val="18"/>
                 <w:szCs w:val="18"/>
               </w:rPr>
-              <w:t xml:space="preserve">준비 큐</w:t>
+              <w:t xml:space="preserve">준비 큐 / 패킷 큐</w:t>
             </w:r>
           </w:p>
         </w:tc>
@@ -1500,7 +1500,7 @@
                 <w:sz w:val="18"/>
                 <w:szCs w:val="18"/>
               </w:rPr>
-              <w:t xml:space="preserve">우선순위</w:t>
+              <w:t xml:space="preserve">우선순위 (OS)</w:t>
             </w:r>
           </w:p>
         </w:tc>
@@ -1558,7 +1558,7 @@
                 <w:sz w:val="18"/>
                 <w:szCs w:val="18"/>
               </w:rPr>
-              <w:t xml:space="preserve">개별 요청의 긴급도 (Priority)</w:t>
+              <w:t xml:space="preserve">개별 요청의 긴급도</w:t>
             </w:r>
           </w:p>
         </w:tc>
@@ -1589,7 +1589,7 @@
                 <w:sz w:val="18"/>
                 <w:szCs w:val="18"/>
               </w:rPr>
-              <w:t xml:space="preserve">사용자 분류</w:t>
+              <w:t xml:space="preserve">가중치 (네트워크)</w:t>
             </w:r>
           </w:p>
         </w:tc>
@@ -1618,7 +1618,7 @@
                 <w:sz w:val="18"/>
                 <w:szCs w:val="18"/>
               </w:rPr>
-              <w:t xml:space="preserve">구독 등급</w:t>
+              <w:t xml:space="preserve">구독 등급 가중치</w:t>
             </w:r>
           </w:p>
         </w:tc>
@@ -1647,7 +1647,7 @@
                 <w:sz w:val="18"/>
                 <w:szCs w:val="18"/>
               </w:rPr>
-              <w:t xml:space="preserve">서비스 수준 (WFQ, Rate Limiter)</w:t>
+              <w:t xml:space="preserve">사용자 등급별 자원 비율 (WFQ, Rate Limiter)</w:t>
             </w:r>
           </w:p>
         </w:tc>
@@ -1678,7 +1678,7 @@
                 <w:sz w:val="18"/>
                 <w:szCs w:val="18"/>
               </w:rPr>
-              <w:t xml:space="preserve">시간 할당량</w:t>
+              <w:t xml:space="preserve">시간 할당량 (OS)</w:t>
             </w:r>
           </w:p>
         </w:tc>
@@ -1736,7 +1736,7 @@
                 <w:sz w:val="18"/>
                 <w:szCs w:val="18"/>
               </w:rPr>
-              <w:t xml:space="preserve">MLFQ의 큐 이동 기준</w:t>
+              <w:t xml:space="preserve">MLFQ 큐 강등 기준</w:t>
             </w:r>
           </w:p>
         </w:tc>
@@ -1814,7 +1814,7 @@
           <w:sz w:val="20"/>
           <w:szCs w:val="20"/>
         </w:rPr>
-        <w:t xml:space="preserve">은 Express.js [8] 기반 HTTP 서버이며, 요청을 받고 스케줄러를 전환하며 처리 통계를 보여준다. 도착한 요청은 객체로 만들어진 뒤 Rate Limiter를 거쳐 스케줄러에 전달된다. </w:t>
+        <w:t xml:space="preserve">은 Express.js [8] 기반 HTTP 서버이며, 요청을 받고 스케줄러를 전환하며 처리 통계를 보여준다. 도착한 요청은 객체로 만들어진 뒤 Rate Limiter(구독 등급별 한도를 확인하여 초과 시 HTTP 429로 거부, 자세한 동작은 4.4절)를 거쳐 스케줄러에 전달된다. </w:t>
       </w:r>
       <w:r>
         <w:rPr>
@@ -2578,7 +2578,7 @@
           <w:sz w:val="20"/>
           <w:szCs w:val="20"/>
         </w:rPr>
-        <w:t xml:space="preserve">: 구독 등급 가중치(Enterprise 100, Premium 50, Standard 10, Free 1)를 VFT 계산에 반영. 가중치 값은 Free를 기준으로 10배, 50배, 100배 차이를 두도록 실험을 위해 직접 정하였다.</w:t>
+        <w:t xml:space="preserve">: 구독 등급 가중치(Enterprise 100, Premium 50, Standard 10, Free 1)를 VFT 계산에 반영. 가중치 값은 등급별 차이를 분명히 보기 위해 Free를 기준으로 10배, 50배, 100배로 임의로 정한 값이다.</w:t>
       </w:r>
     </w:p>
     <w:p>
@@ -2890,7 +2890,7 @@
           <w:sz w:val="20"/>
           <w:szCs w:val="20"/>
         </w:rPr>
-        <w:t xml:space="preserve">런타임은 Node.js 22 LTS [9], 웹 프레임워크는 Express.js 4.18 [8], 언어는 JavaScript(ES2024)를 사용하였다. LLM 실행에는 로컬 Ollama [10]를 썼고, 저장소는 메모리 큐와 JSON 파일로 구성하였다. 외부 라이브러리 의존성은 express 1개뿐이다. 외부 라이브러리를 최소화하고 스케줄링 알고리즘을 직접 구현해 학습 효과를 높이는 것이 목표였다. Ollama의 순차 처리와 비중단 특성은 비선점형 설계와 잘 맞아 실서버 실험에 사용하였다 (5.4절).</w:t>
+        <w:t xml:space="preserve">런타임은 Node.js 22 LTS [9], 웹 프레임워크는 Express.js 4.18 [8], 언어는 JavaScript(ES2024)를 사용하였다. LLM 실행에는 로컬 Ollama [10]를 썼고, 저장소는 메모리 큐와 JSON 파일로 구성하였다. 외부 라이브러리 의존성은 express 1개뿐이다. 외부 라이브러리를 최소화하고 스케줄링 알고리즘을 직접 구현해 학습 효과를 높이는 것이 목표였다.</w:t>
       </w:r>
     </w:p>
     <w:p>
@@ -2936,7 +2936,7 @@
       <w:r>
         <w:drawing>
           <wp:inline distT="0" distB="0" distL="0" distR="0">
-            <wp:extent cx="5400675" cy="1485900"/>
+            <wp:extent cx="5400675" cy="1304925"/>
             <wp:effectExtent t="0" r="0" b="0" l="0"/>
             <wp:docPr id="1" name="" descr="" title=""/>
             <wp:cNvGraphicFramePr>
@@ -2961,7 +2961,7 @@
                   <pic:spPr bwMode="auto">
                     <a:xfrm>
                       <a:off x="0" y="0"/>
-                      <a:ext cx="5400675" cy="1485900"/>
+                      <a:ext cx="5400675" cy="1304925"/>
                     </a:xfrm>
                     <a:prstGeom prst="rect">
                       <a:avLst/>
@@ -12239,7 +12239,7 @@
           <w:sz w:val="20"/>
           <w:szCs w:val="20"/>
         </w:rPr>
-        <w:t xml:space="preserve">이 프로젝트에서는 운영체제의 네 가지 스케줄링 알고리즘(FCFS, Priority Scheduling, MLFQ, WFQ)을 다중 사용자 LLM API 요청 관리에 적용하고, 시뮬레이션 및 실서버 실험으로 성능과 공정성을 비교하였다.</w:t>
+        <w:t xml:space="preserve">이 프로젝트에서는 운영체제 분야의 세 가지 프로세스 스케줄링 알고리즘(FCFS, Priority Scheduling, MLFQ)과 네트워크 분야의 자원 배분 알고리즘(WFQ)을 다중 사용자 LLM API 요청 관리에 적용하고, 시뮬레이션 및 실서버 실험으로 성능과 공정성을 비교하였다.</w:t>
       </w:r>
     </w:p>
     <w:p>

--- a/08-final-submission/final-report/final-report.docx
+++ b/08-final-submission/final-report/final-report.docx
@@ -2920,7 +2920,7 @@
           <w:sz w:val="20"/>
           <w:szCs w:val="20"/>
         </w:rPr>
-        <w:t xml:space="preserve">소스 코드는 핵심 모듈과 보조 요소로 구성된다 (그림 3). 핵심 모듈은 다섯 가지로, api(REST 라우터), schedulers(4개 알고리즘), queue(메모리 대기열), storage(JSON 기록), llm(Ollama 호출)이다. 보조 요소에는 index.js(메인 진입점), server.js(Express 서버 구성 모듈), rate-limiter가 있다. `npm start`로 실행하면 index.js가 server.js의 `createServer()`를 호출해 Express 서버를 띄운다.</w:t>
+        <w:t xml:space="preserve">소스 코드는 핵심 모듈과 보조 요소로 구성된다 (그림 3). 핵심 모듈은 다섯 가지로, api(REST API 라우터), schedulers(4개 알고리즘), queue(메모리 큐), storage(JSON 파일 저장), llm(Ollama 연동)이다. 보조 요소로는 index.js(메인 진입점), server.js(Express 서버 구성), utils/rateLimiter.js(요청 제한) 등이 있다. `npm start`로 실행하면 index.js가 server.js의 `createServer()`를 호출해 Express 서버를 띄운다.</w:t>
       </w:r>
     </w:p>
     <w:p>
@@ -3062,7 +3062,116 @@
           <w:sz w:val="20"/>
           <w:szCs w:val="20"/>
         </w:rPr>
-        <w:t xml:space="preserve"> OSTEP [3]의 5가지 규칙에 따라 구현하였다 (표 3).</w:t>
+        <w:t xml:space="preserve"> OSTEP [3]의 5가지 규칙에 따라 구현하였다. MLFQ는 4개의 우선순위 큐(Q0~Q3)를 두는데, Q0이 최상위 큐(우선순위 가장 높음)이고 Q3이 최하위 큐이다.</w:t>
+      </w:r>
+    </w:p>
+    <w:p>
+      <w:pPr>
+        <w:pStyle w:val="ListParagraph"/>
+        <w:numPr>
+          <w:ilvl w:val="0"/>
+          <w:numId w:val="3"/>
+        </w:numPr>
+        <w:spacing w:after="80" w:line="240"/>
+      </w:pPr>
+      <w:r>
+        <w:rPr>
+          <w:rFonts w:ascii="맑은 고딕" w:cs="맑은 고딕" w:eastAsia="맑은 고딕" w:hAnsi="맑은 고딕"/>
+          <w:color w:val="000000"/>
+          <w:sz w:val="20"/>
+          <w:szCs w:val="20"/>
+        </w:rPr>
+        <w:t xml:space="preserve">Rule 1: 상위 큐가 하위 큐보다 먼저 처리</w:t>
+      </w:r>
+    </w:p>
+    <w:p>
+      <w:pPr>
+        <w:pStyle w:val="ListParagraph"/>
+        <w:numPr>
+          <w:ilvl w:val="0"/>
+          <w:numId w:val="3"/>
+        </w:numPr>
+        <w:spacing w:after="80" w:line="240"/>
+      </w:pPr>
+      <w:r>
+        <w:rPr>
+          <w:rFonts w:ascii="맑은 고딕" w:cs="맑은 고딕" w:eastAsia="맑은 고딕" w:hAnsi="맑은 고딕"/>
+          <w:color w:val="000000"/>
+          <w:sz w:val="20"/>
+          <w:szCs w:val="20"/>
+        </w:rPr>
+        <w:t xml:space="preserve">Rule 2: 같은 큐 안에서는 도착 순서대로</w:t>
+      </w:r>
+    </w:p>
+    <w:p>
+      <w:pPr>
+        <w:pStyle w:val="ListParagraph"/>
+        <w:numPr>
+          <w:ilvl w:val="0"/>
+          <w:numId w:val="3"/>
+        </w:numPr>
+        <w:spacing w:after="80" w:line="240"/>
+      </w:pPr>
+      <w:r>
+        <w:rPr>
+          <w:rFonts w:ascii="맑은 고딕" w:cs="맑은 고딕" w:eastAsia="맑은 고딕" w:hAnsi="맑은 고딕"/>
+          <w:color w:val="000000"/>
+          <w:sz w:val="20"/>
+          <w:szCs w:val="20"/>
+        </w:rPr>
+        <w:t xml:space="preserve">Rule 3: 새 요청은 Q0로 삽입</w:t>
+      </w:r>
+    </w:p>
+    <w:p>
+      <w:pPr>
+        <w:pStyle w:val="ListParagraph"/>
+        <w:numPr>
+          <w:ilvl w:val="0"/>
+          <w:numId w:val="3"/>
+        </w:numPr>
+        <w:spacing w:after="80" w:line="240"/>
+      </w:pPr>
+      <w:r>
+        <w:rPr>
+          <w:rFonts w:ascii="맑은 고딕" w:cs="맑은 고딕" w:eastAsia="맑은 고딕" w:hAnsi="맑은 고딕"/>
+          <w:color w:val="000000"/>
+          <w:sz w:val="20"/>
+          <w:szCs w:val="20"/>
+        </w:rPr>
+        <w:t xml:space="preserve">Rule 4: 할당량 소진 시 하위 큐로 강등</w:t>
+      </w:r>
+    </w:p>
+    <w:p>
+      <w:pPr>
+        <w:pStyle w:val="ListParagraph"/>
+        <w:numPr>
+          <w:ilvl w:val="0"/>
+          <w:numId w:val="3"/>
+        </w:numPr>
+        <w:spacing w:after="80" w:line="240"/>
+      </w:pPr>
+      <w:r>
+        <w:rPr>
+          <w:rFonts w:ascii="맑은 고딕" w:cs="맑은 고딕" w:eastAsia="맑은 고딕" w:hAnsi="맑은 고딕"/>
+          <w:color w:val="000000"/>
+          <w:sz w:val="20"/>
+          <w:szCs w:val="20"/>
+        </w:rPr>
+        <w:t xml:space="preserve">Rule 5: 일정 주기마다 모두 Q0로 부스팅</w:t>
+      </w:r>
+    </w:p>
+    <w:p>
+      <w:pPr>
+        <w:spacing w:after="120" w:line="240"/>
+      </w:pPr>
+      <w:r>
+        <w:rPr>
+          <w:rFonts w:ascii="맑은 고딕" w:cs="맑은 고딕" w:eastAsia="맑은 고딕" w:hAnsi="맑은 고딕"/>
+          <w:color w:val="000000"/>
+          <w:sz w:val="20"/>
+          <w:szCs w:val="20"/>
+        </w:rPr>
+        <w:t xml:space="preserve">큐별 시간 할당량은 표 3과 같다.</w:t>
       </w:r>
     </w:p>
     <w:p>
@@ -3078,1266 +3187,7 @@
           <w:sz w:val="20"/>
           <w:szCs w:val="20"/>
         </w:rPr>
-        <w:t xml:space="preserve">표 3. MLFQ 규칙 및 큐별 시간 할당량</w:t>
-      </w:r>
-    </w:p>
-    <w:tbl>
-      <w:tblPr>
-        <w:tblW w:type="auto" w:w="100"/>
-        <w:tblBorders>
-          <w:top w:val="single" w:color="auto" w:sz="4"/>
-          <w:left w:val="single" w:color="auto" w:sz="4"/>
-          <w:bottom w:val="single" w:color="auto" w:sz="4"/>
-          <w:right w:val="single" w:color="auto" w:sz="4"/>
-          <w:insideH w:val="single" w:color="auto" w:sz="4"/>
-          <w:insideV w:val="single" w:color="auto" w:sz="4"/>
-        </w:tblBorders>
-      </w:tblPr>
-      <w:tblGrid>
-        <w:gridCol w:w="1983"/>
-        <w:gridCol w:w="1983"/>
-        <w:gridCol w:w="1983"/>
-        <w:gridCol w:w="1983"/>
-      </w:tblGrid>
-      <w:tr>
-        <w:tc>
-          <w:tcPr>
-            <w:tcW w:type="dxa" w:w="1983"/>
-            <w:tcBorders>
-              <w:top w:val="single" w:color="AAAAAA" w:sz="1"/>
-              <w:left w:val="single" w:color="AAAAAA" w:sz="1"/>
-              <w:bottom w:val="single" w:color="AAAAAA" w:sz="1"/>
-              <w:right w:val="single" w:color="AAAAAA" w:sz="1"/>
-            </w:tcBorders>
-            <w:shd w:fill="D9E2F3" w:val="clear"/>
-            <w:vAlign w:val="center"/>
-          </w:tcPr>
-          <w:p>
-            <w:pPr>
-              <w:spacing w:after="40" w:before="40"/>
-              <w:jc w:val="center"/>
-            </w:pPr>
-            <w:r>
-              <w:rPr>
-                <w:rFonts w:ascii="맑은 고딕" w:cs="맑은 고딕" w:eastAsia="맑은 고딕" w:hAnsi="맑은 고딕"/>
-                <w:b/>
-                <w:bCs/>
-                <w:color w:val="000000"/>
-                <w:sz w:val="18"/>
-                <w:szCs w:val="18"/>
-              </w:rPr>
-              <w:t xml:space="preserve">규칙</w:t>
-            </w:r>
-          </w:p>
-        </w:tc>
-        <w:tc>
-          <w:tcPr>
-            <w:tcW w:type="dxa" w:w="1983"/>
-            <w:tcBorders>
-              <w:top w:val="single" w:color="AAAAAA" w:sz="1"/>
-              <w:left w:val="single" w:color="AAAAAA" w:sz="1"/>
-              <w:bottom w:val="single" w:color="AAAAAA" w:sz="1"/>
-              <w:right w:val="single" w:color="AAAAAA" w:sz="1"/>
-            </w:tcBorders>
-            <w:shd w:fill="D9E2F3" w:val="clear"/>
-            <w:vAlign w:val="center"/>
-          </w:tcPr>
-          <w:p>
-            <w:pPr>
-              <w:spacing w:after="40" w:before="40"/>
-              <w:jc w:val="center"/>
-            </w:pPr>
-            <w:r>
-              <w:rPr>
-                <w:rFonts w:ascii="맑은 고딕" w:cs="맑은 고딕" w:eastAsia="맑은 고딕" w:hAnsi="맑은 고딕"/>
-                <w:b/>
-                <w:bCs/>
-                <w:color w:val="000000"/>
-                <w:sz w:val="18"/>
-                <w:szCs w:val="18"/>
-              </w:rPr>
-              <w:t xml:space="preserve">설명</w:t>
-            </w:r>
-          </w:p>
-        </w:tc>
-        <w:tc>
-          <w:tcPr>
-            <w:tcW w:type="dxa" w:w="1983"/>
-            <w:tcBorders>
-              <w:top w:val="single" w:color="AAAAAA" w:sz="1"/>
-              <w:left w:val="single" w:color="AAAAAA" w:sz="1"/>
-              <w:bottom w:val="single" w:color="AAAAAA" w:sz="1"/>
-              <w:right w:val="single" w:color="AAAAAA" w:sz="1"/>
-            </w:tcBorders>
-            <w:shd w:fill="D9E2F3" w:val="clear"/>
-            <w:vAlign w:val="center"/>
-          </w:tcPr>
-          <w:p>
-            <w:pPr>
-              <w:spacing w:after="40" w:before="40"/>
-              <w:jc w:val="center"/>
-            </w:pPr>
-            <w:r>
-              <w:rPr>
-                <w:rFonts w:ascii="맑은 고딕" w:cs="맑은 고딕" w:eastAsia="맑은 고딕" w:hAnsi="맑은 고딕"/>
-                <w:b/>
-                <w:bCs/>
-                <w:color w:val="000000"/>
-                <w:sz w:val="18"/>
-                <w:szCs w:val="18"/>
-              </w:rPr>
-              <w:t xml:space="preserve">큐</w:t>
-            </w:r>
-          </w:p>
-        </w:tc>
-        <w:tc>
-          <w:tcPr>
-            <w:tcW w:type="dxa" w:w="1983"/>
-            <w:tcBorders>
-              <w:top w:val="single" w:color="AAAAAA" w:sz="1"/>
-              <w:left w:val="single" w:color="AAAAAA" w:sz="1"/>
-              <w:bottom w:val="single" w:color="AAAAAA" w:sz="1"/>
-              <w:right w:val="single" w:color="AAAAAA" w:sz="1"/>
-            </w:tcBorders>
-            <w:shd w:fill="D9E2F3" w:val="clear"/>
-            <w:vAlign w:val="center"/>
-          </w:tcPr>
-          <w:p>
-            <w:pPr>
-              <w:spacing w:after="40" w:before="40"/>
-              <w:jc w:val="center"/>
-            </w:pPr>
-            <w:r>
-              <w:rPr>
-                <w:rFonts w:ascii="맑은 고딕" w:cs="맑은 고딕" w:eastAsia="맑은 고딕" w:hAnsi="맑은 고딕"/>
-                <w:b/>
-                <w:bCs/>
-                <w:color w:val="000000"/>
-                <w:sz w:val="18"/>
-                <w:szCs w:val="18"/>
-              </w:rPr>
-              <w:t xml:space="preserve">시간 할당량</w:t>
-            </w:r>
-          </w:p>
-        </w:tc>
-      </w:tr>
-      <w:tr>
-        <w:tc>
-          <w:tcPr>
-            <w:tcW w:type="dxa" w:w="1983"/>
-            <w:tcBorders>
-              <w:top w:val="single" w:color="AAAAAA" w:sz="1"/>
-              <w:left w:val="single" w:color="AAAAAA" w:sz="1"/>
-              <w:bottom w:val="single" w:color="AAAAAA" w:sz="1"/>
-              <w:right w:val="single" w:color="AAAAAA" w:sz="1"/>
-            </w:tcBorders>
-            <w:vAlign w:val="center"/>
-          </w:tcPr>
-          <w:p>
-            <w:pPr>
-              <w:spacing w:after="40" w:before="40"/>
-              <w:jc w:val="left"/>
-            </w:pPr>
-            <w:r>
-              <w:rPr>
-                <w:rFonts w:ascii="맑은 고딕" w:cs="맑은 고딕" w:eastAsia="맑은 고딕" w:hAnsi="맑은 고딕"/>
-                <w:b w:val="false"/>
-                <w:bCs w:val="false"/>
-                <w:color w:val="000000"/>
-                <w:sz w:val="18"/>
-                <w:szCs w:val="18"/>
-              </w:rPr>
-              <w:t xml:space="preserve">Rule 1</w:t>
-            </w:r>
-          </w:p>
-        </w:tc>
-        <w:tc>
-          <w:tcPr>
-            <w:tcW w:type="dxa" w:w="1983"/>
-            <w:tcBorders>
-              <w:top w:val="single" w:color="AAAAAA" w:sz="1"/>
-              <w:left w:val="single" w:color="AAAAAA" w:sz="1"/>
-              <w:bottom w:val="single" w:color="AAAAAA" w:sz="1"/>
-              <w:right w:val="single" w:color="AAAAAA" w:sz="1"/>
-            </w:tcBorders>
-            <w:vAlign w:val="center"/>
-          </w:tcPr>
-          <w:p>
-            <w:pPr>
-              <w:spacing w:after="40" w:before="40"/>
-              <w:jc w:val="left"/>
-            </w:pPr>
-            <w:r>
-              <w:rPr>
-                <w:rFonts w:ascii="맑은 고딕" w:cs="맑은 고딕" w:eastAsia="맑은 고딕" w:hAnsi="맑은 고딕"/>
-                <w:b w:val="false"/>
-                <w:bCs w:val="false"/>
-                <w:color w:val="000000"/>
-                <w:sz w:val="18"/>
-                <w:szCs w:val="18"/>
-              </w:rPr>
-              <w:t xml:space="preserve">높은 큐가 낮은 큐보다 먼저 처리</w:t>
-            </w:r>
-          </w:p>
-        </w:tc>
-        <w:tc>
-          <w:tcPr>
-            <w:tcW w:type="dxa" w:w="1983"/>
-            <w:tcBorders>
-              <w:top w:val="single" w:color="AAAAAA" w:sz="1"/>
-              <w:left w:val="single" w:color="AAAAAA" w:sz="1"/>
-              <w:bottom w:val="single" w:color="AAAAAA" w:sz="1"/>
-              <w:right w:val="single" w:color="AAAAAA" w:sz="1"/>
-            </w:tcBorders>
-            <w:vAlign w:val="center"/>
-          </w:tcPr>
-          <w:p>
-            <w:pPr>
-              <w:spacing w:after="40" w:before="40"/>
-              <w:jc w:val="left"/>
-            </w:pPr>
-            <w:r>
-              <w:rPr>
-                <w:rFonts w:ascii="맑은 고딕" w:cs="맑은 고딕" w:eastAsia="맑은 고딕" w:hAnsi="맑은 고딕"/>
-                <w:b w:val="false"/>
-                <w:bCs w:val="false"/>
-                <w:color w:val="000000"/>
-                <w:sz w:val="18"/>
-                <w:szCs w:val="18"/>
-              </w:rPr>
-              <w:t xml:space="preserve">Q0</w:t>
-            </w:r>
-          </w:p>
-        </w:tc>
-        <w:tc>
-          <w:tcPr>
-            <w:tcW w:type="dxa" w:w="1983"/>
-            <w:tcBorders>
-              <w:top w:val="single" w:color="AAAAAA" w:sz="1"/>
-              <w:left w:val="single" w:color="AAAAAA" w:sz="1"/>
-              <w:bottom w:val="single" w:color="AAAAAA" w:sz="1"/>
-              <w:right w:val="single" w:color="AAAAAA" w:sz="1"/>
-            </w:tcBorders>
-            <w:vAlign w:val="center"/>
-          </w:tcPr>
-          <w:p>
-            <w:pPr>
-              <w:spacing w:after="40" w:before="40"/>
-              <w:jc w:val="left"/>
-            </w:pPr>
-            <w:r>
-              <w:rPr>
-                <w:rFonts w:ascii="맑은 고딕" w:cs="맑은 고딕" w:eastAsia="맑은 고딕" w:hAnsi="맑은 고딕"/>
-                <w:b w:val="false"/>
-                <w:bCs w:val="false"/>
-                <w:color w:val="000000"/>
-                <w:sz w:val="18"/>
-                <w:szCs w:val="18"/>
-              </w:rPr>
-              <w:t xml:space="preserve">1,000ms</w:t>
-            </w:r>
-          </w:p>
-        </w:tc>
-      </w:tr>
-      <w:tr>
-        <w:tc>
-          <w:tcPr>
-            <w:tcW w:type="dxa" w:w="1983"/>
-            <w:tcBorders>
-              <w:top w:val="single" w:color="AAAAAA" w:sz="1"/>
-              <w:left w:val="single" w:color="AAAAAA" w:sz="1"/>
-              <w:bottom w:val="single" w:color="AAAAAA" w:sz="1"/>
-              <w:right w:val="single" w:color="AAAAAA" w:sz="1"/>
-            </w:tcBorders>
-            <w:vAlign w:val="center"/>
-          </w:tcPr>
-          <w:p>
-            <w:pPr>
-              <w:spacing w:after="40" w:before="40"/>
-              <w:jc w:val="left"/>
-            </w:pPr>
-            <w:r>
-              <w:rPr>
-                <w:rFonts w:ascii="맑은 고딕" w:cs="맑은 고딕" w:eastAsia="맑은 고딕" w:hAnsi="맑은 고딕"/>
-                <w:b w:val="false"/>
-                <w:bCs w:val="false"/>
-                <w:color w:val="000000"/>
-                <w:sz w:val="18"/>
-                <w:szCs w:val="18"/>
-              </w:rPr>
-              <w:t xml:space="preserve">Rule 2</w:t>
-            </w:r>
-          </w:p>
-        </w:tc>
-        <w:tc>
-          <w:tcPr>
-            <w:tcW w:type="dxa" w:w="1983"/>
-            <w:tcBorders>
-              <w:top w:val="single" w:color="AAAAAA" w:sz="1"/>
-              <w:left w:val="single" w:color="AAAAAA" w:sz="1"/>
-              <w:bottom w:val="single" w:color="AAAAAA" w:sz="1"/>
-              <w:right w:val="single" w:color="AAAAAA" w:sz="1"/>
-            </w:tcBorders>
-            <w:vAlign w:val="center"/>
-          </w:tcPr>
-          <w:p>
-            <w:pPr>
-              <w:spacing w:after="40" w:before="40"/>
-              <w:jc w:val="left"/>
-            </w:pPr>
-            <w:r>
-              <w:rPr>
-                <w:rFonts w:ascii="맑은 고딕" w:cs="맑은 고딕" w:eastAsia="맑은 고딕" w:hAnsi="맑은 고딕"/>
-                <w:b w:val="false"/>
-                <w:bCs w:val="false"/>
-                <w:color w:val="000000"/>
-                <w:sz w:val="18"/>
-                <w:szCs w:val="18"/>
-              </w:rPr>
-              <w:t xml:space="preserve">같은 큐 안에서는 도착 순서대로</w:t>
-            </w:r>
-          </w:p>
-        </w:tc>
-        <w:tc>
-          <w:tcPr>
-            <w:tcW w:type="dxa" w:w="1983"/>
-            <w:tcBorders>
-              <w:top w:val="single" w:color="AAAAAA" w:sz="1"/>
-              <w:left w:val="single" w:color="AAAAAA" w:sz="1"/>
-              <w:bottom w:val="single" w:color="AAAAAA" w:sz="1"/>
-              <w:right w:val="single" w:color="AAAAAA" w:sz="1"/>
-            </w:tcBorders>
-            <w:vAlign w:val="center"/>
-          </w:tcPr>
-          <w:p>
-            <w:pPr>
-              <w:spacing w:after="40" w:before="40"/>
-              <w:jc w:val="left"/>
-            </w:pPr>
-            <w:r>
-              <w:rPr>
-                <w:rFonts w:ascii="맑은 고딕" w:cs="맑은 고딕" w:eastAsia="맑은 고딕" w:hAnsi="맑은 고딕"/>
-                <w:b w:val="false"/>
-                <w:bCs w:val="false"/>
-                <w:color w:val="000000"/>
-                <w:sz w:val="18"/>
-                <w:szCs w:val="18"/>
-              </w:rPr>
-              <w:t xml:space="preserve">Q1</w:t>
-            </w:r>
-          </w:p>
-        </w:tc>
-        <w:tc>
-          <w:tcPr>
-            <w:tcW w:type="dxa" w:w="1983"/>
-            <w:tcBorders>
-              <w:top w:val="single" w:color="AAAAAA" w:sz="1"/>
-              <w:left w:val="single" w:color="AAAAAA" w:sz="1"/>
-              <w:bottom w:val="single" w:color="AAAAAA" w:sz="1"/>
-              <w:right w:val="single" w:color="AAAAAA" w:sz="1"/>
-            </w:tcBorders>
-            <w:vAlign w:val="center"/>
-          </w:tcPr>
-          <w:p>
-            <w:pPr>
-              <w:spacing w:after="40" w:before="40"/>
-              <w:jc w:val="left"/>
-            </w:pPr>
-            <w:r>
-              <w:rPr>
-                <w:rFonts w:ascii="맑은 고딕" w:cs="맑은 고딕" w:eastAsia="맑은 고딕" w:hAnsi="맑은 고딕"/>
-                <w:b w:val="false"/>
-                <w:bCs w:val="false"/>
-                <w:color w:val="000000"/>
-                <w:sz w:val="18"/>
-                <w:szCs w:val="18"/>
-              </w:rPr>
-              <w:t xml:space="preserve">3,000ms</w:t>
-            </w:r>
-          </w:p>
-        </w:tc>
-      </w:tr>
-      <w:tr>
-        <w:tc>
-          <w:tcPr>
-            <w:tcW w:type="dxa" w:w="1983"/>
-            <w:tcBorders>
-              <w:top w:val="single" w:color="AAAAAA" w:sz="1"/>
-              <w:left w:val="single" w:color="AAAAAA" w:sz="1"/>
-              <w:bottom w:val="single" w:color="AAAAAA" w:sz="1"/>
-              <w:right w:val="single" w:color="AAAAAA" w:sz="1"/>
-            </w:tcBorders>
-            <w:vAlign w:val="center"/>
-          </w:tcPr>
-          <w:p>
-            <w:pPr>
-              <w:spacing w:after="40" w:before="40"/>
-              <w:jc w:val="left"/>
-            </w:pPr>
-            <w:r>
-              <w:rPr>
-                <w:rFonts w:ascii="맑은 고딕" w:cs="맑은 고딕" w:eastAsia="맑은 고딕" w:hAnsi="맑은 고딕"/>
-                <w:b w:val="false"/>
-                <w:bCs w:val="false"/>
-                <w:color w:val="000000"/>
-                <w:sz w:val="18"/>
-                <w:szCs w:val="18"/>
-              </w:rPr>
-              <w:t xml:space="preserve">Rule 3</w:t>
-            </w:r>
-          </w:p>
-        </w:tc>
-        <w:tc>
-          <w:tcPr>
-            <w:tcW w:type="dxa" w:w="1983"/>
-            <w:tcBorders>
-              <w:top w:val="single" w:color="AAAAAA" w:sz="1"/>
-              <w:left w:val="single" w:color="AAAAAA" w:sz="1"/>
-              <w:bottom w:val="single" w:color="AAAAAA" w:sz="1"/>
-              <w:right w:val="single" w:color="AAAAAA" w:sz="1"/>
-            </w:tcBorders>
-            <w:vAlign w:val="center"/>
-          </w:tcPr>
-          <w:p>
-            <w:pPr>
-              <w:spacing w:after="40" w:before="40"/>
-              <w:jc w:val="left"/>
-            </w:pPr>
-            <w:r>
-              <w:rPr>
-                <w:rFonts w:ascii="맑은 고딕" w:cs="맑은 고딕" w:eastAsia="맑은 고딕" w:hAnsi="맑은 고딕"/>
-                <w:b w:val="false"/>
-                <w:bCs w:val="false"/>
-                <w:color w:val="000000"/>
-                <w:sz w:val="18"/>
-                <w:szCs w:val="18"/>
-              </w:rPr>
-              <w:t xml:space="preserve">새 요청은 Q0로 삽입</w:t>
-            </w:r>
-          </w:p>
-        </w:tc>
-        <w:tc>
-          <w:tcPr>
-            <w:tcW w:type="dxa" w:w="1983"/>
-            <w:tcBorders>
-              <w:top w:val="single" w:color="AAAAAA" w:sz="1"/>
-              <w:left w:val="single" w:color="AAAAAA" w:sz="1"/>
-              <w:bottom w:val="single" w:color="AAAAAA" w:sz="1"/>
-              <w:right w:val="single" w:color="AAAAAA" w:sz="1"/>
-            </w:tcBorders>
-            <w:vAlign w:val="center"/>
-          </w:tcPr>
-          <w:p>
-            <w:pPr>
-              <w:spacing w:after="40" w:before="40"/>
-              <w:jc w:val="left"/>
-            </w:pPr>
-            <w:r>
-              <w:rPr>
-                <w:rFonts w:ascii="맑은 고딕" w:cs="맑은 고딕" w:eastAsia="맑은 고딕" w:hAnsi="맑은 고딕"/>
-                <w:b w:val="false"/>
-                <w:bCs w:val="false"/>
-                <w:color w:val="000000"/>
-                <w:sz w:val="18"/>
-                <w:szCs w:val="18"/>
-              </w:rPr>
-              <w:t xml:space="preserve">Q2</w:t>
-            </w:r>
-          </w:p>
-        </w:tc>
-        <w:tc>
-          <w:tcPr>
-            <w:tcW w:type="dxa" w:w="1983"/>
-            <w:tcBorders>
-              <w:top w:val="single" w:color="AAAAAA" w:sz="1"/>
-              <w:left w:val="single" w:color="AAAAAA" w:sz="1"/>
-              <w:bottom w:val="single" w:color="AAAAAA" w:sz="1"/>
-              <w:right w:val="single" w:color="AAAAAA" w:sz="1"/>
-            </w:tcBorders>
-            <w:vAlign w:val="center"/>
-          </w:tcPr>
-          <w:p>
-            <w:pPr>
-              <w:spacing w:after="40" w:before="40"/>
-              <w:jc w:val="left"/>
-            </w:pPr>
-            <w:r>
-              <w:rPr>
-                <w:rFonts w:ascii="맑은 고딕" w:cs="맑은 고딕" w:eastAsia="맑은 고딕" w:hAnsi="맑은 고딕"/>
-                <w:b w:val="false"/>
-                <w:bCs w:val="false"/>
-                <w:color w:val="000000"/>
-                <w:sz w:val="18"/>
-                <w:szCs w:val="18"/>
-              </w:rPr>
-              <w:t xml:space="preserve">8,000ms</w:t>
-            </w:r>
-          </w:p>
-        </w:tc>
-      </w:tr>
-      <w:tr>
-        <w:tc>
-          <w:tcPr>
-            <w:tcW w:type="dxa" w:w="1983"/>
-            <w:tcBorders>
-              <w:top w:val="single" w:color="AAAAAA" w:sz="1"/>
-              <w:left w:val="single" w:color="AAAAAA" w:sz="1"/>
-              <w:bottom w:val="single" w:color="AAAAAA" w:sz="1"/>
-              <w:right w:val="single" w:color="AAAAAA" w:sz="1"/>
-            </w:tcBorders>
-            <w:vAlign w:val="center"/>
-          </w:tcPr>
-          <w:p>
-            <w:pPr>
-              <w:spacing w:after="40" w:before="40"/>
-              <w:jc w:val="left"/>
-            </w:pPr>
-            <w:r>
-              <w:rPr>
-                <w:rFonts w:ascii="맑은 고딕" w:cs="맑은 고딕" w:eastAsia="맑은 고딕" w:hAnsi="맑은 고딕"/>
-                <w:b w:val="false"/>
-                <w:bCs w:val="false"/>
-                <w:color w:val="000000"/>
-                <w:sz w:val="18"/>
-                <w:szCs w:val="18"/>
-              </w:rPr>
-              <w:t xml:space="preserve">Rule 4</w:t>
-            </w:r>
-          </w:p>
-        </w:tc>
-        <w:tc>
-          <w:tcPr>
-            <w:tcW w:type="dxa" w:w="1983"/>
-            <w:tcBorders>
-              <w:top w:val="single" w:color="AAAAAA" w:sz="1"/>
-              <w:left w:val="single" w:color="AAAAAA" w:sz="1"/>
-              <w:bottom w:val="single" w:color="AAAAAA" w:sz="1"/>
-              <w:right w:val="single" w:color="AAAAAA" w:sz="1"/>
-            </w:tcBorders>
-            <w:vAlign w:val="center"/>
-          </w:tcPr>
-          <w:p>
-            <w:pPr>
-              <w:spacing w:after="40" w:before="40"/>
-              <w:jc w:val="left"/>
-            </w:pPr>
-            <w:r>
-              <w:rPr>
-                <w:rFonts w:ascii="맑은 고딕" w:cs="맑은 고딕" w:eastAsia="맑은 고딕" w:hAnsi="맑은 고딕"/>
-                <w:b w:val="false"/>
-                <w:bCs w:val="false"/>
-                <w:color w:val="000000"/>
-                <w:sz w:val="18"/>
-                <w:szCs w:val="18"/>
-              </w:rPr>
-              <w:t xml:space="preserve">할당량 소진 시 하위 큐로</w:t>
-            </w:r>
-          </w:p>
-        </w:tc>
-        <w:tc>
-          <w:tcPr>
-            <w:tcW w:type="dxa" w:w="1983"/>
-            <w:tcBorders>
-              <w:top w:val="single" w:color="AAAAAA" w:sz="1"/>
-              <w:left w:val="single" w:color="AAAAAA" w:sz="1"/>
-              <w:bottom w:val="single" w:color="AAAAAA" w:sz="1"/>
-              <w:right w:val="single" w:color="AAAAAA" w:sz="1"/>
-            </w:tcBorders>
-            <w:vAlign w:val="center"/>
-          </w:tcPr>
-          <w:p>
-            <w:pPr>
-              <w:spacing w:after="40" w:before="40"/>
-              <w:jc w:val="left"/>
-            </w:pPr>
-            <w:r>
-              <w:rPr>
-                <w:rFonts w:ascii="맑은 고딕" w:cs="맑은 고딕" w:eastAsia="맑은 고딕" w:hAnsi="맑은 고딕"/>
-                <w:b w:val="false"/>
-                <w:bCs w:val="false"/>
-                <w:color w:val="000000"/>
-                <w:sz w:val="18"/>
-                <w:szCs w:val="18"/>
-              </w:rPr>
-              <w:t xml:space="preserve">Q3</w:t>
-            </w:r>
-          </w:p>
-        </w:tc>
-        <w:tc>
-          <w:tcPr>
-            <w:tcW w:type="dxa" w:w="1983"/>
-            <w:tcBorders>
-              <w:top w:val="single" w:color="AAAAAA" w:sz="1"/>
-              <w:left w:val="single" w:color="AAAAAA" w:sz="1"/>
-              <w:bottom w:val="single" w:color="AAAAAA" w:sz="1"/>
-              <w:right w:val="single" w:color="AAAAAA" w:sz="1"/>
-            </w:tcBorders>
-            <w:vAlign w:val="center"/>
-          </w:tcPr>
-          <w:p>
-            <w:pPr>
-              <w:spacing w:after="40" w:before="40"/>
-              <w:jc w:val="left"/>
-            </w:pPr>
-            <w:r>
-              <w:rPr>
-                <w:rFonts w:ascii="맑은 고딕" w:cs="맑은 고딕" w:eastAsia="맑은 고딕" w:hAnsi="맑은 고딕"/>
-                <w:b w:val="false"/>
-                <w:bCs w:val="false"/>
-                <w:color w:val="000000"/>
-                <w:sz w:val="18"/>
-                <w:szCs w:val="18"/>
-              </w:rPr>
-              <w:t xml:space="preserve">무제한</w:t>
-            </w:r>
-          </w:p>
-        </w:tc>
-      </w:tr>
-      <w:tr>
-        <w:tc>
-          <w:tcPr>
-            <w:tcW w:type="dxa" w:w="1983"/>
-            <w:tcBorders>
-              <w:top w:val="single" w:color="AAAAAA" w:sz="1"/>
-              <w:left w:val="single" w:color="AAAAAA" w:sz="1"/>
-              <w:bottom w:val="single" w:color="AAAAAA" w:sz="1"/>
-              <w:right w:val="single" w:color="AAAAAA" w:sz="1"/>
-            </w:tcBorders>
-            <w:vAlign w:val="center"/>
-          </w:tcPr>
-          <w:p>
-            <w:pPr>
-              <w:spacing w:after="40" w:before="40"/>
-              <w:jc w:val="left"/>
-            </w:pPr>
-            <w:r>
-              <w:rPr>
-                <w:rFonts w:ascii="맑은 고딕" w:cs="맑은 고딕" w:eastAsia="맑은 고딕" w:hAnsi="맑은 고딕"/>
-                <w:b w:val="false"/>
-                <w:bCs w:val="false"/>
-                <w:color w:val="000000"/>
-                <w:sz w:val="18"/>
-                <w:szCs w:val="18"/>
-              </w:rPr>
-              <w:t xml:space="preserve">Rule 5</w:t>
-            </w:r>
-          </w:p>
-        </w:tc>
-        <w:tc>
-          <w:tcPr>
-            <w:tcW w:type="dxa" w:w="1983"/>
-            <w:tcBorders>
-              <w:top w:val="single" w:color="AAAAAA" w:sz="1"/>
-              <w:left w:val="single" w:color="AAAAAA" w:sz="1"/>
-              <w:bottom w:val="single" w:color="AAAAAA" w:sz="1"/>
-              <w:right w:val="single" w:color="AAAAAA" w:sz="1"/>
-            </w:tcBorders>
-            <w:vAlign w:val="center"/>
-          </w:tcPr>
-          <w:p>
-            <w:pPr>
-              <w:spacing w:after="40" w:before="40"/>
-              <w:jc w:val="left"/>
-            </w:pPr>
-            <w:r>
-              <w:rPr>
-                <w:rFonts w:ascii="맑은 고딕" w:cs="맑은 고딕" w:eastAsia="맑은 고딕" w:hAnsi="맑은 고딕"/>
-                <w:b w:val="false"/>
-                <w:bCs w:val="false"/>
-                <w:color w:val="000000"/>
-                <w:sz w:val="18"/>
-                <w:szCs w:val="18"/>
-              </w:rPr>
-              <w:t xml:space="preserve">일정 주기로 모두 Q0로 부스팅</w:t>
-            </w:r>
-          </w:p>
-        </w:tc>
-        <w:tc>
-          <w:tcPr>
-            <w:tcW w:type="dxa" w:w="1983"/>
-            <w:tcBorders>
-              <w:top w:val="single" w:color="AAAAAA" w:sz="1"/>
-              <w:left w:val="single" w:color="AAAAAA" w:sz="1"/>
-              <w:bottom w:val="single" w:color="AAAAAA" w:sz="1"/>
-              <w:right w:val="single" w:color="AAAAAA" w:sz="1"/>
-            </w:tcBorders>
-            <w:vAlign w:val="center"/>
-          </w:tcPr>
-          <w:p>
-            <w:pPr>
-              <w:spacing w:after="40" w:before="40"/>
-              <w:jc w:val="left"/>
-            </w:pPr>
-            <w:r>
-              <w:rPr>
-                <w:rFonts w:ascii="맑은 고딕" w:cs="맑은 고딕" w:eastAsia="맑은 고딕" w:hAnsi="맑은 고딕"/>
-                <w:sz w:val="20"/>
-                <w:szCs w:val="20"/>
-              </w:rPr>
-              <w:t xml:space="preserve"/>
-            </w:r>
-          </w:p>
-        </w:tc>
-        <w:tc>
-          <w:tcPr>
-            <w:tcW w:type="dxa" w:w="1983"/>
-            <w:tcBorders>
-              <w:top w:val="single" w:color="AAAAAA" w:sz="1"/>
-              <w:left w:val="single" w:color="AAAAAA" w:sz="1"/>
-              <w:bottom w:val="single" w:color="AAAAAA" w:sz="1"/>
-              <w:right w:val="single" w:color="AAAAAA" w:sz="1"/>
-            </w:tcBorders>
-            <w:vAlign w:val="center"/>
-          </w:tcPr>
-          <w:p>
-            <w:pPr>
-              <w:spacing w:after="40" w:before="40"/>
-              <w:jc w:val="left"/>
-            </w:pPr>
-            <w:r>
-              <w:rPr>
-                <w:rFonts w:ascii="맑은 고딕" w:cs="맑은 고딕" w:eastAsia="맑은 고딕" w:hAnsi="맑은 고딕"/>
-                <w:sz w:val="20"/>
-                <w:szCs w:val="20"/>
-              </w:rPr>
-              <w:t xml:space="preserve"/>
-            </w:r>
-          </w:p>
-        </w:tc>
-      </w:tr>
-    </w:tbl>
-    <w:p>
-      <w:pPr>
-        <w:spacing w:after="80"/>
-      </w:pPr>
-    </w:p>
-    <w:p>
-      <w:pPr>
-        <w:spacing w:after="120" w:line="240"/>
-      </w:pPr>
-      <w:r>
-        <w:rPr>
-          <w:rFonts w:ascii="맑은 고딕" w:cs="맑은 고딕" w:eastAsia="맑은 고딕" w:hAnsi="맑은 고딕"/>
-          <w:color w:val="000000"/>
-          <w:sz w:val="20"/>
-          <w:szCs w:val="20"/>
-        </w:rPr>
-        <w:t xml:space="preserve">dequeue는 Rule 1을 따라 상위 큐부터 FIFO(First-In, First-Out, 선입선출 — 먼저 들어온 요청부터 처리) 방식으로 꺼낸다.</w:t>
-      </w:r>
-    </w:p>
-    <w:p>
-      <w:pPr>
-        <w:spacing w:after="0" w:line="240"/>
-        <w:ind w:left="360"/>
-      </w:pPr>
-      <w:r>
-        <w:rPr>
-          <w:rFonts w:ascii="Consolas" w:cs="Consolas" w:eastAsia="Consolas" w:hAnsi="Consolas"/>
-          <w:color w:val="333333"/>
-          <w:sz w:val="18"/>
-          <w:szCs w:val="18"/>
-        </w:rPr>
-        <w:t xml:space="preserve">// MLFQ 스케줄러: 다음 처리할 요청 선택 (비선점형)</w:t>
-      </w:r>
-    </w:p>
-    <w:p>
-      <w:pPr>
-        <w:spacing w:after="0" w:line="240"/>
-        <w:ind w:left="360"/>
-      </w:pPr>
-      <w:r>
-        <w:rPr>
-          <w:rFonts w:ascii="Consolas" w:cs="Consolas" w:eastAsia="Consolas" w:hAnsi="Consolas"/>
-          <w:color w:val="333333"/>
-          <w:sz w:val="18"/>
-          <w:szCs w:val="18"/>
-        </w:rPr>
-        <w:t xml:space="preserve">dequeue() {</w:t>
-      </w:r>
-    </w:p>
-    <w:p>
-      <w:pPr>
-        <w:spacing w:after="0" w:line="240"/>
-        <w:ind w:left="360"/>
-      </w:pPr>
-      <w:r>
-        <w:rPr>
-          <w:rFonts w:ascii="Consolas" w:cs="Consolas" w:eastAsia="Consolas" w:hAnsi="Consolas"/>
-          <w:color w:val="333333"/>
-          <w:sz w:val="18"/>
-          <w:szCs w:val="18"/>
-        </w:rPr>
-        <w:t xml:space="preserve">  for (let i = 0; i &lt; 4; i++) {</w:t>
-      </w:r>
-    </w:p>
-    <w:p>
-      <w:pPr>
-        <w:spacing w:after="0" w:line="240"/>
-        <w:ind w:left="360"/>
-      </w:pPr>
-      <w:r>
-        <w:rPr>
-          <w:rFonts w:ascii="Consolas" w:cs="Consolas" w:eastAsia="Consolas" w:hAnsi="Consolas"/>
-          <w:color w:val="333333"/>
-          <w:sz w:val="18"/>
-          <w:szCs w:val="18"/>
-        </w:rPr>
-        <w:t xml:space="preserve">    if (this.queues[i].length &gt; 0) return this.queues[i].shift();</w:t>
-      </w:r>
-    </w:p>
-    <w:p>
-      <w:pPr>
-        <w:spacing w:after="0" w:line="240"/>
-        <w:ind w:left="360"/>
-      </w:pPr>
-      <w:r>
-        <w:rPr>
-          <w:rFonts w:ascii="Consolas" w:cs="Consolas" w:eastAsia="Consolas" w:hAnsi="Consolas"/>
-          <w:color w:val="333333"/>
-          <w:sz w:val="18"/>
-          <w:szCs w:val="18"/>
-        </w:rPr>
-        <w:t xml:space="preserve">  }</w:t>
-      </w:r>
-    </w:p>
-    <w:p>
-      <w:pPr>
-        <w:spacing w:after="0" w:line="240"/>
-        <w:ind w:left="360"/>
-      </w:pPr>
-      <w:r>
-        <w:rPr>
-          <w:rFonts w:ascii="Consolas" w:cs="Consolas" w:eastAsia="Consolas" w:hAnsi="Consolas"/>
-          <w:color w:val="333333"/>
-          <w:sz w:val="18"/>
-          <w:szCs w:val="18"/>
-        </w:rPr>
-        <w:t xml:space="preserve">  return null;</w:t>
-      </w:r>
-    </w:p>
-    <w:p>
-      <w:pPr>
-        <w:spacing w:after="0" w:line="240"/>
-        <w:ind w:left="360"/>
-      </w:pPr>
-      <w:r>
-        <w:rPr>
-          <w:rFonts w:ascii="Consolas" w:cs="Consolas" w:eastAsia="Consolas" w:hAnsi="Consolas"/>
-          <w:color w:val="333333"/>
-          <w:sz w:val="18"/>
-          <w:szCs w:val="18"/>
-        </w:rPr>
-        <w:t xml:space="preserve">}</w:t>
-      </w:r>
-    </w:p>
-    <w:p>
-      <w:pPr>
-        <w:spacing w:after="80"/>
-      </w:pPr>
-    </w:p>
-    <w:p>
-      <w:pPr>
-        <w:spacing w:after="120" w:line="240"/>
-      </w:pPr>
-      <w:r>
-        <w:rPr>
-          <w:rFonts w:ascii="맑은 고딕" w:cs="맑은 고딕" w:eastAsia="맑은 고딕" w:hAnsi="맑은 고딕"/>
-          <w:color w:val="000000"/>
-          <w:sz w:val="20"/>
-          <w:szCs w:val="20"/>
-        </w:rPr>
-        <w:t xml:space="preserve">위 코드는 실서버에도 적용되는 비선점형 구현이다. 선점형 MLFQ는 시뮬레이션 전용으로 `run-multi-seed.js`에 따로 구현하였다. 500ms 간격으로 실행 시간을 확인해 할당량 초과 시 하위 큐로 옮기며, 5초 주기 부스팅으로 하위 큐의 기아를 막는다.</w:t>
-      </w:r>
-    </w:p>
-    <w:p>
-      <w:pPr>
-        <w:spacing w:after="120" w:line="240"/>
-      </w:pPr>
-      <w:r>
-        <w:rPr>
-          <w:rFonts w:ascii="맑은 고딕" w:cs="맑은 고딕" w:eastAsia="맑은 고딕" w:hAnsi="맑은 고딕"/>
-          <w:b/>
-          <w:bCs/>
-          <w:color w:val="000000"/>
-          <w:sz w:val="20"/>
-          <w:szCs w:val="20"/>
-        </w:rPr>
-        <w:t xml:space="preserve">WFQ 구현.</w:t>
-      </w:r>
-      <w:r>
-        <w:rPr>
-          <w:rFonts w:ascii="맑은 고딕" w:cs="맑은 고딕" w:eastAsia="맑은 고딕" w:hAnsi="맑은 고딕"/>
-          <w:color w:val="000000"/>
-          <w:sz w:val="20"/>
-          <w:szCs w:val="20"/>
-        </w:rPr>
-        <w:t xml:space="preserve"> WFQ는 각 요청의 가상 완료 시각(VFT)을 계산해 가장 작은 값부터 처리한다.</w:t>
-      </w:r>
-    </w:p>
-    <w:p>
-      <w:pPr>
-        <w:spacing w:after="120" w:line="240"/>
-        <w:ind w:left="360"/>
-      </w:pPr>
-      <w:r>
-        <w:rPr>
-          <w:rFonts w:ascii="맑은 고딕" w:cs="맑은 고딕" w:eastAsia="맑은 고딕" w:hAnsi="맑은 고딕"/>
-          <w:i/>
-          <w:iCs/>
-          <w:color w:val="333333"/>
-          <w:sz w:val="20"/>
-          <w:szCs w:val="20"/>
-        </w:rPr>
-        <w:t xml:space="preserve">VFT_i = VFT_(i-1) + 처리 비용 / 가중치</w:t>
-      </w:r>
-    </w:p>
-    <w:p>
-      <w:pPr>
-        <w:spacing w:after="120" w:line="240"/>
-      </w:pPr>
-      <w:r>
-        <w:rPr>
-          <w:rFonts w:ascii="맑은 고딕" w:cs="맑은 고딕" w:eastAsia="맑은 고딕" w:hAnsi="맑은 고딕"/>
-          <w:color w:val="000000"/>
-          <w:sz w:val="20"/>
-          <w:szCs w:val="20"/>
-        </w:rPr>
-        <w:t xml:space="preserve">처리 비용은 요청 1건당 1로 고정하였다. LLM 출력 토큰 수는 생성 완료 전 알 수 없고, JFI 계산도 처리 건수 기준이므로 측정 기준을 일치시키기 위해서이다.</w:t>
-      </w:r>
-    </w:p>
-    <w:p>
-      <w:pPr>
-        <w:spacing w:after="0" w:line="240"/>
-        <w:ind w:left="360"/>
-      </w:pPr>
-      <w:r>
-        <w:rPr>
-          <w:rFonts w:ascii="Consolas" w:cs="Consolas" w:eastAsia="Consolas" w:hAnsi="Consolas"/>
-          <w:color w:val="333333"/>
-          <w:sz w:val="18"/>
-          <w:szCs w:val="18"/>
-        </w:rPr>
-        <w:t xml:space="preserve">// WFQ: VFT 계산 후 enqueue</w:t>
-      </w:r>
-    </w:p>
-    <w:p>
-      <w:pPr>
-        <w:spacing w:after="0" w:line="240"/>
-        <w:ind w:left="360"/>
-      </w:pPr>
-      <w:r>
-        <w:rPr>
-          <w:rFonts w:ascii="Consolas" w:cs="Consolas" w:eastAsia="Consolas" w:hAnsi="Consolas"/>
-          <w:color w:val="333333"/>
-          <w:sz w:val="18"/>
-          <w:szCs w:val="18"/>
-        </w:rPr>
-        <w:t xml:space="preserve">enqueue(request) {</w:t>
-      </w:r>
-    </w:p>
-    <w:p>
-      <w:pPr>
-        <w:spacing w:after="0" w:line="240"/>
-        <w:ind w:left="360"/>
-      </w:pPr>
-      <w:r>
-        <w:rPr>
-          <w:rFonts w:ascii="Consolas" w:cs="Consolas" w:eastAsia="Consolas" w:hAnsi="Consolas"/>
-          <w:color w:val="333333"/>
-          <w:sz w:val="18"/>
-          <w:szCs w:val="18"/>
-        </w:rPr>
-        <w:t xml:space="preserve">  const tenant = this.tenants.get(request.tenantId);</w:t>
-      </w:r>
-    </w:p>
-    <w:p>
-      <w:pPr>
-        <w:spacing w:after="0" w:line="240"/>
-        <w:ind w:left="360"/>
-      </w:pPr>
-      <w:r>
-        <w:rPr>
-          <w:rFonts w:ascii="Consolas" w:cs="Consolas" w:eastAsia="Consolas" w:hAnsi="Consolas"/>
-          <w:color w:val="333333"/>
-          <w:sz w:val="18"/>
-          <w:szCs w:val="18"/>
-        </w:rPr>
-        <w:t xml:space="preserve">  const startTime = Math.max(tenant.virtualTime, this.globalVirtualTime);</w:t>
-      </w:r>
-    </w:p>
-    <w:p>
-      <w:pPr>
-        <w:spacing w:after="0" w:line="240"/>
-        <w:ind w:left="360"/>
-      </w:pPr>
-      <w:r>
-        <w:rPr>
-          <w:rFonts w:ascii="Consolas" w:cs="Consolas" w:eastAsia="Consolas" w:hAnsi="Consolas"/>
-          <w:color w:val="333333"/>
-          <w:sz w:val="18"/>
-          <w:szCs w:val="18"/>
-        </w:rPr>
-        <w:t xml:space="preserve">  request.virtualFinishTime = startTime + (1 / tenant.weight);</w:t>
-      </w:r>
-    </w:p>
-    <w:p>
-      <w:pPr>
-        <w:spacing w:after="0" w:line="240"/>
-        <w:ind w:left="360"/>
-      </w:pPr>
-      <w:r>
-        <w:rPr>
-          <w:rFonts w:ascii="Consolas" w:cs="Consolas" w:eastAsia="Consolas" w:hAnsi="Consolas"/>
-          <w:color w:val="333333"/>
-          <w:sz w:val="18"/>
-          <w:szCs w:val="18"/>
-        </w:rPr>
-        <w:t xml:space="preserve">  tenant.virtualTime = request.virtualFinishTime;   // 다음 요청의 기준이 됨</w:t>
-      </w:r>
-    </w:p>
-    <w:p>
-      <w:pPr>
-        <w:spacing w:after="0" w:line="240"/>
-        <w:ind w:left="360"/>
-      </w:pPr>
-      <w:r>
-        <w:rPr>
-          <w:rFonts w:ascii="Consolas" w:cs="Consolas" w:eastAsia="Consolas" w:hAnsi="Consolas"/>
-          <w:color w:val="333333"/>
-          <w:sz w:val="18"/>
-          <w:szCs w:val="18"/>
-        </w:rPr>
-        <w:t xml:space="preserve">  this.queue.push(request);</w:t>
-      </w:r>
-    </w:p>
-    <w:p>
-      <w:pPr>
-        <w:spacing w:after="0" w:line="240"/>
-        <w:ind w:left="360"/>
-      </w:pPr>
-      <w:r>
-        <w:rPr>
-          <w:rFonts w:ascii="Consolas" w:cs="Consolas" w:eastAsia="Consolas" w:hAnsi="Consolas"/>
-          <w:color w:val="333333"/>
-          <w:sz w:val="18"/>
-          <w:szCs w:val="18"/>
-        </w:rPr>
-        <w:t xml:space="preserve">}</w:t>
-      </w:r>
-    </w:p>
-    <w:p>
-      <w:pPr>
-        <w:spacing w:after="0" w:line="240"/>
-        <w:ind w:left="360"/>
-      </w:pPr>
-      <w:r>
-        <w:rPr>
-          <w:rFonts w:ascii="Consolas" w:cs="Consolas" w:eastAsia="Consolas" w:hAnsi="Consolas"/>
-          <w:color w:val="333333"/>
-          <w:sz w:val="18"/>
-          <w:szCs w:val="18"/>
-        </w:rPr>
-        <w:t xml:space="preserve">// VFT가 가장 작은 요청 선택</w:t>
-      </w:r>
-    </w:p>
-    <w:p>
-      <w:pPr>
-        <w:spacing w:after="0" w:line="240"/>
-        <w:ind w:left="360"/>
-      </w:pPr>
-      <w:r>
-        <w:rPr>
-          <w:rFonts w:ascii="Consolas" w:cs="Consolas" w:eastAsia="Consolas" w:hAnsi="Consolas"/>
-          <w:color w:val="333333"/>
-          <w:sz w:val="18"/>
-          <w:szCs w:val="18"/>
-        </w:rPr>
-        <w:t xml:space="preserve">dequeue() {</w:t>
-      </w:r>
-    </w:p>
-    <w:p>
-      <w:pPr>
-        <w:spacing w:after="0" w:line="240"/>
-        <w:ind w:left="360"/>
-      </w:pPr>
-      <w:r>
-        <w:rPr>
-          <w:rFonts w:ascii="Consolas" w:cs="Consolas" w:eastAsia="Consolas" w:hAnsi="Consolas"/>
-          <w:color w:val="333333"/>
-          <w:sz w:val="18"/>
-          <w:szCs w:val="18"/>
-        </w:rPr>
-        <w:t xml:space="preserve">  let minIdx = 0;</w:t>
-      </w:r>
-    </w:p>
-    <w:p>
-      <w:pPr>
-        <w:spacing w:after="0" w:line="240"/>
-        <w:ind w:left="360"/>
-      </w:pPr>
-      <w:r>
-        <w:rPr>
-          <w:rFonts w:ascii="Consolas" w:cs="Consolas" w:eastAsia="Consolas" w:hAnsi="Consolas"/>
-          <w:color w:val="333333"/>
-          <w:sz w:val="18"/>
-          <w:szCs w:val="18"/>
-        </w:rPr>
-        <w:t xml:space="preserve">  for (let i = 1; i &lt; this.queue.length; i++) {</w:t>
-      </w:r>
-    </w:p>
-    <w:p>
-      <w:pPr>
-        <w:spacing w:after="0" w:line="240"/>
-        <w:ind w:left="360"/>
-      </w:pPr>
-      <w:r>
-        <w:rPr>
-          <w:rFonts w:ascii="Consolas" w:cs="Consolas" w:eastAsia="Consolas" w:hAnsi="Consolas"/>
-          <w:color w:val="333333"/>
-          <w:sz w:val="18"/>
-          <w:szCs w:val="18"/>
-        </w:rPr>
-        <w:t xml:space="preserve">    if (this.queue[i].virtualFinishTime &lt; this.queue[minIdx].virtualFinishTime) minIdx = i;</w:t>
-      </w:r>
-    </w:p>
-    <w:p>
-      <w:pPr>
-        <w:spacing w:after="0" w:line="240"/>
-        <w:ind w:left="360"/>
-      </w:pPr>
-      <w:r>
-        <w:rPr>
-          <w:rFonts w:ascii="Consolas" w:cs="Consolas" w:eastAsia="Consolas" w:hAnsi="Consolas"/>
-          <w:color w:val="333333"/>
-          <w:sz w:val="18"/>
-          <w:szCs w:val="18"/>
-        </w:rPr>
-        <w:t xml:space="preserve">  }</w:t>
-      </w:r>
-    </w:p>
-    <w:p>
-      <w:pPr>
-        <w:spacing w:after="0" w:line="240"/>
-        <w:ind w:left="360"/>
-      </w:pPr>
-      <w:r>
-        <w:rPr>
-          <w:rFonts w:ascii="Consolas" w:cs="Consolas" w:eastAsia="Consolas" w:hAnsi="Consolas"/>
-          <w:color w:val="333333"/>
-          <w:sz w:val="18"/>
-          <w:szCs w:val="18"/>
-        </w:rPr>
-        <w:t xml:space="preserve">  const req = this.queue.splice(minIdx, 1)[0];</w:t>
-      </w:r>
-    </w:p>
-    <w:p>
-      <w:pPr>
-        <w:spacing w:after="0" w:line="240"/>
-        <w:ind w:left="360"/>
-      </w:pPr>
-      <w:r>
-        <w:rPr>
-          <w:rFonts w:ascii="Consolas" w:cs="Consolas" w:eastAsia="Consolas" w:hAnsi="Consolas"/>
-          <w:color w:val="333333"/>
-          <w:sz w:val="18"/>
-          <w:szCs w:val="18"/>
-        </w:rPr>
-        <w:t xml:space="preserve">  this.globalVirtualTime = req.virtualFinishTime;   // 시스템 가상 시각 갱신</w:t>
-      </w:r>
-    </w:p>
-    <w:p>
-      <w:pPr>
-        <w:spacing w:after="0" w:line="240"/>
-        <w:ind w:left="360"/>
-      </w:pPr>
-      <w:r>
-        <w:rPr>
-          <w:rFonts w:ascii="Consolas" w:cs="Consolas" w:eastAsia="Consolas" w:hAnsi="Consolas"/>
-          <w:color w:val="333333"/>
-          <w:sz w:val="18"/>
-          <w:szCs w:val="18"/>
-        </w:rPr>
-        <w:t xml:space="preserve">  return req;</w:t>
-      </w:r>
-    </w:p>
-    <w:p>
-      <w:pPr>
-        <w:spacing w:after="0" w:line="240"/>
-        <w:ind w:left="360"/>
-      </w:pPr>
-      <w:r>
-        <w:rPr>
-          <w:rFonts w:ascii="Consolas" w:cs="Consolas" w:eastAsia="Consolas" w:hAnsi="Consolas"/>
-          <w:color w:val="333333"/>
-          <w:sz w:val="18"/>
-          <w:szCs w:val="18"/>
-        </w:rPr>
-        <w:t xml:space="preserve">}</w:t>
-      </w:r>
-    </w:p>
-    <w:p>
-      <w:pPr>
-        <w:spacing w:after="80"/>
-      </w:pPr>
-    </w:p>
-    <w:p>
-      <w:pPr>
-        <w:spacing w:after="120" w:line="240"/>
-      </w:pPr>
-      <w:r>
-        <w:rPr>
-          <w:rFonts w:ascii="맑은 고딕" w:cs="맑은 고딕" w:eastAsia="맑은 고딕" w:hAnsi="맑은 고딕"/>
-          <w:color w:val="000000"/>
-          <w:sz w:val="20"/>
-          <w:szCs w:val="20"/>
-        </w:rPr>
-        <w:t xml:space="preserve">가중치가 큰 사용자는 VFT 증가분이 작아 자주 선택된다. Enterprise(가중치 100)와 Free(가중치 1)가 동시에 요청하면 VFT 증가분이 0.01 대 1로 Enterprise가 먼저 처리된다.</w:t>
-      </w:r>
-    </w:p>
-    <w:p>
-      <w:pPr>
-        <w:spacing w:after="130" w:before="220" w:line="240"/>
-      </w:pPr>
-      <w:r>
-        <w:rPr>
-          <w:rFonts w:ascii="맑은 고딕" w:cs="맑은 고딕" w:eastAsia="맑은 고딕" w:hAnsi="맑은 고딕"/>
-          <w:b/>
-          <w:bCs/>
-          <w:color w:val="333333"/>
-          <w:sz w:val="24"/>
-          <w:szCs w:val="24"/>
-        </w:rPr>
-        <w:t xml:space="preserve">4.4 Rate Limiter</w:t>
-      </w:r>
-    </w:p>
-    <w:p>
-      <w:pPr>
-        <w:spacing w:after="120" w:line="240"/>
-      </w:pPr>
-      <w:r>
-        <w:rPr>
-          <w:rFonts w:ascii="맑은 고딕" w:cs="맑은 고딕" w:eastAsia="맑은 고딕" w:hAnsi="맑은 고딕"/>
-          <w:color w:val="000000"/>
-          <w:sz w:val="20"/>
-          <w:szCs w:val="20"/>
-        </w:rPr>
-        <w:t xml:space="preserve">Rate Limiter는 스케줄링 비교 대상이 아니라 요청 진입을 관리하는 전처리 단계이며, 스케줄러와 독립적으로 동작한다. 토큰 버킷(Token Bucket, 일정 시간마다 요청 권한인 토큰이 새로 발급되고 요청이 들어올 때마다 토큰 하나씩 소모하는 방식) 방식으로 만들었다. 구독 등급별 분당 허용 수(표 4)를 제한하고, 토큰이 없으면 HTTP 429(Too Many Requests, 요청 한도 초과를 알리는 표준 응답 코드) [11]로 거부한다.</w:t>
-      </w:r>
-    </w:p>
-    <w:p>
-      <w:pPr>
-        <w:spacing w:after="80" w:line="240"/>
-      </w:pPr>
-      <w:r>
-        <w:rPr>
-          <w:rFonts w:ascii="맑은 고딕" w:cs="맑은 고딕" w:eastAsia="맑은 고딕" w:hAnsi="맑은 고딕"/>
-          <w:b/>
-          <w:bCs/>
-          <w:color w:val="000000"/>
-          <w:sz w:val="20"/>
-          <w:szCs w:val="20"/>
-        </w:rPr>
-        <w:t xml:space="preserve">표 4. 구독 등급별 요청 한도</w:t>
+        <w:t xml:space="preserve">표 3. MLFQ 큐별 시간 할당량</w:t>
       </w:r>
     </w:p>
     <w:tbl>
@@ -4383,7 +3233,7 @@
                 <w:sz w:val="18"/>
                 <w:szCs w:val="18"/>
               </w:rPr>
-              <w:t xml:space="preserve">구독 등급</w:t>
+              <w:t xml:space="preserve">큐</w:t>
             </w:r>
           </w:p>
         </w:tc>
@@ -4413,7 +3263,7 @@
                 <w:sz w:val="18"/>
                 <w:szCs w:val="18"/>
               </w:rPr>
-              <w:t xml:space="preserve">분당 허용 요청 수</w:t>
+              <w:t xml:space="preserve">시간 할당량</w:t>
             </w:r>
           </w:p>
         </w:tc>
@@ -4444,7 +3294,7 @@
                 <w:sz w:val="18"/>
                 <w:szCs w:val="18"/>
               </w:rPr>
-              <w:t xml:space="preserve">Enterprise</w:t>
+              <w:t xml:space="preserve">Q0</w:t>
             </w:r>
           </w:p>
         </w:tc>
@@ -4473,7 +3323,7 @@
                 <w:sz w:val="18"/>
                 <w:szCs w:val="18"/>
               </w:rPr>
-              <w:t xml:space="preserve">100 req/min</w:t>
+              <w:t xml:space="preserve">1,000ms</w:t>
             </w:r>
           </w:p>
         </w:tc>
@@ -4504,7 +3354,7 @@
                 <w:sz w:val="18"/>
                 <w:szCs w:val="18"/>
               </w:rPr>
-              <w:t xml:space="preserve">Premium</w:t>
+              <w:t xml:space="preserve">Q1</w:t>
             </w:r>
           </w:p>
         </w:tc>
@@ -4533,7 +3383,7 @@
                 <w:sz w:val="18"/>
                 <w:szCs w:val="18"/>
               </w:rPr>
-              <w:t xml:space="preserve">50 req/min</w:t>
+              <w:t xml:space="preserve">3,000ms</w:t>
             </w:r>
           </w:p>
         </w:tc>
@@ -4564,7 +3414,7 @@
                 <w:sz w:val="18"/>
                 <w:szCs w:val="18"/>
               </w:rPr>
-              <w:t xml:space="preserve">Standard</w:t>
+              <w:t xml:space="preserve">Q2</w:t>
             </w:r>
           </w:p>
         </w:tc>
@@ -4593,7 +3443,7 @@
                 <w:sz w:val="18"/>
                 <w:szCs w:val="18"/>
               </w:rPr>
-              <w:t xml:space="preserve">10 req/min</w:t>
+              <w:t xml:space="preserve">8,000ms</w:t>
             </w:r>
           </w:p>
         </w:tc>
@@ -4624,7 +3474,7 @@
                 <w:sz w:val="18"/>
                 <w:szCs w:val="18"/>
               </w:rPr>
-              <w:t xml:space="preserve">Free</w:t>
+              <w:t xml:space="preserve">Q3</w:t>
             </w:r>
           </w:p>
         </w:tc>
@@ -4653,7 +3503,7 @@
                 <w:sz w:val="18"/>
                 <w:szCs w:val="18"/>
               </w:rPr>
-              <w:t xml:space="preserve">5 req/min</w:t>
+              <w:t xml:space="preserve">무제한</w:t>
             </w:r>
           </w:p>
         </w:tc>
@@ -4675,7 +3525,476 @@
           <w:sz w:val="20"/>
           <w:szCs w:val="20"/>
         </w:rPr>
-        <w:t xml:space="preserve">동작 확인을 위해 Free 등급(분당 5건) 테넌트에서 20회 연속 요청을 보내본 결과, 5건이 수락되고 15건이 HTTP 429로 거부되어 등급별 한도가 정확히 강제됨을 확인하였다.</w:t>
+        <w:t xml:space="preserve">dequeue는 Rule 1과 Rule 2에 따라 상위 큐부터 FIFO(First-In, First-Out, 선입선출 — 먼저 들어온 요청부터 처리) 방식으로 꺼낸다.</w:t>
+      </w:r>
+    </w:p>
+    <w:p>
+      <w:pPr>
+        <w:spacing w:after="0" w:line="240"/>
+        <w:ind w:left="360"/>
+      </w:pPr>
+      <w:r>
+        <w:rPr>
+          <w:rFonts w:ascii="Consolas" w:cs="Consolas" w:eastAsia="Consolas" w:hAnsi="Consolas"/>
+          <w:color w:val="333333"/>
+          <w:sz w:val="18"/>
+          <w:szCs w:val="18"/>
+        </w:rPr>
+        <w:t xml:space="preserve">// MLFQ 스케줄러: 상위 큐 우선으로 다음 요청 선택</w:t>
+      </w:r>
+    </w:p>
+    <w:p>
+      <w:pPr>
+        <w:spacing w:after="0" w:line="240"/>
+        <w:ind w:left="360"/>
+      </w:pPr>
+      <w:r>
+        <w:rPr>
+          <w:rFonts w:ascii="Consolas" w:cs="Consolas" w:eastAsia="Consolas" w:hAnsi="Consolas"/>
+          <w:color w:val="333333"/>
+          <w:sz w:val="18"/>
+          <w:szCs w:val="18"/>
+        </w:rPr>
+        <w:t xml:space="preserve">dequeue() {</w:t>
+      </w:r>
+    </w:p>
+    <w:p>
+      <w:pPr>
+        <w:spacing w:after="0" w:line="240"/>
+        <w:ind w:left="360"/>
+      </w:pPr>
+      <w:r>
+        <w:rPr>
+          <w:rFonts w:ascii="Consolas" w:cs="Consolas" w:eastAsia="Consolas" w:hAnsi="Consolas"/>
+          <w:color w:val="333333"/>
+          <w:sz w:val="18"/>
+          <w:szCs w:val="18"/>
+        </w:rPr>
+        <w:t xml:space="preserve">  for (let i = 0; i &lt; 4; i++) {</w:t>
+      </w:r>
+    </w:p>
+    <w:p>
+      <w:pPr>
+        <w:spacing w:after="0" w:line="240"/>
+        <w:ind w:left="360"/>
+      </w:pPr>
+      <w:r>
+        <w:rPr>
+          <w:rFonts w:ascii="Consolas" w:cs="Consolas" w:eastAsia="Consolas" w:hAnsi="Consolas"/>
+          <w:color w:val="333333"/>
+          <w:sz w:val="18"/>
+          <w:szCs w:val="18"/>
+        </w:rPr>
+        <w:t xml:space="preserve">    if (this.queues[i].length &gt; 0) return this.queues[i].shift();</w:t>
+      </w:r>
+    </w:p>
+    <w:p>
+      <w:pPr>
+        <w:spacing w:after="0" w:line="240"/>
+        <w:ind w:left="360"/>
+      </w:pPr>
+      <w:r>
+        <w:rPr>
+          <w:rFonts w:ascii="Consolas" w:cs="Consolas" w:eastAsia="Consolas" w:hAnsi="Consolas"/>
+          <w:color w:val="333333"/>
+          <w:sz w:val="18"/>
+          <w:szCs w:val="18"/>
+        </w:rPr>
+        <w:t xml:space="preserve">  }</w:t>
+      </w:r>
+    </w:p>
+    <w:p>
+      <w:pPr>
+        <w:spacing w:after="0" w:line="240"/>
+        <w:ind w:left="360"/>
+      </w:pPr>
+      <w:r>
+        <w:rPr>
+          <w:rFonts w:ascii="Consolas" w:cs="Consolas" w:eastAsia="Consolas" w:hAnsi="Consolas"/>
+          <w:color w:val="333333"/>
+          <w:sz w:val="18"/>
+          <w:szCs w:val="18"/>
+        </w:rPr>
+        <w:t xml:space="preserve">  return null;</w:t>
+      </w:r>
+    </w:p>
+    <w:p>
+      <w:pPr>
+        <w:spacing w:after="0" w:line="240"/>
+        <w:ind w:left="360"/>
+      </w:pPr>
+      <w:r>
+        <w:rPr>
+          <w:rFonts w:ascii="Consolas" w:cs="Consolas" w:eastAsia="Consolas" w:hAnsi="Consolas"/>
+          <w:color w:val="333333"/>
+          <w:sz w:val="18"/>
+          <w:szCs w:val="18"/>
+        </w:rPr>
+        <w:t xml:space="preserve">}</w:t>
+      </w:r>
+    </w:p>
+    <w:p>
+      <w:pPr>
+        <w:spacing w:after="80"/>
+      </w:pPr>
+    </w:p>
+    <w:p>
+      <w:pPr>
+        <w:spacing w:after="120" w:line="240"/>
+      </w:pPr>
+      <w:r>
+        <w:rPr>
+          <w:rFonts w:ascii="맑은 고딕" w:cs="맑은 고딕" w:eastAsia="맑은 고딕" w:hAnsi="맑은 고딕"/>
+          <w:color w:val="000000"/>
+          <w:sz w:val="20"/>
+          <w:szCs w:val="20"/>
+        </w:rPr>
+        <w:t xml:space="preserve">실서버는 위 dequeue로 꺼낸 요청을 끝까지 처리하는 비선점형 흐름을 사용한다. 클래스에는 선점 메서드(`checkPreemption`, `preempt`)도 함께 정의되어 있으며, 시뮬레이션 스크립트(`run-multi-seed.js`, 5개 시드로 반복하는 다중 시드 실험기)가 이를 호출해 선점형 동작을 검증한다. 시뮬레이션은 500ms 타임 슬라이스 단위로 누적 사용 시간을 점검해 할당량을 넘기면 하위 큐로 강등하고, 5초 주기 부스팅으로 하위 큐의 기아를 막는다.</w:t>
+      </w:r>
+    </w:p>
+    <w:p>
+      <w:pPr>
+        <w:spacing w:after="120" w:line="240"/>
+      </w:pPr>
+      <w:r>
+        <w:rPr>
+          <w:rFonts w:ascii="맑은 고딕" w:cs="맑은 고딕" w:eastAsia="맑은 고딕" w:hAnsi="맑은 고딕"/>
+          <w:b/>
+          <w:bCs/>
+          <w:color w:val="000000"/>
+          <w:sz w:val="20"/>
+          <w:szCs w:val="20"/>
+        </w:rPr>
+        <w:t xml:space="preserve">WFQ 구현.</w:t>
+      </w:r>
+      <w:r>
+        <w:rPr>
+          <w:rFonts w:ascii="맑은 고딕" w:cs="맑은 고딕" w:eastAsia="맑은 고딕" w:hAnsi="맑은 고딕"/>
+          <w:color w:val="000000"/>
+          <w:sz w:val="20"/>
+          <w:szCs w:val="20"/>
+        </w:rPr>
+        <w:t xml:space="preserve"> WFQ는 각 요청의 가상 완료 시각(VFT)을 계산해 가장 작은 값부터 처리한다.</w:t>
+      </w:r>
+    </w:p>
+    <w:p>
+      <w:pPr>
+        <w:spacing w:after="120" w:line="240"/>
+        <w:ind w:left="360"/>
+      </w:pPr>
+      <w:r>
+        <w:rPr>
+          <w:rFonts w:ascii="맑은 고딕" w:cs="맑은 고딕" w:eastAsia="맑은 고딕" w:hAnsi="맑은 고딕"/>
+          <w:i/>
+          <w:iCs/>
+          <w:color w:val="333333"/>
+          <w:sz w:val="20"/>
+          <w:szCs w:val="20"/>
+        </w:rPr>
+        <w:t xml:space="preserve">VFT_i = VFT_(i-1) + 처리 비용 / 가중치</w:t>
+      </w:r>
+    </w:p>
+    <w:p>
+      <w:pPr>
+        <w:spacing w:after="120" w:line="240"/>
+      </w:pPr>
+      <w:r>
+        <w:rPr>
+          <w:rFonts w:ascii="맑은 고딕" w:cs="맑은 고딕" w:eastAsia="맑은 고딕" w:hAnsi="맑은 고딕"/>
+          <w:color w:val="000000"/>
+          <w:sz w:val="20"/>
+          <w:szCs w:val="20"/>
+        </w:rPr>
+        <w:t xml:space="preserve">처리 비용은 요청 1건당 1로 고정하였다. LLM 출력 토큰 수는 생성 완료 전 알 수 없고, JFI 계산도 처리 건수 기준이므로 측정 기준을 일치시키기 위해서이다.</w:t>
+      </w:r>
+    </w:p>
+    <w:p>
+      <w:pPr>
+        <w:spacing w:after="0" w:line="240"/>
+        <w:ind w:left="360"/>
+      </w:pPr>
+      <w:r>
+        <w:rPr>
+          <w:rFonts w:ascii="Consolas" w:cs="Consolas" w:eastAsia="Consolas" w:hAnsi="Consolas"/>
+          <w:color w:val="333333"/>
+          <w:sz w:val="18"/>
+          <w:szCs w:val="18"/>
+        </w:rPr>
+        <w:t xml:space="preserve">// WFQ: VFT 계산 후 enqueue</w:t>
+      </w:r>
+    </w:p>
+    <w:p>
+      <w:pPr>
+        <w:spacing w:after="0" w:line="240"/>
+        <w:ind w:left="360"/>
+      </w:pPr>
+      <w:r>
+        <w:rPr>
+          <w:rFonts w:ascii="Consolas" w:cs="Consolas" w:eastAsia="Consolas" w:hAnsi="Consolas"/>
+          <w:color w:val="333333"/>
+          <w:sz w:val="18"/>
+          <w:szCs w:val="18"/>
+        </w:rPr>
+        <w:t xml:space="preserve">enqueue(request) {</w:t>
+      </w:r>
+    </w:p>
+    <w:p>
+      <w:pPr>
+        <w:spacing w:after="0" w:line="240"/>
+        <w:ind w:left="360"/>
+      </w:pPr>
+      <w:r>
+        <w:rPr>
+          <w:rFonts w:ascii="Consolas" w:cs="Consolas" w:eastAsia="Consolas" w:hAnsi="Consolas"/>
+          <w:color w:val="333333"/>
+          <w:sz w:val="18"/>
+          <w:szCs w:val="18"/>
+        </w:rPr>
+        <w:t xml:space="preserve">  const tenant = this.tenants.get(request.tenantId);</w:t>
+      </w:r>
+    </w:p>
+    <w:p>
+      <w:pPr>
+        <w:spacing w:after="0" w:line="240"/>
+        <w:ind w:left="360"/>
+      </w:pPr>
+      <w:r>
+        <w:rPr>
+          <w:rFonts w:ascii="Consolas" w:cs="Consolas" w:eastAsia="Consolas" w:hAnsi="Consolas"/>
+          <w:color w:val="333333"/>
+          <w:sz w:val="18"/>
+          <w:szCs w:val="18"/>
+        </w:rPr>
+        <w:t xml:space="preserve">  const startTime = Math.max(tenant.virtualTime, this.globalVirtualTime);</w:t>
+      </w:r>
+    </w:p>
+    <w:p>
+      <w:pPr>
+        <w:spacing w:after="0" w:line="240"/>
+        <w:ind w:left="360"/>
+      </w:pPr>
+      <w:r>
+        <w:rPr>
+          <w:rFonts w:ascii="Consolas" w:cs="Consolas" w:eastAsia="Consolas" w:hAnsi="Consolas"/>
+          <w:color w:val="333333"/>
+          <w:sz w:val="18"/>
+          <w:szCs w:val="18"/>
+        </w:rPr>
+        <w:t xml:space="preserve">  request.virtualFinishTime = startTime + (1 / tenant.weight);</w:t>
+      </w:r>
+    </w:p>
+    <w:p>
+      <w:pPr>
+        <w:spacing w:after="0" w:line="240"/>
+        <w:ind w:left="360"/>
+      </w:pPr>
+      <w:r>
+        <w:rPr>
+          <w:rFonts w:ascii="Consolas" w:cs="Consolas" w:eastAsia="Consolas" w:hAnsi="Consolas"/>
+          <w:color w:val="333333"/>
+          <w:sz w:val="18"/>
+          <w:szCs w:val="18"/>
+        </w:rPr>
+        <w:t xml:space="preserve">  tenant.virtualTime = request.virtualFinishTime;   // 다음 요청의 기준이 됨</w:t>
+      </w:r>
+    </w:p>
+    <w:p>
+      <w:pPr>
+        <w:spacing w:after="0" w:line="240"/>
+        <w:ind w:left="360"/>
+      </w:pPr>
+      <w:r>
+        <w:rPr>
+          <w:rFonts w:ascii="Consolas" w:cs="Consolas" w:eastAsia="Consolas" w:hAnsi="Consolas"/>
+          <w:color w:val="333333"/>
+          <w:sz w:val="18"/>
+          <w:szCs w:val="18"/>
+        </w:rPr>
+        <w:t xml:space="preserve">  this.queue.push(request);</w:t>
+      </w:r>
+    </w:p>
+    <w:p>
+      <w:pPr>
+        <w:spacing w:after="0" w:line="240"/>
+        <w:ind w:left="360"/>
+      </w:pPr>
+      <w:r>
+        <w:rPr>
+          <w:rFonts w:ascii="Consolas" w:cs="Consolas" w:eastAsia="Consolas" w:hAnsi="Consolas"/>
+          <w:color w:val="333333"/>
+          <w:sz w:val="18"/>
+          <w:szCs w:val="18"/>
+        </w:rPr>
+        <w:t xml:space="preserve">}</w:t>
+      </w:r>
+    </w:p>
+    <w:p>
+      <w:pPr>
+        <w:spacing w:after="0" w:line="240"/>
+        <w:ind w:left="360"/>
+      </w:pPr>
+      <w:r>
+        <w:rPr>
+          <w:rFonts w:ascii="Consolas" w:cs="Consolas" w:eastAsia="Consolas" w:hAnsi="Consolas"/>
+          <w:color w:val="333333"/>
+          <w:sz w:val="18"/>
+          <w:szCs w:val="18"/>
+        </w:rPr>
+        <w:t xml:space="preserve">// VFT가 가장 작은 요청 선택</w:t>
+      </w:r>
+    </w:p>
+    <w:p>
+      <w:pPr>
+        <w:spacing w:after="0" w:line="240"/>
+        <w:ind w:left="360"/>
+      </w:pPr>
+      <w:r>
+        <w:rPr>
+          <w:rFonts w:ascii="Consolas" w:cs="Consolas" w:eastAsia="Consolas" w:hAnsi="Consolas"/>
+          <w:color w:val="333333"/>
+          <w:sz w:val="18"/>
+          <w:szCs w:val="18"/>
+        </w:rPr>
+        <w:t xml:space="preserve">dequeue() {</w:t>
+      </w:r>
+    </w:p>
+    <w:p>
+      <w:pPr>
+        <w:spacing w:after="0" w:line="240"/>
+        <w:ind w:left="360"/>
+      </w:pPr>
+      <w:r>
+        <w:rPr>
+          <w:rFonts w:ascii="Consolas" w:cs="Consolas" w:eastAsia="Consolas" w:hAnsi="Consolas"/>
+          <w:color w:val="333333"/>
+          <w:sz w:val="18"/>
+          <w:szCs w:val="18"/>
+        </w:rPr>
+        <w:t xml:space="preserve">  let minIdx = 0;</w:t>
+      </w:r>
+    </w:p>
+    <w:p>
+      <w:pPr>
+        <w:spacing w:after="0" w:line="240"/>
+        <w:ind w:left="360"/>
+      </w:pPr>
+      <w:r>
+        <w:rPr>
+          <w:rFonts w:ascii="Consolas" w:cs="Consolas" w:eastAsia="Consolas" w:hAnsi="Consolas"/>
+          <w:color w:val="333333"/>
+          <w:sz w:val="18"/>
+          <w:szCs w:val="18"/>
+        </w:rPr>
+        <w:t xml:space="preserve">  for (let i = 1; i &lt; this.queue.length; i++) {</w:t>
+      </w:r>
+    </w:p>
+    <w:p>
+      <w:pPr>
+        <w:spacing w:after="0" w:line="240"/>
+        <w:ind w:left="360"/>
+      </w:pPr>
+      <w:r>
+        <w:rPr>
+          <w:rFonts w:ascii="Consolas" w:cs="Consolas" w:eastAsia="Consolas" w:hAnsi="Consolas"/>
+          <w:color w:val="333333"/>
+          <w:sz w:val="18"/>
+          <w:szCs w:val="18"/>
+        </w:rPr>
+        <w:t xml:space="preserve">    if (this.queue[i].virtualFinishTime &lt; this.queue[minIdx].virtualFinishTime) minIdx = i;</w:t>
+      </w:r>
+    </w:p>
+    <w:p>
+      <w:pPr>
+        <w:spacing w:after="0" w:line="240"/>
+        <w:ind w:left="360"/>
+      </w:pPr>
+      <w:r>
+        <w:rPr>
+          <w:rFonts w:ascii="Consolas" w:cs="Consolas" w:eastAsia="Consolas" w:hAnsi="Consolas"/>
+          <w:color w:val="333333"/>
+          <w:sz w:val="18"/>
+          <w:szCs w:val="18"/>
+        </w:rPr>
+        <w:t xml:space="preserve">  }</w:t>
+      </w:r>
+    </w:p>
+    <w:p>
+      <w:pPr>
+        <w:spacing w:after="0" w:line="240"/>
+        <w:ind w:left="360"/>
+      </w:pPr>
+      <w:r>
+        <w:rPr>
+          <w:rFonts w:ascii="Consolas" w:cs="Consolas" w:eastAsia="Consolas" w:hAnsi="Consolas"/>
+          <w:color w:val="333333"/>
+          <w:sz w:val="18"/>
+          <w:szCs w:val="18"/>
+        </w:rPr>
+        <w:t xml:space="preserve">  const req = this.queue.splice(minIdx, 1)[0];</w:t>
+      </w:r>
+    </w:p>
+    <w:p>
+      <w:pPr>
+        <w:spacing w:after="0" w:line="240"/>
+        <w:ind w:left="360"/>
+      </w:pPr>
+      <w:r>
+        <w:rPr>
+          <w:rFonts w:ascii="Consolas" w:cs="Consolas" w:eastAsia="Consolas" w:hAnsi="Consolas"/>
+          <w:color w:val="333333"/>
+          <w:sz w:val="18"/>
+          <w:szCs w:val="18"/>
+        </w:rPr>
+        <w:t xml:space="preserve">  this.globalVirtualTime = req.virtualFinishTime;   // 시스템 가상 시각 갱신</w:t>
+      </w:r>
+    </w:p>
+    <w:p>
+      <w:pPr>
+        <w:spacing w:after="0" w:line="240"/>
+        <w:ind w:left="360"/>
+      </w:pPr>
+      <w:r>
+        <w:rPr>
+          <w:rFonts w:ascii="Consolas" w:cs="Consolas" w:eastAsia="Consolas" w:hAnsi="Consolas"/>
+          <w:color w:val="333333"/>
+          <w:sz w:val="18"/>
+          <w:szCs w:val="18"/>
+        </w:rPr>
+        <w:t xml:space="preserve">  return req;</w:t>
+      </w:r>
+    </w:p>
+    <w:p>
+      <w:pPr>
+        <w:spacing w:after="0" w:line="240"/>
+        <w:ind w:left="360"/>
+      </w:pPr>
+      <w:r>
+        <w:rPr>
+          <w:rFonts w:ascii="Consolas" w:cs="Consolas" w:eastAsia="Consolas" w:hAnsi="Consolas"/>
+          <w:color w:val="333333"/>
+          <w:sz w:val="18"/>
+          <w:szCs w:val="18"/>
+        </w:rPr>
+        <w:t xml:space="preserve">}</w:t>
+      </w:r>
+    </w:p>
+    <w:p>
+      <w:pPr>
+        <w:spacing w:after="80"/>
+      </w:pPr>
+    </w:p>
+    <w:p>
+      <w:pPr>
+        <w:spacing w:after="120" w:line="240"/>
+      </w:pPr>
+      <w:r>
+        <w:rPr>
+          <w:rFonts w:ascii="맑은 고딕" w:cs="맑은 고딕" w:eastAsia="맑은 고딕" w:hAnsi="맑은 고딕"/>
+          <w:color w:val="000000"/>
+          <w:sz w:val="20"/>
+          <w:szCs w:val="20"/>
+        </w:rPr>
+        <w:t xml:space="preserve">가중치가 큰 사용자는 VFT 증가분이 작아 자주 선택된다. Enterprise(가중치 100)와 Free(가중치 1)가 동시에 요청하면 VFT 증가분이 0.01 대 1로 Enterprise가 먼저 처리된다.</w:t>
       </w:r>
     </w:p>
     <w:p>
@@ -4691,6 +4010,390 @@
           <w:sz w:val="24"/>
           <w:szCs w:val="24"/>
         </w:rPr>
+        <w:t xml:space="preserve">4.4 Rate Limiter</w:t>
+      </w:r>
+    </w:p>
+    <w:p>
+      <w:pPr>
+        <w:spacing w:after="120" w:line="240"/>
+      </w:pPr>
+      <w:r>
+        <w:rPr>
+          <w:rFonts w:ascii="맑은 고딕" w:cs="맑은 고딕" w:eastAsia="맑은 고딕" w:hAnsi="맑은 고딕"/>
+          <w:color w:val="000000"/>
+          <w:sz w:val="20"/>
+          <w:szCs w:val="20"/>
+        </w:rPr>
+        <w:t xml:space="preserve">Rate Limiter는 스케줄링 비교 대상이 아니라 요청 진입을 관리하는 전처리 단계이며, 스케줄러와 독립적으로 동작한다. 토큰 버킷(Token Bucket, 일정 시간마다 요청 권한인 토큰이 새로 발급되고 요청이 들어올 때마다 토큰 하나씩 소모하는 방식) 방식으로 만들었다. 구독 등급별 분당 허용 수(표 4)를 제한하고, 토큰이 없으면 HTTP 429(Too Many Requests, 요청 한도 초과를 알리는 표준 응답 코드) [11]로 거부한다.</w:t>
+      </w:r>
+    </w:p>
+    <w:p>
+      <w:pPr>
+        <w:spacing w:after="80" w:line="240"/>
+      </w:pPr>
+      <w:r>
+        <w:rPr>
+          <w:rFonts w:ascii="맑은 고딕" w:cs="맑은 고딕" w:eastAsia="맑은 고딕" w:hAnsi="맑은 고딕"/>
+          <w:b/>
+          <w:bCs/>
+          <w:color w:val="000000"/>
+          <w:sz w:val="20"/>
+          <w:szCs w:val="20"/>
+        </w:rPr>
+        <w:t xml:space="preserve">표 4. 구독 등급별 요청 한도</w:t>
+      </w:r>
+    </w:p>
+    <w:tbl>
+      <w:tblPr>
+        <w:tblW w:type="auto" w:w="100"/>
+        <w:tblBorders>
+          <w:top w:val="single" w:color="auto" w:sz="4"/>
+          <w:left w:val="single" w:color="auto" w:sz="4"/>
+          <w:bottom w:val="single" w:color="auto" w:sz="4"/>
+          <w:right w:val="single" w:color="auto" w:sz="4"/>
+          <w:insideH w:val="single" w:color="auto" w:sz="4"/>
+          <w:insideV w:val="single" w:color="auto" w:sz="4"/>
+        </w:tblBorders>
+      </w:tblPr>
+      <w:tblGrid>
+        <w:gridCol w:w="3967"/>
+        <w:gridCol w:w="3967"/>
+      </w:tblGrid>
+      <w:tr>
+        <w:tc>
+          <w:tcPr>
+            <w:tcW w:type="dxa" w:w="3967"/>
+            <w:tcBorders>
+              <w:top w:val="single" w:color="AAAAAA" w:sz="1"/>
+              <w:left w:val="single" w:color="AAAAAA" w:sz="1"/>
+              <w:bottom w:val="single" w:color="AAAAAA" w:sz="1"/>
+              <w:right w:val="single" w:color="AAAAAA" w:sz="1"/>
+            </w:tcBorders>
+            <w:shd w:fill="D9E2F3" w:val="clear"/>
+            <w:vAlign w:val="center"/>
+          </w:tcPr>
+          <w:p>
+            <w:pPr>
+              <w:spacing w:after="40" w:before="40"/>
+              <w:jc w:val="center"/>
+            </w:pPr>
+            <w:r>
+              <w:rPr>
+                <w:rFonts w:ascii="맑은 고딕" w:cs="맑은 고딕" w:eastAsia="맑은 고딕" w:hAnsi="맑은 고딕"/>
+                <w:b/>
+                <w:bCs/>
+                <w:color w:val="000000"/>
+                <w:sz w:val="18"/>
+                <w:szCs w:val="18"/>
+              </w:rPr>
+              <w:t xml:space="preserve">구독 등급</w:t>
+            </w:r>
+          </w:p>
+        </w:tc>
+        <w:tc>
+          <w:tcPr>
+            <w:tcW w:type="dxa" w:w="3967"/>
+            <w:tcBorders>
+              <w:top w:val="single" w:color="AAAAAA" w:sz="1"/>
+              <w:left w:val="single" w:color="AAAAAA" w:sz="1"/>
+              <w:bottom w:val="single" w:color="AAAAAA" w:sz="1"/>
+              <w:right w:val="single" w:color="AAAAAA" w:sz="1"/>
+            </w:tcBorders>
+            <w:shd w:fill="D9E2F3" w:val="clear"/>
+            <w:vAlign w:val="center"/>
+          </w:tcPr>
+          <w:p>
+            <w:pPr>
+              <w:spacing w:after="40" w:before="40"/>
+              <w:jc w:val="center"/>
+            </w:pPr>
+            <w:r>
+              <w:rPr>
+                <w:rFonts w:ascii="맑은 고딕" w:cs="맑은 고딕" w:eastAsia="맑은 고딕" w:hAnsi="맑은 고딕"/>
+                <w:b/>
+                <w:bCs/>
+                <w:color w:val="000000"/>
+                <w:sz w:val="18"/>
+                <w:szCs w:val="18"/>
+              </w:rPr>
+              <w:t xml:space="preserve">분당 허용 요청 수</w:t>
+            </w:r>
+          </w:p>
+        </w:tc>
+      </w:tr>
+      <w:tr>
+        <w:tc>
+          <w:tcPr>
+            <w:tcW w:type="dxa" w:w="3967"/>
+            <w:tcBorders>
+              <w:top w:val="single" w:color="AAAAAA" w:sz="1"/>
+              <w:left w:val="single" w:color="AAAAAA" w:sz="1"/>
+              <w:bottom w:val="single" w:color="AAAAAA" w:sz="1"/>
+              <w:right w:val="single" w:color="AAAAAA" w:sz="1"/>
+            </w:tcBorders>
+            <w:vAlign w:val="center"/>
+          </w:tcPr>
+          <w:p>
+            <w:pPr>
+              <w:spacing w:after="40" w:before="40"/>
+              <w:jc w:val="left"/>
+            </w:pPr>
+            <w:r>
+              <w:rPr>
+                <w:rFonts w:ascii="맑은 고딕" w:cs="맑은 고딕" w:eastAsia="맑은 고딕" w:hAnsi="맑은 고딕"/>
+                <w:b w:val="false"/>
+                <w:bCs w:val="false"/>
+                <w:color w:val="000000"/>
+                <w:sz w:val="18"/>
+                <w:szCs w:val="18"/>
+              </w:rPr>
+              <w:t xml:space="preserve">Enterprise</w:t>
+            </w:r>
+          </w:p>
+        </w:tc>
+        <w:tc>
+          <w:tcPr>
+            <w:tcW w:type="dxa" w:w="3967"/>
+            <w:tcBorders>
+              <w:top w:val="single" w:color="AAAAAA" w:sz="1"/>
+              <w:left w:val="single" w:color="AAAAAA" w:sz="1"/>
+              <w:bottom w:val="single" w:color="AAAAAA" w:sz="1"/>
+              <w:right w:val="single" w:color="AAAAAA" w:sz="1"/>
+            </w:tcBorders>
+            <w:vAlign w:val="center"/>
+          </w:tcPr>
+          <w:p>
+            <w:pPr>
+              <w:spacing w:after="40" w:before="40"/>
+              <w:jc w:val="left"/>
+            </w:pPr>
+            <w:r>
+              <w:rPr>
+                <w:rFonts w:ascii="맑은 고딕" w:cs="맑은 고딕" w:eastAsia="맑은 고딕" w:hAnsi="맑은 고딕"/>
+                <w:b w:val="false"/>
+                <w:bCs w:val="false"/>
+                <w:color w:val="000000"/>
+                <w:sz w:val="18"/>
+                <w:szCs w:val="18"/>
+              </w:rPr>
+              <w:t xml:space="preserve">100 req/min</w:t>
+            </w:r>
+          </w:p>
+        </w:tc>
+      </w:tr>
+      <w:tr>
+        <w:tc>
+          <w:tcPr>
+            <w:tcW w:type="dxa" w:w="3967"/>
+            <w:tcBorders>
+              <w:top w:val="single" w:color="AAAAAA" w:sz="1"/>
+              <w:left w:val="single" w:color="AAAAAA" w:sz="1"/>
+              <w:bottom w:val="single" w:color="AAAAAA" w:sz="1"/>
+              <w:right w:val="single" w:color="AAAAAA" w:sz="1"/>
+            </w:tcBorders>
+            <w:vAlign w:val="center"/>
+          </w:tcPr>
+          <w:p>
+            <w:pPr>
+              <w:spacing w:after="40" w:before="40"/>
+              <w:jc w:val="left"/>
+            </w:pPr>
+            <w:r>
+              <w:rPr>
+                <w:rFonts w:ascii="맑은 고딕" w:cs="맑은 고딕" w:eastAsia="맑은 고딕" w:hAnsi="맑은 고딕"/>
+                <w:b w:val="false"/>
+                <w:bCs w:val="false"/>
+                <w:color w:val="000000"/>
+                <w:sz w:val="18"/>
+                <w:szCs w:val="18"/>
+              </w:rPr>
+              <w:t xml:space="preserve">Premium</w:t>
+            </w:r>
+          </w:p>
+        </w:tc>
+        <w:tc>
+          <w:tcPr>
+            <w:tcW w:type="dxa" w:w="3967"/>
+            <w:tcBorders>
+              <w:top w:val="single" w:color="AAAAAA" w:sz="1"/>
+              <w:left w:val="single" w:color="AAAAAA" w:sz="1"/>
+              <w:bottom w:val="single" w:color="AAAAAA" w:sz="1"/>
+              <w:right w:val="single" w:color="AAAAAA" w:sz="1"/>
+            </w:tcBorders>
+            <w:vAlign w:val="center"/>
+          </w:tcPr>
+          <w:p>
+            <w:pPr>
+              <w:spacing w:after="40" w:before="40"/>
+              <w:jc w:val="left"/>
+            </w:pPr>
+            <w:r>
+              <w:rPr>
+                <w:rFonts w:ascii="맑은 고딕" w:cs="맑은 고딕" w:eastAsia="맑은 고딕" w:hAnsi="맑은 고딕"/>
+                <w:b w:val="false"/>
+                <w:bCs w:val="false"/>
+                <w:color w:val="000000"/>
+                <w:sz w:val="18"/>
+                <w:szCs w:val="18"/>
+              </w:rPr>
+              <w:t xml:space="preserve">50 req/min</w:t>
+            </w:r>
+          </w:p>
+        </w:tc>
+      </w:tr>
+      <w:tr>
+        <w:tc>
+          <w:tcPr>
+            <w:tcW w:type="dxa" w:w="3967"/>
+            <w:tcBorders>
+              <w:top w:val="single" w:color="AAAAAA" w:sz="1"/>
+              <w:left w:val="single" w:color="AAAAAA" w:sz="1"/>
+              <w:bottom w:val="single" w:color="AAAAAA" w:sz="1"/>
+              <w:right w:val="single" w:color="AAAAAA" w:sz="1"/>
+            </w:tcBorders>
+            <w:vAlign w:val="center"/>
+          </w:tcPr>
+          <w:p>
+            <w:pPr>
+              <w:spacing w:after="40" w:before="40"/>
+              <w:jc w:val="left"/>
+            </w:pPr>
+            <w:r>
+              <w:rPr>
+                <w:rFonts w:ascii="맑은 고딕" w:cs="맑은 고딕" w:eastAsia="맑은 고딕" w:hAnsi="맑은 고딕"/>
+                <w:b w:val="false"/>
+                <w:bCs w:val="false"/>
+                <w:color w:val="000000"/>
+                <w:sz w:val="18"/>
+                <w:szCs w:val="18"/>
+              </w:rPr>
+              <w:t xml:space="preserve">Standard</w:t>
+            </w:r>
+          </w:p>
+        </w:tc>
+        <w:tc>
+          <w:tcPr>
+            <w:tcW w:type="dxa" w:w="3967"/>
+            <w:tcBorders>
+              <w:top w:val="single" w:color="AAAAAA" w:sz="1"/>
+              <w:left w:val="single" w:color="AAAAAA" w:sz="1"/>
+              <w:bottom w:val="single" w:color="AAAAAA" w:sz="1"/>
+              <w:right w:val="single" w:color="AAAAAA" w:sz="1"/>
+            </w:tcBorders>
+            <w:vAlign w:val="center"/>
+          </w:tcPr>
+          <w:p>
+            <w:pPr>
+              <w:spacing w:after="40" w:before="40"/>
+              <w:jc w:val="left"/>
+            </w:pPr>
+            <w:r>
+              <w:rPr>
+                <w:rFonts w:ascii="맑은 고딕" w:cs="맑은 고딕" w:eastAsia="맑은 고딕" w:hAnsi="맑은 고딕"/>
+                <w:b w:val="false"/>
+                <w:bCs w:val="false"/>
+                <w:color w:val="000000"/>
+                <w:sz w:val="18"/>
+                <w:szCs w:val="18"/>
+              </w:rPr>
+              <w:t xml:space="preserve">10 req/min</w:t>
+            </w:r>
+          </w:p>
+        </w:tc>
+      </w:tr>
+      <w:tr>
+        <w:tc>
+          <w:tcPr>
+            <w:tcW w:type="dxa" w:w="3967"/>
+            <w:tcBorders>
+              <w:top w:val="single" w:color="AAAAAA" w:sz="1"/>
+              <w:left w:val="single" w:color="AAAAAA" w:sz="1"/>
+              <w:bottom w:val="single" w:color="AAAAAA" w:sz="1"/>
+              <w:right w:val="single" w:color="AAAAAA" w:sz="1"/>
+            </w:tcBorders>
+            <w:vAlign w:val="center"/>
+          </w:tcPr>
+          <w:p>
+            <w:pPr>
+              <w:spacing w:after="40" w:before="40"/>
+              <w:jc w:val="left"/>
+            </w:pPr>
+            <w:r>
+              <w:rPr>
+                <w:rFonts w:ascii="맑은 고딕" w:cs="맑은 고딕" w:eastAsia="맑은 고딕" w:hAnsi="맑은 고딕"/>
+                <w:b w:val="false"/>
+                <w:bCs w:val="false"/>
+                <w:color w:val="000000"/>
+                <w:sz w:val="18"/>
+                <w:szCs w:val="18"/>
+              </w:rPr>
+              <w:t xml:space="preserve">Free</w:t>
+            </w:r>
+          </w:p>
+        </w:tc>
+        <w:tc>
+          <w:tcPr>
+            <w:tcW w:type="dxa" w:w="3967"/>
+            <w:tcBorders>
+              <w:top w:val="single" w:color="AAAAAA" w:sz="1"/>
+              <w:left w:val="single" w:color="AAAAAA" w:sz="1"/>
+              <w:bottom w:val="single" w:color="AAAAAA" w:sz="1"/>
+              <w:right w:val="single" w:color="AAAAAA" w:sz="1"/>
+            </w:tcBorders>
+            <w:vAlign w:val="center"/>
+          </w:tcPr>
+          <w:p>
+            <w:pPr>
+              <w:spacing w:after="40" w:before="40"/>
+              <w:jc w:val="left"/>
+            </w:pPr>
+            <w:r>
+              <w:rPr>
+                <w:rFonts w:ascii="맑은 고딕" w:cs="맑은 고딕" w:eastAsia="맑은 고딕" w:hAnsi="맑은 고딕"/>
+                <w:b w:val="false"/>
+                <w:bCs w:val="false"/>
+                <w:color w:val="000000"/>
+                <w:sz w:val="18"/>
+                <w:szCs w:val="18"/>
+              </w:rPr>
+              <w:t xml:space="preserve">5 req/min</w:t>
+            </w:r>
+          </w:p>
+        </w:tc>
+      </w:tr>
+    </w:tbl>
+    <w:p>
+      <w:pPr>
+        <w:spacing w:after="80"/>
+      </w:pPr>
+    </w:p>
+    <w:p>
+      <w:pPr>
+        <w:spacing w:after="120" w:line="240"/>
+      </w:pPr>
+      <w:r>
+        <w:rPr>
+          <w:rFonts w:ascii="맑은 고딕" w:cs="맑은 고딕" w:eastAsia="맑은 고딕" w:hAnsi="맑은 고딕"/>
+          <w:color w:val="000000"/>
+          <w:sz w:val="20"/>
+          <w:szCs w:val="20"/>
+        </w:rPr>
+        <w:t xml:space="preserve">동작 확인을 위해 Free 등급(분당 5건) 테넌트에서 20회 연속 요청을 보내본 결과, 5건이 수락되고 15건이 HTTP 429로 거부되어 등급별 한도가 정확히 강제됨을 확인하였다.</w:t>
+      </w:r>
+    </w:p>
+    <w:p>
+      <w:pPr>
+        <w:spacing w:after="130" w:before="220" w:line="240"/>
+      </w:pPr>
+      <w:r>
+        <w:rPr>
+          <w:rFonts w:ascii="맑은 고딕" w:cs="맑은 고딕" w:eastAsia="맑은 고딕" w:hAnsi="맑은 고딕"/>
+          <w:b/>
+          <w:bCs/>
+          <w:color w:val="333333"/>
+          <w:sz w:val="24"/>
+          <w:szCs w:val="24"/>
+        </w:rPr>
         <w:t xml:space="preserve">4.5 구현 결과 요약</w:t>
       </w:r>
     </w:p>
@@ -4705,7 +4408,7 @@
           <w:sz w:val="20"/>
           <w:szCs w:val="20"/>
         </w:rPr>
-        <w:t xml:space="preserve">스케줄러 4종과 Rate Limiter를 모두 만들어 동작을 확인했고, 스케줄러별 단위 테스트도 작성해서 모두 통과하는지 확인했다. 환경변수(`SCHEDULER_TYPE`)만 바꾸면 알고리즘을 즉시 전환할 수 있다. 대기열 상태와 처리 통계를 브라우저에서 확인할 수 있도록 웹 대시보드(`public/dashboard.html`)도 함께 만들었다. 동일 요청을 알고리즘별로 어떻게 처리하는지 눈으로 비교할 수 있다.</w:t>
+        <w:t xml:space="preserve">스케줄러 4종과 Rate Limiter를 모두 구현하였고, 스케줄러별 단위 테스트를 작성하여 정상 동작을 확인하였다. 환경변수(`SCHEDULER_TYPE`)만 바꾸면 알고리즘을 즉시 전환할 수 있다. 대기열 상태와 처리 통계를 브라우저에서 확인할 수 있도록 웹 대시보드(`public/dashboard.html`)도 함께 만들었다. 동일 요청을 알고리즘별로 어떻게 처리하는지 눈으로 비교할 수 있다.</w:t>
       </w:r>
     </w:p>
     <w:p>

--- a/08-final-submission/final-report/final-report.docx
+++ b/08-final-submission/final-report/final-report.docx
@@ -684,7 +684,7 @@
           <w:sz w:val="20"/>
           <w:szCs w:val="20"/>
         </w:rPr>
-        <w:t xml:space="preserve">: 시간 기반 시뮬레이션(알고리즘 특성 비교)과 Ollama를 활용한 실서버 실험 두 가지.</w:t>
+        <w:t xml:space="preserve">: 시간 기반 시뮬레이션(알고리즘 특성 비교)과 Ollama를 사용한 실서버 실험 두 가지.</w:t>
       </w:r>
     </w:p>
     <w:p>
@@ -884,7 +884,7 @@
           <w:sz w:val="20"/>
           <w:szCs w:val="20"/>
         </w:rPr>
-        <w:t xml:space="preserve">는 여러 단계의 대기열을 두고 실행 시간을 관찰해 우선순위를 자동 조정함으로써, 사전 정보 없이도 짧은 요청의 응답 속도를 높이는 알고리즘이다 [3]. 출력 토큰 수를 미리 알 수 없는 LLM 환경에서 짧은 요청 우대 효과를 확인해 보고 싶어 이 알고리즘도 넣었다. 다만 시간 할당량 단위로 실행을 중단하고 재개할 수 있어야 효과가 나타나므로, 추론 중단을 지원하지 않는 Ollama에는 비선점형으로만 적용하고, 이론상 얼마나 개선되는지는 시뮬레이션에서 선점형 모드를 따로 검증하였다 (5.3절).</w:t>
+        <w:t xml:space="preserve">는 여러 단계의 대기열을 두고 실행 시간을 관찰해 우선순위를 자동 조정해, 사전 정보 없이도 짧은 요청의 응답 속도를 높이는 알고리즘이다 [3]. 출력 토큰 수를 미리 알 수 없는 LLM 환경에서 짧은 요청 우대 효과를 확인해 보고 싶어 이 알고리즘도 넣었다. 다만 시간 할당량 단위로 실행을 중단하고 재개할 수 있어야 효과가 나타나므로, 추론 중단을 지원하지 않는 Ollama에는 비선점형으로만 적용하고, 이론상 얼마나 개선되는지는 시뮬레이션에서 선점형 모드를 따로 확인하였다 (5.3절).</w:t>
       </w:r>
     </w:p>
     <w:p>
@@ -3649,7 +3649,7 @@
           <w:sz w:val="20"/>
           <w:szCs w:val="20"/>
         </w:rPr>
-        <w:t xml:space="preserve">실서버는 위 dequeue로 꺼낸 요청을 끝까지 처리하는 비선점형 흐름을 사용한다. 클래스에는 선점 메서드(`checkPreemption`, `preempt`)도 함께 정의되어 있으며, 시뮬레이션 스크립트(`run-multi-seed.js`, 5개 시드로 반복하는 다중 시드 실험기)가 이를 호출해 선점형 동작을 검증한다. 시뮬레이션은 500ms 타임 슬라이스 단위로 누적 사용 시간을 점검해 할당량을 넘기면 하위 큐로 강등하고, 5초 주기 부스팅으로 하위 큐의 기아를 막는다.</w:t>
+        <w:t xml:space="preserve">실서버는 위 dequeue로 꺼낸 요청을 끝까지 처리하는 비선점형 흐름을 사용한다. 클래스에는 선점 메서드(`checkPreemption`, `preempt`)도 함께 정의되어 있으며, 시뮬레이션 스크립트(`run-multi-seed.js`, 5개 시드로 반복하는 다중 시드 실험기)가 이를 호출해 선점형 동작을 확인한다. 시뮬레이션은 500ms 타임 슬라이스 단위로 누적 사용 시간을 점검해 할당량을 넘기면 하위 큐로 강등하고, 5초 주기 부스팅으로 하위 큐의 기아를 막는다.</w:t>
       </w:r>
     </w:p>
     <w:p>
@@ -4459,7 +4459,7 @@
           <w:sz w:val="20"/>
           <w:szCs w:val="20"/>
         </w:rPr>
-        <w:t xml:space="preserve">실험은 세 갈래로 나뉜다. 기본 실험, MLFQ 선점형 실험, 그리고 실서버 실험이다. 전체 구조는 그림 4, 실험별 주요 설정은 표 5에 정리하였다. 앞의 두 실험은 시간 기반 시뮬레이션이고, 실서버 실험은 Ollama로 실제 LLM을 호출해 진행하였다. 시뮬레이션은 요청에 처리 시간을 미리 지정해두고 스케줄러가 결정한 순서대로 한 건씩 처리하는 방식이다. 네트워크 지연이나 LLM 상태 변동이 없어 알고리즘 자체의 특성만 비교할 수 있다. 반복 실험에는 고정 시드(Seed, 난수 생성의 초기값이며 같은 시드로 실행하면 같은 요청 패턴을 다시 만들 수 있다)를 써서 같은 결과를 다시 얻도록 하였다.</w:t>
+        <w:t xml:space="preserve">실험은 세 가지로 나누어 진행하였다. 기본 실험, MLFQ 선점형 실험, 실서버 실험이다. 전체 구조는 그림 4에, 실험별 주요 설정은 표 5에 정리하였다. 앞의 두 실험은 시간 기반 시뮬레이션이고, 실서버 실험은 Ollama로 실제 LLM을 호출해 진행하였다. 기본 실험은 짧은 요청을 차례로 보내서 4개 알고리즘을 같은 조건에서 비교하였고, MLFQ 선점형 실험은 처리 시간이 다양한 요청을 한꺼번에 몰아 보내서 MLFQ의 강등과 선점 효과를 따로 확인하였다. 시뮬레이션은 각 요청에 처리 시간을 미리 정해 두고, 스케줄러가 정한 순서대로 한 건씩 처리하는 방식이다. 네트워크 지연이나 LLM 응답 시간의 변동이 없어서 알고리즘 자체의 특성만 비교할 수 있다. 반복 실험에서는 고정 시드(Seed, 난수의 시작값이라 같은 시드로 실행하면 같은 요청 패턴을 다시 만들 수 있다)를 써서 같은 결과를 다시 얻을 수 있도록 하였다.</w:t>
       </w:r>
     </w:p>
     <w:p>
@@ -6300,7 +6300,7 @@
           <w:sz w:val="20"/>
           <w:szCs w:val="20"/>
         </w:rPr>
-        <w:t xml:space="preserve">Short는 최상위 큐에서 완료되고 Medium과 Long은 시간 할당량 초과로 하위 큐로 강등되도록 설계하였다. 버스트(Burst, 짧은 시간에 여러 요청이 동시에 몰리는 상황) 도착 패턴은 대기열에 요청이 쌓인 상태에서 스케줄러가 순서를 결정하도록 유도한다. 이를 위해 20건씩 동시에 투입하였다. 모든 실험에서 요청은 1건씩 순차 처리된다. JFI 계산 방식의 차이는 5.5절에서 다루며, 대규모 환경은 향후 연구 과제로 남긴다 (7.2절).</w:t>
+        <w:t xml:space="preserve">Short는 최상위 큐에서 완료되고 Medium과 Long은 시간 할당량 초과로 하위 큐로 강등되도록 설계하였다. 버스트(Burst, 짧은 시간에 여러 요청이 동시에 몰리는 상황) 도착 패턴은 대기열에 요청이 쌓인 상태에서 스케줄러가 순서를 정하도록 유도한다. 이를 위해 20건씩 동시에 큐에 넣었다. 모든 실험에서 요청은 1건씩 순차 처리된다. JFI 계산 방식의 차이는 5.5절에서 다루며, 대규모 환경은 향후 연구 과제로 남긴다 (7.2절).</w:t>
       </w:r>
     </w:p>
     <w:p>
@@ -7085,7 +7085,7 @@
           <w:sz w:val="20"/>
           <w:szCs w:val="20"/>
         </w:rPr>
-        <w:t xml:space="preserve">의 결과는 FCFS와 동일하였다. 모든 요청이 Q0 할당량(1,000ms) 안에 완료되어 하위 큐로 내려갈 일이 없었고, 비선점형 특성상 요청이 도착 순서대로 처리된 탓이다. 이론적 효과를 따로 확인하려고 5.3절에서 선점형 실험을 추가하였다. </w:t>
+        <w:t xml:space="preserve">의 결과는 FCFS와 같았다. 모든 요청이 Q0 할당량(1,000ms) 안에 완료되어 하위 큐로 내려갈 일이 없었고, 비선점형 특성상 요청이 도착 순서대로 처리된 탓이다. 이론적 효과를 따로 확인하려고 5.3절에서 선점형 실험을 추가하였다. </w:t>
       </w:r>
       <w:r>
         <w:rPr>
@@ -7636,7 +7636,7 @@
           <w:sz w:val="20"/>
           <w:szCs w:val="20"/>
         </w:rPr>
-        <w:t xml:space="preserve">비선점형 MLFQ가 FCFS와 동일한 결과를 보였기 때문에, MLFQ의 이론적 효과를 따로 검증하려고 선점형 시뮬레이션을 추가하였다. 요청 500건, 처리 시간 최대 10초, 버스트 도착 구조로 5개 시드에 걸쳐 반복하였다. 지표는 응답시간(도착부터 완료까지)을 사용한다. 요청 유형별 응답시간 비교 결과는 표 9 및 그림 6과 같다.</w:t>
+        <w:t xml:space="preserve">비선점형 MLFQ가 FCFS와 같은 결과를 보였기 때문에, MLFQ의 이론적 효과를 따로 확인하려고 선점형 시뮬레이션을 추가하였다. 요청 500건, 처리 시간 최대 10초, 버스트 도착 구조로 5개 시드에 걸쳐 반복하였다. 지표는 응답시간(도착부터 완료까지)을 사용한다. 요청 유형별 응답시간 비교 결과는 표 9 및 그림 6과 같다.</w:t>
       </w:r>
     </w:p>
     <w:p>
@@ -8412,7 +8412,7 @@
           <w:sz w:val="20"/>
           <w:szCs w:val="20"/>
         </w:rPr>
-        <w:t xml:space="preserve">시뮬레이션에서 확인한 스케줄링 순서 차이가 실제 LLM 환경에서도 재현되는지 보고자 Ollama로 실서버 실험을 수행하였다. 사용 모델은 2026년 4월 공개된 Google Gemma 4 계열의 `gemma4:e4b`이며, 약 40억 개 파라미터(Parameter, 모델이 학습해 가진 가중치 값)를 가진 중형 모델로 로컬 Ollama 서버에서 실행하였다. 출력은 최대 20토큰으로 제한하였다. 총 20건(등급별 5건)을 동시에 큐에 투입한 뒤 FCFS, Priority, WFQ 세 알고리즘을 비교하였다(비선점형 MLFQ는 5.2절에서 FCFS와 동일함이 확인되어 제외하였다). 전체 결과는 표 10, 구독 등급별 세부는 표 11 및 그림 7에 정리하였다.</w:t>
+        <w:t xml:space="preserve">시뮬레이션에서 확인한 스케줄링 순서 차이가 실제 LLM 환경에서도 재현되는지 보고자 Ollama로 실서버 실험을 진행하였다. 사용 모델은 2026년 4월 공개된 Google Gemma 4 계열의 `gemma4:e4b`이며, 약 40억 개 파라미터(Parameter, 모델이 학습해 가진 가중치 값)를 가진 중형 모델로 로컬 Ollama 서버에서 실행하였다. 출력은 최대 20토큰으로 제한하였다. 총 20건(등급별 5건)을 동시에 큐에 넣은 뒤 FCFS, Priority, WFQ 세 알고리즘을 비교하였다(비선점형 MLFQ는 5.2절에서 FCFS와 같음이 확인되어 제외하였다). 전체 결과는 표 10, 구독 등급별 세부는 표 11 및 그림 7에 정리하였다.</w:t>
       </w:r>
     </w:p>
     <w:p>
@@ -9649,7 +9649,7 @@
           <w:sz w:val="20"/>
           <w:szCs w:val="20"/>
         </w:rPr>
-        <w:t xml:space="preserve">세 알고리즘의 평균 처리 시간이 모두 약 208~209ms로 거의 같았다. 스케줄러는 "누구를 먼저 처리할지"만 결정할 뿐 LLM 추론 속도를 바꾸지 못한다. FCFS에서는 도착 순서대로 처리되어 Enterprise → Free 순으로 대기시간이 늘었다(Enterprise를 먼저 투입). Priority의 경우 구독 등급과 요청 우선순위가 독립적임을 드러내고자 등급별로 서로 다른 우선순위를 혼합 배정하였다(배정 내역은 부록 표 B.2 참조). 그 결과 Enterprise의 NORMAL 요청이 Premium의 URGENT 요청에 밀려 Enterprise 평균 대기시간은 FCFS 대비 증가하였다(432 → 664ms). 반면 Free의 NORMAL 요청은 Standard의 LOW 요청보다 먼저 처리되어 Free 평균 대기시간은 오히려 감소하였다(3,561 → 3,371ms). </w:t>
+        <w:t xml:space="preserve">세 알고리즘의 평균 처리 시간이 모두 약 208~209ms로 거의 같았다. 스케줄러는 "누구를 먼저 처리할지"만 정할 뿐 LLM 추론 속도를 바꾸지 못한다. FCFS에서는 도착 순서대로 처리되어 Enterprise → Free 순으로 대기시간이 늘었다(Enterprise를 먼저 보냄). Priority의 경우 구독 등급과 요청 우선순위가 독립적임을 드러내고자 등급별로 서로 다른 우선순위를 혼합 배정하였다(배정 내역은 부록 표 B.2 참조). 그 결과 Enterprise의 NORMAL 요청이 Premium의 URGENT 요청에 밀려 Enterprise 평균 대기시간은 FCFS 대비 증가하였다(432 → 664ms). 반면 Free의 NORMAL 요청은 Standard의 LOW 요청보다 먼저 처리되어 Free 평균 대기시간은 오히려 감소하였다(3,561 → 3,371ms). </w:t>
       </w:r>
       <w:r>
         <w:rPr>
@@ -9669,7 +9669,7 @@
           <w:sz w:val="20"/>
           <w:szCs w:val="20"/>
         </w:rPr>
-        <w:t xml:space="preserve">는 가중치에 따라 Enterprise가 먼저 처리되었다. 요청 수가 적어 등급별 극단적 차이까지는 드러나지 않았으나 시뮬레이션과 동일한 패턴이 나타났다.</w:t>
+        <w:t xml:space="preserve">는 가중치에 따라 Enterprise가 먼저 처리되었다. 요청 수가 적어 등급별 극단적 차이까지는 드러나지 않았으나 시뮬레이션과 같은 패턴이 나타났다.</w:t>
       </w:r>
     </w:p>
     <w:p>
@@ -11992,7 +11992,7 @@
           <w:sz w:val="20"/>
           <w:szCs w:val="20"/>
         </w:rPr>
-        <w:t xml:space="preserve">: 비선점형 환경에서 네 알고리즘의 전체 처리량은 거의 같았다. 스케줄러는 순서만 결정할 뿐 처리 속도 자체를 바꾸지 못하기 때문이다. 선점형 MLFQ에서는 짧은 요청 응답시간이 약 73% 감소, 긴 요청은 약 89% 증가하였다. 개선 효과는 5개 시드에서 71.8~74.3% 범위로 일관되게 재현되었다 (시드별 결과는 부록 B). WFQ에서는 Enterprise의 평균 대기시간이 Free의 약 1/12 수준으로 나타났다.</w:t>
+        <w:t xml:space="preserve">: 비선점형 환경에서 네 알고리즘의 전체 처리량은 거의 같았다. 스케줄러는 순서만 정할 뿐 처리 속도 자체를 바꾸지 못하기 때문이다. 선점형 MLFQ에서는 짧은 요청 응답시간이 약 73% 감소, 긴 요청은 약 89% 증가하였다. 개선 효과는 5개 시드에서 71.8~74.3% 범위로 일관되게 재현되었다 (시드별 결과는 부록 B). WFQ에서는 Enterprise의 평균 대기시간이 Free의 약 1/12 수준으로 나타났다.</w:t>
       </w:r>
     </w:p>
     <w:p>
@@ -14330,7 +14330,7 @@
           <w:sz w:val="20"/>
           <w:szCs w:val="20"/>
         </w:rPr>
-        <w:t xml:space="preserve">다섯 개 시드 모두 70% 이상의 개선을 보였으며, 시드에 따른 개선율 편차는 약 2.5%p 범위에 머물렀다. 같은 시드 값으로 `compute-stats.js`를 실행하면 동일한 결과를 얻을 수 있다.</w:t>
+        <w:t xml:space="preserve">다섯 개 시드 모두 70% 이상의 개선을 보였으며, 시드에 따른 개선율 편차는 약 2.5%p 범위에 머물렀다. 같은 시드 값으로 `compute-stats.js`를 실행하면 같은 결과를 얻을 수 있다.</w:t>
       </w:r>
     </w:p>
     <w:p>

--- a/08-final-submission/final-report/final-report.docx
+++ b/08-final-submission/final-report/final-report.docx
@@ -4459,7 +4459,2453 @@
           <w:sz w:val="20"/>
           <w:szCs w:val="20"/>
         </w:rPr>
-        <w:t xml:space="preserve">실험은 세 가지로 나누어 진행하였다. 기본 실험, MLFQ 선점형 실험, 실서버 실험이다. 전체 구조는 그림 4에, 실험별 주요 설정은 표 5에 정리하였다. 앞의 두 실험은 시간 기반 시뮬레이션이고, 실서버 실험은 Ollama로 실제 LLM을 호출해 진행하였다. 기본 실험은 짧은 요청을 차례로 보내서 4개 알고리즘을 같은 조건에서 비교하였고, MLFQ 선점형 실험은 처리 시간이 다양한 요청을 한꺼번에 몰아 보내서 MLFQ의 강등과 선점 효과를 따로 확인하였다. 시뮬레이션은 각 요청에 처리 시간을 미리 정해 두고, 스케줄러가 정한 순서대로 한 건씩 처리하는 방식이다. 네트워크 지연이나 LLM 응답 시간의 변동이 없어서 알고리즘 자체의 특성만 비교할 수 있다. 반복 실험에서는 고정 시드(Seed, 난수의 시작값이라 같은 시드로 실행하면 같은 요청 패턴을 다시 만들 수 있다)를 써서 같은 결과를 다시 얻을 수 있도록 하였다.</w:t>
+        <w:t xml:space="preserve">실험은 세 가지로 나누어 진행하였다. 기본 실험, MLFQ 선점형 실험, 실서버 실험이다. 실험별 주요 설정은 표 5에 정리하였다. 앞의 두 실험은 시간 기반 시뮬레이션이고, 실서버 실험은 Ollama로 실제 LLM을 호출해 진행하였다. 기본 실험은 짧은 요청을 차례로 보내서 4개 알고리즘을 같은 조건에서 비교하였고, MLFQ 선점형 실험은 처리 시간이 다양한 요청을 한꺼번에 몰아 보내서 MLFQ의 강등과 선점 효과를 따로 확인하였다. 시뮬레이션은 각 요청에 처리 시간을 미리 정해 두고, 스케줄러가 정한 순서대로 한 건씩 처리하는 방식이다. 네트워크 지연이나 LLM 응답 시간의 변동이 없어서 알고리즘 자체의 특성만 비교할 수 있다. 반복 실험에서는 고정 시드(Seed, 난수의 시작값이라 같은 시드로 실행하면 같은 요청 패턴을 다시 만들 수 있다)를 써서 같은 결과를 다시 얻을 수 있도록 하였다.</w:t>
+      </w:r>
+    </w:p>
+    <w:p>
+      <w:pPr>
+        <w:spacing w:after="80" w:line="240"/>
+      </w:pPr>
+      <w:r>
+        <w:rPr>
+          <w:rFonts w:ascii="맑은 고딕" w:cs="맑은 고딕" w:eastAsia="맑은 고딕" w:hAnsi="맑은 고딕"/>
+          <w:b/>
+          <w:bCs/>
+          <w:color w:val="000000"/>
+          <w:sz w:val="20"/>
+          <w:szCs w:val="20"/>
+        </w:rPr>
+        <w:t xml:space="preserve">표 5. 실험 유형별 설정 비교</w:t>
+      </w:r>
+    </w:p>
+    <w:tbl>
+      <w:tblPr>
+        <w:tblW w:type="auto" w:w="100"/>
+        <w:tblBorders>
+          <w:top w:val="single" w:color="auto" w:sz="4"/>
+          <w:left w:val="single" w:color="auto" w:sz="4"/>
+          <w:bottom w:val="single" w:color="auto" w:sz="4"/>
+          <w:right w:val="single" w:color="auto" w:sz="4"/>
+          <w:insideH w:val="single" w:color="auto" w:sz="4"/>
+          <w:insideV w:val="single" w:color="auto" w:sz="4"/>
+        </w:tblBorders>
+      </w:tblPr>
+      <w:tblGrid>
+        <w:gridCol w:w="1983"/>
+        <w:gridCol w:w="1983"/>
+        <w:gridCol w:w="1983"/>
+        <w:gridCol w:w="1983"/>
+      </w:tblGrid>
+      <w:tr>
+        <w:tc>
+          <w:tcPr>
+            <w:tcW w:type="dxa" w:w="1983"/>
+            <w:tcBorders>
+              <w:top w:val="single" w:color="AAAAAA" w:sz="1"/>
+              <w:left w:val="single" w:color="AAAAAA" w:sz="1"/>
+              <w:bottom w:val="single" w:color="AAAAAA" w:sz="1"/>
+              <w:right w:val="single" w:color="AAAAAA" w:sz="1"/>
+            </w:tcBorders>
+            <w:shd w:fill="D9E2F3" w:val="clear"/>
+            <w:vAlign w:val="center"/>
+          </w:tcPr>
+          <w:p>
+            <w:pPr>
+              <w:spacing w:after="40" w:before="40"/>
+              <w:jc w:val="center"/>
+            </w:pPr>
+            <w:r>
+              <w:rPr>
+                <w:rFonts w:ascii="맑은 고딕" w:cs="맑은 고딕" w:eastAsia="맑은 고딕" w:hAnsi="맑은 고딕"/>
+                <w:b/>
+                <w:bCs/>
+                <w:color w:val="000000"/>
+                <w:sz w:val="18"/>
+                <w:szCs w:val="18"/>
+              </w:rPr>
+              <w:t xml:space="preserve">항목</w:t>
+            </w:r>
+          </w:p>
+        </w:tc>
+        <w:tc>
+          <w:tcPr>
+            <w:tcW w:type="dxa" w:w="1983"/>
+            <w:tcBorders>
+              <w:top w:val="single" w:color="AAAAAA" w:sz="1"/>
+              <w:left w:val="single" w:color="AAAAAA" w:sz="1"/>
+              <w:bottom w:val="single" w:color="AAAAAA" w:sz="1"/>
+              <w:right w:val="single" w:color="AAAAAA" w:sz="1"/>
+            </w:tcBorders>
+            <w:shd w:fill="D9E2F3" w:val="clear"/>
+            <w:vAlign w:val="center"/>
+          </w:tcPr>
+          <w:p>
+            <w:pPr>
+              <w:spacing w:after="40" w:before="40"/>
+              <w:jc w:val="center"/>
+            </w:pPr>
+            <w:r>
+              <w:rPr>
+                <w:rFonts w:ascii="맑은 고딕" w:cs="맑은 고딕" w:eastAsia="맑은 고딕" w:hAnsi="맑은 고딕"/>
+                <w:b/>
+                <w:bCs/>
+                <w:color w:val="000000"/>
+                <w:sz w:val="18"/>
+                <w:szCs w:val="18"/>
+              </w:rPr>
+              <w:t xml:space="preserve">기본 실험</w:t>
+            </w:r>
+          </w:p>
+        </w:tc>
+        <w:tc>
+          <w:tcPr>
+            <w:tcW w:type="dxa" w:w="1983"/>
+            <w:tcBorders>
+              <w:top w:val="single" w:color="AAAAAA" w:sz="1"/>
+              <w:left w:val="single" w:color="AAAAAA" w:sz="1"/>
+              <w:bottom w:val="single" w:color="AAAAAA" w:sz="1"/>
+              <w:right w:val="single" w:color="AAAAAA" w:sz="1"/>
+            </w:tcBorders>
+            <w:shd w:fill="D9E2F3" w:val="clear"/>
+            <w:vAlign w:val="center"/>
+          </w:tcPr>
+          <w:p>
+            <w:pPr>
+              <w:spacing w:after="40" w:before="40"/>
+              <w:jc w:val="center"/>
+            </w:pPr>
+            <w:r>
+              <w:rPr>
+                <w:rFonts w:ascii="맑은 고딕" w:cs="맑은 고딕" w:eastAsia="맑은 고딕" w:hAnsi="맑은 고딕"/>
+                <w:b/>
+                <w:bCs/>
+                <w:color w:val="000000"/>
+                <w:sz w:val="18"/>
+                <w:szCs w:val="18"/>
+              </w:rPr>
+              <w:t xml:space="preserve">MLFQ 선점형 실험</w:t>
+            </w:r>
+          </w:p>
+        </w:tc>
+        <w:tc>
+          <w:tcPr>
+            <w:tcW w:type="dxa" w:w="1983"/>
+            <w:tcBorders>
+              <w:top w:val="single" w:color="AAAAAA" w:sz="1"/>
+              <w:left w:val="single" w:color="AAAAAA" w:sz="1"/>
+              <w:bottom w:val="single" w:color="AAAAAA" w:sz="1"/>
+              <w:right w:val="single" w:color="AAAAAA" w:sz="1"/>
+            </w:tcBorders>
+            <w:shd w:fill="D9E2F3" w:val="clear"/>
+            <w:vAlign w:val="center"/>
+          </w:tcPr>
+          <w:p>
+            <w:pPr>
+              <w:spacing w:after="40" w:before="40"/>
+              <w:jc w:val="center"/>
+            </w:pPr>
+            <w:r>
+              <w:rPr>
+                <w:rFonts w:ascii="맑은 고딕" w:cs="맑은 고딕" w:eastAsia="맑은 고딕" w:hAnsi="맑은 고딕"/>
+                <w:b/>
+                <w:bCs/>
+                <w:color w:val="000000"/>
+                <w:sz w:val="18"/>
+                <w:szCs w:val="18"/>
+              </w:rPr>
+              <w:t xml:space="preserve">실서버 실험</w:t>
+            </w:r>
+          </w:p>
+        </w:tc>
+      </w:tr>
+      <w:tr>
+        <w:tc>
+          <w:tcPr>
+            <w:tcW w:type="dxa" w:w="1983"/>
+            <w:tcBorders>
+              <w:top w:val="single" w:color="AAAAAA" w:sz="1"/>
+              <w:left w:val="single" w:color="AAAAAA" w:sz="1"/>
+              <w:bottom w:val="single" w:color="AAAAAA" w:sz="1"/>
+              <w:right w:val="single" w:color="AAAAAA" w:sz="1"/>
+            </w:tcBorders>
+            <w:vAlign w:val="center"/>
+          </w:tcPr>
+          <w:p>
+            <w:pPr>
+              <w:spacing w:after="40" w:before="40"/>
+              <w:jc w:val="left"/>
+            </w:pPr>
+            <w:r>
+              <w:rPr>
+                <w:rFonts w:ascii="맑은 고딕" w:cs="맑은 고딕" w:eastAsia="맑은 고딕" w:hAnsi="맑은 고딕"/>
+                <w:b w:val="false"/>
+                <w:bCs w:val="false"/>
+                <w:color w:val="000000"/>
+                <w:sz w:val="18"/>
+                <w:szCs w:val="18"/>
+              </w:rPr>
+              <w:t xml:space="preserve">목적</w:t>
+            </w:r>
+          </w:p>
+        </w:tc>
+        <w:tc>
+          <w:tcPr>
+            <w:tcW w:type="dxa" w:w="1983"/>
+            <w:tcBorders>
+              <w:top w:val="single" w:color="AAAAAA" w:sz="1"/>
+              <w:left w:val="single" w:color="AAAAAA" w:sz="1"/>
+              <w:bottom w:val="single" w:color="AAAAAA" w:sz="1"/>
+              <w:right w:val="single" w:color="AAAAAA" w:sz="1"/>
+            </w:tcBorders>
+            <w:vAlign w:val="center"/>
+          </w:tcPr>
+          <w:p>
+            <w:pPr>
+              <w:spacing w:after="40" w:before="40"/>
+              <w:jc w:val="left"/>
+            </w:pPr>
+            <w:r>
+              <w:rPr>
+                <w:rFonts w:ascii="맑은 고딕" w:cs="맑은 고딕" w:eastAsia="맑은 고딕" w:hAnsi="맑은 고딕"/>
+                <w:b w:val="false"/>
+                <w:bCs w:val="false"/>
+                <w:color w:val="000000"/>
+                <w:sz w:val="18"/>
+                <w:szCs w:val="18"/>
+              </w:rPr>
+              <w:t xml:space="preserve">4개 알고리즘 동일 조건 비교</w:t>
+            </w:r>
+          </w:p>
+        </w:tc>
+        <w:tc>
+          <w:tcPr>
+            <w:tcW w:type="dxa" w:w="1983"/>
+            <w:tcBorders>
+              <w:top w:val="single" w:color="AAAAAA" w:sz="1"/>
+              <w:left w:val="single" w:color="AAAAAA" w:sz="1"/>
+              <w:bottom w:val="single" w:color="AAAAAA" w:sz="1"/>
+              <w:right w:val="single" w:color="AAAAAA" w:sz="1"/>
+            </w:tcBorders>
+            <w:vAlign w:val="center"/>
+          </w:tcPr>
+          <w:p>
+            <w:pPr>
+              <w:spacing w:after="40" w:before="40"/>
+              <w:jc w:val="left"/>
+            </w:pPr>
+            <w:r>
+              <w:rPr>
+                <w:rFonts w:ascii="맑은 고딕" w:cs="맑은 고딕" w:eastAsia="맑은 고딕" w:hAnsi="맑은 고딕"/>
+                <w:b w:val="false"/>
+                <w:bCs w:val="false"/>
+                <w:color w:val="000000"/>
+                <w:sz w:val="18"/>
+                <w:szCs w:val="18"/>
+              </w:rPr>
+              <w:t xml:space="preserve">MLFQ 선점형 효과 검증</w:t>
+            </w:r>
+          </w:p>
+        </w:tc>
+        <w:tc>
+          <w:tcPr>
+            <w:tcW w:type="dxa" w:w="1983"/>
+            <w:tcBorders>
+              <w:top w:val="single" w:color="AAAAAA" w:sz="1"/>
+              <w:left w:val="single" w:color="AAAAAA" w:sz="1"/>
+              <w:bottom w:val="single" w:color="AAAAAA" w:sz="1"/>
+              <w:right w:val="single" w:color="AAAAAA" w:sz="1"/>
+            </w:tcBorders>
+            <w:vAlign w:val="center"/>
+          </w:tcPr>
+          <w:p>
+            <w:pPr>
+              <w:spacing w:after="40" w:before="40"/>
+              <w:jc w:val="left"/>
+            </w:pPr>
+            <w:r>
+              <w:rPr>
+                <w:rFonts w:ascii="맑은 고딕" w:cs="맑은 고딕" w:eastAsia="맑은 고딕" w:hAnsi="맑은 고딕"/>
+                <w:b w:val="false"/>
+                <w:bCs w:val="false"/>
+                <w:color w:val="000000"/>
+                <w:sz w:val="18"/>
+                <w:szCs w:val="18"/>
+              </w:rPr>
+              <w:t xml:space="preserve">실제 LLM 환경 검증</w:t>
+            </w:r>
+          </w:p>
+        </w:tc>
+      </w:tr>
+      <w:tr>
+        <w:tc>
+          <w:tcPr>
+            <w:tcW w:type="dxa" w:w="1983"/>
+            <w:tcBorders>
+              <w:top w:val="single" w:color="AAAAAA" w:sz="1"/>
+              <w:left w:val="single" w:color="AAAAAA" w:sz="1"/>
+              <w:bottom w:val="single" w:color="AAAAAA" w:sz="1"/>
+              <w:right w:val="single" w:color="AAAAAA" w:sz="1"/>
+            </w:tcBorders>
+            <w:vAlign w:val="center"/>
+          </w:tcPr>
+          <w:p>
+            <w:pPr>
+              <w:spacing w:after="40" w:before="40"/>
+              <w:jc w:val="left"/>
+            </w:pPr>
+            <w:r>
+              <w:rPr>
+                <w:rFonts w:ascii="맑은 고딕" w:cs="맑은 고딕" w:eastAsia="맑은 고딕" w:hAnsi="맑은 고딕"/>
+                <w:b w:val="false"/>
+                <w:bCs w:val="false"/>
+                <w:color w:val="000000"/>
+                <w:sz w:val="18"/>
+                <w:szCs w:val="18"/>
+              </w:rPr>
+              <w:t xml:space="preserve">처리 방식</w:t>
+            </w:r>
+          </w:p>
+        </w:tc>
+        <w:tc>
+          <w:tcPr>
+            <w:tcW w:type="dxa" w:w="1983"/>
+            <w:tcBorders>
+              <w:top w:val="single" w:color="AAAAAA" w:sz="1"/>
+              <w:left w:val="single" w:color="AAAAAA" w:sz="1"/>
+              <w:bottom w:val="single" w:color="AAAAAA" w:sz="1"/>
+              <w:right w:val="single" w:color="AAAAAA" w:sz="1"/>
+            </w:tcBorders>
+            <w:vAlign w:val="center"/>
+          </w:tcPr>
+          <w:p>
+            <w:pPr>
+              <w:spacing w:after="40" w:before="40"/>
+              <w:jc w:val="left"/>
+            </w:pPr>
+            <w:r>
+              <w:rPr>
+                <w:rFonts w:ascii="맑은 고딕" w:cs="맑은 고딕" w:eastAsia="맑은 고딕" w:hAnsi="맑은 고딕"/>
+                <w:b w:val="false"/>
+                <w:bCs w:val="false"/>
+                <w:color w:val="000000"/>
+                <w:sz w:val="18"/>
+                <w:szCs w:val="18"/>
+              </w:rPr>
+              <w:t xml:space="preserve">시뮬레이션</w:t>
+            </w:r>
+          </w:p>
+        </w:tc>
+        <w:tc>
+          <w:tcPr>
+            <w:tcW w:type="dxa" w:w="1983"/>
+            <w:tcBorders>
+              <w:top w:val="single" w:color="AAAAAA" w:sz="1"/>
+              <w:left w:val="single" w:color="AAAAAA" w:sz="1"/>
+              <w:bottom w:val="single" w:color="AAAAAA" w:sz="1"/>
+              <w:right w:val="single" w:color="AAAAAA" w:sz="1"/>
+            </w:tcBorders>
+            <w:vAlign w:val="center"/>
+          </w:tcPr>
+          <w:p>
+            <w:pPr>
+              <w:spacing w:after="40" w:before="40"/>
+              <w:jc w:val="left"/>
+            </w:pPr>
+            <w:r>
+              <w:rPr>
+                <w:rFonts w:ascii="맑은 고딕" w:cs="맑은 고딕" w:eastAsia="맑은 고딕" w:hAnsi="맑은 고딕"/>
+                <w:b w:val="false"/>
+                <w:bCs w:val="false"/>
+                <w:color w:val="000000"/>
+                <w:sz w:val="18"/>
+                <w:szCs w:val="18"/>
+              </w:rPr>
+              <w:t xml:space="preserve">시뮬레이션</w:t>
+            </w:r>
+          </w:p>
+        </w:tc>
+        <w:tc>
+          <w:tcPr>
+            <w:tcW w:type="dxa" w:w="1983"/>
+            <w:tcBorders>
+              <w:top w:val="single" w:color="AAAAAA" w:sz="1"/>
+              <w:left w:val="single" w:color="AAAAAA" w:sz="1"/>
+              <w:bottom w:val="single" w:color="AAAAAA" w:sz="1"/>
+              <w:right w:val="single" w:color="AAAAAA" w:sz="1"/>
+            </w:tcBorders>
+            <w:vAlign w:val="center"/>
+          </w:tcPr>
+          <w:p>
+            <w:pPr>
+              <w:spacing w:after="40" w:before="40"/>
+              <w:jc w:val="left"/>
+            </w:pPr>
+            <w:r>
+              <w:rPr>
+                <w:rFonts w:ascii="맑은 고딕" w:cs="맑은 고딕" w:eastAsia="맑은 고딕" w:hAnsi="맑은 고딕"/>
+                <w:b w:val="false"/>
+                <w:bCs w:val="false"/>
+                <w:color w:val="000000"/>
+                <w:sz w:val="18"/>
+                <w:szCs w:val="18"/>
+              </w:rPr>
+              <w:t xml:space="preserve">Ollama 실제 호출</w:t>
+            </w:r>
+          </w:p>
+        </w:tc>
+      </w:tr>
+      <w:tr>
+        <w:tc>
+          <w:tcPr>
+            <w:tcW w:type="dxa" w:w="1983"/>
+            <w:tcBorders>
+              <w:top w:val="single" w:color="AAAAAA" w:sz="1"/>
+              <w:left w:val="single" w:color="AAAAAA" w:sz="1"/>
+              <w:bottom w:val="single" w:color="AAAAAA" w:sz="1"/>
+              <w:right w:val="single" w:color="AAAAAA" w:sz="1"/>
+            </w:tcBorders>
+            <w:vAlign w:val="center"/>
+          </w:tcPr>
+          <w:p>
+            <w:pPr>
+              <w:spacing w:after="40" w:before="40"/>
+              <w:jc w:val="left"/>
+            </w:pPr>
+            <w:r>
+              <w:rPr>
+                <w:rFonts w:ascii="맑은 고딕" w:cs="맑은 고딕" w:eastAsia="맑은 고딕" w:hAnsi="맑은 고딕"/>
+                <w:b w:val="false"/>
+                <w:bCs w:val="false"/>
+                <w:color w:val="000000"/>
+                <w:sz w:val="18"/>
+                <w:szCs w:val="18"/>
+              </w:rPr>
+              <w:t xml:space="preserve">요청 수</w:t>
+            </w:r>
+          </w:p>
+        </w:tc>
+        <w:tc>
+          <w:tcPr>
+            <w:tcW w:type="dxa" w:w="1983"/>
+            <w:tcBorders>
+              <w:top w:val="single" w:color="AAAAAA" w:sz="1"/>
+              <w:left w:val="single" w:color="AAAAAA" w:sz="1"/>
+              <w:bottom w:val="single" w:color="AAAAAA" w:sz="1"/>
+              <w:right w:val="single" w:color="AAAAAA" w:sz="1"/>
+            </w:tcBorders>
+            <w:vAlign w:val="center"/>
+          </w:tcPr>
+          <w:p>
+            <w:pPr>
+              <w:spacing w:after="40" w:before="40"/>
+              <w:jc w:val="left"/>
+            </w:pPr>
+            <w:r>
+              <w:rPr>
+                <w:rFonts w:ascii="맑은 고딕" w:cs="맑은 고딕" w:eastAsia="맑은 고딕" w:hAnsi="맑은 고딕"/>
+                <w:b w:val="false"/>
+                <w:bCs w:val="false"/>
+                <w:color w:val="000000"/>
+                <w:sz w:val="18"/>
+                <w:szCs w:val="18"/>
+              </w:rPr>
+              <w:t xml:space="preserve">500건</w:t>
+            </w:r>
+          </w:p>
+        </w:tc>
+        <w:tc>
+          <w:tcPr>
+            <w:tcW w:type="dxa" w:w="1983"/>
+            <w:tcBorders>
+              <w:top w:val="single" w:color="AAAAAA" w:sz="1"/>
+              <w:left w:val="single" w:color="AAAAAA" w:sz="1"/>
+              <w:bottom w:val="single" w:color="AAAAAA" w:sz="1"/>
+              <w:right w:val="single" w:color="AAAAAA" w:sz="1"/>
+            </w:tcBorders>
+            <w:vAlign w:val="center"/>
+          </w:tcPr>
+          <w:p>
+            <w:pPr>
+              <w:spacing w:after="40" w:before="40"/>
+              <w:jc w:val="left"/>
+            </w:pPr>
+            <w:r>
+              <w:rPr>
+                <w:rFonts w:ascii="맑은 고딕" w:cs="맑은 고딕" w:eastAsia="맑은 고딕" w:hAnsi="맑은 고딕"/>
+                <w:b w:val="false"/>
+                <w:bCs w:val="false"/>
+                <w:color w:val="000000"/>
+                <w:sz w:val="18"/>
+                <w:szCs w:val="18"/>
+              </w:rPr>
+              <w:t xml:space="preserve">500건 × 5시드</w:t>
+            </w:r>
+          </w:p>
+        </w:tc>
+        <w:tc>
+          <w:tcPr>
+            <w:tcW w:type="dxa" w:w="1983"/>
+            <w:tcBorders>
+              <w:top w:val="single" w:color="AAAAAA" w:sz="1"/>
+              <w:left w:val="single" w:color="AAAAAA" w:sz="1"/>
+              <w:bottom w:val="single" w:color="AAAAAA" w:sz="1"/>
+              <w:right w:val="single" w:color="AAAAAA" w:sz="1"/>
+            </w:tcBorders>
+            <w:vAlign w:val="center"/>
+          </w:tcPr>
+          <w:p>
+            <w:pPr>
+              <w:spacing w:after="40" w:before="40"/>
+              <w:jc w:val="left"/>
+            </w:pPr>
+            <w:r>
+              <w:rPr>
+                <w:rFonts w:ascii="맑은 고딕" w:cs="맑은 고딕" w:eastAsia="맑은 고딕" w:hAnsi="맑은 고딕"/>
+                <w:b w:val="false"/>
+                <w:bCs w:val="false"/>
+                <w:color w:val="000000"/>
+                <w:sz w:val="18"/>
+                <w:szCs w:val="18"/>
+              </w:rPr>
+              <w:t xml:space="preserve">20건</w:t>
+            </w:r>
+          </w:p>
+        </w:tc>
+      </w:tr>
+      <w:tr>
+        <w:tc>
+          <w:tcPr>
+            <w:tcW w:type="dxa" w:w="1983"/>
+            <w:tcBorders>
+              <w:top w:val="single" w:color="AAAAAA" w:sz="1"/>
+              <w:left w:val="single" w:color="AAAAAA" w:sz="1"/>
+              <w:bottom w:val="single" w:color="AAAAAA" w:sz="1"/>
+              <w:right w:val="single" w:color="AAAAAA" w:sz="1"/>
+            </w:tcBorders>
+            <w:vAlign w:val="center"/>
+          </w:tcPr>
+          <w:p>
+            <w:pPr>
+              <w:spacing w:after="40" w:before="40"/>
+              <w:jc w:val="left"/>
+            </w:pPr>
+            <w:r>
+              <w:rPr>
+                <w:rFonts w:ascii="맑은 고딕" w:cs="맑은 고딕" w:eastAsia="맑은 고딕" w:hAnsi="맑은 고딕"/>
+                <w:b w:val="false"/>
+                <w:bCs w:val="false"/>
+                <w:color w:val="000000"/>
+                <w:sz w:val="18"/>
+                <w:szCs w:val="18"/>
+              </w:rPr>
+              <w:t xml:space="preserve">사용자 구분</w:t>
+            </w:r>
+          </w:p>
+        </w:tc>
+        <w:tc>
+          <w:tcPr>
+            <w:tcW w:type="dxa" w:w="1983"/>
+            <w:tcBorders>
+              <w:top w:val="single" w:color="AAAAAA" w:sz="1"/>
+              <w:left w:val="single" w:color="AAAAAA" w:sz="1"/>
+              <w:bottom w:val="single" w:color="AAAAAA" w:sz="1"/>
+              <w:right w:val="single" w:color="AAAAAA" w:sz="1"/>
+            </w:tcBorders>
+            <w:vAlign w:val="center"/>
+          </w:tcPr>
+          <w:p>
+            <w:pPr>
+              <w:spacing w:after="40" w:before="40"/>
+              <w:jc w:val="left"/>
+            </w:pPr>
+            <w:r>
+              <w:rPr>
+                <w:rFonts w:ascii="맑은 고딕" w:cs="맑은 고딕" w:eastAsia="맑은 고딕" w:hAnsi="맑은 고딕"/>
+                <w:b w:val="false"/>
+                <w:bCs w:val="false"/>
+                <w:color w:val="000000"/>
+                <w:sz w:val="18"/>
+                <w:szCs w:val="18"/>
+              </w:rPr>
+              <w:t xml:space="preserve">4명 (등급별 1명)</w:t>
+            </w:r>
+          </w:p>
+        </w:tc>
+        <w:tc>
+          <w:tcPr>
+            <w:tcW w:type="dxa" w:w="1983"/>
+            <w:tcBorders>
+              <w:top w:val="single" w:color="AAAAAA" w:sz="1"/>
+              <w:left w:val="single" w:color="AAAAAA" w:sz="1"/>
+              <w:bottom w:val="single" w:color="AAAAAA" w:sz="1"/>
+              <w:right w:val="single" w:color="AAAAAA" w:sz="1"/>
+            </w:tcBorders>
+            <w:vAlign w:val="center"/>
+          </w:tcPr>
+          <w:p>
+            <w:pPr>
+              <w:spacing w:after="40" w:before="40"/>
+              <w:jc w:val="left"/>
+            </w:pPr>
+            <w:r>
+              <w:rPr>
+                <w:rFonts w:ascii="맑은 고딕" w:cs="맑은 고딕" w:eastAsia="맑은 고딕" w:hAnsi="맑은 고딕"/>
+                <w:b w:val="false"/>
+                <w:bCs w:val="false"/>
+                <w:color w:val="000000"/>
+                <w:sz w:val="18"/>
+                <w:szCs w:val="18"/>
+              </w:rPr>
+              <w:t xml:space="preserve">미사용 (요청 유형만 구분)</w:t>
+            </w:r>
+          </w:p>
+        </w:tc>
+        <w:tc>
+          <w:tcPr>
+            <w:tcW w:type="dxa" w:w="1983"/>
+            <w:tcBorders>
+              <w:top w:val="single" w:color="AAAAAA" w:sz="1"/>
+              <w:left w:val="single" w:color="AAAAAA" w:sz="1"/>
+              <w:bottom w:val="single" w:color="AAAAAA" w:sz="1"/>
+              <w:right w:val="single" w:color="AAAAAA" w:sz="1"/>
+            </w:tcBorders>
+            <w:vAlign w:val="center"/>
+          </w:tcPr>
+          <w:p>
+            <w:pPr>
+              <w:spacing w:after="40" w:before="40"/>
+              <w:jc w:val="left"/>
+            </w:pPr>
+            <w:r>
+              <w:rPr>
+                <w:rFonts w:ascii="맑은 고딕" w:cs="맑은 고딕" w:eastAsia="맑은 고딕" w:hAnsi="맑은 고딕"/>
+                <w:b w:val="false"/>
+                <w:bCs w:val="false"/>
+                <w:color w:val="000000"/>
+                <w:sz w:val="18"/>
+                <w:szCs w:val="18"/>
+              </w:rPr>
+              <w:t xml:space="preserve">4명 (등급별 1명)</w:t>
+            </w:r>
+          </w:p>
+        </w:tc>
+      </w:tr>
+      <w:tr>
+        <w:tc>
+          <w:tcPr>
+            <w:tcW w:type="dxa" w:w="1983"/>
+            <w:tcBorders>
+              <w:top w:val="single" w:color="AAAAAA" w:sz="1"/>
+              <w:left w:val="single" w:color="AAAAAA" w:sz="1"/>
+              <w:bottom w:val="single" w:color="AAAAAA" w:sz="1"/>
+              <w:right w:val="single" w:color="AAAAAA" w:sz="1"/>
+            </w:tcBorders>
+            <w:vAlign w:val="center"/>
+          </w:tcPr>
+          <w:p>
+            <w:pPr>
+              <w:spacing w:after="40" w:before="40"/>
+              <w:jc w:val="left"/>
+            </w:pPr>
+            <w:r>
+              <w:rPr>
+                <w:rFonts w:ascii="맑은 고딕" w:cs="맑은 고딕" w:eastAsia="맑은 고딕" w:hAnsi="맑은 고딕"/>
+                <w:b w:val="false"/>
+                <w:bCs w:val="false"/>
+                <w:color w:val="000000"/>
+                <w:sz w:val="18"/>
+                <w:szCs w:val="18"/>
+              </w:rPr>
+              <w:t xml:space="preserve">처리 시간</w:t>
+            </w:r>
+          </w:p>
+        </w:tc>
+        <w:tc>
+          <w:tcPr>
+            <w:tcW w:type="dxa" w:w="1983"/>
+            <w:tcBorders>
+              <w:top w:val="single" w:color="AAAAAA" w:sz="1"/>
+              <w:left w:val="single" w:color="AAAAAA" w:sz="1"/>
+              <w:bottom w:val="single" w:color="AAAAAA" w:sz="1"/>
+              <w:right w:val="single" w:color="AAAAAA" w:sz="1"/>
+            </w:tcBorders>
+            <w:vAlign w:val="center"/>
+          </w:tcPr>
+          <w:p>
+            <w:pPr>
+              <w:spacing w:after="40" w:before="40"/>
+              <w:jc w:val="left"/>
+            </w:pPr>
+            <w:r>
+              <w:rPr>
+                <w:rFonts w:ascii="맑은 고딕" w:cs="맑은 고딕" w:eastAsia="맑은 고딕" w:hAnsi="맑은 고딕"/>
+                <w:b w:val="false"/>
+                <w:bCs w:val="false"/>
+                <w:color w:val="000000"/>
+                <w:sz w:val="18"/>
+                <w:szCs w:val="18"/>
+              </w:rPr>
+              <w:t xml:space="preserve">10~100ms (균일 랜덤)</w:t>
+            </w:r>
+          </w:p>
+        </w:tc>
+        <w:tc>
+          <w:tcPr>
+            <w:tcW w:type="dxa" w:w="1983"/>
+            <w:tcBorders>
+              <w:top w:val="single" w:color="AAAAAA" w:sz="1"/>
+              <w:left w:val="single" w:color="AAAAAA" w:sz="1"/>
+              <w:bottom w:val="single" w:color="AAAAAA" w:sz="1"/>
+              <w:right w:val="single" w:color="AAAAAA" w:sz="1"/>
+            </w:tcBorders>
+            <w:vAlign w:val="center"/>
+          </w:tcPr>
+          <w:p>
+            <w:pPr>
+              <w:spacing w:after="40" w:before="40"/>
+              <w:jc w:val="left"/>
+            </w:pPr>
+            <w:r>
+              <w:rPr>
+                <w:rFonts w:ascii="맑은 고딕" w:cs="맑은 고딕" w:eastAsia="맑은 고딕" w:hAnsi="맑은 고딕"/>
+                <w:b w:val="false"/>
+                <w:bCs w:val="false"/>
+                <w:color w:val="000000"/>
+                <w:sz w:val="18"/>
+                <w:szCs w:val="18"/>
+              </w:rPr>
+              <w:t xml:space="preserve">혼합 (Short/Medium/Long)</w:t>
+            </w:r>
+          </w:p>
+        </w:tc>
+        <w:tc>
+          <w:tcPr>
+            <w:tcW w:type="dxa" w:w="1983"/>
+            <w:tcBorders>
+              <w:top w:val="single" w:color="AAAAAA" w:sz="1"/>
+              <w:left w:val="single" w:color="AAAAAA" w:sz="1"/>
+              <w:bottom w:val="single" w:color="AAAAAA" w:sz="1"/>
+              <w:right w:val="single" w:color="AAAAAA" w:sz="1"/>
+            </w:tcBorders>
+            <w:vAlign w:val="center"/>
+          </w:tcPr>
+          <w:p>
+            <w:pPr>
+              <w:spacing w:after="40" w:before="40"/>
+              <w:jc w:val="left"/>
+            </w:pPr>
+            <w:r>
+              <w:rPr>
+                <w:rFonts w:ascii="맑은 고딕" w:cs="맑은 고딕" w:eastAsia="맑은 고딕" w:hAnsi="맑은 고딕"/>
+                <w:b w:val="false"/>
+                <w:bCs w:val="false"/>
+                <w:color w:val="000000"/>
+                <w:sz w:val="18"/>
+                <w:szCs w:val="18"/>
+              </w:rPr>
+              <w:t xml:space="preserve">실제 LLM 추론 시간</w:t>
+            </w:r>
+          </w:p>
+        </w:tc>
+      </w:tr>
+      <w:tr>
+        <w:tc>
+          <w:tcPr>
+            <w:tcW w:type="dxa" w:w="1983"/>
+            <w:tcBorders>
+              <w:top w:val="single" w:color="AAAAAA" w:sz="1"/>
+              <w:left w:val="single" w:color="AAAAAA" w:sz="1"/>
+              <w:bottom w:val="single" w:color="AAAAAA" w:sz="1"/>
+              <w:right w:val="single" w:color="AAAAAA" w:sz="1"/>
+            </w:tcBorders>
+            <w:vAlign w:val="center"/>
+          </w:tcPr>
+          <w:p>
+            <w:pPr>
+              <w:spacing w:after="40" w:before="40"/>
+              <w:jc w:val="left"/>
+            </w:pPr>
+            <w:r>
+              <w:rPr>
+                <w:rFonts w:ascii="맑은 고딕" w:cs="맑은 고딕" w:eastAsia="맑은 고딕" w:hAnsi="맑은 고딕"/>
+                <w:b w:val="false"/>
+                <w:bCs w:val="false"/>
+                <w:color w:val="000000"/>
+                <w:sz w:val="18"/>
+                <w:szCs w:val="18"/>
+              </w:rPr>
+              <w:t xml:space="preserve">도착 패턴</w:t>
+            </w:r>
+          </w:p>
+        </w:tc>
+        <w:tc>
+          <w:tcPr>
+            <w:tcW w:type="dxa" w:w="1983"/>
+            <w:tcBorders>
+              <w:top w:val="single" w:color="AAAAAA" w:sz="1"/>
+              <w:left w:val="single" w:color="AAAAAA" w:sz="1"/>
+              <w:bottom w:val="single" w:color="AAAAAA" w:sz="1"/>
+              <w:right w:val="single" w:color="AAAAAA" w:sz="1"/>
+            </w:tcBorders>
+            <w:vAlign w:val="center"/>
+          </w:tcPr>
+          <w:p>
+            <w:pPr>
+              <w:spacing w:after="40" w:before="40"/>
+              <w:jc w:val="left"/>
+            </w:pPr>
+            <w:r>
+              <w:rPr>
+                <w:rFonts w:ascii="맑은 고딕" w:cs="맑은 고딕" w:eastAsia="맑은 고딕" w:hAnsi="맑은 고딕"/>
+                <w:b w:val="false"/>
+                <w:bCs w:val="false"/>
+                <w:color w:val="000000"/>
+                <w:sz w:val="18"/>
+                <w:szCs w:val="18"/>
+              </w:rPr>
+              <w:t xml:space="preserve">순차 도착 (1~10ms 간격)</w:t>
+            </w:r>
+          </w:p>
+        </w:tc>
+        <w:tc>
+          <w:tcPr>
+            <w:tcW w:type="dxa" w:w="1983"/>
+            <w:tcBorders>
+              <w:top w:val="single" w:color="AAAAAA" w:sz="1"/>
+              <w:left w:val="single" w:color="AAAAAA" w:sz="1"/>
+              <w:bottom w:val="single" w:color="AAAAAA" w:sz="1"/>
+              <w:right w:val="single" w:color="AAAAAA" w:sz="1"/>
+            </w:tcBorders>
+            <w:vAlign w:val="center"/>
+          </w:tcPr>
+          <w:p>
+            <w:pPr>
+              <w:spacing w:after="40" w:before="40"/>
+              <w:jc w:val="left"/>
+            </w:pPr>
+            <w:r>
+              <w:rPr>
+                <w:rFonts w:ascii="맑은 고딕" w:cs="맑은 고딕" w:eastAsia="맑은 고딕" w:hAnsi="맑은 고딕"/>
+                <w:b w:val="false"/>
+                <w:bCs w:val="false"/>
+                <w:color w:val="000000"/>
+                <w:sz w:val="18"/>
+                <w:szCs w:val="18"/>
+              </w:rPr>
+              <w:t xml:space="preserve">버스트 (20건 동시 × 25회)</w:t>
+            </w:r>
+          </w:p>
+        </w:tc>
+        <w:tc>
+          <w:tcPr>
+            <w:tcW w:type="dxa" w:w="1983"/>
+            <w:tcBorders>
+              <w:top w:val="single" w:color="AAAAAA" w:sz="1"/>
+              <w:left w:val="single" w:color="AAAAAA" w:sz="1"/>
+              <w:bottom w:val="single" w:color="AAAAAA" w:sz="1"/>
+              <w:right w:val="single" w:color="AAAAAA" w:sz="1"/>
+            </w:tcBorders>
+            <w:vAlign w:val="center"/>
+          </w:tcPr>
+          <w:p>
+            <w:pPr>
+              <w:spacing w:after="40" w:before="40"/>
+              <w:jc w:val="left"/>
+            </w:pPr>
+            <w:r>
+              <w:rPr>
+                <w:rFonts w:ascii="맑은 고딕" w:cs="맑은 고딕" w:eastAsia="맑은 고딕" w:hAnsi="맑은 고딕"/>
+                <w:b w:val="false"/>
+                <w:bCs w:val="false"/>
+                <w:color w:val="000000"/>
+                <w:sz w:val="18"/>
+                <w:szCs w:val="18"/>
+              </w:rPr>
+              <w:t xml:space="preserve">버스트 (20건 동시)</w:t>
+            </w:r>
+          </w:p>
+        </w:tc>
+      </w:tr>
+      <w:tr>
+        <w:tc>
+          <w:tcPr>
+            <w:tcW w:type="dxa" w:w="1983"/>
+            <w:tcBorders>
+              <w:top w:val="single" w:color="AAAAAA" w:sz="1"/>
+              <w:left w:val="single" w:color="AAAAAA" w:sz="1"/>
+              <w:bottom w:val="single" w:color="AAAAAA" w:sz="1"/>
+              <w:right w:val="single" w:color="AAAAAA" w:sz="1"/>
+            </w:tcBorders>
+            <w:vAlign w:val="center"/>
+          </w:tcPr>
+          <w:p>
+            <w:pPr>
+              <w:spacing w:after="40" w:before="40"/>
+              <w:jc w:val="left"/>
+            </w:pPr>
+            <w:r>
+              <w:rPr>
+                <w:rFonts w:ascii="맑은 고딕" w:cs="맑은 고딕" w:eastAsia="맑은 고딕" w:hAnsi="맑은 고딕"/>
+                <w:b w:val="false"/>
+                <w:bCs w:val="false"/>
+                <w:color w:val="000000"/>
+                <w:sz w:val="18"/>
+                <w:szCs w:val="18"/>
+              </w:rPr>
+              <w:t xml:space="preserve">MLFQ 모드</w:t>
+            </w:r>
+          </w:p>
+        </w:tc>
+        <w:tc>
+          <w:tcPr>
+            <w:tcW w:type="dxa" w:w="1983"/>
+            <w:tcBorders>
+              <w:top w:val="single" w:color="AAAAAA" w:sz="1"/>
+              <w:left w:val="single" w:color="AAAAAA" w:sz="1"/>
+              <w:bottom w:val="single" w:color="AAAAAA" w:sz="1"/>
+              <w:right w:val="single" w:color="AAAAAA" w:sz="1"/>
+            </w:tcBorders>
+            <w:vAlign w:val="center"/>
+          </w:tcPr>
+          <w:p>
+            <w:pPr>
+              <w:spacing w:after="40" w:before="40"/>
+              <w:jc w:val="left"/>
+            </w:pPr>
+            <w:r>
+              <w:rPr>
+                <w:rFonts w:ascii="맑은 고딕" w:cs="맑은 고딕" w:eastAsia="맑은 고딕" w:hAnsi="맑은 고딕"/>
+                <w:b w:val="false"/>
+                <w:bCs w:val="false"/>
+                <w:color w:val="000000"/>
+                <w:sz w:val="18"/>
+                <w:szCs w:val="18"/>
+              </w:rPr>
+              <w:t xml:space="preserve">비선점형</w:t>
+            </w:r>
+          </w:p>
+        </w:tc>
+        <w:tc>
+          <w:tcPr>
+            <w:tcW w:type="dxa" w:w="1983"/>
+            <w:tcBorders>
+              <w:top w:val="single" w:color="AAAAAA" w:sz="1"/>
+              <w:left w:val="single" w:color="AAAAAA" w:sz="1"/>
+              <w:bottom w:val="single" w:color="AAAAAA" w:sz="1"/>
+              <w:right w:val="single" w:color="AAAAAA" w:sz="1"/>
+            </w:tcBorders>
+            <w:vAlign w:val="center"/>
+          </w:tcPr>
+          <w:p>
+            <w:pPr>
+              <w:spacing w:after="40" w:before="40"/>
+              <w:jc w:val="left"/>
+            </w:pPr>
+            <w:r>
+              <w:rPr>
+                <w:rFonts w:ascii="맑은 고딕" w:cs="맑은 고딕" w:eastAsia="맑은 고딕" w:hAnsi="맑은 고딕"/>
+                <w:b w:val="false"/>
+                <w:bCs w:val="false"/>
+                <w:color w:val="000000"/>
+                <w:sz w:val="18"/>
+                <w:szCs w:val="18"/>
+              </w:rPr>
+              <w:t xml:space="preserve">선점형 (500ms 간격)</w:t>
+            </w:r>
+          </w:p>
+        </w:tc>
+        <w:tc>
+          <w:tcPr>
+            <w:tcW w:type="dxa" w:w="1983"/>
+            <w:tcBorders>
+              <w:top w:val="single" w:color="AAAAAA" w:sz="1"/>
+              <w:left w:val="single" w:color="AAAAAA" w:sz="1"/>
+              <w:bottom w:val="single" w:color="AAAAAA" w:sz="1"/>
+              <w:right w:val="single" w:color="AAAAAA" w:sz="1"/>
+            </w:tcBorders>
+            <w:vAlign w:val="center"/>
+          </w:tcPr>
+          <w:p>
+            <w:pPr>
+              <w:spacing w:after="40" w:before="40"/>
+              <w:jc w:val="left"/>
+            </w:pPr>
+            <w:r>
+              <w:rPr>
+                <w:rFonts w:ascii="맑은 고딕" w:cs="맑은 고딕" w:eastAsia="맑은 고딕" w:hAnsi="맑은 고딕"/>
+                <w:b w:val="false"/>
+                <w:bCs w:val="false"/>
+                <w:color w:val="000000"/>
+                <w:sz w:val="18"/>
+                <w:szCs w:val="18"/>
+              </w:rPr>
+              <w:t xml:space="preserve">비선점형</w:t>
+            </w:r>
+          </w:p>
+        </w:tc>
+      </w:tr>
+      <w:tr>
+        <w:tc>
+          <w:tcPr>
+            <w:tcW w:type="dxa" w:w="1983"/>
+            <w:tcBorders>
+              <w:top w:val="single" w:color="AAAAAA" w:sz="1"/>
+              <w:left w:val="single" w:color="AAAAAA" w:sz="1"/>
+              <w:bottom w:val="single" w:color="AAAAAA" w:sz="1"/>
+              <w:right w:val="single" w:color="AAAAAA" w:sz="1"/>
+            </w:tcBorders>
+            <w:vAlign w:val="center"/>
+          </w:tcPr>
+          <w:p>
+            <w:pPr>
+              <w:spacing w:after="40" w:before="40"/>
+              <w:jc w:val="left"/>
+            </w:pPr>
+            <w:r>
+              <w:rPr>
+                <w:rFonts w:ascii="맑은 고딕" w:cs="맑은 고딕" w:eastAsia="맑은 고딕" w:hAnsi="맑은 고딕"/>
+                <w:b w:val="false"/>
+                <w:bCs w:val="false"/>
+                <w:color w:val="000000"/>
+                <w:sz w:val="18"/>
+                <w:szCs w:val="18"/>
+              </w:rPr>
+              <w:t xml:space="preserve">비교 대상</w:t>
+            </w:r>
+          </w:p>
+        </w:tc>
+        <w:tc>
+          <w:tcPr>
+            <w:tcW w:type="dxa" w:w="1983"/>
+            <w:tcBorders>
+              <w:top w:val="single" w:color="AAAAAA" w:sz="1"/>
+              <w:left w:val="single" w:color="AAAAAA" w:sz="1"/>
+              <w:bottom w:val="single" w:color="AAAAAA" w:sz="1"/>
+              <w:right w:val="single" w:color="AAAAAA" w:sz="1"/>
+            </w:tcBorders>
+            <w:vAlign w:val="center"/>
+          </w:tcPr>
+          <w:p>
+            <w:pPr>
+              <w:spacing w:after="40" w:before="40"/>
+              <w:jc w:val="left"/>
+            </w:pPr>
+            <w:r>
+              <w:rPr>
+                <w:rFonts w:ascii="맑은 고딕" w:cs="맑은 고딕" w:eastAsia="맑은 고딕" w:hAnsi="맑은 고딕"/>
+                <w:b w:val="false"/>
+                <w:bCs w:val="false"/>
+                <w:color w:val="000000"/>
+                <w:sz w:val="18"/>
+                <w:szCs w:val="18"/>
+              </w:rPr>
+              <w:t xml:space="preserve">FCFS, Priority, MLFQ, WFQ</w:t>
+            </w:r>
+          </w:p>
+        </w:tc>
+        <w:tc>
+          <w:tcPr>
+            <w:tcW w:type="dxa" w:w="1983"/>
+            <w:tcBorders>
+              <w:top w:val="single" w:color="AAAAAA" w:sz="1"/>
+              <w:left w:val="single" w:color="AAAAAA" w:sz="1"/>
+              <w:bottom w:val="single" w:color="AAAAAA" w:sz="1"/>
+              <w:right w:val="single" w:color="AAAAAA" w:sz="1"/>
+            </w:tcBorders>
+            <w:vAlign w:val="center"/>
+          </w:tcPr>
+          <w:p>
+            <w:pPr>
+              <w:spacing w:after="40" w:before="40"/>
+              <w:jc w:val="left"/>
+            </w:pPr>
+            <w:r>
+              <w:rPr>
+                <w:rFonts w:ascii="맑은 고딕" w:cs="맑은 고딕" w:eastAsia="맑은 고딕" w:hAnsi="맑은 고딕"/>
+                <w:b w:val="false"/>
+                <w:bCs w:val="false"/>
+                <w:color w:val="000000"/>
+                <w:sz w:val="18"/>
+                <w:szCs w:val="18"/>
+              </w:rPr>
+              <w:t xml:space="preserve">FCFS vs MLFQ(선점형)</w:t>
+            </w:r>
+          </w:p>
+        </w:tc>
+        <w:tc>
+          <w:tcPr>
+            <w:tcW w:type="dxa" w:w="1983"/>
+            <w:tcBorders>
+              <w:top w:val="single" w:color="AAAAAA" w:sz="1"/>
+              <w:left w:val="single" w:color="AAAAAA" w:sz="1"/>
+              <w:bottom w:val="single" w:color="AAAAAA" w:sz="1"/>
+              <w:right w:val="single" w:color="AAAAAA" w:sz="1"/>
+            </w:tcBorders>
+            <w:vAlign w:val="center"/>
+          </w:tcPr>
+          <w:p>
+            <w:pPr>
+              <w:spacing w:after="40" w:before="40"/>
+              <w:jc w:val="left"/>
+            </w:pPr>
+            <w:r>
+              <w:rPr>
+                <w:rFonts w:ascii="맑은 고딕" w:cs="맑은 고딕" w:eastAsia="맑은 고딕" w:hAnsi="맑은 고딕"/>
+                <w:b w:val="false"/>
+                <w:bCs w:val="false"/>
+                <w:color w:val="000000"/>
+                <w:sz w:val="18"/>
+                <w:szCs w:val="18"/>
+              </w:rPr>
+              <w:t xml:space="preserve">FCFS, Priority, WFQ</w:t>
+            </w:r>
+          </w:p>
+        </w:tc>
+      </w:tr>
+      <w:tr>
+        <w:tc>
+          <w:tcPr>
+            <w:tcW w:type="dxa" w:w="1983"/>
+            <w:tcBorders>
+              <w:top w:val="single" w:color="AAAAAA" w:sz="1"/>
+              <w:left w:val="single" w:color="AAAAAA" w:sz="1"/>
+              <w:bottom w:val="single" w:color="AAAAAA" w:sz="1"/>
+              <w:right w:val="single" w:color="AAAAAA" w:sz="1"/>
+            </w:tcBorders>
+            <w:vAlign w:val="center"/>
+          </w:tcPr>
+          <w:p>
+            <w:pPr>
+              <w:spacing w:after="40" w:before="40"/>
+              <w:jc w:val="left"/>
+            </w:pPr>
+            <w:r>
+              <w:rPr>
+                <w:rFonts w:ascii="맑은 고딕" w:cs="맑은 고딕" w:eastAsia="맑은 고딕" w:hAnsi="맑은 고딕"/>
+                <w:b w:val="false"/>
+                <w:bCs w:val="false"/>
+                <w:color w:val="000000"/>
+                <w:sz w:val="18"/>
+                <w:szCs w:val="18"/>
+              </w:rPr>
+              <w:t xml:space="preserve">재현성</w:t>
+            </w:r>
+          </w:p>
+        </w:tc>
+        <w:tc>
+          <w:tcPr>
+            <w:tcW w:type="dxa" w:w="1983"/>
+            <w:tcBorders>
+              <w:top w:val="single" w:color="AAAAAA" w:sz="1"/>
+              <w:left w:val="single" w:color="AAAAAA" w:sz="1"/>
+              <w:bottom w:val="single" w:color="AAAAAA" w:sz="1"/>
+              <w:right w:val="single" w:color="AAAAAA" w:sz="1"/>
+            </w:tcBorders>
+            <w:vAlign w:val="center"/>
+          </w:tcPr>
+          <w:p>
+            <w:pPr>
+              <w:spacing w:after="40" w:before="40"/>
+              <w:jc w:val="left"/>
+            </w:pPr>
+            <w:r>
+              <w:rPr>
+                <w:rFonts w:ascii="맑은 고딕" w:cs="맑은 고딕" w:eastAsia="맑은 고딕" w:hAnsi="맑은 고딕"/>
+                <w:b w:val="false"/>
+                <w:bCs w:val="false"/>
+                <w:color w:val="000000"/>
+                <w:sz w:val="18"/>
+                <w:szCs w:val="18"/>
+              </w:rPr>
+              <w:t xml:space="preserve">고정 시드(42)</w:t>
+            </w:r>
+          </w:p>
+        </w:tc>
+        <w:tc>
+          <w:tcPr>
+            <w:tcW w:type="dxa" w:w="1983"/>
+            <w:tcBorders>
+              <w:top w:val="single" w:color="AAAAAA" w:sz="1"/>
+              <w:left w:val="single" w:color="AAAAAA" w:sz="1"/>
+              <w:bottom w:val="single" w:color="AAAAAA" w:sz="1"/>
+              <w:right w:val="single" w:color="AAAAAA" w:sz="1"/>
+            </w:tcBorders>
+            <w:vAlign w:val="center"/>
+          </w:tcPr>
+          <w:p>
+            <w:pPr>
+              <w:spacing w:after="40" w:before="40"/>
+              <w:jc w:val="left"/>
+            </w:pPr>
+            <w:r>
+              <w:rPr>
+                <w:rFonts w:ascii="맑은 고딕" w:cs="맑은 고딕" w:eastAsia="맑은 고딕" w:hAnsi="맑은 고딕"/>
+                <w:b w:val="false"/>
+                <w:bCs w:val="false"/>
+                <w:color w:val="000000"/>
+                <w:sz w:val="18"/>
+                <w:szCs w:val="18"/>
+              </w:rPr>
+              <w:t xml:space="preserve">5개 랜덤 시드</w:t>
+            </w:r>
+          </w:p>
+        </w:tc>
+        <w:tc>
+          <w:tcPr>
+            <w:tcW w:type="dxa" w:w="1983"/>
+            <w:tcBorders>
+              <w:top w:val="single" w:color="AAAAAA" w:sz="1"/>
+              <w:left w:val="single" w:color="AAAAAA" w:sz="1"/>
+              <w:bottom w:val="single" w:color="AAAAAA" w:sz="1"/>
+              <w:right w:val="single" w:color="AAAAAA" w:sz="1"/>
+            </w:tcBorders>
+            <w:vAlign w:val="center"/>
+          </w:tcPr>
+          <w:p>
+            <w:pPr>
+              <w:spacing w:after="40" w:before="40"/>
+              <w:jc w:val="left"/>
+            </w:pPr>
+            <w:r>
+              <w:rPr>
+                <w:rFonts w:ascii="맑은 고딕" w:cs="맑은 고딕" w:eastAsia="맑은 고딕" w:hAnsi="맑은 고딕"/>
+                <w:b w:val="false"/>
+                <w:bCs w:val="false"/>
+                <w:color w:val="000000"/>
+                <w:sz w:val="18"/>
+                <w:szCs w:val="18"/>
+              </w:rPr>
+              <w:t xml:space="preserve">동일 프롬프트 사용</w:t>
+            </w:r>
+          </w:p>
+        </w:tc>
+      </w:tr>
+    </w:tbl>
+    <w:p>
+      <w:pPr>
+        <w:spacing w:after="80"/>
+      </w:pPr>
+    </w:p>
+    <w:p>
+      <w:pPr>
+        <w:spacing w:after="120" w:line="240"/>
+      </w:pPr>
+      <w:r>
+        <w:rPr>
+          <w:rFonts w:ascii="맑은 고딕" w:cs="맑은 고딕" w:eastAsia="맑은 고딕" w:hAnsi="맑은 고딕"/>
+          <w:color w:val="000000"/>
+          <w:sz w:val="20"/>
+          <w:szCs w:val="20"/>
+        </w:rPr>
+        <w:t xml:space="preserve">선점형 실험의 "혼합"은 세 가지 처리 시간 범위의 요청을 섞은 것이다 (표 6).</w:t>
+      </w:r>
+    </w:p>
+    <w:p>
+      <w:pPr>
+        <w:spacing w:after="80" w:line="240"/>
+      </w:pPr>
+      <w:r>
+        <w:rPr>
+          <w:rFonts w:ascii="맑은 고딕" w:cs="맑은 고딕" w:eastAsia="맑은 고딕" w:hAnsi="맑은 고딕"/>
+          <w:b/>
+          <w:bCs/>
+          <w:color w:val="000000"/>
+          <w:sz w:val="20"/>
+          <w:szCs w:val="20"/>
+        </w:rPr>
+        <w:t xml:space="preserve">표 6. 요청 유형별 구성</w:t>
+      </w:r>
+    </w:p>
+    <w:tbl>
+      <w:tblPr>
+        <w:tblW w:type="auto" w:w="100"/>
+        <w:tblBorders>
+          <w:top w:val="single" w:color="auto" w:sz="4"/>
+          <w:left w:val="single" w:color="auto" w:sz="4"/>
+          <w:bottom w:val="single" w:color="auto" w:sz="4"/>
+          <w:right w:val="single" w:color="auto" w:sz="4"/>
+          <w:insideH w:val="single" w:color="auto" w:sz="4"/>
+          <w:insideV w:val="single" w:color="auto" w:sz="4"/>
+        </w:tblBorders>
+      </w:tblPr>
+      <w:tblGrid>
+        <w:gridCol w:w="1983"/>
+        <w:gridCol w:w="1983"/>
+        <w:gridCol w:w="1983"/>
+        <w:gridCol w:w="1983"/>
+      </w:tblGrid>
+      <w:tr>
+        <w:tc>
+          <w:tcPr>
+            <w:tcW w:type="dxa" w:w="1983"/>
+            <w:tcBorders>
+              <w:top w:val="single" w:color="AAAAAA" w:sz="1"/>
+              <w:left w:val="single" w:color="AAAAAA" w:sz="1"/>
+              <w:bottom w:val="single" w:color="AAAAAA" w:sz="1"/>
+              <w:right w:val="single" w:color="AAAAAA" w:sz="1"/>
+            </w:tcBorders>
+            <w:shd w:fill="D9E2F3" w:val="clear"/>
+            <w:vAlign w:val="center"/>
+          </w:tcPr>
+          <w:p>
+            <w:pPr>
+              <w:spacing w:after="40" w:before="40"/>
+              <w:jc w:val="center"/>
+            </w:pPr>
+            <w:r>
+              <w:rPr>
+                <w:rFonts w:ascii="맑은 고딕" w:cs="맑은 고딕" w:eastAsia="맑은 고딕" w:hAnsi="맑은 고딕"/>
+                <w:b/>
+                <w:bCs/>
+                <w:color w:val="000000"/>
+                <w:sz w:val="18"/>
+                <w:szCs w:val="18"/>
+              </w:rPr>
+              <w:t xml:space="preserve">요청 유형</w:t>
+            </w:r>
+          </w:p>
+        </w:tc>
+        <w:tc>
+          <w:tcPr>
+            <w:tcW w:type="dxa" w:w="1983"/>
+            <w:tcBorders>
+              <w:top w:val="single" w:color="AAAAAA" w:sz="1"/>
+              <w:left w:val="single" w:color="AAAAAA" w:sz="1"/>
+              <w:bottom w:val="single" w:color="AAAAAA" w:sz="1"/>
+              <w:right w:val="single" w:color="AAAAAA" w:sz="1"/>
+            </w:tcBorders>
+            <w:shd w:fill="D9E2F3" w:val="clear"/>
+            <w:vAlign w:val="center"/>
+          </w:tcPr>
+          <w:p>
+            <w:pPr>
+              <w:spacing w:after="40" w:before="40"/>
+              <w:jc w:val="center"/>
+            </w:pPr>
+            <w:r>
+              <w:rPr>
+                <w:rFonts w:ascii="맑은 고딕" w:cs="맑은 고딕" w:eastAsia="맑은 고딕" w:hAnsi="맑은 고딕"/>
+                <w:b/>
+                <w:bCs/>
+                <w:color w:val="000000"/>
+                <w:sz w:val="18"/>
+                <w:szCs w:val="18"/>
+              </w:rPr>
+              <w:t xml:space="preserve">처리 시간 범위</w:t>
+            </w:r>
+          </w:p>
+        </w:tc>
+        <w:tc>
+          <w:tcPr>
+            <w:tcW w:type="dxa" w:w="1983"/>
+            <w:tcBorders>
+              <w:top w:val="single" w:color="AAAAAA" w:sz="1"/>
+              <w:left w:val="single" w:color="AAAAAA" w:sz="1"/>
+              <w:bottom w:val="single" w:color="AAAAAA" w:sz="1"/>
+              <w:right w:val="single" w:color="AAAAAA" w:sz="1"/>
+            </w:tcBorders>
+            <w:shd w:fill="D9E2F3" w:val="clear"/>
+            <w:vAlign w:val="center"/>
+          </w:tcPr>
+          <w:p>
+            <w:pPr>
+              <w:spacing w:after="40" w:before="40"/>
+              <w:jc w:val="center"/>
+            </w:pPr>
+            <w:r>
+              <w:rPr>
+                <w:rFonts w:ascii="맑은 고딕" w:cs="맑은 고딕" w:eastAsia="맑은 고딕" w:hAnsi="맑은 고딕"/>
+                <w:b/>
+                <w:bCs/>
+                <w:color w:val="000000"/>
+                <w:sz w:val="18"/>
+                <w:szCs w:val="18"/>
+              </w:rPr>
+              <w:t xml:space="preserve">비율</w:t>
+            </w:r>
+          </w:p>
+        </w:tc>
+        <w:tc>
+          <w:tcPr>
+            <w:tcW w:type="dxa" w:w="1983"/>
+            <w:tcBorders>
+              <w:top w:val="single" w:color="AAAAAA" w:sz="1"/>
+              <w:left w:val="single" w:color="AAAAAA" w:sz="1"/>
+              <w:bottom w:val="single" w:color="AAAAAA" w:sz="1"/>
+              <w:right w:val="single" w:color="AAAAAA" w:sz="1"/>
+            </w:tcBorders>
+            <w:shd w:fill="D9E2F3" w:val="clear"/>
+            <w:vAlign w:val="center"/>
+          </w:tcPr>
+          <w:p>
+            <w:pPr>
+              <w:spacing w:after="40" w:before="40"/>
+              <w:jc w:val="center"/>
+            </w:pPr>
+            <w:r>
+              <w:rPr>
+                <w:rFonts w:ascii="맑은 고딕" w:cs="맑은 고딕" w:eastAsia="맑은 고딕" w:hAnsi="맑은 고딕"/>
+                <w:b/>
+                <w:bCs/>
+                <w:color w:val="000000"/>
+                <w:sz w:val="18"/>
+                <w:szCs w:val="18"/>
+              </w:rPr>
+              <w:t xml:space="preserve">MLFQ 동작</w:t>
+            </w:r>
+          </w:p>
+        </w:tc>
+      </w:tr>
+      <w:tr>
+        <w:tc>
+          <w:tcPr>
+            <w:tcW w:type="dxa" w:w="1983"/>
+            <w:tcBorders>
+              <w:top w:val="single" w:color="AAAAAA" w:sz="1"/>
+              <w:left w:val="single" w:color="AAAAAA" w:sz="1"/>
+              <w:bottom w:val="single" w:color="AAAAAA" w:sz="1"/>
+              <w:right w:val="single" w:color="AAAAAA" w:sz="1"/>
+            </w:tcBorders>
+            <w:vAlign w:val="center"/>
+          </w:tcPr>
+          <w:p>
+            <w:pPr>
+              <w:spacing w:after="40" w:before="40"/>
+              <w:jc w:val="left"/>
+            </w:pPr>
+            <w:r>
+              <w:rPr>
+                <w:rFonts w:ascii="맑은 고딕" w:cs="맑은 고딕" w:eastAsia="맑은 고딕" w:hAnsi="맑은 고딕"/>
+                <w:b w:val="false"/>
+                <w:bCs w:val="false"/>
+                <w:color w:val="000000"/>
+                <w:sz w:val="18"/>
+                <w:szCs w:val="18"/>
+              </w:rPr>
+              <w:t xml:space="preserve">Short</w:t>
+            </w:r>
+          </w:p>
+        </w:tc>
+        <w:tc>
+          <w:tcPr>
+            <w:tcW w:type="dxa" w:w="1983"/>
+            <w:tcBorders>
+              <w:top w:val="single" w:color="AAAAAA" w:sz="1"/>
+              <w:left w:val="single" w:color="AAAAAA" w:sz="1"/>
+              <w:bottom w:val="single" w:color="AAAAAA" w:sz="1"/>
+              <w:right w:val="single" w:color="AAAAAA" w:sz="1"/>
+            </w:tcBorders>
+            <w:vAlign w:val="center"/>
+          </w:tcPr>
+          <w:p>
+            <w:pPr>
+              <w:spacing w:after="40" w:before="40"/>
+              <w:jc w:val="left"/>
+            </w:pPr>
+            <w:r>
+              <w:rPr>
+                <w:rFonts w:ascii="맑은 고딕" w:cs="맑은 고딕" w:eastAsia="맑은 고딕" w:hAnsi="맑은 고딕"/>
+                <w:b w:val="false"/>
+                <w:bCs w:val="false"/>
+                <w:color w:val="000000"/>
+                <w:sz w:val="18"/>
+                <w:szCs w:val="18"/>
+              </w:rPr>
+              <w:t xml:space="preserve">100~800ms</w:t>
+            </w:r>
+          </w:p>
+        </w:tc>
+        <w:tc>
+          <w:tcPr>
+            <w:tcW w:type="dxa" w:w="1983"/>
+            <w:tcBorders>
+              <w:top w:val="single" w:color="AAAAAA" w:sz="1"/>
+              <w:left w:val="single" w:color="AAAAAA" w:sz="1"/>
+              <w:bottom w:val="single" w:color="AAAAAA" w:sz="1"/>
+              <w:right w:val="single" w:color="AAAAAA" w:sz="1"/>
+            </w:tcBorders>
+            <w:vAlign w:val="center"/>
+          </w:tcPr>
+          <w:p>
+            <w:pPr>
+              <w:spacing w:after="40" w:before="40"/>
+              <w:jc w:val="left"/>
+            </w:pPr>
+            <w:r>
+              <w:rPr>
+                <w:rFonts w:ascii="맑은 고딕" w:cs="맑은 고딕" w:eastAsia="맑은 고딕" w:hAnsi="맑은 고딕"/>
+                <w:b w:val="false"/>
+                <w:bCs w:val="false"/>
+                <w:color w:val="000000"/>
+                <w:sz w:val="18"/>
+                <w:szCs w:val="18"/>
+              </w:rPr>
+              <w:t xml:space="preserve">40%</w:t>
+            </w:r>
+          </w:p>
+        </w:tc>
+        <w:tc>
+          <w:tcPr>
+            <w:tcW w:type="dxa" w:w="1983"/>
+            <w:tcBorders>
+              <w:top w:val="single" w:color="AAAAAA" w:sz="1"/>
+              <w:left w:val="single" w:color="AAAAAA" w:sz="1"/>
+              <w:bottom w:val="single" w:color="AAAAAA" w:sz="1"/>
+              <w:right w:val="single" w:color="AAAAAA" w:sz="1"/>
+            </w:tcBorders>
+            <w:vAlign w:val="center"/>
+          </w:tcPr>
+          <w:p>
+            <w:pPr>
+              <w:spacing w:after="40" w:before="40"/>
+              <w:jc w:val="left"/>
+            </w:pPr>
+            <w:r>
+              <w:rPr>
+                <w:rFonts w:ascii="맑은 고딕" w:cs="맑은 고딕" w:eastAsia="맑은 고딕" w:hAnsi="맑은 고딕"/>
+                <w:b w:val="false"/>
+                <w:bCs w:val="false"/>
+                <w:color w:val="000000"/>
+                <w:sz w:val="18"/>
+                <w:szCs w:val="18"/>
+              </w:rPr>
+              <w:t xml:space="preserve">Q0(1,000ms) 안에 완료</w:t>
+            </w:r>
+          </w:p>
+        </w:tc>
+      </w:tr>
+      <w:tr>
+        <w:tc>
+          <w:tcPr>
+            <w:tcW w:type="dxa" w:w="1983"/>
+            <w:tcBorders>
+              <w:top w:val="single" w:color="AAAAAA" w:sz="1"/>
+              <w:left w:val="single" w:color="AAAAAA" w:sz="1"/>
+              <w:bottom w:val="single" w:color="AAAAAA" w:sz="1"/>
+              <w:right w:val="single" w:color="AAAAAA" w:sz="1"/>
+            </w:tcBorders>
+            <w:vAlign w:val="center"/>
+          </w:tcPr>
+          <w:p>
+            <w:pPr>
+              <w:spacing w:after="40" w:before="40"/>
+              <w:jc w:val="left"/>
+            </w:pPr>
+            <w:r>
+              <w:rPr>
+                <w:rFonts w:ascii="맑은 고딕" w:cs="맑은 고딕" w:eastAsia="맑은 고딕" w:hAnsi="맑은 고딕"/>
+                <w:b w:val="false"/>
+                <w:bCs w:val="false"/>
+                <w:color w:val="000000"/>
+                <w:sz w:val="18"/>
+                <w:szCs w:val="18"/>
+              </w:rPr>
+              <w:t xml:space="preserve">Medium</w:t>
+            </w:r>
+          </w:p>
+        </w:tc>
+        <w:tc>
+          <w:tcPr>
+            <w:tcW w:type="dxa" w:w="1983"/>
+            <w:tcBorders>
+              <w:top w:val="single" w:color="AAAAAA" w:sz="1"/>
+              <w:left w:val="single" w:color="AAAAAA" w:sz="1"/>
+              <w:bottom w:val="single" w:color="AAAAAA" w:sz="1"/>
+              <w:right w:val="single" w:color="AAAAAA" w:sz="1"/>
+            </w:tcBorders>
+            <w:vAlign w:val="center"/>
+          </w:tcPr>
+          <w:p>
+            <w:pPr>
+              <w:spacing w:after="40" w:before="40"/>
+              <w:jc w:val="left"/>
+            </w:pPr>
+            <w:r>
+              <w:rPr>
+                <w:rFonts w:ascii="맑은 고딕" w:cs="맑은 고딕" w:eastAsia="맑은 고딕" w:hAnsi="맑은 고딕"/>
+                <w:b w:val="false"/>
+                <w:bCs w:val="false"/>
+                <w:color w:val="000000"/>
+                <w:sz w:val="18"/>
+                <w:szCs w:val="18"/>
+              </w:rPr>
+              <w:t xml:space="preserve">1,200~4,000ms</w:t>
+            </w:r>
+          </w:p>
+        </w:tc>
+        <w:tc>
+          <w:tcPr>
+            <w:tcW w:type="dxa" w:w="1983"/>
+            <w:tcBorders>
+              <w:top w:val="single" w:color="AAAAAA" w:sz="1"/>
+              <w:left w:val="single" w:color="AAAAAA" w:sz="1"/>
+              <w:bottom w:val="single" w:color="AAAAAA" w:sz="1"/>
+              <w:right w:val="single" w:color="AAAAAA" w:sz="1"/>
+            </w:tcBorders>
+            <w:vAlign w:val="center"/>
+          </w:tcPr>
+          <w:p>
+            <w:pPr>
+              <w:spacing w:after="40" w:before="40"/>
+              <w:jc w:val="left"/>
+            </w:pPr>
+            <w:r>
+              <w:rPr>
+                <w:rFonts w:ascii="맑은 고딕" w:cs="맑은 고딕" w:eastAsia="맑은 고딕" w:hAnsi="맑은 고딕"/>
+                <w:b w:val="false"/>
+                <w:bCs w:val="false"/>
+                <w:color w:val="000000"/>
+                <w:sz w:val="18"/>
+                <w:szCs w:val="18"/>
+              </w:rPr>
+              <w:t xml:space="preserve">40%</w:t>
+            </w:r>
+          </w:p>
+        </w:tc>
+        <w:tc>
+          <w:tcPr>
+            <w:tcW w:type="dxa" w:w="1983"/>
+            <w:tcBorders>
+              <w:top w:val="single" w:color="AAAAAA" w:sz="1"/>
+              <w:left w:val="single" w:color="AAAAAA" w:sz="1"/>
+              <w:bottom w:val="single" w:color="AAAAAA" w:sz="1"/>
+              <w:right w:val="single" w:color="AAAAAA" w:sz="1"/>
+            </w:tcBorders>
+            <w:vAlign w:val="center"/>
+          </w:tcPr>
+          <w:p>
+            <w:pPr>
+              <w:spacing w:after="40" w:before="40"/>
+              <w:jc w:val="left"/>
+            </w:pPr>
+            <w:r>
+              <w:rPr>
+                <w:rFonts w:ascii="맑은 고딕" w:cs="맑은 고딕" w:eastAsia="맑은 고딕" w:hAnsi="맑은 고딕"/>
+                <w:b w:val="false"/>
+                <w:bCs w:val="false"/>
+                <w:color w:val="000000"/>
+                <w:sz w:val="18"/>
+                <w:szCs w:val="18"/>
+              </w:rPr>
+              <w:t xml:space="preserve">Q0 초과, Q1 필요</w:t>
+            </w:r>
+          </w:p>
+        </w:tc>
+      </w:tr>
+      <w:tr>
+        <w:tc>
+          <w:tcPr>
+            <w:tcW w:type="dxa" w:w="1983"/>
+            <w:tcBorders>
+              <w:top w:val="single" w:color="AAAAAA" w:sz="1"/>
+              <w:left w:val="single" w:color="AAAAAA" w:sz="1"/>
+              <w:bottom w:val="single" w:color="AAAAAA" w:sz="1"/>
+              <w:right w:val="single" w:color="AAAAAA" w:sz="1"/>
+            </w:tcBorders>
+            <w:vAlign w:val="center"/>
+          </w:tcPr>
+          <w:p>
+            <w:pPr>
+              <w:spacing w:after="40" w:before="40"/>
+              <w:jc w:val="left"/>
+            </w:pPr>
+            <w:r>
+              <w:rPr>
+                <w:rFonts w:ascii="맑은 고딕" w:cs="맑은 고딕" w:eastAsia="맑은 고딕" w:hAnsi="맑은 고딕"/>
+                <w:b w:val="false"/>
+                <w:bCs w:val="false"/>
+                <w:color w:val="000000"/>
+                <w:sz w:val="18"/>
+                <w:szCs w:val="18"/>
+              </w:rPr>
+              <w:t xml:space="preserve">Long</w:t>
+            </w:r>
+          </w:p>
+        </w:tc>
+        <w:tc>
+          <w:tcPr>
+            <w:tcW w:type="dxa" w:w="1983"/>
+            <w:tcBorders>
+              <w:top w:val="single" w:color="AAAAAA" w:sz="1"/>
+              <w:left w:val="single" w:color="AAAAAA" w:sz="1"/>
+              <w:bottom w:val="single" w:color="AAAAAA" w:sz="1"/>
+              <w:right w:val="single" w:color="AAAAAA" w:sz="1"/>
+            </w:tcBorders>
+            <w:vAlign w:val="center"/>
+          </w:tcPr>
+          <w:p>
+            <w:pPr>
+              <w:spacing w:after="40" w:before="40"/>
+              <w:jc w:val="left"/>
+            </w:pPr>
+            <w:r>
+              <w:rPr>
+                <w:rFonts w:ascii="맑은 고딕" w:cs="맑은 고딕" w:eastAsia="맑은 고딕" w:hAnsi="맑은 고딕"/>
+                <w:b w:val="false"/>
+                <w:bCs w:val="false"/>
+                <w:color w:val="000000"/>
+                <w:sz w:val="18"/>
+                <w:szCs w:val="18"/>
+              </w:rPr>
+              <w:t xml:space="preserve">5,000~10,000ms</w:t>
+            </w:r>
+          </w:p>
+        </w:tc>
+        <w:tc>
+          <w:tcPr>
+            <w:tcW w:type="dxa" w:w="1983"/>
+            <w:tcBorders>
+              <w:top w:val="single" w:color="AAAAAA" w:sz="1"/>
+              <w:left w:val="single" w:color="AAAAAA" w:sz="1"/>
+              <w:bottom w:val="single" w:color="AAAAAA" w:sz="1"/>
+              <w:right w:val="single" w:color="AAAAAA" w:sz="1"/>
+            </w:tcBorders>
+            <w:vAlign w:val="center"/>
+          </w:tcPr>
+          <w:p>
+            <w:pPr>
+              <w:spacing w:after="40" w:before="40"/>
+              <w:jc w:val="left"/>
+            </w:pPr>
+            <w:r>
+              <w:rPr>
+                <w:rFonts w:ascii="맑은 고딕" w:cs="맑은 고딕" w:eastAsia="맑은 고딕" w:hAnsi="맑은 고딕"/>
+                <w:b w:val="false"/>
+                <w:bCs w:val="false"/>
+                <w:color w:val="000000"/>
+                <w:sz w:val="18"/>
+                <w:szCs w:val="18"/>
+              </w:rPr>
+              <w:t xml:space="preserve">20%</w:t>
+            </w:r>
+          </w:p>
+        </w:tc>
+        <w:tc>
+          <w:tcPr>
+            <w:tcW w:type="dxa" w:w="1983"/>
+            <w:tcBorders>
+              <w:top w:val="single" w:color="AAAAAA" w:sz="1"/>
+              <w:left w:val="single" w:color="AAAAAA" w:sz="1"/>
+              <w:bottom w:val="single" w:color="AAAAAA" w:sz="1"/>
+              <w:right w:val="single" w:color="AAAAAA" w:sz="1"/>
+            </w:tcBorders>
+            <w:vAlign w:val="center"/>
+          </w:tcPr>
+          <w:p>
+            <w:pPr>
+              <w:spacing w:after="40" w:before="40"/>
+              <w:jc w:val="left"/>
+            </w:pPr>
+            <w:r>
+              <w:rPr>
+                <w:rFonts w:ascii="맑은 고딕" w:cs="맑은 고딕" w:eastAsia="맑은 고딕" w:hAnsi="맑은 고딕"/>
+                <w:b w:val="false"/>
+                <w:bCs w:val="false"/>
+                <w:color w:val="000000"/>
+                <w:sz w:val="18"/>
+                <w:szCs w:val="18"/>
+              </w:rPr>
+              <w:t xml:space="preserve">Q1 초과, Q2 이상 필요</w:t>
+            </w:r>
+          </w:p>
+        </w:tc>
+      </w:tr>
+    </w:tbl>
+    <w:p>
+      <w:pPr>
+        <w:spacing w:after="80"/>
+      </w:pPr>
+    </w:p>
+    <w:p>
+      <w:pPr>
+        <w:spacing w:after="120" w:line="240"/>
+      </w:pPr>
+      <w:r>
+        <w:rPr>
+          <w:rFonts w:ascii="맑은 고딕" w:cs="맑은 고딕" w:eastAsia="맑은 고딕" w:hAnsi="맑은 고딕"/>
+          <w:color w:val="000000"/>
+          <w:sz w:val="20"/>
+          <w:szCs w:val="20"/>
+        </w:rPr>
+        <w:t xml:space="preserve">Short는 최상위 큐에서 완료되고 Medium과 Long은 시간 할당량 초과로 하위 큐로 강등되도록 설계하였다. 버스트(Burst, 짧은 시간에 여러 요청이 동시에 몰리는 상황) 도착 패턴은 대기열에 요청이 쌓인 상태에서 스케줄러가 순서를 정하도록 유도한다. 이를 위해 20건씩 동시에 큐에 넣었다. 모든 실험에서 요청은 1건씩 순차 처리된다. JFI 계산 방식의 차이는 5.5절에서 다루며, 대규모 환경은 향후 연구 과제로 남긴다 (7.2절).</w:t>
+      </w:r>
+    </w:p>
+    <w:p>
+      <w:pPr>
+        <w:spacing w:after="130" w:before="220" w:line="240"/>
+      </w:pPr>
+      <w:r>
+        <w:rPr>
+          <w:rFonts w:ascii="맑은 고딕" w:cs="맑은 고딕" w:eastAsia="맑은 고딕" w:hAnsi="맑은 고딕"/>
+          <w:b/>
+          <w:bCs/>
+          <w:color w:val="333333"/>
+          <w:sz w:val="24"/>
+          <w:szCs w:val="24"/>
+        </w:rPr>
+        <w:t xml:space="preserve">5.2 기본 실험 결과 (500건)</w:t>
+      </w:r>
+    </w:p>
+    <w:p>
+      <w:pPr>
+        <w:spacing w:after="120" w:line="240"/>
+      </w:pPr>
+      <w:r>
+        <w:rPr>
+          <w:rFonts w:ascii="맑은 고딕" w:cs="맑은 고딕" w:eastAsia="맑은 고딕" w:hAnsi="맑은 고딕"/>
+          <w:color w:val="000000"/>
+          <w:sz w:val="20"/>
+          <w:szCs w:val="20"/>
+        </w:rPr>
+        <w:t xml:space="preserve">네 가지 알고리즘을 같은 500건 요청에 대해 실행한 결과는 표 7 및 그림 4와 같다.</w:t>
+      </w:r>
+    </w:p>
+    <w:p>
+      <w:pPr>
+        <w:spacing w:after="80" w:line="240"/>
+      </w:pPr>
+      <w:r>
+        <w:rPr>
+          <w:rFonts w:ascii="맑은 고딕" w:cs="맑은 고딕" w:eastAsia="맑은 고딕" w:hAnsi="맑은 고딕"/>
+          <w:b/>
+          <w:bCs/>
+          <w:color w:val="000000"/>
+          <w:sz w:val="20"/>
+          <w:szCs w:val="20"/>
+        </w:rPr>
+        <w:t xml:space="preserve">표 7. 알고리즘별 성능 비교 (500건, 지표: 대기시간 기준)</w:t>
+      </w:r>
+    </w:p>
+    <w:tbl>
+      <w:tblPr>
+        <w:tblW w:type="auto" w:w="100"/>
+        <w:tblBorders>
+          <w:top w:val="single" w:color="auto" w:sz="4"/>
+          <w:left w:val="single" w:color="auto" w:sz="4"/>
+          <w:bottom w:val="single" w:color="auto" w:sz="4"/>
+          <w:right w:val="single" w:color="auto" w:sz="4"/>
+          <w:insideH w:val="single" w:color="auto" w:sz="4"/>
+          <w:insideV w:val="single" w:color="auto" w:sz="4"/>
+        </w:tblBorders>
+      </w:tblPr>
+      <w:tblGrid>
+        <w:gridCol w:w="1983"/>
+        <w:gridCol w:w="1983"/>
+        <w:gridCol w:w="1983"/>
+        <w:gridCol w:w="1983"/>
+      </w:tblGrid>
+      <w:tr>
+        <w:tc>
+          <w:tcPr>
+            <w:tcW w:type="dxa" w:w="1983"/>
+            <w:tcBorders>
+              <w:top w:val="single" w:color="AAAAAA" w:sz="1"/>
+              <w:left w:val="single" w:color="AAAAAA" w:sz="1"/>
+              <w:bottom w:val="single" w:color="AAAAAA" w:sz="1"/>
+              <w:right w:val="single" w:color="AAAAAA" w:sz="1"/>
+            </w:tcBorders>
+            <w:shd w:fill="D9E2F3" w:val="clear"/>
+            <w:vAlign w:val="center"/>
+          </w:tcPr>
+          <w:p>
+            <w:pPr>
+              <w:spacing w:after="40" w:before="40"/>
+              <w:jc w:val="center"/>
+            </w:pPr>
+            <w:r>
+              <w:rPr>
+                <w:rFonts w:ascii="맑은 고딕" w:cs="맑은 고딕" w:eastAsia="맑은 고딕" w:hAnsi="맑은 고딕"/>
+                <w:b/>
+                <w:bCs/>
+                <w:color w:val="000000"/>
+                <w:sz w:val="18"/>
+                <w:szCs w:val="18"/>
+              </w:rPr>
+              <w:t xml:space="preserve">스케줄러</w:t>
+            </w:r>
+          </w:p>
+        </w:tc>
+        <w:tc>
+          <w:tcPr>
+            <w:tcW w:type="dxa" w:w="1983"/>
+            <w:tcBorders>
+              <w:top w:val="single" w:color="AAAAAA" w:sz="1"/>
+              <w:left w:val="single" w:color="AAAAAA" w:sz="1"/>
+              <w:bottom w:val="single" w:color="AAAAAA" w:sz="1"/>
+              <w:right w:val="single" w:color="AAAAAA" w:sz="1"/>
+            </w:tcBorders>
+            <w:shd w:fill="D9E2F3" w:val="clear"/>
+            <w:vAlign w:val="center"/>
+          </w:tcPr>
+          <w:p>
+            <w:pPr>
+              <w:spacing w:after="40" w:before="40"/>
+              <w:jc w:val="center"/>
+            </w:pPr>
+            <w:r>
+              <w:rPr>
+                <w:rFonts w:ascii="맑은 고딕" w:cs="맑은 고딕" w:eastAsia="맑은 고딕" w:hAnsi="맑은 고딕"/>
+                <w:b/>
+                <w:bCs/>
+                <w:color w:val="000000"/>
+                <w:sz w:val="18"/>
+                <w:szCs w:val="18"/>
+              </w:rPr>
+              <w:t xml:space="preserve">평균 대기시간</w:t>
+            </w:r>
+          </w:p>
+        </w:tc>
+        <w:tc>
+          <w:tcPr>
+            <w:tcW w:type="dxa" w:w="1983"/>
+            <w:tcBorders>
+              <w:top w:val="single" w:color="AAAAAA" w:sz="1"/>
+              <w:left w:val="single" w:color="AAAAAA" w:sz="1"/>
+              <w:bottom w:val="single" w:color="AAAAAA" w:sz="1"/>
+              <w:right w:val="single" w:color="AAAAAA" w:sz="1"/>
+            </w:tcBorders>
+            <w:shd w:fill="D9E2F3" w:val="clear"/>
+            <w:vAlign w:val="center"/>
+          </w:tcPr>
+          <w:p>
+            <w:pPr>
+              <w:spacing w:after="40" w:before="40"/>
+              <w:jc w:val="center"/>
+            </w:pPr>
+            <w:r>
+              <w:rPr>
+                <w:rFonts w:ascii="맑은 고딕" w:cs="맑은 고딕" w:eastAsia="맑은 고딕" w:hAnsi="맑은 고딕"/>
+                <w:b/>
+                <w:bCs/>
+                <w:color w:val="000000"/>
+                <w:sz w:val="18"/>
+                <w:szCs w:val="18"/>
+              </w:rPr>
+              <w:t xml:space="preserve">처리량(req/s)</w:t>
+            </w:r>
+          </w:p>
+        </w:tc>
+        <w:tc>
+          <w:tcPr>
+            <w:tcW w:type="dxa" w:w="1983"/>
+            <w:tcBorders>
+              <w:top w:val="single" w:color="AAAAAA" w:sz="1"/>
+              <w:left w:val="single" w:color="AAAAAA" w:sz="1"/>
+              <w:bottom w:val="single" w:color="AAAAAA" w:sz="1"/>
+              <w:right w:val="single" w:color="AAAAAA" w:sz="1"/>
+            </w:tcBorders>
+            <w:shd w:fill="D9E2F3" w:val="clear"/>
+            <w:vAlign w:val="center"/>
+          </w:tcPr>
+          <w:p>
+            <w:pPr>
+              <w:spacing w:after="40" w:before="40"/>
+              <w:jc w:val="center"/>
+            </w:pPr>
+            <w:r>
+              <w:rPr>
+                <w:rFonts w:ascii="맑은 고딕" w:cs="맑은 고딕" w:eastAsia="맑은 고딕" w:hAnsi="맑은 고딕"/>
+                <w:b/>
+                <w:bCs/>
+                <w:color w:val="000000"/>
+                <w:sz w:val="18"/>
+                <w:szCs w:val="18"/>
+              </w:rPr>
+              <w:t xml:space="preserve">JFI</w:t>
+            </w:r>
+          </w:p>
+        </w:tc>
+      </w:tr>
+      <w:tr>
+        <w:tc>
+          <w:tcPr>
+            <w:tcW w:type="dxa" w:w="1983"/>
+            <w:tcBorders>
+              <w:top w:val="single" w:color="AAAAAA" w:sz="1"/>
+              <w:left w:val="single" w:color="AAAAAA" w:sz="1"/>
+              <w:bottom w:val="single" w:color="AAAAAA" w:sz="1"/>
+              <w:right w:val="single" w:color="AAAAAA" w:sz="1"/>
+            </w:tcBorders>
+            <w:vAlign w:val="center"/>
+          </w:tcPr>
+          <w:p>
+            <w:pPr>
+              <w:spacing w:after="40" w:before="40"/>
+              <w:jc w:val="left"/>
+            </w:pPr>
+            <w:r>
+              <w:rPr>
+                <w:rFonts w:ascii="맑은 고딕" w:cs="맑은 고딕" w:eastAsia="맑은 고딕" w:hAnsi="맑은 고딕"/>
+                <w:b w:val="false"/>
+                <w:bCs w:val="false"/>
+                <w:color w:val="000000"/>
+                <w:sz w:val="18"/>
+                <w:szCs w:val="18"/>
+              </w:rPr>
+              <w:t xml:space="preserve">FCFS</w:t>
+            </w:r>
+          </w:p>
+        </w:tc>
+        <w:tc>
+          <w:tcPr>
+            <w:tcW w:type="dxa" w:w="1983"/>
+            <w:tcBorders>
+              <w:top w:val="single" w:color="AAAAAA" w:sz="1"/>
+              <w:left w:val="single" w:color="AAAAAA" w:sz="1"/>
+              <w:bottom w:val="single" w:color="AAAAAA" w:sz="1"/>
+              <w:right w:val="single" w:color="AAAAAA" w:sz="1"/>
+            </w:tcBorders>
+            <w:vAlign w:val="center"/>
+          </w:tcPr>
+          <w:p>
+            <w:pPr>
+              <w:spacing w:after="40" w:before="40"/>
+              <w:jc w:val="left"/>
+            </w:pPr>
+            <w:r>
+              <w:rPr>
+                <w:rFonts w:ascii="맑은 고딕" w:cs="맑은 고딕" w:eastAsia="맑은 고딕" w:hAnsi="맑은 고딕"/>
+                <w:b w:val="false"/>
+                <w:bCs w:val="false"/>
+                <w:color w:val="000000"/>
+                <w:sz w:val="18"/>
+                <w:szCs w:val="18"/>
+              </w:rPr>
+              <w:t xml:space="preserve">약 12,203ms</w:t>
+            </w:r>
+          </w:p>
+        </w:tc>
+        <w:tc>
+          <w:tcPr>
+            <w:tcW w:type="dxa" w:w="1983"/>
+            <w:tcBorders>
+              <w:top w:val="single" w:color="AAAAAA" w:sz="1"/>
+              <w:left w:val="single" w:color="AAAAAA" w:sz="1"/>
+              <w:bottom w:val="single" w:color="AAAAAA" w:sz="1"/>
+              <w:right w:val="single" w:color="AAAAAA" w:sz="1"/>
+            </w:tcBorders>
+            <w:vAlign w:val="center"/>
+          </w:tcPr>
+          <w:p>
+            <w:pPr>
+              <w:spacing w:after="40" w:before="40"/>
+              <w:jc w:val="left"/>
+            </w:pPr>
+            <w:r>
+              <w:rPr>
+                <w:rFonts w:ascii="맑은 고딕" w:cs="맑은 고딕" w:eastAsia="맑은 고딕" w:hAnsi="맑은 고딕"/>
+                <w:b w:val="false"/>
+                <w:bCs w:val="false"/>
+                <w:color w:val="000000"/>
+                <w:sz w:val="18"/>
+                <w:szCs w:val="18"/>
+              </w:rPr>
+              <w:t xml:space="preserve">약 18.72</w:t>
+            </w:r>
+          </w:p>
+        </w:tc>
+        <w:tc>
+          <w:tcPr>
+            <w:tcW w:type="dxa" w:w="1983"/>
+            <w:tcBorders>
+              <w:top w:val="single" w:color="AAAAAA" w:sz="1"/>
+              <w:left w:val="single" w:color="AAAAAA" w:sz="1"/>
+              <w:bottom w:val="single" w:color="AAAAAA" w:sz="1"/>
+              <w:right w:val="single" w:color="AAAAAA" w:sz="1"/>
+            </w:tcBorders>
+            <w:vAlign w:val="center"/>
+          </w:tcPr>
+          <w:p>
+            <w:pPr>
+              <w:spacing w:after="40" w:before="40"/>
+              <w:jc w:val="left"/>
+            </w:pPr>
+            <w:r>
+              <w:rPr>
+                <w:rFonts w:ascii="맑은 고딕" w:cs="맑은 고딕" w:eastAsia="맑은 고딕" w:hAnsi="맑은 고딕"/>
+                <w:b w:val="false"/>
+                <w:bCs w:val="false"/>
+                <w:color w:val="000000"/>
+                <w:sz w:val="18"/>
+                <w:szCs w:val="18"/>
+              </w:rPr>
+              <w:t xml:space="preserve">1.000</w:t>
+            </w:r>
+          </w:p>
+        </w:tc>
+      </w:tr>
+      <w:tr>
+        <w:tc>
+          <w:tcPr>
+            <w:tcW w:type="dxa" w:w="1983"/>
+            <w:tcBorders>
+              <w:top w:val="single" w:color="AAAAAA" w:sz="1"/>
+              <w:left w:val="single" w:color="AAAAAA" w:sz="1"/>
+              <w:bottom w:val="single" w:color="AAAAAA" w:sz="1"/>
+              <w:right w:val="single" w:color="AAAAAA" w:sz="1"/>
+            </w:tcBorders>
+            <w:vAlign w:val="center"/>
+          </w:tcPr>
+          <w:p>
+            <w:pPr>
+              <w:spacing w:after="40" w:before="40"/>
+              <w:jc w:val="left"/>
+            </w:pPr>
+            <w:r>
+              <w:rPr>
+                <w:rFonts w:ascii="맑은 고딕" w:cs="맑은 고딕" w:eastAsia="맑은 고딕" w:hAnsi="맑은 고딕"/>
+                <w:b w:val="false"/>
+                <w:bCs w:val="false"/>
+                <w:color w:val="000000"/>
+                <w:sz w:val="18"/>
+                <w:szCs w:val="18"/>
+              </w:rPr>
+              <w:t xml:space="preserve">Priority</w:t>
+            </w:r>
+          </w:p>
+        </w:tc>
+        <w:tc>
+          <w:tcPr>
+            <w:tcW w:type="dxa" w:w="1983"/>
+            <w:tcBorders>
+              <w:top w:val="single" w:color="AAAAAA" w:sz="1"/>
+              <w:left w:val="single" w:color="AAAAAA" w:sz="1"/>
+              <w:bottom w:val="single" w:color="AAAAAA" w:sz="1"/>
+              <w:right w:val="single" w:color="AAAAAA" w:sz="1"/>
+            </w:tcBorders>
+            <w:vAlign w:val="center"/>
+          </w:tcPr>
+          <w:p>
+            <w:pPr>
+              <w:spacing w:after="40" w:before="40"/>
+              <w:jc w:val="left"/>
+            </w:pPr>
+            <w:r>
+              <w:rPr>
+                <w:rFonts w:ascii="맑은 고딕" w:cs="맑은 고딕" w:eastAsia="맑은 고딕" w:hAnsi="맑은 고딕"/>
+                <w:b w:val="false"/>
+                <w:bCs w:val="false"/>
+                <w:color w:val="000000"/>
+                <w:sz w:val="18"/>
+                <w:szCs w:val="18"/>
+              </w:rPr>
+              <w:t xml:space="preserve">약 12,419ms</w:t>
+            </w:r>
+          </w:p>
+        </w:tc>
+        <w:tc>
+          <w:tcPr>
+            <w:tcW w:type="dxa" w:w="1983"/>
+            <w:tcBorders>
+              <w:top w:val="single" w:color="AAAAAA" w:sz="1"/>
+              <w:left w:val="single" w:color="AAAAAA" w:sz="1"/>
+              <w:bottom w:val="single" w:color="AAAAAA" w:sz="1"/>
+              <w:right w:val="single" w:color="AAAAAA" w:sz="1"/>
+            </w:tcBorders>
+            <w:vAlign w:val="center"/>
+          </w:tcPr>
+          <w:p>
+            <w:pPr>
+              <w:spacing w:after="40" w:before="40"/>
+              <w:jc w:val="left"/>
+            </w:pPr>
+            <w:r>
+              <w:rPr>
+                <w:rFonts w:ascii="맑은 고딕" w:cs="맑은 고딕" w:eastAsia="맑은 고딕" w:hAnsi="맑은 고딕"/>
+                <w:b w:val="false"/>
+                <w:bCs w:val="false"/>
+                <w:color w:val="000000"/>
+                <w:sz w:val="18"/>
+                <w:szCs w:val="18"/>
+              </w:rPr>
+              <w:t xml:space="preserve">약 18.56</w:t>
+            </w:r>
+          </w:p>
+        </w:tc>
+        <w:tc>
+          <w:tcPr>
+            <w:tcW w:type="dxa" w:w="1983"/>
+            <w:tcBorders>
+              <w:top w:val="single" w:color="AAAAAA" w:sz="1"/>
+              <w:left w:val="single" w:color="AAAAAA" w:sz="1"/>
+              <w:bottom w:val="single" w:color="AAAAAA" w:sz="1"/>
+              <w:right w:val="single" w:color="AAAAAA" w:sz="1"/>
+            </w:tcBorders>
+            <w:vAlign w:val="center"/>
+          </w:tcPr>
+          <w:p>
+            <w:pPr>
+              <w:spacing w:after="40" w:before="40"/>
+              <w:jc w:val="left"/>
+            </w:pPr>
+            <w:r>
+              <w:rPr>
+                <w:rFonts w:ascii="맑은 고딕" w:cs="맑은 고딕" w:eastAsia="맑은 고딕" w:hAnsi="맑은 고딕"/>
+                <w:b w:val="false"/>
+                <w:bCs w:val="false"/>
+                <w:color w:val="000000"/>
+                <w:sz w:val="18"/>
+                <w:szCs w:val="18"/>
+              </w:rPr>
+              <w:t xml:space="preserve">1.000</w:t>
+            </w:r>
+          </w:p>
+        </w:tc>
+      </w:tr>
+      <w:tr>
+        <w:tc>
+          <w:tcPr>
+            <w:tcW w:type="dxa" w:w="1983"/>
+            <w:tcBorders>
+              <w:top w:val="single" w:color="AAAAAA" w:sz="1"/>
+              <w:left w:val="single" w:color="AAAAAA" w:sz="1"/>
+              <w:bottom w:val="single" w:color="AAAAAA" w:sz="1"/>
+              <w:right w:val="single" w:color="AAAAAA" w:sz="1"/>
+            </w:tcBorders>
+            <w:vAlign w:val="center"/>
+          </w:tcPr>
+          <w:p>
+            <w:pPr>
+              <w:spacing w:after="40" w:before="40"/>
+              <w:jc w:val="left"/>
+            </w:pPr>
+            <w:r>
+              <w:rPr>
+                <w:rFonts w:ascii="맑은 고딕" w:cs="맑은 고딕" w:eastAsia="맑은 고딕" w:hAnsi="맑은 고딕"/>
+                <w:b w:val="false"/>
+                <w:bCs w:val="false"/>
+                <w:color w:val="000000"/>
+                <w:sz w:val="18"/>
+                <w:szCs w:val="18"/>
+              </w:rPr>
+              <w:t xml:space="preserve">MLFQ (비선점형)</w:t>
+            </w:r>
+          </w:p>
+        </w:tc>
+        <w:tc>
+          <w:tcPr>
+            <w:tcW w:type="dxa" w:w="1983"/>
+            <w:tcBorders>
+              <w:top w:val="single" w:color="AAAAAA" w:sz="1"/>
+              <w:left w:val="single" w:color="AAAAAA" w:sz="1"/>
+              <w:bottom w:val="single" w:color="AAAAAA" w:sz="1"/>
+              <w:right w:val="single" w:color="AAAAAA" w:sz="1"/>
+            </w:tcBorders>
+            <w:vAlign w:val="center"/>
+          </w:tcPr>
+          <w:p>
+            <w:pPr>
+              <w:spacing w:after="40" w:before="40"/>
+              <w:jc w:val="left"/>
+            </w:pPr>
+            <w:r>
+              <w:rPr>
+                <w:rFonts w:ascii="맑은 고딕" w:cs="맑은 고딕" w:eastAsia="맑은 고딕" w:hAnsi="맑은 고딕"/>
+                <w:b w:val="false"/>
+                <w:bCs w:val="false"/>
+                <w:color w:val="000000"/>
+                <w:sz w:val="18"/>
+                <w:szCs w:val="18"/>
+              </w:rPr>
+              <w:t xml:space="preserve">약 12,203ms</w:t>
+            </w:r>
+          </w:p>
+        </w:tc>
+        <w:tc>
+          <w:tcPr>
+            <w:tcW w:type="dxa" w:w="1983"/>
+            <w:tcBorders>
+              <w:top w:val="single" w:color="AAAAAA" w:sz="1"/>
+              <w:left w:val="single" w:color="AAAAAA" w:sz="1"/>
+              <w:bottom w:val="single" w:color="AAAAAA" w:sz="1"/>
+              <w:right w:val="single" w:color="AAAAAA" w:sz="1"/>
+            </w:tcBorders>
+            <w:vAlign w:val="center"/>
+          </w:tcPr>
+          <w:p>
+            <w:pPr>
+              <w:spacing w:after="40" w:before="40"/>
+              <w:jc w:val="left"/>
+            </w:pPr>
+            <w:r>
+              <w:rPr>
+                <w:rFonts w:ascii="맑은 고딕" w:cs="맑은 고딕" w:eastAsia="맑은 고딕" w:hAnsi="맑은 고딕"/>
+                <w:b w:val="false"/>
+                <w:bCs w:val="false"/>
+                <w:color w:val="000000"/>
+                <w:sz w:val="18"/>
+                <w:szCs w:val="18"/>
+              </w:rPr>
+              <w:t xml:space="preserve">약 18.72</w:t>
+            </w:r>
+          </w:p>
+        </w:tc>
+        <w:tc>
+          <w:tcPr>
+            <w:tcW w:type="dxa" w:w="1983"/>
+            <w:tcBorders>
+              <w:top w:val="single" w:color="AAAAAA" w:sz="1"/>
+              <w:left w:val="single" w:color="AAAAAA" w:sz="1"/>
+              <w:bottom w:val="single" w:color="AAAAAA" w:sz="1"/>
+              <w:right w:val="single" w:color="AAAAAA" w:sz="1"/>
+            </w:tcBorders>
+            <w:vAlign w:val="center"/>
+          </w:tcPr>
+          <w:p>
+            <w:pPr>
+              <w:spacing w:after="40" w:before="40"/>
+              <w:jc w:val="left"/>
+            </w:pPr>
+            <w:r>
+              <w:rPr>
+                <w:rFonts w:ascii="맑은 고딕" w:cs="맑은 고딕" w:eastAsia="맑은 고딕" w:hAnsi="맑은 고딕"/>
+                <w:b w:val="false"/>
+                <w:bCs w:val="false"/>
+                <w:color w:val="000000"/>
+                <w:sz w:val="18"/>
+                <w:szCs w:val="18"/>
+              </w:rPr>
+              <w:t xml:space="preserve">1.000</w:t>
+            </w:r>
+          </w:p>
+        </w:tc>
+      </w:tr>
+      <w:tr>
+        <w:tc>
+          <w:tcPr>
+            <w:tcW w:type="dxa" w:w="1983"/>
+            <w:tcBorders>
+              <w:top w:val="single" w:color="AAAAAA" w:sz="1"/>
+              <w:left w:val="single" w:color="AAAAAA" w:sz="1"/>
+              <w:bottom w:val="single" w:color="AAAAAA" w:sz="1"/>
+              <w:right w:val="single" w:color="AAAAAA" w:sz="1"/>
+            </w:tcBorders>
+            <w:vAlign w:val="center"/>
+          </w:tcPr>
+          <w:p>
+            <w:pPr>
+              <w:spacing w:after="40" w:before="40"/>
+              <w:jc w:val="left"/>
+            </w:pPr>
+            <w:r>
+              <w:rPr>
+                <w:rFonts w:ascii="맑은 고딕" w:cs="맑은 고딕" w:eastAsia="맑은 고딕" w:hAnsi="맑은 고딕"/>
+                <w:b w:val="false"/>
+                <w:bCs w:val="false"/>
+                <w:color w:val="000000"/>
+                <w:sz w:val="18"/>
+                <w:szCs w:val="18"/>
+              </w:rPr>
+              <w:t xml:space="preserve">WFQ</w:t>
+            </w:r>
+          </w:p>
+        </w:tc>
+        <w:tc>
+          <w:tcPr>
+            <w:tcW w:type="dxa" w:w="1983"/>
+            <w:tcBorders>
+              <w:top w:val="single" w:color="AAAAAA" w:sz="1"/>
+              <w:left w:val="single" w:color="AAAAAA" w:sz="1"/>
+              <w:bottom w:val="single" w:color="AAAAAA" w:sz="1"/>
+              <w:right w:val="single" w:color="AAAAAA" w:sz="1"/>
+            </w:tcBorders>
+            <w:vAlign w:val="center"/>
+          </w:tcPr>
+          <w:p>
+            <w:pPr>
+              <w:spacing w:after="40" w:before="40"/>
+              <w:jc w:val="left"/>
+            </w:pPr>
+            <w:r>
+              <w:rPr>
+                <w:rFonts w:ascii="맑은 고딕" w:cs="맑은 고딕" w:eastAsia="맑은 고딕" w:hAnsi="맑은 고딕"/>
+                <w:b w:val="false"/>
+                <w:bCs w:val="false"/>
+                <w:color w:val="000000"/>
+                <w:sz w:val="18"/>
+                <w:szCs w:val="18"/>
+              </w:rPr>
+              <w:t xml:space="preserve">약 11,846ms</w:t>
+            </w:r>
+          </w:p>
+        </w:tc>
+        <w:tc>
+          <w:tcPr>
+            <w:tcW w:type="dxa" w:w="1983"/>
+            <w:tcBorders>
+              <w:top w:val="single" w:color="AAAAAA" w:sz="1"/>
+              <w:left w:val="single" w:color="AAAAAA" w:sz="1"/>
+              <w:bottom w:val="single" w:color="AAAAAA" w:sz="1"/>
+              <w:right w:val="single" w:color="AAAAAA" w:sz="1"/>
+            </w:tcBorders>
+            <w:vAlign w:val="center"/>
+          </w:tcPr>
+          <w:p>
+            <w:pPr>
+              <w:spacing w:after="40" w:before="40"/>
+              <w:jc w:val="left"/>
+            </w:pPr>
+            <w:r>
+              <w:rPr>
+                <w:rFonts w:ascii="맑은 고딕" w:cs="맑은 고딕" w:eastAsia="맑은 고딕" w:hAnsi="맑은 고딕"/>
+                <w:b w:val="false"/>
+                <w:bCs w:val="false"/>
+                <w:color w:val="000000"/>
+                <w:sz w:val="18"/>
+                <w:szCs w:val="18"/>
+              </w:rPr>
+              <w:t xml:space="preserve">약 18.72</w:t>
+            </w:r>
+          </w:p>
+        </w:tc>
+        <w:tc>
+          <w:tcPr>
+            <w:tcW w:type="dxa" w:w="1983"/>
+            <w:tcBorders>
+              <w:top w:val="single" w:color="AAAAAA" w:sz="1"/>
+              <w:left w:val="single" w:color="AAAAAA" w:sz="1"/>
+              <w:bottom w:val="single" w:color="AAAAAA" w:sz="1"/>
+              <w:right w:val="single" w:color="AAAAAA" w:sz="1"/>
+            </w:tcBorders>
+            <w:vAlign w:val="center"/>
+          </w:tcPr>
+          <w:p>
+            <w:pPr>
+              <w:spacing w:after="40" w:before="40"/>
+              <w:jc w:val="left"/>
+            </w:pPr>
+            <w:r>
+              <w:rPr>
+                <w:rFonts w:ascii="맑은 고딕" w:cs="맑은 고딕" w:eastAsia="맑은 고딕" w:hAnsi="맑은 고딕"/>
+                <w:b w:val="false"/>
+                <w:bCs w:val="false"/>
+                <w:color w:val="000000"/>
+                <w:sz w:val="18"/>
+                <w:szCs w:val="18"/>
+              </w:rPr>
+              <w:t xml:space="preserve">0.316</w:t>
+            </w:r>
+          </w:p>
+        </w:tc>
+      </w:tr>
+    </w:tbl>
+    <w:p>
+      <w:pPr>
+        <w:spacing w:after="80"/>
+      </w:pPr>
+    </w:p>
+    <w:p>
+      <w:pPr>
+        <w:spacing w:after="120" w:line="240"/>
+      </w:pPr>
+      <w:r>
+        <w:rPr>
+          <w:rFonts w:ascii="맑은 고딕" w:cs="맑은 고딕" w:eastAsia="맑은 고딕" w:hAnsi="맑은 고딕"/>
+          <w:color w:val="000000"/>
+          <w:sz w:val="20"/>
+          <w:szCs w:val="20"/>
+        </w:rPr>
+        <w:t xml:space="preserve">"대기시간(wait time)"은 요청이 대기열에 들어간 시점부터 처리가 시작된 시점까지이다. 단, 5.3절의 선점형 MLFQ 비교에서는 처리가 여러 번 중단되었다가 다시 시작되므로 "응답시간(도착부터 완료까지)"으로 단위를 바꾼다.</w:t>
       </w:r>
     </w:p>
     <w:p>
@@ -4475,7 +6921,7 @@
       <w:r>
         <w:drawing>
           <wp:inline distT="0" distB="0" distL="0" distR="0">
-            <wp:extent cx="5400675" cy="1657350"/>
+            <wp:extent cx="5400675" cy="2533650"/>
             <wp:effectExtent t="0" r="0" b="0" l="0"/>
             <wp:docPr id="1" name="" descr="" title=""/>
             <wp:cNvGraphicFramePr>
@@ -4500,7 +6946,7 @@
                   <pic:spPr bwMode="auto">
                     <a:xfrm>
                       <a:off x="0" y="0"/>
-                      <a:ext cx="5400675" cy="1657350"/>
+                      <a:ext cx="5400675" cy="2533650"/>
                     </a:xfrm>
                     <a:prstGeom prst="rect">
                       <a:avLst/>
@@ -4527,7 +6973,7 @@
           <w:sz w:val="18"/>
           <w:szCs w:val="18"/>
         </w:rPr>
-        <w:t xml:space="preserve">[그림 4] 실험 환경 구성도</w:t>
+        <w:t xml:space="preserve">[그림 4] 알고리즘별 평균 대기시간 비교</w:t>
       </w:r>
     </w:p>
     <w:p>
@@ -4537,8 +6983,17 @@
     </w:p>
     <w:p>
       <w:pPr>
-        <w:spacing w:after="80" w:line="240"/>
-      </w:pPr>
+        <w:spacing w:after="120" w:line="240"/>
+      </w:pPr>
+      <w:r>
+        <w:rPr>
+          <w:rFonts w:ascii="맑은 고딕" w:cs="맑은 고딕" w:eastAsia="맑은 고딕" w:hAnsi="맑은 고딕"/>
+          <w:color w:val="000000"/>
+          <w:sz w:val="20"/>
+          <w:szCs w:val="20"/>
+        </w:rPr>
+        <w:t xml:space="preserve">FCFS에서는 도착 순서대로 처리되어 네 명이 대기시간을 고르게 부담하였다 (JFI = 1.000). Priority는 처리 순서가 바뀌었지만 전체 평균은 FCFS와 거의 같았다. 처리 시간이 짧아(10~100ms) 에이징이 작동하기 전에 처리가 끝나서 우선순위 효과 자체는 거의 드러나지 않았다. </w:t>
+      </w:r>
       <w:r>
         <w:rPr>
           <w:rFonts w:ascii="맑은 고딕" w:cs="맑은 고딕" w:eastAsia="맑은 고딕" w:hAnsi="맑은 고딕"/>
@@ -4548,7 +7003,52 @@
           <w:sz w:val="20"/>
           <w:szCs w:val="20"/>
         </w:rPr>
-        <w:t xml:space="preserve">표 5. 실험 유형별 설정 비교</w:t>
+        <w:t xml:space="preserve">MLFQ(비선점형)</w:t>
+      </w:r>
+      <w:r>
+        <w:rPr>
+          <w:rFonts w:ascii="맑은 고딕" w:cs="맑은 고딕" w:eastAsia="맑은 고딕" w:hAnsi="맑은 고딕"/>
+          <w:color w:val="000000"/>
+          <w:sz w:val="20"/>
+          <w:szCs w:val="20"/>
+        </w:rPr>
+        <w:t xml:space="preserve">의 결과는 FCFS와 같았다. 모든 요청이 Q0 할당량(1,000ms) 안에 완료되어 하위 큐로 내려갈 일이 없었고, 비선점형 특성상 요청이 도착 순서대로 처리된 탓이다. 이론적 효과를 따로 확인하려고 5.3절에서 선점형 실험을 추가하였다. </w:t>
+      </w:r>
+      <w:r>
+        <w:rPr>
+          <w:rFonts w:ascii="맑은 고딕" w:cs="맑은 고딕" w:eastAsia="맑은 고딕" w:hAnsi="맑은 고딕"/>
+          <w:b/>
+          <w:bCs/>
+          <w:color w:val="000000"/>
+          <w:sz w:val="20"/>
+          <w:szCs w:val="20"/>
+        </w:rPr>
+        <w:t xml:space="preserve">WFQ</w:t>
+      </w:r>
+      <w:r>
+        <w:rPr>
+          <w:rFonts w:ascii="맑은 고딕" w:cs="맑은 고딕" w:eastAsia="맑은 고딕" w:hAnsi="맑은 고딕"/>
+          <w:color w:val="000000"/>
+          <w:sz w:val="20"/>
+          <w:szCs w:val="20"/>
+        </w:rPr>
+        <w:t xml:space="preserve">는 전체 평균이 가장 낮았으나 구독 등급별 차이가 컸다 (표 8). JFI = 0.316은 5.5절에서 분석한다.</w:t>
+      </w:r>
+    </w:p>
+    <w:p>
+      <w:pPr>
+        <w:spacing w:after="80" w:line="240"/>
+      </w:pPr>
+      <w:r>
+        <w:rPr>
+          <w:rFonts w:ascii="맑은 고딕" w:cs="맑은 고딕" w:eastAsia="맑은 고딕" w:hAnsi="맑은 고딕"/>
+          <w:b/>
+          <w:bCs/>
+          <w:color w:val="000000"/>
+          <w:sz w:val="20"/>
+          <w:szCs w:val="20"/>
+        </w:rPr>
+        <w:t xml:space="preserve">표 8. WFQ 구독 등급별 평균 대기시간</w:t>
       </w:r>
     </w:p>
     <w:tbl>
@@ -4564,15 +7064,14 @@
         </w:tblBorders>
       </w:tblPr>
       <w:tblGrid>
-        <w:gridCol w:w="1983"/>
-        <w:gridCol w:w="1983"/>
-        <w:gridCol w:w="1983"/>
-        <w:gridCol w:w="1983"/>
+        <w:gridCol w:w="2644"/>
+        <w:gridCol w:w="2644"/>
+        <w:gridCol w:w="2644"/>
       </w:tblGrid>
       <w:tr>
         <w:tc>
           <w:tcPr>
-            <w:tcW w:type="dxa" w:w="1983"/>
+            <w:tcW w:type="dxa" w:w="2644"/>
             <w:tcBorders>
               <w:top w:val="single" w:color="AAAAAA" w:sz="1"/>
               <w:left w:val="single" w:color="AAAAAA" w:sz="1"/>
@@ -4596,13 +7095,13 @@
                 <w:sz w:val="18"/>
                 <w:szCs w:val="18"/>
               </w:rPr>
-              <w:t xml:space="preserve">항목</w:t>
-            </w:r>
-          </w:p>
-        </w:tc>
-        <w:tc>
-          <w:tcPr>
-            <w:tcW w:type="dxa" w:w="1983"/>
+              <w:t xml:space="preserve">구독 등급</w:t>
+            </w:r>
+          </w:p>
+        </w:tc>
+        <w:tc>
+          <w:tcPr>
+            <w:tcW w:type="dxa" w:w="2644"/>
             <w:tcBorders>
               <w:top w:val="single" w:color="AAAAAA" w:sz="1"/>
               <w:left w:val="single" w:color="AAAAAA" w:sz="1"/>
@@ -4626,13 +7125,13 @@
                 <w:sz w:val="18"/>
                 <w:szCs w:val="18"/>
               </w:rPr>
-              <w:t xml:space="preserve">기본 실험</w:t>
-            </w:r>
-          </w:p>
-        </w:tc>
-        <w:tc>
-          <w:tcPr>
-            <w:tcW w:type="dxa" w:w="1983"/>
+              <w:t xml:space="preserve">가중치</w:t>
+            </w:r>
+          </w:p>
+        </w:tc>
+        <w:tc>
+          <w:tcPr>
+            <w:tcW w:type="dxa" w:w="2644"/>
             <w:tcBorders>
               <w:top w:val="single" w:color="AAAAAA" w:sz="1"/>
               <w:left w:val="single" w:color="AAAAAA" w:sz="1"/>
@@ -4656,37 +7155,7 @@
                 <w:sz w:val="18"/>
                 <w:szCs w:val="18"/>
               </w:rPr>
-              <w:t xml:space="preserve">MLFQ 선점형 실험</w:t>
-            </w:r>
-          </w:p>
-        </w:tc>
-        <w:tc>
-          <w:tcPr>
-            <w:tcW w:type="dxa" w:w="1983"/>
-            <w:tcBorders>
-              <w:top w:val="single" w:color="AAAAAA" w:sz="1"/>
-              <w:left w:val="single" w:color="AAAAAA" w:sz="1"/>
-              <w:bottom w:val="single" w:color="AAAAAA" w:sz="1"/>
-              <w:right w:val="single" w:color="AAAAAA" w:sz="1"/>
-            </w:tcBorders>
-            <w:shd w:fill="D9E2F3" w:val="clear"/>
-            <w:vAlign w:val="center"/>
-          </w:tcPr>
-          <w:p>
-            <w:pPr>
-              <w:spacing w:after="40" w:before="40"/>
-              <w:jc w:val="center"/>
-            </w:pPr>
-            <w:r>
-              <w:rPr>
-                <w:rFonts w:ascii="맑은 고딕" w:cs="맑은 고딕" w:eastAsia="맑은 고딕" w:hAnsi="맑은 고딕"/>
-                <w:b/>
-                <w:bCs/>
-                <w:color w:val="000000"/>
-                <w:sz w:val="18"/>
-                <w:szCs w:val="18"/>
-              </w:rPr>
-              <w:t xml:space="preserve">실서버 실험</w:t>
+              <w:t xml:space="preserve">평균 대기시간</w:t>
             </w:r>
           </w:p>
         </w:tc>
@@ -4694,117 +7163,88 @@
       <w:tr>
         <w:tc>
           <w:tcPr>
-            <w:tcW w:type="dxa" w:w="1983"/>
-            <w:tcBorders>
-              <w:top w:val="single" w:color="AAAAAA" w:sz="1"/>
-              <w:left w:val="single" w:color="AAAAAA" w:sz="1"/>
-              <w:bottom w:val="single" w:color="AAAAAA" w:sz="1"/>
-              <w:right w:val="single" w:color="AAAAAA" w:sz="1"/>
-            </w:tcBorders>
-            <w:vAlign w:val="center"/>
-          </w:tcPr>
-          <w:p>
-            <w:pPr>
-              <w:spacing w:after="40" w:before="40"/>
-              <w:jc w:val="left"/>
-            </w:pPr>
-            <w:r>
-              <w:rPr>
-                <w:rFonts w:ascii="맑은 고딕" w:cs="맑은 고딕" w:eastAsia="맑은 고딕" w:hAnsi="맑은 고딕"/>
-                <w:b w:val="false"/>
-                <w:bCs w:val="false"/>
-                <w:color w:val="000000"/>
-                <w:sz w:val="18"/>
-                <w:szCs w:val="18"/>
-              </w:rPr>
-              <w:t xml:space="preserve">목적</w:t>
-            </w:r>
-          </w:p>
-        </w:tc>
-        <w:tc>
-          <w:tcPr>
-            <w:tcW w:type="dxa" w:w="1983"/>
-            <w:tcBorders>
-              <w:top w:val="single" w:color="AAAAAA" w:sz="1"/>
-              <w:left w:val="single" w:color="AAAAAA" w:sz="1"/>
-              <w:bottom w:val="single" w:color="AAAAAA" w:sz="1"/>
-              <w:right w:val="single" w:color="AAAAAA" w:sz="1"/>
-            </w:tcBorders>
-            <w:vAlign w:val="center"/>
-          </w:tcPr>
-          <w:p>
-            <w:pPr>
-              <w:spacing w:after="40" w:before="40"/>
-              <w:jc w:val="left"/>
-            </w:pPr>
-            <w:r>
-              <w:rPr>
-                <w:rFonts w:ascii="맑은 고딕" w:cs="맑은 고딕" w:eastAsia="맑은 고딕" w:hAnsi="맑은 고딕"/>
-                <w:b w:val="false"/>
-                <w:bCs w:val="false"/>
-                <w:color w:val="000000"/>
-                <w:sz w:val="18"/>
-                <w:szCs w:val="18"/>
-              </w:rPr>
-              <w:t xml:space="preserve">4개 알고리즘 동일 조건 비교</w:t>
-            </w:r>
-          </w:p>
-        </w:tc>
-        <w:tc>
-          <w:tcPr>
-            <w:tcW w:type="dxa" w:w="1983"/>
-            <w:tcBorders>
-              <w:top w:val="single" w:color="AAAAAA" w:sz="1"/>
-              <w:left w:val="single" w:color="AAAAAA" w:sz="1"/>
-              <w:bottom w:val="single" w:color="AAAAAA" w:sz="1"/>
-              <w:right w:val="single" w:color="AAAAAA" w:sz="1"/>
-            </w:tcBorders>
-            <w:vAlign w:val="center"/>
-          </w:tcPr>
-          <w:p>
-            <w:pPr>
-              <w:spacing w:after="40" w:before="40"/>
-              <w:jc w:val="left"/>
-            </w:pPr>
-            <w:r>
-              <w:rPr>
-                <w:rFonts w:ascii="맑은 고딕" w:cs="맑은 고딕" w:eastAsia="맑은 고딕" w:hAnsi="맑은 고딕"/>
-                <w:b w:val="false"/>
-                <w:bCs w:val="false"/>
-                <w:color w:val="000000"/>
-                <w:sz w:val="18"/>
-                <w:szCs w:val="18"/>
-              </w:rPr>
-              <w:t xml:space="preserve">MLFQ 선점형 효과 검증</w:t>
-            </w:r>
-          </w:p>
-        </w:tc>
-        <w:tc>
-          <w:tcPr>
-            <w:tcW w:type="dxa" w:w="1983"/>
-            <w:tcBorders>
-              <w:top w:val="single" w:color="AAAAAA" w:sz="1"/>
-              <w:left w:val="single" w:color="AAAAAA" w:sz="1"/>
-              <w:bottom w:val="single" w:color="AAAAAA" w:sz="1"/>
-              <w:right w:val="single" w:color="AAAAAA" w:sz="1"/>
-            </w:tcBorders>
-            <w:vAlign w:val="center"/>
-          </w:tcPr>
-          <w:p>
-            <w:pPr>
-              <w:spacing w:after="40" w:before="40"/>
-              <w:jc w:val="left"/>
-            </w:pPr>
-            <w:r>
-              <w:rPr>
-                <w:rFonts w:ascii="맑은 고딕" w:cs="맑은 고딕" w:eastAsia="맑은 고딕" w:hAnsi="맑은 고딕"/>
-                <w:b w:val="false"/>
-                <w:bCs w:val="false"/>
-                <w:color w:val="000000"/>
-                <w:sz w:val="18"/>
-                <w:szCs w:val="18"/>
-              </w:rPr>
-              <w:t xml:space="preserve">실제 LLM 환경 검증</w:t>
+            <w:tcW w:type="dxa" w:w="2644"/>
+            <w:tcBorders>
+              <w:top w:val="single" w:color="AAAAAA" w:sz="1"/>
+              <w:left w:val="single" w:color="AAAAAA" w:sz="1"/>
+              <w:bottom w:val="single" w:color="AAAAAA" w:sz="1"/>
+              <w:right w:val="single" w:color="AAAAAA" w:sz="1"/>
+            </w:tcBorders>
+            <w:vAlign w:val="center"/>
+          </w:tcPr>
+          <w:p>
+            <w:pPr>
+              <w:spacing w:after="40" w:before="40"/>
+              <w:jc w:val="left"/>
+            </w:pPr>
+            <w:r>
+              <w:rPr>
+                <w:rFonts w:ascii="맑은 고딕" w:cs="맑은 고딕" w:eastAsia="맑은 고딕" w:hAnsi="맑은 고딕"/>
+                <w:b w:val="false"/>
+                <w:bCs w:val="false"/>
+                <w:color w:val="000000"/>
+                <w:sz w:val="18"/>
+                <w:szCs w:val="18"/>
+              </w:rPr>
+              <w:t xml:space="preserve">Enterprise</w:t>
+            </w:r>
+          </w:p>
+        </w:tc>
+        <w:tc>
+          <w:tcPr>
+            <w:tcW w:type="dxa" w:w="2644"/>
+            <w:tcBorders>
+              <w:top w:val="single" w:color="AAAAAA" w:sz="1"/>
+              <w:left w:val="single" w:color="AAAAAA" w:sz="1"/>
+              <w:bottom w:val="single" w:color="AAAAAA" w:sz="1"/>
+              <w:right w:val="single" w:color="AAAAAA" w:sz="1"/>
+            </w:tcBorders>
+            <w:vAlign w:val="center"/>
+          </w:tcPr>
+          <w:p>
+            <w:pPr>
+              <w:spacing w:after="40" w:before="40"/>
+              <w:jc w:val="left"/>
+            </w:pPr>
+            <w:r>
+              <w:rPr>
+                <w:rFonts w:ascii="맑은 고딕" w:cs="맑은 고딕" w:eastAsia="맑은 고딕" w:hAnsi="맑은 고딕"/>
+                <w:b w:val="false"/>
+                <w:bCs w:val="false"/>
+                <w:color w:val="000000"/>
+                <w:sz w:val="18"/>
+                <w:szCs w:val="18"/>
+              </w:rPr>
+              <w:t xml:space="preserve">100</w:t>
+            </w:r>
+          </w:p>
+        </w:tc>
+        <w:tc>
+          <w:tcPr>
+            <w:tcW w:type="dxa" w:w="2644"/>
+            <w:tcBorders>
+              <w:top w:val="single" w:color="AAAAAA" w:sz="1"/>
+              <w:left w:val="single" w:color="AAAAAA" w:sz="1"/>
+              <w:bottom w:val="single" w:color="AAAAAA" w:sz="1"/>
+              <w:right w:val="single" w:color="AAAAAA" w:sz="1"/>
+            </w:tcBorders>
+            <w:vAlign w:val="center"/>
+          </w:tcPr>
+          <w:p>
+            <w:pPr>
+              <w:spacing w:after="40" w:before="40"/>
+              <w:jc w:val="left"/>
+            </w:pPr>
+            <w:r>
+              <w:rPr>
+                <w:rFonts w:ascii="맑은 고딕" w:cs="맑은 고딕" w:eastAsia="맑은 고딕" w:hAnsi="맑은 고딕"/>
+                <w:b w:val="false"/>
+                <w:bCs w:val="false"/>
+                <w:color w:val="000000"/>
+                <w:sz w:val="18"/>
+                <w:szCs w:val="18"/>
+              </w:rPr>
+              <w:t xml:space="preserve">약 1,862ms</w:t>
             </w:r>
           </w:p>
         </w:tc>
@@ -4812,117 +7252,88 @@
       <w:tr>
         <w:tc>
           <w:tcPr>
-            <w:tcW w:type="dxa" w:w="1983"/>
-            <w:tcBorders>
-              <w:top w:val="single" w:color="AAAAAA" w:sz="1"/>
-              <w:left w:val="single" w:color="AAAAAA" w:sz="1"/>
-              <w:bottom w:val="single" w:color="AAAAAA" w:sz="1"/>
-              <w:right w:val="single" w:color="AAAAAA" w:sz="1"/>
-            </w:tcBorders>
-            <w:vAlign w:val="center"/>
-          </w:tcPr>
-          <w:p>
-            <w:pPr>
-              <w:spacing w:after="40" w:before="40"/>
-              <w:jc w:val="left"/>
-            </w:pPr>
-            <w:r>
-              <w:rPr>
-                <w:rFonts w:ascii="맑은 고딕" w:cs="맑은 고딕" w:eastAsia="맑은 고딕" w:hAnsi="맑은 고딕"/>
-                <w:b w:val="false"/>
-                <w:bCs w:val="false"/>
-                <w:color w:val="000000"/>
-                <w:sz w:val="18"/>
-                <w:szCs w:val="18"/>
-              </w:rPr>
-              <w:t xml:space="preserve">처리 방식</w:t>
-            </w:r>
-          </w:p>
-        </w:tc>
-        <w:tc>
-          <w:tcPr>
-            <w:tcW w:type="dxa" w:w="1983"/>
-            <w:tcBorders>
-              <w:top w:val="single" w:color="AAAAAA" w:sz="1"/>
-              <w:left w:val="single" w:color="AAAAAA" w:sz="1"/>
-              <w:bottom w:val="single" w:color="AAAAAA" w:sz="1"/>
-              <w:right w:val="single" w:color="AAAAAA" w:sz="1"/>
-            </w:tcBorders>
-            <w:vAlign w:val="center"/>
-          </w:tcPr>
-          <w:p>
-            <w:pPr>
-              <w:spacing w:after="40" w:before="40"/>
-              <w:jc w:val="left"/>
-            </w:pPr>
-            <w:r>
-              <w:rPr>
-                <w:rFonts w:ascii="맑은 고딕" w:cs="맑은 고딕" w:eastAsia="맑은 고딕" w:hAnsi="맑은 고딕"/>
-                <w:b w:val="false"/>
-                <w:bCs w:val="false"/>
-                <w:color w:val="000000"/>
-                <w:sz w:val="18"/>
-                <w:szCs w:val="18"/>
-              </w:rPr>
-              <w:t xml:space="preserve">시뮬레이션</w:t>
-            </w:r>
-          </w:p>
-        </w:tc>
-        <w:tc>
-          <w:tcPr>
-            <w:tcW w:type="dxa" w:w="1983"/>
-            <w:tcBorders>
-              <w:top w:val="single" w:color="AAAAAA" w:sz="1"/>
-              <w:left w:val="single" w:color="AAAAAA" w:sz="1"/>
-              <w:bottom w:val="single" w:color="AAAAAA" w:sz="1"/>
-              <w:right w:val="single" w:color="AAAAAA" w:sz="1"/>
-            </w:tcBorders>
-            <w:vAlign w:val="center"/>
-          </w:tcPr>
-          <w:p>
-            <w:pPr>
-              <w:spacing w:after="40" w:before="40"/>
-              <w:jc w:val="left"/>
-            </w:pPr>
-            <w:r>
-              <w:rPr>
-                <w:rFonts w:ascii="맑은 고딕" w:cs="맑은 고딕" w:eastAsia="맑은 고딕" w:hAnsi="맑은 고딕"/>
-                <w:b w:val="false"/>
-                <w:bCs w:val="false"/>
-                <w:color w:val="000000"/>
-                <w:sz w:val="18"/>
-                <w:szCs w:val="18"/>
-              </w:rPr>
-              <w:t xml:space="preserve">시뮬레이션</w:t>
-            </w:r>
-          </w:p>
-        </w:tc>
-        <w:tc>
-          <w:tcPr>
-            <w:tcW w:type="dxa" w:w="1983"/>
-            <w:tcBorders>
-              <w:top w:val="single" w:color="AAAAAA" w:sz="1"/>
-              <w:left w:val="single" w:color="AAAAAA" w:sz="1"/>
-              <w:bottom w:val="single" w:color="AAAAAA" w:sz="1"/>
-              <w:right w:val="single" w:color="AAAAAA" w:sz="1"/>
-            </w:tcBorders>
-            <w:vAlign w:val="center"/>
-          </w:tcPr>
-          <w:p>
-            <w:pPr>
-              <w:spacing w:after="40" w:before="40"/>
-              <w:jc w:val="left"/>
-            </w:pPr>
-            <w:r>
-              <w:rPr>
-                <w:rFonts w:ascii="맑은 고딕" w:cs="맑은 고딕" w:eastAsia="맑은 고딕" w:hAnsi="맑은 고딕"/>
-                <w:b w:val="false"/>
-                <w:bCs w:val="false"/>
-                <w:color w:val="000000"/>
-                <w:sz w:val="18"/>
-                <w:szCs w:val="18"/>
-              </w:rPr>
-              <w:t xml:space="preserve">Ollama 실제 호출</w:t>
+            <w:tcW w:type="dxa" w:w="2644"/>
+            <w:tcBorders>
+              <w:top w:val="single" w:color="AAAAAA" w:sz="1"/>
+              <w:left w:val="single" w:color="AAAAAA" w:sz="1"/>
+              <w:bottom w:val="single" w:color="AAAAAA" w:sz="1"/>
+              <w:right w:val="single" w:color="AAAAAA" w:sz="1"/>
+            </w:tcBorders>
+            <w:vAlign w:val="center"/>
+          </w:tcPr>
+          <w:p>
+            <w:pPr>
+              <w:spacing w:after="40" w:before="40"/>
+              <w:jc w:val="left"/>
+            </w:pPr>
+            <w:r>
+              <w:rPr>
+                <w:rFonts w:ascii="맑은 고딕" w:cs="맑은 고딕" w:eastAsia="맑은 고딕" w:hAnsi="맑은 고딕"/>
+                <w:b w:val="false"/>
+                <w:bCs w:val="false"/>
+                <w:color w:val="000000"/>
+                <w:sz w:val="18"/>
+                <w:szCs w:val="18"/>
+              </w:rPr>
+              <w:t xml:space="preserve">Premium</w:t>
+            </w:r>
+          </w:p>
+        </w:tc>
+        <w:tc>
+          <w:tcPr>
+            <w:tcW w:type="dxa" w:w="2644"/>
+            <w:tcBorders>
+              <w:top w:val="single" w:color="AAAAAA" w:sz="1"/>
+              <w:left w:val="single" w:color="AAAAAA" w:sz="1"/>
+              <w:bottom w:val="single" w:color="AAAAAA" w:sz="1"/>
+              <w:right w:val="single" w:color="AAAAAA" w:sz="1"/>
+            </w:tcBorders>
+            <w:vAlign w:val="center"/>
+          </w:tcPr>
+          <w:p>
+            <w:pPr>
+              <w:spacing w:after="40" w:before="40"/>
+              <w:jc w:val="left"/>
+            </w:pPr>
+            <w:r>
+              <w:rPr>
+                <w:rFonts w:ascii="맑은 고딕" w:cs="맑은 고딕" w:eastAsia="맑은 고딕" w:hAnsi="맑은 고딕"/>
+                <w:b w:val="false"/>
+                <w:bCs w:val="false"/>
+                <w:color w:val="000000"/>
+                <w:sz w:val="18"/>
+                <w:szCs w:val="18"/>
+              </w:rPr>
+              <w:t xml:space="preserve">50</w:t>
+            </w:r>
+          </w:p>
+        </w:tc>
+        <w:tc>
+          <w:tcPr>
+            <w:tcW w:type="dxa" w:w="2644"/>
+            <w:tcBorders>
+              <w:top w:val="single" w:color="AAAAAA" w:sz="1"/>
+              <w:left w:val="single" w:color="AAAAAA" w:sz="1"/>
+              <w:bottom w:val="single" w:color="AAAAAA" w:sz="1"/>
+              <w:right w:val="single" w:color="AAAAAA" w:sz="1"/>
+            </w:tcBorders>
+            <w:vAlign w:val="center"/>
+          </w:tcPr>
+          <w:p>
+            <w:pPr>
+              <w:spacing w:after="40" w:before="40"/>
+              <w:jc w:val="left"/>
+            </w:pPr>
+            <w:r>
+              <w:rPr>
+                <w:rFonts w:ascii="맑은 고딕" w:cs="맑은 고딕" w:eastAsia="맑은 고딕" w:hAnsi="맑은 고딕"/>
+                <w:b w:val="false"/>
+                <w:bCs w:val="false"/>
+                <w:color w:val="000000"/>
+                <w:sz w:val="18"/>
+                <w:szCs w:val="18"/>
+              </w:rPr>
+              <w:t xml:space="preserve">약 8,384ms</w:t>
             </w:r>
           </w:p>
         </w:tc>
@@ -4930,117 +7341,88 @@
       <w:tr>
         <w:tc>
           <w:tcPr>
-            <w:tcW w:type="dxa" w:w="1983"/>
-            <w:tcBorders>
-              <w:top w:val="single" w:color="AAAAAA" w:sz="1"/>
-              <w:left w:val="single" w:color="AAAAAA" w:sz="1"/>
-              <w:bottom w:val="single" w:color="AAAAAA" w:sz="1"/>
-              <w:right w:val="single" w:color="AAAAAA" w:sz="1"/>
-            </w:tcBorders>
-            <w:vAlign w:val="center"/>
-          </w:tcPr>
-          <w:p>
-            <w:pPr>
-              <w:spacing w:after="40" w:before="40"/>
-              <w:jc w:val="left"/>
-            </w:pPr>
-            <w:r>
-              <w:rPr>
-                <w:rFonts w:ascii="맑은 고딕" w:cs="맑은 고딕" w:eastAsia="맑은 고딕" w:hAnsi="맑은 고딕"/>
-                <w:b w:val="false"/>
-                <w:bCs w:val="false"/>
-                <w:color w:val="000000"/>
-                <w:sz w:val="18"/>
-                <w:szCs w:val="18"/>
-              </w:rPr>
-              <w:t xml:space="preserve">요청 수</w:t>
-            </w:r>
-          </w:p>
-        </w:tc>
-        <w:tc>
-          <w:tcPr>
-            <w:tcW w:type="dxa" w:w="1983"/>
-            <w:tcBorders>
-              <w:top w:val="single" w:color="AAAAAA" w:sz="1"/>
-              <w:left w:val="single" w:color="AAAAAA" w:sz="1"/>
-              <w:bottom w:val="single" w:color="AAAAAA" w:sz="1"/>
-              <w:right w:val="single" w:color="AAAAAA" w:sz="1"/>
-            </w:tcBorders>
-            <w:vAlign w:val="center"/>
-          </w:tcPr>
-          <w:p>
-            <w:pPr>
-              <w:spacing w:after="40" w:before="40"/>
-              <w:jc w:val="left"/>
-            </w:pPr>
-            <w:r>
-              <w:rPr>
-                <w:rFonts w:ascii="맑은 고딕" w:cs="맑은 고딕" w:eastAsia="맑은 고딕" w:hAnsi="맑은 고딕"/>
-                <w:b w:val="false"/>
-                <w:bCs w:val="false"/>
-                <w:color w:val="000000"/>
-                <w:sz w:val="18"/>
-                <w:szCs w:val="18"/>
-              </w:rPr>
-              <w:t xml:space="preserve">500건</w:t>
-            </w:r>
-          </w:p>
-        </w:tc>
-        <w:tc>
-          <w:tcPr>
-            <w:tcW w:type="dxa" w:w="1983"/>
-            <w:tcBorders>
-              <w:top w:val="single" w:color="AAAAAA" w:sz="1"/>
-              <w:left w:val="single" w:color="AAAAAA" w:sz="1"/>
-              <w:bottom w:val="single" w:color="AAAAAA" w:sz="1"/>
-              <w:right w:val="single" w:color="AAAAAA" w:sz="1"/>
-            </w:tcBorders>
-            <w:vAlign w:val="center"/>
-          </w:tcPr>
-          <w:p>
-            <w:pPr>
-              <w:spacing w:after="40" w:before="40"/>
-              <w:jc w:val="left"/>
-            </w:pPr>
-            <w:r>
-              <w:rPr>
-                <w:rFonts w:ascii="맑은 고딕" w:cs="맑은 고딕" w:eastAsia="맑은 고딕" w:hAnsi="맑은 고딕"/>
-                <w:b w:val="false"/>
-                <w:bCs w:val="false"/>
-                <w:color w:val="000000"/>
-                <w:sz w:val="18"/>
-                <w:szCs w:val="18"/>
-              </w:rPr>
-              <w:t xml:space="preserve">500건 × 5시드</w:t>
-            </w:r>
-          </w:p>
-        </w:tc>
-        <w:tc>
-          <w:tcPr>
-            <w:tcW w:type="dxa" w:w="1983"/>
-            <w:tcBorders>
-              <w:top w:val="single" w:color="AAAAAA" w:sz="1"/>
-              <w:left w:val="single" w:color="AAAAAA" w:sz="1"/>
-              <w:bottom w:val="single" w:color="AAAAAA" w:sz="1"/>
-              <w:right w:val="single" w:color="AAAAAA" w:sz="1"/>
-            </w:tcBorders>
-            <w:vAlign w:val="center"/>
-          </w:tcPr>
-          <w:p>
-            <w:pPr>
-              <w:spacing w:after="40" w:before="40"/>
-              <w:jc w:val="left"/>
-            </w:pPr>
-            <w:r>
-              <w:rPr>
-                <w:rFonts w:ascii="맑은 고딕" w:cs="맑은 고딕" w:eastAsia="맑은 고딕" w:hAnsi="맑은 고딕"/>
-                <w:b w:val="false"/>
-                <w:bCs w:val="false"/>
-                <w:color w:val="000000"/>
-                <w:sz w:val="18"/>
-                <w:szCs w:val="18"/>
-              </w:rPr>
-              <w:t xml:space="preserve">20건</w:t>
+            <w:tcW w:type="dxa" w:w="2644"/>
+            <w:tcBorders>
+              <w:top w:val="single" w:color="AAAAAA" w:sz="1"/>
+              <w:left w:val="single" w:color="AAAAAA" w:sz="1"/>
+              <w:bottom w:val="single" w:color="AAAAAA" w:sz="1"/>
+              <w:right w:val="single" w:color="AAAAAA" w:sz="1"/>
+            </w:tcBorders>
+            <w:vAlign w:val="center"/>
+          </w:tcPr>
+          <w:p>
+            <w:pPr>
+              <w:spacing w:after="40" w:before="40"/>
+              <w:jc w:val="left"/>
+            </w:pPr>
+            <w:r>
+              <w:rPr>
+                <w:rFonts w:ascii="맑은 고딕" w:cs="맑은 고딕" w:eastAsia="맑은 고딕" w:hAnsi="맑은 고딕"/>
+                <w:b w:val="false"/>
+                <w:bCs w:val="false"/>
+                <w:color w:val="000000"/>
+                <w:sz w:val="18"/>
+                <w:szCs w:val="18"/>
+              </w:rPr>
+              <w:t xml:space="preserve">Standard</w:t>
+            </w:r>
+          </w:p>
+        </w:tc>
+        <w:tc>
+          <w:tcPr>
+            <w:tcW w:type="dxa" w:w="2644"/>
+            <w:tcBorders>
+              <w:top w:val="single" w:color="AAAAAA" w:sz="1"/>
+              <w:left w:val="single" w:color="AAAAAA" w:sz="1"/>
+              <w:bottom w:val="single" w:color="AAAAAA" w:sz="1"/>
+              <w:right w:val="single" w:color="AAAAAA" w:sz="1"/>
+            </w:tcBorders>
+            <w:vAlign w:val="center"/>
+          </w:tcPr>
+          <w:p>
+            <w:pPr>
+              <w:spacing w:after="40" w:before="40"/>
+              <w:jc w:val="left"/>
+            </w:pPr>
+            <w:r>
+              <w:rPr>
+                <w:rFonts w:ascii="맑은 고딕" w:cs="맑은 고딕" w:eastAsia="맑은 고딕" w:hAnsi="맑은 고딕"/>
+                <w:b w:val="false"/>
+                <w:bCs w:val="false"/>
+                <w:color w:val="000000"/>
+                <w:sz w:val="18"/>
+                <w:szCs w:val="18"/>
+              </w:rPr>
+              <w:t xml:space="preserve">10</w:t>
+            </w:r>
+          </w:p>
+        </w:tc>
+        <w:tc>
+          <w:tcPr>
+            <w:tcW w:type="dxa" w:w="2644"/>
+            <w:tcBorders>
+              <w:top w:val="single" w:color="AAAAAA" w:sz="1"/>
+              <w:left w:val="single" w:color="AAAAAA" w:sz="1"/>
+              <w:bottom w:val="single" w:color="AAAAAA" w:sz="1"/>
+              <w:right w:val="single" w:color="AAAAAA" w:sz="1"/>
+            </w:tcBorders>
+            <w:vAlign w:val="center"/>
+          </w:tcPr>
+          <w:p>
+            <w:pPr>
+              <w:spacing w:after="40" w:before="40"/>
+              <w:jc w:val="left"/>
+            </w:pPr>
+            <w:r>
+              <w:rPr>
+                <w:rFonts w:ascii="맑은 고딕" w:cs="맑은 고딕" w:eastAsia="맑은 고딕" w:hAnsi="맑은 고딕"/>
+                <w:b w:val="false"/>
+                <w:bCs w:val="false"/>
+                <w:color w:val="000000"/>
+                <w:sz w:val="18"/>
+                <w:szCs w:val="18"/>
+              </w:rPr>
+              <w:t xml:space="preserve">약 15,109ms</w:t>
             </w:r>
           </w:p>
         </w:tc>
@@ -5048,707 +7430,88 @@
       <w:tr>
         <w:tc>
           <w:tcPr>
-            <w:tcW w:type="dxa" w:w="1983"/>
-            <w:tcBorders>
-              <w:top w:val="single" w:color="AAAAAA" w:sz="1"/>
-              <w:left w:val="single" w:color="AAAAAA" w:sz="1"/>
-              <w:bottom w:val="single" w:color="AAAAAA" w:sz="1"/>
-              <w:right w:val="single" w:color="AAAAAA" w:sz="1"/>
-            </w:tcBorders>
-            <w:vAlign w:val="center"/>
-          </w:tcPr>
-          <w:p>
-            <w:pPr>
-              <w:spacing w:after="40" w:before="40"/>
-              <w:jc w:val="left"/>
-            </w:pPr>
-            <w:r>
-              <w:rPr>
-                <w:rFonts w:ascii="맑은 고딕" w:cs="맑은 고딕" w:eastAsia="맑은 고딕" w:hAnsi="맑은 고딕"/>
-                <w:b w:val="false"/>
-                <w:bCs w:val="false"/>
-                <w:color w:val="000000"/>
-                <w:sz w:val="18"/>
-                <w:szCs w:val="18"/>
-              </w:rPr>
-              <w:t xml:space="preserve">사용자 구분</w:t>
-            </w:r>
-          </w:p>
-        </w:tc>
-        <w:tc>
-          <w:tcPr>
-            <w:tcW w:type="dxa" w:w="1983"/>
-            <w:tcBorders>
-              <w:top w:val="single" w:color="AAAAAA" w:sz="1"/>
-              <w:left w:val="single" w:color="AAAAAA" w:sz="1"/>
-              <w:bottom w:val="single" w:color="AAAAAA" w:sz="1"/>
-              <w:right w:val="single" w:color="AAAAAA" w:sz="1"/>
-            </w:tcBorders>
-            <w:vAlign w:val="center"/>
-          </w:tcPr>
-          <w:p>
-            <w:pPr>
-              <w:spacing w:after="40" w:before="40"/>
-              <w:jc w:val="left"/>
-            </w:pPr>
-            <w:r>
-              <w:rPr>
-                <w:rFonts w:ascii="맑은 고딕" w:cs="맑은 고딕" w:eastAsia="맑은 고딕" w:hAnsi="맑은 고딕"/>
-                <w:b w:val="false"/>
-                <w:bCs w:val="false"/>
-                <w:color w:val="000000"/>
-                <w:sz w:val="18"/>
-                <w:szCs w:val="18"/>
-              </w:rPr>
-              <w:t xml:space="preserve">4명 (등급별 1명)</w:t>
-            </w:r>
-          </w:p>
-        </w:tc>
-        <w:tc>
-          <w:tcPr>
-            <w:tcW w:type="dxa" w:w="1983"/>
-            <w:tcBorders>
-              <w:top w:val="single" w:color="AAAAAA" w:sz="1"/>
-              <w:left w:val="single" w:color="AAAAAA" w:sz="1"/>
-              <w:bottom w:val="single" w:color="AAAAAA" w:sz="1"/>
-              <w:right w:val="single" w:color="AAAAAA" w:sz="1"/>
-            </w:tcBorders>
-            <w:vAlign w:val="center"/>
-          </w:tcPr>
-          <w:p>
-            <w:pPr>
-              <w:spacing w:after="40" w:before="40"/>
-              <w:jc w:val="left"/>
-            </w:pPr>
-            <w:r>
-              <w:rPr>
-                <w:rFonts w:ascii="맑은 고딕" w:cs="맑은 고딕" w:eastAsia="맑은 고딕" w:hAnsi="맑은 고딕"/>
-                <w:b w:val="false"/>
-                <w:bCs w:val="false"/>
-                <w:color w:val="000000"/>
-                <w:sz w:val="18"/>
-                <w:szCs w:val="18"/>
-              </w:rPr>
-              <w:t xml:space="preserve">미사용 (요청 유형만 구분)</w:t>
-            </w:r>
-          </w:p>
-        </w:tc>
-        <w:tc>
-          <w:tcPr>
-            <w:tcW w:type="dxa" w:w="1983"/>
-            <w:tcBorders>
-              <w:top w:val="single" w:color="AAAAAA" w:sz="1"/>
-              <w:left w:val="single" w:color="AAAAAA" w:sz="1"/>
-              <w:bottom w:val="single" w:color="AAAAAA" w:sz="1"/>
-              <w:right w:val="single" w:color="AAAAAA" w:sz="1"/>
-            </w:tcBorders>
-            <w:vAlign w:val="center"/>
-          </w:tcPr>
-          <w:p>
-            <w:pPr>
-              <w:spacing w:after="40" w:before="40"/>
-              <w:jc w:val="left"/>
-            </w:pPr>
-            <w:r>
-              <w:rPr>
-                <w:rFonts w:ascii="맑은 고딕" w:cs="맑은 고딕" w:eastAsia="맑은 고딕" w:hAnsi="맑은 고딕"/>
-                <w:b w:val="false"/>
-                <w:bCs w:val="false"/>
-                <w:color w:val="000000"/>
-                <w:sz w:val="18"/>
-                <w:szCs w:val="18"/>
-              </w:rPr>
-              <w:t xml:space="preserve">4명 (등급별 1명)</w:t>
-            </w:r>
-          </w:p>
-        </w:tc>
-      </w:tr>
-      <w:tr>
-        <w:tc>
-          <w:tcPr>
-            <w:tcW w:type="dxa" w:w="1983"/>
-            <w:tcBorders>
-              <w:top w:val="single" w:color="AAAAAA" w:sz="1"/>
-              <w:left w:val="single" w:color="AAAAAA" w:sz="1"/>
-              <w:bottom w:val="single" w:color="AAAAAA" w:sz="1"/>
-              <w:right w:val="single" w:color="AAAAAA" w:sz="1"/>
-            </w:tcBorders>
-            <w:vAlign w:val="center"/>
-          </w:tcPr>
-          <w:p>
-            <w:pPr>
-              <w:spacing w:after="40" w:before="40"/>
-              <w:jc w:val="left"/>
-            </w:pPr>
-            <w:r>
-              <w:rPr>
-                <w:rFonts w:ascii="맑은 고딕" w:cs="맑은 고딕" w:eastAsia="맑은 고딕" w:hAnsi="맑은 고딕"/>
-                <w:b w:val="false"/>
-                <w:bCs w:val="false"/>
-                <w:color w:val="000000"/>
-                <w:sz w:val="18"/>
-                <w:szCs w:val="18"/>
-              </w:rPr>
-              <w:t xml:space="preserve">처리 시간</w:t>
-            </w:r>
-          </w:p>
-        </w:tc>
-        <w:tc>
-          <w:tcPr>
-            <w:tcW w:type="dxa" w:w="1983"/>
-            <w:tcBorders>
-              <w:top w:val="single" w:color="AAAAAA" w:sz="1"/>
-              <w:left w:val="single" w:color="AAAAAA" w:sz="1"/>
-              <w:bottom w:val="single" w:color="AAAAAA" w:sz="1"/>
-              <w:right w:val="single" w:color="AAAAAA" w:sz="1"/>
-            </w:tcBorders>
-            <w:vAlign w:val="center"/>
-          </w:tcPr>
-          <w:p>
-            <w:pPr>
-              <w:spacing w:after="40" w:before="40"/>
-              <w:jc w:val="left"/>
-            </w:pPr>
-            <w:r>
-              <w:rPr>
-                <w:rFonts w:ascii="맑은 고딕" w:cs="맑은 고딕" w:eastAsia="맑은 고딕" w:hAnsi="맑은 고딕"/>
-                <w:b w:val="false"/>
-                <w:bCs w:val="false"/>
-                <w:color w:val="000000"/>
-                <w:sz w:val="18"/>
-                <w:szCs w:val="18"/>
-              </w:rPr>
-              <w:t xml:space="preserve">10~100ms (균일 랜덤)</w:t>
-            </w:r>
-          </w:p>
-        </w:tc>
-        <w:tc>
-          <w:tcPr>
-            <w:tcW w:type="dxa" w:w="1983"/>
-            <w:tcBorders>
-              <w:top w:val="single" w:color="AAAAAA" w:sz="1"/>
-              <w:left w:val="single" w:color="AAAAAA" w:sz="1"/>
-              <w:bottom w:val="single" w:color="AAAAAA" w:sz="1"/>
-              <w:right w:val="single" w:color="AAAAAA" w:sz="1"/>
-            </w:tcBorders>
-            <w:vAlign w:val="center"/>
-          </w:tcPr>
-          <w:p>
-            <w:pPr>
-              <w:spacing w:after="40" w:before="40"/>
-              <w:jc w:val="left"/>
-            </w:pPr>
-            <w:r>
-              <w:rPr>
-                <w:rFonts w:ascii="맑은 고딕" w:cs="맑은 고딕" w:eastAsia="맑은 고딕" w:hAnsi="맑은 고딕"/>
-                <w:b w:val="false"/>
-                <w:bCs w:val="false"/>
-                <w:color w:val="000000"/>
-                <w:sz w:val="18"/>
-                <w:szCs w:val="18"/>
-              </w:rPr>
-              <w:t xml:space="preserve">혼합 (Short/Medium/Long)</w:t>
-            </w:r>
-          </w:p>
-        </w:tc>
-        <w:tc>
-          <w:tcPr>
-            <w:tcW w:type="dxa" w:w="1983"/>
-            <w:tcBorders>
-              <w:top w:val="single" w:color="AAAAAA" w:sz="1"/>
-              <w:left w:val="single" w:color="AAAAAA" w:sz="1"/>
-              <w:bottom w:val="single" w:color="AAAAAA" w:sz="1"/>
-              <w:right w:val="single" w:color="AAAAAA" w:sz="1"/>
-            </w:tcBorders>
-            <w:vAlign w:val="center"/>
-          </w:tcPr>
-          <w:p>
-            <w:pPr>
-              <w:spacing w:after="40" w:before="40"/>
-              <w:jc w:val="left"/>
-            </w:pPr>
-            <w:r>
-              <w:rPr>
-                <w:rFonts w:ascii="맑은 고딕" w:cs="맑은 고딕" w:eastAsia="맑은 고딕" w:hAnsi="맑은 고딕"/>
-                <w:b w:val="false"/>
-                <w:bCs w:val="false"/>
-                <w:color w:val="000000"/>
-                <w:sz w:val="18"/>
-                <w:szCs w:val="18"/>
-              </w:rPr>
-              <w:t xml:space="preserve">실제 LLM 추론 시간</w:t>
-            </w:r>
-          </w:p>
-        </w:tc>
-      </w:tr>
-      <w:tr>
-        <w:tc>
-          <w:tcPr>
-            <w:tcW w:type="dxa" w:w="1983"/>
-            <w:tcBorders>
-              <w:top w:val="single" w:color="AAAAAA" w:sz="1"/>
-              <w:left w:val="single" w:color="AAAAAA" w:sz="1"/>
-              <w:bottom w:val="single" w:color="AAAAAA" w:sz="1"/>
-              <w:right w:val="single" w:color="AAAAAA" w:sz="1"/>
-            </w:tcBorders>
-            <w:vAlign w:val="center"/>
-          </w:tcPr>
-          <w:p>
-            <w:pPr>
-              <w:spacing w:after="40" w:before="40"/>
-              <w:jc w:val="left"/>
-            </w:pPr>
-            <w:r>
-              <w:rPr>
-                <w:rFonts w:ascii="맑은 고딕" w:cs="맑은 고딕" w:eastAsia="맑은 고딕" w:hAnsi="맑은 고딕"/>
-                <w:b w:val="false"/>
-                <w:bCs w:val="false"/>
-                <w:color w:val="000000"/>
-                <w:sz w:val="18"/>
-                <w:szCs w:val="18"/>
-              </w:rPr>
-              <w:t xml:space="preserve">도착 패턴</w:t>
-            </w:r>
-          </w:p>
-        </w:tc>
-        <w:tc>
-          <w:tcPr>
-            <w:tcW w:type="dxa" w:w="1983"/>
-            <w:tcBorders>
-              <w:top w:val="single" w:color="AAAAAA" w:sz="1"/>
-              <w:left w:val="single" w:color="AAAAAA" w:sz="1"/>
-              <w:bottom w:val="single" w:color="AAAAAA" w:sz="1"/>
-              <w:right w:val="single" w:color="AAAAAA" w:sz="1"/>
-            </w:tcBorders>
-            <w:vAlign w:val="center"/>
-          </w:tcPr>
-          <w:p>
-            <w:pPr>
-              <w:spacing w:after="40" w:before="40"/>
-              <w:jc w:val="left"/>
-            </w:pPr>
-            <w:r>
-              <w:rPr>
-                <w:rFonts w:ascii="맑은 고딕" w:cs="맑은 고딕" w:eastAsia="맑은 고딕" w:hAnsi="맑은 고딕"/>
-                <w:b w:val="false"/>
-                <w:bCs w:val="false"/>
-                <w:color w:val="000000"/>
-                <w:sz w:val="18"/>
-                <w:szCs w:val="18"/>
-              </w:rPr>
-              <w:t xml:space="preserve">순차 도착 (1~10ms 간격)</w:t>
-            </w:r>
-          </w:p>
-        </w:tc>
-        <w:tc>
-          <w:tcPr>
-            <w:tcW w:type="dxa" w:w="1983"/>
-            <w:tcBorders>
-              <w:top w:val="single" w:color="AAAAAA" w:sz="1"/>
-              <w:left w:val="single" w:color="AAAAAA" w:sz="1"/>
-              <w:bottom w:val="single" w:color="AAAAAA" w:sz="1"/>
-              <w:right w:val="single" w:color="AAAAAA" w:sz="1"/>
-            </w:tcBorders>
-            <w:vAlign w:val="center"/>
-          </w:tcPr>
-          <w:p>
-            <w:pPr>
-              <w:spacing w:after="40" w:before="40"/>
-              <w:jc w:val="left"/>
-            </w:pPr>
-            <w:r>
-              <w:rPr>
-                <w:rFonts w:ascii="맑은 고딕" w:cs="맑은 고딕" w:eastAsia="맑은 고딕" w:hAnsi="맑은 고딕"/>
-                <w:b w:val="false"/>
-                <w:bCs w:val="false"/>
-                <w:color w:val="000000"/>
-                <w:sz w:val="18"/>
-                <w:szCs w:val="18"/>
-              </w:rPr>
-              <w:t xml:space="preserve">버스트 (20건 동시 × 25회)</w:t>
-            </w:r>
-          </w:p>
-        </w:tc>
-        <w:tc>
-          <w:tcPr>
-            <w:tcW w:type="dxa" w:w="1983"/>
-            <w:tcBorders>
-              <w:top w:val="single" w:color="AAAAAA" w:sz="1"/>
-              <w:left w:val="single" w:color="AAAAAA" w:sz="1"/>
-              <w:bottom w:val="single" w:color="AAAAAA" w:sz="1"/>
-              <w:right w:val="single" w:color="AAAAAA" w:sz="1"/>
-            </w:tcBorders>
-            <w:vAlign w:val="center"/>
-          </w:tcPr>
-          <w:p>
-            <w:pPr>
-              <w:spacing w:after="40" w:before="40"/>
-              <w:jc w:val="left"/>
-            </w:pPr>
-            <w:r>
-              <w:rPr>
-                <w:rFonts w:ascii="맑은 고딕" w:cs="맑은 고딕" w:eastAsia="맑은 고딕" w:hAnsi="맑은 고딕"/>
-                <w:b w:val="false"/>
-                <w:bCs w:val="false"/>
-                <w:color w:val="000000"/>
-                <w:sz w:val="18"/>
-                <w:szCs w:val="18"/>
-              </w:rPr>
-              <w:t xml:space="preserve">버스트 (20건 동시)</w:t>
-            </w:r>
-          </w:p>
-        </w:tc>
-      </w:tr>
-      <w:tr>
-        <w:tc>
-          <w:tcPr>
-            <w:tcW w:type="dxa" w:w="1983"/>
-            <w:tcBorders>
-              <w:top w:val="single" w:color="AAAAAA" w:sz="1"/>
-              <w:left w:val="single" w:color="AAAAAA" w:sz="1"/>
-              <w:bottom w:val="single" w:color="AAAAAA" w:sz="1"/>
-              <w:right w:val="single" w:color="AAAAAA" w:sz="1"/>
-            </w:tcBorders>
-            <w:vAlign w:val="center"/>
-          </w:tcPr>
-          <w:p>
-            <w:pPr>
-              <w:spacing w:after="40" w:before="40"/>
-              <w:jc w:val="left"/>
-            </w:pPr>
-            <w:r>
-              <w:rPr>
-                <w:rFonts w:ascii="맑은 고딕" w:cs="맑은 고딕" w:eastAsia="맑은 고딕" w:hAnsi="맑은 고딕"/>
-                <w:b w:val="false"/>
-                <w:bCs w:val="false"/>
-                <w:color w:val="000000"/>
-                <w:sz w:val="18"/>
-                <w:szCs w:val="18"/>
-              </w:rPr>
-              <w:t xml:space="preserve">MLFQ 모드</w:t>
-            </w:r>
-          </w:p>
-        </w:tc>
-        <w:tc>
-          <w:tcPr>
-            <w:tcW w:type="dxa" w:w="1983"/>
-            <w:tcBorders>
-              <w:top w:val="single" w:color="AAAAAA" w:sz="1"/>
-              <w:left w:val="single" w:color="AAAAAA" w:sz="1"/>
-              <w:bottom w:val="single" w:color="AAAAAA" w:sz="1"/>
-              <w:right w:val="single" w:color="AAAAAA" w:sz="1"/>
-            </w:tcBorders>
-            <w:vAlign w:val="center"/>
-          </w:tcPr>
-          <w:p>
-            <w:pPr>
-              <w:spacing w:after="40" w:before="40"/>
-              <w:jc w:val="left"/>
-            </w:pPr>
-            <w:r>
-              <w:rPr>
-                <w:rFonts w:ascii="맑은 고딕" w:cs="맑은 고딕" w:eastAsia="맑은 고딕" w:hAnsi="맑은 고딕"/>
-                <w:b w:val="false"/>
-                <w:bCs w:val="false"/>
-                <w:color w:val="000000"/>
-                <w:sz w:val="18"/>
-                <w:szCs w:val="18"/>
-              </w:rPr>
-              <w:t xml:space="preserve">비선점형</w:t>
-            </w:r>
-          </w:p>
-        </w:tc>
-        <w:tc>
-          <w:tcPr>
-            <w:tcW w:type="dxa" w:w="1983"/>
-            <w:tcBorders>
-              <w:top w:val="single" w:color="AAAAAA" w:sz="1"/>
-              <w:left w:val="single" w:color="AAAAAA" w:sz="1"/>
-              <w:bottom w:val="single" w:color="AAAAAA" w:sz="1"/>
-              <w:right w:val="single" w:color="AAAAAA" w:sz="1"/>
-            </w:tcBorders>
-            <w:vAlign w:val="center"/>
-          </w:tcPr>
-          <w:p>
-            <w:pPr>
-              <w:spacing w:after="40" w:before="40"/>
-              <w:jc w:val="left"/>
-            </w:pPr>
-            <w:r>
-              <w:rPr>
-                <w:rFonts w:ascii="맑은 고딕" w:cs="맑은 고딕" w:eastAsia="맑은 고딕" w:hAnsi="맑은 고딕"/>
-                <w:b w:val="false"/>
-                <w:bCs w:val="false"/>
-                <w:color w:val="000000"/>
-                <w:sz w:val="18"/>
-                <w:szCs w:val="18"/>
-              </w:rPr>
-              <w:t xml:space="preserve">선점형 (500ms 간격)</w:t>
-            </w:r>
-          </w:p>
-        </w:tc>
-        <w:tc>
-          <w:tcPr>
-            <w:tcW w:type="dxa" w:w="1983"/>
-            <w:tcBorders>
-              <w:top w:val="single" w:color="AAAAAA" w:sz="1"/>
-              <w:left w:val="single" w:color="AAAAAA" w:sz="1"/>
-              <w:bottom w:val="single" w:color="AAAAAA" w:sz="1"/>
-              <w:right w:val="single" w:color="AAAAAA" w:sz="1"/>
-            </w:tcBorders>
-            <w:vAlign w:val="center"/>
-          </w:tcPr>
-          <w:p>
-            <w:pPr>
-              <w:spacing w:after="40" w:before="40"/>
-              <w:jc w:val="left"/>
-            </w:pPr>
-            <w:r>
-              <w:rPr>
-                <w:rFonts w:ascii="맑은 고딕" w:cs="맑은 고딕" w:eastAsia="맑은 고딕" w:hAnsi="맑은 고딕"/>
-                <w:b w:val="false"/>
-                <w:bCs w:val="false"/>
-                <w:color w:val="000000"/>
-                <w:sz w:val="18"/>
-                <w:szCs w:val="18"/>
-              </w:rPr>
-              <w:t xml:space="preserve">비선점형</w:t>
-            </w:r>
-          </w:p>
-        </w:tc>
-      </w:tr>
-      <w:tr>
-        <w:tc>
-          <w:tcPr>
-            <w:tcW w:type="dxa" w:w="1983"/>
-            <w:tcBorders>
-              <w:top w:val="single" w:color="AAAAAA" w:sz="1"/>
-              <w:left w:val="single" w:color="AAAAAA" w:sz="1"/>
-              <w:bottom w:val="single" w:color="AAAAAA" w:sz="1"/>
-              <w:right w:val="single" w:color="AAAAAA" w:sz="1"/>
-            </w:tcBorders>
-            <w:vAlign w:val="center"/>
-          </w:tcPr>
-          <w:p>
-            <w:pPr>
-              <w:spacing w:after="40" w:before="40"/>
-              <w:jc w:val="left"/>
-            </w:pPr>
-            <w:r>
-              <w:rPr>
-                <w:rFonts w:ascii="맑은 고딕" w:cs="맑은 고딕" w:eastAsia="맑은 고딕" w:hAnsi="맑은 고딕"/>
-                <w:b w:val="false"/>
-                <w:bCs w:val="false"/>
-                <w:color w:val="000000"/>
-                <w:sz w:val="18"/>
-                <w:szCs w:val="18"/>
-              </w:rPr>
-              <w:t xml:space="preserve">비교 대상</w:t>
-            </w:r>
-          </w:p>
-        </w:tc>
-        <w:tc>
-          <w:tcPr>
-            <w:tcW w:type="dxa" w:w="1983"/>
-            <w:tcBorders>
-              <w:top w:val="single" w:color="AAAAAA" w:sz="1"/>
-              <w:left w:val="single" w:color="AAAAAA" w:sz="1"/>
-              <w:bottom w:val="single" w:color="AAAAAA" w:sz="1"/>
-              <w:right w:val="single" w:color="AAAAAA" w:sz="1"/>
-            </w:tcBorders>
-            <w:vAlign w:val="center"/>
-          </w:tcPr>
-          <w:p>
-            <w:pPr>
-              <w:spacing w:after="40" w:before="40"/>
-              <w:jc w:val="left"/>
-            </w:pPr>
-            <w:r>
-              <w:rPr>
-                <w:rFonts w:ascii="맑은 고딕" w:cs="맑은 고딕" w:eastAsia="맑은 고딕" w:hAnsi="맑은 고딕"/>
-                <w:b w:val="false"/>
-                <w:bCs w:val="false"/>
-                <w:color w:val="000000"/>
-                <w:sz w:val="18"/>
-                <w:szCs w:val="18"/>
-              </w:rPr>
-              <w:t xml:space="preserve">FCFS, Priority, MLFQ, WFQ</w:t>
-            </w:r>
-          </w:p>
-        </w:tc>
-        <w:tc>
-          <w:tcPr>
-            <w:tcW w:type="dxa" w:w="1983"/>
-            <w:tcBorders>
-              <w:top w:val="single" w:color="AAAAAA" w:sz="1"/>
-              <w:left w:val="single" w:color="AAAAAA" w:sz="1"/>
-              <w:bottom w:val="single" w:color="AAAAAA" w:sz="1"/>
-              <w:right w:val="single" w:color="AAAAAA" w:sz="1"/>
-            </w:tcBorders>
-            <w:vAlign w:val="center"/>
-          </w:tcPr>
-          <w:p>
-            <w:pPr>
-              <w:spacing w:after="40" w:before="40"/>
-              <w:jc w:val="left"/>
-            </w:pPr>
-            <w:r>
-              <w:rPr>
-                <w:rFonts w:ascii="맑은 고딕" w:cs="맑은 고딕" w:eastAsia="맑은 고딕" w:hAnsi="맑은 고딕"/>
-                <w:b w:val="false"/>
-                <w:bCs w:val="false"/>
-                <w:color w:val="000000"/>
-                <w:sz w:val="18"/>
-                <w:szCs w:val="18"/>
-              </w:rPr>
-              <w:t xml:space="preserve">FCFS vs MLFQ(선점형)</w:t>
-            </w:r>
-          </w:p>
-        </w:tc>
-        <w:tc>
-          <w:tcPr>
-            <w:tcW w:type="dxa" w:w="1983"/>
-            <w:tcBorders>
-              <w:top w:val="single" w:color="AAAAAA" w:sz="1"/>
-              <w:left w:val="single" w:color="AAAAAA" w:sz="1"/>
-              <w:bottom w:val="single" w:color="AAAAAA" w:sz="1"/>
-              <w:right w:val="single" w:color="AAAAAA" w:sz="1"/>
-            </w:tcBorders>
-            <w:vAlign w:val="center"/>
-          </w:tcPr>
-          <w:p>
-            <w:pPr>
-              <w:spacing w:after="40" w:before="40"/>
-              <w:jc w:val="left"/>
-            </w:pPr>
-            <w:r>
-              <w:rPr>
-                <w:rFonts w:ascii="맑은 고딕" w:cs="맑은 고딕" w:eastAsia="맑은 고딕" w:hAnsi="맑은 고딕"/>
-                <w:b w:val="false"/>
-                <w:bCs w:val="false"/>
-                <w:color w:val="000000"/>
-                <w:sz w:val="18"/>
-                <w:szCs w:val="18"/>
-              </w:rPr>
-              <w:t xml:space="preserve">FCFS, Priority, WFQ</w:t>
-            </w:r>
-          </w:p>
-        </w:tc>
-      </w:tr>
-      <w:tr>
-        <w:tc>
-          <w:tcPr>
-            <w:tcW w:type="dxa" w:w="1983"/>
-            <w:tcBorders>
-              <w:top w:val="single" w:color="AAAAAA" w:sz="1"/>
-              <w:left w:val="single" w:color="AAAAAA" w:sz="1"/>
-              <w:bottom w:val="single" w:color="AAAAAA" w:sz="1"/>
-              <w:right w:val="single" w:color="AAAAAA" w:sz="1"/>
-            </w:tcBorders>
-            <w:vAlign w:val="center"/>
-          </w:tcPr>
-          <w:p>
-            <w:pPr>
-              <w:spacing w:after="40" w:before="40"/>
-              <w:jc w:val="left"/>
-            </w:pPr>
-            <w:r>
-              <w:rPr>
-                <w:rFonts w:ascii="맑은 고딕" w:cs="맑은 고딕" w:eastAsia="맑은 고딕" w:hAnsi="맑은 고딕"/>
-                <w:b w:val="false"/>
-                <w:bCs w:val="false"/>
-                <w:color w:val="000000"/>
-                <w:sz w:val="18"/>
-                <w:szCs w:val="18"/>
-              </w:rPr>
-              <w:t xml:space="preserve">재현성</w:t>
-            </w:r>
-          </w:p>
-        </w:tc>
-        <w:tc>
-          <w:tcPr>
-            <w:tcW w:type="dxa" w:w="1983"/>
-            <w:tcBorders>
-              <w:top w:val="single" w:color="AAAAAA" w:sz="1"/>
-              <w:left w:val="single" w:color="AAAAAA" w:sz="1"/>
-              <w:bottom w:val="single" w:color="AAAAAA" w:sz="1"/>
-              <w:right w:val="single" w:color="AAAAAA" w:sz="1"/>
-            </w:tcBorders>
-            <w:vAlign w:val="center"/>
-          </w:tcPr>
-          <w:p>
-            <w:pPr>
-              <w:spacing w:after="40" w:before="40"/>
-              <w:jc w:val="left"/>
-            </w:pPr>
-            <w:r>
-              <w:rPr>
-                <w:rFonts w:ascii="맑은 고딕" w:cs="맑은 고딕" w:eastAsia="맑은 고딕" w:hAnsi="맑은 고딕"/>
-                <w:b w:val="false"/>
-                <w:bCs w:val="false"/>
-                <w:color w:val="000000"/>
-                <w:sz w:val="18"/>
-                <w:szCs w:val="18"/>
-              </w:rPr>
-              <w:t xml:space="preserve">고정 시드(42)</w:t>
-            </w:r>
-          </w:p>
-        </w:tc>
-        <w:tc>
-          <w:tcPr>
-            <w:tcW w:type="dxa" w:w="1983"/>
-            <w:tcBorders>
-              <w:top w:val="single" w:color="AAAAAA" w:sz="1"/>
-              <w:left w:val="single" w:color="AAAAAA" w:sz="1"/>
-              <w:bottom w:val="single" w:color="AAAAAA" w:sz="1"/>
-              <w:right w:val="single" w:color="AAAAAA" w:sz="1"/>
-            </w:tcBorders>
-            <w:vAlign w:val="center"/>
-          </w:tcPr>
-          <w:p>
-            <w:pPr>
-              <w:spacing w:after="40" w:before="40"/>
-              <w:jc w:val="left"/>
-            </w:pPr>
-            <w:r>
-              <w:rPr>
-                <w:rFonts w:ascii="맑은 고딕" w:cs="맑은 고딕" w:eastAsia="맑은 고딕" w:hAnsi="맑은 고딕"/>
-                <w:b w:val="false"/>
-                <w:bCs w:val="false"/>
-                <w:color w:val="000000"/>
-                <w:sz w:val="18"/>
-                <w:szCs w:val="18"/>
-              </w:rPr>
-              <w:t xml:space="preserve">5개 랜덤 시드</w:t>
-            </w:r>
-          </w:p>
-        </w:tc>
-        <w:tc>
-          <w:tcPr>
-            <w:tcW w:type="dxa" w:w="1983"/>
-            <w:tcBorders>
-              <w:top w:val="single" w:color="AAAAAA" w:sz="1"/>
-              <w:left w:val="single" w:color="AAAAAA" w:sz="1"/>
-              <w:bottom w:val="single" w:color="AAAAAA" w:sz="1"/>
-              <w:right w:val="single" w:color="AAAAAA" w:sz="1"/>
-            </w:tcBorders>
-            <w:vAlign w:val="center"/>
-          </w:tcPr>
-          <w:p>
-            <w:pPr>
-              <w:spacing w:after="40" w:before="40"/>
-              <w:jc w:val="left"/>
-            </w:pPr>
-            <w:r>
-              <w:rPr>
-                <w:rFonts w:ascii="맑은 고딕" w:cs="맑은 고딕" w:eastAsia="맑은 고딕" w:hAnsi="맑은 고딕"/>
-                <w:b w:val="false"/>
-                <w:bCs w:val="false"/>
-                <w:color w:val="000000"/>
-                <w:sz w:val="18"/>
-                <w:szCs w:val="18"/>
-              </w:rPr>
-              <w:t xml:space="preserve">동일 프롬프트 사용</w:t>
+            <w:tcW w:type="dxa" w:w="2644"/>
+            <w:tcBorders>
+              <w:top w:val="single" w:color="AAAAAA" w:sz="1"/>
+              <w:left w:val="single" w:color="AAAAAA" w:sz="1"/>
+              <w:bottom w:val="single" w:color="AAAAAA" w:sz="1"/>
+              <w:right w:val="single" w:color="AAAAAA" w:sz="1"/>
+            </w:tcBorders>
+            <w:vAlign w:val="center"/>
+          </w:tcPr>
+          <w:p>
+            <w:pPr>
+              <w:spacing w:after="40" w:before="40"/>
+              <w:jc w:val="left"/>
+            </w:pPr>
+            <w:r>
+              <w:rPr>
+                <w:rFonts w:ascii="맑은 고딕" w:cs="맑은 고딕" w:eastAsia="맑은 고딕" w:hAnsi="맑은 고딕"/>
+                <w:b w:val="false"/>
+                <w:bCs w:val="false"/>
+                <w:color w:val="000000"/>
+                <w:sz w:val="18"/>
+                <w:szCs w:val="18"/>
+              </w:rPr>
+              <w:t xml:space="preserve">Free</w:t>
+            </w:r>
+          </w:p>
+        </w:tc>
+        <w:tc>
+          <w:tcPr>
+            <w:tcW w:type="dxa" w:w="2644"/>
+            <w:tcBorders>
+              <w:top w:val="single" w:color="AAAAAA" w:sz="1"/>
+              <w:left w:val="single" w:color="AAAAAA" w:sz="1"/>
+              <w:bottom w:val="single" w:color="AAAAAA" w:sz="1"/>
+              <w:right w:val="single" w:color="AAAAAA" w:sz="1"/>
+            </w:tcBorders>
+            <w:vAlign w:val="center"/>
+          </w:tcPr>
+          <w:p>
+            <w:pPr>
+              <w:spacing w:after="40" w:before="40"/>
+              <w:jc w:val="left"/>
+            </w:pPr>
+            <w:r>
+              <w:rPr>
+                <w:rFonts w:ascii="맑은 고딕" w:cs="맑은 고딕" w:eastAsia="맑은 고딕" w:hAnsi="맑은 고딕"/>
+                <w:b w:val="false"/>
+                <w:bCs w:val="false"/>
+                <w:color w:val="000000"/>
+                <w:sz w:val="18"/>
+                <w:szCs w:val="18"/>
+              </w:rPr>
+              <w:t xml:space="preserve">1</w:t>
+            </w:r>
+          </w:p>
+        </w:tc>
+        <w:tc>
+          <w:tcPr>
+            <w:tcW w:type="dxa" w:w="2644"/>
+            <w:tcBorders>
+              <w:top w:val="single" w:color="AAAAAA" w:sz="1"/>
+              <w:left w:val="single" w:color="AAAAAA" w:sz="1"/>
+              <w:bottom w:val="single" w:color="AAAAAA" w:sz="1"/>
+              <w:right w:val="single" w:color="AAAAAA" w:sz="1"/>
+            </w:tcBorders>
+            <w:vAlign w:val="center"/>
+          </w:tcPr>
+          <w:p>
+            <w:pPr>
+              <w:spacing w:after="40" w:before="40"/>
+              <w:jc w:val="left"/>
+            </w:pPr>
+            <w:r>
+              <w:rPr>
+                <w:rFonts w:ascii="맑은 고딕" w:cs="맑은 고딕" w:eastAsia="맑은 고딕" w:hAnsi="맑은 고딕"/>
+                <w:b w:val="false"/>
+                <w:bCs w:val="false"/>
+                <w:color w:val="000000"/>
+                <w:sz w:val="18"/>
+                <w:szCs w:val="18"/>
+              </w:rPr>
+              <w:t xml:space="preserve">약 22,029ms</w:t>
             </w:r>
           </w:p>
         </w:tc>
@@ -5770,23 +7533,53 @@
           <w:sz w:val="20"/>
           <w:szCs w:val="20"/>
         </w:rPr>
-        <w:t xml:space="preserve">선점형 실험의 "혼합"은 세 가지 처리 시간 범위의 요청을 섞은 것이다 (표 6).</w:t>
-      </w:r>
-    </w:p>
-    <w:p>
-      <w:pPr>
-        <w:spacing w:after="80" w:line="240"/>
+        <w:t xml:space="preserve">Enterprise의 대기시간은 Free의 약 1/12 수준으로, 가중치에 비례한 차등 서비스가 확인되었다. 100:1의 극단적 차이까지 벌어지지 않은 것은 요청이 대기열에 순차 도착하는 실험 설계 때문이다.</w:t>
+      </w:r>
+    </w:p>
+    <w:p>
+      <w:pPr>
+        <w:spacing w:after="130" w:before="220" w:line="240"/>
       </w:pPr>
       <w:r>
         <w:rPr>
           <w:rFonts w:ascii="맑은 고딕" w:cs="맑은 고딕" w:eastAsia="맑은 고딕" w:hAnsi="맑은 고딕"/>
           <w:b/>
           <w:bCs/>
-          <w:color w:val="000000"/>
-          <w:sz w:val="20"/>
-          <w:szCs w:val="20"/>
-        </w:rPr>
-        <w:t xml:space="preserve">표 6. 요청 유형별 구성</w:t>
+          <w:color w:val="333333"/>
+          <w:sz w:val="24"/>
+          <w:szCs w:val="24"/>
+        </w:rPr>
+        <w:t xml:space="preserve">5.3 MLFQ 선점형 실험</w:t>
+      </w:r>
+    </w:p>
+    <w:p>
+      <w:pPr>
+        <w:spacing w:after="120" w:line="240"/>
+      </w:pPr>
+      <w:r>
+        <w:rPr>
+          <w:rFonts w:ascii="맑은 고딕" w:cs="맑은 고딕" w:eastAsia="맑은 고딕" w:hAnsi="맑은 고딕"/>
+          <w:color w:val="000000"/>
+          <w:sz w:val="20"/>
+          <w:szCs w:val="20"/>
+        </w:rPr>
+        <w:t xml:space="preserve">비선점형 MLFQ가 FCFS와 같은 결과를 보였기 때문에, MLFQ의 이론적 효과를 따로 확인하려고 선점형 시뮬레이션을 추가하였다. 요청 500건, 처리 시간 최대 10초, 버스트 도착 구조로 5개 시드에 걸쳐 반복하였다. 지표는 응답시간(도착부터 완료까지)을 사용한다. 요청 유형별 응답시간 비교 결과는 표 9 및 그림 5와 같다.</w:t>
+      </w:r>
+    </w:p>
+    <w:p>
+      <w:pPr>
+        <w:spacing w:after="80" w:line="240"/>
+      </w:pPr>
+      <w:r>
+        <w:rPr>
+          <w:rFonts w:ascii="맑은 고딕" w:cs="맑은 고딕" w:eastAsia="맑은 고딕" w:hAnsi="맑은 고딕"/>
+          <w:b/>
+          <w:bCs/>
+          <w:color w:val="000000"/>
+          <w:sz w:val="20"/>
+          <w:szCs w:val="20"/>
+        </w:rPr>
+        <w:t xml:space="preserve">표 9. MLFQ 선점형 vs FCFS 비교 (요청 유형별, 5시드 평균, 지표: 응답시간 기준)</w:t>
       </w:r>
     </w:p>
     <w:tbl>
@@ -5802,15 +7595,16 @@
         </w:tblBorders>
       </w:tblPr>
       <w:tblGrid>
-        <w:gridCol w:w="1983"/>
-        <w:gridCol w:w="1983"/>
-        <w:gridCol w:w="1983"/>
-        <w:gridCol w:w="1983"/>
+        <w:gridCol w:w="1586"/>
+        <w:gridCol w:w="1586"/>
+        <w:gridCol w:w="1586"/>
+        <w:gridCol w:w="1586"/>
+        <w:gridCol w:w="1586"/>
       </w:tblGrid>
       <w:tr>
         <w:tc>
           <w:tcPr>
-            <w:tcW w:type="dxa" w:w="1983"/>
+            <w:tcW w:type="dxa" w:w="1586"/>
             <w:tcBorders>
               <w:top w:val="single" w:color="AAAAAA" w:sz="1"/>
               <w:left w:val="single" w:color="AAAAAA" w:sz="1"/>
@@ -5840,7 +7634,7 @@
         </w:tc>
         <w:tc>
           <w:tcPr>
-            <w:tcW w:type="dxa" w:w="1983"/>
+            <w:tcW w:type="dxa" w:w="1586"/>
             <w:tcBorders>
               <w:top w:val="single" w:color="AAAAAA" w:sz="1"/>
               <w:left w:val="single" w:color="AAAAAA" w:sz="1"/>
@@ -5870,7 +7664,7 @@
         </w:tc>
         <w:tc>
           <w:tcPr>
-            <w:tcW w:type="dxa" w:w="1983"/>
+            <w:tcW w:type="dxa" w:w="1586"/>
             <w:tcBorders>
               <w:top w:val="single" w:color="AAAAAA" w:sz="1"/>
               <w:left w:val="single" w:color="AAAAAA" w:sz="1"/>
@@ -5894,13 +7688,13 @@
                 <w:sz w:val="18"/>
                 <w:szCs w:val="18"/>
               </w:rPr>
-              <w:t xml:space="preserve">비율</w:t>
-            </w:r>
-          </w:p>
-        </w:tc>
-        <w:tc>
-          <w:tcPr>
-            <w:tcW w:type="dxa" w:w="1983"/>
+              <w:t xml:space="preserve">FCFS 응답시간</w:t>
+            </w:r>
+          </w:p>
+        </w:tc>
+        <w:tc>
+          <w:tcPr>
+            <w:tcW w:type="dxa" w:w="1586"/>
             <w:tcBorders>
               <w:top w:val="single" w:color="AAAAAA" w:sz="1"/>
               <w:left w:val="single" w:color="AAAAAA" w:sz="1"/>
@@ -5924,7 +7718,37 @@
                 <w:sz w:val="18"/>
                 <w:szCs w:val="18"/>
               </w:rPr>
-              <w:t xml:space="preserve">MLFQ 동작</w:t>
+              <w:t xml:space="preserve">MLFQ (선점형) 응답시간</w:t>
+            </w:r>
+          </w:p>
+        </w:tc>
+        <w:tc>
+          <w:tcPr>
+            <w:tcW w:type="dxa" w:w="1586"/>
+            <w:tcBorders>
+              <w:top w:val="single" w:color="AAAAAA" w:sz="1"/>
+              <w:left w:val="single" w:color="AAAAAA" w:sz="1"/>
+              <w:bottom w:val="single" w:color="AAAAAA" w:sz="1"/>
+              <w:right w:val="single" w:color="AAAAAA" w:sz="1"/>
+            </w:tcBorders>
+            <w:shd w:fill="D9E2F3" w:val="clear"/>
+            <w:vAlign w:val="center"/>
+          </w:tcPr>
+          <w:p>
+            <w:pPr>
+              <w:spacing w:after="40" w:before="40"/>
+              <w:jc w:val="center"/>
+            </w:pPr>
+            <w:r>
+              <w:rPr>
+                <w:rFonts w:ascii="맑은 고딕" w:cs="맑은 고딕" w:eastAsia="맑은 고딕" w:hAnsi="맑은 고딕"/>
+                <w:b/>
+                <w:bCs/>
+                <w:color w:val="000000"/>
+                <w:sz w:val="18"/>
+                <w:szCs w:val="18"/>
+              </w:rPr>
+              <w:t xml:space="preserve">변화</w:t>
             </w:r>
           </w:p>
         </w:tc>
@@ -5932,7 +7756,7 @@
       <w:tr>
         <w:tc>
           <w:tcPr>
-            <w:tcW w:type="dxa" w:w="1983"/>
+            <w:tcW w:type="dxa" w:w="1586"/>
             <w:tcBorders>
               <w:top w:val="single" w:color="AAAAAA" w:sz="1"/>
               <w:left w:val="single" w:color="AAAAAA" w:sz="1"/>
@@ -5961,7 +7785,7 @@
         </w:tc>
         <w:tc>
           <w:tcPr>
-            <w:tcW w:type="dxa" w:w="1983"/>
+            <w:tcW w:type="dxa" w:w="1586"/>
             <w:tcBorders>
               <w:top w:val="single" w:color="AAAAAA" w:sz="1"/>
               <w:left w:val="single" w:color="AAAAAA" w:sz="1"/>
@@ -5990,59 +7814,88 @@
         </w:tc>
         <w:tc>
           <w:tcPr>
-            <w:tcW w:type="dxa" w:w="1983"/>
-            <w:tcBorders>
-              <w:top w:val="single" w:color="AAAAAA" w:sz="1"/>
-              <w:left w:val="single" w:color="AAAAAA" w:sz="1"/>
-              <w:bottom w:val="single" w:color="AAAAAA" w:sz="1"/>
-              <w:right w:val="single" w:color="AAAAAA" w:sz="1"/>
-            </w:tcBorders>
-            <w:vAlign w:val="center"/>
-          </w:tcPr>
-          <w:p>
-            <w:pPr>
-              <w:spacing w:after="40" w:before="40"/>
-              <w:jc w:val="left"/>
-            </w:pPr>
-            <w:r>
-              <w:rPr>
-                <w:rFonts w:ascii="맑은 고딕" w:cs="맑은 고딕" w:eastAsia="맑은 고딕" w:hAnsi="맑은 고딕"/>
-                <w:b w:val="false"/>
-                <w:bCs w:val="false"/>
-                <w:color w:val="000000"/>
-                <w:sz w:val="18"/>
-                <w:szCs w:val="18"/>
-              </w:rPr>
-              <w:t xml:space="preserve">40%</w:t>
-            </w:r>
-          </w:p>
-        </w:tc>
-        <w:tc>
-          <w:tcPr>
-            <w:tcW w:type="dxa" w:w="1983"/>
-            <w:tcBorders>
-              <w:top w:val="single" w:color="AAAAAA" w:sz="1"/>
-              <w:left w:val="single" w:color="AAAAAA" w:sz="1"/>
-              <w:bottom w:val="single" w:color="AAAAAA" w:sz="1"/>
-              <w:right w:val="single" w:color="AAAAAA" w:sz="1"/>
-            </w:tcBorders>
-            <w:vAlign w:val="center"/>
-          </w:tcPr>
-          <w:p>
-            <w:pPr>
-              <w:spacing w:after="40" w:before="40"/>
-              <w:jc w:val="left"/>
-            </w:pPr>
-            <w:r>
-              <w:rPr>
-                <w:rFonts w:ascii="맑은 고딕" w:cs="맑은 고딕" w:eastAsia="맑은 고딕" w:hAnsi="맑은 고딕"/>
-                <w:b w:val="false"/>
-                <w:bCs w:val="false"/>
-                <w:color w:val="000000"/>
-                <w:sz w:val="18"/>
-                <w:szCs w:val="18"/>
-              </w:rPr>
-              <w:t xml:space="preserve">Q0(1,000ms) 안에 완료</w:t>
+            <w:tcW w:type="dxa" w:w="1586"/>
+            <w:tcBorders>
+              <w:top w:val="single" w:color="AAAAAA" w:sz="1"/>
+              <w:left w:val="single" w:color="AAAAAA" w:sz="1"/>
+              <w:bottom w:val="single" w:color="AAAAAA" w:sz="1"/>
+              <w:right w:val="single" w:color="AAAAAA" w:sz="1"/>
+            </w:tcBorders>
+            <w:vAlign w:val="center"/>
+          </w:tcPr>
+          <w:p>
+            <w:pPr>
+              <w:spacing w:after="40" w:before="40"/>
+              <w:jc w:val="left"/>
+            </w:pPr>
+            <w:r>
+              <w:rPr>
+                <w:rFonts w:ascii="맑은 고딕" w:cs="맑은 고딕" w:eastAsia="맑은 고딕" w:hAnsi="맑은 고딕"/>
+                <w:b w:val="false"/>
+                <w:bCs w:val="false"/>
+                <w:color w:val="000000"/>
+                <w:sz w:val="18"/>
+                <w:szCs w:val="18"/>
+              </w:rPr>
+              <w:t xml:space="preserve">약 635초</w:t>
+            </w:r>
+          </w:p>
+        </w:tc>
+        <w:tc>
+          <w:tcPr>
+            <w:tcW w:type="dxa" w:w="1586"/>
+            <w:tcBorders>
+              <w:top w:val="single" w:color="AAAAAA" w:sz="1"/>
+              <w:left w:val="single" w:color="AAAAAA" w:sz="1"/>
+              <w:bottom w:val="single" w:color="AAAAAA" w:sz="1"/>
+              <w:right w:val="single" w:color="AAAAAA" w:sz="1"/>
+            </w:tcBorders>
+            <w:vAlign w:val="center"/>
+          </w:tcPr>
+          <w:p>
+            <w:pPr>
+              <w:spacing w:after="40" w:before="40"/>
+              <w:jc w:val="left"/>
+            </w:pPr>
+            <w:r>
+              <w:rPr>
+                <w:rFonts w:ascii="맑은 고딕" w:cs="맑은 고딕" w:eastAsia="맑은 고딕" w:hAnsi="맑은 고딕"/>
+                <w:b w:val="false"/>
+                <w:bCs w:val="false"/>
+                <w:color w:val="000000"/>
+                <w:sz w:val="18"/>
+                <w:szCs w:val="18"/>
+              </w:rPr>
+              <w:t xml:space="preserve">약 170초</w:t>
+            </w:r>
+          </w:p>
+        </w:tc>
+        <w:tc>
+          <w:tcPr>
+            <w:tcW w:type="dxa" w:w="1586"/>
+            <w:tcBorders>
+              <w:top w:val="single" w:color="AAAAAA" w:sz="1"/>
+              <w:left w:val="single" w:color="AAAAAA" w:sz="1"/>
+              <w:bottom w:val="single" w:color="AAAAAA" w:sz="1"/>
+              <w:right w:val="single" w:color="AAAAAA" w:sz="1"/>
+            </w:tcBorders>
+            <w:vAlign w:val="center"/>
+          </w:tcPr>
+          <w:p>
+            <w:pPr>
+              <w:spacing w:after="40" w:before="40"/>
+              <w:jc w:val="left"/>
+            </w:pPr>
+            <w:r>
+              <w:rPr>
+                <w:rFonts w:ascii="맑은 고딕" w:cs="맑은 고딕" w:eastAsia="맑은 고딕" w:hAnsi="맑은 고딕"/>
+                <w:b w:val="false"/>
+                <w:bCs w:val="false"/>
+                <w:color w:val="000000"/>
+                <w:sz w:val="18"/>
+                <w:szCs w:val="18"/>
+              </w:rPr>
+              <w:t xml:space="preserve">약 73% 감소</w:t>
             </w:r>
           </w:p>
         </w:tc>
@@ -6050,7 +7903,7 @@
       <w:tr>
         <w:tc>
           <w:tcPr>
-            <w:tcW w:type="dxa" w:w="1983"/>
+            <w:tcW w:type="dxa" w:w="1586"/>
             <w:tcBorders>
               <w:top w:val="single" w:color="AAAAAA" w:sz="1"/>
               <w:left w:val="single" w:color="AAAAAA" w:sz="1"/>
@@ -6079,7 +7932,7 @@
         </w:tc>
         <w:tc>
           <w:tcPr>
-            <w:tcW w:type="dxa" w:w="1983"/>
+            <w:tcW w:type="dxa" w:w="1586"/>
             <w:tcBorders>
               <w:top w:val="single" w:color="AAAAAA" w:sz="1"/>
               <w:left w:val="single" w:color="AAAAAA" w:sz="1"/>
@@ -6108,59 +7961,88 @@
         </w:tc>
         <w:tc>
           <w:tcPr>
-            <w:tcW w:type="dxa" w:w="1983"/>
-            <w:tcBorders>
-              <w:top w:val="single" w:color="AAAAAA" w:sz="1"/>
-              <w:left w:val="single" w:color="AAAAAA" w:sz="1"/>
-              <w:bottom w:val="single" w:color="AAAAAA" w:sz="1"/>
-              <w:right w:val="single" w:color="AAAAAA" w:sz="1"/>
-            </w:tcBorders>
-            <w:vAlign w:val="center"/>
-          </w:tcPr>
-          <w:p>
-            <w:pPr>
-              <w:spacing w:after="40" w:before="40"/>
-              <w:jc w:val="left"/>
-            </w:pPr>
-            <w:r>
-              <w:rPr>
-                <w:rFonts w:ascii="맑은 고딕" w:cs="맑은 고딕" w:eastAsia="맑은 고딕" w:hAnsi="맑은 고딕"/>
-                <w:b w:val="false"/>
-                <w:bCs w:val="false"/>
-                <w:color w:val="000000"/>
-                <w:sz w:val="18"/>
-                <w:szCs w:val="18"/>
-              </w:rPr>
-              <w:t xml:space="preserve">40%</w:t>
-            </w:r>
-          </w:p>
-        </w:tc>
-        <w:tc>
-          <w:tcPr>
-            <w:tcW w:type="dxa" w:w="1983"/>
-            <w:tcBorders>
-              <w:top w:val="single" w:color="AAAAAA" w:sz="1"/>
-              <w:left w:val="single" w:color="AAAAAA" w:sz="1"/>
-              <w:bottom w:val="single" w:color="AAAAAA" w:sz="1"/>
-              <w:right w:val="single" w:color="AAAAAA" w:sz="1"/>
-            </w:tcBorders>
-            <w:vAlign w:val="center"/>
-          </w:tcPr>
-          <w:p>
-            <w:pPr>
-              <w:spacing w:after="40" w:before="40"/>
-              <w:jc w:val="left"/>
-            </w:pPr>
-            <w:r>
-              <w:rPr>
-                <w:rFonts w:ascii="맑은 고딕" w:cs="맑은 고딕" w:eastAsia="맑은 고딕" w:hAnsi="맑은 고딕"/>
-                <w:b w:val="false"/>
-                <w:bCs w:val="false"/>
-                <w:color w:val="000000"/>
-                <w:sz w:val="18"/>
-                <w:szCs w:val="18"/>
-              </w:rPr>
-              <w:t xml:space="preserve">Q0 초과, Q1 필요</w:t>
+            <w:tcW w:type="dxa" w:w="1586"/>
+            <w:tcBorders>
+              <w:top w:val="single" w:color="AAAAAA" w:sz="1"/>
+              <w:left w:val="single" w:color="AAAAAA" w:sz="1"/>
+              <w:bottom w:val="single" w:color="AAAAAA" w:sz="1"/>
+              <w:right w:val="single" w:color="AAAAAA" w:sz="1"/>
+            </w:tcBorders>
+            <w:vAlign w:val="center"/>
+          </w:tcPr>
+          <w:p>
+            <w:pPr>
+              <w:spacing w:after="40" w:before="40"/>
+              <w:jc w:val="left"/>
+            </w:pPr>
+            <w:r>
+              <w:rPr>
+                <w:rFonts w:ascii="맑은 고딕" w:cs="맑은 고딕" w:eastAsia="맑은 고딕" w:hAnsi="맑은 고딕"/>
+                <w:b w:val="false"/>
+                <w:bCs w:val="false"/>
+                <w:color w:val="000000"/>
+                <w:sz w:val="18"/>
+                <w:szCs w:val="18"/>
+              </w:rPr>
+              <w:t xml:space="preserve">약 645초</w:t>
+            </w:r>
+          </w:p>
+        </w:tc>
+        <w:tc>
+          <w:tcPr>
+            <w:tcW w:type="dxa" w:w="1586"/>
+            <w:tcBorders>
+              <w:top w:val="single" w:color="AAAAAA" w:sz="1"/>
+              <w:left w:val="single" w:color="AAAAAA" w:sz="1"/>
+              <w:bottom w:val="single" w:color="AAAAAA" w:sz="1"/>
+              <w:right w:val="single" w:color="AAAAAA" w:sz="1"/>
+            </w:tcBorders>
+            <w:vAlign w:val="center"/>
+          </w:tcPr>
+          <w:p>
+            <w:pPr>
+              <w:spacing w:after="40" w:before="40"/>
+              <w:jc w:val="left"/>
+            </w:pPr>
+            <w:r>
+              <w:rPr>
+                <w:rFonts w:ascii="맑은 고딕" w:cs="맑은 고딕" w:eastAsia="맑은 고딕" w:hAnsi="맑은 고딕"/>
+                <w:b w:val="false"/>
+                <w:bCs w:val="false"/>
+                <w:color w:val="000000"/>
+                <w:sz w:val="18"/>
+                <w:szCs w:val="18"/>
+              </w:rPr>
+              <w:t xml:space="preserve">약 729초</w:t>
+            </w:r>
+          </w:p>
+        </w:tc>
+        <w:tc>
+          <w:tcPr>
+            <w:tcW w:type="dxa" w:w="1586"/>
+            <w:tcBorders>
+              <w:top w:val="single" w:color="AAAAAA" w:sz="1"/>
+              <w:left w:val="single" w:color="AAAAAA" w:sz="1"/>
+              <w:bottom w:val="single" w:color="AAAAAA" w:sz="1"/>
+              <w:right w:val="single" w:color="AAAAAA" w:sz="1"/>
+            </w:tcBorders>
+            <w:vAlign w:val="center"/>
+          </w:tcPr>
+          <w:p>
+            <w:pPr>
+              <w:spacing w:after="40" w:before="40"/>
+              <w:jc w:val="left"/>
+            </w:pPr>
+            <w:r>
+              <w:rPr>
+                <w:rFonts w:ascii="맑은 고딕" w:cs="맑은 고딕" w:eastAsia="맑은 고딕" w:hAnsi="맑은 고딕"/>
+                <w:b w:val="false"/>
+                <w:bCs w:val="false"/>
+                <w:color w:val="000000"/>
+                <w:sz w:val="18"/>
+                <w:szCs w:val="18"/>
+              </w:rPr>
+              <w:t xml:space="preserve">약 13% 증가</w:t>
             </w:r>
           </w:p>
         </w:tc>
@@ -6168,7 +8050,7 @@
       <w:tr>
         <w:tc>
           <w:tcPr>
-            <w:tcW w:type="dxa" w:w="1983"/>
+            <w:tcW w:type="dxa" w:w="1586"/>
             <w:tcBorders>
               <w:top w:val="single" w:color="AAAAAA" w:sz="1"/>
               <w:left w:val="single" w:color="AAAAAA" w:sz="1"/>
@@ -6197,7 +8079,7 @@
         </w:tc>
         <w:tc>
           <w:tcPr>
-            <w:tcW w:type="dxa" w:w="1983"/>
+            <w:tcW w:type="dxa" w:w="1586"/>
             <w:tcBorders>
               <w:top w:val="single" w:color="AAAAAA" w:sz="1"/>
               <w:left w:val="single" w:color="AAAAAA" w:sz="1"/>
@@ -6226,59 +8108,88 @@
         </w:tc>
         <w:tc>
           <w:tcPr>
-            <w:tcW w:type="dxa" w:w="1983"/>
-            <w:tcBorders>
-              <w:top w:val="single" w:color="AAAAAA" w:sz="1"/>
-              <w:left w:val="single" w:color="AAAAAA" w:sz="1"/>
-              <w:bottom w:val="single" w:color="AAAAAA" w:sz="1"/>
-              <w:right w:val="single" w:color="AAAAAA" w:sz="1"/>
-            </w:tcBorders>
-            <w:vAlign w:val="center"/>
-          </w:tcPr>
-          <w:p>
-            <w:pPr>
-              <w:spacing w:after="40" w:before="40"/>
-              <w:jc w:val="left"/>
-            </w:pPr>
-            <w:r>
-              <w:rPr>
-                <w:rFonts w:ascii="맑은 고딕" w:cs="맑은 고딕" w:eastAsia="맑은 고딕" w:hAnsi="맑은 고딕"/>
-                <w:b w:val="false"/>
-                <w:bCs w:val="false"/>
-                <w:color w:val="000000"/>
-                <w:sz w:val="18"/>
-                <w:szCs w:val="18"/>
-              </w:rPr>
-              <w:t xml:space="preserve">20%</w:t>
-            </w:r>
-          </w:p>
-        </w:tc>
-        <w:tc>
-          <w:tcPr>
-            <w:tcW w:type="dxa" w:w="1983"/>
-            <w:tcBorders>
-              <w:top w:val="single" w:color="AAAAAA" w:sz="1"/>
-              <w:left w:val="single" w:color="AAAAAA" w:sz="1"/>
-              <w:bottom w:val="single" w:color="AAAAAA" w:sz="1"/>
-              <w:right w:val="single" w:color="AAAAAA" w:sz="1"/>
-            </w:tcBorders>
-            <w:vAlign w:val="center"/>
-          </w:tcPr>
-          <w:p>
-            <w:pPr>
-              <w:spacing w:after="40" w:before="40"/>
-              <w:jc w:val="left"/>
-            </w:pPr>
-            <w:r>
-              <w:rPr>
-                <w:rFonts w:ascii="맑은 고딕" w:cs="맑은 고딕" w:eastAsia="맑은 고딕" w:hAnsi="맑은 고딕"/>
-                <w:b w:val="false"/>
-                <w:bCs w:val="false"/>
-                <w:color w:val="000000"/>
-                <w:sz w:val="18"/>
-                <w:szCs w:val="18"/>
-              </w:rPr>
-              <w:t xml:space="preserve">Q1 초과, Q2 이상 필요</w:t>
+            <w:tcW w:type="dxa" w:w="1586"/>
+            <w:tcBorders>
+              <w:top w:val="single" w:color="AAAAAA" w:sz="1"/>
+              <w:left w:val="single" w:color="AAAAAA" w:sz="1"/>
+              <w:bottom w:val="single" w:color="AAAAAA" w:sz="1"/>
+              <w:right w:val="single" w:color="AAAAAA" w:sz="1"/>
+            </w:tcBorders>
+            <w:vAlign w:val="center"/>
+          </w:tcPr>
+          <w:p>
+            <w:pPr>
+              <w:spacing w:after="40" w:before="40"/>
+              <w:jc w:val="left"/>
+            </w:pPr>
+            <w:r>
+              <w:rPr>
+                <w:rFonts w:ascii="맑은 고딕" w:cs="맑은 고딕" w:eastAsia="맑은 고딕" w:hAnsi="맑은 고딕"/>
+                <w:b w:val="false"/>
+                <w:bCs w:val="false"/>
+                <w:color w:val="000000"/>
+                <w:sz w:val="18"/>
+                <w:szCs w:val="18"/>
+              </w:rPr>
+              <w:t xml:space="preserve">약 650초</w:t>
+            </w:r>
+          </w:p>
+        </w:tc>
+        <w:tc>
+          <w:tcPr>
+            <w:tcW w:type="dxa" w:w="1586"/>
+            <w:tcBorders>
+              <w:top w:val="single" w:color="AAAAAA" w:sz="1"/>
+              <w:left w:val="single" w:color="AAAAAA" w:sz="1"/>
+              <w:bottom w:val="single" w:color="AAAAAA" w:sz="1"/>
+              <w:right w:val="single" w:color="AAAAAA" w:sz="1"/>
+            </w:tcBorders>
+            <w:vAlign w:val="center"/>
+          </w:tcPr>
+          <w:p>
+            <w:pPr>
+              <w:spacing w:after="40" w:before="40"/>
+              <w:jc w:val="left"/>
+            </w:pPr>
+            <w:r>
+              <w:rPr>
+                <w:rFonts w:ascii="맑은 고딕" w:cs="맑은 고딕" w:eastAsia="맑은 고딕" w:hAnsi="맑은 고딕"/>
+                <w:b w:val="false"/>
+                <w:bCs w:val="false"/>
+                <w:color w:val="000000"/>
+                <w:sz w:val="18"/>
+                <w:szCs w:val="18"/>
+              </w:rPr>
+              <w:t xml:space="preserve">약 1,226초</w:t>
+            </w:r>
+          </w:p>
+        </w:tc>
+        <w:tc>
+          <w:tcPr>
+            <w:tcW w:type="dxa" w:w="1586"/>
+            <w:tcBorders>
+              <w:top w:val="single" w:color="AAAAAA" w:sz="1"/>
+              <w:left w:val="single" w:color="AAAAAA" w:sz="1"/>
+              <w:bottom w:val="single" w:color="AAAAAA" w:sz="1"/>
+              <w:right w:val="single" w:color="AAAAAA" w:sz="1"/>
+            </w:tcBorders>
+            <w:vAlign w:val="center"/>
+          </w:tcPr>
+          <w:p>
+            <w:pPr>
+              <w:spacing w:after="40" w:before="40"/>
+              <w:jc w:val="left"/>
+            </w:pPr>
+            <w:r>
+              <w:rPr>
+                <w:rFonts w:ascii="맑은 고딕" w:cs="맑은 고딕" w:eastAsia="맑은 고딕" w:hAnsi="맑은 고딕"/>
+                <w:b w:val="false"/>
+                <w:bCs w:val="false"/>
+                <w:color w:val="000000"/>
+                <w:sz w:val="18"/>
+                <w:szCs w:val="18"/>
+              </w:rPr>
+              <w:t xml:space="preserve">약 89% 증가</w:t>
             </w:r>
           </w:p>
         </w:tc>
@@ -6291,698 +8202,6 @@
     </w:p>
     <w:p>
       <w:pPr>
-        <w:spacing w:after="120" w:line="240"/>
-      </w:pPr>
-      <w:r>
-        <w:rPr>
-          <w:rFonts w:ascii="맑은 고딕" w:cs="맑은 고딕" w:eastAsia="맑은 고딕" w:hAnsi="맑은 고딕"/>
-          <w:color w:val="000000"/>
-          <w:sz w:val="20"/>
-          <w:szCs w:val="20"/>
-        </w:rPr>
-        <w:t xml:space="preserve">Short는 최상위 큐에서 완료되고 Medium과 Long은 시간 할당량 초과로 하위 큐로 강등되도록 설계하였다. 버스트(Burst, 짧은 시간에 여러 요청이 동시에 몰리는 상황) 도착 패턴은 대기열에 요청이 쌓인 상태에서 스케줄러가 순서를 정하도록 유도한다. 이를 위해 20건씩 동시에 큐에 넣었다. 모든 실험에서 요청은 1건씩 순차 처리된다. JFI 계산 방식의 차이는 5.5절에서 다루며, 대규모 환경은 향후 연구 과제로 남긴다 (7.2절).</w:t>
-      </w:r>
-    </w:p>
-    <w:p>
-      <w:pPr>
-        <w:spacing w:after="130" w:before="220" w:line="240"/>
-      </w:pPr>
-      <w:r>
-        <w:rPr>
-          <w:rFonts w:ascii="맑은 고딕" w:cs="맑은 고딕" w:eastAsia="맑은 고딕" w:hAnsi="맑은 고딕"/>
-          <w:b/>
-          <w:bCs/>
-          <w:color w:val="333333"/>
-          <w:sz w:val="24"/>
-          <w:szCs w:val="24"/>
-        </w:rPr>
-        <w:t xml:space="preserve">5.2 기본 실험 결과 (500건)</w:t>
-      </w:r>
-    </w:p>
-    <w:p>
-      <w:pPr>
-        <w:spacing w:after="120" w:line="240"/>
-      </w:pPr>
-      <w:r>
-        <w:rPr>
-          <w:rFonts w:ascii="맑은 고딕" w:cs="맑은 고딕" w:eastAsia="맑은 고딕" w:hAnsi="맑은 고딕"/>
-          <w:color w:val="000000"/>
-          <w:sz w:val="20"/>
-          <w:szCs w:val="20"/>
-        </w:rPr>
-        <w:t xml:space="preserve">네 가지 알고리즘을 같은 500건 요청에 대해 실행한 결과는 표 7 및 그림 5와 같다.</w:t>
-      </w:r>
-    </w:p>
-    <w:p>
-      <w:pPr>
-        <w:spacing w:after="80" w:line="240"/>
-      </w:pPr>
-      <w:r>
-        <w:rPr>
-          <w:rFonts w:ascii="맑은 고딕" w:cs="맑은 고딕" w:eastAsia="맑은 고딕" w:hAnsi="맑은 고딕"/>
-          <w:b/>
-          <w:bCs/>
-          <w:color w:val="000000"/>
-          <w:sz w:val="20"/>
-          <w:szCs w:val="20"/>
-        </w:rPr>
-        <w:t xml:space="preserve">표 7. 알고리즘별 성능 비교 (500건, 지표: 대기시간 기준)</w:t>
-      </w:r>
-    </w:p>
-    <w:tbl>
-      <w:tblPr>
-        <w:tblW w:type="auto" w:w="100"/>
-        <w:tblBorders>
-          <w:top w:val="single" w:color="auto" w:sz="4"/>
-          <w:left w:val="single" w:color="auto" w:sz="4"/>
-          <w:bottom w:val="single" w:color="auto" w:sz="4"/>
-          <w:right w:val="single" w:color="auto" w:sz="4"/>
-          <w:insideH w:val="single" w:color="auto" w:sz="4"/>
-          <w:insideV w:val="single" w:color="auto" w:sz="4"/>
-        </w:tblBorders>
-      </w:tblPr>
-      <w:tblGrid>
-        <w:gridCol w:w="1983"/>
-        <w:gridCol w:w="1983"/>
-        <w:gridCol w:w="1983"/>
-        <w:gridCol w:w="1983"/>
-      </w:tblGrid>
-      <w:tr>
-        <w:tc>
-          <w:tcPr>
-            <w:tcW w:type="dxa" w:w="1983"/>
-            <w:tcBorders>
-              <w:top w:val="single" w:color="AAAAAA" w:sz="1"/>
-              <w:left w:val="single" w:color="AAAAAA" w:sz="1"/>
-              <w:bottom w:val="single" w:color="AAAAAA" w:sz="1"/>
-              <w:right w:val="single" w:color="AAAAAA" w:sz="1"/>
-            </w:tcBorders>
-            <w:shd w:fill="D9E2F3" w:val="clear"/>
-            <w:vAlign w:val="center"/>
-          </w:tcPr>
-          <w:p>
-            <w:pPr>
-              <w:spacing w:after="40" w:before="40"/>
-              <w:jc w:val="center"/>
-            </w:pPr>
-            <w:r>
-              <w:rPr>
-                <w:rFonts w:ascii="맑은 고딕" w:cs="맑은 고딕" w:eastAsia="맑은 고딕" w:hAnsi="맑은 고딕"/>
-                <w:b/>
-                <w:bCs/>
-                <w:color w:val="000000"/>
-                <w:sz w:val="18"/>
-                <w:szCs w:val="18"/>
-              </w:rPr>
-              <w:t xml:space="preserve">스케줄러</w:t>
-            </w:r>
-          </w:p>
-        </w:tc>
-        <w:tc>
-          <w:tcPr>
-            <w:tcW w:type="dxa" w:w="1983"/>
-            <w:tcBorders>
-              <w:top w:val="single" w:color="AAAAAA" w:sz="1"/>
-              <w:left w:val="single" w:color="AAAAAA" w:sz="1"/>
-              <w:bottom w:val="single" w:color="AAAAAA" w:sz="1"/>
-              <w:right w:val="single" w:color="AAAAAA" w:sz="1"/>
-            </w:tcBorders>
-            <w:shd w:fill="D9E2F3" w:val="clear"/>
-            <w:vAlign w:val="center"/>
-          </w:tcPr>
-          <w:p>
-            <w:pPr>
-              <w:spacing w:after="40" w:before="40"/>
-              <w:jc w:val="center"/>
-            </w:pPr>
-            <w:r>
-              <w:rPr>
-                <w:rFonts w:ascii="맑은 고딕" w:cs="맑은 고딕" w:eastAsia="맑은 고딕" w:hAnsi="맑은 고딕"/>
-                <w:b/>
-                <w:bCs/>
-                <w:color w:val="000000"/>
-                <w:sz w:val="18"/>
-                <w:szCs w:val="18"/>
-              </w:rPr>
-              <w:t xml:space="preserve">평균 대기시간</w:t>
-            </w:r>
-          </w:p>
-        </w:tc>
-        <w:tc>
-          <w:tcPr>
-            <w:tcW w:type="dxa" w:w="1983"/>
-            <w:tcBorders>
-              <w:top w:val="single" w:color="AAAAAA" w:sz="1"/>
-              <w:left w:val="single" w:color="AAAAAA" w:sz="1"/>
-              <w:bottom w:val="single" w:color="AAAAAA" w:sz="1"/>
-              <w:right w:val="single" w:color="AAAAAA" w:sz="1"/>
-            </w:tcBorders>
-            <w:shd w:fill="D9E2F3" w:val="clear"/>
-            <w:vAlign w:val="center"/>
-          </w:tcPr>
-          <w:p>
-            <w:pPr>
-              <w:spacing w:after="40" w:before="40"/>
-              <w:jc w:val="center"/>
-            </w:pPr>
-            <w:r>
-              <w:rPr>
-                <w:rFonts w:ascii="맑은 고딕" w:cs="맑은 고딕" w:eastAsia="맑은 고딕" w:hAnsi="맑은 고딕"/>
-                <w:b/>
-                <w:bCs/>
-                <w:color w:val="000000"/>
-                <w:sz w:val="18"/>
-                <w:szCs w:val="18"/>
-              </w:rPr>
-              <w:t xml:space="preserve">처리량(req/s)</w:t>
-            </w:r>
-          </w:p>
-        </w:tc>
-        <w:tc>
-          <w:tcPr>
-            <w:tcW w:type="dxa" w:w="1983"/>
-            <w:tcBorders>
-              <w:top w:val="single" w:color="AAAAAA" w:sz="1"/>
-              <w:left w:val="single" w:color="AAAAAA" w:sz="1"/>
-              <w:bottom w:val="single" w:color="AAAAAA" w:sz="1"/>
-              <w:right w:val="single" w:color="AAAAAA" w:sz="1"/>
-            </w:tcBorders>
-            <w:shd w:fill="D9E2F3" w:val="clear"/>
-            <w:vAlign w:val="center"/>
-          </w:tcPr>
-          <w:p>
-            <w:pPr>
-              <w:spacing w:after="40" w:before="40"/>
-              <w:jc w:val="center"/>
-            </w:pPr>
-            <w:r>
-              <w:rPr>
-                <w:rFonts w:ascii="맑은 고딕" w:cs="맑은 고딕" w:eastAsia="맑은 고딕" w:hAnsi="맑은 고딕"/>
-                <w:b/>
-                <w:bCs/>
-                <w:color w:val="000000"/>
-                <w:sz w:val="18"/>
-                <w:szCs w:val="18"/>
-              </w:rPr>
-              <w:t xml:space="preserve">JFI</w:t>
-            </w:r>
-          </w:p>
-        </w:tc>
-      </w:tr>
-      <w:tr>
-        <w:tc>
-          <w:tcPr>
-            <w:tcW w:type="dxa" w:w="1983"/>
-            <w:tcBorders>
-              <w:top w:val="single" w:color="AAAAAA" w:sz="1"/>
-              <w:left w:val="single" w:color="AAAAAA" w:sz="1"/>
-              <w:bottom w:val="single" w:color="AAAAAA" w:sz="1"/>
-              <w:right w:val="single" w:color="AAAAAA" w:sz="1"/>
-            </w:tcBorders>
-            <w:vAlign w:val="center"/>
-          </w:tcPr>
-          <w:p>
-            <w:pPr>
-              <w:spacing w:after="40" w:before="40"/>
-              <w:jc w:val="left"/>
-            </w:pPr>
-            <w:r>
-              <w:rPr>
-                <w:rFonts w:ascii="맑은 고딕" w:cs="맑은 고딕" w:eastAsia="맑은 고딕" w:hAnsi="맑은 고딕"/>
-                <w:b w:val="false"/>
-                <w:bCs w:val="false"/>
-                <w:color w:val="000000"/>
-                <w:sz w:val="18"/>
-                <w:szCs w:val="18"/>
-              </w:rPr>
-              <w:t xml:space="preserve">FCFS</w:t>
-            </w:r>
-          </w:p>
-        </w:tc>
-        <w:tc>
-          <w:tcPr>
-            <w:tcW w:type="dxa" w:w="1983"/>
-            <w:tcBorders>
-              <w:top w:val="single" w:color="AAAAAA" w:sz="1"/>
-              <w:left w:val="single" w:color="AAAAAA" w:sz="1"/>
-              <w:bottom w:val="single" w:color="AAAAAA" w:sz="1"/>
-              <w:right w:val="single" w:color="AAAAAA" w:sz="1"/>
-            </w:tcBorders>
-            <w:vAlign w:val="center"/>
-          </w:tcPr>
-          <w:p>
-            <w:pPr>
-              <w:spacing w:after="40" w:before="40"/>
-              <w:jc w:val="left"/>
-            </w:pPr>
-            <w:r>
-              <w:rPr>
-                <w:rFonts w:ascii="맑은 고딕" w:cs="맑은 고딕" w:eastAsia="맑은 고딕" w:hAnsi="맑은 고딕"/>
-                <w:b w:val="false"/>
-                <w:bCs w:val="false"/>
-                <w:color w:val="000000"/>
-                <w:sz w:val="18"/>
-                <w:szCs w:val="18"/>
-              </w:rPr>
-              <w:t xml:space="preserve">약 12,203ms</w:t>
-            </w:r>
-          </w:p>
-        </w:tc>
-        <w:tc>
-          <w:tcPr>
-            <w:tcW w:type="dxa" w:w="1983"/>
-            <w:tcBorders>
-              <w:top w:val="single" w:color="AAAAAA" w:sz="1"/>
-              <w:left w:val="single" w:color="AAAAAA" w:sz="1"/>
-              <w:bottom w:val="single" w:color="AAAAAA" w:sz="1"/>
-              <w:right w:val="single" w:color="AAAAAA" w:sz="1"/>
-            </w:tcBorders>
-            <w:vAlign w:val="center"/>
-          </w:tcPr>
-          <w:p>
-            <w:pPr>
-              <w:spacing w:after="40" w:before="40"/>
-              <w:jc w:val="left"/>
-            </w:pPr>
-            <w:r>
-              <w:rPr>
-                <w:rFonts w:ascii="맑은 고딕" w:cs="맑은 고딕" w:eastAsia="맑은 고딕" w:hAnsi="맑은 고딕"/>
-                <w:b w:val="false"/>
-                <w:bCs w:val="false"/>
-                <w:color w:val="000000"/>
-                <w:sz w:val="18"/>
-                <w:szCs w:val="18"/>
-              </w:rPr>
-              <w:t xml:space="preserve">약 18.72</w:t>
-            </w:r>
-          </w:p>
-        </w:tc>
-        <w:tc>
-          <w:tcPr>
-            <w:tcW w:type="dxa" w:w="1983"/>
-            <w:tcBorders>
-              <w:top w:val="single" w:color="AAAAAA" w:sz="1"/>
-              <w:left w:val="single" w:color="AAAAAA" w:sz="1"/>
-              <w:bottom w:val="single" w:color="AAAAAA" w:sz="1"/>
-              <w:right w:val="single" w:color="AAAAAA" w:sz="1"/>
-            </w:tcBorders>
-            <w:vAlign w:val="center"/>
-          </w:tcPr>
-          <w:p>
-            <w:pPr>
-              <w:spacing w:after="40" w:before="40"/>
-              <w:jc w:val="left"/>
-            </w:pPr>
-            <w:r>
-              <w:rPr>
-                <w:rFonts w:ascii="맑은 고딕" w:cs="맑은 고딕" w:eastAsia="맑은 고딕" w:hAnsi="맑은 고딕"/>
-                <w:b w:val="false"/>
-                <w:bCs w:val="false"/>
-                <w:color w:val="000000"/>
-                <w:sz w:val="18"/>
-                <w:szCs w:val="18"/>
-              </w:rPr>
-              <w:t xml:space="preserve">1.000</w:t>
-            </w:r>
-          </w:p>
-        </w:tc>
-      </w:tr>
-      <w:tr>
-        <w:tc>
-          <w:tcPr>
-            <w:tcW w:type="dxa" w:w="1983"/>
-            <w:tcBorders>
-              <w:top w:val="single" w:color="AAAAAA" w:sz="1"/>
-              <w:left w:val="single" w:color="AAAAAA" w:sz="1"/>
-              <w:bottom w:val="single" w:color="AAAAAA" w:sz="1"/>
-              <w:right w:val="single" w:color="AAAAAA" w:sz="1"/>
-            </w:tcBorders>
-            <w:vAlign w:val="center"/>
-          </w:tcPr>
-          <w:p>
-            <w:pPr>
-              <w:spacing w:after="40" w:before="40"/>
-              <w:jc w:val="left"/>
-            </w:pPr>
-            <w:r>
-              <w:rPr>
-                <w:rFonts w:ascii="맑은 고딕" w:cs="맑은 고딕" w:eastAsia="맑은 고딕" w:hAnsi="맑은 고딕"/>
-                <w:b w:val="false"/>
-                <w:bCs w:val="false"/>
-                <w:color w:val="000000"/>
-                <w:sz w:val="18"/>
-                <w:szCs w:val="18"/>
-              </w:rPr>
-              <w:t xml:space="preserve">Priority</w:t>
-            </w:r>
-          </w:p>
-        </w:tc>
-        <w:tc>
-          <w:tcPr>
-            <w:tcW w:type="dxa" w:w="1983"/>
-            <w:tcBorders>
-              <w:top w:val="single" w:color="AAAAAA" w:sz="1"/>
-              <w:left w:val="single" w:color="AAAAAA" w:sz="1"/>
-              <w:bottom w:val="single" w:color="AAAAAA" w:sz="1"/>
-              <w:right w:val="single" w:color="AAAAAA" w:sz="1"/>
-            </w:tcBorders>
-            <w:vAlign w:val="center"/>
-          </w:tcPr>
-          <w:p>
-            <w:pPr>
-              <w:spacing w:after="40" w:before="40"/>
-              <w:jc w:val="left"/>
-            </w:pPr>
-            <w:r>
-              <w:rPr>
-                <w:rFonts w:ascii="맑은 고딕" w:cs="맑은 고딕" w:eastAsia="맑은 고딕" w:hAnsi="맑은 고딕"/>
-                <w:b w:val="false"/>
-                <w:bCs w:val="false"/>
-                <w:color w:val="000000"/>
-                <w:sz w:val="18"/>
-                <w:szCs w:val="18"/>
-              </w:rPr>
-              <w:t xml:space="preserve">약 12,419ms</w:t>
-            </w:r>
-          </w:p>
-        </w:tc>
-        <w:tc>
-          <w:tcPr>
-            <w:tcW w:type="dxa" w:w="1983"/>
-            <w:tcBorders>
-              <w:top w:val="single" w:color="AAAAAA" w:sz="1"/>
-              <w:left w:val="single" w:color="AAAAAA" w:sz="1"/>
-              <w:bottom w:val="single" w:color="AAAAAA" w:sz="1"/>
-              <w:right w:val="single" w:color="AAAAAA" w:sz="1"/>
-            </w:tcBorders>
-            <w:vAlign w:val="center"/>
-          </w:tcPr>
-          <w:p>
-            <w:pPr>
-              <w:spacing w:after="40" w:before="40"/>
-              <w:jc w:val="left"/>
-            </w:pPr>
-            <w:r>
-              <w:rPr>
-                <w:rFonts w:ascii="맑은 고딕" w:cs="맑은 고딕" w:eastAsia="맑은 고딕" w:hAnsi="맑은 고딕"/>
-                <w:b w:val="false"/>
-                <w:bCs w:val="false"/>
-                <w:color w:val="000000"/>
-                <w:sz w:val="18"/>
-                <w:szCs w:val="18"/>
-              </w:rPr>
-              <w:t xml:space="preserve">약 18.56</w:t>
-            </w:r>
-          </w:p>
-        </w:tc>
-        <w:tc>
-          <w:tcPr>
-            <w:tcW w:type="dxa" w:w="1983"/>
-            <w:tcBorders>
-              <w:top w:val="single" w:color="AAAAAA" w:sz="1"/>
-              <w:left w:val="single" w:color="AAAAAA" w:sz="1"/>
-              <w:bottom w:val="single" w:color="AAAAAA" w:sz="1"/>
-              <w:right w:val="single" w:color="AAAAAA" w:sz="1"/>
-            </w:tcBorders>
-            <w:vAlign w:val="center"/>
-          </w:tcPr>
-          <w:p>
-            <w:pPr>
-              <w:spacing w:after="40" w:before="40"/>
-              <w:jc w:val="left"/>
-            </w:pPr>
-            <w:r>
-              <w:rPr>
-                <w:rFonts w:ascii="맑은 고딕" w:cs="맑은 고딕" w:eastAsia="맑은 고딕" w:hAnsi="맑은 고딕"/>
-                <w:b w:val="false"/>
-                <w:bCs w:val="false"/>
-                <w:color w:val="000000"/>
-                <w:sz w:val="18"/>
-                <w:szCs w:val="18"/>
-              </w:rPr>
-              <w:t xml:space="preserve">1.000</w:t>
-            </w:r>
-          </w:p>
-        </w:tc>
-      </w:tr>
-      <w:tr>
-        <w:tc>
-          <w:tcPr>
-            <w:tcW w:type="dxa" w:w="1983"/>
-            <w:tcBorders>
-              <w:top w:val="single" w:color="AAAAAA" w:sz="1"/>
-              <w:left w:val="single" w:color="AAAAAA" w:sz="1"/>
-              <w:bottom w:val="single" w:color="AAAAAA" w:sz="1"/>
-              <w:right w:val="single" w:color="AAAAAA" w:sz="1"/>
-            </w:tcBorders>
-            <w:vAlign w:val="center"/>
-          </w:tcPr>
-          <w:p>
-            <w:pPr>
-              <w:spacing w:after="40" w:before="40"/>
-              <w:jc w:val="left"/>
-            </w:pPr>
-            <w:r>
-              <w:rPr>
-                <w:rFonts w:ascii="맑은 고딕" w:cs="맑은 고딕" w:eastAsia="맑은 고딕" w:hAnsi="맑은 고딕"/>
-                <w:b w:val="false"/>
-                <w:bCs w:val="false"/>
-                <w:color w:val="000000"/>
-                <w:sz w:val="18"/>
-                <w:szCs w:val="18"/>
-              </w:rPr>
-              <w:t xml:space="preserve">MLFQ (비선점형)</w:t>
-            </w:r>
-          </w:p>
-        </w:tc>
-        <w:tc>
-          <w:tcPr>
-            <w:tcW w:type="dxa" w:w="1983"/>
-            <w:tcBorders>
-              <w:top w:val="single" w:color="AAAAAA" w:sz="1"/>
-              <w:left w:val="single" w:color="AAAAAA" w:sz="1"/>
-              <w:bottom w:val="single" w:color="AAAAAA" w:sz="1"/>
-              <w:right w:val="single" w:color="AAAAAA" w:sz="1"/>
-            </w:tcBorders>
-            <w:vAlign w:val="center"/>
-          </w:tcPr>
-          <w:p>
-            <w:pPr>
-              <w:spacing w:after="40" w:before="40"/>
-              <w:jc w:val="left"/>
-            </w:pPr>
-            <w:r>
-              <w:rPr>
-                <w:rFonts w:ascii="맑은 고딕" w:cs="맑은 고딕" w:eastAsia="맑은 고딕" w:hAnsi="맑은 고딕"/>
-                <w:b w:val="false"/>
-                <w:bCs w:val="false"/>
-                <w:color w:val="000000"/>
-                <w:sz w:val="18"/>
-                <w:szCs w:val="18"/>
-              </w:rPr>
-              <w:t xml:space="preserve">약 12,203ms</w:t>
-            </w:r>
-          </w:p>
-        </w:tc>
-        <w:tc>
-          <w:tcPr>
-            <w:tcW w:type="dxa" w:w="1983"/>
-            <w:tcBorders>
-              <w:top w:val="single" w:color="AAAAAA" w:sz="1"/>
-              <w:left w:val="single" w:color="AAAAAA" w:sz="1"/>
-              <w:bottom w:val="single" w:color="AAAAAA" w:sz="1"/>
-              <w:right w:val="single" w:color="AAAAAA" w:sz="1"/>
-            </w:tcBorders>
-            <w:vAlign w:val="center"/>
-          </w:tcPr>
-          <w:p>
-            <w:pPr>
-              <w:spacing w:after="40" w:before="40"/>
-              <w:jc w:val="left"/>
-            </w:pPr>
-            <w:r>
-              <w:rPr>
-                <w:rFonts w:ascii="맑은 고딕" w:cs="맑은 고딕" w:eastAsia="맑은 고딕" w:hAnsi="맑은 고딕"/>
-                <w:b w:val="false"/>
-                <w:bCs w:val="false"/>
-                <w:color w:val="000000"/>
-                <w:sz w:val="18"/>
-                <w:szCs w:val="18"/>
-              </w:rPr>
-              <w:t xml:space="preserve">약 18.72</w:t>
-            </w:r>
-          </w:p>
-        </w:tc>
-        <w:tc>
-          <w:tcPr>
-            <w:tcW w:type="dxa" w:w="1983"/>
-            <w:tcBorders>
-              <w:top w:val="single" w:color="AAAAAA" w:sz="1"/>
-              <w:left w:val="single" w:color="AAAAAA" w:sz="1"/>
-              <w:bottom w:val="single" w:color="AAAAAA" w:sz="1"/>
-              <w:right w:val="single" w:color="AAAAAA" w:sz="1"/>
-            </w:tcBorders>
-            <w:vAlign w:val="center"/>
-          </w:tcPr>
-          <w:p>
-            <w:pPr>
-              <w:spacing w:after="40" w:before="40"/>
-              <w:jc w:val="left"/>
-            </w:pPr>
-            <w:r>
-              <w:rPr>
-                <w:rFonts w:ascii="맑은 고딕" w:cs="맑은 고딕" w:eastAsia="맑은 고딕" w:hAnsi="맑은 고딕"/>
-                <w:b w:val="false"/>
-                <w:bCs w:val="false"/>
-                <w:color w:val="000000"/>
-                <w:sz w:val="18"/>
-                <w:szCs w:val="18"/>
-              </w:rPr>
-              <w:t xml:space="preserve">1.000</w:t>
-            </w:r>
-          </w:p>
-        </w:tc>
-      </w:tr>
-      <w:tr>
-        <w:tc>
-          <w:tcPr>
-            <w:tcW w:type="dxa" w:w="1983"/>
-            <w:tcBorders>
-              <w:top w:val="single" w:color="AAAAAA" w:sz="1"/>
-              <w:left w:val="single" w:color="AAAAAA" w:sz="1"/>
-              <w:bottom w:val="single" w:color="AAAAAA" w:sz="1"/>
-              <w:right w:val="single" w:color="AAAAAA" w:sz="1"/>
-            </w:tcBorders>
-            <w:vAlign w:val="center"/>
-          </w:tcPr>
-          <w:p>
-            <w:pPr>
-              <w:spacing w:after="40" w:before="40"/>
-              <w:jc w:val="left"/>
-            </w:pPr>
-            <w:r>
-              <w:rPr>
-                <w:rFonts w:ascii="맑은 고딕" w:cs="맑은 고딕" w:eastAsia="맑은 고딕" w:hAnsi="맑은 고딕"/>
-                <w:b w:val="false"/>
-                <w:bCs w:val="false"/>
-                <w:color w:val="000000"/>
-                <w:sz w:val="18"/>
-                <w:szCs w:val="18"/>
-              </w:rPr>
-              <w:t xml:space="preserve">WFQ</w:t>
-            </w:r>
-          </w:p>
-        </w:tc>
-        <w:tc>
-          <w:tcPr>
-            <w:tcW w:type="dxa" w:w="1983"/>
-            <w:tcBorders>
-              <w:top w:val="single" w:color="AAAAAA" w:sz="1"/>
-              <w:left w:val="single" w:color="AAAAAA" w:sz="1"/>
-              <w:bottom w:val="single" w:color="AAAAAA" w:sz="1"/>
-              <w:right w:val="single" w:color="AAAAAA" w:sz="1"/>
-            </w:tcBorders>
-            <w:vAlign w:val="center"/>
-          </w:tcPr>
-          <w:p>
-            <w:pPr>
-              <w:spacing w:after="40" w:before="40"/>
-              <w:jc w:val="left"/>
-            </w:pPr>
-            <w:r>
-              <w:rPr>
-                <w:rFonts w:ascii="맑은 고딕" w:cs="맑은 고딕" w:eastAsia="맑은 고딕" w:hAnsi="맑은 고딕"/>
-                <w:b w:val="false"/>
-                <w:bCs w:val="false"/>
-                <w:color w:val="000000"/>
-                <w:sz w:val="18"/>
-                <w:szCs w:val="18"/>
-              </w:rPr>
-              <w:t xml:space="preserve">약 11,846ms</w:t>
-            </w:r>
-          </w:p>
-        </w:tc>
-        <w:tc>
-          <w:tcPr>
-            <w:tcW w:type="dxa" w:w="1983"/>
-            <w:tcBorders>
-              <w:top w:val="single" w:color="AAAAAA" w:sz="1"/>
-              <w:left w:val="single" w:color="AAAAAA" w:sz="1"/>
-              <w:bottom w:val="single" w:color="AAAAAA" w:sz="1"/>
-              <w:right w:val="single" w:color="AAAAAA" w:sz="1"/>
-            </w:tcBorders>
-            <w:vAlign w:val="center"/>
-          </w:tcPr>
-          <w:p>
-            <w:pPr>
-              <w:spacing w:after="40" w:before="40"/>
-              <w:jc w:val="left"/>
-            </w:pPr>
-            <w:r>
-              <w:rPr>
-                <w:rFonts w:ascii="맑은 고딕" w:cs="맑은 고딕" w:eastAsia="맑은 고딕" w:hAnsi="맑은 고딕"/>
-                <w:b w:val="false"/>
-                <w:bCs w:val="false"/>
-                <w:color w:val="000000"/>
-                <w:sz w:val="18"/>
-                <w:szCs w:val="18"/>
-              </w:rPr>
-              <w:t xml:space="preserve">약 18.72</w:t>
-            </w:r>
-          </w:p>
-        </w:tc>
-        <w:tc>
-          <w:tcPr>
-            <w:tcW w:type="dxa" w:w="1983"/>
-            <w:tcBorders>
-              <w:top w:val="single" w:color="AAAAAA" w:sz="1"/>
-              <w:left w:val="single" w:color="AAAAAA" w:sz="1"/>
-              <w:bottom w:val="single" w:color="AAAAAA" w:sz="1"/>
-              <w:right w:val="single" w:color="AAAAAA" w:sz="1"/>
-            </w:tcBorders>
-            <w:vAlign w:val="center"/>
-          </w:tcPr>
-          <w:p>
-            <w:pPr>
-              <w:spacing w:after="40" w:before="40"/>
-              <w:jc w:val="left"/>
-            </w:pPr>
-            <w:r>
-              <w:rPr>
-                <w:rFonts w:ascii="맑은 고딕" w:cs="맑은 고딕" w:eastAsia="맑은 고딕" w:hAnsi="맑은 고딕"/>
-                <w:b w:val="false"/>
-                <w:bCs w:val="false"/>
-                <w:color w:val="000000"/>
-                <w:sz w:val="18"/>
-                <w:szCs w:val="18"/>
-              </w:rPr>
-              <w:t xml:space="preserve">0.316</w:t>
-            </w:r>
-          </w:p>
-        </w:tc>
-      </w:tr>
-    </w:tbl>
-    <w:p>
-      <w:pPr>
-        <w:spacing w:after="80"/>
-      </w:pPr>
-    </w:p>
-    <w:p>
-      <w:pPr>
-        <w:spacing w:after="120" w:line="240"/>
-      </w:pPr>
-      <w:r>
-        <w:rPr>
-          <w:rFonts w:ascii="맑은 고딕" w:cs="맑은 고딕" w:eastAsia="맑은 고딕" w:hAnsi="맑은 고딕"/>
-          <w:color w:val="000000"/>
-          <w:sz w:val="20"/>
-          <w:szCs w:val="20"/>
-        </w:rPr>
-        <w:t xml:space="preserve">"대기시간(wait time)"은 요청이 대기열에 들어간 시점부터 처리가 시작된 시점까지이다. 단, 5.3절의 선점형 MLFQ 비교에서는 처리가 여러 번 중단되었다가 다시 시작되므로 "응답시간(도착부터 완료까지)"으로 단위를 바꾼다.</w:t>
-      </w:r>
-    </w:p>
-    <w:p>
-      <w:pPr>
         <w:spacing w:after="80"/>
       </w:pPr>
     </w:p>
@@ -6994,7 +8213,7 @@
       <w:r>
         <w:drawing>
           <wp:inline distT="0" distB="0" distL="0" distR="0">
-            <wp:extent cx="5400675" cy="2533650"/>
+            <wp:extent cx="5400675" cy="2409825"/>
             <wp:effectExtent t="0" r="0" b="0" l="0"/>
             <wp:docPr id="1" name="" descr="" title=""/>
             <wp:cNvGraphicFramePr>
@@ -7019,7 +8238,7 @@
                   <pic:spPr bwMode="auto">
                     <a:xfrm>
                       <a:off x="0" y="0"/>
-                      <a:ext cx="5400675" cy="2533650"/>
+                      <a:ext cx="5400675" cy="2409825"/>
                     </a:xfrm>
                     <a:prstGeom prst="rect">
                       <a:avLst/>
@@ -7046,7 +8265,7 @@
           <w:sz w:val="18"/>
           <w:szCs w:val="18"/>
         </w:rPr>
-        <w:t xml:space="preserve">[그림 5] 알고리즘별 평균 대기시간 비교</w:t>
+        <w:t xml:space="preserve">[그림 5] MLFQ 선점형 vs FCFS 요청 유형별 응답시간</w:t>
       </w:r>
     </w:p>
     <w:p>
@@ -7065,8 +8284,13 @@
           <w:sz w:val="20"/>
           <w:szCs w:val="20"/>
         </w:rPr>
-        <w:t xml:space="preserve">FCFS에서는 도착 순서대로 처리되어 네 명이 대기시간을 고르게 부담하였다 (JFI = 1.000). Priority는 처리 순서가 바뀌었지만 전체 평균은 FCFS와 거의 같았다. 처리 시간이 짧아(10~100ms) 에이징이 작동하기 전에 처리가 끝나서 우선순위 효과 자체는 거의 드러나지 않았다. </w:t>
-      </w:r>
+        <w:t xml:space="preserve">Short는 Q0 안에 완료되어 강등 없이 처리되므로 응답시간이 FCFS 대비 약 73% 감소하였다. 반면 Long은 하위 큐로 밀려 약 89% 증가, Medium은 약 13% 증가하였다. 부스팅(Rule 5, 5초 주기)으로 Long의 기아 상태는 방지된다.</w:t>
+      </w:r>
+    </w:p>
+    <w:p>
+      <w:pPr>
+        <w:spacing w:after="120" w:line="240"/>
+      </w:pPr>
       <w:r>
         <w:rPr>
           <w:rFonts w:ascii="맑은 고딕" w:cs="맑은 고딕" w:eastAsia="맑은 고딕" w:hAnsi="맑은 고딕"/>
@@ -7076,36 +8300,46 @@
           <w:sz w:val="20"/>
           <w:szCs w:val="20"/>
         </w:rPr>
-        <w:t xml:space="preserve">MLFQ(비선점형)</w:t>
-      </w:r>
-      <w:r>
-        <w:rPr>
-          <w:rFonts w:ascii="맑은 고딕" w:cs="맑은 고딕" w:eastAsia="맑은 고딕" w:hAnsi="맑은 고딕"/>
-          <w:color w:val="000000"/>
-          <w:sz w:val="20"/>
-          <w:szCs w:val="20"/>
-        </w:rPr>
-        <w:t xml:space="preserve">의 결과는 FCFS와 같았다. 모든 요청이 Q0 할당량(1,000ms) 안에 완료되어 하위 큐로 내려갈 일이 없었고, 비선점형 특성상 요청이 도착 순서대로 처리된 탓이다. 이론적 효과를 따로 확인하려고 5.3절에서 선점형 실험을 추가하였다. </w:t>
-      </w:r>
+        <w:t xml:space="preserve">재현성 확인</w:t>
+      </w:r>
+      <w:r>
+        <w:rPr>
+          <w:rFonts w:ascii="맑은 고딕" w:cs="맑은 고딕" w:eastAsia="맑은 고딕" w:hAnsi="맑은 고딕"/>
+          <w:color w:val="000000"/>
+          <w:sz w:val="20"/>
+          <w:szCs w:val="20"/>
+        </w:rPr>
+        <w:t xml:space="preserve">: 5개 시드에서 Short 개선율이 71.8~74.3%의 좁은 범위에 모였고 평균은 약 73%였다. 시드를 바꿔 다섯 번 반복해도 비슷한 개선율이 나왔다는 점은 이 효과가 특정 시드 때문에 우연히 나타난 결과가 아니라는 뜻이다. 다만 5개 시드의 제한된 반복이라 실제 트래픽 패턴에서는 효과가 달라질 수 있다. 시드별 결과는 부록 B에 정리하였다.</w:t>
+      </w:r>
+    </w:p>
+    <w:p>
+      <w:pPr>
+        <w:spacing w:after="130" w:before="220" w:line="240"/>
+      </w:pPr>
       <w:r>
         <w:rPr>
           <w:rFonts w:ascii="맑은 고딕" w:cs="맑은 고딕" w:eastAsia="맑은 고딕" w:hAnsi="맑은 고딕"/>
           <w:b/>
           <w:bCs/>
-          <w:color w:val="000000"/>
-          <w:sz w:val="20"/>
-          <w:szCs w:val="20"/>
-        </w:rPr>
-        <w:t xml:space="preserve">WFQ</w:t>
-      </w:r>
-      <w:r>
-        <w:rPr>
-          <w:rFonts w:ascii="맑은 고딕" w:cs="맑은 고딕" w:eastAsia="맑은 고딕" w:hAnsi="맑은 고딕"/>
-          <w:color w:val="000000"/>
-          <w:sz w:val="20"/>
-          <w:szCs w:val="20"/>
-        </w:rPr>
-        <w:t xml:space="preserve">는 전체 평균이 가장 낮았으나 구독 등급별 차이가 컸다 (표 8). JFI = 0.316은 5.5절에서 분석한다.</w:t>
+          <w:color w:val="333333"/>
+          <w:sz w:val="24"/>
+          <w:szCs w:val="24"/>
+        </w:rPr>
+        <w:t xml:space="preserve">5.4 실서버 실험</w:t>
+      </w:r>
+    </w:p>
+    <w:p>
+      <w:pPr>
+        <w:spacing w:after="120" w:line="240"/>
+      </w:pPr>
+      <w:r>
+        <w:rPr>
+          <w:rFonts w:ascii="맑은 고딕" w:cs="맑은 고딕" w:eastAsia="맑은 고딕" w:hAnsi="맑은 고딕"/>
+          <w:color w:val="000000"/>
+          <w:sz w:val="20"/>
+          <w:szCs w:val="20"/>
+        </w:rPr>
+        <w:t xml:space="preserve">시뮬레이션에서 확인한 스케줄링 순서 차이가 실제 LLM 환경에서도 재현되는지 보고자 Ollama로 실서버 실험을 진행하였다. 사용 모델은 2026년 4월 공개된 Google Gemma 4 계열의 `gemma4:e4b`이며, 약 40억 개 파라미터(Parameter, 모델이 학습해 가진 가중치 값)를 가진 중형 모델로 로컬 Ollama 서버에서 실행하였다. 출력은 최대 20토큰으로 제한하였다. 총 20건(등급별 5건)을 동시에 큐에 넣은 뒤 FCFS, Priority, WFQ 세 알고리즘을 비교하였다(비선점형 MLFQ는 5.2절에서 FCFS와 같음이 확인되어 제외하였다). 전체 결과는 표 10, 구독 등급별 세부는 표 11 및 그림 6에 정리하였다.</w:t>
       </w:r>
     </w:p>
     <w:p>
@@ -7121,7 +8355,7 @@
           <w:sz w:val="20"/>
           <w:szCs w:val="20"/>
         </w:rPr>
-        <w:t xml:space="preserve">표 8. WFQ 구독 등급별 평균 대기시간</w:t>
+        <w:t xml:space="preserve">표 10. 실서버 실험 결과</w:t>
       </w:r>
     </w:p>
     <w:tbl>
@@ -7137,14 +8371,15 @@
         </w:tblBorders>
       </w:tblPr>
       <w:tblGrid>
-        <w:gridCol w:w="2644"/>
-        <w:gridCol w:w="2644"/>
-        <w:gridCol w:w="2644"/>
+        <w:gridCol w:w="1983"/>
+        <w:gridCol w:w="1983"/>
+        <w:gridCol w:w="1983"/>
+        <w:gridCol w:w="1983"/>
       </w:tblGrid>
       <w:tr>
         <w:tc>
           <w:tcPr>
-            <w:tcW w:type="dxa" w:w="2644"/>
+            <w:tcW w:type="dxa" w:w="1983"/>
             <w:tcBorders>
               <w:top w:val="single" w:color="AAAAAA" w:sz="1"/>
               <w:left w:val="single" w:color="AAAAAA" w:sz="1"/>
@@ -7168,13 +8403,13 @@
                 <w:sz w:val="18"/>
                 <w:szCs w:val="18"/>
               </w:rPr>
-              <w:t xml:space="preserve">구독 등급</w:t>
-            </w:r>
-          </w:p>
-        </w:tc>
-        <w:tc>
-          <w:tcPr>
-            <w:tcW w:type="dxa" w:w="2644"/>
+              <w:t xml:space="preserve">스케줄러</w:t>
+            </w:r>
+          </w:p>
+        </w:tc>
+        <w:tc>
+          <w:tcPr>
+            <w:tcW w:type="dxa" w:w="1983"/>
             <w:tcBorders>
               <w:top w:val="single" w:color="AAAAAA" w:sz="1"/>
               <w:left w:val="single" w:color="AAAAAA" w:sz="1"/>
@@ -7198,13 +8433,13 @@
                 <w:sz w:val="18"/>
                 <w:szCs w:val="18"/>
               </w:rPr>
-              <w:t xml:space="preserve">가중치</w:t>
-            </w:r>
-          </w:p>
-        </w:tc>
-        <w:tc>
-          <w:tcPr>
-            <w:tcW w:type="dxa" w:w="2644"/>
+              <w:t xml:space="preserve">평균 대기시간</w:t>
+            </w:r>
+          </w:p>
+        </w:tc>
+        <w:tc>
+          <w:tcPr>
+            <w:tcW w:type="dxa" w:w="1983"/>
             <w:tcBorders>
               <w:top w:val="single" w:color="AAAAAA" w:sz="1"/>
               <w:left w:val="single" w:color="AAAAAA" w:sz="1"/>
@@ -7228,7 +8463,37 @@
                 <w:sz w:val="18"/>
                 <w:szCs w:val="18"/>
               </w:rPr>
-              <w:t xml:space="preserve">평균 대기시간</w:t>
+              <w:t xml:space="preserve">평균 처리 시간</w:t>
+            </w:r>
+          </w:p>
+        </w:tc>
+        <w:tc>
+          <w:tcPr>
+            <w:tcW w:type="dxa" w:w="1983"/>
+            <w:tcBorders>
+              <w:top w:val="single" w:color="AAAAAA" w:sz="1"/>
+              <w:left w:val="single" w:color="AAAAAA" w:sz="1"/>
+              <w:bottom w:val="single" w:color="AAAAAA" w:sz="1"/>
+              <w:right w:val="single" w:color="AAAAAA" w:sz="1"/>
+            </w:tcBorders>
+            <w:shd w:fill="D9E2F3" w:val="clear"/>
+            <w:vAlign w:val="center"/>
+          </w:tcPr>
+          <w:p>
+            <w:pPr>
+              <w:spacing w:after="40" w:before="40"/>
+              <w:jc w:val="center"/>
+            </w:pPr>
+            <w:r>
+              <w:rPr>
+                <w:rFonts w:ascii="맑은 고딕" w:cs="맑은 고딕" w:eastAsia="맑은 고딕" w:hAnsi="맑은 고딕"/>
+                <w:b/>
+                <w:bCs/>
+                <w:color w:val="000000"/>
+                <w:sz w:val="18"/>
+                <w:szCs w:val="18"/>
+              </w:rPr>
+              <w:t xml:space="preserve">전체 소요 시간</w:t>
             </w:r>
           </w:p>
         </w:tc>
@@ -7236,88 +8501,117 @@
       <w:tr>
         <w:tc>
           <w:tcPr>
-            <w:tcW w:type="dxa" w:w="2644"/>
-            <w:tcBorders>
-              <w:top w:val="single" w:color="AAAAAA" w:sz="1"/>
-              <w:left w:val="single" w:color="AAAAAA" w:sz="1"/>
-              <w:bottom w:val="single" w:color="AAAAAA" w:sz="1"/>
-              <w:right w:val="single" w:color="AAAAAA" w:sz="1"/>
-            </w:tcBorders>
-            <w:vAlign w:val="center"/>
-          </w:tcPr>
-          <w:p>
-            <w:pPr>
-              <w:spacing w:after="40" w:before="40"/>
-              <w:jc w:val="left"/>
-            </w:pPr>
-            <w:r>
-              <w:rPr>
-                <w:rFonts w:ascii="맑은 고딕" w:cs="맑은 고딕" w:eastAsia="맑은 고딕" w:hAnsi="맑은 고딕"/>
-                <w:b w:val="false"/>
-                <w:bCs w:val="false"/>
-                <w:color w:val="000000"/>
-                <w:sz w:val="18"/>
-                <w:szCs w:val="18"/>
-              </w:rPr>
-              <w:t xml:space="preserve">Enterprise</w:t>
-            </w:r>
-          </w:p>
-        </w:tc>
-        <w:tc>
-          <w:tcPr>
-            <w:tcW w:type="dxa" w:w="2644"/>
-            <w:tcBorders>
-              <w:top w:val="single" w:color="AAAAAA" w:sz="1"/>
-              <w:left w:val="single" w:color="AAAAAA" w:sz="1"/>
-              <w:bottom w:val="single" w:color="AAAAAA" w:sz="1"/>
-              <w:right w:val="single" w:color="AAAAAA" w:sz="1"/>
-            </w:tcBorders>
-            <w:vAlign w:val="center"/>
-          </w:tcPr>
-          <w:p>
-            <w:pPr>
-              <w:spacing w:after="40" w:before="40"/>
-              <w:jc w:val="left"/>
-            </w:pPr>
-            <w:r>
-              <w:rPr>
-                <w:rFonts w:ascii="맑은 고딕" w:cs="맑은 고딕" w:eastAsia="맑은 고딕" w:hAnsi="맑은 고딕"/>
-                <w:b w:val="false"/>
-                <w:bCs w:val="false"/>
-                <w:color w:val="000000"/>
-                <w:sz w:val="18"/>
-                <w:szCs w:val="18"/>
-              </w:rPr>
-              <w:t xml:space="preserve">100</w:t>
-            </w:r>
-          </w:p>
-        </w:tc>
-        <w:tc>
-          <w:tcPr>
-            <w:tcW w:type="dxa" w:w="2644"/>
-            <w:tcBorders>
-              <w:top w:val="single" w:color="AAAAAA" w:sz="1"/>
-              <w:left w:val="single" w:color="AAAAAA" w:sz="1"/>
-              <w:bottom w:val="single" w:color="AAAAAA" w:sz="1"/>
-              <w:right w:val="single" w:color="AAAAAA" w:sz="1"/>
-            </w:tcBorders>
-            <w:vAlign w:val="center"/>
-          </w:tcPr>
-          <w:p>
-            <w:pPr>
-              <w:spacing w:after="40" w:before="40"/>
-              <w:jc w:val="left"/>
-            </w:pPr>
-            <w:r>
-              <w:rPr>
-                <w:rFonts w:ascii="맑은 고딕" w:cs="맑은 고딕" w:eastAsia="맑은 고딕" w:hAnsi="맑은 고딕"/>
-                <w:b w:val="false"/>
-                <w:bCs w:val="false"/>
-                <w:color w:val="000000"/>
-                <w:sz w:val="18"/>
-                <w:szCs w:val="18"/>
-              </w:rPr>
-              <w:t xml:space="preserve">약 1,862ms</w:t>
+            <w:tcW w:type="dxa" w:w="1983"/>
+            <w:tcBorders>
+              <w:top w:val="single" w:color="AAAAAA" w:sz="1"/>
+              <w:left w:val="single" w:color="AAAAAA" w:sz="1"/>
+              <w:bottom w:val="single" w:color="AAAAAA" w:sz="1"/>
+              <w:right w:val="single" w:color="AAAAAA" w:sz="1"/>
+            </w:tcBorders>
+            <w:vAlign w:val="center"/>
+          </w:tcPr>
+          <w:p>
+            <w:pPr>
+              <w:spacing w:after="40" w:before="40"/>
+              <w:jc w:val="left"/>
+            </w:pPr>
+            <w:r>
+              <w:rPr>
+                <w:rFonts w:ascii="맑은 고딕" w:cs="맑은 고딕" w:eastAsia="맑은 고딕" w:hAnsi="맑은 고딕"/>
+                <w:b w:val="false"/>
+                <w:bCs w:val="false"/>
+                <w:color w:val="000000"/>
+                <w:sz w:val="18"/>
+                <w:szCs w:val="18"/>
+              </w:rPr>
+              <w:t xml:space="preserve">FCFS</w:t>
+            </w:r>
+          </w:p>
+        </w:tc>
+        <w:tc>
+          <w:tcPr>
+            <w:tcW w:type="dxa" w:w="1983"/>
+            <w:tcBorders>
+              <w:top w:val="single" w:color="AAAAAA" w:sz="1"/>
+              <w:left w:val="single" w:color="AAAAAA" w:sz="1"/>
+              <w:bottom w:val="single" w:color="AAAAAA" w:sz="1"/>
+              <w:right w:val="single" w:color="AAAAAA" w:sz="1"/>
+            </w:tcBorders>
+            <w:vAlign w:val="center"/>
+          </w:tcPr>
+          <w:p>
+            <w:pPr>
+              <w:spacing w:after="40" w:before="40"/>
+              <w:jc w:val="left"/>
+            </w:pPr>
+            <w:r>
+              <w:rPr>
+                <w:rFonts w:ascii="맑은 고딕" w:cs="맑은 고딕" w:eastAsia="맑은 고딕" w:hAnsi="맑은 고딕"/>
+                <w:b w:val="false"/>
+                <w:bCs w:val="false"/>
+                <w:color w:val="000000"/>
+                <w:sz w:val="18"/>
+                <w:szCs w:val="18"/>
+              </w:rPr>
+              <w:t xml:space="preserve">약 1,998ms</w:t>
+            </w:r>
+          </w:p>
+        </w:tc>
+        <w:tc>
+          <w:tcPr>
+            <w:tcW w:type="dxa" w:w="1983"/>
+            <w:tcBorders>
+              <w:top w:val="single" w:color="AAAAAA" w:sz="1"/>
+              <w:left w:val="single" w:color="AAAAAA" w:sz="1"/>
+              <w:bottom w:val="single" w:color="AAAAAA" w:sz="1"/>
+              <w:right w:val="single" w:color="AAAAAA" w:sz="1"/>
+            </w:tcBorders>
+            <w:vAlign w:val="center"/>
+          </w:tcPr>
+          <w:p>
+            <w:pPr>
+              <w:spacing w:after="40" w:before="40"/>
+              <w:jc w:val="left"/>
+            </w:pPr>
+            <w:r>
+              <w:rPr>
+                <w:rFonts w:ascii="맑은 고딕" w:cs="맑은 고딕" w:eastAsia="맑은 고딕" w:hAnsi="맑은 고딕"/>
+                <w:b w:val="false"/>
+                <w:bCs w:val="false"/>
+                <w:color w:val="000000"/>
+                <w:sz w:val="18"/>
+                <w:szCs w:val="18"/>
+              </w:rPr>
+              <w:t xml:space="preserve">약 209ms</w:t>
+            </w:r>
+          </w:p>
+        </w:tc>
+        <w:tc>
+          <w:tcPr>
+            <w:tcW w:type="dxa" w:w="1983"/>
+            <w:tcBorders>
+              <w:top w:val="single" w:color="AAAAAA" w:sz="1"/>
+              <w:left w:val="single" w:color="AAAAAA" w:sz="1"/>
+              <w:bottom w:val="single" w:color="AAAAAA" w:sz="1"/>
+              <w:right w:val="single" w:color="AAAAAA" w:sz="1"/>
+            </w:tcBorders>
+            <w:vAlign w:val="center"/>
+          </w:tcPr>
+          <w:p>
+            <w:pPr>
+              <w:spacing w:after="40" w:before="40"/>
+              <w:jc w:val="left"/>
+            </w:pPr>
+            <w:r>
+              <w:rPr>
+                <w:rFonts w:ascii="맑은 고딕" w:cs="맑은 고딕" w:eastAsia="맑은 고딕" w:hAnsi="맑은 고딕"/>
+                <w:b w:val="false"/>
+                <w:bCs w:val="false"/>
+                <w:color w:val="000000"/>
+                <w:sz w:val="18"/>
+                <w:szCs w:val="18"/>
+              </w:rPr>
+              <w:t xml:space="preserve">약 4,178ms</w:t>
             </w:r>
           </w:p>
         </w:tc>
@@ -7325,88 +8619,117 @@
       <w:tr>
         <w:tc>
           <w:tcPr>
-            <w:tcW w:type="dxa" w:w="2644"/>
-            <w:tcBorders>
-              <w:top w:val="single" w:color="AAAAAA" w:sz="1"/>
-              <w:left w:val="single" w:color="AAAAAA" w:sz="1"/>
-              <w:bottom w:val="single" w:color="AAAAAA" w:sz="1"/>
-              <w:right w:val="single" w:color="AAAAAA" w:sz="1"/>
-            </w:tcBorders>
-            <w:vAlign w:val="center"/>
-          </w:tcPr>
-          <w:p>
-            <w:pPr>
-              <w:spacing w:after="40" w:before="40"/>
-              <w:jc w:val="left"/>
-            </w:pPr>
-            <w:r>
-              <w:rPr>
-                <w:rFonts w:ascii="맑은 고딕" w:cs="맑은 고딕" w:eastAsia="맑은 고딕" w:hAnsi="맑은 고딕"/>
-                <w:b w:val="false"/>
-                <w:bCs w:val="false"/>
-                <w:color w:val="000000"/>
-                <w:sz w:val="18"/>
-                <w:szCs w:val="18"/>
-              </w:rPr>
-              <w:t xml:space="preserve">Premium</w:t>
-            </w:r>
-          </w:p>
-        </w:tc>
-        <w:tc>
-          <w:tcPr>
-            <w:tcW w:type="dxa" w:w="2644"/>
-            <w:tcBorders>
-              <w:top w:val="single" w:color="AAAAAA" w:sz="1"/>
-              <w:left w:val="single" w:color="AAAAAA" w:sz="1"/>
-              <w:bottom w:val="single" w:color="AAAAAA" w:sz="1"/>
-              <w:right w:val="single" w:color="AAAAAA" w:sz="1"/>
-            </w:tcBorders>
-            <w:vAlign w:val="center"/>
-          </w:tcPr>
-          <w:p>
-            <w:pPr>
-              <w:spacing w:after="40" w:before="40"/>
-              <w:jc w:val="left"/>
-            </w:pPr>
-            <w:r>
-              <w:rPr>
-                <w:rFonts w:ascii="맑은 고딕" w:cs="맑은 고딕" w:eastAsia="맑은 고딕" w:hAnsi="맑은 고딕"/>
-                <w:b w:val="false"/>
-                <w:bCs w:val="false"/>
-                <w:color w:val="000000"/>
-                <w:sz w:val="18"/>
-                <w:szCs w:val="18"/>
-              </w:rPr>
-              <w:t xml:space="preserve">50</w:t>
-            </w:r>
-          </w:p>
-        </w:tc>
-        <w:tc>
-          <w:tcPr>
-            <w:tcW w:type="dxa" w:w="2644"/>
-            <w:tcBorders>
-              <w:top w:val="single" w:color="AAAAAA" w:sz="1"/>
-              <w:left w:val="single" w:color="AAAAAA" w:sz="1"/>
-              <w:bottom w:val="single" w:color="AAAAAA" w:sz="1"/>
-              <w:right w:val="single" w:color="AAAAAA" w:sz="1"/>
-            </w:tcBorders>
-            <w:vAlign w:val="center"/>
-          </w:tcPr>
-          <w:p>
-            <w:pPr>
-              <w:spacing w:after="40" w:before="40"/>
-              <w:jc w:val="left"/>
-            </w:pPr>
-            <w:r>
-              <w:rPr>
-                <w:rFonts w:ascii="맑은 고딕" w:cs="맑은 고딕" w:eastAsia="맑은 고딕" w:hAnsi="맑은 고딕"/>
-                <w:b w:val="false"/>
-                <w:bCs w:val="false"/>
-                <w:color w:val="000000"/>
-                <w:sz w:val="18"/>
-                <w:szCs w:val="18"/>
-              </w:rPr>
-              <w:t xml:space="preserve">약 8,384ms</w:t>
+            <w:tcW w:type="dxa" w:w="1983"/>
+            <w:tcBorders>
+              <w:top w:val="single" w:color="AAAAAA" w:sz="1"/>
+              <w:left w:val="single" w:color="AAAAAA" w:sz="1"/>
+              <w:bottom w:val="single" w:color="AAAAAA" w:sz="1"/>
+              <w:right w:val="single" w:color="AAAAAA" w:sz="1"/>
+            </w:tcBorders>
+            <w:vAlign w:val="center"/>
+          </w:tcPr>
+          <w:p>
+            <w:pPr>
+              <w:spacing w:after="40" w:before="40"/>
+              <w:jc w:val="left"/>
+            </w:pPr>
+            <w:r>
+              <w:rPr>
+                <w:rFonts w:ascii="맑은 고딕" w:cs="맑은 고딕" w:eastAsia="맑은 고딕" w:hAnsi="맑은 고딕"/>
+                <w:b w:val="false"/>
+                <w:bCs w:val="false"/>
+                <w:color w:val="000000"/>
+                <w:sz w:val="18"/>
+                <w:szCs w:val="18"/>
+              </w:rPr>
+              <w:t xml:space="preserve">Priority</w:t>
+            </w:r>
+          </w:p>
+        </w:tc>
+        <w:tc>
+          <w:tcPr>
+            <w:tcW w:type="dxa" w:w="1983"/>
+            <w:tcBorders>
+              <w:top w:val="single" w:color="AAAAAA" w:sz="1"/>
+              <w:left w:val="single" w:color="AAAAAA" w:sz="1"/>
+              <w:bottom w:val="single" w:color="AAAAAA" w:sz="1"/>
+              <w:right w:val="single" w:color="AAAAAA" w:sz="1"/>
+            </w:tcBorders>
+            <w:vAlign w:val="center"/>
+          </w:tcPr>
+          <w:p>
+            <w:pPr>
+              <w:spacing w:after="40" w:before="40"/>
+              <w:jc w:val="left"/>
+            </w:pPr>
+            <w:r>
+              <w:rPr>
+                <w:rFonts w:ascii="맑은 고딕" w:cs="맑은 고딕" w:eastAsia="맑은 고딕" w:hAnsi="맑은 고딕"/>
+                <w:b w:val="false"/>
+                <w:bCs w:val="false"/>
+                <w:color w:val="000000"/>
+                <w:sz w:val="18"/>
+                <w:szCs w:val="18"/>
+              </w:rPr>
+              <w:t xml:space="preserve">약 1,977ms</w:t>
+            </w:r>
+          </w:p>
+        </w:tc>
+        <w:tc>
+          <w:tcPr>
+            <w:tcW w:type="dxa" w:w="1983"/>
+            <w:tcBorders>
+              <w:top w:val="single" w:color="AAAAAA" w:sz="1"/>
+              <w:left w:val="single" w:color="AAAAAA" w:sz="1"/>
+              <w:bottom w:val="single" w:color="AAAAAA" w:sz="1"/>
+              <w:right w:val="single" w:color="AAAAAA" w:sz="1"/>
+            </w:tcBorders>
+            <w:vAlign w:val="center"/>
+          </w:tcPr>
+          <w:p>
+            <w:pPr>
+              <w:spacing w:after="40" w:before="40"/>
+              <w:jc w:val="left"/>
+            </w:pPr>
+            <w:r>
+              <w:rPr>
+                <w:rFonts w:ascii="맑은 고딕" w:cs="맑은 고딕" w:eastAsia="맑은 고딕" w:hAnsi="맑은 고딕"/>
+                <w:b w:val="false"/>
+                <w:bCs w:val="false"/>
+                <w:color w:val="000000"/>
+                <w:sz w:val="18"/>
+                <w:szCs w:val="18"/>
+              </w:rPr>
+              <w:t xml:space="preserve">약 208ms</w:t>
+            </w:r>
+          </w:p>
+        </w:tc>
+        <w:tc>
+          <w:tcPr>
+            <w:tcW w:type="dxa" w:w="1983"/>
+            <w:tcBorders>
+              <w:top w:val="single" w:color="AAAAAA" w:sz="1"/>
+              <w:left w:val="single" w:color="AAAAAA" w:sz="1"/>
+              <w:bottom w:val="single" w:color="AAAAAA" w:sz="1"/>
+              <w:right w:val="single" w:color="AAAAAA" w:sz="1"/>
+            </w:tcBorders>
+            <w:vAlign w:val="center"/>
+          </w:tcPr>
+          <w:p>
+            <w:pPr>
+              <w:spacing w:after="40" w:before="40"/>
+              <w:jc w:val="left"/>
+            </w:pPr>
+            <w:r>
+              <w:rPr>
+                <w:rFonts w:ascii="맑은 고딕" w:cs="맑은 고딕" w:eastAsia="맑은 고딕" w:hAnsi="맑은 고딕"/>
+                <w:b w:val="false"/>
+                <w:bCs w:val="false"/>
+                <w:color w:val="000000"/>
+                <w:sz w:val="18"/>
+                <w:szCs w:val="18"/>
+              </w:rPr>
+              <w:t xml:space="preserve">약 4,154ms</w:t>
             </w:r>
           </w:p>
         </w:tc>
@@ -7414,177 +8737,117 @@
       <w:tr>
         <w:tc>
           <w:tcPr>
-            <w:tcW w:type="dxa" w:w="2644"/>
-            <w:tcBorders>
-              <w:top w:val="single" w:color="AAAAAA" w:sz="1"/>
-              <w:left w:val="single" w:color="AAAAAA" w:sz="1"/>
-              <w:bottom w:val="single" w:color="AAAAAA" w:sz="1"/>
-              <w:right w:val="single" w:color="AAAAAA" w:sz="1"/>
-            </w:tcBorders>
-            <w:vAlign w:val="center"/>
-          </w:tcPr>
-          <w:p>
-            <w:pPr>
-              <w:spacing w:after="40" w:before="40"/>
-              <w:jc w:val="left"/>
-            </w:pPr>
-            <w:r>
-              <w:rPr>
-                <w:rFonts w:ascii="맑은 고딕" w:cs="맑은 고딕" w:eastAsia="맑은 고딕" w:hAnsi="맑은 고딕"/>
-                <w:b w:val="false"/>
-                <w:bCs w:val="false"/>
-                <w:color w:val="000000"/>
-                <w:sz w:val="18"/>
-                <w:szCs w:val="18"/>
-              </w:rPr>
-              <w:t xml:space="preserve">Standard</w:t>
-            </w:r>
-          </w:p>
-        </w:tc>
-        <w:tc>
-          <w:tcPr>
-            <w:tcW w:type="dxa" w:w="2644"/>
-            <w:tcBorders>
-              <w:top w:val="single" w:color="AAAAAA" w:sz="1"/>
-              <w:left w:val="single" w:color="AAAAAA" w:sz="1"/>
-              <w:bottom w:val="single" w:color="AAAAAA" w:sz="1"/>
-              <w:right w:val="single" w:color="AAAAAA" w:sz="1"/>
-            </w:tcBorders>
-            <w:vAlign w:val="center"/>
-          </w:tcPr>
-          <w:p>
-            <w:pPr>
-              <w:spacing w:after="40" w:before="40"/>
-              <w:jc w:val="left"/>
-            </w:pPr>
-            <w:r>
-              <w:rPr>
-                <w:rFonts w:ascii="맑은 고딕" w:cs="맑은 고딕" w:eastAsia="맑은 고딕" w:hAnsi="맑은 고딕"/>
-                <w:b w:val="false"/>
-                <w:bCs w:val="false"/>
-                <w:color w:val="000000"/>
-                <w:sz w:val="18"/>
-                <w:szCs w:val="18"/>
-              </w:rPr>
-              <w:t xml:space="preserve">10</w:t>
-            </w:r>
-          </w:p>
-        </w:tc>
-        <w:tc>
-          <w:tcPr>
-            <w:tcW w:type="dxa" w:w="2644"/>
-            <w:tcBorders>
-              <w:top w:val="single" w:color="AAAAAA" w:sz="1"/>
-              <w:left w:val="single" w:color="AAAAAA" w:sz="1"/>
-              <w:bottom w:val="single" w:color="AAAAAA" w:sz="1"/>
-              <w:right w:val="single" w:color="AAAAAA" w:sz="1"/>
-            </w:tcBorders>
-            <w:vAlign w:val="center"/>
-          </w:tcPr>
-          <w:p>
-            <w:pPr>
-              <w:spacing w:after="40" w:before="40"/>
-              <w:jc w:val="left"/>
-            </w:pPr>
-            <w:r>
-              <w:rPr>
-                <w:rFonts w:ascii="맑은 고딕" w:cs="맑은 고딕" w:eastAsia="맑은 고딕" w:hAnsi="맑은 고딕"/>
-                <w:b w:val="false"/>
-                <w:bCs w:val="false"/>
-                <w:color w:val="000000"/>
-                <w:sz w:val="18"/>
-                <w:szCs w:val="18"/>
-              </w:rPr>
-              <w:t xml:space="preserve">약 15,109ms</w:t>
-            </w:r>
-          </w:p>
-        </w:tc>
-      </w:tr>
-      <w:tr>
-        <w:tc>
-          <w:tcPr>
-            <w:tcW w:type="dxa" w:w="2644"/>
-            <w:tcBorders>
-              <w:top w:val="single" w:color="AAAAAA" w:sz="1"/>
-              <w:left w:val="single" w:color="AAAAAA" w:sz="1"/>
-              <w:bottom w:val="single" w:color="AAAAAA" w:sz="1"/>
-              <w:right w:val="single" w:color="AAAAAA" w:sz="1"/>
-            </w:tcBorders>
-            <w:vAlign w:val="center"/>
-          </w:tcPr>
-          <w:p>
-            <w:pPr>
-              <w:spacing w:after="40" w:before="40"/>
-              <w:jc w:val="left"/>
-            </w:pPr>
-            <w:r>
-              <w:rPr>
-                <w:rFonts w:ascii="맑은 고딕" w:cs="맑은 고딕" w:eastAsia="맑은 고딕" w:hAnsi="맑은 고딕"/>
-                <w:b w:val="false"/>
-                <w:bCs w:val="false"/>
-                <w:color w:val="000000"/>
-                <w:sz w:val="18"/>
-                <w:szCs w:val="18"/>
-              </w:rPr>
-              <w:t xml:space="preserve">Free</w:t>
-            </w:r>
-          </w:p>
-        </w:tc>
-        <w:tc>
-          <w:tcPr>
-            <w:tcW w:type="dxa" w:w="2644"/>
-            <w:tcBorders>
-              <w:top w:val="single" w:color="AAAAAA" w:sz="1"/>
-              <w:left w:val="single" w:color="AAAAAA" w:sz="1"/>
-              <w:bottom w:val="single" w:color="AAAAAA" w:sz="1"/>
-              <w:right w:val="single" w:color="AAAAAA" w:sz="1"/>
-            </w:tcBorders>
-            <w:vAlign w:val="center"/>
-          </w:tcPr>
-          <w:p>
-            <w:pPr>
-              <w:spacing w:after="40" w:before="40"/>
-              <w:jc w:val="left"/>
-            </w:pPr>
-            <w:r>
-              <w:rPr>
-                <w:rFonts w:ascii="맑은 고딕" w:cs="맑은 고딕" w:eastAsia="맑은 고딕" w:hAnsi="맑은 고딕"/>
-                <w:b w:val="false"/>
-                <w:bCs w:val="false"/>
-                <w:color w:val="000000"/>
-                <w:sz w:val="18"/>
-                <w:szCs w:val="18"/>
-              </w:rPr>
-              <w:t xml:space="preserve">1</w:t>
-            </w:r>
-          </w:p>
-        </w:tc>
-        <w:tc>
-          <w:tcPr>
-            <w:tcW w:type="dxa" w:w="2644"/>
-            <w:tcBorders>
-              <w:top w:val="single" w:color="AAAAAA" w:sz="1"/>
-              <w:left w:val="single" w:color="AAAAAA" w:sz="1"/>
-              <w:bottom w:val="single" w:color="AAAAAA" w:sz="1"/>
-              <w:right w:val="single" w:color="AAAAAA" w:sz="1"/>
-            </w:tcBorders>
-            <w:vAlign w:val="center"/>
-          </w:tcPr>
-          <w:p>
-            <w:pPr>
-              <w:spacing w:after="40" w:before="40"/>
-              <w:jc w:val="left"/>
-            </w:pPr>
-            <w:r>
-              <w:rPr>
-                <w:rFonts w:ascii="맑은 고딕" w:cs="맑은 고딕" w:eastAsia="맑은 고딕" w:hAnsi="맑은 고딕"/>
-                <w:b w:val="false"/>
-                <w:bCs w:val="false"/>
-                <w:color w:val="000000"/>
-                <w:sz w:val="18"/>
-                <w:szCs w:val="18"/>
-              </w:rPr>
-              <w:t xml:space="preserve">약 22,029ms</w:t>
+            <w:tcW w:type="dxa" w:w="1983"/>
+            <w:tcBorders>
+              <w:top w:val="single" w:color="AAAAAA" w:sz="1"/>
+              <w:left w:val="single" w:color="AAAAAA" w:sz="1"/>
+              <w:bottom w:val="single" w:color="AAAAAA" w:sz="1"/>
+              <w:right w:val="single" w:color="AAAAAA" w:sz="1"/>
+            </w:tcBorders>
+            <w:vAlign w:val="center"/>
+          </w:tcPr>
+          <w:p>
+            <w:pPr>
+              <w:spacing w:after="40" w:before="40"/>
+              <w:jc w:val="left"/>
+            </w:pPr>
+            <w:r>
+              <w:rPr>
+                <w:rFonts w:ascii="맑은 고딕" w:cs="맑은 고딕" w:eastAsia="맑은 고딕" w:hAnsi="맑은 고딕"/>
+                <w:b w:val="false"/>
+                <w:bCs w:val="false"/>
+                <w:color w:val="000000"/>
+                <w:sz w:val="18"/>
+                <w:szCs w:val="18"/>
+              </w:rPr>
+              <w:t xml:space="preserve">WFQ</w:t>
+            </w:r>
+          </w:p>
+        </w:tc>
+        <w:tc>
+          <w:tcPr>
+            <w:tcW w:type="dxa" w:w="1983"/>
+            <w:tcBorders>
+              <w:top w:val="single" w:color="AAAAAA" w:sz="1"/>
+              <w:left w:val="single" w:color="AAAAAA" w:sz="1"/>
+              <w:bottom w:val="single" w:color="AAAAAA" w:sz="1"/>
+              <w:right w:val="single" w:color="AAAAAA" w:sz="1"/>
+            </w:tcBorders>
+            <w:vAlign w:val="center"/>
+          </w:tcPr>
+          <w:p>
+            <w:pPr>
+              <w:spacing w:after="40" w:before="40"/>
+              <w:jc w:val="left"/>
+            </w:pPr>
+            <w:r>
+              <w:rPr>
+                <w:rFonts w:ascii="맑은 고딕" w:cs="맑은 고딕" w:eastAsia="맑은 고딕" w:hAnsi="맑은 고딕"/>
+                <w:b w:val="false"/>
+                <w:bCs w:val="false"/>
+                <w:color w:val="000000"/>
+                <w:sz w:val="18"/>
+                <w:szCs w:val="18"/>
+              </w:rPr>
+              <w:t xml:space="preserve">약 1,976ms</w:t>
+            </w:r>
+          </w:p>
+        </w:tc>
+        <w:tc>
+          <w:tcPr>
+            <w:tcW w:type="dxa" w:w="1983"/>
+            <w:tcBorders>
+              <w:top w:val="single" w:color="AAAAAA" w:sz="1"/>
+              <w:left w:val="single" w:color="AAAAAA" w:sz="1"/>
+              <w:bottom w:val="single" w:color="AAAAAA" w:sz="1"/>
+              <w:right w:val="single" w:color="AAAAAA" w:sz="1"/>
+            </w:tcBorders>
+            <w:vAlign w:val="center"/>
+          </w:tcPr>
+          <w:p>
+            <w:pPr>
+              <w:spacing w:after="40" w:before="40"/>
+              <w:jc w:val="left"/>
+            </w:pPr>
+            <w:r>
+              <w:rPr>
+                <w:rFonts w:ascii="맑은 고딕" w:cs="맑은 고딕" w:eastAsia="맑은 고딕" w:hAnsi="맑은 고딕"/>
+                <w:b w:val="false"/>
+                <w:bCs w:val="false"/>
+                <w:color w:val="000000"/>
+                <w:sz w:val="18"/>
+                <w:szCs w:val="18"/>
+              </w:rPr>
+              <w:t xml:space="preserve">약 208ms</w:t>
+            </w:r>
+          </w:p>
+        </w:tc>
+        <w:tc>
+          <w:tcPr>
+            <w:tcW w:type="dxa" w:w="1983"/>
+            <w:tcBorders>
+              <w:top w:val="single" w:color="AAAAAA" w:sz="1"/>
+              <w:left w:val="single" w:color="AAAAAA" w:sz="1"/>
+              <w:bottom w:val="single" w:color="AAAAAA" w:sz="1"/>
+              <w:right w:val="single" w:color="AAAAAA" w:sz="1"/>
+            </w:tcBorders>
+            <w:vAlign w:val="center"/>
+          </w:tcPr>
+          <w:p>
+            <w:pPr>
+              <w:spacing w:after="40" w:before="40"/>
+              <w:jc w:val="left"/>
+            </w:pPr>
+            <w:r>
+              <w:rPr>
+                <w:rFonts w:ascii="맑은 고딕" w:cs="맑은 고딕" w:eastAsia="맑은 고딕" w:hAnsi="맑은 고딕"/>
+                <w:b w:val="false"/>
+                <w:bCs w:val="false"/>
+                <w:color w:val="000000"/>
+                <w:sz w:val="18"/>
+                <w:szCs w:val="18"/>
+              </w:rPr>
+              <w:t xml:space="preserve">약 4,167ms</w:t>
             </w:r>
           </w:p>
         </w:tc>
@@ -7597,62 +8860,18 @@
     </w:p>
     <w:p>
       <w:pPr>
-        <w:spacing w:after="120" w:line="240"/>
-      </w:pPr>
-      <w:r>
-        <w:rPr>
-          <w:rFonts w:ascii="맑은 고딕" w:cs="맑은 고딕" w:eastAsia="맑은 고딕" w:hAnsi="맑은 고딕"/>
-          <w:color w:val="000000"/>
-          <w:sz w:val="20"/>
-          <w:szCs w:val="20"/>
-        </w:rPr>
-        <w:t xml:space="preserve">Enterprise의 대기시간은 Free의 약 1/12 수준으로, 가중치에 비례한 차등 서비스가 확인되었다. 100:1의 극단적 차이까지 벌어지지 않은 것은 요청이 대기열에 순차 도착하는 실험 설계 때문이다.</w:t>
-      </w:r>
-    </w:p>
-    <w:p>
-      <w:pPr>
-        <w:spacing w:after="130" w:before="220" w:line="240"/>
+        <w:spacing w:after="80" w:line="240"/>
       </w:pPr>
       <w:r>
         <w:rPr>
           <w:rFonts w:ascii="맑은 고딕" w:cs="맑은 고딕" w:eastAsia="맑은 고딕" w:hAnsi="맑은 고딕"/>
           <w:b/>
           <w:bCs/>
-          <w:color w:val="333333"/>
-          <w:sz w:val="24"/>
-          <w:szCs w:val="24"/>
-        </w:rPr>
-        <w:t xml:space="preserve">5.3 MLFQ 선점형 실험</w:t>
-      </w:r>
-    </w:p>
-    <w:p>
-      <w:pPr>
-        <w:spacing w:after="120" w:line="240"/>
-      </w:pPr>
-      <w:r>
-        <w:rPr>
-          <w:rFonts w:ascii="맑은 고딕" w:cs="맑은 고딕" w:eastAsia="맑은 고딕" w:hAnsi="맑은 고딕"/>
-          <w:color w:val="000000"/>
-          <w:sz w:val="20"/>
-          <w:szCs w:val="20"/>
-        </w:rPr>
-        <w:t xml:space="preserve">비선점형 MLFQ가 FCFS와 같은 결과를 보였기 때문에, MLFQ의 이론적 효과를 따로 확인하려고 선점형 시뮬레이션을 추가하였다. 요청 500건, 처리 시간 최대 10초, 버스트 도착 구조로 5개 시드에 걸쳐 반복하였다. 지표는 응답시간(도착부터 완료까지)을 사용한다. 요청 유형별 응답시간 비교 결과는 표 9 및 그림 6과 같다.</w:t>
-      </w:r>
-    </w:p>
-    <w:p>
-      <w:pPr>
-        <w:spacing w:after="80" w:line="240"/>
-      </w:pPr>
-      <w:r>
-        <w:rPr>
-          <w:rFonts w:ascii="맑은 고딕" w:cs="맑은 고딕" w:eastAsia="맑은 고딕" w:hAnsi="맑은 고딕"/>
-          <w:b/>
-          <w:bCs/>
-          <w:color w:val="000000"/>
-          <w:sz w:val="20"/>
-          <w:szCs w:val="20"/>
-        </w:rPr>
-        <w:t xml:space="preserve">표 9. MLFQ 선점형 vs FCFS 비교 (요청 유형별, 5시드 평균, 지표: 응답시간 기준)</w:t>
+          <w:color w:val="000000"/>
+          <w:sz w:val="20"/>
+          <w:szCs w:val="20"/>
+        </w:rPr>
+        <w:t xml:space="preserve">표 11. 실서버 구독 등급별 평균 대기시간</w:t>
       </w:r>
     </w:p>
     <w:tbl>
@@ -7668,16 +8887,15 @@
         </w:tblBorders>
       </w:tblPr>
       <w:tblGrid>
-        <w:gridCol w:w="1586"/>
-        <w:gridCol w:w="1586"/>
-        <w:gridCol w:w="1586"/>
-        <w:gridCol w:w="1586"/>
-        <w:gridCol w:w="1586"/>
+        <w:gridCol w:w="1983"/>
+        <w:gridCol w:w="1983"/>
+        <w:gridCol w:w="1983"/>
+        <w:gridCol w:w="1983"/>
       </w:tblGrid>
       <w:tr>
         <w:tc>
           <w:tcPr>
-            <w:tcW w:type="dxa" w:w="1586"/>
+            <w:tcW w:type="dxa" w:w="1983"/>
             <w:tcBorders>
               <w:top w:val="single" w:color="AAAAAA" w:sz="1"/>
               <w:left w:val="single" w:color="AAAAAA" w:sz="1"/>
@@ -7701,13 +8919,13 @@
                 <w:sz w:val="18"/>
                 <w:szCs w:val="18"/>
               </w:rPr>
-              <w:t xml:space="preserve">요청 유형</w:t>
-            </w:r>
-          </w:p>
-        </w:tc>
-        <w:tc>
-          <w:tcPr>
-            <w:tcW w:type="dxa" w:w="1586"/>
+              <w:t xml:space="preserve">구독 등급</w:t>
+            </w:r>
+          </w:p>
+        </w:tc>
+        <w:tc>
+          <w:tcPr>
+            <w:tcW w:type="dxa" w:w="1983"/>
             <w:tcBorders>
               <w:top w:val="single" w:color="AAAAAA" w:sz="1"/>
               <w:left w:val="single" w:color="AAAAAA" w:sz="1"/>
@@ -7731,13 +8949,13 @@
                 <w:sz w:val="18"/>
                 <w:szCs w:val="18"/>
               </w:rPr>
-              <w:t xml:space="preserve">처리 시간 범위</w:t>
-            </w:r>
-          </w:p>
-        </w:tc>
-        <w:tc>
-          <w:tcPr>
-            <w:tcW w:type="dxa" w:w="1586"/>
+              <w:t xml:space="preserve">FCFS</w:t>
+            </w:r>
+          </w:p>
+        </w:tc>
+        <w:tc>
+          <w:tcPr>
+            <w:tcW w:type="dxa" w:w="1983"/>
             <w:tcBorders>
               <w:top w:val="single" w:color="AAAAAA" w:sz="1"/>
               <w:left w:val="single" w:color="AAAAAA" w:sz="1"/>
@@ -7761,13 +8979,13 @@
                 <w:sz w:val="18"/>
                 <w:szCs w:val="18"/>
               </w:rPr>
-              <w:t xml:space="preserve">FCFS 응답시간</w:t>
-            </w:r>
-          </w:p>
-        </w:tc>
-        <w:tc>
-          <w:tcPr>
-            <w:tcW w:type="dxa" w:w="1586"/>
+              <w:t xml:space="preserve">Priority</w:t>
+            </w:r>
+          </w:p>
+        </w:tc>
+        <w:tc>
+          <w:tcPr>
+            <w:tcW w:type="dxa" w:w="1983"/>
             <w:tcBorders>
               <w:top w:val="single" w:color="AAAAAA" w:sz="1"/>
               <w:left w:val="single" w:color="AAAAAA" w:sz="1"/>
@@ -7791,37 +9009,7 @@
                 <w:sz w:val="18"/>
                 <w:szCs w:val="18"/>
               </w:rPr>
-              <w:t xml:space="preserve">MLFQ (선점형) 응답시간</w:t>
-            </w:r>
-          </w:p>
-        </w:tc>
-        <w:tc>
-          <w:tcPr>
-            <w:tcW w:type="dxa" w:w="1586"/>
-            <w:tcBorders>
-              <w:top w:val="single" w:color="AAAAAA" w:sz="1"/>
-              <w:left w:val="single" w:color="AAAAAA" w:sz="1"/>
-              <w:bottom w:val="single" w:color="AAAAAA" w:sz="1"/>
-              <w:right w:val="single" w:color="AAAAAA" w:sz="1"/>
-            </w:tcBorders>
-            <w:shd w:fill="D9E2F3" w:val="clear"/>
-            <w:vAlign w:val="center"/>
-          </w:tcPr>
-          <w:p>
-            <w:pPr>
-              <w:spacing w:after="40" w:before="40"/>
-              <w:jc w:val="center"/>
-            </w:pPr>
-            <w:r>
-              <w:rPr>
-                <w:rFonts w:ascii="맑은 고딕" w:cs="맑은 고딕" w:eastAsia="맑은 고딕" w:hAnsi="맑은 고딕"/>
-                <w:b/>
-                <w:bCs/>
-                <w:color w:val="000000"/>
-                <w:sz w:val="18"/>
-                <w:szCs w:val="18"/>
-              </w:rPr>
-              <w:t xml:space="preserve">변화</w:t>
+              <w:t xml:space="preserve">WFQ</w:t>
             </w:r>
           </w:p>
         </w:tc>
@@ -7829,146 +9017,117 @@
       <w:tr>
         <w:tc>
           <w:tcPr>
-            <w:tcW w:type="dxa" w:w="1586"/>
-            <w:tcBorders>
-              <w:top w:val="single" w:color="AAAAAA" w:sz="1"/>
-              <w:left w:val="single" w:color="AAAAAA" w:sz="1"/>
-              <w:bottom w:val="single" w:color="AAAAAA" w:sz="1"/>
-              <w:right w:val="single" w:color="AAAAAA" w:sz="1"/>
-            </w:tcBorders>
-            <w:vAlign w:val="center"/>
-          </w:tcPr>
-          <w:p>
-            <w:pPr>
-              <w:spacing w:after="40" w:before="40"/>
-              <w:jc w:val="left"/>
-            </w:pPr>
-            <w:r>
-              <w:rPr>
-                <w:rFonts w:ascii="맑은 고딕" w:cs="맑은 고딕" w:eastAsia="맑은 고딕" w:hAnsi="맑은 고딕"/>
-                <w:b w:val="false"/>
-                <w:bCs w:val="false"/>
-                <w:color w:val="000000"/>
-                <w:sz w:val="18"/>
-                <w:szCs w:val="18"/>
-              </w:rPr>
-              <w:t xml:space="preserve">Short</w:t>
-            </w:r>
-          </w:p>
-        </w:tc>
-        <w:tc>
-          <w:tcPr>
-            <w:tcW w:type="dxa" w:w="1586"/>
-            <w:tcBorders>
-              <w:top w:val="single" w:color="AAAAAA" w:sz="1"/>
-              <w:left w:val="single" w:color="AAAAAA" w:sz="1"/>
-              <w:bottom w:val="single" w:color="AAAAAA" w:sz="1"/>
-              <w:right w:val="single" w:color="AAAAAA" w:sz="1"/>
-            </w:tcBorders>
-            <w:vAlign w:val="center"/>
-          </w:tcPr>
-          <w:p>
-            <w:pPr>
-              <w:spacing w:after="40" w:before="40"/>
-              <w:jc w:val="left"/>
-            </w:pPr>
-            <w:r>
-              <w:rPr>
-                <w:rFonts w:ascii="맑은 고딕" w:cs="맑은 고딕" w:eastAsia="맑은 고딕" w:hAnsi="맑은 고딕"/>
-                <w:b w:val="false"/>
-                <w:bCs w:val="false"/>
-                <w:color w:val="000000"/>
-                <w:sz w:val="18"/>
-                <w:szCs w:val="18"/>
-              </w:rPr>
-              <w:t xml:space="preserve">100~800ms</w:t>
-            </w:r>
-          </w:p>
-        </w:tc>
-        <w:tc>
-          <w:tcPr>
-            <w:tcW w:type="dxa" w:w="1586"/>
-            <w:tcBorders>
-              <w:top w:val="single" w:color="AAAAAA" w:sz="1"/>
-              <w:left w:val="single" w:color="AAAAAA" w:sz="1"/>
-              <w:bottom w:val="single" w:color="AAAAAA" w:sz="1"/>
-              <w:right w:val="single" w:color="AAAAAA" w:sz="1"/>
-            </w:tcBorders>
-            <w:vAlign w:val="center"/>
-          </w:tcPr>
-          <w:p>
-            <w:pPr>
-              <w:spacing w:after="40" w:before="40"/>
-              <w:jc w:val="left"/>
-            </w:pPr>
-            <w:r>
-              <w:rPr>
-                <w:rFonts w:ascii="맑은 고딕" w:cs="맑은 고딕" w:eastAsia="맑은 고딕" w:hAnsi="맑은 고딕"/>
-                <w:b w:val="false"/>
-                <w:bCs w:val="false"/>
-                <w:color w:val="000000"/>
-                <w:sz w:val="18"/>
-                <w:szCs w:val="18"/>
-              </w:rPr>
-              <w:t xml:space="preserve">약 635초</w:t>
-            </w:r>
-          </w:p>
-        </w:tc>
-        <w:tc>
-          <w:tcPr>
-            <w:tcW w:type="dxa" w:w="1586"/>
-            <w:tcBorders>
-              <w:top w:val="single" w:color="AAAAAA" w:sz="1"/>
-              <w:left w:val="single" w:color="AAAAAA" w:sz="1"/>
-              <w:bottom w:val="single" w:color="AAAAAA" w:sz="1"/>
-              <w:right w:val="single" w:color="AAAAAA" w:sz="1"/>
-            </w:tcBorders>
-            <w:vAlign w:val="center"/>
-          </w:tcPr>
-          <w:p>
-            <w:pPr>
-              <w:spacing w:after="40" w:before="40"/>
-              <w:jc w:val="left"/>
-            </w:pPr>
-            <w:r>
-              <w:rPr>
-                <w:rFonts w:ascii="맑은 고딕" w:cs="맑은 고딕" w:eastAsia="맑은 고딕" w:hAnsi="맑은 고딕"/>
-                <w:b w:val="false"/>
-                <w:bCs w:val="false"/>
-                <w:color w:val="000000"/>
-                <w:sz w:val="18"/>
-                <w:szCs w:val="18"/>
-              </w:rPr>
-              <w:t xml:space="preserve">약 170초</w:t>
-            </w:r>
-          </w:p>
-        </w:tc>
-        <w:tc>
-          <w:tcPr>
-            <w:tcW w:type="dxa" w:w="1586"/>
-            <w:tcBorders>
-              <w:top w:val="single" w:color="AAAAAA" w:sz="1"/>
-              <w:left w:val="single" w:color="AAAAAA" w:sz="1"/>
-              <w:bottom w:val="single" w:color="AAAAAA" w:sz="1"/>
-              <w:right w:val="single" w:color="AAAAAA" w:sz="1"/>
-            </w:tcBorders>
-            <w:vAlign w:val="center"/>
-          </w:tcPr>
-          <w:p>
-            <w:pPr>
-              <w:spacing w:after="40" w:before="40"/>
-              <w:jc w:val="left"/>
-            </w:pPr>
-            <w:r>
-              <w:rPr>
-                <w:rFonts w:ascii="맑은 고딕" w:cs="맑은 고딕" w:eastAsia="맑은 고딕" w:hAnsi="맑은 고딕"/>
-                <w:b w:val="false"/>
-                <w:bCs w:val="false"/>
-                <w:color w:val="000000"/>
-                <w:sz w:val="18"/>
-                <w:szCs w:val="18"/>
-              </w:rPr>
-              <w:t xml:space="preserve">약 73% 감소</w:t>
+            <w:tcW w:type="dxa" w:w="1983"/>
+            <w:tcBorders>
+              <w:top w:val="single" w:color="AAAAAA" w:sz="1"/>
+              <w:left w:val="single" w:color="AAAAAA" w:sz="1"/>
+              <w:bottom w:val="single" w:color="AAAAAA" w:sz="1"/>
+              <w:right w:val="single" w:color="AAAAAA" w:sz="1"/>
+            </w:tcBorders>
+            <w:vAlign w:val="center"/>
+          </w:tcPr>
+          <w:p>
+            <w:pPr>
+              <w:spacing w:after="40" w:before="40"/>
+              <w:jc w:val="left"/>
+            </w:pPr>
+            <w:r>
+              <w:rPr>
+                <w:rFonts w:ascii="맑은 고딕" w:cs="맑은 고딕" w:eastAsia="맑은 고딕" w:hAnsi="맑은 고딕"/>
+                <w:b w:val="false"/>
+                <w:bCs w:val="false"/>
+                <w:color w:val="000000"/>
+                <w:sz w:val="18"/>
+                <w:szCs w:val="18"/>
+              </w:rPr>
+              <w:t xml:space="preserve">Enterprise</w:t>
+            </w:r>
+          </w:p>
+        </w:tc>
+        <w:tc>
+          <w:tcPr>
+            <w:tcW w:type="dxa" w:w="1983"/>
+            <w:tcBorders>
+              <w:top w:val="single" w:color="AAAAAA" w:sz="1"/>
+              <w:left w:val="single" w:color="AAAAAA" w:sz="1"/>
+              <w:bottom w:val="single" w:color="AAAAAA" w:sz="1"/>
+              <w:right w:val="single" w:color="AAAAAA" w:sz="1"/>
+            </w:tcBorders>
+            <w:vAlign w:val="center"/>
+          </w:tcPr>
+          <w:p>
+            <w:pPr>
+              <w:spacing w:after="40" w:before="40"/>
+              <w:jc w:val="left"/>
+            </w:pPr>
+            <w:r>
+              <w:rPr>
+                <w:rFonts w:ascii="맑은 고딕" w:cs="맑은 고딕" w:eastAsia="맑은 고딕" w:hAnsi="맑은 고딕"/>
+                <w:b w:val="false"/>
+                <w:bCs w:val="false"/>
+                <w:color w:val="000000"/>
+                <w:sz w:val="18"/>
+                <w:szCs w:val="18"/>
+              </w:rPr>
+              <w:t xml:space="preserve">약 432ms</w:t>
+            </w:r>
+          </w:p>
+        </w:tc>
+        <w:tc>
+          <w:tcPr>
+            <w:tcW w:type="dxa" w:w="1983"/>
+            <w:tcBorders>
+              <w:top w:val="single" w:color="AAAAAA" w:sz="1"/>
+              <w:left w:val="single" w:color="AAAAAA" w:sz="1"/>
+              <w:bottom w:val="single" w:color="AAAAAA" w:sz="1"/>
+              <w:right w:val="single" w:color="AAAAAA" w:sz="1"/>
+            </w:tcBorders>
+            <w:vAlign w:val="center"/>
+          </w:tcPr>
+          <w:p>
+            <w:pPr>
+              <w:spacing w:after="40" w:before="40"/>
+              <w:jc w:val="left"/>
+            </w:pPr>
+            <w:r>
+              <w:rPr>
+                <w:rFonts w:ascii="맑은 고딕" w:cs="맑은 고딕" w:eastAsia="맑은 고딕" w:hAnsi="맑은 고딕"/>
+                <w:b w:val="false"/>
+                <w:bCs w:val="false"/>
+                <w:color w:val="000000"/>
+                <w:sz w:val="18"/>
+                <w:szCs w:val="18"/>
+              </w:rPr>
+              <w:t xml:space="preserve">약 664ms</w:t>
+            </w:r>
+          </w:p>
+        </w:tc>
+        <w:tc>
+          <w:tcPr>
+            <w:tcW w:type="dxa" w:w="1983"/>
+            <w:tcBorders>
+              <w:top w:val="single" w:color="AAAAAA" w:sz="1"/>
+              <w:left w:val="single" w:color="AAAAAA" w:sz="1"/>
+              <w:bottom w:val="single" w:color="AAAAAA" w:sz="1"/>
+              <w:right w:val="single" w:color="AAAAAA" w:sz="1"/>
+            </w:tcBorders>
+            <w:vAlign w:val="center"/>
+          </w:tcPr>
+          <w:p>
+            <w:pPr>
+              <w:spacing w:after="40" w:before="40"/>
+              <w:jc w:val="left"/>
+            </w:pPr>
+            <w:r>
+              <w:rPr>
+                <w:rFonts w:ascii="맑은 고딕" w:cs="맑은 고딕" w:eastAsia="맑은 고딕" w:hAnsi="맑은 고딕"/>
+                <w:b w:val="false"/>
+                <w:bCs w:val="false"/>
+                <w:color w:val="000000"/>
+                <w:sz w:val="18"/>
+                <w:szCs w:val="18"/>
+              </w:rPr>
+              <w:t xml:space="preserve">약 410ms</w:t>
             </w:r>
           </w:p>
         </w:tc>
@@ -7976,146 +9135,117 @@
       <w:tr>
         <w:tc>
           <w:tcPr>
-            <w:tcW w:type="dxa" w:w="1586"/>
-            <w:tcBorders>
-              <w:top w:val="single" w:color="AAAAAA" w:sz="1"/>
-              <w:left w:val="single" w:color="AAAAAA" w:sz="1"/>
-              <w:bottom w:val="single" w:color="AAAAAA" w:sz="1"/>
-              <w:right w:val="single" w:color="AAAAAA" w:sz="1"/>
-            </w:tcBorders>
-            <w:vAlign w:val="center"/>
-          </w:tcPr>
-          <w:p>
-            <w:pPr>
-              <w:spacing w:after="40" w:before="40"/>
-              <w:jc w:val="left"/>
-            </w:pPr>
-            <w:r>
-              <w:rPr>
-                <w:rFonts w:ascii="맑은 고딕" w:cs="맑은 고딕" w:eastAsia="맑은 고딕" w:hAnsi="맑은 고딕"/>
-                <w:b w:val="false"/>
-                <w:bCs w:val="false"/>
-                <w:color w:val="000000"/>
-                <w:sz w:val="18"/>
-                <w:szCs w:val="18"/>
-              </w:rPr>
-              <w:t xml:space="preserve">Medium</w:t>
-            </w:r>
-          </w:p>
-        </w:tc>
-        <w:tc>
-          <w:tcPr>
-            <w:tcW w:type="dxa" w:w="1586"/>
-            <w:tcBorders>
-              <w:top w:val="single" w:color="AAAAAA" w:sz="1"/>
-              <w:left w:val="single" w:color="AAAAAA" w:sz="1"/>
-              <w:bottom w:val="single" w:color="AAAAAA" w:sz="1"/>
-              <w:right w:val="single" w:color="AAAAAA" w:sz="1"/>
-            </w:tcBorders>
-            <w:vAlign w:val="center"/>
-          </w:tcPr>
-          <w:p>
-            <w:pPr>
-              <w:spacing w:after="40" w:before="40"/>
-              <w:jc w:val="left"/>
-            </w:pPr>
-            <w:r>
-              <w:rPr>
-                <w:rFonts w:ascii="맑은 고딕" w:cs="맑은 고딕" w:eastAsia="맑은 고딕" w:hAnsi="맑은 고딕"/>
-                <w:b w:val="false"/>
-                <w:bCs w:val="false"/>
-                <w:color w:val="000000"/>
-                <w:sz w:val="18"/>
-                <w:szCs w:val="18"/>
-              </w:rPr>
-              <w:t xml:space="preserve">1,200~4,000ms</w:t>
-            </w:r>
-          </w:p>
-        </w:tc>
-        <w:tc>
-          <w:tcPr>
-            <w:tcW w:type="dxa" w:w="1586"/>
-            <w:tcBorders>
-              <w:top w:val="single" w:color="AAAAAA" w:sz="1"/>
-              <w:left w:val="single" w:color="AAAAAA" w:sz="1"/>
-              <w:bottom w:val="single" w:color="AAAAAA" w:sz="1"/>
-              <w:right w:val="single" w:color="AAAAAA" w:sz="1"/>
-            </w:tcBorders>
-            <w:vAlign w:val="center"/>
-          </w:tcPr>
-          <w:p>
-            <w:pPr>
-              <w:spacing w:after="40" w:before="40"/>
-              <w:jc w:val="left"/>
-            </w:pPr>
-            <w:r>
-              <w:rPr>
-                <w:rFonts w:ascii="맑은 고딕" w:cs="맑은 고딕" w:eastAsia="맑은 고딕" w:hAnsi="맑은 고딕"/>
-                <w:b w:val="false"/>
-                <w:bCs w:val="false"/>
-                <w:color w:val="000000"/>
-                <w:sz w:val="18"/>
-                <w:szCs w:val="18"/>
-              </w:rPr>
-              <w:t xml:space="preserve">약 645초</w:t>
-            </w:r>
-          </w:p>
-        </w:tc>
-        <w:tc>
-          <w:tcPr>
-            <w:tcW w:type="dxa" w:w="1586"/>
-            <w:tcBorders>
-              <w:top w:val="single" w:color="AAAAAA" w:sz="1"/>
-              <w:left w:val="single" w:color="AAAAAA" w:sz="1"/>
-              <w:bottom w:val="single" w:color="AAAAAA" w:sz="1"/>
-              <w:right w:val="single" w:color="AAAAAA" w:sz="1"/>
-            </w:tcBorders>
-            <w:vAlign w:val="center"/>
-          </w:tcPr>
-          <w:p>
-            <w:pPr>
-              <w:spacing w:after="40" w:before="40"/>
-              <w:jc w:val="left"/>
-            </w:pPr>
-            <w:r>
-              <w:rPr>
-                <w:rFonts w:ascii="맑은 고딕" w:cs="맑은 고딕" w:eastAsia="맑은 고딕" w:hAnsi="맑은 고딕"/>
-                <w:b w:val="false"/>
-                <w:bCs w:val="false"/>
-                <w:color w:val="000000"/>
-                <w:sz w:val="18"/>
-                <w:szCs w:val="18"/>
-              </w:rPr>
-              <w:t xml:space="preserve">약 729초</w:t>
-            </w:r>
-          </w:p>
-        </w:tc>
-        <w:tc>
-          <w:tcPr>
-            <w:tcW w:type="dxa" w:w="1586"/>
-            <w:tcBorders>
-              <w:top w:val="single" w:color="AAAAAA" w:sz="1"/>
-              <w:left w:val="single" w:color="AAAAAA" w:sz="1"/>
-              <w:bottom w:val="single" w:color="AAAAAA" w:sz="1"/>
-              <w:right w:val="single" w:color="AAAAAA" w:sz="1"/>
-            </w:tcBorders>
-            <w:vAlign w:val="center"/>
-          </w:tcPr>
-          <w:p>
-            <w:pPr>
-              <w:spacing w:after="40" w:before="40"/>
-              <w:jc w:val="left"/>
-            </w:pPr>
-            <w:r>
-              <w:rPr>
-                <w:rFonts w:ascii="맑은 고딕" w:cs="맑은 고딕" w:eastAsia="맑은 고딕" w:hAnsi="맑은 고딕"/>
-                <w:b w:val="false"/>
-                <w:bCs w:val="false"/>
-                <w:color w:val="000000"/>
-                <w:sz w:val="18"/>
-                <w:szCs w:val="18"/>
-              </w:rPr>
-              <w:t xml:space="preserve">약 13% 증가</w:t>
+            <w:tcW w:type="dxa" w:w="1983"/>
+            <w:tcBorders>
+              <w:top w:val="single" w:color="AAAAAA" w:sz="1"/>
+              <w:left w:val="single" w:color="AAAAAA" w:sz="1"/>
+              <w:bottom w:val="single" w:color="AAAAAA" w:sz="1"/>
+              <w:right w:val="single" w:color="AAAAAA" w:sz="1"/>
+            </w:tcBorders>
+            <w:vAlign w:val="center"/>
+          </w:tcPr>
+          <w:p>
+            <w:pPr>
+              <w:spacing w:after="40" w:before="40"/>
+              <w:jc w:val="left"/>
+            </w:pPr>
+            <w:r>
+              <w:rPr>
+                <w:rFonts w:ascii="맑은 고딕" w:cs="맑은 고딕" w:eastAsia="맑은 고딕" w:hAnsi="맑은 고딕"/>
+                <w:b w:val="false"/>
+                <w:bCs w:val="false"/>
+                <w:color w:val="000000"/>
+                <w:sz w:val="18"/>
+                <w:szCs w:val="18"/>
+              </w:rPr>
+              <w:t xml:space="preserve">Premium</w:t>
+            </w:r>
+          </w:p>
+        </w:tc>
+        <w:tc>
+          <w:tcPr>
+            <w:tcW w:type="dxa" w:w="1983"/>
+            <w:tcBorders>
+              <w:top w:val="single" w:color="AAAAAA" w:sz="1"/>
+              <w:left w:val="single" w:color="AAAAAA" w:sz="1"/>
+              <w:bottom w:val="single" w:color="AAAAAA" w:sz="1"/>
+              <w:right w:val="single" w:color="AAAAAA" w:sz="1"/>
+            </w:tcBorders>
+            <w:vAlign w:val="center"/>
+          </w:tcPr>
+          <w:p>
+            <w:pPr>
+              <w:spacing w:after="40" w:before="40"/>
+              <w:jc w:val="left"/>
+            </w:pPr>
+            <w:r>
+              <w:rPr>
+                <w:rFonts w:ascii="맑은 고딕" w:cs="맑은 고딕" w:eastAsia="맑은 고딕" w:hAnsi="맑은 고딕"/>
+                <w:b w:val="false"/>
+                <w:bCs w:val="false"/>
+                <w:color w:val="000000"/>
+                <w:sz w:val="18"/>
+                <w:szCs w:val="18"/>
+              </w:rPr>
+              <w:t xml:space="preserve">약 1,480ms</w:t>
+            </w:r>
+          </w:p>
+        </w:tc>
+        <w:tc>
+          <w:tcPr>
+            <w:tcW w:type="dxa" w:w="1983"/>
+            <w:tcBorders>
+              <w:top w:val="single" w:color="AAAAAA" w:sz="1"/>
+              <w:left w:val="single" w:color="AAAAAA" w:sz="1"/>
+              <w:bottom w:val="single" w:color="AAAAAA" w:sz="1"/>
+              <w:right w:val="single" w:color="AAAAAA" w:sz="1"/>
+            </w:tcBorders>
+            <w:vAlign w:val="center"/>
+          </w:tcPr>
+          <w:p>
+            <w:pPr>
+              <w:spacing w:after="40" w:before="40"/>
+              <w:jc w:val="left"/>
+            </w:pPr>
+            <w:r>
+              <w:rPr>
+                <w:rFonts w:ascii="맑은 고딕" w:cs="맑은 고딕" w:eastAsia="맑은 고딕" w:hAnsi="맑은 고딕"/>
+                <w:b w:val="false"/>
+                <w:bCs w:val="false"/>
+                <w:color w:val="000000"/>
+                <w:sz w:val="18"/>
+                <w:szCs w:val="18"/>
+              </w:rPr>
+              <w:t xml:space="preserve">약 1,333ms</w:t>
+            </w:r>
+          </w:p>
+        </w:tc>
+        <w:tc>
+          <w:tcPr>
+            <w:tcW w:type="dxa" w:w="1983"/>
+            <w:tcBorders>
+              <w:top w:val="single" w:color="AAAAAA" w:sz="1"/>
+              <w:left w:val="single" w:color="AAAAAA" w:sz="1"/>
+              <w:bottom w:val="single" w:color="AAAAAA" w:sz="1"/>
+              <w:right w:val="single" w:color="AAAAAA" w:sz="1"/>
+            </w:tcBorders>
+            <w:vAlign w:val="center"/>
+          </w:tcPr>
+          <w:p>
+            <w:pPr>
+              <w:spacing w:after="40" w:before="40"/>
+              <w:jc w:val="left"/>
+            </w:pPr>
+            <w:r>
+              <w:rPr>
+                <w:rFonts w:ascii="맑은 고딕" w:cs="맑은 고딕" w:eastAsia="맑은 고딕" w:hAnsi="맑은 고딕"/>
+                <w:b w:val="false"/>
+                <w:bCs w:val="false"/>
+                <w:color w:val="000000"/>
+                <w:sz w:val="18"/>
+                <w:szCs w:val="18"/>
+              </w:rPr>
+              <w:t xml:space="preserve">약 1,458ms</w:t>
             </w:r>
           </w:p>
         </w:tc>
@@ -8123,146 +9253,235 @@
       <w:tr>
         <w:tc>
           <w:tcPr>
-            <w:tcW w:type="dxa" w:w="1586"/>
-            <w:tcBorders>
-              <w:top w:val="single" w:color="AAAAAA" w:sz="1"/>
-              <w:left w:val="single" w:color="AAAAAA" w:sz="1"/>
-              <w:bottom w:val="single" w:color="AAAAAA" w:sz="1"/>
-              <w:right w:val="single" w:color="AAAAAA" w:sz="1"/>
-            </w:tcBorders>
-            <w:vAlign w:val="center"/>
-          </w:tcPr>
-          <w:p>
-            <w:pPr>
-              <w:spacing w:after="40" w:before="40"/>
-              <w:jc w:val="left"/>
-            </w:pPr>
-            <w:r>
-              <w:rPr>
-                <w:rFonts w:ascii="맑은 고딕" w:cs="맑은 고딕" w:eastAsia="맑은 고딕" w:hAnsi="맑은 고딕"/>
-                <w:b w:val="false"/>
-                <w:bCs w:val="false"/>
-                <w:color w:val="000000"/>
-                <w:sz w:val="18"/>
-                <w:szCs w:val="18"/>
-              </w:rPr>
-              <w:t xml:space="preserve">Long</w:t>
-            </w:r>
-          </w:p>
-        </w:tc>
-        <w:tc>
-          <w:tcPr>
-            <w:tcW w:type="dxa" w:w="1586"/>
-            <w:tcBorders>
-              <w:top w:val="single" w:color="AAAAAA" w:sz="1"/>
-              <w:left w:val="single" w:color="AAAAAA" w:sz="1"/>
-              <w:bottom w:val="single" w:color="AAAAAA" w:sz="1"/>
-              <w:right w:val="single" w:color="AAAAAA" w:sz="1"/>
-            </w:tcBorders>
-            <w:vAlign w:val="center"/>
-          </w:tcPr>
-          <w:p>
-            <w:pPr>
-              <w:spacing w:after="40" w:before="40"/>
-              <w:jc w:val="left"/>
-            </w:pPr>
-            <w:r>
-              <w:rPr>
-                <w:rFonts w:ascii="맑은 고딕" w:cs="맑은 고딕" w:eastAsia="맑은 고딕" w:hAnsi="맑은 고딕"/>
-                <w:b w:val="false"/>
-                <w:bCs w:val="false"/>
-                <w:color w:val="000000"/>
-                <w:sz w:val="18"/>
-                <w:szCs w:val="18"/>
-              </w:rPr>
-              <w:t xml:space="preserve">5,000~10,000ms</w:t>
-            </w:r>
-          </w:p>
-        </w:tc>
-        <w:tc>
-          <w:tcPr>
-            <w:tcW w:type="dxa" w:w="1586"/>
-            <w:tcBorders>
-              <w:top w:val="single" w:color="AAAAAA" w:sz="1"/>
-              <w:left w:val="single" w:color="AAAAAA" w:sz="1"/>
-              <w:bottom w:val="single" w:color="AAAAAA" w:sz="1"/>
-              <w:right w:val="single" w:color="AAAAAA" w:sz="1"/>
-            </w:tcBorders>
-            <w:vAlign w:val="center"/>
-          </w:tcPr>
-          <w:p>
-            <w:pPr>
-              <w:spacing w:after="40" w:before="40"/>
-              <w:jc w:val="left"/>
-            </w:pPr>
-            <w:r>
-              <w:rPr>
-                <w:rFonts w:ascii="맑은 고딕" w:cs="맑은 고딕" w:eastAsia="맑은 고딕" w:hAnsi="맑은 고딕"/>
-                <w:b w:val="false"/>
-                <w:bCs w:val="false"/>
-                <w:color w:val="000000"/>
-                <w:sz w:val="18"/>
-                <w:szCs w:val="18"/>
-              </w:rPr>
-              <w:t xml:space="preserve">약 650초</w:t>
-            </w:r>
-          </w:p>
-        </w:tc>
-        <w:tc>
-          <w:tcPr>
-            <w:tcW w:type="dxa" w:w="1586"/>
-            <w:tcBorders>
-              <w:top w:val="single" w:color="AAAAAA" w:sz="1"/>
-              <w:left w:val="single" w:color="AAAAAA" w:sz="1"/>
-              <w:bottom w:val="single" w:color="AAAAAA" w:sz="1"/>
-              <w:right w:val="single" w:color="AAAAAA" w:sz="1"/>
-            </w:tcBorders>
-            <w:vAlign w:val="center"/>
-          </w:tcPr>
-          <w:p>
-            <w:pPr>
-              <w:spacing w:after="40" w:before="40"/>
-              <w:jc w:val="left"/>
-            </w:pPr>
-            <w:r>
-              <w:rPr>
-                <w:rFonts w:ascii="맑은 고딕" w:cs="맑은 고딕" w:eastAsia="맑은 고딕" w:hAnsi="맑은 고딕"/>
-                <w:b w:val="false"/>
-                <w:bCs w:val="false"/>
-                <w:color w:val="000000"/>
-                <w:sz w:val="18"/>
-                <w:szCs w:val="18"/>
-              </w:rPr>
-              <w:t xml:space="preserve">약 1,226초</w:t>
-            </w:r>
-          </w:p>
-        </w:tc>
-        <w:tc>
-          <w:tcPr>
-            <w:tcW w:type="dxa" w:w="1586"/>
-            <w:tcBorders>
-              <w:top w:val="single" w:color="AAAAAA" w:sz="1"/>
-              <w:left w:val="single" w:color="AAAAAA" w:sz="1"/>
-              <w:bottom w:val="single" w:color="AAAAAA" w:sz="1"/>
-              <w:right w:val="single" w:color="AAAAAA" w:sz="1"/>
-            </w:tcBorders>
-            <w:vAlign w:val="center"/>
-          </w:tcPr>
-          <w:p>
-            <w:pPr>
-              <w:spacing w:after="40" w:before="40"/>
-              <w:jc w:val="left"/>
-            </w:pPr>
-            <w:r>
-              <w:rPr>
-                <w:rFonts w:ascii="맑은 고딕" w:cs="맑은 고딕" w:eastAsia="맑은 고딕" w:hAnsi="맑은 고딕"/>
-                <w:b w:val="false"/>
-                <w:bCs w:val="false"/>
-                <w:color w:val="000000"/>
-                <w:sz w:val="18"/>
-                <w:szCs w:val="18"/>
-              </w:rPr>
-              <w:t xml:space="preserve">약 89% 증가</w:t>
+            <w:tcW w:type="dxa" w:w="1983"/>
+            <w:tcBorders>
+              <w:top w:val="single" w:color="AAAAAA" w:sz="1"/>
+              <w:left w:val="single" w:color="AAAAAA" w:sz="1"/>
+              <w:bottom w:val="single" w:color="AAAAAA" w:sz="1"/>
+              <w:right w:val="single" w:color="AAAAAA" w:sz="1"/>
+            </w:tcBorders>
+            <w:vAlign w:val="center"/>
+          </w:tcPr>
+          <w:p>
+            <w:pPr>
+              <w:spacing w:after="40" w:before="40"/>
+              <w:jc w:val="left"/>
+            </w:pPr>
+            <w:r>
+              <w:rPr>
+                <w:rFonts w:ascii="맑은 고딕" w:cs="맑은 고딕" w:eastAsia="맑은 고딕" w:hAnsi="맑은 고딕"/>
+                <w:b w:val="false"/>
+                <w:bCs w:val="false"/>
+                <w:color w:val="000000"/>
+                <w:sz w:val="18"/>
+                <w:szCs w:val="18"/>
+              </w:rPr>
+              <w:t xml:space="preserve">Standard</w:t>
+            </w:r>
+          </w:p>
+        </w:tc>
+        <w:tc>
+          <w:tcPr>
+            <w:tcW w:type="dxa" w:w="1983"/>
+            <w:tcBorders>
+              <w:top w:val="single" w:color="AAAAAA" w:sz="1"/>
+              <w:left w:val="single" w:color="AAAAAA" w:sz="1"/>
+              <w:bottom w:val="single" w:color="AAAAAA" w:sz="1"/>
+              <w:right w:val="single" w:color="AAAAAA" w:sz="1"/>
+            </w:tcBorders>
+            <w:vAlign w:val="center"/>
+          </w:tcPr>
+          <w:p>
+            <w:pPr>
+              <w:spacing w:after="40" w:before="40"/>
+              <w:jc w:val="left"/>
+            </w:pPr>
+            <w:r>
+              <w:rPr>
+                <w:rFonts w:ascii="맑은 고딕" w:cs="맑은 고딕" w:eastAsia="맑은 고딕" w:hAnsi="맑은 고딕"/>
+                <w:b w:val="false"/>
+                <w:bCs w:val="false"/>
+                <w:color w:val="000000"/>
+                <w:sz w:val="18"/>
+                <w:szCs w:val="18"/>
+              </w:rPr>
+              <w:t xml:space="preserve">약 2,522ms</w:t>
+            </w:r>
+          </w:p>
+        </w:tc>
+        <w:tc>
+          <w:tcPr>
+            <w:tcW w:type="dxa" w:w="1983"/>
+            <w:tcBorders>
+              <w:top w:val="single" w:color="AAAAAA" w:sz="1"/>
+              <w:left w:val="single" w:color="AAAAAA" w:sz="1"/>
+              <w:bottom w:val="single" w:color="AAAAAA" w:sz="1"/>
+              <w:right w:val="single" w:color="AAAAAA" w:sz="1"/>
+            </w:tcBorders>
+            <w:vAlign w:val="center"/>
+          </w:tcPr>
+          <w:p>
+            <w:pPr>
+              <w:spacing w:after="40" w:before="40"/>
+              <w:jc w:val="left"/>
+            </w:pPr>
+            <w:r>
+              <w:rPr>
+                <w:rFonts w:ascii="맑은 고딕" w:cs="맑은 고딕" w:eastAsia="맑은 고딕" w:hAnsi="맑은 고딕"/>
+                <w:b w:val="false"/>
+                <w:bCs w:val="false"/>
+                <w:color w:val="000000"/>
+                <w:sz w:val="18"/>
+                <w:szCs w:val="18"/>
+              </w:rPr>
+              <w:t xml:space="preserve">약 2,541ms</w:t>
+            </w:r>
+          </w:p>
+        </w:tc>
+        <w:tc>
+          <w:tcPr>
+            <w:tcW w:type="dxa" w:w="1983"/>
+            <w:tcBorders>
+              <w:top w:val="single" w:color="AAAAAA" w:sz="1"/>
+              <w:left w:val="single" w:color="AAAAAA" w:sz="1"/>
+              <w:bottom w:val="single" w:color="AAAAAA" w:sz="1"/>
+              <w:right w:val="single" w:color="AAAAAA" w:sz="1"/>
+            </w:tcBorders>
+            <w:vAlign w:val="center"/>
+          </w:tcPr>
+          <w:p>
+            <w:pPr>
+              <w:spacing w:after="40" w:before="40"/>
+              <w:jc w:val="left"/>
+            </w:pPr>
+            <w:r>
+              <w:rPr>
+                <w:rFonts w:ascii="맑은 고딕" w:cs="맑은 고딕" w:eastAsia="맑은 고딕" w:hAnsi="맑은 고딕"/>
+                <w:b w:val="false"/>
+                <w:bCs w:val="false"/>
+                <w:color w:val="000000"/>
+                <w:sz w:val="18"/>
+                <w:szCs w:val="18"/>
+              </w:rPr>
+              <w:t xml:space="preserve">약 2,496ms</w:t>
+            </w:r>
+          </w:p>
+        </w:tc>
+      </w:tr>
+      <w:tr>
+        <w:tc>
+          <w:tcPr>
+            <w:tcW w:type="dxa" w:w="1983"/>
+            <w:tcBorders>
+              <w:top w:val="single" w:color="AAAAAA" w:sz="1"/>
+              <w:left w:val="single" w:color="AAAAAA" w:sz="1"/>
+              <w:bottom w:val="single" w:color="AAAAAA" w:sz="1"/>
+              <w:right w:val="single" w:color="AAAAAA" w:sz="1"/>
+            </w:tcBorders>
+            <w:vAlign w:val="center"/>
+          </w:tcPr>
+          <w:p>
+            <w:pPr>
+              <w:spacing w:after="40" w:before="40"/>
+              <w:jc w:val="left"/>
+            </w:pPr>
+            <w:r>
+              <w:rPr>
+                <w:rFonts w:ascii="맑은 고딕" w:cs="맑은 고딕" w:eastAsia="맑은 고딕" w:hAnsi="맑은 고딕"/>
+                <w:b w:val="false"/>
+                <w:bCs w:val="false"/>
+                <w:color w:val="000000"/>
+                <w:sz w:val="18"/>
+                <w:szCs w:val="18"/>
+              </w:rPr>
+              <w:t xml:space="preserve">Free</w:t>
+            </w:r>
+          </w:p>
+        </w:tc>
+        <w:tc>
+          <w:tcPr>
+            <w:tcW w:type="dxa" w:w="1983"/>
+            <w:tcBorders>
+              <w:top w:val="single" w:color="AAAAAA" w:sz="1"/>
+              <w:left w:val="single" w:color="AAAAAA" w:sz="1"/>
+              <w:bottom w:val="single" w:color="AAAAAA" w:sz="1"/>
+              <w:right w:val="single" w:color="AAAAAA" w:sz="1"/>
+            </w:tcBorders>
+            <w:vAlign w:val="center"/>
+          </w:tcPr>
+          <w:p>
+            <w:pPr>
+              <w:spacing w:after="40" w:before="40"/>
+              <w:jc w:val="left"/>
+            </w:pPr>
+            <w:r>
+              <w:rPr>
+                <w:rFonts w:ascii="맑은 고딕" w:cs="맑은 고딕" w:eastAsia="맑은 고딕" w:hAnsi="맑은 고딕"/>
+                <w:b w:val="false"/>
+                <w:bCs w:val="false"/>
+                <w:color w:val="000000"/>
+                <w:sz w:val="18"/>
+                <w:szCs w:val="18"/>
+              </w:rPr>
+              <w:t xml:space="preserve">약 3,561ms</w:t>
+            </w:r>
+          </w:p>
+        </w:tc>
+        <w:tc>
+          <w:tcPr>
+            <w:tcW w:type="dxa" w:w="1983"/>
+            <w:tcBorders>
+              <w:top w:val="single" w:color="AAAAAA" w:sz="1"/>
+              <w:left w:val="single" w:color="AAAAAA" w:sz="1"/>
+              <w:bottom w:val="single" w:color="AAAAAA" w:sz="1"/>
+              <w:right w:val="single" w:color="AAAAAA" w:sz="1"/>
+            </w:tcBorders>
+            <w:vAlign w:val="center"/>
+          </w:tcPr>
+          <w:p>
+            <w:pPr>
+              <w:spacing w:after="40" w:before="40"/>
+              <w:jc w:val="left"/>
+            </w:pPr>
+            <w:r>
+              <w:rPr>
+                <w:rFonts w:ascii="맑은 고딕" w:cs="맑은 고딕" w:eastAsia="맑은 고딕" w:hAnsi="맑은 고딕"/>
+                <w:b w:val="false"/>
+                <w:bCs w:val="false"/>
+                <w:color w:val="000000"/>
+                <w:sz w:val="18"/>
+                <w:szCs w:val="18"/>
+              </w:rPr>
+              <w:t xml:space="preserve">약 3,371ms</w:t>
+            </w:r>
+          </w:p>
+        </w:tc>
+        <w:tc>
+          <w:tcPr>
+            <w:tcW w:type="dxa" w:w="1983"/>
+            <w:tcBorders>
+              <w:top w:val="single" w:color="AAAAAA" w:sz="1"/>
+              <w:left w:val="single" w:color="AAAAAA" w:sz="1"/>
+              <w:bottom w:val="single" w:color="AAAAAA" w:sz="1"/>
+              <w:right w:val="single" w:color="AAAAAA" w:sz="1"/>
+            </w:tcBorders>
+            <w:vAlign w:val="center"/>
+          </w:tcPr>
+          <w:p>
+            <w:pPr>
+              <w:spacing w:after="40" w:before="40"/>
+              <w:jc w:val="left"/>
+            </w:pPr>
+            <w:r>
+              <w:rPr>
+                <w:rFonts w:ascii="맑은 고딕" w:cs="맑은 고딕" w:eastAsia="맑은 고딕" w:hAnsi="맑은 고딕"/>
+                <w:b w:val="false"/>
+                <w:bCs w:val="false"/>
+                <w:color w:val="000000"/>
+                <w:sz w:val="18"/>
+                <w:szCs w:val="18"/>
+              </w:rPr>
+              <w:t xml:space="preserve">약 3,542ms</w:t>
             </w:r>
           </w:p>
         </w:tc>
@@ -8286,7 +9505,7 @@
       <w:r>
         <w:drawing>
           <wp:inline distT="0" distB="0" distL="0" distR="0">
-            <wp:extent cx="5400675" cy="2409825"/>
+            <wp:extent cx="5400675" cy="2257425"/>
             <wp:effectExtent t="0" r="0" b="0" l="0"/>
             <wp:docPr id="1" name="" descr="" title=""/>
             <wp:cNvGraphicFramePr>
@@ -8311,7 +9530,7 @@
                   <pic:spPr bwMode="auto">
                     <a:xfrm>
                       <a:off x="0" y="0"/>
-                      <a:ext cx="5400675" cy="2409825"/>
+                      <a:ext cx="5400675" cy="2257425"/>
                     </a:xfrm>
                     <a:prstGeom prst="rect">
                       <a:avLst/>
@@ -8338,7 +9557,7 @@
           <w:sz w:val="18"/>
           <w:szCs w:val="18"/>
         </w:rPr>
-        <w:t xml:space="preserve">[그림 6] MLFQ 선점형 vs FCFS 요청 유형별 응답시간</w:t>
+        <w:t xml:space="preserve">[그림 6] 실서버 구독 등급별 평균 대기시간 비교</w:t>
       </w:r>
     </w:p>
     <w:p>
@@ -8357,13 +9576,8 @@
           <w:sz w:val="20"/>
           <w:szCs w:val="20"/>
         </w:rPr>
-        <w:t xml:space="preserve">Short는 Q0 안에 완료되어 강등 없이 처리되므로 응답시간이 FCFS 대비 약 73% 감소하였다. 반면 Long은 하위 큐로 밀려 약 89% 증가, Medium은 약 13% 증가하였다. 부스팅(Rule 5, 5초 주기)으로 Long의 기아 상태는 방지된다.</w:t>
-      </w:r>
-    </w:p>
-    <w:p>
-      <w:pPr>
-        <w:spacing w:after="120" w:line="240"/>
-      </w:pPr>
+        <w:t xml:space="preserve">세 알고리즘의 평균 처리 시간이 모두 약 208~209ms로 거의 같았다. 스케줄러는 "누구를 먼저 처리할지"만 정할 뿐 LLM 추론 속도를 바꾸지 못한다. FCFS에서는 도착 순서대로 처리되어 Enterprise → Free 순으로 대기시간이 늘었다(Enterprise를 먼저 보냄). Priority의 경우 구독 등급과 요청 우선순위가 독립적임을 드러내고자 등급별로 서로 다른 우선순위를 혼합 배정하였다(배정 내역은 부록 표 B.2 참조). 그 결과 Enterprise의 NORMAL 요청이 Premium의 URGENT 요청에 밀려 Enterprise 평균 대기시간은 FCFS 대비 증가하였다(432 → 664ms). 반면 Free의 NORMAL 요청은 Standard의 LOW 요청보다 먼저 처리되어 Free 평균 대기시간은 오히려 감소하였다(3,561 → 3,371ms). </w:t>
+      </w:r>
       <w:r>
         <w:rPr>
           <w:rFonts w:ascii="맑은 고딕" w:cs="맑은 고딕" w:eastAsia="맑은 고딕" w:hAnsi="맑은 고딕"/>
@@ -8373,16 +9587,16 @@
           <w:sz w:val="20"/>
           <w:szCs w:val="20"/>
         </w:rPr>
-        <w:t xml:space="preserve">재현성 확인</w:t>
-      </w:r>
-      <w:r>
-        <w:rPr>
-          <w:rFonts w:ascii="맑은 고딕" w:cs="맑은 고딕" w:eastAsia="맑은 고딕" w:hAnsi="맑은 고딕"/>
-          <w:color w:val="000000"/>
-          <w:sz w:val="20"/>
-          <w:szCs w:val="20"/>
-        </w:rPr>
-        <w:t xml:space="preserve">: 5개 시드에서 Short 개선율이 71.8~74.3%의 좁은 범위에 모였고 평균은 약 73%였다. 시드를 바꿔 다섯 번 반복해도 비슷한 개선율이 나왔다는 점은 이 효과가 특정 시드 때문에 우연히 나타난 결과가 아니라는 뜻이다. 다만 5개 시드의 제한된 반복이라 실제 트래픽 패턴에서는 효과가 달라질 수 있다. 시드별 결과는 부록 B에 정리하였다.</w:t>
+        <w:t xml:space="preserve">WFQ</w:t>
+      </w:r>
+      <w:r>
+        <w:rPr>
+          <w:rFonts w:ascii="맑은 고딕" w:cs="맑은 고딕" w:eastAsia="맑은 고딕" w:hAnsi="맑은 고딕"/>
+          <w:color w:val="000000"/>
+          <w:sz w:val="20"/>
+          <w:szCs w:val="20"/>
+        </w:rPr>
+        <w:t xml:space="preserve">는 가중치에 따라 Enterprise가 먼저 처리되었다. 요청 수가 적어 등급별 극단적 차이까지는 드러나지 않았으나 시뮬레이션과 같은 패턴이 나타났다.</w:t>
       </w:r>
     </w:p>
     <w:p>
@@ -8398,27 +9612,44 @@
           <w:sz w:val="24"/>
           <w:szCs w:val="24"/>
         </w:rPr>
-        <w:t xml:space="preserve">5.4 실서버 실험</w:t>
+        <w:t xml:space="preserve">5.5 공정성 분석</w:t>
       </w:r>
     </w:p>
     <w:p>
       <w:pPr>
         <w:spacing w:after="120" w:line="240"/>
-      </w:pPr>
-      <w:r>
-        <w:rPr>
-          <w:rFonts w:ascii="맑은 고딕" w:cs="맑은 고딕" w:eastAsia="맑은 고딕" w:hAnsi="맑은 고딕"/>
-          <w:color w:val="000000"/>
-          <w:sz w:val="20"/>
-          <w:szCs w:val="20"/>
-        </w:rPr>
-        <w:t xml:space="preserve">시뮬레이션에서 확인한 스케줄링 순서 차이가 실제 LLM 환경에서도 재현되는지 보고자 Ollama로 실서버 실험을 진행하였다. 사용 모델은 2026년 4월 공개된 Google Gemma 4 계열의 `gemma4:e4b`이며, 약 40억 개 파라미터(Parameter, 모델이 학습해 가진 가중치 값)를 가진 중형 모델로 로컬 Ollama 서버에서 실행하였다. 출력은 최대 20토큰으로 제한하였다. 총 20건(등급별 5건)을 동시에 큐에 넣은 뒤 FCFS, Priority, WFQ 세 알고리즘을 비교하였다(비선점형 MLFQ는 5.2절에서 FCFS와 같음이 확인되어 제외하였다). 전체 결과는 표 10, 구독 등급별 세부는 표 11 및 그림 7에 정리하였다.</w:t>
-      </w:r>
-    </w:p>
-    <w:p>
-      <w:pPr>
+        <w:ind w:left="360"/>
+      </w:pPr>
+      <w:r>
+        <w:rPr>
+          <w:rFonts w:ascii="맑은 고딕" w:cs="맑은 고딕" w:eastAsia="맑은 고딕" w:hAnsi="맑은 고딕"/>
+          <w:i/>
+          <w:iCs/>
+          <w:color w:val="333333"/>
+          <w:sz w:val="20"/>
+          <w:szCs w:val="20"/>
+        </w:rPr>
+        <w:t xml:space="preserve">JFI 계산 방식의 차이부터 짚어둔다. 이 분석에서는 두 가지 기준을 실험 목적에 맞게 구분해 사용하였다.</w:t>
+      </w:r>
+    </w:p>
+    <w:p>
+      <w:pPr>
+        <w:pStyle w:val="ListParagraph"/>
+        <w:numPr>
+          <w:ilvl w:val="0"/>
+          <w:numId w:val="3"/>
+        </w:numPr>
         <w:spacing w:after="80" w:line="240"/>
       </w:pPr>
+      <w:r>
+        <w:rPr>
+          <w:rFonts w:ascii="맑은 고딕" w:cs="맑은 고딕" w:eastAsia="맑은 고딕" w:hAnsi="맑은 고딕"/>
+          <w:color w:val="000000"/>
+          <w:sz w:val="20"/>
+          <w:szCs w:val="20"/>
+        </w:rPr>
+        <w:t xml:space="preserve">FCFS, Priority, MLFQ: 등급 간 대기시간 차이 측정 → </w:t>
+      </w:r>
       <w:r>
         <w:rPr>
           <w:rFonts w:ascii="맑은 고딕" w:cs="맑은 고딕" w:eastAsia="맑은 고딕" w:hAnsi="맑은 고딕"/>
@@ -8428,7 +9659,85 @@
           <w:sz w:val="20"/>
           <w:szCs w:val="20"/>
         </w:rPr>
-        <w:t xml:space="preserve">표 10. 실서버 실험 결과</w:t>
+        <w:t xml:space="preserve">대기시간 기반 JFI</w:t>
+      </w:r>
+      <w:r>
+        <w:rPr>
+          <w:rFonts w:ascii="맑은 고딕" w:cs="맑은 고딕" w:eastAsia="맑은 고딕" w:hAnsi="맑은 고딕"/>
+          <w:color w:val="000000"/>
+          <w:sz w:val="20"/>
+          <w:szCs w:val="20"/>
+        </w:rPr>
+        <w:t xml:space="preserve"> (값이 1에 가까울수록 균등)</w:t>
+      </w:r>
+    </w:p>
+    <w:p>
+      <w:pPr>
+        <w:pStyle w:val="ListParagraph"/>
+        <w:numPr>
+          <w:ilvl w:val="0"/>
+          <w:numId w:val="3"/>
+        </w:numPr>
+        <w:spacing w:after="80" w:line="240"/>
+      </w:pPr>
+      <w:r>
+        <w:rPr>
+          <w:rFonts w:ascii="맑은 고딕" w:cs="맑은 고딕" w:eastAsia="맑은 고딕" w:hAnsi="맑은 고딕"/>
+          <w:color w:val="000000"/>
+          <w:sz w:val="20"/>
+          <w:szCs w:val="20"/>
+        </w:rPr>
+        <w:t xml:space="preserve">WFQ: 가중치 비례 처리량 배분 측정 → WFQScheduler 내장의 </w:t>
+      </w:r>
+      <w:r>
+        <w:rPr>
+          <w:rFonts w:ascii="맑은 고딕" w:cs="맑은 고딕" w:eastAsia="맑은 고딕" w:hAnsi="맑은 고딕"/>
+          <w:b/>
+          <w:bCs/>
+          <w:color w:val="000000"/>
+          <w:sz w:val="20"/>
+          <w:szCs w:val="20"/>
+        </w:rPr>
+        <w:t xml:space="preserve">처리량 기반 JFI</w:t>
+      </w:r>
+      <w:r>
+        <w:rPr>
+          <w:rFonts w:ascii="맑은 고딕" w:cs="맑은 고딕" w:eastAsia="맑은 고딕" w:hAnsi="맑은 고딕"/>
+          <w:color w:val="000000"/>
+          <w:sz w:val="20"/>
+          <w:szCs w:val="20"/>
+        </w:rPr>
+        <w:t xml:space="preserve"> (가중치에 정확히 비례하면 1에 가까워짐)</w:t>
+      </w:r>
+    </w:p>
+    <w:p>
+      <w:pPr>
+        <w:spacing w:after="120" w:line="240"/>
+      </w:pPr>
+      <w:r>
+        <w:rPr>
+          <w:rFonts w:ascii="맑은 고딕" w:cs="맑은 고딕" w:eastAsia="맑은 고딕" w:hAnsi="맑은 고딕"/>
+          <w:color w:val="000000"/>
+          <w:sz w:val="20"/>
+          <w:szCs w:val="20"/>
+        </w:rPr>
+        <w:t xml:space="preserve">표 12 및 그림 7의 0.316과 1.000은 계산 기준이 달라 직접 비교하지 않는다. 각 값의 의미는 아래에서 따로 해석한다.</w:t>
+      </w:r>
+    </w:p>
+    <w:p>
+      <w:pPr>
+        <w:spacing w:after="80" w:line="240"/>
+      </w:pPr>
+      <w:r>
+        <w:rPr>
+          <w:rFonts w:ascii="맑은 고딕" w:cs="맑은 고딕" w:eastAsia="맑은 고딕" w:hAnsi="맑은 고딕"/>
+          <w:b/>
+          <w:bCs/>
+          <w:color w:val="000000"/>
+          <w:sz w:val="20"/>
+          <w:szCs w:val="20"/>
+        </w:rPr>
+        <w:t xml:space="preserve">표 12. 알고리즘별 JFI 비교 (기본 실험, 500건)</w:t>
       </w:r>
     </w:p>
     <w:tbl>
@@ -8506,7 +9815,7 @@
                 <w:sz w:val="18"/>
                 <w:szCs w:val="18"/>
               </w:rPr>
-              <w:t xml:space="preserve">평균 대기시간</w:t>
+              <w:t xml:space="preserve">JFI</w:t>
             </w:r>
           </w:p>
         </w:tc>
@@ -8536,7 +9845,7 @@
                 <w:sz w:val="18"/>
                 <w:szCs w:val="18"/>
               </w:rPr>
-              <w:t xml:space="preserve">평균 처리 시간</w:t>
+              <w:t xml:space="preserve">계산 방식</w:t>
             </w:r>
           </w:p>
         </w:tc>
@@ -8566,7 +9875,7 @@
                 <w:sz w:val="18"/>
                 <w:szCs w:val="18"/>
               </w:rPr>
-              <w:t xml:space="preserve">전체 소요 시간</w:t>
+              <w:t xml:space="preserve">해석</w:t>
             </w:r>
           </w:p>
         </w:tc>
@@ -8626,65 +9935,65 @@
                 <w:sz w:val="18"/>
                 <w:szCs w:val="18"/>
               </w:rPr>
-              <w:t xml:space="preserve">약 1,998ms</w:t>
-            </w:r>
-          </w:p>
-        </w:tc>
-        <w:tc>
-          <w:tcPr>
-            <w:tcW w:type="dxa" w:w="1983"/>
-            <w:tcBorders>
-              <w:top w:val="single" w:color="AAAAAA" w:sz="1"/>
-              <w:left w:val="single" w:color="AAAAAA" w:sz="1"/>
-              <w:bottom w:val="single" w:color="AAAAAA" w:sz="1"/>
-              <w:right w:val="single" w:color="AAAAAA" w:sz="1"/>
-            </w:tcBorders>
-            <w:vAlign w:val="center"/>
-          </w:tcPr>
-          <w:p>
-            <w:pPr>
-              <w:spacing w:after="40" w:before="40"/>
-              <w:jc w:val="left"/>
-            </w:pPr>
-            <w:r>
-              <w:rPr>
-                <w:rFonts w:ascii="맑은 고딕" w:cs="맑은 고딕" w:eastAsia="맑은 고딕" w:hAnsi="맑은 고딕"/>
-                <w:b w:val="false"/>
-                <w:bCs w:val="false"/>
-                <w:color w:val="000000"/>
-                <w:sz w:val="18"/>
-                <w:szCs w:val="18"/>
-              </w:rPr>
-              <w:t xml:space="preserve">약 209ms</w:t>
-            </w:r>
-          </w:p>
-        </w:tc>
-        <w:tc>
-          <w:tcPr>
-            <w:tcW w:type="dxa" w:w="1983"/>
-            <w:tcBorders>
-              <w:top w:val="single" w:color="AAAAAA" w:sz="1"/>
-              <w:left w:val="single" w:color="AAAAAA" w:sz="1"/>
-              <w:bottom w:val="single" w:color="AAAAAA" w:sz="1"/>
-              <w:right w:val="single" w:color="AAAAAA" w:sz="1"/>
-            </w:tcBorders>
-            <w:vAlign w:val="center"/>
-          </w:tcPr>
-          <w:p>
-            <w:pPr>
-              <w:spacing w:after="40" w:before="40"/>
-              <w:jc w:val="left"/>
-            </w:pPr>
-            <w:r>
-              <w:rPr>
-                <w:rFonts w:ascii="맑은 고딕" w:cs="맑은 고딕" w:eastAsia="맑은 고딕" w:hAnsi="맑은 고딕"/>
-                <w:b w:val="false"/>
-                <w:bCs w:val="false"/>
-                <w:color w:val="000000"/>
-                <w:sz w:val="18"/>
-                <w:szCs w:val="18"/>
-              </w:rPr>
-              <w:t xml:space="preserve">약 4,178ms</w:t>
+              <w:t xml:space="preserve">1.000</w:t>
+            </w:r>
+          </w:p>
+        </w:tc>
+        <w:tc>
+          <w:tcPr>
+            <w:tcW w:type="dxa" w:w="1983"/>
+            <w:tcBorders>
+              <w:top w:val="single" w:color="AAAAAA" w:sz="1"/>
+              <w:left w:val="single" w:color="AAAAAA" w:sz="1"/>
+              <w:bottom w:val="single" w:color="AAAAAA" w:sz="1"/>
+              <w:right w:val="single" w:color="AAAAAA" w:sz="1"/>
+            </w:tcBorders>
+            <w:vAlign w:val="center"/>
+          </w:tcPr>
+          <w:p>
+            <w:pPr>
+              <w:spacing w:after="40" w:before="40"/>
+              <w:jc w:val="left"/>
+            </w:pPr>
+            <w:r>
+              <w:rPr>
+                <w:rFonts w:ascii="맑은 고딕" w:cs="맑은 고딕" w:eastAsia="맑은 고딕" w:hAnsi="맑은 고딕"/>
+                <w:b w:val="false"/>
+                <w:bCs w:val="false"/>
+                <w:color w:val="000000"/>
+                <w:sz w:val="18"/>
+                <w:szCs w:val="18"/>
+              </w:rPr>
+              <w:t xml:space="preserve">대기시간 기반</w:t>
+            </w:r>
+          </w:p>
+        </w:tc>
+        <w:tc>
+          <w:tcPr>
+            <w:tcW w:type="dxa" w:w="1983"/>
+            <w:tcBorders>
+              <w:top w:val="single" w:color="AAAAAA" w:sz="1"/>
+              <w:left w:val="single" w:color="AAAAAA" w:sz="1"/>
+              <w:bottom w:val="single" w:color="AAAAAA" w:sz="1"/>
+              <w:right w:val="single" w:color="AAAAAA" w:sz="1"/>
+            </w:tcBorders>
+            <w:vAlign w:val="center"/>
+          </w:tcPr>
+          <w:p>
+            <w:pPr>
+              <w:spacing w:after="40" w:before="40"/>
+              <w:jc w:val="left"/>
+            </w:pPr>
+            <w:r>
+              <w:rPr>
+                <w:rFonts w:ascii="맑은 고딕" w:cs="맑은 고딕" w:eastAsia="맑은 고딕" w:hAnsi="맑은 고딕"/>
+                <w:b w:val="false"/>
+                <w:bCs w:val="false"/>
+                <w:color w:val="000000"/>
+                <w:sz w:val="18"/>
+                <w:szCs w:val="18"/>
+              </w:rPr>
+              <w:t xml:space="preserve">완전 공정 (도착 순서대로 처리)</w:t>
             </w:r>
           </w:p>
         </w:tc>
@@ -8744,65 +10053,65 @@
                 <w:sz w:val="18"/>
                 <w:szCs w:val="18"/>
               </w:rPr>
-              <w:t xml:space="preserve">약 1,977ms</w:t>
-            </w:r>
-          </w:p>
-        </w:tc>
-        <w:tc>
-          <w:tcPr>
-            <w:tcW w:type="dxa" w:w="1983"/>
-            <w:tcBorders>
-              <w:top w:val="single" w:color="AAAAAA" w:sz="1"/>
-              <w:left w:val="single" w:color="AAAAAA" w:sz="1"/>
-              <w:bottom w:val="single" w:color="AAAAAA" w:sz="1"/>
-              <w:right w:val="single" w:color="AAAAAA" w:sz="1"/>
-            </w:tcBorders>
-            <w:vAlign w:val="center"/>
-          </w:tcPr>
-          <w:p>
-            <w:pPr>
-              <w:spacing w:after="40" w:before="40"/>
-              <w:jc w:val="left"/>
-            </w:pPr>
-            <w:r>
-              <w:rPr>
-                <w:rFonts w:ascii="맑은 고딕" w:cs="맑은 고딕" w:eastAsia="맑은 고딕" w:hAnsi="맑은 고딕"/>
-                <w:b w:val="false"/>
-                <w:bCs w:val="false"/>
-                <w:color w:val="000000"/>
-                <w:sz w:val="18"/>
-                <w:szCs w:val="18"/>
-              </w:rPr>
-              <w:t xml:space="preserve">약 208ms</w:t>
-            </w:r>
-          </w:p>
-        </w:tc>
-        <w:tc>
-          <w:tcPr>
-            <w:tcW w:type="dxa" w:w="1983"/>
-            <w:tcBorders>
-              <w:top w:val="single" w:color="AAAAAA" w:sz="1"/>
-              <w:left w:val="single" w:color="AAAAAA" w:sz="1"/>
-              <w:bottom w:val="single" w:color="AAAAAA" w:sz="1"/>
-              <w:right w:val="single" w:color="AAAAAA" w:sz="1"/>
-            </w:tcBorders>
-            <w:vAlign w:val="center"/>
-          </w:tcPr>
-          <w:p>
-            <w:pPr>
-              <w:spacing w:after="40" w:before="40"/>
-              <w:jc w:val="left"/>
-            </w:pPr>
-            <w:r>
-              <w:rPr>
-                <w:rFonts w:ascii="맑은 고딕" w:cs="맑은 고딕" w:eastAsia="맑은 고딕" w:hAnsi="맑은 고딕"/>
-                <w:b w:val="false"/>
-                <w:bCs w:val="false"/>
-                <w:color w:val="000000"/>
-                <w:sz w:val="18"/>
-                <w:szCs w:val="18"/>
-              </w:rPr>
-              <w:t xml:space="preserve">약 4,154ms</w:t>
+              <w:t xml:space="preserve">1.000</w:t>
+            </w:r>
+          </w:p>
+        </w:tc>
+        <w:tc>
+          <w:tcPr>
+            <w:tcW w:type="dxa" w:w="1983"/>
+            <w:tcBorders>
+              <w:top w:val="single" w:color="AAAAAA" w:sz="1"/>
+              <w:left w:val="single" w:color="AAAAAA" w:sz="1"/>
+              <w:bottom w:val="single" w:color="AAAAAA" w:sz="1"/>
+              <w:right w:val="single" w:color="AAAAAA" w:sz="1"/>
+            </w:tcBorders>
+            <w:vAlign w:val="center"/>
+          </w:tcPr>
+          <w:p>
+            <w:pPr>
+              <w:spacing w:after="40" w:before="40"/>
+              <w:jc w:val="left"/>
+            </w:pPr>
+            <w:r>
+              <w:rPr>
+                <w:rFonts w:ascii="맑은 고딕" w:cs="맑은 고딕" w:eastAsia="맑은 고딕" w:hAnsi="맑은 고딕"/>
+                <w:b w:val="false"/>
+                <w:bCs w:val="false"/>
+                <w:color w:val="000000"/>
+                <w:sz w:val="18"/>
+                <w:szCs w:val="18"/>
+              </w:rPr>
+              <w:t xml:space="preserve">대기시간 기반</w:t>
+            </w:r>
+          </w:p>
+        </w:tc>
+        <w:tc>
+          <w:tcPr>
+            <w:tcW w:type="dxa" w:w="1983"/>
+            <w:tcBorders>
+              <w:top w:val="single" w:color="AAAAAA" w:sz="1"/>
+              <w:left w:val="single" w:color="AAAAAA" w:sz="1"/>
+              <w:bottom w:val="single" w:color="AAAAAA" w:sz="1"/>
+              <w:right w:val="single" w:color="AAAAAA" w:sz="1"/>
+            </w:tcBorders>
+            <w:vAlign w:val="center"/>
+          </w:tcPr>
+          <w:p>
+            <w:pPr>
+              <w:spacing w:after="40" w:before="40"/>
+              <w:jc w:val="left"/>
+            </w:pPr>
+            <w:r>
+              <w:rPr>
+                <w:rFonts w:ascii="맑은 고딕" w:cs="맑은 고딕" w:eastAsia="맑은 고딕" w:hAnsi="맑은 고딕"/>
+                <w:b w:val="false"/>
+                <w:bCs w:val="false"/>
+                <w:color w:val="000000"/>
+                <w:sz w:val="18"/>
+                <w:szCs w:val="18"/>
+              </w:rPr>
+              <w:t xml:space="preserve">사용자 간 공정 (우선순위는 요청 단위)</w:t>
             </w:r>
           </w:p>
         </w:tc>
@@ -8833,6 +10142,124 @@
                 <w:sz w:val="18"/>
                 <w:szCs w:val="18"/>
               </w:rPr>
+              <w:t xml:space="preserve">MLFQ (비선점형)</w:t>
+            </w:r>
+          </w:p>
+        </w:tc>
+        <w:tc>
+          <w:tcPr>
+            <w:tcW w:type="dxa" w:w="1983"/>
+            <w:tcBorders>
+              <w:top w:val="single" w:color="AAAAAA" w:sz="1"/>
+              <w:left w:val="single" w:color="AAAAAA" w:sz="1"/>
+              <w:bottom w:val="single" w:color="AAAAAA" w:sz="1"/>
+              <w:right w:val="single" w:color="AAAAAA" w:sz="1"/>
+            </w:tcBorders>
+            <w:vAlign w:val="center"/>
+          </w:tcPr>
+          <w:p>
+            <w:pPr>
+              <w:spacing w:after="40" w:before="40"/>
+              <w:jc w:val="left"/>
+            </w:pPr>
+            <w:r>
+              <w:rPr>
+                <w:rFonts w:ascii="맑은 고딕" w:cs="맑은 고딕" w:eastAsia="맑은 고딕" w:hAnsi="맑은 고딕"/>
+                <w:b w:val="false"/>
+                <w:bCs w:val="false"/>
+                <w:color w:val="000000"/>
+                <w:sz w:val="18"/>
+                <w:szCs w:val="18"/>
+              </w:rPr>
+              <w:t xml:space="preserve">1.000</w:t>
+            </w:r>
+          </w:p>
+        </w:tc>
+        <w:tc>
+          <w:tcPr>
+            <w:tcW w:type="dxa" w:w="1983"/>
+            <w:tcBorders>
+              <w:top w:val="single" w:color="AAAAAA" w:sz="1"/>
+              <w:left w:val="single" w:color="AAAAAA" w:sz="1"/>
+              <w:bottom w:val="single" w:color="AAAAAA" w:sz="1"/>
+              <w:right w:val="single" w:color="AAAAAA" w:sz="1"/>
+            </w:tcBorders>
+            <w:vAlign w:val="center"/>
+          </w:tcPr>
+          <w:p>
+            <w:pPr>
+              <w:spacing w:after="40" w:before="40"/>
+              <w:jc w:val="left"/>
+            </w:pPr>
+            <w:r>
+              <w:rPr>
+                <w:rFonts w:ascii="맑은 고딕" w:cs="맑은 고딕" w:eastAsia="맑은 고딕" w:hAnsi="맑은 고딕"/>
+                <w:b w:val="false"/>
+                <w:bCs w:val="false"/>
+                <w:color w:val="000000"/>
+                <w:sz w:val="18"/>
+                <w:szCs w:val="18"/>
+              </w:rPr>
+              <w:t xml:space="preserve">대기시간 기반</w:t>
+            </w:r>
+          </w:p>
+        </w:tc>
+        <w:tc>
+          <w:tcPr>
+            <w:tcW w:type="dxa" w:w="1983"/>
+            <w:tcBorders>
+              <w:top w:val="single" w:color="AAAAAA" w:sz="1"/>
+              <w:left w:val="single" w:color="AAAAAA" w:sz="1"/>
+              <w:bottom w:val="single" w:color="AAAAAA" w:sz="1"/>
+              <w:right w:val="single" w:color="AAAAAA" w:sz="1"/>
+            </w:tcBorders>
+            <w:vAlign w:val="center"/>
+          </w:tcPr>
+          <w:p>
+            <w:pPr>
+              <w:spacing w:after="40" w:before="40"/>
+              <w:jc w:val="left"/>
+            </w:pPr>
+            <w:r>
+              <w:rPr>
+                <w:rFonts w:ascii="맑은 고딕" w:cs="맑은 고딕" w:eastAsia="맑은 고딕" w:hAnsi="맑은 고딕"/>
+                <w:b w:val="false"/>
+                <w:bCs w:val="false"/>
+                <w:color w:val="000000"/>
+                <w:sz w:val="18"/>
+                <w:szCs w:val="18"/>
+              </w:rPr>
+              <w:t xml:space="preserve">완전 공정 (FCFS와 동일)</w:t>
+            </w:r>
+          </w:p>
+        </w:tc>
+      </w:tr>
+      <w:tr>
+        <w:tc>
+          <w:tcPr>
+            <w:tcW w:type="dxa" w:w="1983"/>
+            <w:tcBorders>
+              <w:top w:val="single" w:color="AAAAAA" w:sz="1"/>
+              <w:left w:val="single" w:color="AAAAAA" w:sz="1"/>
+              <w:bottom w:val="single" w:color="AAAAAA" w:sz="1"/>
+              <w:right w:val="single" w:color="AAAAAA" w:sz="1"/>
+            </w:tcBorders>
+            <w:vAlign w:val="center"/>
+          </w:tcPr>
+          <w:p>
+            <w:pPr>
+              <w:spacing w:after="40" w:before="40"/>
+              <w:jc w:val="left"/>
+            </w:pPr>
+            <w:r>
+              <w:rPr>
+                <w:rFonts w:ascii="맑은 고딕" w:cs="맑은 고딕" w:eastAsia="맑은 고딕" w:hAnsi="맑은 고딕"/>
+                <w:b w:val="false"/>
+                <w:bCs w:val="false"/>
+                <w:color w:val="000000"/>
+                <w:sz w:val="18"/>
+                <w:szCs w:val="18"/>
+              </w:rPr>
               <w:t xml:space="preserve">WFQ</w:t>
             </w:r>
           </w:p>
@@ -8862,65 +10289,65 @@
                 <w:sz w:val="18"/>
                 <w:szCs w:val="18"/>
               </w:rPr>
-              <w:t xml:space="preserve">약 1,976ms</w:t>
-            </w:r>
-          </w:p>
-        </w:tc>
-        <w:tc>
-          <w:tcPr>
-            <w:tcW w:type="dxa" w:w="1983"/>
-            <w:tcBorders>
-              <w:top w:val="single" w:color="AAAAAA" w:sz="1"/>
-              <w:left w:val="single" w:color="AAAAAA" w:sz="1"/>
-              <w:bottom w:val="single" w:color="AAAAAA" w:sz="1"/>
-              <w:right w:val="single" w:color="AAAAAA" w:sz="1"/>
-            </w:tcBorders>
-            <w:vAlign w:val="center"/>
-          </w:tcPr>
-          <w:p>
-            <w:pPr>
-              <w:spacing w:after="40" w:before="40"/>
-              <w:jc w:val="left"/>
-            </w:pPr>
-            <w:r>
-              <w:rPr>
-                <w:rFonts w:ascii="맑은 고딕" w:cs="맑은 고딕" w:eastAsia="맑은 고딕" w:hAnsi="맑은 고딕"/>
-                <w:b w:val="false"/>
-                <w:bCs w:val="false"/>
-                <w:color w:val="000000"/>
-                <w:sz w:val="18"/>
-                <w:szCs w:val="18"/>
-              </w:rPr>
-              <w:t xml:space="preserve">약 208ms</w:t>
-            </w:r>
-          </w:p>
-        </w:tc>
-        <w:tc>
-          <w:tcPr>
-            <w:tcW w:type="dxa" w:w="1983"/>
-            <w:tcBorders>
-              <w:top w:val="single" w:color="AAAAAA" w:sz="1"/>
-              <w:left w:val="single" w:color="AAAAAA" w:sz="1"/>
-              <w:bottom w:val="single" w:color="AAAAAA" w:sz="1"/>
-              <w:right w:val="single" w:color="AAAAAA" w:sz="1"/>
-            </w:tcBorders>
-            <w:vAlign w:val="center"/>
-          </w:tcPr>
-          <w:p>
-            <w:pPr>
-              <w:spacing w:after="40" w:before="40"/>
-              <w:jc w:val="left"/>
-            </w:pPr>
-            <w:r>
-              <w:rPr>
-                <w:rFonts w:ascii="맑은 고딕" w:cs="맑은 고딕" w:eastAsia="맑은 고딕" w:hAnsi="맑은 고딕"/>
-                <w:b w:val="false"/>
-                <w:bCs w:val="false"/>
-                <w:color w:val="000000"/>
-                <w:sz w:val="18"/>
-                <w:szCs w:val="18"/>
-              </w:rPr>
-              <w:t xml:space="preserve">약 4,167ms</w:t>
+              <w:t xml:space="preserve">0.316</w:t>
+            </w:r>
+          </w:p>
+        </w:tc>
+        <w:tc>
+          <w:tcPr>
+            <w:tcW w:type="dxa" w:w="1983"/>
+            <w:tcBorders>
+              <w:top w:val="single" w:color="AAAAAA" w:sz="1"/>
+              <w:left w:val="single" w:color="AAAAAA" w:sz="1"/>
+              <w:bottom w:val="single" w:color="AAAAAA" w:sz="1"/>
+              <w:right w:val="single" w:color="AAAAAA" w:sz="1"/>
+            </w:tcBorders>
+            <w:vAlign w:val="center"/>
+          </w:tcPr>
+          <w:p>
+            <w:pPr>
+              <w:spacing w:after="40" w:before="40"/>
+              <w:jc w:val="left"/>
+            </w:pPr>
+            <w:r>
+              <w:rPr>
+                <w:rFonts w:ascii="맑은 고딕" w:cs="맑은 고딕" w:eastAsia="맑은 고딕" w:hAnsi="맑은 고딕"/>
+                <w:b w:val="false"/>
+                <w:bCs w:val="false"/>
+                <w:color w:val="000000"/>
+                <w:sz w:val="18"/>
+                <w:szCs w:val="18"/>
+              </w:rPr>
+              <w:t xml:space="preserve">처리량 기반</w:t>
+            </w:r>
+          </w:p>
+        </w:tc>
+        <w:tc>
+          <w:tcPr>
+            <w:tcW w:type="dxa" w:w="1983"/>
+            <w:tcBorders>
+              <w:top w:val="single" w:color="AAAAAA" w:sz="1"/>
+              <w:left w:val="single" w:color="AAAAAA" w:sz="1"/>
+              <w:bottom w:val="single" w:color="AAAAAA" w:sz="1"/>
+              <w:right w:val="single" w:color="AAAAAA" w:sz="1"/>
+            </w:tcBorders>
+            <w:vAlign w:val="center"/>
+          </w:tcPr>
+          <w:p>
+            <w:pPr>
+              <w:spacing w:after="40" w:before="40"/>
+              <w:jc w:val="left"/>
+            </w:pPr>
+            <w:r>
+              <w:rPr>
+                <w:rFonts w:ascii="맑은 고딕" w:cs="맑은 고딕" w:eastAsia="맑은 고딕" w:hAnsi="맑은 고딕"/>
+                <w:b w:val="false"/>
+                <w:bCs w:val="false"/>
+                <w:color w:val="000000"/>
+                <w:sz w:val="18"/>
+                <w:szCs w:val="18"/>
+              </w:rPr>
+              <w:t xml:space="preserve">의도적 차등 (가중치 기반)</w:t>
             </w:r>
           </w:p>
         </w:tc>
@@ -8933,640 +10360,6 @@
     </w:p>
     <w:p>
       <w:pPr>
-        <w:spacing w:after="80" w:line="240"/>
-      </w:pPr>
-      <w:r>
-        <w:rPr>
-          <w:rFonts w:ascii="맑은 고딕" w:cs="맑은 고딕" w:eastAsia="맑은 고딕" w:hAnsi="맑은 고딕"/>
-          <w:b/>
-          <w:bCs/>
-          <w:color w:val="000000"/>
-          <w:sz w:val="20"/>
-          <w:szCs w:val="20"/>
-        </w:rPr>
-        <w:t xml:space="preserve">표 11. 실서버 구독 등급별 평균 대기시간</w:t>
-      </w:r>
-    </w:p>
-    <w:tbl>
-      <w:tblPr>
-        <w:tblW w:type="auto" w:w="100"/>
-        <w:tblBorders>
-          <w:top w:val="single" w:color="auto" w:sz="4"/>
-          <w:left w:val="single" w:color="auto" w:sz="4"/>
-          <w:bottom w:val="single" w:color="auto" w:sz="4"/>
-          <w:right w:val="single" w:color="auto" w:sz="4"/>
-          <w:insideH w:val="single" w:color="auto" w:sz="4"/>
-          <w:insideV w:val="single" w:color="auto" w:sz="4"/>
-        </w:tblBorders>
-      </w:tblPr>
-      <w:tblGrid>
-        <w:gridCol w:w="1983"/>
-        <w:gridCol w:w="1983"/>
-        <w:gridCol w:w="1983"/>
-        <w:gridCol w:w="1983"/>
-      </w:tblGrid>
-      <w:tr>
-        <w:tc>
-          <w:tcPr>
-            <w:tcW w:type="dxa" w:w="1983"/>
-            <w:tcBorders>
-              <w:top w:val="single" w:color="AAAAAA" w:sz="1"/>
-              <w:left w:val="single" w:color="AAAAAA" w:sz="1"/>
-              <w:bottom w:val="single" w:color="AAAAAA" w:sz="1"/>
-              <w:right w:val="single" w:color="AAAAAA" w:sz="1"/>
-            </w:tcBorders>
-            <w:shd w:fill="D9E2F3" w:val="clear"/>
-            <w:vAlign w:val="center"/>
-          </w:tcPr>
-          <w:p>
-            <w:pPr>
-              <w:spacing w:after="40" w:before="40"/>
-              <w:jc w:val="center"/>
-            </w:pPr>
-            <w:r>
-              <w:rPr>
-                <w:rFonts w:ascii="맑은 고딕" w:cs="맑은 고딕" w:eastAsia="맑은 고딕" w:hAnsi="맑은 고딕"/>
-                <w:b/>
-                <w:bCs/>
-                <w:color w:val="000000"/>
-                <w:sz w:val="18"/>
-                <w:szCs w:val="18"/>
-              </w:rPr>
-              <w:t xml:space="preserve">구독 등급</w:t>
-            </w:r>
-          </w:p>
-        </w:tc>
-        <w:tc>
-          <w:tcPr>
-            <w:tcW w:type="dxa" w:w="1983"/>
-            <w:tcBorders>
-              <w:top w:val="single" w:color="AAAAAA" w:sz="1"/>
-              <w:left w:val="single" w:color="AAAAAA" w:sz="1"/>
-              <w:bottom w:val="single" w:color="AAAAAA" w:sz="1"/>
-              <w:right w:val="single" w:color="AAAAAA" w:sz="1"/>
-            </w:tcBorders>
-            <w:shd w:fill="D9E2F3" w:val="clear"/>
-            <w:vAlign w:val="center"/>
-          </w:tcPr>
-          <w:p>
-            <w:pPr>
-              <w:spacing w:after="40" w:before="40"/>
-              <w:jc w:val="center"/>
-            </w:pPr>
-            <w:r>
-              <w:rPr>
-                <w:rFonts w:ascii="맑은 고딕" w:cs="맑은 고딕" w:eastAsia="맑은 고딕" w:hAnsi="맑은 고딕"/>
-                <w:b/>
-                <w:bCs/>
-                <w:color w:val="000000"/>
-                <w:sz w:val="18"/>
-                <w:szCs w:val="18"/>
-              </w:rPr>
-              <w:t xml:space="preserve">FCFS</w:t>
-            </w:r>
-          </w:p>
-        </w:tc>
-        <w:tc>
-          <w:tcPr>
-            <w:tcW w:type="dxa" w:w="1983"/>
-            <w:tcBorders>
-              <w:top w:val="single" w:color="AAAAAA" w:sz="1"/>
-              <w:left w:val="single" w:color="AAAAAA" w:sz="1"/>
-              <w:bottom w:val="single" w:color="AAAAAA" w:sz="1"/>
-              <w:right w:val="single" w:color="AAAAAA" w:sz="1"/>
-            </w:tcBorders>
-            <w:shd w:fill="D9E2F3" w:val="clear"/>
-            <w:vAlign w:val="center"/>
-          </w:tcPr>
-          <w:p>
-            <w:pPr>
-              <w:spacing w:after="40" w:before="40"/>
-              <w:jc w:val="center"/>
-            </w:pPr>
-            <w:r>
-              <w:rPr>
-                <w:rFonts w:ascii="맑은 고딕" w:cs="맑은 고딕" w:eastAsia="맑은 고딕" w:hAnsi="맑은 고딕"/>
-                <w:b/>
-                <w:bCs/>
-                <w:color w:val="000000"/>
-                <w:sz w:val="18"/>
-                <w:szCs w:val="18"/>
-              </w:rPr>
-              <w:t xml:space="preserve">Priority</w:t>
-            </w:r>
-          </w:p>
-        </w:tc>
-        <w:tc>
-          <w:tcPr>
-            <w:tcW w:type="dxa" w:w="1983"/>
-            <w:tcBorders>
-              <w:top w:val="single" w:color="AAAAAA" w:sz="1"/>
-              <w:left w:val="single" w:color="AAAAAA" w:sz="1"/>
-              <w:bottom w:val="single" w:color="AAAAAA" w:sz="1"/>
-              <w:right w:val="single" w:color="AAAAAA" w:sz="1"/>
-            </w:tcBorders>
-            <w:shd w:fill="D9E2F3" w:val="clear"/>
-            <w:vAlign w:val="center"/>
-          </w:tcPr>
-          <w:p>
-            <w:pPr>
-              <w:spacing w:after="40" w:before="40"/>
-              <w:jc w:val="center"/>
-            </w:pPr>
-            <w:r>
-              <w:rPr>
-                <w:rFonts w:ascii="맑은 고딕" w:cs="맑은 고딕" w:eastAsia="맑은 고딕" w:hAnsi="맑은 고딕"/>
-                <w:b/>
-                <w:bCs/>
-                <w:color w:val="000000"/>
-                <w:sz w:val="18"/>
-                <w:szCs w:val="18"/>
-              </w:rPr>
-              <w:t xml:space="preserve">WFQ</w:t>
-            </w:r>
-          </w:p>
-        </w:tc>
-      </w:tr>
-      <w:tr>
-        <w:tc>
-          <w:tcPr>
-            <w:tcW w:type="dxa" w:w="1983"/>
-            <w:tcBorders>
-              <w:top w:val="single" w:color="AAAAAA" w:sz="1"/>
-              <w:left w:val="single" w:color="AAAAAA" w:sz="1"/>
-              <w:bottom w:val="single" w:color="AAAAAA" w:sz="1"/>
-              <w:right w:val="single" w:color="AAAAAA" w:sz="1"/>
-            </w:tcBorders>
-            <w:vAlign w:val="center"/>
-          </w:tcPr>
-          <w:p>
-            <w:pPr>
-              <w:spacing w:after="40" w:before="40"/>
-              <w:jc w:val="left"/>
-            </w:pPr>
-            <w:r>
-              <w:rPr>
-                <w:rFonts w:ascii="맑은 고딕" w:cs="맑은 고딕" w:eastAsia="맑은 고딕" w:hAnsi="맑은 고딕"/>
-                <w:b w:val="false"/>
-                <w:bCs w:val="false"/>
-                <w:color w:val="000000"/>
-                <w:sz w:val="18"/>
-                <w:szCs w:val="18"/>
-              </w:rPr>
-              <w:t xml:space="preserve">Enterprise</w:t>
-            </w:r>
-          </w:p>
-        </w:tc>
-        <w:tc>
-          <w:tcPr>
-            <w:tcW w:type="dxa" w:w="1983"/>
-            <w:tcBorders>
-              <w:top w:val="single" w:color="AAAAAA" w:sz="1"/>
-              <w:left w:val="single" w:color="AAAAAA" w:sz="1"/>
-              <w:bottom w:val="single" w:color="AAAAAA" w:sz="1"/>
-              <w:right w:val="single" w:color="AAAAAA" w:sz="1"/>
-            </w:tcBorders>
-            <w:vAlign w:val="center"/>
-          </w:tcPr>
-          <w:p>
-            <w:pPr>
-              <w:spacing w:after="40" w:before="40"/>
-              <w:jc w:val="left"/>
-            </w:pPr>
-            <w:r>
-              <w:rPr>
-                <w:rFonts w:ascii="맑은 고딕" w:cs="맑은 고딕" w:eastAsia="맑은 고딕" w:hAnsi="맑은 고딕"/>
-                <w:b w:val="false"/>
-                <w:bCs w:val="false"/>
-                <w:color w:val="000000"/>
-                <w:sz w:val="18"/>
-                <w:szCs w:val="18"/>
-              </w:rPr>
-              <w:t xml:space="preserve">약 432ms</w:t>
-            </w:r>
-          </w:p>
-        </w:tc>
-        <w:tc>
-          <w:tcPr>
-            <w:tcW w:type="dxa" w:w="1983"/>
-            <w:tcBorders>
-              <w:top w:val="single" w:color="AAAAAA" w:sz="1"/>
-              <w:left w:val="single" w:color="AAAAAA" w:sz="1"/>
-              <w:bottom w:val="single" w:color="AAAAAA" w:sz="1"/>
-              <w:right w:val="single" w:color="AAAAAA" w:sz="1"/>
-            </w:tcBorders>
-            <w:vAlign w:val="center"/>
-          </w:tcPr>
-          <w:p>
-            <w:pPr>
-              <w:spacing w:after="40" w:before="40"/>
-              <w:jc w:val="left"/>
-            </w:pPr>
-            <w:r>
-              <w:rPr>
-                <w:rFonts w:ascii="맑은 고딕" w:cs="맑은 고딕" w:eastAsia="맑은 고딕" w:hAnsi="맑은 고딕"/>
-                <w:b w:val="false"/>
-                <w:bCs w:val="false"/>
-                <w:color w:val="000000"/>
-                <w:sz w:val="18"/>
-                <w:szCs w:val="18"/>
-              </w:rPr>
-              <w:t xml:space="preserve">약 664ms</w:t>
-            </w:r>
-          </w:p>
-        </w:tc>
-        <w:tc>
-          <w:tcPr>
-            <w:tcW w:type="dxa" w:w="1983"/>
-            <w:tcBorders>
-              <w:top w:val="single" w:color="AAAAAA" w:sz="1"/>
-              <w:left w:val="single" w:color="AAAAAA" w:sz="1"/>
-              <w:bottom w:val="single" w:color="AAAAAA" w:sz="1"/>
-              <w:right w:val="single" w:color="AAAAAA" w:sz="1"/>
-            </w:tcBorders>
-            <w:vAlign w:val="center"/>
-          </w:tcPr>
-          <w:p>
-            <w:pPr>
-              <w:spacing w:after="40" w:before="40"/>
-              <w:jc w:val="left"/>
-            </w:pPr>
-            <w:r>
-              <w:rPr>
-                <w:rFonts w:ascii="맑은 고딕" w:cs="맑은 고딕" w:eastAsia="맑은 고딕" w:hAnsi="맑은 고딕"/>
-                <w:b w:val="false"/>
-                <w:bCs w:val="false"/>
-                <w:color w:val="000000"/>
-                <w:sz w:val="18"/>
-                <w:szCs w:val="18"/>
-              </w:rPr>
-              <w:t xml:space="preserve">약 410ms</w:t>
-            </w:r>
-          </w:p>
-        </w:tc>
-      </w:tr>
-      <w:tr>
-        <w:tc>
-          <w:tcPr>
-            <w:tcW w:type="dxa" w:w="1983"/>
-            <w:tcBorders>
-              <w:top w:val="single" w:color="AAAAAA" w:sz="1"/>
-              <w:left w:val="single" w:color="AAAAAA" w:sz="1"/>
-              <w:bottom w:val="single" w:color="AAAAAA" w:sz="1"/>
-              <w:right w:val="single" w:color="AAAAAA" w:sz="1"/>
-            </w:tcBorders>
-            <w:vAlign w:val="center"/>
-          </w:tcPr>
-          <w:p>
-            <w:pPr>
-              <w:spacing w:after="40" w:before="40"/>
-              <w:jc w:val="left"/>
-            </w:pPr>
-            <w:r>
-              <w:rPr>
-                <w:rFonts w:ascii="맑은 고딕" w:cs="맑은 고딕" w:eastAsia="맑은 고딕" w:hAnsi="맑은 고딕"/>
-                <w:b w:val="false"/>
-                <w:bCs w:val="false"/>
-                <w:color w:val="000000"/>
-                <w:sz w:val="18"/>
-                <w:szCs w:val="18"/>
-              </w:rPr>
-              <w:t xml:space="preserve">Premium</w:t>
-            </w:r>
-          </w:p>
-        </w:tc>
-        <w:tc>
-          <w:tcPr>
-            <w:tcW w:type="dxa" w:w="1983"/>
-            <w:tcBorders>
-              <w:top w:val="single" w:color="AAAAAA" w:sz="1"/>
-              <w:left w:val="single" w:color="AAAAAA" w:sz="1"/>
-              <w:bottom w:val="single" w:color="AAAAAA" w:sz="1"/>
-              <w:right w:val="single" w:color="AAAAAA" w:sz="1"/>
-            </w:tcBorders>
-            <w:vAlign w:val="center"/>
-          </w:tcPr>
-          <w:p>
-            <w:pPr>
-              <w:spacing w:after="40" w:before="40"/>
-              <w:jc w:val="left"/>
-            </w:pPr>
-            <w:r>
-              <w:rPr>
-                <w:rFonts w:ascii="맑은 고딕" w:cs="맑은 고딕" w:eastAsia="맑은 고딕" w:hAnsi="맑은 고딕"/>
-                <w:b w:val="false"/>
-                <w:bCs w:val="false"/>
-                <w:color w:val="000000"/>
-                <w:sz w:val="18"/>
-                <w:szCs w:val="18"/>
-              </w:rPr>
-              <w:t xml:space="preserve">약 1,480ms</w:t>
-            </w:r>
-          </w:p>
-        </w:tc>
-        <w:tc>
-          <w:tcPr>
-            <w:tcW w:type="dxa" w:w="1983"/>
-            <w:tcBorders>
-              <w:top w:val="single" w:color="AAAAAA" w:sz="1"/>
-              <w:left w:val="single" w:color="AAAAAA" w:sz="1"/>
-              <w:bottom w:val="single" w:color="AAAAAA" w:sz="1"/>
-              <w:right w:val="single" w:color="AAAAAA" w:sz="1"/>
-            </w:tcBorders>
-            <w:vAlign w:val="center"/>
-          </w:tcPr>
-          <w:p>
-            <w:pPr>
-              <w:spacing w:after="40" w:before="40"/>
-              <w:jc w:val="left"/>
-            </w:pPr>
-            <w:r>
-              <w:rPr>
-                <w:rFonts w:ascii="맑은 고딕" w:cs="맑은 고딕" w:eastAsia="맑은 고딕" w:hAnsi="맑은 고딕"/>
-                <w:b w:val="false"/>
-                <w:bCs w:val="false"/>
-                <w:color w:val="000000"/>
-                <w:sz w:val="18"/>
-                <w:szCs w:val="18"/>
-              </w:rPr>
-              <w:t xml:space="preserve">약 1,333ms</w:t>
-            </w:r>
-          </w:p>
-        </w:tc>
-        <w:tc>
-          <w:tcPr>
-            <w:tcW w:type="dxa" w:w="1983"/>
-            <w:tcBorders>
-              <w:top w:val="single" w:color="AAAAAA" w:sz="1"/>
-              <w:left w:val="single" w:color="AAAAAA" w:sz="1"/>
-              <w:bottom w:val="single" w:color="AAAAAA" w:sz="1"/>
-              <w:right w:val="single" w:color="AAAAAA" w:sz="1"/>
-            </w:tcBorders>
-            <w:vAlign w:val="center"/>
-          </w:tcPr>
-          <w:p>
-            <w:pPr>
-              <w:spacing w:after="40" w:before="40"/>
-              <w:jc w:val="left"/>
-            </w:pPr>
-            <w:r>
-              <w:rPr>
-                <w:rFonts w:ascii="맑은 고딕" w:cs="맑은 고딕" w:eastAsia="맑은 고딕" w:hAnsi="맑은 고딕"/>
-                <w:b w:val="false"/>
-                <w:bCs w:val="false"/>
-                <w:color w:val="000000"/>
-                <w:sz w:val="18"/>
-                <w:szCs w:val="18"/>
-              </w:rPr>
-              <w:t xml:space="preserve">약 1,458ms</w:t>
-            </w:r>
-          </w:p>
-        </w:tc>
-      </w:tr>
-      <w:tr>
-        <w:tc>
-          <w:tcPr>
-            <w:tcW w:type="dxa" w:w="1983"/>
-            <w:tcBorders>
-              <w:top w:val="single" w:color="AAAAAA" w:sz="1"/>
-              <w:left w:val="single" w:color="AAAAAA" w:sz="1"/>
-              <w:bottom w:val="single" w:color="AAAAAA" w:sz="1"/>
-              <w:right w:val="single" w:color="AAAAAA" w:sz="1"/>
-            </w:tcBorders>
-            <w:vAlign w:val="center"/>
-          </w:tcPr>
-          <w:p>
-            <w:pPr>
-              <w:spacing w:after="40" w:before="40"/>
-              <w:jc w:val="left"/>
-            </w:pPr>
-            <w:r>
-              <w:rPr>
-                <w:rFonts w:ascii="맑은 고딕" w:cs="맑은 고딕" w:eastAsia="맑은 고딕" w:hAnsi="맑은 고딕"/>
-                <w:b w:val="false"/>
-                <w:bCs w:val="false"/>
-                <w:color w:val="000000"/>
-                <w:sz w:val="18"/>
-                <w:szCs w:val="18"/>
-              </w:rPr>
-              <w:t xml:space="preserve">Standard</w:t>
-            </w:r>
-          </w:p>
-        </w:tc>
-        <w:tc>
-          <w:tcPr>
-            <w:tcW w:type="dxa" w:w="1983"/>
-            <w:tcBorders>
-              <w:top w:val="single" w:color="AAAAAA" w:sz="1"/>
-              <w:left w:val="single" w:color="AAAAAA" w:sz="1"/>
-              <w:bottom w:val="single" w:color="AAAAAA" w:sz="1"/>
-              <w:right w:val="single" w:color="AAAAAA" w:sz="1"/>
-            </w:tcBorders>
-            <w:vAlign w:val="center"/>
-          </w:tcPr>
-          <w:p>
-            <w:pPr>
-              <w:spacing w:after="40" w:before="40"/>
-              <w:jc w:val="left"/>
-            </w:pPr>
-            <w:r>
-              <w:rPr>
-                <w:rFonts w:ascii="맑은 고딕" w:cs="맑은 고딕" w:eastAsia="맑은 고딕" w:hAnsi="맑은 고딕"/>
-                <w:b w:val="false"/>
-                <w:bCs w:val="false"/>
-                <w:color w:val="000000"/>
-                <w:sz w:val="18"/>
-                <w:szCs w:val="18"/>
-              </w:rPr>
-              <w:t xml:space="preserve">약 2,522ms</w:t>
-            </w:r>
-          </w:p>
-        </w:tc>
-        <w:tc>
-          <w:tcPr>
-            <w:tcW w:type="dxa" w:w="1983"/>
-            <w:tcBorders>
-              <w:top w:val="single" w:color="AAAAAA" w:sz="1"/>
-              <w:left w:val="single" w:color="AAAAAA" w:sz="1"/>
-              <w:bottom w:val="single" w:color="AAAAAA" w:sz="1"/>
-              <w:right w:val="single" w:color="AAAAAA" w:sz="1"/>
-            </w:tcBorders>
-            <w:vAlign w:val="center"/>
-          </w:tcPr>
-          <w:p>
-            <w:pPr>
-              <w:spacing w:after="40" w:before="40"/>
-              <w:jc w:val="left"/>
-            </w:pPr>
-            <w:r>
-              <w:rPr>
-                <w:rFonts w:ascii="맑은 고딕" w:cs="맑은 고딕" w:eastAsia="맑은 고딕" w:hAnsi="맑은 고딕"/>
-                <w:b w:val="false"/>
-                <w:bCs w:val="false"/>
-                <w:color w:val="000000"/>
-                <w:sz w:val="18"/>
-                <w:szCs w:val="18"/>
-              </w:rPr>
-              <w:t xml:space="preserve">약 2,541ms</w:t>
-            </w:r>
-          </w:p>
-        </w:tc>
-        <w:tc>
-          <w:tcPr>
-            <w:tcW w:type="dxa" w:w="1983"/>
-            <w:tcBorders>
-              <w:top w:val="single" w:color="AAAAAA" w:sz="1"/>
-              <w:left w:val="single" w:color="AAAAAA" w:sz="1"/>
-              <w:bottom w:val="single" w:color="AAAAAA" w:sz="1"/>
-              <w:right w:val="single" w:color="AAAAAA" w:sz="1"/>
-            </w:tcBorders>
-            <w:vAlign w:val="center"/>
-          </w:tcPr>
-          <w:p>
-            <w:pPr>
-              <w:spacing w:after="40" w:before="40"/>
-              <w:jc w:val="left"/>
-            </w:pPr>
-            <w:r>
-              <w:rPr>
-                <w:rFonts w:ascii="맑은 고딕" w:cs="맑은 고딕" w:eastAsia="맑은 고딕" w:hAnsi="맑은 고딕"/>
-                <w:b w:val="false"/>
-                <w:bCs w:val="false"/>
-                <w:color w:val="000000"/>
-                <w:sz w:val="18"/>
-                <w:szCs w:val="18"/>
-              </w:rPr>
-              <w:t xml:space="preserve">약 2,496ms</w:t>
-            </w:r>
-          </w:p>
-        </w:tc>
-      </w:tr>
-      <w:tr>
-        <w:tc>
-          <w:tcPr>
-            <w:tcW w:type="dxa" w:w="1983"/>
-            <w:tcBorders>
-              <w:top w:val="single" w:color="AAAAAA" w:sz="1"/>
-              <w:left w:val="single" w:color="AAAAAA" w:sz="1"/>
-              <w:bottom w:val="single" w:color="AAAAAA" w:sz="1"/>
-              <w:right w:val="single" w:color="AAAAAA" w:sz="1"/>
-            </w:tcBorders>
-            <w:vAlign w:val="center"/>
-          </w:tcPr>
-          <w:p>
-            <w:pPr>
-              <w:spacing w:after="40" w:before="40"/>
-              <w:jc w:val="left"/>
-            </w:pPr>
-            <w:r>
-              <w:rPr>
-                <w:rFonts w:ascii="맑은 고딕" w:cs="맑은 고딕" w:eastAsia="맑은 고딕" w:hAnsi="맑은 고딕"/>
-                <w:b w:val="false"/>
-                <w:bCs w:val="false"/>
-                <w:color w:val="000000"/>
-                <w:sz w:val="18"/>
-                <w:szCs w:val="18"/>
-              </w:rPr>
-              <w:t xml:space="preserve">Free</w:t>
-            </w:r>
-          </w:p>
-        </w:tc>
-        <w:tc>
-          <w:tcPr>
-            <w:tcW w:type="dxa" w:w="1983"/>
-            <w:tcBorders>
-              <w:top w:val="single" w:color="AAAAAA" w:sz="1"/>
-              <w:left w:val="single" w:color="AAAAAA" w:sz="1"/>
-              <w:bottom w:val="single" w:color="AAAAAA" w:sz="1"/>
-              <w:right w:val="single" w:color="AAAAAA" w:sz="1"/>
-            </w:tcBorders>
-            <w:vAlign w:val="center"/>
-          </w:tcPr>
-          <w:p>
-            <w:pPr>
-              <w:spacing w:after="40" w:before="40"/>
-              <w:jc w:val="left"/>
-            </w:pPr>
-            <w:r>
-              <w:rPr>
-                <w:rFonts w:ascii="맑은 고딕" w:cs="맑은 고딕" w:eastAsia="맑은 고딕" w:hAnsi="맑은 고딕"/>
-                <w:b w:val="false"/>
-                <w:bCs w:val="false"/>
-                <w:color w:val="000000"/>
-                <w:sz w:val="18"/>
-                <w:szCs w:val="18"/>
-              </w:rPr>
-              <w:t xml:space="preserve">약 3,561ms</w:t>
-            </w:r>
-          </w:p>
-        </w:tc>
-        <w:tc>
-          <w:tcPr>
-            <w:tcW w:type="dxa" w:w="1983"/>
-            <w:tcBorders>
-              <w:top w:val="single" w:color="AAAAAA" w:sz="1"/>
-              <w:left w:val="single" w:color="AAAAAA" w:sz="1"/>
-              <w:bottom w:val="single" w:color="AAAAAA" w:sz="1"/>
-              <w:right w:val="single" w:color="AAAAAA" w:sz="1"/>
-            </w:tcBorders>
-            <w:vAlign w:val="center"/>
-          </w:tcPr>
-          <w:p>
-            <w:pPr>
-              <w:spacing w:after="40" w:before="40"/>
-              <w:jc w:val="left"/>
-            </w:pPr>
-            <w:r>
-              <w:rPr>
-                <w:rFonts w:ascii="맑은 고딕" w:cs="맑은 고딕" w:eastAsia="맑은 고딕" w:hAnsi="맑은 고딕"/>
-                <w:b w:val="false"/>
-                <w:bCs w:val="false"/>
-                <w:color w:val="000000"/>
-                <w:sz w:val="18"/>
-                <w:szCs w:val="18"/>
-              </w:rPr>
-              <w:t xml:space="preserve">약 3,371ms</w:t>
-            </w:r>
-          </w:p>
-        </w:tc>
-        <w:tc>
-          <w:tcPr>
-            <w:tcW w:type="dxa" w:w="1983"/>
-            <w:tcBorders>
-              <w:top w:val="single" w:color="AAAAAA" w:sz="1"/>
-              <w:left w:val="single" w:color="AAAAAA" w:sz="1"/>
-              <w:bottom w:val="single" w:color="AAAAAA" w:sz="1"/>
-              <w:right w:val="single" w:color="AAAAAA" w:sz="1"/>
-            </w:tcBorders>
-            <w:vAlign w:val="center"/>
-          </w:tcPr>
-          <w:p>
-            <w:pPr>
-              <w:spacing w:after="40" w:before="40"/>
-              <w:jc w:val="left"/>
-            </w:pPr>
-            <w:r>
-              <w:rPr>
-                <w:rFonts w:ascii="맑은 고딕" w:cs="맑은 고딕" w:eastAsia="맑은 고딕" w:hAnsi="맑은 고딕"/>
-                <w:b w:val="false"/>
-                <w:bCs w:val="false"/>
-                <w:color w:val="000000"/>
-                <w:sz w:val="18"/>
-                <w:szCs w:val="18"/>
-              </w:rPr>
-              <w:t xml:space="preserve">약 3,542ms</w:t>
-            </w:r>
-          </w:p>
-        </w:tc>
-      </w:tr>
-    </w:tbl>
-    <w:p>
-      <w:pPr>
-        <w:spacing w:after="80"/>
-      </w:pPr>
-    </w:p>
-    <w:p>
-      <w:pPr>
         <w:spacing w:after="80"/>
       </w:pPr>
     </w:p>
@@ -9578,7 +10371,7 @@
       <w:r>
         <w:drawing>
           <wp:inline distT="0" distB="0" distL="0" distR="0">
-            <wp:extent cx="5400675" cy="2257425"/>
+            <wp:extent cx="5400675" cy="2400300"/>
             <wp:effectExtent t="0" r="0" b="0" l="0"/>
             <wp:docPr id="1" name="" descr="" title=""/>
             <wp:cNvGraphicFramePr>
@@ -9603,872 +10396,6 @@
                   <pic:spPr bwMode="auto">
                     <a:xfrm>
                       <a:off x="0" y="0"/>
-                      <a:ext cx="5400675" cy="2257425"/>
-                    </a:xfrm>
-                    <a:prstGeom prst="rect">
-                      <a:avLst/>
-                    </a:prstGeom>
-                  </pic:spPr>
-                </pic:pic>
-              </a:graphicData>
-            </a:graphic>
-          </wp:inline>
-        </w:drawing>
-      </w:r>
-    </w:p>
-    <w:p>
-      <w:pPr>
-        <w:spacing w:after="120" w:line="240"/>
-        <w:jc w:val="center"/>
-      </w:pPr>
-      <w:r>
-        <w:rPr>
-          <w:rFonts w:ascii="맑은 고딕" w:cs="맑은 고딕" w:eastAsia="맑은 고딕" w:hAnsi="맑은 고딕"/>
-          <w:i/>
-          <w:iCs/>
-          <w:color w:val="666666"/>
-          <w:sz w:val="18"/>
-          <w:szCs w:val="18"/>
-        </w:rPr>
-        <w:t xml:space="preserve">[그림 7] 실서버 구독 등급별 평균 대기시간 비교</w:t>
-      </w:r>
-    </w:p>
-    <w:p>
-      <w:pPr>
-        <w:spacing w:after="80"/>
-      </w:pPr>
-    </w:p>
-    <w:p>
-      <w:pPr>
-        <w:spacing w:after="120" w:line="240"/>
-      </w:pPr>
-      <w:r>
-        <w:rPr>
-          <w:rFonts w:ascii="맑은 고딕" w:cs="맑은 고딕" w:eastAsia="맑은 고딕" w:hAnsi="맑은 고딕"/>
-          <w:color w:val="000000"/>
-          <w:sz w:val="20"/>
-          <w:szCs w:val="20"/>
-        </w:rPr>
-        <w:t xml:space="preserve">세 알고리즘의 평균 처리 시간이 모두 약 208~209ms로 거의 같았다. 스케줄러는 "누구를 먼저 처리할지"만 정할 뿐 LLM 추론 속도를 바꾸지 못한다. FCFS에서는 도착 순서대로 처리되어 Enterprise → Free 순으로 대기시간이 늘었다(Enterprise를 먼저 보냄). Priority의 경우 구독 등급과 요청 우선순위가 독립적임을 드러내고자 등급별로 서로 다른 우선순위를 혼합 배정하였다(배정 내역은 부록 표 B.2 참조). 그 결과 Enterprise의 NORMAL 요청이 Premium의 URGENT 요청에 밀려 Enterprise 평균 대기시간은 FCFS 대비 증가하였다(432 → 664ms). 반면 Free의 NORMAL 요청은 Standard의 LOW 요청보다 먼저 처리되어 Free 평균 대기시간은 오히려 감소하였다(3,561 → 3,371ms). </w:t>
-      </w:r>
-      <w:r>
-        <w:rPr>
-          <w:rFonts w:ascii="맑은 고딕" w:cs="맑은 고딕" w:eastAsia="맑은 고딕" w:hAnsi="맑은 고딕"/>
-          <w:b/>
-          <w:bCs/>
-          <w:color w:val="000000"/>
-          <w:sz w:val="20"/>
-          <w:szCs w:val="20"/>
-        </w:rPr>
-        <w:t xml:space="preserve">WFQ</w:t>
-      </w:r>
-      <w:r>
-        <w:rPr>
-          <w:rFonts w:ascii="맑은 고딕" w:cs="맑은 고딕" w:eastAsia="맑은 고딕" w:hAnsi="맑은 고딕"/>
-          <w:color w:val="000000"/>
-          <w:sz w:val="20"/>
-          <w:szCs w:val="20"/>
-        </w:rPr>
-        <w:t xml:space="preserve">는 가중치에 따라 Enterprise가 먼저 처리되었다. 요청 수가 적어 등급별 극단적 차이까지는 드러나지 않았으나 시뮬레이션과 같은 패턴이 나타났다.</w:t>
-      </w:r>
-    </w:p>
-    <w:p>
-      <w:pPr>
-        <w:spacing w:after="130" w:before="220" w:line="240"/>
-      </w:pPr>
-      <w:r>
-        <w:rPr>
-          <w:rFonts w:ascii="맑은 고딕" w:cs="맑은 고딕" w:eastAsia="맑은 고딕" w:hAnsi="맑은 고딕"/>
-          <w:b/>
-          <w:bCs/>
-          <w:color w:val="333333"/>
-          <w:sz w:val="24"/>
-          <w:szCs w:val="24"/>
-        </w:rPr>
-        <w:t xml:space="preserve">5.5 공정성 분석</w:t>
-      </w:r>
-    </w:p>
-    <w:p>
-      <w:pPr>
-        <w:spacing w:after="120" w:line="240"/>
-        <w:ind w:left="360"/>
-      </w:pPr>
-      <w:r>
-        <w:rPr>
-          <w:rFonts w:ascii="맑은 고딕" w:cs="맑은 고딕" w:eastAsia="맑은 고딕" w:hAnsi="맑은 고딕"/>
-          <w:i/>
-          <w:iCs/>
-          <w:color w:val="333333"/>
-          <w:sz w:val="20"/>
-          <w:szCs w:val="20"/>
-        </w:rPr>
-        <w:t xml:space="preserve">JFI 계산 방식의 차이부터 짚어둔다. 이 분석에서는 두 가지 기준을 실험 목적에 맞게 구분해 사용하였다.</w:t>
-      </w:r>
-    </w:p>
-    <w:p>
-      <w:pPr>
-        <w:pStyle w:val="ListParagraph"/>
-        <w:numPr>
-          <w:ilvl w:val="0"/>
-          <w:numId w:val="3"/>
-        </w:numPr>
-        <w:spacing w:after="80" w:line="240"/>
-      </w:pPr>
-      <w:r>
-        <w:rPr>
-          <w:rFonts w:ascii="맑은 고딕" w:cs="맑은 고딕" w:eastAsia="맑은 고딕" w:hAnsi="맑은 고딕"/>
-          <w:color w:val="000000"/>
-          <w:sz w:val="20"/>
-          <w:szCs w:val="20"/>
-        </w:rPr>
-        <w:t xml:space="preserve">FCFS, Priority, MLFQ: 등급 간 대기시간 차이 측정 → </w:t>
-      </w:r>
-      <w:r>
-        <w:rPr>
-          <w:rFonts w:ascii="맑은 고딕" w:cs="맑은 고딕" w:eastAsia="맑은 고딕" w:hAnsi="맑은 고딕"/>
-          <w:b/>
-          <w:bCs/>
-          <w:color w:val="000000"/>
-          <w:sz w:val="20"/>
-          <w:szCs w:val="20"/>
-        </w:rPr>
-        <w:t xml:space="preserve">대기시간 기반 JFI</w:t>
-      </w:r>
-      <w:r>
-        <w:rPr>
-          <w:rFonts w:ascii="맑은 고딕" w:cs="맑은 고딕" w:eastAsia="맑은 고딕" w:hAnsi="맑은 고딕"/>
-          <w:color w:val="000000"/>
-          <w:sz w:val="20"/>
-          <w:szCs w:val="20"/>
-        </w:rPr>
-        <w:t xml:space="preserve"> (값이 1에 가까울수록 균등)</w:t>
-      </w:r>
-    </w:p>
-    <w:p>
-      <w:pPr>
-        <w:pStyle w:val="ListParagraph"/>
-        <w:numPr>
-          <w:ilvl w:val="0"/>
-          <w:numId w:val="3"/>
-        </w:numPr>
-        <w:spacing w:after="80" w:line="240"/>
-      </w:pPr>
-      <w:r>
-        <w:rPr>
-          <w:rFonts w:ascii="맑은 고딕" w:cs="맑은 고딕" w:eastAsia="맑은 고딕" w:hAnsi="맑은 고딕"/>
-          <w:color w:val="000000"/>
-          <w:sz w:val="20"/>
-          <w:szCs w:val="20"/>
-        </w:rPr>
-        <w:t xml:space="preserve">WFQ: 가중치 비례 처리량 배분 측정 → WFQScheduler 내장의 </w:t>
-      </w:r>
-      <w:r>
-        <w:rPr>
-          <w:rFonts w:ascii="맑은 고딕" w:cs="맑은 고딕" w:eastAsia="맑은 고딕" w:hAnsi="맑은 고딕"/>
-          <w:b/>
-          <w:bCs/>
-          <w:color w:val="000000"/>
-          <w:sz w:val="20"/>
-          <w:szCs w:val="20"/>
-        </w:rPr>
-        <w:t xml:space="preserve">처리량 기반 JFI</w:t>
-      </w:r>
-      <w:r>
-        <w:rPr>
-          <w:rFonts w:ascii="맑은 고딕" w:cs="맑은 고딕" w:eastAsia="맑은 고딕" w:hAnsi="맑은 고딕"/>
-          <w:color w:val="000000"/>
-          <w:sz w:val="20"/>
-          <w:szCs w:val="20"/>
-        </w:rPr>
-        <w:t xml:space="preserve"> (가중치에 정확히 비례하면 1에 가까워짐)</w:t>
-      </w:r>
-    </w:p>
-    <w:p>
-      <w:pPr>
-        <w:spacing w:after="120" w:line="240"/>
-      </w:pPr>
-      <w:r>
-        <w:rPr>
-          <w:rFonts w:ascii="맑은 고딕" w:cs="맑은 고딕" w:eastAsia="맑은 고딕" w:hAnsi="맑은 고딕"/>
-          <w:color w:val="000000"/>
-          <w:sz w:val="20"/>
-          <w:szCs w:val="20"/>
-        </w:rPr>
-        <w:t xml:space="preserve">표 12 및 그림 8의 0.316과 1.000은 계산 기준이 달라 직접 비교하지 않는다. 각 값의 의미는 아래에서 따로 해석한다.</w:t>
-      </w:r>
-    </w:p>
-    <w:p>
-      <w:pPr>
-        <w:spacing w:after="80" w:line="240"/>
-      </w:pPr>
-      <w:r>
-        <w:rPr>
-          <w:rFonts w:ascii="맑은 고딕" w:cs="맑은 고딕" w:eastAsia="맑은 고딕" w:hAnsi="맑은 고딕"/>
-          <w:b/>
-          <w:bCs/>
-          <w:color w:val="000000"/>
-          <w:sz w:val="20"/>
-          <w:szCs w:val="20"/>
-        </w:rPr>
-        <w:t xml:space="preserve">표 12. 알고리즘별 JFI 비교 (기본 실험, 500건)</w:t>
-      </w:r>
-    </w:p>
-    <w:tbl>
-      <w:tblPr>
-        <w:tblW w:type="auto" w:w="100"/>
-        <w:tblBorders>
-          <w:top w:val="single" w:color="auto" w:sz="4"/>
-          <w:left w:val="single" w:color="auto" w:sz="4"/>
-          <w:bottom w:val="single" w:color="auto" w:sz="4"/>
-          <w:right w:val="single" w:color="auto" w:sz="4"/>
-          <w:insideH w:val="single" w:color="auto" w:sz="4"/>
-          <w:insideV w:val="single" w:color="auto" w:sz="4"/>
-        </w:tblBorders>
-      </w:tblPr>
-      <w:tblGrid>
-        <w:gridCol w:w="1983"/>
-        <w:gridCol w:w="1983"/>
-        <w:gridCol w:w="1983"/>
-        <w:gridCol w:w="1983"/>
-      </w:tblGrid>
-      <w:tr>
-        <w:tc>
-          <w:tcPr>
-            <w:tcW w:type="dxa" w:w="1983"/>
-            <w:tcBorders>
-              <w:top w:val="single" w:color="AAAAAA" w:sz="1"/>
-              <w:left w:val="single" w:color="AAAAAA" w:sz="1"/>
-              <w:bottom w:val="single" w:color="AAAAAA" w:sz="1"/>
-              <w:right w:val="single" w:color="AAAAAA" w:sz="1"/>
-            </w:tcBorders>
-            <w:shd w:fill="D9E2F3" w:val="clear"/>
-            <w:vAlign w:val="center"/>
-          </w:tcPr>
-          <w:p>
-            <w:pPr>
-              <w:spacing w:after="40" w:before="40"/>
-              <w:jc w:val="center"/>
-            </w:pPr>
-            <w:r>
-              <w:rPr>
-                <w:rFonts w:ascii="맑은 고딕" w:cs="맑은 고딕" w:eastAsia="맑은 고딕" w:hAnsi="맑은 고딕"/>
-                <w:b/>
-                <w:bCs/>
-                <w:color w:val="000000"/>
-                <w:sz w:val="18"/>
-                <w:szCs w:val="18"/>
-              </w:rPr>
-              <w:t xml:space="preserve">스케줄러</w:t>
-            </w:r>
-          </w:p>
-        </w:tc>
-        <w:tc>
-          <w:tcPr>
-            <w:tcW w:type="dxa" w:w="1983"/>
-            <w:tcBorders>
-              <w:top w:val="single" w:color="AAAAAA" w:sz="1"/>
-              <w:left w:val="single" w:color="AAAAAA" w:sz="1"/>
-              <w:bottom w:val="single" w:color="AAAAAA" w:sz="1"/>
-              <w:right w:val="single" w:color="AAAAAA" w:sz="1"/>
-            </w:tcBorders>
-            <w:shd w:fill="D9E2F3" w:val="clear"/>
-            <w:vAlign w:val="center"/>
-          </w:tcPr>
-          <w:p>
-            <w:pPr>
-              <w:spacing w:after="40" w:before="40"/>
-              <w:jc w:val="center"/>
-            </w:pPr>
-            <w:r>
-              <w:rPr>
-                <w:rFonts w:ascii="맑은 고딕" w:cs="맑은 고딕" w:eastAsia="맑은 고딕" w:hAnsi="맑은 고딕"/>
-                <w:b/>
-                <w:bCs/>
-                <w:color w:val="000000"/>
-                <w:sz w:val="18"/>
-                <w:szCs w:val="18"/>
-              </w:rPr>
-              <w:t xml:space="preserve">JFI</w:t>
-            </w:r>
-          </w:p>
-        </w:tc>
-        <w:tc>
-          <w:tcPr>
-            <w:tcW w:type="dxa" w:w="1983"/>
-            <w:tcBorders>
-              <w:top w:val="single" w:color="AAAAAA" w:sz="1"/>
-              <w:left w:val="single" w:color="AAAAAA" w:sz="1"/>
-              <w:bottom w:val="single" w:color="AAAAAA" w:sz="1"/>
-              <w:right w:val="single" w:color="AAAAAA" w:sz="1"/>
-            </w:tcBorders>
-            <w:shd w:fill="D9E2F3" w:val="clear"/>
-            <w:vAlign w:val="center"/>
-          </w:tcPr>
-          <w:p>
-            <w:pPr>
-              <w:spacing w:after="40" w:before="40"/>
-              <w:jc w:val="center"/>
-            </w:pPr>
-            <w:r>
-              <w:rPr>
-                <w:rFonts w:ascii="맑은 고딕" w:cs="맑은 고딕" w:eastAsia="맑은 고딕" w:hAnsi="맑은 고딕"/>
-                <w:b/>
-                <w:bCs/>
-                <w:color w:val="000000"/>
-                <w:sz w:val="18"/>
-                <w:szCs w:val="18"/>
-              </w:rPr>
-              <w:t xml:space="preserve">계산 방식</w:t>
-            </w:r>
-          </w:p>
-        </w:tc>
-        <w:tc>
-          <w:tcPr>
-            <w:tcW w:type="dxa" w:w="1983"/>
-            <w:tcBorders>
-              <w:top w:val="single" w:color="AAAAAA" w:sz="1"/>
-              <w:left w:val="single" w:color="AAAAAA" w:sz="1"/>
-              <w:bottom w:val="single" w:color="AAAAAA" w:sz="1"/>
-              <w:right w:val="single" w:color="AAAAAA" w:sz="1"/>
-            </w:tcBorders>
-            <w:shd w:fill="D9E2F3" w:val="clear"/>
-            <w:vAlign w:val="center"/>
-          </w:tcPr>
-          <w:p>
-            <w:pPr>
-              <w:spacing w:after="40" w:before="40"/>
-              <w:jc w:val="center"/>
-            </w:pPr>
-            <w:r>
-              <w:rPr>
-                <w:rFonts w:ascii="맑은 고딕" w:cs="맑은 고딕" w:eastAsia="맑은 고딕" w:hAnsi="맑은 고딕"/>
-                <w:b/>
-                <w:bCs/>
-                <w:color w:val="000000"/>
-                <w:sz w:val="18"/>
-                <w:szCs w:val="18"/>
-              </w:rPr>
-              <w:t xml:space="preserve">해석</w:t>
-            </w:r>
-          </w:p>
-        </w:tc>
-      </w:tr>
-      <w:tr>
-        <w:tc>
-          <w:tcPr>
-            <w:tcW w:type="dxa" w:w="1983"/>
-            <w:tcBorders>
-              <w:top w:val="single" w:color="AAAAAA" w:sz="1"/>
-              <w:left w:val="single" w:color="AAAAAA" w:sz="1"/>
-              <w:bottom w:val="single" w:color="AAAAAA" w:sz="1"/>
-              <w:right w:val="single" w:color="AAAAAA" w:sz="1"/>
-            </w:tcBorders>
-            <w:vAlign w:val="center"/>
-          </w:tcPr>
-          <w:p>
-            <w:pPr>
-              <w:spacing w:after="40" w:before="40"/>
-              <w:jc w:val="left"/>
-            </w:pPr>
-            <w:r>
-              <w:rPr>
-                <w:rFonts w:ascii="맑은 고딕" w:cs="맑은 고딕" w:eastAsia="맑은 고딕" w:hAnsi="맑은 고딕"/>
-                <w:b w:val="false"/>
-                <w:bCs w:val="false"/>
-                <w:color w:val="000000"/>
-                <w:sz w:val="18"/>
-                <w:szCs w:val="18"/>
-              </w:rPr>
-              <w:t xml:space="preserve">FCFS</w:t>
-            </w:r>
-          </w:p>
-        </w:tc>
-        <w:tc>
-          <w:tcPr>
-            <w:tcW w:type="dxa" w:w="1983"/>
-            <w:tcBorders>
-              <w:top w:val="single" w:color="AAAAAA" w:sz="1"/>
-              <w:left w:val="single" w:color="AAAAAA" w:sz="1"/>
-              <w:bottom w:val="single" w:color="AAAAAA" w:sz="1"/>
-              <w:right w:val="single" w:color="AAAAAA" w:sz="1"/>
-            </w:tcBorders>
-            <w:vAlign w:val="center"/>
-          </w:tcPr>
-          <w:p>
-            <w:pPr>
-              <w:spacing w:after="40" w:before="40"/>
-              <w:jc w:val="left"/>
-            </w:pPr>
-            <w:r>
-              <w:rPr>
-                <w:rFonts w:ascii="맑은 고딕" w:cs="맑은 고딕" w:eastAsia="맑은 고딕" w:hAnsi="맑은 고딕"/>
-                <w:b w:val="false"/>
-                <w:bCs w:val="false"/>
-                <w:color w:val="000000"/>
-                <w:sz w:val="18"/>
-                <w:szCs w:val="18"/>
-              </w:rPr>
-              <w:t xml:space="preserve">1.000</w:t>
-            </w:r>
-          </w:p>
-        </w:tc>
-        <w:tc>
-          <w:tcPr>
-            <w:tcW w:type="dxa" w:w="1983"/>
-            <w:tcBorders>
-              <w:top w:val="single" w:color="AAAAAA" w:sz="1"/>
-              <w:left w:val="single" w:color="AAAAAA" w:sz="1"/>
-              <w:bottom w:val="single" w:color="AAAAAA" w:sz="1"/>
-              <w:right w:val="single" w:color="AAAAAA" w:sz="1"/>
-            </w:tcBorders>
-            <w:vAlign w:val="center"/>
-          </w:tcPr>
-          <w:p>
-            <w:pPr>
-              <w:spacing w:after="40" w:before="40"/>
-              <w:jc w:val="left"/>
-            </w:pPr>
-            <w:r>
-              <w:rPr>
-                <w:rFonts w:ascii="맑은 고딕" w:cs="맑은 고딕" w:eastAsia="맑은 고딕" w:hAnsi="맑은 고딕"/>
-                <w:b w:val="false"/>
-                <w:bCs w:val="false"/>
-                <w:color w:val="000000"/>
-                <w:sz w:val="18"/>
-                <w:szCs w:val="18"/>
-              </w:rPr>
-              <w:t xml:space="preserve">대기시간 기반</w:t>
-            </w:r>
-          </w:p>
-        </w:tc>
-        <w:tc>
-          <w:tcPr>
-            <w:tcW w:type="dxa" w:w="1983"/>
-            <w:tcBorders>
-              <w:top w:val="single" w:color="AAAAAA" w:sz="1"/>
-              <w:left w:val="single" w:color="AAAAAA" w:sz="1"/>
-              <w:bottom w:val="single" w:color="AAAAAA" w:sz="1"/>
-              <w:right w:val="single" w:color="AAAAAA" w:sz="1"/>
-            </w:tcBorders>
-            <w:vAlign w:val="center"/>
-          </w:tcPr>
-          <w:p>
-            <w:pPr>
-              <w:spacing w:after="40" w:before="40"/>
-              <w:jc w:val="left"/>
-            </w:pPr>
-            <w:r>
-              <w:rPr>
-                <w:rFonts w:ascii="맑은 고딕" w:cs="맑은 고딕" w:eastAsia="맑은 고딕" w:hAnsi="맑은 고딕"/>
-                <w:b w:val="false"/>
-                <w:bCs w:val="false"/>
-                <w:color w:val="000000"/>
-                <w:sz w:val="18"/>
-                <w:szCs w:val="18"/>
-              </w:rPr>
-              <w:t xml:space="preserve">완전 공정 (도착 순서대로 처리)</w:t>
-            </w:r>
-          </w:p>
-        </w:tc>
-      </w:tr>
-      <w:tr>
-        <w:tc>
-          <w:tcPr>
-            <w:tcW w:type="dxa" w:w="1983"/>
-            <w:tcBorders>
-              <w:top w:val="single" w:color="AAAAAA" w:sz="1"/>
-              <w:left w:val="single" w:color="AAAAAA" w:sz="1"/>
-              <w:bottom w:val="single" w:color="AAAAAA" w:sz="1"/>
-              <w:right w:val="single" w:color="AAAAAA" w:sz="1"/>
-            </w:tcBorders>
-            <w:vAlign w:val="center"/>
-          </w:tcPr>
-          <w:p>
-            <w:pPr>
-              <w:spacing w:after="40" w:before="40"/>
-              <w:jc w:val="left"/>
-            </w:pPr>
-            <w:r>
-              <w:rPr>
-                <w:rFonts w:ascii="맑은 고딕" w:cs="맑은 고딕" w:eastAsia="맑은 고딕" w:hAnsi="맑은 고딕"/>
-                <w:b w:val="false"/>
-                <w:bCs w:val="false"/>
-                <w:color w:val="000000"/>
-                <w:sz w:val="18"/>
-                <w:szCs w:val="18"/>
-              </w:rPr>
-              <w:t xml:space="preserve">Priority</w:t>
-            </w:r>
-          </w:p>
-        </w:tc>
-        <w:tc>
-          <w:tcPr>
-            <w:tcW w:type="dxa" w:w="1983"/>
-            <w:tcBorders>
-              <w:top w:val="single" w:color="AAAAAA" w:sz="1"/>
-              <w:left w:val="single" w:color="AAAAAA" w:sz="1"/>
-              <w:bottom w:val="single" w:color="AAAAAA" w:sz="1"/>
-              <w:right w:val="single" w:color="AAAAAA" w:sz="1"/>
-            </w:tcBorders>
-            <w:vAlign w:val="center"/>
-          </w:tcPr>
-          <w:p>
-            <w:pPr>
-              <w:spacing w:after="40" w:before="40"/>
-              <w:jc w:val="left"/>
-            </w:pPr>
-            <w:r>
-              <w:rPr>
-                <w:rFonts w:ascii="맑은 고딕" w:cs="맑은 고딕" w:eastAsia="맑은 고딕" w:hAnsi="맑은 고딕"/>
-                <w:b w:val="false"/>
-                <w:bCs w:val="false"/>
-                <w:color w:val="000000"/>
-                <w:sz w:val="18"/>
-                <w:szCs w:val="18"/>
-              </w:rPr>
-              <w:t xml:space="preserve">1.000</w:t>
-            </w:r>
-          </w:p>
-        </w:tc>
-        <w:tc>
-          <w:tcPr>
-            <w:tcW w:type="dxa" w:w="1983"/>
-            <w:tcBorders>
-              <w:top w:val="single" w:color="AAAAAA" w:sz="1"/>
-              <w:left w:val="single" w:color="AAAAAA" w:sz="1"/>
-              <w:bottom w:val="single" w:color="AAAAAA" w:sz="1"/>
-              <w:right w:val="single" w:color="AAAAAA" w:sz="1"/>
-            </w:tcBorders>
-            <w:vAlign w:val="center"/>
-          </w:tcPr>
-          <w:p>
-            <w:pPr>
-              <w:spacing w:after="40" w:before="40"/>
-              <w:jc w:val="left"/>
-            </w:pPr>
-            <w:r>
-              <w:rPr>
-                <w:rFonts w:ascii="맑은 고딕" w:cs="맑은 고딕" w:eastAsia="맑은 고딕" w:hAnsi="맑은 고딕"/>
-                <w:b w:val="false"/>
-                <w:bCs w:val="false"/>
-                <w:color w:val="000000"/>
-                <w:sz w:val="18"/>
-                <w:szCs w:val="18"/>
-              </w:rPr>
-              <w:t xml:space="preserve">대기시간 기반</w:t>
-            </w:r>
-          </w:p>
-        </w:tc>
-        <w:tc>
-          <w:tcPr>
-            <w:tcW w:type="dxa" w:w="1983"/>
-            <w:tcBorders>
-              <w:top w:val="single" w:color="AAAAAA" w:sz="1"/>
-              <w:left w:val="single" w:color="AAAAAA" w:sz="1"/>
-              <w:bottom w:val="single" w:color="AAAAAA" w:sz="1"/>
-              <w:right w:val="single" w:color="AAAAAA" w:sz="1"/>
-            </w:tcBorders>
-            <w:vAlign w:val="center"/>
-          </w:tcPr>
-          <w:p>
-            <w:pPr>
-              <w:spacing w:after="40" w:before="40"/>
-              <w:jc w:val="left"/>
-            </w:pPr>
-            <w:r>
-              <w:rPr>
-                <w:rFonts w:ascii="맑은 고딕" w:cs="맑은 고딕" w:eastAsia="맑은 고딕" w:hAnsi="맑은 고딕"/>
-                <w:b w:val="false"/>
-                <w:bCs w:val="false"/>
-                <w:color w:val="000000"/>
-                <w:sz w:val="18"/>
-                <w:szCs w:val="18"/>
-              </w:rPr>
-              <w:t xml:space="preserve">사용자 간 공정 (우선순위는 요청 단위)</w:t>
-            </w:r>
-          </w:p>
-        </w:tc>
-      </w:tr>
-      <w:tr>
-        <w:tc>
-          <w:tcPr>
-            <w:tcW w:type="dxa" w:w="1983"/>
-            <w:tcBorders>
-              <w:top w:val="single" w:color="AAAAAA" w:sz="1"/>
-              <w:left w:val="single" w:color="AAAAAA" w:sz="1"/>
-              <w:bottom w:val="single" w:color="AAAAAA" w:sz="1"/>
-              <w:right w:val="single" w:color="AAAAAA" w:sz="1"/>
-            </w:tcBorders>
-            <w:vAlign w:val="center"/>
-          </w:tcPr>
-          <w:p>
-            <w:pPr>
-              <w:spacing w:after="40" w:before="40"/>
-              <w:jc w:val="left"/>
-            </w:pPr>
-            <w:r>
-              <w:rPr>
-                <w:rFonts w:ascii="맑은 고딕" w:cs="맑은 고딕" w:eastAsia="맑은 고딕" w:hAnsi="맑은 고딕"/>
-                <w:b w:val="false"/>
-                <w:bCs w:val="false"/>
-                <w:color w:val="000000"/>
-                <w:sz w:val="18"/>
-                <w:szCs w:val="18"/>
-              </w:rPr>
-              <w:t xml:space="preserve">MLFQ (비선점형)</w:t>
-            </w:r>
-          </w:p>
-        </w:tc>
-        <w:tc>
-          <w:tcPr>
-            <w:tcW w:type="dxa" w:w="1983"/>
-            <w:tcBorders>
-              <w:top w:val="single" w:color="AAAAAA" w:sz="1"/>
-              <w:left w:val="single" w:color="AAAAAA" w:sz="1"/>
-              <w:bottom w:val="single" w:color="AAAAAA" w:sz="1"/>
-              <w:right w:val="single" w:color="AAAAAA" w:sz="1"/>
-            </w:tcBorders>
-            <w:vAlign w:val="center"/>
-          </w:tcPr>
-          <w:p>
-            <w:pPr>
-              <w:spacing w:after="40" w:before="40"/>
-              <w:jc w:val="left"/>
-            </w:pPr>
-            <w:r>
-              <w:rPr>
-                <w:rFonts w:ascii="맑은 고딕" w:cs="맑은 고딕" w:eastAsia="맑은 고딕" w:hAnsi="맑은 고딕"/>
-                <w:b w:val="false"/>
-                <w:bCs w:val="false"/>
-                <w:color w:val="000000"/>
-                <w:sz w:val="18"/>
-                <w:szCs w:val="18"/>
-              </w:rPr>
-              <w:t xml:space="preserve">1.000</w:t>
-            </w:r>
-          </w:p>
-        </w:tc>
-        <w:tc>
-          <w:tcPr>
-            <w:tcW w:type="dxa" w:w="1983"/>
-            <w:tcBorders>
-              <w:top w:val="single" w:color="AAAAAA" w:sz="1"/>
-              <w:left w:val="single" w:color="AAAAAA" w:sz="1"/>
-              <w:bottom w:val="single" w:color="AAAAAA" w:sz="1"/>
-              <w:right w:val="single" w:color="AAAAAA" w:sz="1"/>
-            </w:tcBorders>
-            <w:vAlign w:val="center"/>
-          </w:tcPr>
-          <w:p>
-            <w:pPr>
-              <w:spacing w:after="40" w:before="40"/>
-              <w:jc w:val="left"/>
-            </w:pPr>
-            <w:r>
-              <w:rPr>
-                <w:rFonts w:ascii="맑은 고딕" w:cs="맑은 고딕" w:eastAsia="맑은 고딕" w:hAnsi="맑은 고딕"/>
-                <w:b w:val="false"/>
-                <w:bCs w:val="false"/>
-                <w:color w:val="000000"/>
-                <w:sz w:val="18"/>
-                <w:szCs w:val="18"/>
-              </w:rPr>
-              <w:t xml:space="preserve">대기시간 기반</w:t>
-            </w:r>
-          </w:p>
-        </w:tc>
-        <w:tc>
-          <w:tcPr>
-            <w:tcW w:type="dxa" w:w="1983"/>
-            <w:tcBorders>
-              <w:top w:val="single" w:color="AAAAAA" w:sz="1"/>
-              <w:left w:val="single" w:color="AAAAAA" w:sz="1"/>
-              <w:bottom w:val="single" w:color="AAAAAA" w:sz="1"/>
-              <w:right w:val="single" w:color="AAAAAA" w:sz="1"/>
-            </w:tcBorders>
-            <w:vAlign w:val="center"/>
-          </w:tcPr>
-          <w:p>
-            <w:pPr>
-              <w:spacing w:after="40" w:before="40"/>
-              <w:jc w:val="left"/>
-            </w:pPr>
-            <w:r>
-              <w:rPr>
-                <w:rFonts w:ascii="맑은 고딕" w:cs="맑은 고딕" w:eastAsia="맑은 고딕" w:hAnsi="맑은 고딕"/>
-                <w:b w:val="false"/>
-                <w:bCs w:val="false"/>
-                <w:color w:val="000000"/>
-                <w:sz w:val="18"/>
-                <w:szCs w:val="18"/>
-              </w:rPr>
-              <w:t xml:space="preserve">완전 공정 (FCFS와 동일)</w:t>
-            </w:r>
-          </w:p>
-        </w:tc>
-      </w:tr>
-      <w:tr>
-        <w:tc>
-          <w:tcPr>
-            <w:tcW w:type="dxa" w:w="1983"/>
-            <w:tcBorders>
-              <w:top w:val="single" w:color="AAAAAA" w:sz="1"/>
-              <w:left w:val="single" w:color="AAAAAA" w:sz="1"/>
-              <w:bottom w:val="single" w:color="AAAAAA" w:sz="1"/>
-              <w:right w:val="single" w:color="AAAAAA" w:sz="1"/>
-            </w:tcBorders>
-            <w:vAlign w:val="center"/>
-          </w:tcPr>
-          <w:p>
-            <w:pPr>
-              <w:spacing w:after="40" w:before="40"/>
-              <w:jc w:val="left"/>
-            </w:pPr>
-            <w:r>
-              <w:rPr>
-                <w:rFonts w:ascii="맑은 고딕" w:cs="맑은 고딕" w:eastAsia="맑은 고딕" w:hAnsi="맑은 고딕"/>
-                <w:b w:val="false"/>
-                <w:bCs w:val="false"/>
-                <w:color w:val="000000"/>
-                <w:sz w:val="18"/>
-                <w:szCs w:val="18"/>
-              </w:rPr>
-              <w:t xml:space="preserve">WFQ</w:t>
-            </w:r>
-          </w:p>
-        </w:tc>
-        <w:tc>
-          <w:tcPr>
-            <w:tcW w:type="dxa" w:w="1983"/>
-            <w:tcBorders>
-              <w:top w:val="single" w:color="AAAAAA" w:sz="1"/>
-              <w:left w:val="single" w:color="AAAAAA" w:sz="1"/>
-              <w:bottom w:val="single" w:color="AAAAAA" w:sz="1"/>
-              <w:right w:val="single" w:color="AAAAAA" w:sz="1"/>
-            </w:tcBorders>
-            <w:vAlign w:val="center"/>
-          </w:tcPr>
-          <w:p>
-            <w:pPr>
-              <w:spacing w:after="40" w:before="40"/>
-              <w:jc w:val="left"/>
-            </w:pPr>
-            <w:r>
-              <w:rPr>
-                <w:rFonts w:ascii="맑은 고딕" w:cs="맑은 고딕" w:eastAsia="맑은 고딕" w:hAnsi="맑은 고딕"/>
-                <w:b w:val="false"/>
-                <w:bCs w:val="false"/>
-                <w:color w:val="000000"/>
-                <w:sz w:val="18"/>
-                <w:szCs w:val="18"/>
-              </w:rPr>
-              <w:t xml:space="preserve">0.316</w:t>
-            </w:r>
-          </w:p>
-        </w:tc>
-        <w:tc>
-          <w:tcPr>
-            <w:tcW w:type="dxa" w:w="1983"/>
-            <w:tcBorders>
-              <w:top w:val="single" w:color="AAAAAA" w:sz="1"/>
-              <w:left w:val="single" w:color="AAAAAA" w:sz="1"/>
-              <w:bottom w:val="single" w:color="AAAAAA" w:sz="1"/>
-              <w:right w:val="single" w:color="AAAAAA" w:sz="1"/>
-            </w:tcBorders>
-            <w:vAlign w:val="center"/>
-          </w:tcPr>
-          <w:p>
-            <w:pPr>
-              <w:spacing w:after="40" w:before="40"/>
-              <w:jc w:val="left"/>
-            </w:pPr>
-            <w:r>
-              <w:rPr>
-                <w:rFonts w:ascii="맑은 고딕" w:cs="맑은 고딕" w:eastAsia="맑은 고딕" w:hAnsi="맑은 고딕"/>
-                <w:b w:val="false"/>
-                <w:bCs w:val="false"/>
-                <w:color w:val="000000"/>
-                <w:sz w:val="18"/>
-                <w:szCs w:val="18"/>
-              </w:rPr>
-              <w:t xml:space="preserve">처리량 기반</w:t>
-            </w:r>
-          </w:p>
-        </w:tc>
-        <w:tc>
-          <w:tcPr>
-            <w:tcW w:type="dxa" w:w="1983"/>
-            <w:tcBorders>
-              <w:top w:val="single" w:color="AAAAAA" w:sz="1"/>
-              <w:left w:val="single" w:color="AAAAAA" w:sz="1"/>
-              <w:bottom w:val="single" w:color="AAAAAA" w:sz="1"/>
-              <w:right w:val="single" w:color="AAAAAA" w:sz="1"/>
-            </w:tcBorders>
-            <w:vAlign w:val="center"/>
-          </w:tcPr>
-          <w:p>
-            <w:pPr>
-              <w:spacing w:after="40" w:before="40"/>
-              <w:jc w:val="left"/>
-            </w:pPr>
-            <w:r>
-              <w:rPr>
-                <w:rFonts w:ascii="맑은 고딕" w:cs="맑은 고딕" w:eastAsia="맑은 고딕" w:hAnsi="맑은 고딕"/>
-                <w:b w:val="false"/>
-                <w:bCs w:val="false"/>
-                <w:color w:val="000000"/>
-                <w:sz w:val="18"/>
-                <w:szCs w:val="18"/>
-              </w:rPr>
-              <w:t xml:space="preserve">의도적 차등 (가중치 기반)</w:t>
-            </w:r>
-          </w:p>
-        </w:tc>
-      </w:tr>
-    </w:tbl>
-    <w:p>
-      <w:pPr>
-        <w:spacing w:after="80"/>
-      </w:pPr>
-    </w:p>
-    <w:p>
-      <w:pPr>
-        <w:spacing w:after="80"/>
-      </w:pPr>
-    </w:p>
-    <w:p>
-      <w:pPr>
-        <w:spacing w:after="100" w:before="100"/>
-        <w:jc w:val="center"/>
-      </w:pPr>
-      <w:r>
-        <w:drawing>
-          <wp:inline distT="0" distB="0" distL="0" distR="0">
-            <wp:extent cx="5400675" cy="2400300"/>
-            <wp:effectExtent t="0" r="0" b="0" l="0"/>
-            <wp:docPr id="1" name="" descr="" title=""/>
-            <wp:cNvGraphicFramePr>
-              <a:graphicFrameLocks xmlns:a="http://schemas.openxmlformats.org/drawingml/2006/main" noChangeAspect="1"/>
-            </wp:cNvGraphicFramePr>
-            <a:graphic xmlns:a="http://schemas.openxmlformats.org/drawingml/2006/main">
-              <a:graphicData uri="http://schemas.openxmlformats.org/drawingml/2006/picture">
-                <pic:pic xmlns:pic="http://schemas.openxmlformats.org/drawingml/2006/picture">
-                  <pic:nvPicPr>
-                    <pic:cNvPr id="0" name="" descr=""/>
-                    <pic:cNvPicPr>
-                      <a:picLocks noChangeAspect="1" noChangeArrowheads="1"/>
-                    </pic:cNvPicPr>
-                  </pic:nvPicPr>
-                  <pic:blipFill>
-                    <a:blip r:embed="rId16" cstate="none"/>
-                    <a:srcRect/>
-                    <a:stretch>
-                      <a:fillRect/>
-                    </a:stretch>
-                  </pic:blipFill>
-                  <pic:spPr bwMode="auto">
-                    <a:xfrm>
-                      <a:off x="0" y="0"/>
                       <a:ext cx="5400675" cy="2400300"/>
                     </a:xfrm>
                     <a:prstGeom prst="rect">
@@ -10496,7 +10423,7 @@
           <w:sz w:val="18"/>
           <w:szCs w:val="18"/>
         </w:rPr>
-        <w:t xml:space="preserve">[그림 8] 알고리즘별 Jain's Fairness Index(JFI) 비교</w:t>
+        <w:t xml:space="preserve">[그림 7] 알고리즘별 Jain's Fairness Index(JFI) 비교</w:t>
       </w:r>
     </w:p>
     <w:p>

--- a/08-final-submission/final-report/final-report.docx
+++ b/08-final-submission/final-report/final-report.docx
@@ -6257,7 +6257,7 @@
           <w:sz w:val="20"/>
           <w:szCs w:val="20"/>
         </w:rPr>
-        <w:t xml:space="preserve">네 가지 알고리즘을 같은 500건 요청에 대해 실행한 결과는 표 7 및 그림 4와 같다.</w:t>
+        <w:t xml:space="preserve">네 가지 알고리즘을 같은 500건 요청에 대해 실행한 결과는 표 7과 같다.</w:t>
       </w:r>
     </w:p>
     <w:p>
@@ -6910,6 +6910,1225 @@
     </w:p>
     <w:p>
       <w:pPr>
+        <w:spacing w:after="120" w:line="240"/>
+      </w:pPr>
+      <w:r>
+        <w:rPr>
+          <w:rFonts w:ascii="맑은 고딕" w:cs="맑은 고딕" w:eastAsia="맑은 고딕" w:hAnsi="맑은 고딕"/>
+          <w:color w:val="000000"/>
+          <w:sz w:val="20"/>
+          <w:szCs w:val="20"/>
+        </w:rPr>
+        <w:t xml:space="preserve">FCFS에서는 도착 순서대로 처리되어 네 명이 대기시간을 고르게 부담하였다 (JFI = 1.000). Priority는 처리 순서가 바뀌었지만 전체 평균은 FCFS와 거의 같았다. 처리 시간이 짧아(10~100ms) 에이징이 작동하기 전에 처리가 끝나서 우선순위 효과 자체는 거의 드러나지 않았다. </w:t>
+      </w:r>
+      <w:r>
+        <w:rPr>
+          <w:rFonts w:ascii="맑은 고딕" w:cs="맑은 고딕" w:eastAsia="맑은 고딕" w:hAnsi="맑은 고딕"/>
+          <w:b/>
+          <w:bCs/>
+          <w:color w:val="000000"/>
+          <w:sz w:val="20"/>
+          <w:szCs w:val="20"/>
+        </w:rPr>
+        <w:t xml:space="preserve">MLFQ(비선점형)</w:t>
+      </w:r>
+      <w:r>
+        <w:rPr>
+          <w:rFonts w:ascii="맑은 고딕" w:cs="맑은 고딕" w:eastAsia="맑은 고딕" w:hAnsi="맑은 고딕"/>
+          <w:color w:val="000000"/>
+          <w:sz w:val="20"/>
+          <w:szCs w:val="20"/>
+        </w:rPr>
+        <w:t xml:space="preserve">의 결과는 FCFS와 같았다. 모든 요청이 Q0 할당량(1,000ms) 안에 완료되어 하위 큐로 내려갈 일이 없었고, 비선점형 특성상 요청이 도착 순서대로 처리된 탓이다. 이론적 효과를 따로 확인하려고 5.3절에서 선점형 실험을 추가하였다. </w:t>
+      </w:r>
+      <w:r>
+        <w:rPr>
+          <w:rFonts w:ascii="맑은 고딕" w:cs="맑은 고딕" w:eastAsia="맑은 고딕" w:hAnsi="맑은 고딕"/>
+          <w:b/>
+          <w:bCs/>
+          <w:color w:val="000000"/>
+          <w:sz w:val="20"/>
+          <w:szCs w:val="20"/>
+        </w:rPr>
+        <w:t xml:space="preserve">WFQ</w:t>
+      </w:r>
+      <w:r>
+        <w:rPr>
+          <w:rFonts w:ascii="맑은 고딕" w:cs="맑은 고딕" w:eastAsia="맑은 고딕" w:hAnsi="맑은 고딕"/>
+          <w:color w:val="000000"/>
+          <w:sz w:val="20"/>
+          <w:szCs w:val="20"/>
+        </w:rPr>
+        <w:t xml:space="preserve">는 전체 평균이 가장 낮았으나 구독 등급별 차이가 컸다 (표 8). JFI = 0.316은 5.5절에서 분석한다.</w:t>
+      </w:r>
+    </w:p>
+    <w:p>
+      <w:pPr>
+        <w:spacing w:after="80" w:line="240"/>
+      </w:pPr>
+      <w:r>
+        <w:rPr>
+          <w:rFonts w:ascii="맑은 고딕" w:cs="맑은 고딕" w:eastAsia="맑은 고딕" w:hAnsi="맑은 고딕"/>
+          <w:b/>
+          <w:bCs/>
+          <w:color w:val="000000"/>
+          <w:sz w:val="20"/>
+          <w:szCs w:val="20"/>
+        </w:rPr>
+        <w:t xml:space="preserve">표 8. WFQ 구독 등급별 평균 대기시간</w:t>
+      </w:r>
+    </w:p>
+    <w:tbl>
+      <w:tblPr>
+        <w:tblW w:type="auto" w:w="100"/>
+        <w:tblBorders>
+          <w:top w:val="single" w:color="auto" w:sz="4"/>
+          <w:left w:val="single" w:color="auto" w:sz="4"/>
+          <w:bottom w:val="single" w:color="auto" w:sz="4"/>
+          <w:right w:val="single" w:color="auto" w:sz="4"/>
+          <w:insideH w:val="single" w:color="auto" w:sz="4"/>
+          <w:insideV w:val="single" w:color="auto" w:sz="4"/>
+        </w:tblBorders>
+      </w:tblPr>
+      <w:tblGrid>
+        <w:gridCol w:w="2644"/>
+        <w:gridCol w:w="2644"/>
+        <w:gridCol w:w="2644"/>
+      </w:tblGrid>
+      <w:tr>
+        <w:tc>
+          <w:tcPr>
+            <w:tcW w:type="dxa" w:w="2644"/>
+            <w:tcBorders>
+              <w:top w:val="single" w:color="AAAAAA" w:sz="1"/>
+              <w:left w:val="single" w:color="AAAAAA" w:sz="1"/>
+              <w:bottom w:val="single" w:color="AAAAAA" w:sz="1"/>
+              <w:right w:val="single" w:color="AAAAAA" w:sz="1"/>
+            </w:tcBorders>
+            <w:shd w:fill="D9E2F3" w:val="clear"/>
+            <w:vAlign w:val="center"/>
+          </w:tcPr>
+          <w:p>
+            <w:pPr>
+              <w:spacing w:after="40" w:before="40"/>
+              <w:jc w:val="center"/>
+            </w:pPr>
+            <w:r>
+              <w:rPr>
+                <w:rFonts w:ascii="맑은 고딕" w:cs="맑은 고딕" w:eastAsia="맑은 고딕" w:hAnsi="맑은 고딕"/>
+                <w:b/>
+                <w:bCs/>
+                <w:color w:val="000000"/>
+                <w:sz w:val="18"/>
+                <w:szCs w:val="18"/>
+              </w:rPr>
+              <w:t xml:space="preserve">구독 등급</w:t>
+            </w:r>
+          </w:p>
+        </w:tc>
+        <w:tc>
+          <w:tcPr>
+            <w:tcW w:type="dxa" w:w="2644"/>
+            <w:tcBorders>
+              <w:top w:val="single" w:color="AAAAAA" w:sz="1"/>
+              <w:left w:val="single" w:color="AAAAAA" w:sz="1"/>
+              <w:bottom w:val="single" w:color="AAAAAA" w:sz="1"/>
+              <w:right w:val="single" w:color="AAAAAA" w:sz="1"/>
+            </w:tcBorders>
+            <w:shd w:fill="D9E2F3" w:val="clear"/>
+            <w:vAlign w:val="center"/>
+          </w:tcPr>
+          <w:p>
+            <w:pPr>
+              <w:spacing w:after="40" w:before="40"/>
+              <w:jc w:val="center"/>
+            </w:pPr>
+            <w:r>
+              <w:rPr>
+                <w:rFonts w:ascii="맑은 고딕" w:cs="맑은 고딕" w:eastAsia="맑은 고딕" w:hAnsi="맑은 고딕"/>
+                <w:b/>
+                <w:bCs/>
+                <w:color w:val="000000"/>
+                <w:sz w:val="18"/>
+                <w:szCs w:val="18"/>
+              </w:rPr>
+              <w:t xml:space="preserve">가중치</w:t>
+            </w:r>
+          </w:p>
+        </w:tc>
+        <w:tc>
+          <w:tcPr>
+            <w:tcW w:type="dxa" w:w="2644"/>
+            <w:tcBorders>
+              <w:top w:val="single" w:color="AAAAAA" w:sz="1"/>
+              <w:left w:val="single" w:color="AAAAAA" w:sz="1"/>
+              <w:bottom w:val="single" w:color="AAAAAA" w:sz="1"/>
+              <w:right w:val="single" w:color="AAAAAA" w:sz="1"/>
+            </w:tcBorders>
+            <w:shd w:fill="D9E2F3" w:val="clear"/>
+            <w:vAlign w:val="center"/>
+          </w:tcPr>
+          <w:p>
+            <w:pPr>
+              <w:spacing w:after="40" w:before="40"/>
+              <w:jc w:val="center"/>
+            </w:pPr>
+            <w:r>
+              <w:rPr>
+                <w:rFonts w:ascii="맑은 고딕" w:cs="맑은 고딕" w:eastAsia="맑은 고딕" w:hAnsi="맑은 고딕"/>
+                <w:b/>
+                <w:bCs/>
+                <w:color w:val="000000"/>
+                <w:sz w:val="18"/>
+                <w:szCs w:val="18"/>
+              </w:rPr>
+              <w:t xml:space="preserve">평균 대기시간</w:t>
+            </w:r>
+          </w:p>
+        </w:tc>
+      </w:tr>
+      <w:tr>
+        <w:tc>
+          <w:tcPr>
+            <w:tcW w:type="dxa" w:w="2644"/>
+            <w:tcBorders>
+              <w:top w:val="single" w:color="AAAAAA" w:sz="1"/>
+              <w:left w:val="single" w:color="AAAAAA" w:sz="1"/>
+              <w:bottom w:val="single" w:color="AAAAAA" w:sz="1"/>
+              <w:right w:val="single" w:color="AAAAAA" w:sz="1"/>
+            </w:tcBorders>
+            <w:vAlign w:val="center"/>
+          </w:tcPr>
+          <w:p>
+            <w:pPr>
+              <w:spacing w:after="40" w:before="40"/>
+              <w:jc w:val="left"/>
+            </w:pPr>
+            <w:r>
+              <w:rPr>
+                <w:rFonts w:ascii="맑은 고딕" w:cs="맑은 고딕" w:eastAsia="맑은 고딕" w:hAnsi="맑은 고딕"/>
+                <w:b w:val="false"/>
+                <w:bCs w:val="false"/>
+                <w:color w:val="000000"/>
+                <w:sz w:val="18"/>
+                <w:szCs w:val="18"/>
+              </w:rPr>
+              <w:t xml:space="preserve">Enterprise</w:t>
+            </w:r>
+          </w:p>
+        </w:tc>
+        <w:tc>
+          <w:tcPr>
+            <w:tcW w:type="dxa" w:w="2644"/>
+            <w:tcBorders>
+              <w:top w:val="single" w:color="AAAAAA" w:sz="1"/>
+              <w:left w:val="single" w:color="AAAAAA" w:sz="1"/>
+              <w:bottom w:val="single" w:color="AAAAAA" w:sz="1"/>
+              <w:right w:val="single" w:color="AAAAAA" w:sz="1"/>
+            </w:tcBorders>
+            <w:vAlign w:val="center"/>
+          </w:tcPr>
+          <w:p>
+            <w:pPr>
+              <w:spacing w:after="40" w:before="40"/>
+              <w:jc w:val="left"/>
+            </w:pPr>
+            <w:r>
+              <w:rPr>
+                <w:rFonts w:ascii="맑은 고딕" w:cs="맑은 고딕" w:eastAsia="맑은 고딕" w:hAnsi="맑은 고딕"/>
+                <w:b w:val="false"/>
+                <w:bCs w:val="false"/>
+                <w:color w:val="000000"/>
+                <w:sz w:val="18"/>
+                <w:szCs w:val="18"/>
+              </w:rPr>
+              <w:t xml:space="preserve">100</w:t>
+            </w:r>
+          </w:p>
+        </w:tc>
+        <w:tc>
+          <w:tcPr>
+            <w:tcW w:type="dxa" w:w="2644"/>
+            <w:tcBorders>
+              <w:top w:val="single" w:color="AAAAAA" w:sz="1"/>
+              <w:left w:val="single" w:color="AAAAAA" w:sz="1"/>
+              <w:bottom w:val="single" w:color="AAAAAA" w:sz="1"/>
+              <w:right w:val="single" w:color="AAAAAA" w:sz="1"/>
+            </w:tcBorders>
+            <w:vAlign w:val="center"/>
+          </w:tcPr>
+          <w:p>
+            <w:pPr>
+              <w:spacing w:after="40" w:before="40"/>
+              <w:jc w:val="left"/>
+            </w:pPr>
+            <w:r>
+              <w:rPr>
+                <w:rFonts w:ascii="맑은 고딕" w:cs="맑은 고딕" w:eastAsia="맑은 고딕" w:hAnsi="맑은 고딕"/>
+                <w:b w:val="false"/>
+                <w:bCs w:val="false"/>
+                <w:color w:val="000000"/>
+                <w:sz w:val="18"/>
+                <w:szCs w:val="18"/>
+              </w:rPr>
+              <w:t xml:space="preserve">약 1,862ms</w:t>
+            </w:r>
+          </w:p>
+        </w:tc>
+      </w:tr>
+      <w:tr>
+        <w:tc>
+          <w:tcPr>
+            <w:tcW w:type="dxa" w:w="2644"/>
+            <w:tcBorders>
+              <w:top w:val="single" w:color="AAAAAA" w:sz="1"/>
+              <w:left w:val="single" w:color="AAAAAA" w:sz="1"/>
+              <w:bottom w:val="single" w:color="AAAAAA" w:sz="1"/>
+              <w:right w:val="single" w:color="AAAAAA" w:sz="1"/>
+            </w:tcBorders>
+            <w:vAlign w:val="center"/>
+          </w:tcPr>
+          <w:p>
+            <w:pPr>
+              <w:spacing w:after="40" w:before="40"/>
+              <w:jc w:val="left"/>
+            </w:pPr>
+            <w:r>
+              <w:rPr>
+                <w:rFonts w:ascii="맑은 고딕" w:cs="맑은 고딕" w:eastAsia="맑은 고딕" w:hAnsi="맑은 고딕"/>
+                <w:b w:val="false"/>
+                <w:bCs w:val="false"/>
+                <w:color w:val="000000"/>
+                <w:sz w:val="18"/>
+                <w:szCs w:val="18"/>
+              </w:rPr>
+              <w:t xml:space="preserve">Premium</w:t>
+            </w:r>
+          </w:p>
+        </w:tc>
+        <w:tc>
+          <w:tcPr>
+            <w:tcW w:type="dxa" w:w="2644"/>
+            <w:tcBorders>
+              <w:top w:val="single" w:color="AAAAAA" w:sz="1"/>
+              <w:left w:val="single" w:color="AAAAAA" w:sz="1"/>
+              <w:bottom w:val="single" w:color="AAAAAA" w:sz="1"/>
+              <w:right w:val="single" w:color="AAAAAA" w:sz="1"/>
+            </w:tcBorders>
+            <w:vAlign w:val="center"/>
+          </w:tcPr>
+          <w:p>
+            <w:pPr>
+              <w:spacing w:after="40" w:before="40"/>
+              <w:jc w:val="left"/>
+            </w:pPr>
+            <w:r>
+              <w:rPr>
+                <w:rFonts w:ascii="맑은 고딕" w:cs="맑은 고딕" w:eastAsia="맑은 고딕" w:hAnsi="맑은 고딕"/>
+                <w:b w:val="false"/>
+                <w:bCs w:val="false"/>
+                <w:color w:val="000000"/>
+                <w:sz w:val="18"/>
+                <w:szCs w:val="18"/>
+              </w:rPr>
+              <w:t xml:space="preserve">50</w:t>
+            </w:r>
+          </w:p>
+        </w:tc>
+        <w:tc>
+          <w:tcPr>
+            <w:tcW w:type="dxa" w:w="2644"/>
+            <w:tcBorders>
+              <w:top w:val="single" w:color="AAAAAA" w:sz="1"/>
+              <w:left w:val="single" w:color="AAAAAA" w:sz="1"/>
+              <w:bottom w:val="single" w:color="AAAAAA" w:sz="1"/>
+              <w:right w:val="single" w:color="AAAAAA" w:sz="1"/>
+            </w:tcBorders>
+            <w:vAlign w:val="center"/>
+          </w:tcPr>
+          <w:p>
+            <w:pPr>
+              <w:spacing w:after="40" w:before="40"/>
+              <w:jc w:val="left"/>
+            </w:pPr>
+            <w:r>
+              <w:rPr>
+                <w:rFonts w:ascii="맑은 고딕" w:cs="맑은 고딕" w:eastAsia="맑은 고딕" w:hAnsi="맑은 고딕"/>
+                <w:b w:val="false"/>
+                <w:bCs w:val="false"/>
+                <w:color w:val="000000"/>
+                <w:sz w:val="18"/>
+                <w:szCs w:val="18"/>
+              </w:rPr>
+              <w:t xml:space="preserve">약 8,384ms</w:t>
+            </w:r>
+          </w:p>
+        </w:tc>
+      </w:tr>
+      <w:tr>
+        <w:tc>
+          <w:tcPr>
+            <w:tcW w:type="dxa" w:w="2644"/>
+            <w:tcBorders>
+              <w:top w:val="single" w:color="AAAAAA" w:sz="1"/>
+              <w:left w:val="single" w:color="AAAAAA" w:sz="1"/>
+              <w:bottom w:val="single" w:color="AAAAAA" w:sz="1"/>
+              <w:right w:val="single" w:color="AAAAAA" w:sz="1"/>
+            </w:tcBorders>
+            <w:vAlign w:val="center"/>
+          </w:tcPr>
+          <w:p>
+            <w:pPr>
+              <w:spacing w:after="40" w:before="40"/>
+              <w:jc w:val="left"/>
+            </w:pPr>
+            <w:r>
+              <w:rPr>
+                <w:rFonts w:ascii="맑은 고딕" w:cs="맑은 고딕" w:eastAsia="맑은 고딕" w:hAnsi="맑은 고딕"/>
+                <w:b w:val="false"/>
+                <w:bCs w:val="false"/>
+                <w:color w:val="000000"/>
+                <w:sz w:val="18"/>
+                <w:szCs w:val="18"/>
+              </w:rPr>
+              <w:t xml:space="preserve">Standard</w:t>
+            </w:r>
+          </w:p>
+        </w:tc>
+        <w:tc>
+          <w:tcPr>
+            <w:tcW w:type="dxa" w:w="2644"/>
+            <w:tcBorders>
+              <w:top w:val="single" w:color="AAAAAA" w:sz="1"/>
+              <w:left w:val="single" w:color="AAAAAA" w:sz="1"/>
+              <w:bottom w:val="single" w:color="AAAAAA" w:sz="1"/>
+              <w:right w:val="single" w:color="AAAAAA" w:sz="1"/>
+            </w:tcBorders>
+            <w:vAlign w:val="center"/>
+          </w:tcPr>
+          <w:p>
+            <w:pPr>
+              <w:spacing w:after="40" w:before="40"/>
+              <w:jc w:val="left"/>
+            </w:pPr>
+            <w:r>
+              <w:rPr>
+                <w:rFonts w:ascii="맑은 고딕" w:cs="맑은 고딕" w:eastAsia="맑은 고딕" w:hAnsi="맑은 고딕"/>
+                <w:b w:val="false"/>
+                <w:bCs w:val="false"/>
+                <w:color w:val="000000"/>
+                <w:sz w:val="18"/>
+                <w:szCs w:val="18"/>
+              </w:rPr>
+              <w:t xml:space="preserve">10</w:t>
+            </w:r>
+          </w:p>
+        </w:tc>
+        <w:tc>
+          <w:tcPr>
+            <w:tcW w:type="dxa" w:w="2644"/>
+            <w:tcBorders>
+              <w:top w:val="single" w:color="AAAAAA" w:sz="1"/>
+              <w:left w:val="single" w:color="AAAAAA" w:sz="1"/>
+              <w:bottom w:val="single" w:color="AAAAAA" w:sz="1"/>
+              <w:right w:val="single" w:color="AAAAAA" w:sz="1"/>
+            </w:tcBorders>
+            <w:vAlign w:val="center"/>
+          </w:tcPr>
+          <w:p>
+            <w:pPr>
+              <w:spacing w:after="40" w:before="40"/>
+              <w:jc w:val="left"/>
+            </w:pPr>
+            <w:r>
+              <w:rPr>
+                <w:rFonts w:ascii="맑은 고딕" w:cs="맑은 고딕" w:eastAsia="맑은 고딕" w:hAnsi="맑은 고딕"/>
+                <w:b w:val="false"/>
+                <w:bCs w:val="false"/>
+                <w:color w:val="000000"/>
+                <w:sz w:val="18"/>
+                <w:szCs w:val="18"/>
+              </w:rPr>
+              <w:t xml:space="preserve">약 15,109ms</w:t>
+            </w:r>
+          </w:p>
+        </w:tc>
+      </w:tr>
+      <w:tr>
+        <w:tc>
+          <w:tcPr>
+            <w:tcW w:type="dxa" w:w="2644"/>
+            <w:tcBorders>
+              <w:top w:val="single" w:color="AAAAAA" w:sz="1"/>
+              <w:left w:val="single" w:color="AAAAAA" w:sz="1"/>
+              <w:bottom w:val="single" w:color="AAAAAA" w:sz="1"/>
+              <w:right w:val="single" w:color="AAAAAA" w:sz="1"/>
+            </w:tcBorders>
+            <w:vAlign w:val="center"/>
+          </w:tcPr>
+          <w:p>
+            <w:pPr>
+              <w:spacing w:after="40" w:before="40"/>
+              <w:jc w:val="left"/>
+            </w:pPr>
+            <w:r>
+              <w:rPr>
+                <w:rFonts w:ascii="맑은 고딕" w:cs="맑은 고딕" w:eastAsia="맑은 고딕" w:hAnsi="맑은 고딕"/>
+                <w:b w:val="false"/>
+                <w:bCs w:val="false"/>
+                <w:color w:val="000000"/>
+                <w:sz w:val="18"/>
+                <w:szCs w:val="18"/>
+              </w:rPr>
+              <w:t xml:space="preserve">Free</w:t>
+            </w:r>
+          </w:p>
+        </w:tc>
+        <w:tc>
+          <w:tcPr>
+            <w:tcW w:type="dxa" w:w="2644"/>
+            <w:tcBorders>
+              <w:top w:val="single" w:color="AAAAAA" w:sz="1"/>
+              <w:left w:val="single" w:color="AAAAAA" w:sz="1"/>
+              <w:bottom w:val="single" w:color="AAAAAA" w:sz="1"/>
+              <w:right w:val="single" w:color="AAAAAA" w:sz="1"/>
+            </w:tcBorders>
+            <w:vAlign w:val="center"/>
+          </w:tcPr>
+          <w:p>
+            <w:pPr>
+              <w:spacing w:after="40" w:before="40"/>
+              <w:jc w:val="left"/>
+            </w:pPr>
+            <w:r>
+              <w:rPr>
+                <w:rFonts w:ascii="맑은 고딕" w:cs="맑은 고딕" w:eastAsia="맑은 고딕" w:hAnsi="맑은 고딕"/>
+                <w:b w:val="false"/>
+                <w:bCs w:val="false"/>
+                <w:color w:val="000000"/>
+                <w:sz w:val="18"/>
+                <w:szCs w:val="18"/>
+              </w:rPr>
+              <w:t xml:space="preserve">1</w:t>
+            </w:r>
+          </w:p>
+        </w:tc>
+        <w:tc>
+          <w:tcPr>
+            <w:tcW w:type="dxa" w:w="2644"/>
+            <w:tcBorders>
+              <w:top w:val="single" w:color="AAAAAA" w:sz="1"/>
+              <w:left w:val="single" w:color="AAAAAA" w:sz="1"/>
+              <w:bottom w:val="single" w:color="AAAAAA" w:sz="1"/>
+              <w:right w:val="single" w:color="AAAAAA" w:sz="1"/>
+            </w:tcBorders>
+            <w:vAlign w:val="center"/>
+          </w:tcPr>
+          <w:p>
+            <w:pPr>
+              <w:spacing w:after="40" w:before="40"/>
+              <w:jc w:val="left"/>
+            </w:pPr>
+            <w:r>
+              <w:rPr>
+                <w:rFonts w:ascii="맑은 고딕" w:cs="맑은 고딕" w:eastAsia="맑은 고딕" w:hAnsi="맑은 고딕"/>
+                <w:b w:val="false"/>
+                <w:bCs w:val="false"/>
+                <w:color w:val="000000"/>
+                <w:sz w:val="18"/>
+                <w:szCs w:val="18"/>
+              </w:rPr>
+              <w:t xml:space="preserve">약 22,029ms</w:t>
+            </w:r>
+          </w:p>
+        </w:tc>
+      </w:tr>
+    </w:tbl>
+    <w:p>
+      <w:pPr>
+        <w:spacing w:after="80"/>
+      </w:pPr>
+    </w:p>
+    <w:p>
+      <w:pPr>
+        <w:spacing w:after="120" w:line="240"/>
+      </w:pPr>
+      <w:r>
+        <w:rPr>
+          <w:rFonts w:ascii="맑은 고딕" w:cs="맑은 고딕" w:eastAsia="맑은 고딕" w:hAnsi="맑은 고딕"/>
+          <w:color w:val="000000"/>
+          <w:sz w:val="20"/>
+          <w:szCs w:val="20"/>
+        </w:rPr>
+        <w:t xml:space="preserve">Enterprise의 대기시간은 Free의 약 1/12 수준으로, 가중치에 비례한 차등 서비스가 확인되었다. 100:1의 극단적 차이까지 벌어지지 않은 것은 요청이 대기열에 순차 도착하는 실험 설계 때문이다.</w:t>
+      </w:r>
+    </w:p>
+    <w:p>
+      <w:pPr>
+        <w:spacing w:after="130" w:before="220" w:line="240"/>
+      </w:pPr>
+      <w:r>
+        <w:rPr>
+          <w:rFonts w:ascii="맑은 고딕" w:cs="맑은 고딕" w:eastAsia="맑은 고딕" w:hAnsi="맑은 고딕"/>
+          <w:b/>
+          <w:bCs/>
+          <w:color w:val="333333"/>
+          <w:sz w:val="24"/>
+          <w:szCs w:val="24"/>
+        </w:rPr>
+        <w:t xml:space="preserve">5.3 MLFQ 선점형 실험</w:t>
+      </w:r>
+    </w:p>
+    <w:p>
+      <w:pPr>
+        <w:spacing w:after="120" w:line="240"/>
+      </w:pPr>
+      <w:r>
+        <w:rPr>
+          <w:rFonts w:ascii="맑은 고딕" w:cs="맑은 고딕" w:eastAsia="맑은 고딕" w:hAnsi="맑은 고딕"/>
+          <w:color w:val="000000"/>
+          <w:sz w:val="20"/>
+          <w:szCs w:val="20"/>
+        </w:rPr>
+        <w:t xml:space="preserve">비선점형 MLFQ가 FCFS와 같은 결과를 보였기 때문에, MLFQ의 이론적 효과를 따로 확인하려고 선점형 시뮬레이션을 추가하였다. 요청 500건, 처리 시간 최대 10초, 버스트 도착 구조로 5개 시드에 걸쳐 반복하였다. 지표는 응답시간(도착부터 완료까지)을 사용한다. 요청 유형별 응답시간 비교 결과는 표 9 및 그림 4와 같다.</w:t>
+      </w:r>
+    </w:p>
+    <w:p>
+      <w:pPr>
+        <w:spacing w:after="80" w:line="240"/>
+      </w:pPr>
+      <w:r>
+        <w:rPr>
+          <w:rFonts w:ascii="맑은 고딕" w:cs="맑은 고딕" w:eastAsia="맑은 고딕" w:hAnsi="맑은 고딕"/>
+          <w:b/>
+          <w:bCs/>
+          <w:color w:val="000000"/>
+          <w:sz w:val="20"/>
+          <w:szCs w:val="20"/>
+        </w:rPr>
+        <w:t xml:space="preserve">표 9. MLFQ 선점형 vs FCFS 비교 (요청 유형별, 5시드 평균, 지표: 응답시간 기준)</w:t>
+      </w:r>
+    </w:p>
+    <w:tbl>
+      <w:tblPr>
+        <w:tblW w:type="auto" w:w="100"/>
+        <w:tblBorders>
+          <w:top w:val="single" w:color="auto" w:sz="4"/>
+          <w:left w:val="single" w:color="auto" w:sz="4"/>
+          <w:bottom w:val="single" w:color="auto" w:sz="4"/>
+          <w:right w:val="single" w:color="auto" w:sz="4"/>
+          <w:insideH w:val="single" w:color="auto" w:sz="4"/>
+          <w:insideV w:val="single" w:color="auto" w:sz="4"/>
+        </w:tblBorders>
+      </w:tblPr>
+      <w:tblGrid>
+        <w:gridCol w:w="1586"/>
+        <w:gridCol w:w="1586"/>
+        <w:gridCol w:w="1586"/>
+        <w:gridCol w:w="1586"/>
+        <w:gridCol w:w="1586"/>
+      </w:tblGrid>
+      <w:tr>
+        <w:tc>
+          <w:tcPr>
+            <w:tcW w:type="dxa" w:w="1586"/>
+            <w:tcBorders>
+              <w:top w:val="single" w:color="AAAAAA" w:sz="1"/>
+              <w:left w:val="single" w:color="AAAAAA" w:sz="1"/>
+              <w:bottom w:val="single" w:color="AAAAAA" w:sz="1"/>
+              <w:right w:val="single" w:color="AAAAAA" w:sz="1"/>
+            </w:tcBorders>
+            <w:shd w:fill="D9E2F3" w:val="clear"/>
+            <w:vAlign w:val="center"/>
+          </w:tcPr>
+          <w:p>
+            <w:pPr>
+              <w:spacing w:after="40" w:before="40"/>
+              <w:jc w:val="center"/>
+            </w:pPr>
+            <w:r>
+              <w:rPr>
+                <w:rFonts w:ascii="맑은 고딕" w:cs="맑은 고딕" w:eastAsia="맑은 고딕" w:hAnsi="맑은 고딕"/>
+                <w:b/>
+                <w:bCs/>
+                <w:color w:val="000000"/>
+                <w:sz w:val="18"/>
+                <w:szCs w:val="18"/>
+              </w:rPr>
+              <w:t xml:space="preserve">요청 유형</w:t>
+            </w:r>
+          </w:p>
+        </w:tc>
+        <w:tc>
+          <w:tcPr>
+            <w:tcW w:type="dxa" w:w="1586"/>
+            <w:tcBorders>
+              <w:top w:val="single" w:color="AAAAAA" w:sz="1"/>
+              <w:left w:val="single" w:color="AAAAAA" w:sz="1"/>
+              <w:bottom w:val="single" w:color="AAAAAA" w:sz="1"/>
+              <w:right w:val="single" w:color="AAAAAA" w:sz="1"/>
+            </w:tcBorders>
+            <w:shd w:fill="D9E2F3" w:val="clear"/>
+            <w:vAlign w:val="center"/>
+          </w:tcPr>
+          <w:p>
+            <w:pPr>
+              <w:spacing w:after="40" w:before="40"/>
+              <w:jc w:val="center"/>
+            </w:pPr>
+            <w:r>
+              <w:rPr>
+                <w:rFonts w:ascii="맑은 고딕" w:cs="맑은 고딕" w:eastAsia="맑은 고딕" w:hAnsi="맑은 고딕"/>
+                <w:b/>
+                <w:bCs/>
+                <w:color w:val="000000"/>
+                <w:sz w:val="18"/>
+                <w:szCs w:val="18"/>
+              </w:rPr>
+              <w:t xml:space="preserve">처리 시간 범위</w:t>
+            </w:r>
+          </w:p>
+        </w:tc>
+        <w:tc>
+          <w:tcPr>
+            <w:tcW w:type="dxa" w:w="1586"/>
+            <w:tcBorders>
+              <w:top w:val="single" w:color="AAAAAA" w:sz="1"/>
+              <w:left w:val="single" w:color="AAAAAA" w:sz="1"/>
+              <w:bottom w:val="single" w:color="AAAAAA" w:sz="1"/>
+              <w:right w:val="single" w:color="AAAAAA" w:sz="1"/>
+            </w:tcBorders>
+            <w:shd w:fill="D9E2F3" w:val="clear"/>
+            <w:vAlign w:val="center"/>
+          </w:tcPr>
+          <w:p>
+            <w:pPr>
+              <w:spacing w:after="40" w:before="40"/>
+              <w:jc w:val="center"/>
+            </w:pPr>
+            <w:r>
+              <w:rPr>
+                <w:rFonts w:ascii="맑은 고딕" w:cs="맑은 고딕" w:eastAsia="맑은 고딕" w:hAnsi="맑은 고딕"/>
+                <w:b/>
+                <w:bCs/>
+                <w:color w:val="000000"/>
+                <w:sz w:val="18"/>
+                <w:szCs w:val="18"/>
+              </w:rPr>
+              <w:t xml:space="preserve">FCFS 응답시간</w:t>
+            </w:r>
+          </w:p>
+        </w:tc>
+        <w:tc>
+          <w:tcPr>
+            <w:tcW w:type="dxa" w:w="1586"/>
+            <w:tcBorders>
+              <w:top w:val="single" w:color="AAAAAA" w:sz="1"/>
+              <w:left w:val="single" w:color="AAAAAA" w:sz="1"/>
+              <w:bottom w:val="single" w:color="AAAAAA" w:sz="1"/>
+              <w:right w:val="single" w:color="AAAAAA" w:sz="1"/>
+            </w:tcBorders>
+            <w:shd w:fill="D9E2F3" w:val="clear"/>
+            <w:vAlign w:val="center"/>
+          </w:tcPr>
+          <w:p>
+            <w:pPr>
+              <w:spacing w:after="40" w:before="40"/>
+              <w:jc w:val="center"/>
+            </w:pPr>
+            <w:r>
+              <w:rPr>
+                <w:rFonts w:ascii="맑은 고딕" w:cs="맑은 고딕" w:eastAsia="맑은 고딕" w:hAnsi="맑은 고딕"/>
+                <w:b/>
+                <w:bCs/>
+                <w:color w:val="000000"/>
+                <w:sz w:val="18"/>
+                <w:szCs w:val="18"/>
+              </w:rPr>
+              <w:t xml:space="preserve">MLFQ (선점형) 응답시간</w:t>
+            </w:r>
+          </w:p>
+        </w:tc>
+        <w:tc>
+          <w:tcPr>
+            <w:tcW w:type="dxa" w:w="1586"/>
+            <w:tcBorders>
+              <w:top w:val="single" w:color="AAAAAA" w:sz="1"/>
+              <w:left w:val="single" w:color="AAAAAA" w:sz="1"/>
+              <w:bottom w:val="single" w:color="AAAAAA" w:sz="1"/>
+              <w:right w:val="single" w:color="AAAAAA" w:sz="1"/>
+            </w:tcBorders>
+            <w:shd w:fill="D9E2F3" w:val="clear"/>
+            <w:vAlign w:val="center"/>
+          </w:tcPr>
+          <w:p>
+            <w:pPr>
+              <w:spacing w:after="40" w:before="40"/>
+              <w:jc w:val="center"/>
+            </w:pPr>
+            <w:r>
+              <w:rPr>
+                <w:rFonts w:ascii="맑은 고딕" w:cs="맑은 고딕" w:eastAsia="맑은 고딕" w:hAnsi="맑은 고딕"/>
+                <w:b/>
+                <w:bCs/>
+                <w:color w:val="000000"/>
+                <w:sz w:val="18"/>
+                <w:szCs w:val="18"/>
+              </w:rPr>
+              <w:t xml:space="preserve">변화</w:t>
+            </w:r>
+          </w:p>
+        </w:tc>
+      </w:tr>
+      <w:tr>
+        <w:tc>
+          <w:tcPr>
+            <w:tcW w:type="dxa" w:w="1586"/>
+            <w:tcBorders>
+              <w:top w:val="single" w:color="AAAAAA" w:sz="1"/>
+              <w:left w:val="single" w:color="AAAAAA" w:sz="1"/>
+              <w:bottom w:val="single" w:color="AAAAAA" w:sz="1"/>
+              <w:right w:val="single" w:color="AAAAAA" w:sz="1"/>
+            </w:tcBorders>
+            <w:vAlign w:val="center"/>
+          </w:tcPr>
+          <w:p>
+            <w:pPr>
+              <w:spacing w:after="40" w:before="40"/>
+              <w:jc w:val="left"/>
+            </w:pPr>
+            <w:r>
+              <w:rPr>
+                <w:rFonts w:ascii="맑은 고딕" w:cs="맑은 고딕" w:eastAsia="맑은 고딕" w:hAnsi="맑은 고딕"/>
+                <w:b w:val="false"/>
+                <w:bCs w:val="false"/>
+                <w:color w:val="000000"/>
+                <w:sz w:val="18"/>
+                <w:szCs w:val="18"/>
+              </w:rPr>
+              <w:t xml:space="preserve">Short</w:t>
+            </w:r>
+          </w:p>
+        </w:tc>
+        <w:tc>
+          <w:tcPr>
+            <w:tcW w:type="dxa" w:w="1586"/>
+            <w:tcBorders>
+              <w:top w:val="single" w:color="AAAAAA" w:sz="1"/>
+              <w:left w:val="single" w:color="AAAAAA" w:sz="1"/>
+              <w:bottom w:val="single" w:color="AAAAAA" w:sz="1"/>
+              <w:right w:val="single" w:color="AAAAAA" w:sz="1"/>
+            </w:tcBorders>
+            <w:vAlign w:val="center"/>
+          </w:tcPr>
+          <w:p>
+            <w:pPr>
+              <w:spacing w:after="40" w:before="40"/>
+              <w:jc w:val="left"/>
+            </w:pPr>
+            <w:r>
+              <w:rPr>
+                <w:rFonts w:ascii="맑은 고딕" w:cs="맑은 고딕" w:eastAsia="맑은 고딕" w:hAnsi="맑은 고딕"/>
+                <w:b w:val="false"/>
+                <w:bCs w:val="false"/>
+                <w:color w:val="000000"/>
+                <w:sz w:val="18"/>
+                <w:szCs w:val="18"/>
+              </w:rPr>
+              <w:t xml:space="preserve">100~800ms</w:t>
+            </w:r>
+          </w:p>
+        </w:tc>
+        <w:tc>
+          <w:tcPr>
+            <w:tcW w:type="dxa" w:w="1586"/>
+            <w:tcBorders>
+              <w:top w:val="single" w:color="AAAAAA" w:sz="1"/>
+              <w:left w:val="single" w:color="AAAAAA" w:sz="1"/>
+              <w:bottom w:val="single" w:color="AAAAAA" w:sz="1"/>
+              <w:right w:val="single" w:color="AAAAAA" w:sz="1"/>
+            </w:tcBorders>
+            <w:vAlign w:val="center"/>
+          </w:tcPr>
+          <w:p>
+            <w:pPr>
+              <w:spacing w:after="40" w:before="40"/>
+              <w:jc w:val="left"/>
+            </w:pPr>
+            <w:r>
+              <w:rPr>
+                <w:rFonts w:ascii="맑은 고딕" w:cs="맑은 고딕" w:eastAsia="맑은 고딕" w:hAnsi="맑은 고딕"/>
+                <w:b w:val="false"/>
+                <w:bCs w:val="false"/>
+                <w:color w:val="000000"/>
+                <w:sz w:val="18"/>
+                <w:szCs w:val="18"/>
+              </w:rPr>
+              <w:t xml:space="preserve">약 635초</w:t>
+            </w:r>
+          </w:p>
+        </w:tc>
+        <w:tc>
+          <w:tcPr>
+            <w:tcW w:type="dxa" w:w="1586"/>
+            <w:tcBorders>
+              <w:top w:val="single" w:color="AAAAAA" w:sz="1"/>
+              <w:left w:val="single" w:color="AAAAAA" w:sz="1"/>
+              <w:bottom w:val="single" w:color="AAAAAA" w:sz="1"/>
+              <w:right w:val="single" w:color="AAAAAA" w:sz="1"/>
+            </w:tcBorders>
+            <w:vAlign w:val="center"/>
+          </w:tcPr>
+          <w:p>
+            <w:pPr>
+              <w:spacing w:after="40" w:before="40"/>
+              <w:jc w:val="left"/>
+            </w:pPr>
+            <w:r>
+              <w:rPr>
+                <w:rFonts w:ascii="맑은 고딕" w:cs="맑은 고딕" w:eastAsia="맑은 고딕" w:hAnsi="맑은 고딕"/>
+                <w:b w:val="false"/>
+                <w:bCs w:val="false"/>
+                <w:color w:val="000000"/>
+                <w:sz w:val="18"/>
+                <w:szCs w:val="18"/>
+              </w:rPr>
+              <w:t xml:space="preserve">약 170초</w:t>
+            </w:r>
+          </w:p>
+        </w:tc>
+        <w:tc>
+          <w:tcPr>
+            <w:tcW w:type="dxa" w:w="1586"/>
+            <w:tcBorders>
+              <w:top w:val="single" w:color="AAAAAA" w:sz="1"/>
+              <w:left w:val="single" w:color="AAAAAA" w:sz="1"/>
+              <w:bottom w:val="single" w:color="AAAAAA" w:sz="1"/>
+              <w:right w:val="single" w:color="AAAAAA" w:sz="1"/>
+            </w:tcBorders>
+            <w:vAlign w:val="center"/>
+          </w:tcPr>
+          <w:p>
+            <w:pPr>
+              <w:spacing w:after="40" w:before="40"/>
+              <w:jc w:val="left"/>
+            </w:pPr>
+            <w:r>
+              <w:rPr>
+                <w:rFonts w:ascii="맑은 고딕" w:cs="맑은 고딕" w:eastAsia="맑은 고딕" w:hAnsi="맑은 고딕"/>
+                <w:b w:val="false"/>
+                <w:bCs w:val="false"/>
+                <w:color w:val="000000"/>
+                <w:sz w:val="18"/>
+                <w:szCs w:val="18"/>
+              </w:rPr>
+              <w:t xml:space="preserve">약 73% 감소</w:t>
+            </w:r>
+          </w:p>
+        </w:tc>
+      </w:tr>
+      <w:tr>
+        <w:tc>
+          <w:tcPr>
+            <w:tcW w:type="dxa" w:w="1586"/>
+            <w:tcBorders>
+              <w:top w:val="single" w:color="AAAAAA" w:sz="1"/>
+              <w:left w:val="single" w:color="AAAAAA" w:sz="1"/>
+              <w:bottom w:val="single" w:color="AAAAAA" w:sz="1"/>
+              <w:right w:val="single" w:color="AAAAAA" w:sz="1"/>
+            </w:tcBorders>
+            <w:vAlign w:val="center"/>
+          </w:tcPr>
+          <w:p>
+            <w:pPr>
+              <w:spacing w:after="40" w:before="40"/>
+              <w:jc w:val="left"/>
+            </w:pPr>
+            <w:r>
+              <w:rPr>
+                <w:rFonts w:ascii="맑은 고딕" w:cs="맑은 고딕" w:eastAsia="맑은 고딕" w:hAnsi="맑은 고딕"/>
+                <w:b w:val="false"/>
+                <w:bCs w:val="false"/>
+                <w:color w:val="000000"/>
+                <w:sz w:val="18"/>
+                <w:szCs w:val="18"/>
+              </w:rPr>
+              <w:t xml:space="preserve">Medium</w:t>
+            </w:r>
+          </w:p>
+        </w:tc>
+        <w:tc>
+          <w:tcPr>
+            <w:tcW w:type="dxa" w:w="1586"/>
+            <w:tcBorders>
+              <w:top w:val="single" w:color="AAAAAA" w:sz="1"/>
+              <w:left w:val="single" w:color="AAAAAA" w:sz="1"/>
+              <w:bottom w:val="single" w:color="AAAAAA" w:sz="1"/>
+              <w:right w:val="single" w:color="AAAAAA" w:sz="1"/>
+            </w:tcBorders>
+            <w:vAlign w:val="center"/>
+          </w:tcPr>
+          <w:p>
+            <w:pPr>
+              <w:spacing w:after="40" w:before="40"/>
+              <w:jc w:val="left"/>
+            </w:pPr>
+            <w:r>
+              <w:rPr>
+                <w:rFonts w:ascii="맑은 고딕" w:cs="맑은 고딕" w:eastAsia="맑은 고딕" w:hAnsi="맑은 고딕"/>
+                <w:b w:val="false"/>
+                <w:bCs w:val="false"/>
+                <w:color w:val="000000"/>
+                <w:sz w:val="18"/>
+                <w:szCs w:val="18"/>
+              </w:rPr>
+              <w:t xml:space="preserve">1,200~4,000ms</w:t>
+            </w:r>
+          </w:p>
+        </w:tc>
+        <w:tc>
+          <w:tcPr>
+            <w:tcW w:type="dxa" w:w="1586"/>
+            <w:tcBorders>
+              <w:top w:val="single" w:color="AAAAAA" w:sz="1"/>
+              <w:left w:val="single" w:color="AAAAAA" w:sz="1"/>
+              <w:bottom w:val="single" w:color="AAAAAA" w:sz="1"/>
+              <w:right w:val="single" w:color="AAAAAA" w:sz="1"/>
+            </w:tcBorders>
+            <w:vAlign w:val="center"/>
+          </w:tcPr>
+          <w:p>
+            <w:pPr>
+              <w:spacing w:after="40" w:before="40"/>
+              <w:jc w:val="left"/>
+            </w:pPr>
+            <w:r>
+              <w:rPr>
+                <w:rFonts w:ascii="맑은 고딕" w:cs="맑은 고딕" w:eastAsia="맑은 고딕" w:hAnsi="맑은 고딕"/>
+                <w:b w:val="false"/>
+                <w:bCs w:val="false"/>
+                <w:color w:val="000000"/>
+                <w:sz w:val="18"/>
+                <w:szCs w:val="18"/>
+              </w:rPr>
+              <w:t xml:space="preserve">약 645초</w:t>
+            </w:r>
+          </w:p>
+        </w:tc>
+        <w:tc>
+          <w:tcPr>
+            <w:tcW w:type="dxa" w:w="1586"/>
+            <w:tcBorders>
+              <w:top w:val="single" w:color="AAAAAA" w:sz="1"/>
+              <w:left w:val="single" w:color="AAAAAA" w:sz="1"/>
+              <w:bottom w:val="single" w:color="AAAAAA" w:sz="1"/>
+              <w:right w:val="single" w:color="AAAAAA" w:sz="1"/>
+            </w:tcBorders>
+            <w:vAlign w:val="center"/>
+          </w:tcPr>
+          <w:p>
+            <w:pPr>
+              <w:spacing w:after="40" w:before="40"/>
+              <w:jc w:val="left"/>
+            </w:pPr>
+            <w:r>
+              <w:rPr>
+                <w:rFonts w:ascii="맑은 고딕" w:cs="맑은 고딕" w:eastAsia="맑은 고딕" w:hAnsi="맑은 고딕"/>
+                <w:b w:val="false"/>
+                <w:bCs w:val="false"/>
+                <w:color w:val="000000"/>
+                <w:sz w:val="18"/>
+                <w:szCs w:val="18"/>
+              </w:rPr>
+              <w:t xml:space="preserve">약 729초</w:t>
+            </w:r>
+          </w:p>
+        </w:tc>
+        <w:tc>
+          <w:tcPr>
+            <w:tcW w:type="dxa" w:w="1586"/>
+            <w:tcBorders>
+              <w:top w:val="single" w:color="AAAAAA" w:sz="1"/>
+              <w:left w:val="single" w:color="AAAAAA" w:sz="1"/>
+              <w:bottom w:val="single" w:color="AAAAAA" w:sz="1"/>
+              <w:right w:val="single" w:color="AAAAAA" w:sz="1"/>
+            </w:tcBorders>
+            <w:vAlign w:val="center"/>
+          </w:tcPr>
+          <w:p>
+            <w:pPr>
+              <w:spacing w:after="40" w:before="40"/>
+              <w:jc w:val="left"/>
+            </w:pPr>
+            <w:r>
+              <w:rPr>
+                <w:rFonts w:ascii="맑은 고딕" w:cs="맑은 고딕" w:eastAsia="맑은 고딕" w:hAnsi="맑은 고딕"/>
+                <w:b w:val="false"/>
+                <w:bCs w:val="false"/>
+                <w:color w:val="000000"/>
+                <w:sz w:val="18"/>
+                <w:szCs w:val="18"/>
+              </w:rPr>
+              <w:t xml:space="preserve">약 13% 증가</w:t>
+            </w:r>
+          </w:p>
+        </w:tc>
+      </w:tr>
+      <w:tr>
+        <w:tc>
+          <w:tcPr>
+            <w:tcW w:type="dxa" w:w="1586"/>
+            <w:tcBorders>
+              <w:top w:val="single" w:color="AAAAAA" w:sz="1"/>
+              <w:left w:val="single" w:color="AAAAAA" w:sz="1"/>
+              <w:bottom w:val="single" w:color="AAAAAA" w:sz="1"/>
+              <w:right w:val="single" w:color="AAAAAA" w:sz="1"/>
+            </w:tcBorders>
+            <w:vAlign w:val="center"/>
+          </w:tcPr>
+          <w:p>
+            <w:pPr>
+              <w:spacing w:after="40" w:before="40"/>
+              <w:jc w:val="left"/>
+            </w:pPr>
+            <w:r>
+              <w:rPr>
+                <w:rFonts w:ascii="맑은 고딕" w:cs="맑은 고딕" w:eastAsia="맑은 고딕" w:hAnsi="맑은 고딕"/>
+                <w:b w:val="false"/>
+                <w:bCs w:val="false"/>
+                <w:color w:val="000000"/>
+                <w:sz w:val="18"/>
+                <w:szCs w:val="18"/>
+              </w:rPr>
+              <w:t xml:space="preserve">Long</w:t>
+            </w:r>
+          </w:p>
+        </w:tc>
+        <w:tc>
+          <w:tcPr>
+            <w:tcW w:type="dxa" w:w="1586"/>
+            <w:tcBorders>
+              <w:top w:val="single" w:color="AAAAAA" w:sz="1"/>
+              <w:left w:val="single" w:color="AAAAAA" w:sz="1"/>
+              <w:bottom w:val="single" w:color="AAAAAA" w:sz="1"/>
+              <w:right w:val="single" w:color="AAAAAA" w:sz="1"/>
+            </w:tcBorders>
+            <w:vAlign w:val="center"/>
+          </w:tcPr>
+          <w:p>
+            <w:pPr>
+              <w:spacing w:after="40" w:before="40"/>
+              <w:jc w:val="left"/>
+            </w:pPr>
+            <w:r>
+              <w:rPr>
+                <w:rFonts w:ascii="맑은 고딕" w:cs="맑은 고딕" w:eastAsia="맑은 고딕" w:hAnsi="맑은 고딕"/>
+                <w:b w:val="false"/>
+                <w:bCs w:val="false"/>
+                <w:color w:val="000000"/>
+                <w:sz w:val="18"/>
+                <w:szCs w:val="18"/>
+              </w:rPr>
+              <w:t xml:space="preserve">5,000~10,000ms</w:t>
+            </w:r>
+          </w:p>
+        </w:tc>
+        <w:tc>
+          <w:tcPr>
+            <w:tcW w:type="dxa" w:w="1586"/>
+            <w:tcBorders>
+              <w:top w:val="single" w:color="AAAAAA" w:sz="1"/>
+              <w:left w:val="single" w:color="AAAAAA" w:sz="1"/>
+              <w:bottom w:val="single" w:color="AAAAAA" w:sz="1"/>
+              <w:right w:val="single" w:color="AAAAAA" w:sz="1"/>
+            </w:tcBorders>
+            <w:vAlign w:val="center"/>
+          </w:tcPr>
+          <w:p>
+            <w:pPr>
+              <w:spacing w:after="40" w:before="40"/>
+              <w:jc w:val="left"/>
+            </w:pPr>
+            <w:r>
+              <w:rPr>
+                <w:rFonts w:ascii="맑은 고딕" w:cs="맑은 고딕" w:eastAsia="맑은 고딕" w:hAnsi="맑은 고딕"/>
+                <w:b w:val="false"/>
+                <w:bCs w:val="false"/>
+                <w:color w:val="000000"/>
+                <w:sz w:val="18"/>
+                <w:szCs w:val="18"/>
+              </w:rPr>
+              <w:t xml:space="preserve">약 650초</w:t>
+            </w:r>
+          </w:p>
+        </w:tc>
+        <w:tc>
+          <w:tcPr>
+            <w:tcW w:type="dxa" w:w="1586"/>
+            <w:tcBorders>
+              <w:top w:val="single" w:color="AAAAAA" w:sz="1"/>
+              <w:left w:val="single" w:color="AAAAAA" w:sz="1"/>
+              <w:bottom w:val="single" w:color="AAAAAA" w:sz="1"/>
+              <w:right w:val="single" w:color="AAAAAA" w:sz="1"/>
+            </w:tcBorders>
+            <w:vAlign w:val="center"/>
+          </w:tcPr>
+          <w:p>
+            <w:pPr>
+              <w:spacing w:after="40" w:before="40"/>
+              <w:jc w:val="left"/>
+            </w:pPr>
+            <w:r>
+              <w:rPr>
+                <w:rFonts w:ascii="맑은 고딕" w:cs="맑은 고딕" w:eastAsia="맑은 고딕" w:hAnsi="맑은 고딕"/>
+                <w:b w:val="false"/>
+                <w:bCs w:val="false"/>
+                <w:color w:val="000000"/>
+                <w:sz w:val="18"/>
+                <w:szCs w:val="18"/>
+              </w:rPr>
+              <w:t xml:space="preserve">약 1,226초</w:t>
+            </w:r>
+          </w:p>
+        </w:tc>
+        <w:tc>
+          <w:tcPr>
+            <w:tcW w:type="dxa" w:w="1586"/>
+            <w:tcBorders>
+              <w:top w:val="single" w:color="AAAAAA" w:sz="1"/>
+              <w:left w:val="single" w:color="AAAAAA" w:sz="1"/>
+              <w:bottom w:val="single" w:color="AAAAAA" w:sz="1"/>
+              <w:right w:val="single" w:color="AAAAAA" w:sz="1"/>
+            </w:tcBorders>
+            <w:vAlign w:val="center"/>
+          </w:tcPr>
+          <w:p>
+            <w:pPr>
+              <w:spacing w:after="40" w:before="40"/>
+              <w:jc w:val="left"/>
+            </w:pPr>
+            <w:r>
+              <w:rPr>
+                <w:rFonts w:ascii="맑은 고딕" w:cs="맑은 고딕" w:eastAsia="맑은 고딕" w:hAnsi="맑은 고딕"/>
+                <w:b w:val="false"/>
+                <w:bCs w:val="false"/>
+                <w:color w:val="000000"/>
+                <w:sz w:val="18"/>
+                <w:szCs w:val="18"/>
+              </w:rPr>
+              <w:t xml:space="preserve">약 89% 증가</w:t>
+            </w:r>
+          </w:p>
+        </w:tc>
+      </w:tr>
+    </w:tbl>
+    <w:p>
+      <w:pPr>
+        <w:spacing w:after="80"/>
+      </w:pPr>
+    </w:p>
+    <w:p>
+      <w:pPr>
         <w:spacing w:after="80"/>
       </w:pPr>
     </w:p>
@@ -6921,7 +8140,7 @@
       <w:r>
         <w:drawing>
           <wp:inline distT="0" distB="0" distL="0" distR="0">
-            <wp:extent cx="5400675" cy="2533650"/>
+            <wp:extent cx="5400675" cy="2409825"/>
             <wp:effectExtent t="0" r="0" b="0" l="0"/>
             <wp:docPr id="1" name="" descr="" title=""/>
             <wp:cNvGraphicFramePr>
@@ -6946,7 +8165,7 @@
                   <pic:spPr bwMode="auto">
                     <a:xfrm>
                       <a:off x="0" y="0"/>
-                      <a:ext cx="5400675" cy="2533650"/>
+                      <a:ext cx="5400675" cy="2409825"/>
                     </a:xfrm>
                     <a:prstGeom prst="rect">
                       <a:avLst/>
@@ -6973,7 +8192,7 @@
           <w:sz w:val="18"/>
           <w:szCs w:val="18"/>
         </w:rPr>
-        <w:t xml:space="preserve">[그림 4] 알고리즘별 평균 대기시간 비교</w:t>
+        <w:t xml:space="preserve">[그림 4] MLFQ 선점형 vs FCFS 요청 유형별 응답시간</w:t>
       </w:r>
     </w:p>
     <w:p>
@@ -6992,8 +8211,13 @@
           <w:sz w:val="20"/>
           <w:szCs w:val="20"/>
         </w:rPr>
-        <w:t xml:space="preserve">FCFS에서는 도착 순서대로 처리되어 네 명이 대기시간을 고르게 부담하였다 (JFI = 1.000). Priority는 처리 순서가 바뀌었지만 전체 평균은 FCFS와 거의 같았다. 처리 시간이 짧아(10~100ms) 에이징이 작동하기 전에 처리가 끝나서 우선순위 효과 자체는 거의 드러나지 않았다. </w:t>
-      </w:r>
+        <w:t xml:space="preserve">Short는 Q0 안에 완료되어 강등 없이 처리되므로 응답시간이 FCFS 대비 약 73% 감소하였다. 반면 Long은 하위 큐로 밀려 약 89% 증가, Medium은 약 13% 증가하였다. 부스팅(Rule 5, 5초 주기)으로 Long의 기아 상태는 방지된다.</w:t>
+      </w:r>
+    </w:p>
+    <w:p>
+      <w:pPr>
+        <w:spacing w:after="120" w:line="240"/>
+      </w:pPr>
       <w:r>
         <w:rPr>
           <w:rFonts w:ascii="맑은 고딕" w:cs="맑은 고딕" w:eastAsia="맑은 고딕" w:hAnsi="맑은 고딕"/>
@@ -7003,36 +8227,46 @@
           <w:sz w:val="20"/>
           <w:szCs w:val="20"/>
         </w:rPr>
-        <w:t xml:space="preserve">MLFQ(비선점형)</w:t>
-      </w:r>
-      <w:r>
-        <w:rPr>
-          <w:rFonts w:ascii="맑은 고딕" w:cs="맑은 고딕" w:eastAsia="맑은 고딕" w:hAnsi="맑은 고딕"/>
-          <w:color w:val="000000"/>
-          <w:sz w:val="20"/>
-          <w:szCs w:val="20"/>
-        </w:rPr>
-        <w:t xml:space="preserve">의 결과는 FCFS와 같았다. 모든 요청이 Q0 할당량(1,000ms) 안에 완료되어 하위 큐로 내려갈 일이 없었고, 비선점형 특성상 요청이 도착 순서대로 처리된 탓이다. 이론적 효과를 따로 확인하려고 5.3절에서 선점형 실험을 추가하였다. </w:t>
-      </w:r>
+        <w:t xml:space="preserve">재현성 확인</w:t>
+      </w:r>
+      <w:r>
+        <w:rPr>
+          <w:rFonts w:ascii="맑은 고딕" w:cs="맑은 고딕" w:eastAsia="맑은 고딕" w:hAnsi="맑은 고딕"/>
+          <w:color w:val="000000"/>
+          <w:sz w:val="20"/>
+          <w:szCs w:val="20"/>
+        </w:rPr>
+        <w:t xml:space="preserve">: 5개 시드에서 Short 개선율이 71.8~74.3%의 좁은 범위에 모였고 평균은 약 73%였다. 시드를 바꿔 다섯 번 반복해도 비슷한 개선율이 나왔다는 점은 이 효과가 특정 시드 때문에 우연히 나타난 결과가 아니라는 뜻이다. 다만 5개 시드의 제한된 반복이라 실제 트래픽 패턴에서는 효과가 달라질 수 있다. 시드별 결과는 부록 B에 정리하였다.</w:t>
+      </w:r>
+    </w:p>
+    <w:p>
+      <w:pPr>
+        <w:spacing w:after="130" w:before="220" w:line="240"/>
+      </w:pPr>
       <w:r>
         <w:rPr>
           <w:rFonts w:ascii="맑은 고딕" w:cs="맑은 고딕" w:eastAsia="맑은 고딕" w:hAnsi="맑은 고딕"/>
           <w:b/>
           <w:bCs/>
-          <w:color w:val="000000"/>
-          <w:sz w:val="20"/>
-          <w:szCs w:val="20"/>
-        </w:rPr>
-        <w:t xml:space="preserve">WFQ</w:t>
-      </w:r>
-      <w:r>
-        <w:rPr>
-          <w:rFonts w:ascii="맑은 고딕" w:cs="맑은 고딕" w:eastAsia="맑은 고딕" w:hAnsi="맑은 고딕"/>
-          <w:color w:val="000000"/>
-          <w:sz w:val="20"/>
-          <w:szCs w:val="20"/>
-        </w:rPr>
-        <w:t xml:space="preserve">는 전체 평균이 가장 낮았으나 구독 등급별 차이가 컸다 (표 8). JFI = 0.316은 5.5절에서 분석한다.</w:t>
+          <w:color w:val="333333"/>
+          <w:sz w:val="24"/>
+          <w:szCs w:val="24"/>
+        </w:rPr>
+        <w:t xml:space="preserve">5.4 실서버 실험</w:t>
+      </w:r>
+    </w:p>
+    <w:p>
+      <w:pPr>
+        <w:spacing w:after="120" w:line="240"/>
+      </w:pPr>
+      <w:r>
+        <w:rPr>
+          <w:rFonts w:ascii="맑은 고딕" w:cs="맑은 고딕" w:eastAsia="맑은 고딕" w:hAnsi="맑은 고딕"/>
+          <w:color w:val="000000"/>
+          <w:sz w:val="20"/>
+          <w:szCs w:val="20"/>
+        </w:rPr>
+        <w:t xml:space="preserve">시뮬레이션에서 확인한 스케줄링 순서 차이가 실제 LLM 환경에서도 재현되는지 보고자 Ollama로 실서버 실험을 진행하였다. 사용 모델은 2026년 4월 공개된 Google Gemma 4 계열의 `gemma4:e4b`이며, 약 40억 개 파라미터(Parameter, 모델이 학습해 가진 가중치 값)를 가진 중형 모델로 로컬 Ollama 서버에서 실행하였다. 출력은 최대 20토큰으로 제한하였다. 총 20건(등급별 5건)을 동시에 큐에 넣은 뒤 FCFS, Priority, WFQ 세 알고리즘을 비교하였다(비선점형 MLFQ는 5.2절에서 FCFS와 같음이 확인되어 제외하였다). 전체 결과는 표 10, 구독 등급별 세부는 표 11 및 그림 5에 정리하였다.</w:t>
       </w:r>
     </w:p>
     <w:p>
@@ -7048,7 +8282,7 @@
           <w:sz w:val="20"/>
           <w:szCs w:val="20"/>
         </w:rPr>
-        <w:t xml:space="preserve">표 8. WFQ 구독 등급별 평균 대기시간</w:t>
+        <w:t xml:space="preserve">표 10. 실서버 실험 결과</w:t>
       </w:r>
     </w:p>
     <w:tbl>
@@ -7064,14 +8298,15 @@
         </w:tblBorders>
       </w:tblPr>
       <w:tblGrid>
-        <w:gridCol w:w="2644"/>
-        <w:gridCol w:w="2644"/>
-        <w:gridCol w:w="2644"/>
+        <w:gridCol w:w="1983"/>
+        <w:gridCol w:w="1983"/>
+        <w:gridCol w:w="1983"/>
+        <w:gridCol w:w="1983"/>
       </w:tblGrid>
       <w:tr>
         <w:tc>
           <w:tcPr>
-            <w:tcW w:type="dxa" w:w="2644"/>
+            <w:tcW w:type="dxa" w:w="1983"/>
             <w:tcBorders>
               <w:top w:val="single" w:color="AAAAAA" w:sz="1"/>
               <w:left w:val="single" w:color="AAAAAA" w:sz="1"/>
@@ -7095,13 +8330,13 @@
                 <w:sz w:val="18"/>
                 <w:szCs w:val="18"/>
               </w:rPr>
-              <w:t xml:space="preserve">구독 등급</w:t>
-            </w:r>
-          </w:p>
-        </w:tc>
-        <w:tc>
-          <w:tcPr>
-            <w:tcW w:type="dxa" w:w="2644"/>
+              <w:t xml:space="preserve">스케줄러</w:t>
+            </w:r>
+          </w:p>
+        </w:tc>
+        <w:tc>
+          <w:tcPr>
+            <w:tcW w:type="dxa" w:w="1983"/>
             <w:tcBorders>
               <w:top w:val="single" w:color="AAAAAA" w:sz="1"/>
               <w:left w:val="single" w:color="AAAAAA" w:sz="1"/>
@@ -7125,13 +8360,13 @@
                 <w:sz w:val="18"/>
                 <w:szCs w:val="18"/>
               </w:rPr>
-              <w:t xml:space="preserve">가중치</w:t>
-            </w:r>
-          </w:p>
-        </w:tc>
-        <w:tc>
-          <w:tcPr>
-            <w:tcW w:type="dxa" w:w="2644"/>
+              <w:t xml:space="preserve">평균 대기시간</w:t>
+            </w:r>
+          </w:p>
+        </w:tc>
+        <w:tc>
+          <w:tcPr>
+            <w:tcW w:type="dxa" w:w="1983"/>
             <w:tcBorders>
               <w:top w:val="single" w:color="AAAAAA" w:sz="1"/>
               <w:left w:val="single" w:color="AAAAAA" w:sz="1"/>
@@ -7155,7 +8390,37 @@
                 <w:sz w:val="18"/>
                 <w:szCs w:val="18"/>
               </w:rPr>
-              <w:t xml:space="preserve">평균 대기시간</w:t>
+              <w:t xml:space="preserve">평균 처리 시간</w:t>
+            </w:r>
+          </w:p>
+        </w:tc>
+        <w:tc>
+          <w:tcPr>
+            <w:tcW w:type="dxa" w:w="1983"/>
+            <w:tcBorders>
+              <w:top w:val="single" w:color="AAAAAA" w:sz="1"/>
+              <w:left w:val="single" w:color="AAAAAA" w:sz="1"/>
+              <w:bottom w:val="single" w:color="AAAAAA" w:sz="1"/>
+              <w:right w:val="single" w:color="AAAAAA" w:sz="1"/>
+            </w:tcBorders>
+            <w:shd w:fill="D9E2F3" w:val="clear"/>
+            <w:vAlign w:val="center"/>
+          </w:tcPr>
+          <w:p>
+            <w:pPr>
+              <w:spacing w:after="40" w:before="40"/>
+              <w:jc w:val="center"/>
+            </w:pPr>
+            <w:r>
+              <w:rPr>
+                <w:rFonts w:ascii="맑은 고딕" w:cs="맑은 고딕" w:eastAsia="맑은 고딕" w:hAnsi="맑은 고딕"/>
+                <w:b/>
+                <w:bCs/>
+                <w:color w:val="000000"/>
+                <w:sz w:val="18"/>
+                <w:szCs w:val="18"/>
+              </w:rPr>
+              <w:t xml:space="preserve">전체 소요 시간</w:t>
             </w:r>
           </w:p>
         </w:tc>
@@ -7163,88 +8428,117 @@
       <w:tr>
         <w:tc>
           <w:tcPr>
-            <w:tcW w:type="dxa" w:w="2644"/>
-            <w:tcBorders>
-              <w:top w:val="single" w:color="AAAAAA" w:sz="1"/>
-              <w:left w:val="single" w:color="AAAAAA" w:sz="1"/>
-              <w:bottom w:val="single" w:color="AAAAAA" w:sz="1"/>
-              <w:right w:val="single" w:color="AAAAAA" w:sz="1"/>
-            </w:tcBorders>
-            <w:vAlign w:val="center"/>
-          </w:tcPr>
-          <w:p>
-            <w:pPr>
-              <w:spacing w:after="40" w:before="40"/>
-              <w:jc w:val="left"/>
-            </w:pPr>
-            <w:r>
-              <w:rPr>
-                <w:rFonts w:ascii="맑은 고딕" w:cs="맑은 고딕" w:eastAsia="맑은 고딕" w:hAnsi="맑은 고딕"/>
-                <w:b w:val="false"/>
-                <w:bCs w:val="false"/>
-                <w:color w:val="000000"/>
-                <w:sz w:val="18"/>
-                <w:szCs w:val="18"/>
-              </w:rPr>
-              <w:t xml:space="preserve">Enterprise</w:t>
-            </w:r>
-          </w:p>
-        </w:tc>
-        <w:tc>
-          <w:tcPr>
-            <w:tcW w:type="dxa" w:w="2644"/>
-            <w:tcBorders>
-              <w:top w:val="single" w:color="AAAAAA" w:sz="1"/>
-              <w:left w:val="single" w:color="AAAAAA" w:sz="1"/>
-              <w:bottom w:val="single" w:color="AAAAAA" w:sz="1"/>
-              <w:right w:val="single" w:color="AAAAAA" w:sz="1"/>
-            </w:tcBorders>
-            <w:vAlign w:val="center"/>
-          </w:tcPr>
-          <w:p>
-            <w:pPr>
-              <w:spacing w:after="40" w:before="40"/>
-              <w:jc w:val="left"/>
-            </w:pPr>
-            <w:r>
-              <w:rPr>
-                <w:rFonts w:ascii="맑은 고딕" w:cs="맑은 고딕" w:eastAsia="맑은 고딕" w:hAnsi="맑은 고딕"/>
-                <w:b w:val="false"/>
-                <w:bCs w:val="false"/>
-                <w:color w:val="000000"/>
-                <w:sz w:val="18"/>
-                <w:szCs w:val="18"/>
-              </w:rPr>
-              <w:t xml:space="preserve">100</w:t>
-            </w:r>
-          </w:p>
-        </w:tc>
-        <w:tc>
-          <w:tcPr>
-            <w:tcW w:type="dxa" w:w="2644"/>
-            <w:tcBorders>
-              <w:top w:val="single" w:color="AAAAAA" w:sz="1"/>
-              <w:left w:val="single" w:color="AAAAAA" w:sz="1"/>
-              <w:bottom w:val="single" w:color="AAAAAA" w:sz="1"/>
-              <w:right w:val="single" w:color="AAAAAA" w:sz="1"/>
-            </w:tcBorders>
-            <w:vAlign w:val="center"/>
-          </w:tcPr>
-          <w:p>
-            <w:pPr>
-              <w:spacing w:after="40" w:before="40"/>
-              <w:jc w:val="left"/>
-            </w:pPr>
-            <w:r>
-              <w:rPr>
-                <w:rFonts w:ascii="맑은 고딕" w:cs="맑은 고딕" w:eastAsia="맑은 고딕" w:hAnsi="맑은 고딕"/>
-                <w:b w:val="false"/>
-                <w:bCs w:val="false"/>
-                <w:color w:val="000000"/>
-                <w:sz w:val="18"/>
-                <w:szCs w:val="18"/>
-              </w:rPr>
-              <w:t xml:space="preserve">약 1,862ms</w:t>
+            <w:tcW w:type="dxa" w:w="1983"/>
+            <w:tcBorders>
+              <w:top w:val="single" w:color="AAAAAA" w:sz="1"/>
+              <w:left w:val="single" w:color="AAAAAA" w:sz="1"/>
+              <w:bottom w:val="single" w:color="AAAAAA" w:sz="1"/>
+              <w:right w:val="single" w:color="AAAAAA" w:sz="1"/>
+            </w:tcBorders>
+            <w:vAlign w:val="center"/>
+          </w:tcPr>
+          <w:p>
+            <w:pPr>
+              <w:spacing w:after="40" w:before="40"/>
+              <w:jc w:val="left"/>
+            </w:pPr>
+            <w:r>
+              <w:rPr>
+                <w:rFonts w:ascii="맑은 고딕" w:cs="맑은 고딕" w:eastAsia="맑은 고딕" w:hAnsi="맑은 고딕"/>
+                <w:b w:val="false"/>
+                <w:bCs w:val="false"/>
+                <w:color w:val="000000"/>
+                <w:sz w:val="18"/>
+                <w:szCs w:val="18"/>
+              </w:rPr>
+              <w:t xml:space="preserve">FCFS</w:t>
+            </w:r>
+          </w:p>
+        </w:tc>
+        <w:tc>
+          <w:tcPr>
+            <w:tcW w:type="dxa" w:w="1983"/>
+            <w:tcBorders>
+              <w:top w:val="single" w:color="AAAAAA" w:sz="1"/>
+              <w:left w:val="single" w:color="AAAAAA" w:sz="1"/>
+              <w:bottom w:val="single" w:color="AAAAAA" w:sz="1"/>
+              <w:right w:val="single" w:color="AAAAAA" w:sz="1"/>
+            </w:tcBorders>
+            <w:vAlign w:val="center"/>
+          </w:tcPr>
+          <w:p>
+            <w:pPr>
+              <w:spacing w:after="40" w:before="40"/>
+              <w:jc w:val="left"/>
+            </w:pPr>
+            <w:r>
+              <w:rPr>
+                <w:rFonts w:ascii="맑은 고딕" w:cs="맑은 고딕" w:eastAsia="맑은 고딕" w:hAnsi="맑은 고딕"/>
+                <w:b w:val="false"/>
+                <w:bCs w:val="false"/>
+                <w:color w:val="000000"/>
+                <w:sz w:val="18"/>
+                <w:szCs w:val="18"/>
+              </w:rPr>
+              <w:t xml:space="preserve">약 1,998ms</w:t>
+            </w:r>
+          </w:p>
+        </w:tc>
+        <w:tc>
+          <w:tcPr>
+            <w:tcW w:type="dxa" w:w="1983"/>
+            <w:tcBorders>
+              <w:top w:val="single" w:color="AAAAAA" w:sz="1"/>
+              <w:left w:val="single" w:color="AAAAAA" w:sz="1"/>
+              <w:bottom w:val="single" w:color="AAAAAA" w:sz="1"/>
+              <w:right w:val="single" w:color="AAAAAA" w:sz="1"/>
+            </w:tcBorders>
+            <w:vAlign w:val="center"/>
+          </w:tcPr>
+          <w:p>
+            <w:pPr>
+              <w:spacing w:after="40" w:before="40"/>
+              <w:jc w:val="left"/>
+            </w:pPr>
+            <w:r>
+              <w:rPr>
+                <w:rFonts w:ascii="맑은 고딕" w:cs="맑은 고딕" w:eastAsia="맑은 고딕" w:hAnsi="맑은 고딕"/>
+                <w:b w:val="false"/>
+                <w:bCs w:val="false"/>
+                <w:color w:val="000000"/>
+                <w:sz w:val="18"/>
+                <w:szCs w:val="18"/>
+              </w:rPr>
+              <w:t xml:space="preserve">약 209ms</w:t>
+            </w:r>
+          </w:p>
+        </w:tc>
+        <w:tc>
+          <w:tcPr>
+            <w:tcW w:type="dxa" w:w="1983"/>
+            <w:tcBorders>
+              <w:top w:val="single" w:color="AAAAAA" w:sz="1"/>
+              <w:left w:val="single" w:color="AAAAAA" w:sz="1"/>
+              <w:bottom w:val="single" w:color="AAAAAA" w:sz="1"/>
+              <w:right w:val="single" w:color="AAAAAA" w:sz="1"/>
+            </w:tcBorders>
+            <w:vAlign w:val="center"/>
+          </w:tcPr>
+          <w:p>
+            <w:pPr>
+              <w:spacing w:after="40" w:before="40"/>
+              <w:jc w:val="left"/>
+            </w:pPr>
+            <w:r>
+              <w:rPr>
+                <w:rFonts w:ascii="맑은 고딕" w:cs="맑은 고딕" w:eastAsia="맑은 고딕" w:hAnsi="맑은 고딕"/>
+                <w:b w:val="false"/>
+                <w:bCs w:val="false"/>
+                <w:color w:val="000000"/>
+                <w:sz w:val="18"/>
+                <w:szCs w:val="18"/>
+              </w:rPr>
+              <w:t xml:space="preserve">약 4,178ms</w:t>
             </w:r>
           </w:p>
         </w:tc>
@@ -7252,88 +8546,117 @@
       <w:tr>
         <w:tc>
           <w:tcPr>
-            <w:tcW w:type="dxa" w:w="2644"/>
-            <w:tcBorders>
-              <w:top w:val="single" w:color="AAAAAA" w:sz="1"/>
-              <w:left w:val="single" w:color="AAAAAA" w:sz="1"/>
-              <w:bottom w:val="single" w:color="AAAAAA" w:sz="1"/>
-              <w:right w:val="single" w:color="AAAAAA" w:sz="1"/>
-            </w:tcBorders>
-            <w:vAlign w:val="center"/>
-          </w:tcPr>
-          <w:p>
-            <w:pPr>
-              <w:spacing w:after="40" w:before="40"/>
-              <w:jc w:val="left"/>
-            </w:pPr>
-            <w:r>
-              <w:rPr>
-                <w:rFonts w:ascii="맑은 고딕" w:cs="맑은 고딕" w:eastAsia="맑은 고딕" w:hAnsi="맑은 고딕"/>
-                <w:b w:val="false"/>
-                <w:bCs w:val="false"/>
-                <w:color w:val="000000"/>
-                <w:sz w:val="18"/>
-                <w:szCs w:val="18"/>
-              </w:rPr>
-              <w:t xml:space="preserve">Premium</w:t>
-            </w:r>
-          </w:p>
-        </w:tc>
-        <w:tc>
-          <w:tcPr>
-            <w:tcW w:type="dxa" w:w="2644"/>
-            <w:tcBorders>
-              <w:top w:val="single" w:color="AAAAAA" w:sz="1"/>
-              <w:left w:val="single" w:color="AAAAAA" w:sz="1"/>
-              <w:bottom w:val="single" w:color="AAAAAA" w:sz="1"/>
-              <w:right w:val="single" w:color="AAAAAA" w:sz="1"/>
-            </w:tcBorders>
-            <w:vAlign w:val="center"/>
-          </w:tcPr>
-          <w:p>
-            <w:pPr>
-              <w:spacing w:after="40" w:before="40"/>
-              <w:jc w:val="left"/>
-            </w:pPr>
-            <w:r>
-              <w:rPr>
-                <w:rFonts w:ascii="맑은 고딕" w:cs="맑은 고딕" w:eastAsia="맑은 고딕" w:hAnsi="맑은 고딕"/>
-                <w:b w:val="false"/>
-                <w:bCs w:val="false"/>
-                <w:color w:val="000000"/>
-                <w:sz w:val="18"/>
-                <w:szCs w:val="18"/>
-              </w:rPr>
-              <w:t xml:space="preserve">50</w:t>
-            </w:r>
-          </w:p>
-        </w:tc>
-        <w:tc>
-          <w:tcPr>
-            <w:tcW w:type="dxa" w:w="2644"/>
-            <w:tcBorders>
-              <w:top w:val="single" w:color="AAAAAA" w:sz="1"/>
-              <w:left w:val="single" w:color="AAAAAA" w:sz="1"/>
-              <w:bottom w:val="single" w:color="AAAAAA" w:sz="1"/>
-              <w:right w:val="single" w:color="AAAAAA" w:sz="1"/>
-            </w:tcBorders>
-            <w:vAlign w:val="center"/>
-          </w:tcPr>
-          <w:p>
-            <w:pPr>
-              <w:spacing w:after="40" w:before="40"/>
-              <w:jc w:val="left"/>
-            </w:pPr>
-            <w:r>
-              <w:rPr>
-                <w:rFonts w:ascii="맑은 고딕" w:cs="맑은 고딕" w:eastAsia="맑은 고딕" w:hAnsi="맑은 고딕"/>
-                <w:b w:val="false"/>
-                <w:bCs w:val="false"/>
-                <w:color w:val="000000"/>
-                <w:sz w:val="18"/>
-                <w:szCs w:val="18"/>
-              </w:rPr>
-              <w:t xml:space="preserve">약 8,384ms</w:t>
+            <w:tcW w:type="dxa" w:w="1983"/>
+            <w:tcBorders>
+              <w:top w:val="single" w:color="AAAAAA" w:sz="1"/>
+              <w:left w:val="single" w:color="AAAAAA" w:sz="1"/>
+              <w:bottom w:val="single" w:color="AAAAAA" w:sz="1"/>
+              <w:right w:val="single" w:color="AAAAAA" w:sz="1"/>
+            </w:tcBorders>
+            <w:vAlign w:val="center"/>
+          </w:tcPr>
+          <w:p>
+            <w:pPr>
+              <w:spacing w:after="40" w:before="40"/>
+              <w:jc w:val="left"/>
+            </w:pPr>
+            <w:r>
+              <w:rPr>
+                <w:rFonts w:ascii="맑은 고딕" w:cs="맑은 고딕" w:eastAsia="맑은 고딕" w:hAnsi="맑은 고딕"/>
+                <w:b w:val="false"/>
+                <w:bCs w:val="false"/>
+                <w:color w:val="000000"/>
+                <w:sz w:val="18"/>
+                <w:szCs w:val="18"/>
+              </w:rPr>
+              <w:t xml:space="preserve">Priority</w:t>
+            </w:r>
+          </w:p>
+        </w:tc>
+        <w:tc>
+          <w:tcPr>
+            <w:tcW w:type="dxa" w:w="1983"/>
+            <w:tcBorders>
+              <w:top w:val="single" w:color="AAAAAA" w:sz="1"/>
+              <w:left w:val="single" w:color="AAAAAA" w:sz="1"/>
+              <w:bottom w:val="single" w:color="AAAAAA" w:sz="1"/>
+              <w:right w:val="single" w:color="AAAAAA" w:sz="1"/>
+            </w:tcBorders>
+            <w:vAlign w:val="center"/>
+          </w:tcPr>
+          <w:p>
+            <w:pPr>
+              <w:spacing w:after="40" w:before="40"/>
+              <w:jc w:val="left"/>
+            </w:pPr>
+            <w:r>
+              <w:rPr>
+                <w:rFonts w:ascii="맑은 고딕" w:cs="맑은 고딕" w:eastAsia="맑은 고딕" w:hAnsi="맑은 고딕"/>
+                <w:b w:val="false"/>
+                <w:bCs w:val="false"/>
+                <w:color w:val="000000"/>
+                <w:sz w:val="18"/>
+                <w:szCs w:val="18"/>
+              </w:rPr>
+              <w:t xml:space="preserve">약 1,977ms</w:t>
+            </w:r>
+          </w:p>
+        </w:tc>
+        <w:tc>
+          <w:tcPr>
+            <w:tcW w:type="dxa" w:w="1983"/>
+            <w:tcBorders>
+              <w:top w:val="single" w:color="AAAAAA" w:sz="1"/>
+              <w:left w:val="single" w:color="AAAAAA" w:sz="1"/>
+              <w:bottom w:val="single" w:color="AAAAAA" w:sz="1"/>
+              <w:right w:val="single" w:color="AAAAAA" w:sz="1"/>
+            </w:tcBorders>
+            <w:vAlign w:val="center"/>
+          </w:tcPr>
+          <w:p>
+            <w:pPr>
+              <w:spacing w:after="40" w:before="40"/>
+              <w:jc w:val="left"/>
+            </w:pPr>
+            <w:r>
+              <w:rPr>
+                <w:rFonts w:ascii="맑은 고딕" w:cs="맑은 고딕" w:eastAsia="맑은 고딕" w:hAnsi="맑은 고딕"/>
+                <w:b w:val="false"/>
+                <w:bCs w:val="false"/>
+                <w:color w:val="000000"/>
+                <w:sz w:val="18"/>
+                <w:szCs w:val="18"/>
+              </w:rPr>
+              <w:t xml:space="preserve">약 208ms</w:t>
+            </w:r>
+          </w:p>
+        </w:tc>
+        <w:tc>
+          <w:tcPr>
+            <w:tcW w:type="dxa" w:w="1983"/>
+            <w:tcBorders>
+              <w:top w:val="single" w:color="AAAAAA" w:sz="1"/>
+              <w:left w:val="single" w:color="AAAAAA" w:sz="1"/>
+              <w:bottom w:val="single" w:color="AAAAAA" w:sz="1"/>
+              <w:right w:val="single" w:color="AAAAAA" w:sz="1"/>
+            </w:tcBorders>
+            <w:vAlign w:val="center"/>
+          </w:tcPr>
+          <w:p>
+            <w:pPr>
+              <w:spacing w:after="40" w:before="40"/>
+              <w:jc w:val="left"/>
+            </w:pPr>
+            <w:r>
+              <w:rPr>
+                <w:rFonts w:ascii="맑은 고딕" w:cs="맑은 고딕" w:eastAsia="맑은 고딕" w:hAnsi="맑은 고딕"/>
+                <w:b w:val="false"/>
+                <w:bCs w:val="false"/>
+                <w:color w:val="000000"/>
+                <w:sz w:val="18"/>
+                <w:szCs w:val="18"/>
+              </w:rPr>
+              <w:t xml:space="preserve">약 4,154ms</w:t>
             </w:r>
           </w:p>
         </w:tc>
@@ -7341,177 +8664,117 @@
       <w:tr>
         <w:tc>
           <w:tcPr>
-            <w:tcW w:type="dxa" w:w="2644"/>
-            <w:tcBorders>
-              <w:top w:val="single" w:color="AAAAAA" w:sz="1"/>
-              <w:left w:val="single" w:color="AAAAAA" w:sz="1"/>
-              <w:bottom w:val="single" w:color="AAAAAA" w:sz="1"/>
-              <w:right w:val="single" w:color="AAAAAA" w:sz="1"/>
-            </w:tcBorders>
-            <w:vAlign w:val="center"/>
-          </w:tcPr>
-          <w:p>
-            <w:pPr>
-              <w:spacing w:after="40" w:before="40"/>
-              <w:jc w:val="left"/>
-            </w:pPr>
-            <w:r>
-              <w:rPr>
-                <w:rFonts w:ascii="맑은 고딕" w:cs="맑은 고딕" w:eastAsia="맑은 고딕" w:hAnsi="맑은 고딕"/>
-                <w:b w:val="false"/>
-                <w:bCs w:val="false"/>
-                <w:color w:val="000000"/>
-                <w:sz w:val="18"/>
-                <w:szCs w:val="18"/>
-              </w:rPr>
-              <w:t xml:space="preserve">Standard</w:t>
-            </w:r>
-          </w:p>
-        </w:tc>
-        <w:tc>
-          <w:tcPr>
-            <w:tcW w:type="dxa" w:w="2644"/>
-            <w:tcBorders>
-              <w:top w:val="single" w:color="AAAAAA" w:sz="1"/>
-              <w:left w:val="single" w:color="AAAAAA" w:sz="1"/>
-              <w:bottom w:val="single" w:color="AAAAAA" w:sz="1"/>
-              <w:right w:val="single" w:color="AAAAAA" w:sz="1"/>
-            </w:tcBorders>
-            <w:vAlign w:val="center"/>
-          </w:tcPr>
-          <w:p>
-            <w:pPr>
-              <w:spacing w:after="40" w:before="40"/>
-              <w:jc w:val="left"/>
-            </w:pPr>
-            <w:r>
-              <w:rPr>
-                <w:rFonts w:ascii="맑은 고딕" w:cs="맑은 고딕" w:eastAsia="맑은 고딕" w:hAnsi="맑은 고딕"/>
-                <w:b w:val="false"/>
-                <w:bCs w:val="false"/>
-                <w:color w:val="000000"/>
-                <w:sz w:val="18"/>
-                <w:szCs w:val="18"/>
-              </w:rPr>
-              <w:t xml:space="preserve">10</w:t>
-            </w:r>
-          </w:p>
-        </w:tc>
-        <w:tc>
-          <w:tcPr>
-            <w:tcW w:type="dxa" w:w="2644"/>
-            <w:tcBorders>
-              <w:top w:val="single" w:color="AAAAAA" w:sz="1"/>
-              <w:left w:val="single" w:color="AAAAAA" w:sz="1"/>
-              <w:bottom w:val="single" w:color="AAAAAA" w:sz="1"/>
-              <w:right w:val="single" w:color="AAAAAA" w:sz="1"/>
-            </w:tcBorders>
-            <w:vAlign w:val="center"/>
-          </w:tcPr>
-          <w:p>
-            <w:pPr>
-              <w:spacing w:after="40" w:before="40"/>
-              <w:jc w:val="left"/>
-            </w:pPr>
-            <w:r>
-              <w:rPr>
-                <w:rFonts w:ascii="맑은 고딕" w:cs="맑은 고딕" w:eastAsia="맑은 고딕" w:hAnsi="맑은 고딕"/>
-                <w:b w:val="false"/>
-                <w:bCs w:val="false"/>
-                <w:color w:val="000000"/>
-                <w:sz w:val="18"/>
-                <w:szCs w:val="18"/>
-              </w:rPr>
-              <w:t xml:space="preserve">약 15,109ms</w:t>
-            </w:r>
-          </w:p>
-        </w:tc>
-      </w:tr>
-      <w:tr>
-        <w:tc>
-          <w:tcPr>
-            <w:tcW w:type="dxa" w:w="2644"/>
-            <w:tcBorders>
-              <w:top w:val="single" w:color="AAAAAA" w:sz="1"/>
-              <w:left w:val="single" w:color="AAAAAA" w:sz="1"/>
-              <w:bottom w:val="single" w:color="AAAAAA" w:sz="1"/>
-              <w:right w:val="single" w:color="AAAAAA" w:sz="1"/>
-            </w:tcBorders>
-            <w:vAlign w:val="center"/>
-          </w:tcPr>
-          <w:p>
-            <w:pPr>
-              <w:spacing w:after="40" w:before="40"/>
-              <w:jc w:val="left"/>
-            </w:pPr>
-            <w:r>
-              <w:rPr>
-                <w:rFonts w:ascii="맑은 고딕" w:cs="맑은 고딕" w:eastAsia="맑은 고딕" w:hAnsi="맑은 고딕"/>
-                <w:b w:val="false"/>
-                <w:bCs w:val="false"/>
-                <w:color w:val="000000"/>
-                <w:sz w:val="18"/>
-                <w:szCs w:val="18"/>
-              </w:rPr>
-              <w:t xml:space="preserve">Free</w:t>
-            </w:r>
-          </w:p>
-        </w:tc>
-        <w:tc>
-          <w:tcPr>
-            <w:tcW w:type="dxa" w:w="2644"/>
-            <w:tcBorders>
-              <w:top w:val="single" w:color="AAAAAA" w:sz="1"/>
-              <w:left w:val="single" w:color="AAAAAA" w:sz="1"/>
-              <w:bottom w:val="single" w:color="AAAAAA" w:sz="1"/>
-              <w:right w:val="single" w:color="AAAAAA" w:sz="1"/>
-            </w:tcBorders>
-            <w:vAlign w:val="center"/>
-          </w:tcPr>
-          <w:p>
-            <w:pPr>
-              <w:spacing w:after="40" w:before="40"/>
-              <w:jc w:val="left"/>
-            </w:pPr>
-            <w:r>
-              <w:rPr>
-                <w:rFonts w:ascii="맑은 고딕" w:cs="맑은 고딕" w:eastAsia="맑은 고딕" w:hAnsi="맑은 고딕"/>
-                <w:b w:val="false"/>
-                <w:bCs w:val="false"/>
-                <w:color w:val="000000"/>
-                <w:sz w:val="18"/>
-                <w:szCs w:val="18"/>
-              </w:rPr>
-              <w:t xml:space="preserve">1</w:t>
-            </w:r>
-          </w:p>
-        </w:tc>
-        <w:tc>
-          <w:tcPr>
-            <w:tcW w:type="dxa" w:w="2644"/>
-            <w:tcBorders>
-              <w:top w:val="single" w:color="AAAAAA" w:sz="1"/>
-              <w:left w:val="single" w:color="AAAAAA" w:sz="1"/>
-              <w:bottom w:val="single" w:color="AAAAAA" w:sz="1"/>
-              <w:right w:val="single" w:color="AAAAAA" w:sz="1"/>
-            </w:tcBorders>
-            <w:vAlign w:val="center"/>
-          </w:tcPr>
-          <w:p>
-            <w:pPr>
-              <w:spacing w:after="40" w:before="40"/>
-              <w:jc w:val="left"/>
-            </w:pPr>
-            <w:r>
-              <w:rPr>
-                <w:rFonts w:ascii="맑은 고딕" w:cs="맑은 고딕" w:eastAsia="맑은 고딕" w:hAnsi="맑은 고딕"/>
-                <w:b w:val="false"/>
-                <w:bCs w:val="false"/>
-                <w:color w:val="000000"/>
-                <w:sz w:val="18"/>
-                <w:szCs w:val="18"/>
-              </w:rPr>
-              <w:t xml:space="preserve">약 22,029ms</w:t>
+            <w:tcW w:type="dxa" w:w="1983"/>
+            <w:tcBorders>
+              <w:top w:val="single" w:color="AAAAAA" w:sz="1"/>
+              <w:left w:val="single" w:color="AAAAAA" w:sz="1"/>
+              <w:bottom w:val="single" w:color="AAAAAA" w:sz="1"/>
+              <w:right w:val="single" w:color="AAAAAA" w:sz="1"/>
+            </w:tcBorders>
+            <w:vAlign w:val="center"/>
+          </w:tcPr>
+          <w:p>
+            <w:pPr>
+              <w:spacing w:after="40" w:before="40"/>
+              <w:jc w:val="left"/>
+            </w:pPr>
+            <w:r>
+              <w:rPr>
+                <w:rFonts w:ascii="맑은 고딕" w:cs="맑은 고딕" w:eastAsia="맑은 고딕" w:hAnsi="맑은 고딕"/>
+                <w:b w:val="false"/>
+                <w:bCs w:val="false"/>
+                <w:color w:val="000000"/>
+                <w:sz w:val="18"/>
+                <w:szCs w:val="18"/>
+              </w:rPr>
+              <w:t xml:space="preserve">WFQ</w:t>
+            </w:r>
+          </w:p>
+        </w:tc>
+        <w:tc>
+          <w:tcPr>
+            <w:tcW w:type="dxa" w:w="1983"/>
+            <w:tcBorders>
+              <w:top w:val="single" w:color="AAAAAA" w:sz="1"/>
+              <w:left w:val="single" w:color="AAAAAA" w:sz="1"/>
+              <w:bottom w:val="single" w:color="AAAAAA" w:sz="1"/>
+              <w:right w:val="single" w:color="AAAAAA" w:sz="1"/>
+            </w:tcBorders>
+            <w:vAlign w:val="center"/>
+          </w:tcPr>
+          <w:p>
+            <w:pPr>
+              <w:spacing w:after="40" w:before="40"/>
+              <w:jc w:val="left"/>
+            </w:pPr>
+            <w:r>
+              <w:rPr>
+                <w:rFonts w:ascii="맑은 고딕" w:cs="맑은 고딕" w:eastAsia="맑은 고딕" w:hAnsi="맑은 고딕"/>
+                <w:b w:val="false"/>
+                <w:bCs w:val="false"/>
+                <w:color w:val="000000"/>
+                <w:sz w:val="18"/>
+                <w:szCs w:val="18"/>
+              </w:rPr>
+              <w:t xml:space="preserve">약 1,976ms</w:t>
+            </w:r>
+          </w:p>
+        </w:tc>
+        <w:tc>
+          <w:tcPr>
+            <w:tcW w:type="dxa" w:w="1983"/>
+            <w:tcBorders>
+              <w:top w:val="single" w:color="AAAAAA" w:sz="1"/>
+              <w:left w:val="single" w:color="AAAAAA" w:sz="1"/>
+              <w:bottom w:val="single" w:color="AAAAAA" w:sz="1"/>
+              <w:right w:val="single" w:color="AAAAAA" w:sz="1"/>
+            </w:tcBorders>
+            <w:vAlign w:val="center"/>
+          </w:tcPr>
+          <w:p>
+            <w:pPr>
+              <w:spacing w:after="40" w:before="40"/>
+              <w:jc w:val="left"/>
+            </w:pPr>
+            <w:r>
+              <w:rPr>
+                <w:rFonts w:ascii="맑은 고딕" w:cs="맑은 고딕" w:eastAsia="맑은 고딕" w:hAnsi="맑은 고딕"/>
+                <w:b w:val="false"/>
+                <w:bCs w:val="false"/>
+                <w:color w:val="000000"/>
+                <w:sz w:val="18"/>
+                <w:szCs w:val="18"/>
+              </w:rPr>
+              <w:t xml:space="preserve">약 208ms</w:t>
+            </w:r>
+          </w:p>
+        </w:tc>
+        <w:tc>
+          <w:tcPr>
+            <w:tcW w:type="dxa" w:w="1983"/>
+            <w:tcBorders>
+              <w:top w:val="single" w:color="AAAAAA" w:sz="1"/>
+              <w:left w:val="single" w:color="AAAAAA" w:sz="1"/>
+              <w:bottom w:val="single" w:color="AAAAAA" w:sz="1"/>
+              <w:right w:val="single" w:color="AAAAAA" w:sz="1"/>
+            </w:tcBorders>
+            <w:vAlign w:val="center"/>
+          </w:tcPr>
+          <w:p>
+            <w:pPr>
+              <w:spacing w:after="40" w:before="40"/>
+              <w:jc w:val="left"/>
+            </w:pPr>
+            <w:r>
+              <w:rPr>
+                <w:rFonts w:ascii="맑은 고딕" w:cs="맑은 고딕" w:eastAsia="맑은 고딕" w:hAnsi="맑은 고딕"/>
+                <w:b w:val="false"/>
+                <w:bCs w:val="false"/>
+                <w:color w:val="000000"/>
+                <w:sz w:val="18"/>
+                <w:szCs w:val="18"/>
+              </w:rPr>
+              <w:t xml:space="preserve">약 4,167ms</w:t>
             </w:r>
           </w:p>
         </w:tc>
@@ -7524,62 +8787,18 @@
     </w:p>
     <w:p>
       <w:pPr>
-        <w:spacing w:after="120" w:line="240"/>
-      </w:pPr>
-      <w:r>
-        <w:rPr>
-          <w:rFonts w:ascii="맑은 고딕" w:cs="맑은 고딕" w:eastAsia="맑은 고딕" w:hAnsi="맑은 고딕"/>
-          <w:color w:val="000000"/>
-          <w:sz w:val="20"/>
-          <w:szCs w:val="20"/>
-        </w:rPr>
-        <w:t xml:space="preserve">Enterprise의 대기시간은 Free의 약 1/12 수준으로, 가중치에 비례한 차등 서비스가 확인되었다. 100:1의 극단적 차이까지 벌어지지 않은 것은 요청이 대기열에 순차 도착하는 실험 설계 때문이다.</w:t>
-      </w:r>
-    </w:p>
-    <w:p>
-      <w:pPr>
-        <w:spacing w:after="130" w:before="220" w:line="240"/>
+        <w:spacing w:after="80" w:line="240"/>
       </w:pPr>
       <w:r>
         <w:rPr>
           <w:rFonts w:ascii="맑은 고딕" w:cs="맑은 고딕" w:eastAsia="맑은 고딕" w:hAnsi="맑은 고딕"/>
           <w:b/>
           <w:bCs/>
-          <w:color w:val="333333"/>
-          <w:sz w:val="24"/>
-          <w:szCs w:val="24"/>
-        </w:rPr>
-        <w:t xml:space="preserve">5.3 MLFQ 선점형 실험</w:t>
-      </w:r>
-    </w:p>
-    <w:p>
-      <w:pPr>
-        <w:spacing w:after="120" w:line="240"/>
-      </w:pPr>
-      <w:r>
-        <w:rPr>
-          <w:rFonts w:ascii="맑은 고딕" w:cs="맑은 고딕" w:eastAsia="맑은 고딕" w:hAnsi="맑은 고딕"/>
-          <w:color w:val="000000"/>
-          <w:sz w:val="20"/>
-          <w:szCs w:val="20"/>
-        </w:rPr>
-        <w:t xml:space="preserve">비선점형 MLFQ가 FCFS와 같은 결과를 보였기 때문에, MLFQ의 이론적 효과를 따로 확인하려고 선점형 시뮬레이션을 추가하였다. 요청 500건, 처리 시간 최대 10초, 버스트 도착 구조로 5개 시드에 걸쳐 반복하였다. 지표는 응답시간(도착부터 완료까지)을 사용한다. 요청 유형별 응답시간 비교 결과는 표 9 및 그림 5와 같다.</w:t>
-      </w:r>
-    </w:p>
-    <w:p>
-      <w:pPr>
-        <w:spacing w:after="80" w:line="240"/>
-      </w:pPr>
-      <w:r>
-        <w:rPr>
-          <w:rFonts w:ascii="맑은 고딕" w:cs="맑은 고딕" w:eastAsia="맑은 고딕" w:hAnsi="맑은 고딕"/>
-          <w:b/>
-          <w:bCs/>
-          <w:color w:val="000000"/>
-          <w:sz w:val="20"/>
-          <w:szCs w:val="20"/>
-        </w:rPr>
-        <w:t xml:space="preserve">표 9. MLFQ 선점형 vs FCFS 비교 (요청 유형별, 5시드 평균, 지표: 응답시간 기준)</w:t>
+          <w:color w:val="000000"/>
+          <w:sz w:val="20"/>
+          <w:szCs w:val="20"/>
+        </w:rPr>
+        <w:t xml:space="preserve">표 11. 실서버 구독 등급별 평균 대기시간</w:t>
       </w:r>
     </w:p>
     <w:tbl>
@@ -7595,16 +8814,15 @@
         </w:tblBorders>
       </w:tblPr>
       <w:tblGrid>
-        <w:gridCol w:w="1586"/>
-        <w:gridCol w:w="1586"/>
-        <w:gridCol w:w="1586"/>
-        <w:gridCol w:w="1586"/>
-        <w:gridCol w:w="1586"/>
+        <w:gridCol w:w="1983"/>
+        <w:gridCol w:w="1983"/>
+        <w:gridCol w:w="1983"/>
+        <w:gridCol w:w="1983"/>
       </w:tblGrid>
       <w:tr>
         <w:tc>
           <w:tcPr>
-            <w:tcW w:type="dxa" w:w="1586"/>
+            <w:tcW w:type="dxa" w:w="1983"/>
             <w:tcBorders>
               <w:top w:val="single" w:color="AAAAAA" w:sz="1"/>
               <w:left w:val="single" w:color="AAAAAA" w:sz="1"/>
@@ -7628,13 +8846,13 @@
                 <w:sz w:val="18"/>
                 <w:szCs w:val="18"/>
               </w:rPr>
-              <w:t xml:space="preserve">요청 유형</w:t>
-            </w:r>
-          </w:p>
-        </w:tc>
-        <w:tc>
-          <w:tcPr>
-            <w:tcW w:type="dxa" w:w="1586"/>
+              <w:t xml:space="preserve">구독 등급</w:t>
+            </w:r>
+          </w:p>
+        </w:tc>
+        <w:tc>
+          <w:tcPr>
+            <w:tcW w:type="dxa" w:w="1983"/>
             <w:tcBorders>
               <w:top w:val="single" w:color="AAAAAA" w:sz="1"/>
               <w:left w:val="single" w:color="AAAAAA" w:sz="1"/>
@@ -7658,13 +8876,13 @@
                 <w:sz w:val="18"/>
                 <w:szCs w:val="18"/>
               </w:rPr>
-              <w:t xml:space="preserve">처리 시간 범위</w:t>
-            </w:r>
-          </w:p>
-        </w:tc>
-        <w:tc>
-          <w:tcPr>
-            <w:tcW w:type="dxa" w:w="1586"/>
+              <w:t xml:space="preserve">FCFS</w:t>
+            </w:r>
+          </w:p>
+        </w:tc>
+        <w:tc>
+          <w:tcPr>
+            <w:tcW w:type="dxa" w:w="1983"/>
             <w:tcBorders>
               <w:top w:val="single" w:color="AAAAAA" w:sz="1"/>
               <w:left w:val="single" w:color="AAAAAA" w:sz="1"/>
@@ -7688,13 +8906,13 @@
                 <w:sz w:val="18"/>
                 <w:szCs w:val="18"/>
               </w:rPr>
-              <w:t xml:space="preserve">FCFS 응답시간</w:t>
-            </w:r>
-          </w:p>
-        </w:tc>
-        <w:tc>
-          <w:tcPr>
-            <w:tcW w:type="dxa" w:w="1586"/>
+              <w:t xml:space="preserve">Priority</w:t>
+            </w:r>
+          </w:p>
+        </w:tc>
+        <w:tc>
+          <w:tcPr>
+            <w:tcW w:type="dxa" w:w="1983"/>
             <w:tcBorders>
               <w:top w:val="single" w:color="AAAAAA" w:sz="1"/>
               <w:left w:val="single" w:color="AAAAAA" w:sz="1"/>
@@ -7718,37 +8936,7 @@
                 <w:sz w:val="18"/>
                 <w:szCs w:val="18"/>
               </w:rPr>
-              <w:t xml:space="preserve">MLFQ (선점형) 응답시간</w:t>
-            </w:r>
-          </w:p>
-        </w:tc>
-        <w:tc>
-          <w:tcPr>
-            <w:tcW w:type="dxa" w:w="1586"/>
-            <w:tcBorders>
-              <w:top w:val="single" w:color="AAAAAA" w:sz="1"/>
-              <w:left w:val="single" w:color="AAAAAA" w:sz="1"/>
-              <w:bottom w:val="single" w:color="AAAAAA" w:sz="1"/>
-              <w:right w:val="single" w:color="AAAAAA" w:sz="1"/>
-            </w:tcBorders>
-            <w:shd w:fill="D9E2F3" w:val="clear"/>
-            <w:vAlign w:val="center"/>
-          </w:tcPr>
-          <w:p>
-            <w:pPr>
-              <w:spacing w:after="40" w:before="40"/>
-              <w:jc w:val="center"/>
-            </w:pPr>
-            <w:r>
-              <w:rPr>
-                <w:rFonts w:ascii="맑은 고딕" w:cs="맑은 고딕" w:eastAsia="맑은 고딕" w:hAnsi="맑은 고딕"/>
-                <w:b/>
-                <w:bCs/>
-                <w:color w:val="000000"/>
-                <w:sz w:val="18"/>
-                <w:szCs w:val="18"/>
-              </w:rPr>
-              <w:t xml:space="preserve">변화</w:t>
+              <w:t xml:space="preserve">WFQ</w:t>
             </w:r>
           </w:p>
         </w:tc>
@@ -7756,146 +8944,117 @@
       <w:tr>
         <w:tc>
           <w:tcPr>
-            <w:tcW w:type="dxa" w:w="1586"/>
-            <w:tcBorders>
-              <w:top w:val="single" w:color="AAAAAA" w:sz="1"/>
-              <w:left w:val="single" w:color="AAAAAA" w:sz="1"/>
-              <w:bottom w:val="single" w:color="AAAAAA" w:sz="1"/>
-              <w:right w:val="single" w:color="AAAAAA" w:sz="1"/>
-            </w:tcBorders>
-            <w:vAlign w:val="center"/>
-          </w:tcPr>
-          <w:p>
-            <w:pPr>
-              <w:spacing w:after="40" w:before="40"/>
-              <w:jc w:val="left"/>
-            </w:pPr>
-            <w:r>
-              <w:rPr>
-                <w:rFonts w:ascii="맑은 고딕" w:cs="맑은 고딕" w:eastAsia="맑은 고딕" w:hAnsi="맑은 고딕"/>
-                <w:b w:val="false"/>
-                <w:bCs w:val="false"/>
-                <w:color w:val="000000"/>
-                <w:sz w:val="18"/>
-                <w:szCs w:val="18"/>
-              </w:rPr>
-              <w:t xml:space="preserve">Short</w:t>
-            </w:r>
-          </w:p>
-        </w:tc>
-        <w:tc>
-          <w:tcPr>
-            <w:tcW w:type="dxa" w:w="1586"/>
-            <w:tcBorders>
-              <w:top w:val="single" w:color="AAAAAA" w:sz="1"/>
-              <w:left w:val="single" w:color="AAAAAA" w:sz="1"/>
-              <w:bottom w:val="single" w:color="AAAAAA" w:sz="1"/>
-              <w:right w:val="single" w:color="AAAAAA" w:sz="1"/>
-            </w:tcBorders>
-            <w:vAlign w:val="center"/>
-          </w:tcPr>
-          <w:p>
-            <w:pPr>
-              <w:spacing w:after="40" w:before="40"/>
-              <w:jc w:val="left"/>
-            </w:pPr>
-            <w:r>
-              <w:rPr>
-                <w:rFonts w:ascii="맑은 고딕" w:cs="맑은 고딕" w:eastAsia="맑은 고딕" w:hAnsi="맑은 고딕"/>
-                <w:b w:val="false"/>
-                <w:bCs w:val="false"/>
-                <w:color w:val="000000"/>
-                <w:sz w:val="18"/>
-                <w:szCs w:val="18"/>
-              </w:rPr>
-              <w:t xml:space="preserve">100~800ms</w:t>
-            </w:r>
-          </w:p>
-        </w:tc>
-        <w:tc>
-          <w:tcPr>
-            <w:tcW w:type="dxa" w:w="1586"/>
-            <w:tcBorders>
-              <w:top w:val="single" w:color="AAAAAA" w:sz="1"/>
-              <w:left w:val="single" w:color="AAAAAA" w:sz="1"/>
-              <w:bottom w:val="single" w:color="AAAAAA" w:sz="1"/>
-              <w:right w:val="single" w:color="AAAAAA" w:sz="1"/>
-            </w:tcBorders>
-            <w:vAlign w:val="center"/>
-          </w:tcPr>
-          <w:p>
-            <w:pPr>
-              <w:spacing w:after="40" w:before="40"/>
-              <w:jc w:val="left"/>
-            </w:pPr>
-            <w:r>
-              <w:rPr>
-                <w:rFonts w:ascii="맑은 고딕" w:cs="맑은 고딕" w:eastAsia="맑은 고딕" w:hAnsi="맑은 고딕"/>
-                <w:b w:val="false"/>
-                <w:bCs w:val="false"/>
-                <w:color w:val="000000"/>
-                <w:sz w:val="18"/>
-                <w:szCs w:val="18"/>
-              </w:rPr>
-              <w:t xml:space="preserve">약 635초</w:t>
-            </w:r>
-          </w:p>
-        </w:tc>
-        <w:tc>
-          <w:tcPr>
-            <w:tcW w:type="dxa" w:w="1586"/>
-            <w:tcBorders>
-              <w:top w:val="single" w:color="AAAAAA" w:sz="1"/>
-              <w:left w:val="single" w:color="AAAAAA" w:sz="1"/>
-              <w:bottom w:val="single" w:color="AAAAAA" w:sz="1"/>
-              <w:right w:val="single" w:color="AAAAAA" w:sz="1"/>
-            </w:tcBorders>
-            <w:vAlign w:val="center"/>
-          </w:tcPr>
-          <w:p>
-            <w:pPr>
-              <w:spacing w:after="40" w:before="40"/>
-              <w:jc w:val="left"/>
-            </w:pPr>
-            <w:r>
-              <w:rPr>
-                <w:rFonts w:ascii="맑은 고딕" w:cs="맑은 고딕" w:eastAsia="맑은 고딕" w:hAnsi="맑은 고딕"/>
-                <w:b w:val="false"/>
-                <w:bCs w:val="false"/>
-                <w:color w:val="000000"/>
-                <w:sz w:val="18"/>
-                <w:szCs w:val="18"/>
-              </w:rPr>
-              <w:t xml:space="preserve">약 170초</w:t>
-            </w:r>
-          </w:p>
-        </w:tc>
-        <w:tc>
-          <w:tcPr>
-            <w:tcW w:type="dxa" w:w="1586"/>
-            <w:tcBorders>
-              <w:top w:val="single" w:color="AAAAAA" w:sz="1"/>
-              <w:left w:val="single" w:color="AAAAAA" w:sz="1"/>
-              <w:bottom w:val="single" w:color="AAAAAA" w:sz="1"/>
-              <w:right w:val="single" w:color="AAAAAA" w:sz="1"/>
-            </w:tcBorders>
-            <w:vAlign w:val="center"/>
-          </w:tcPr>
-          <w:p>
-            <w:pPr>
-              <w:spacing w:after="40" w:before="40"/>
-              <w:jc w:val="left"/>
-            </w:pPr>
-            <w:r>
-              <w:rPr>
-                <w:rFonts w:ascii="맑은 고딕" w:cs="맑은 고딕" w:eastAsia="맑은 고딕" w:hAnsi="맑은 고딕"/>
-                <w:b w:val="false"/>
-                <w:bCs w:val="false"/>
-                <w:color w:val="000000"/>
-                <w:sz w:val="18"/>
-                <w:szCs w:val="18"/>
-              </w:rPr>
-              <w:t xml:space="preserve">약 73% 감소</w:t>
+            <w:tcW w:type="dxa" w:w="1983"/>
+            <w:tcBorders>
+              <w:top w:val="single" w:color="AAAAAA" w:sz="1"/>
+              <w:left w:val="single" w:color="AAAAAA" w:sz="1"/>
+              <w:bottom w:val="single" w:color="AAAAAA" w:sz="1"/>
+              <w:right w:val="single" w:color="AAAAAA" w:sz="1"/>
+            </w:tcBorders>
+            <w:vAlign w:val="center"/>
+          </w:tcPr>
+          <w:p>
+            <w:pPr>
+              <w:spacing w:after="40" w:before="40"/>
+              <w:jc w:val="left"/>
+            </w:pPr>
+            <w:r>
+              <w:rPr>
+                <w:rFonts w:ascii="맑은 고딕" w:cs="맑은 고딕" w:eastAsia="맑은 고딕" w:hAnsi="맑은 고딕"/>
+                <w:b w:val="false"/>
+                <w:bCs w:val="false"/>
+                <w:color w:val="000000"/>
+                <w:sz w:val="18"/>
+                <w:szCs w:val="18"/>
+              </w:rPr>
+              <w:t xml:space="preserve">Enterprise</w:t>
+            </w:r>
+          </w:p>
+        </w:tc>
+        <w:tc>
+          <w:tcPr>
+            <w:tcW w:type="dxa" w:w="1983"/>
+            <w:tcBorders>
+              <w:top w:val="single" w:color="AAAAAA" w:sz="1"/>
+              <w:left w:val="single" w:color="AAAAAA" w:sz="1"/>
+              <w:bottom w:val="single" w:color="AAAAAA" w:sz="1"/>
+              <w:right w:val="single" w:color="AAAAAA" w:sz="1"/>
+            </w:tcBorders>
+            <w:vAlign w:val="center"/>
+          </w:tcPr>
+          <w:p>
+            <w:pPr>
+              <w:spacing w:after="40" w:before="40"/>
+              <w:jc w:val="left"/>
+            </w:pPr>
+            <w:r>
+              <w:rPr>
+                <w:rFonts w:ascii="맑은 고딕" w:cs="맑은 고딕" w:eastAsia="맑은 고딕" w:hAnsi="맑은 고딕"/>
+                <w:b w:val="false"/>
+                <w:bCs w:val="false"/>
+                <w:color w:val="000000"/>
+                <w:sz w:val="18"/>
+                <w:szCs w:val="18"/>
+              </w:rPr>
+              <w:t xml:space="preserve">약 432ms</w:t>
+            </w:r>
+          </w:p>
+        </w:tc>
+        <w:tc>
+          <w:tcPr>
+            <w:tcW w:type="dxa" w:w="1983"/>
+            <w:tcBorders>
+              <w:top w:val="single" w:color="AAAAAA" w:sz="1"/>
+              <w:left w:val="single" w:color="AAAAAA" w:sz="1"/>
+              <w:bottom w:val="single" w:color="AAAAAA" w:sz="1"/>
+              <w:right w:val="single" w:color="AAAAAA" w:sz="1"/>
+            </w:tcBorders>
+            <w:vAlign w:val="center"/>
+          </w:tcPr>
+          <w:p>
+            <w:pPr>
+              <w:spacing w:after="40" w:before="40"/>
+              <w:jc w:val="left"/>
+            </w:pPr>
+            <w:r>
+              <w:rPr>
+                <w:rFonts w:ascii="맑은 고딕" w:cs="맑은 고딕" w:eastAsia="맑은 고딕" w:hAnsi="맑은 고딕"/>
+                <w:b w:val="false"/>
+                <w:bCs w:val="false"/>
+                <w:color w:val="000000"/>
+                <w:sz w:val="18"/>
+                <w:szCs w:val="18"/>
+              </w:rPr>
+              <w:t xml:space="preserve">약 664ms</w:t>
+            </w:r>
+          </w:p>
+        </w:tc>
+        <w:tc>
+          <w:tcPr>
+            <w:tcW w:type="dxa" w:w="1983"/>
+            <w:tcBorders>
+              <w:top w:val="single" w:color="AAAAAA" w:sz="1"/>
+              <w:left w:val="single" w:color="AAAAAA" w:sz="1"/>
+              <w:bottom w:val="single" w:color="AAAAAA" w:sz="1"/>
+              <w:right w:val="single" w:color="AAAAAA" w:sz="1"/>
+            </w:tcBorders>
+            <w:vAlign w:val="center"/>
+          </w:tcPr>
+          <w:p>
+            <w:pPr>
+              <w:spacing w:after="40" w:before="40"/>
+              <w:jc w:val="left"/>
+            </w:pPr>
+            <w:r>
+              <w:rPr>
+                <w:rFonts w:ascii="맑은 고딕" w:cs="맑은 고딕" w:eastAsia="맑은 고딕" w:hAnsi="맑은 고딕"/>
+                <w:b w:val="false"/>
+                <w:bCs w:val="false"/>
+                <w:color w:val="000000"/>
+                <w:sz w:val="18"/>
+                <w:szCs w:val="18"/>
+              </w:rPr>
+              <w:t xml:space="preserve">약 410ms</w:t>
             </w:r>
           </w:p>
         </w:tc>
@@ -7903,146 +9062,117 @@
       <w:tr>
         <w:tc>
           <w:tcPr>
-            <w:tcW w:type="dxa" w:w="1586"/>
-            <w:tcBorders>
-              <w:top w:val="single" w:color="AAAAAA" w:sz="1"/>
-              <w:left w:val="single" w:color="AAAAAA" w:sz="1"/>
-              <w:bottom w:val="single" w:color="AAAAAA" w:sz="1"/>
-              <w:right w:val="single" w:color="AAAAAA" w:sz="1"/>
-            </w:tcBorders>
-            <w:vAlign w:val="center"/>
-          </w:tcPr>
-          <w:p>
-            <w:pPr>
-              <w:spacing w:after="40" w:before="40"/>
-              <w:jc w:val="left"/>
-            </w:pPr>
-            <w:r>
-              <w:rPr>
-                <w:rFonts w:ascii="맑은 고딕" w:cs="맑은 고딕" w:eastAsia="맑은 고딕" w:hAnsi="맑은 고딕"/>
-                <w:b w:val="false"/>
-                <w:bCs w:val="false"/>
-                <w:color w:val="000000"/>
-                <w:sz w:val="18"/>
-                <w:szCs w:val="18"/>
-              </w:rPr>
-              <w:t xml:space="preserve">Medium</w:t>
-            </w:r>
-          </w:p>
-        </w:tc>
-        <w:tc>
-          <w:tcPr>
-            <w:tcW w:type="dxa" w:w="1586"/>
-            <w:tcBorders>
-              <w:top w:val="single" w:color="AAAAAA" w:sz="1"/>
-              <w:left w:val="single" w:color="AAAAAA" w:sz="1"/>
-              <w:bottom w:val="single" w:color="AAAAAA" w:sz="1"/>
-              <w:right w:val="single" w:color="AAAAAA" w:sz="1"/>
-            </w:tcBorders>
-            <w:vAlign w:val="center"/>
-          </w:tcPr>
-          <w:p>
-            <w:pPr>
-              <w:spacing w:after="40" w:before="40"/>
-              <w:jc w:val="left"/>
-            </w:pPr>
-            <w:r>
-              <w:rPr>
-                <w:rFonts w:ascii="맑은 고딕" w:cs="맑은 고딕" w:eastAsia="맑은 고딕" w:hAnsi="맑은 고딕"/>
-                <w:b w:val="false"/>
-                <w:bCs w:val="false"/>
-                <w:color w:val="000000"/>
-                <w:sz w:val="18"/>
-                <w:szCs w:val="18"/>
-              </w:rPr>
-              <w:t xml:space="preserve">1,200~4,000ms</w:t>
-            </w:r>
-          </w:p>
-        </w:tc>
-        <w:tc>
-          <w:tcPr>
-            <w:tcW w:type="dxa" w:w="1586"/>
-            <w:tcBorders>
-              <w:top w:val="single" w:color="AAAAAA" w:sz="1"/>
-              <w:left w:val="single" w:color="AAAAAA" w:sz="1"/>
-              <w:bottom w:val="single" w:color="AAAAAA" w:sz="1"/>
-              <w:right w:val="single" w:color="AAAAAA" w:sz="1"/>
-            </w:tcBorders>
-            <w:vAlign w:val="center"/>
-          </w:tcPr>
-          <w:p>
-            <w:pPr>
-              <w:spacing w:after="40" w:before="40"/>
-              <w:jc w:val="left"/>
-            </w:pPr>
-            <w:r>
-              <w:rPr>
-                <w:rFonts w:ascii="맑은 고딕" w:cs="맑은 고딕" w:eastAsia="맑은 고딕" w:hAnsi="맑은 고딕"/>
-                <w:b w:val="false"/>
-                <w:bCs w:val="false"/>
-                <w:color w:val="000000"/>
-                <w:sz w:val="18"/>
-                <w:szCs w:val="18"/>
-              </w:rPr>
-              <w:t xml:space="preserve">약 645초</w:t>
-            </w:r>
-          </w:p>
-        </w:tc>
-        <w:tc>
-          <w:tcPr>
-            <w:tcW w:type="dxa" w:w="1586"/>
-            <w:tcBorders>
-              <w:top w:val="single" w:color="AAAAAA" w:sz="1"/>
-              <w:left w:val="single" w:color="AAAAAA" w:sz="1"/>
-              <w:bottom w:val="single" w:color="AAAAAA" w:sz="1"/>
-              <w:right w:val="single" w:color="AAAAAA" w:sz="1"/>
-            </w:tcBorders>
-            <w:vAlign w:val="center"/>
-          </w:tcPr>
-          <w:p>
-            <w:pPr>
-              <w:spacing w:after="40" w:before="40"/>
-              <w:jc w:val="left"/>
-            </w:pPr>
-            <w:r>
-              <w:rPr>
-                <w:rFonts w:ascii="맑은 고딕" w:cs="맑은 고딕" w:eastAsia="맑은 고딕" w:hAnsi="맑은 고딕"/>
-                <w:b w:val="false"/>
-                <w:bCs w:val="false"/>
-                <w:color w:val="000000"/>
-                <w:sz w:val="18"/>
-                <w:szCs w:val="18"/>
-              </w:rPr>
-              <w:t xml:space="preserve">약 729초</w:t>
-            </w:r>
-          </w:p>
-        </w:tc>
-        <w:tc>
-          <w:tcPr>
-            <w:tcW w:type="dxa" w:w="1586"/>
-            <w:tcBorders>
-              <w:top w:val="single" w:color="AAAAAA" w:sz="1"/>
-              <w:left w:val="single" w:color="AAAAAA" w:sz="1"/>
-              <w:bottom w:val="single" w:color="AAAAAA" w:sz="1"/>
-              <w:right w:val="single" w:color="AAAAAA" w:sz="1"/>
-            </w:tcBorders>
-            <w:vAlign w:val="center"/>
-          </w:tcPr>
-          <w:p>
-            <w:pPr>
-              <w:spacing w:after="40" w:before="40"/>
-              <w:jc w:val="left"/>
-            </w:pPr>
-            <w:r>
-              <w:rPr>
-                <w:rFonts w:ascii="맑은 고딕" w:cs="맑은 고딕" w:eastAsia="맑은 고딕" w:hAnsi="맑은 고딕"/>
-                <w:b w:val="false"/>
-                <w:bCs w:val="false"/>
-                <w:color w:val="000000"/>
-                <w:sz w:val="18"/>
-                <w:szCs w:val="18"/>
-              </w:rPr>
-              <w:t xml:space="preserve">약 13% 증가</w:t>
+            <w:tcW w:type="dxa" w:w="1983"/>
+            <w:tcBorders>
+              <w:top w:val="single" w:color="AAAAAA" w:sz="1"/>
+              <w:left w:val="single" w:color="AAAAAA" w:sz="1"/>
+              <w:bottom w:val="single" w:color="AAAAAA" w:sz="1"/>
+              <w:right w:val="single" w:color="AAAAAA" w:sz="1"/>
+            </w:tcBorders>
+            <w:vAlign w:val="center"/>
+          </w:tcPr>
+          <w:p>
+            <w:pPr>
+              <w:spacing w:after="40" w:before="40"/>
+              <w:jc w:val="left"/>
+            </w:pPr>
+            <w:r>
+              <w:rPr>
+                <w:rFonts w:ascii="맑은 고딕" w:cs="맑은 고딕" w:eastAsia="맑은 고딕" w:hAnsi="맑은 고딕"/>
+                <w:b w:val="false"/>
+                <w:bCs w:val="false"/>
+                <w:color w:val="000000"/>
+                <w:sz w:val="18"/>
+                <w:szCs w:val="18"/>
+              </w:rPr>
+              <w:t xml:space="preserve">Premium</w:t>
+            </w:r>
+          </w:p>
+        </w:tc>
+        <w:tc>
+          <w:tcPr>
+            <w:tcW w:type="dxa" w:w="1983"/>
+            <w:tcBorders>
+              <w:top w:val="single" w:color="AAAAAA" w:sz="1"/>
+              <w:left w:val="single" w:color="AAAAAA" w:sz="1"/>
+              <w:bottom w:val="single" w:color="AAAAAA" w:sz="1"/>
+              <w:right w:val="single" w:color="AAAAAA" w:sz="1"/>
+            </w:tcBorders>
+            <w:vAlign w:val="center"/>
+          </w:tcPr>
+          <w:p>
+            <w:pPr>
+              <w:spacing w:after="40" w:before="40"/>
+              <w:jc w:val="left"/>
+            </w:pPr>
+            <w:r>
+              <w:rPr>
+                <w:rFonts w:ascii="맑은 고딕" w:cs="맑은 고딕" w:eastAsia="맑은 고딕" w:hAnsi="맑은 고딕"/>
+                <w:b w:val="false"/>
+                <w:bCs w:val="false"/>
+                <w:color w:val="000000"/>
+                <w:sz w:val="18"/>
+                <w:szCs w:val="18"/>
+              </w:rPr>
+              <w:t xml:space="preserve">약 1,480ms</w:t>
+            </w:r>
+          </w:p>
+        </w:tc>
+        <w:tc>
+          <w:tcPr>
+            <w:tcW w:type="dxa" w:w="1983"/>
+            <w:tcBorders>
+              <w:top w:val="single" w:color="AAAAAA" w:sz="1"/>
+              <w:left w:val="single" w:color="AAAAAA" w:sz="1"/>
+              <w:bottom w:val="single" w:color="AAAAAA" w:sz="1"/>
+              <w:right w:val="single" w:color="AAAAAA" w:sz="1"/>
+            </w:tcBorders>
+            <w:vAlign w:val="center"/>
+          </w:tcPr>
+          <w:p>
+            <w:pPr>
+              <w:spacing w:after="40" w:before="40"/>
+              <w:jc w:val="left"/>
+            </w:pPr>
+            <w:r>
+              <w:rPr>
+                <w:rFonts w:ascii="맑은 고딕" w:cs="맑은 고딕" w:eastAsia="맑은 고딕" w:hAnsi="맑은 고딕"/>
+                <w:b w:val="false"/>
+                <w:bCs w:val="false"/>
+                <w:color w:val="000000"/>
+                <w:sz w:val="18"/>
+                <w:szCs w:val="18"/>
+              </w:rPr>
+              <w:t xml:space="preserve">약 1,333ms</w:t>
+            </w:r>
+          </w:p>
+        </w:tc>
+        <w:tc>
+          <w:tcPr>
+            <w:tcW w:type="dxa" w:w="1983"/>
+            <w:tcBorders>
+              <w:top w:val="single" w:color="AAAAAA" w:sz="1"/>
+              <w:left w:val="single" w:color="AAAAAA" w:sz="1"/>
+              <w:bottom w:val="single" w:color="AAAAAA" w:sz="1"/>
+              <w:right w:val="single" w:color="AAAAAA" w:sz="1"/>
+            </w:tcBorders>
+            <w:vAlign w:val="center"/>
+          </w:tcPr>
+          <w:p>
+            <w:pPr>
+              <w:spacing w:after="40" w:before="40"/>
+              <w:jc w:val="left"/>
+            </w:pPr>
+            <w:r>
+              <w:rPr>
+                <w:rFonts w:ascii="맑은 고딕" w:cs="맑은 고딕" w:eastAsia="맑은 고딕" w:hAnsi="맑은 고딕"/>
+                <w:b w:val="false"/>
+                <w:bCs w:val="false"/>
+                <w:color w:val="000000"/>
+                <w:sz w:val="18"/>
+                <w:szCs w:val="18"/>
+              </w:rPr>
+              <w:t xml:space="preserve">약 1,458ms</w:t>
             </w:r>
           </w:p>
         </w:tc>
@@ -8050,146 +9180,235 @@
       <w:tr>
         <w:tc>
           <w:tcPr>
-            <w:tcW w:type="dxa" w:w="1586"/>
-            <w:tcBorders>
-              <w:top w:val="single" w:color="AAAAAA" w:sz="1"/>
-              <w:left w:val="single" w:color="AAAAAA" w:sz="1"/>
-              <w:bottom w:val="single" w:color="AAAAAA" w:sz="1"/>
-              <w:right w:val="single" w:color="AAAAAA" w:sz="1"/>
-            </w:tcBorders>
-            <w:vAlign w:val="center"/>
-          </w:tcPr>
-          <w:p>
-            <w:pPr>
-              <w:spacing w:after="40" w:before="40"/>
-              <w:jc w:val="left"/>
-            </w:pPr>
-            <w:r>
-              <w:rPr>
-                <w:rFonts w:ascii="맑은 고딕" w:cs="맑은 고딕" w:eastAsia="맑은 고딕" w:hAnsi="맑은 고딕"/>
-                <w:b w:val="false"/>
-                <w:bCs w:val="false"/>
-                <w:color w:val="000000"/>
-                <w:sz w:val="18"/>
-                <w:szCs w:val="18"/>
-              </w:rPr>
-              <w:t xml:space="preserve">Long</w:t>
-            </w:r>
-          </w:p>
-        </w:tc>
-        <w:tc>
-          <w:tcPr>
-            <w:tcW w:type="dxa" w:w="1586"/>
-            <w:tcBorders>
-              <w:top w:val="single" w:color="AAAAAA" w:sz="1"/>
-              <w:left w:val="single" w:color="AAAAAA" w:sz="1"/>
-              <w:bottom w:val="single" w:color="AAAAAA" w:sz="1"/>
-              <w:right w:val="single" w:color="AAAAAA" w:sz="1"/>
-            </w:tcBorders>
-            <w:vAlign w:val="center"/>
-          </w:tcPr>
-          <w:p>
-            <w:pPr>
-              <w:spacing w:after="40" w:before="40"/>
-              <w:jc w:val="left"/>
-            </w:pPr>
-            <w:r>
-              <w:rPr>
-                <w:rFonts w:ascii="맑은 고딕" w:cs="맑은 고딕" w:eastAsia="맑은 고딕" w:hAnsi="맑은 고딕"/>
-                <w:b w:val="false"/>
-                <w:bCs w:val="false"/>
-                <w:color w:val="000000"/>
-                <w:sz w:val="18"/>
-                <w:szCs w:val="18"/>
-              </w:rPr>
-              <w:t xml:space="preserve">5,000~10,000ms</w:t>
-            </w:r>
-          </w:p>
-        </w:tc>
-        <w:tc>
-          <w:tcPr>
-            <w:tcW w:type="dxa" w:w="1586"/>
-            <w:tcBorders>
-              <w:top w:val="single" w:color="AAAAAA" w:sz="1"/>
-              <w:left w:val="single" w:color="AAAAAA" w:sz="1"/>
-              <w:bottom w:val="single" w:color="AAAAAA" w:sz="1"/>
-              <w:right w:val="single" w:color="AAAAAA" w:sz="1"/>
-            </w:tcBorders>
-            <w:vAlign w:val="center"/>
-          </w:tcPr>
-          <w:p>
-            <w:pPr>
-              <w:spacing w:after="40" w:before="40"/>
-              <w:jc w:val="left"/>
-            </w:pPr>
-            <w:r>
-              <w:rPr>
-                <w:rFonts w:ascii="맑은 고딕" w:cs="맑은 고딕" w:eastAsia="맑은 고딕" w:hAnsi="맑은 고딕"/>
-                <w:b w:val="false"/>
-                <w:bCs w:val="false"/>
-                <w:color w:val="000000"/>
-                <w:sz w:val="18"/>
-                <w:szCs w:val="18"/>
-              </w:rPr>
-              <w:t xml:space="preserve">약 650초</w:t>
-            </w:r>
-          </w:p>
-        </w:tc>
-        <w:tc>
-          <w:tcPr>
-            <w:tcW w:type="dxa" w:w="1586"/>
-            <w:tcBorders>
-              <w:top w:val="single" w:color="AAAAAA" w:sz="1"/>
-              <w:left w:val="single" w:color="AAAAAA" w:sz="1"/>
-              <w:bottom w:val="single" w:color="AAAAAA" w:sz="1"/>
-              <w:right w:val="single" w:color="AAAAAA" w:sz="1"/>
-            </w:tcBorders>
-            <w:vAlign w:val="center"/>
-          </w:tcPr>
-          <w:p>
-            <w:pPr>
-              <w:spacing w:after="40" w:before="40"/>
-              <w:jc w:val="left"/>
-            </w:pPr>
-            <w:r>
-              <w:rPr>
-                <w:rFonts w:ascii="맑은 고딕" w:cs="맑은 고딕" w:eastAsia="맑은 고딕" w:hAnsi="맑은 고딕"/>
-                <w:b w:val="false"/>
-                <w:bCs w:val="false"/>
-                <w:color w:val="000000"/>
-                <w:sz w:val="18"/>
-                <w:szCs w:val="18"/>
-              </w:rPr>
-              <w:t xml:space="preserve">약 1,226초</w:t>
-            </w:r>
-          </w:p>
-        </w:tc>
-        <w:tc>
-          <w:tcPr>
-            <w:tcW w:type="dxa" w:w="1586"/>
-            <w:tcBorders>
-              <w:top w:val="single" w:color="AAAAAA" w:sz="1"/>
-              <w:left w:val="single" w:color="AAAAAA" w:sz="1"/>
-              <w:bottom w:val="single" w:color="AAAAAA" w:sz="1"/>
-              <w:right w:val="single" w:color="AAAAAA" w:sz="1"/>
-            </w:tcBorders>
-            <w:vAlign w:val="center"/>
-          </w:tcPr>
-          <w:p>
-            <w:pPr>
-              <w:spacing w:after="40" w:before="40"/>
-              <w:jc w:val="left"/>
-            </w:pPr>
-            <w:r>
-              <w:rPr>
-                <w:rFonts w:ascii="맑은 고딕" w:cs="맑은 고딕" w:eastAsia="맑은 고딕" w:hAnsi="맑은 고딕"/>
-                <w:b w:val="false"/>
-                <w:bCs w:val="false"/>
-                <w:color w:val="000000"/>
-                <w:sz w:val="18"/>
-                <w:szCs w:val="18"/>
-              </w:rPr>
-              <w:t xml:space="preserve">약 89% 증가</w:t>
+            <w:tcW w:type="dxa" w:w="1983"/>
+            <w:tcBorders>
+              <w:top w:val="single" w:color="AAAAAA" w:sz="1"/>
+              <w:left w:val="single" w:color="AAAAAA" w:sz="1"/>
+              <w:bottom w:val="single" w:color="AAAAAA" w:sz="1"/>
+              <w:right w:val="single" w:color="AAAAAA" w:sz="1"/>
+            </w:tcBorders>
+            <w:vAlign w:val="center"/>
+          </w:tcPr>
+          <w:p>
+            <w:pPr>
+              <w:spacing w:after="40" w:before="40"/>
+              <w:jc w:val="left"/>
+            </w:pPr>
+            <w:r>
+              <w:rPr>
+                <w:rFonts w:ascii="맑은 고딕" w:cs="맑은 고딕" w:eastAsia="맑은 고딕" w:hAnsi="맑은 고딕"/>
+                <w:b w:val="false"/>
+                <w:bCs w:val="false"/>
+                <w:color w:val="000000"/>
+                <w:sz w:val="18"/>
+                <w:szCs w:val="18"/>
+              </w:rPr>
+              <w:t xml:space="preserve">Standard</w:t>
+            </w:r>
+          </w:p>
+        </w:tc>
+        <w:tc>
+          <w:tcPr>
+            <w:tcW w:type="dxa" w:w="1983"/>
+            <w:tcBorders>
+              <w:top w:val="single" w:color="AAAAAA" w:sz="1"/>
+              <w:left w:val="single" w:color="AAAAAA" w:sz="1"/>
+              <w:bottom w:val="single" w:color="AAAAAA" w:sz="1"/>
+              <w:right w:val="single" w:color="AAAAAA" w:sz="1"/>
+            </w:tcBorders>
+            <w:vAlign w:val="center"/>
+          </w:tcPr>
+          <w:p>
+            <w:pPr>
+              <w:spacing w:after="40" w:before="40"/>
+              <w:jc w:val="left"/>
+            </w:pPr>
+            <w:r>
+              <w:rPr>
+                <w:rFonts w:ascii="맑은 고딕" w:cs="맑은 고딕" w:eastAsia="맑은 고딕" w:hAnsi="맑은 고딕"/>
+                <w:b w:val="false"/>
+                <w:bCs w:val="false"/>
+                <w:color w:val="000000"/>
+                <w:sz w:val="18"/>
+                <w:szCs w:val="18"/>
+              </w:rPr>
+              <w:t xml:space="preserve">약 2,522ms</w:t>
+            </w:r>
+          </w:p>
+        </w:tc>
+        <w:tc>
+          <w:tcPr>
+            <w:tcW w:type="dxa" w:w="1983"/>
+            <w:tcBorders>
+              <w:top w:val="single" w:color="AAAAAA" w:sz="1"/>
+              <w:left w:val="single" w:color="AAAAAA" w:sz="1"/>
+              <w:bottom w:val="single" w:color="AAAAAA" w:sz="1"/>
+              <w:right w:val="single" w:color="AAAAAA" w:sz="1"/>
+            </w:tcBorders>
+            <w:vAlign w:val="center"/>
+          </w:tcPr>
+          <w:p>
+            <w:pPr>
+              <w:spacing w:after="40" w:before="40"/>
+              <w:jc w:val="left"/>
+            </w:pPr>
+            <w:r>
+              <w:rPr>
+                <w:rFonts w:ascii="맑은 고딕" w:cs="맑은 고딕" w:eastAsia="맑은 고딕" w:hAnsi="맑은 고딕"/>
+                <w:b w:val="false"/>
+                <w:bCs w:val="false"/>
+                <w:color w:val="000000"/>
+                <w:sz w:val="18"/>
+                <w:szCs w:val="18"/>
+              </w:rPr>
+              <w:t xml:space="preserve">약 2,541ms</w:t>
+            </w:r>
+          </w:p>
+        </w:tc>
+        <w:tc>
+          <w:tcPr>
+            <w:tcW w:type="dxa" w:w="1983"/>
+            <w:tcBorders>
+              <w:top w:val="single" w:color="AAAAAA" w:sz="1"/>
+              <w:left w:val="single" w:color="AAAAAA" w:sz="1"/>
+              <w:bottom w:val="single" w:color="AAAAAA" w:sz="1"/>
+              <w:right w:val="single" w:color="AAAAAA" w:sz="1"/>
+            </w:tcBorders>
+            <w:vAlign w:val="center"/>
+          </w:tcPr>
+          <w:p>
+            <w:pPr>
+              <w:spacing w:after="40" w:before="40"/>
+              <w:jc w:val="left"/>
+            </w:pPr>
+            <w:r>
+              <w:rPr>
+                <w:rFonts w:ascii="맑은 고딕" w:cs="맑은 고딕" w:eastAsia="맑은 고딕" w:hAnsi="맑은 고딕"/>
+                <w:b w:val="false"/>
+                <w:bCs w:val="false"/>
+                <w:color w:val="000000"/>
+                <w:sz w:val="18"/>
+                <w:szCs w:val="18"/>
+              </w:rPr>
+              <w:t xml:space="preserve">약 2,496ms</w:t>
+            </w:r>
+          </w:p>
+        </w:tc>
+      </w:tr>
+      <w:tr>
+        <w:tc>
+          <w:tcPr>
+            <w:tcW w:type="dxa" w:w="1983"/>
+            <w:tcBorders>
+              <w:top w:val="single" w:color="AAAAAA" w:sz="1"/>
+              <w:left w:val="single" w:color="AAAAAA" w:sz="1"/>
+              <w:bottom w:val="single" w:color="AAAAAA" w:sz="1"/>
+              <w:right w:val="single" w:color="AAAAAA" w:sz="1"/>
+            </w:tcBorders>
+            <w:vAlign w:val="center"/>
+          </w:tcPr>
+          <w:p>
+            <w:pPr>
+              <w:spacing w:after="40" w:before="40"/>
+              <w:jc w:val="left"/>
+            </w:pPr>
+            <w:r>
+              <w:rPr>
+                <w:rFonts w:ascii="맑은 고딕" w:cs="맑은 고딕" w:eastAsia="맑은 고딕" w:hAnsi="맑은 고딕"/>
+                <w:b w:val="false"/>
+                <w:bCs w:val="false"/>
+                <w:color w:val="000000"/>
+                <w:sz w:val="18"/>
+                <w:szCs w:val="18"/>
+              </w:rPr>
+              <w:t xml:space="preserve">Free</w:t>
+            </w:r>
+          </w:p>
+        </w:tc>
+        <w:tc>
+          <w:tcPr>
+            <w:tcW w:type="dxa" w:w="1983"/>
+            <w:tcBorders>
+              <w:top w:val="single" w:color="AAAAAA" w:sz="1"/>
+              <w:left w:val="single" w:color="AAAAAA" w:sz="1"/>
+              <w:bottom w:val="single" w:color="AAAAAA" w:sz="1"/>
+              <w:right w:val="single" w:color="AAAAAA" w:sz="1"/>
+            </w:tcBorders>
+            <w:vAlign w:val="center"/>
+          </w:tcPr>
+          <w:p>
+            <w:pPr>
+              <w:spacing w:after="40" w:before="40"/>
+              <w:jc w:val="left"/>
+            </w:pPr>
+            <w:r>
+              <w:rPr>
+                <w:rFonts w:ascii="맑은 고딕" w:cs="맑은 고딕" w:eastAsia="맑은 고딕" w:hAnsi="맑은 고딕"/>
+                <w:b w:val="false"/>
+                <w:bCs w:val="false"/>
+                <w:color w:val="000000"/>
+                <w:sz w:val="18"/>
+                <w:szCs w:val="18"/>
+              </w:rPr>
+              <w:t xml:space="preserve">약 3,561ms</w:t>
+            </w:r>
+          </w:p>
+        </w:tc>
+        <w:tc>
+          <w:tcPr>
+            <w:tcW w:type="dxa" w:w="1983"/>
+            <w:tcBorders>
+              <w:top w:val="single" w:color="AAAAAA" w:sz="1"/>
+              <w:left w:val="single" w:color="AAAAAA" w:sz="1"/>
+              <w:bottom w:val="single" w:color="AAAAAA" w:sz="1"/>
+              <w:right w:val="single" w:color="AAAAAA" w:sz="1"/>
+            </w:tcBorders>
+            <w:vAlign w:val="center"/>
+          </w:tcPr>
+          <w:p>
+            <w:pPr>
+              <w:spacing w:after="40" w:before="40"/>
+              <w:jc w:val="left"/>
+            </w:pPr>
+            <w:r>
+              <w:rPr>
+                <w:rFonts w:ascii="맑은 고딕" w:cs="맑은 고딕" w:eastAsia="맑은 고딕" w:hAnsi="맑은 고딕"/>
+                <w:b w:val="false"/>
+                <w:bCs w:val="false"/>
+                <w:color w:val="000000"/>
+                <w:sz w:val="18"/>
+                <w:szCs w:val="18"/>
+              </w:rPr>
+              <w:t xml:space="preserve">약 3,371ms</w:t>
+            </w:r>
+          </w:p>
+        </w:tc>
+        <w:tc>
+          <w:tcPr>
+            <w:tcW w:type="dxa" w:w="1983"/>
+            <w:tcBorders>
+              <w:top w:val="single" w:color="AAAAAA" w:sz="1"/>
+              <w:left w:val="single" w:color="AAAAAA" w:sz="1"/>
+              <w:bottom w:val="single" w:color="AAAAAA" w:sz="1"/>
+              <w:right w:val="single" w:color="AAAAAA" w:sz="1"/>
+            </w:tcBorders>
+            <w:vAlign w:val="center"/>
+          </w:tcPr>
+          <w:p>
+            <w:pPr>
+              <w:spacing w:after="40" w:before="40"/>
+              <w:jc w:val="left"/>
+            </w:pPr>
+            <w:r>
+              <w:rPr>
+                <w:rFonts w:ascii="맑은 고딕" w:cs="맑은 고딕" w:eastAsia="맑은 고딕" w:hAnsi="맑은 고딕"/>
+                <w:b w:val="false"/>
+                <w:bCs w:val="false"/>
+                <w:color w:val="000000"/>
+                <w:sz w:val="18"/>
+                <w:szCs w:val="18"/>
+              </w:rPr>
+              <w:t xml:space="preserve">약 3,542ms</w:t>
             </w:r>
           </w:p>
         </w:tc>
@@ -8213,7 +9432,7 @@
       <w:r>
         <w:drawing>
           <wp:inline distT="0" distB="0" distL="0" distR="0">
-            <wp:extent cx="5400675" cy="2409825"/>
+            <wp:extent cx="5400675" cy="2257425"/>
             <wp:effectExtent t="0" r="0" b="0" l="0"/>
             <wp:docPr id="1" name="" descr="" title=""/>
             <wp:cNvGraphicFramePr>
@@ -8238,7 +9457,7 @@
                   <pic:spPr bwMode="auto">
                     <a:xfrm>
                       <a:off x="0" y="0"/>
-                      <a:ext cx="5400675" cy="2409825"/>
+                      <a:ext cx="5400675" cy="2257425"/>
                     </a:xfrm>
                     <a:prstGeom prst="rect">
                       <a:avLst/>
@@ -8265,7 +9484,7 @@
           <w:sz w:val="18"/>
           <w:szCs w:val="18"/>
         </w:rPr>
-        <w:t xml:space="preserve">[그림 5] MLFQ 선점형 vs FCFS 요청 유형별 응답시간</w:t>
+        <w:t xml:space="preserve">[그림 5] 실서버 구독 등급별 평균 대기시간 비교</w:t>
       </w:r>
     </w:p>
     <w:p>
@@ -8284,13 +9503,8 @@
           <w:sz w:val="20"/>
           <w:szCs w:val="20"/>
         </w:rPr>
-        <w:t xml:space="preserve">Short는 Q0 안에 완료되어 강등 없이 처리되므로 응답시간이 FCFS 대비 약 73% 감소하였다. 반면 Long은 하위 큐로 밀려 약 89% 증가, Medium은 약 13% 증가하였다. 부스팅(Rule 5, 5초 주기)으로 Long의 기아 상태는 방지된다.</w:t>
-      </w:r>
-    </w:p>
-    <w:p>
-      <w:pPr>
-        <w:spacing w:after="120" w:line="240"/>
-      </w:pPr>
+        <w:t xml:space="preserve">세 알고리즘의 평균 처리 시간이 모두 약 208~209ms로 거의 같았다. 스케줄러는 "누구를 먼저 처리할지"만 정할 뿐 LLM 추론 속도를 바꾸지 못한다. FCFS에서는 도착 순서대로 처리되어 Enterprise → Free 순으로 대기시간이 늘었다(Enterprise를 먼저 보냄). Priority의 경우 구독 등급과 요청 우선순위가 독립적임을 드러내고자 등급별로 서로 다른 우선순위를 혼합 배정하였다(배정 내역은 부록 표 B.2 참조). 그 결과 Enterprise의 NORMAL 요청이 Premium의 URGENT 요청에 밀려 Enterprise 평균 대기시간은 FCFS 대비 증가하였다(432 → 664ms). 반면 Free의 NORMAL 요청은 Standard의 LOW 요청보다 먼저 처리되어 Free 평균 대기시간은 오히려 감소하였다(3,561 → 3,371ms). </w:t>
+      </w:r>
       <w:r>
         <w:rPr>
           <w:rFonts w:ascii="맑은 고딕" w:cs="맑은 고딕" w:eastAsia="맑은 고딕" w:hAnsi="맑은 고딕"/>
@@ -8300,16 +9514,16 @@
           <w:sz w:val="20"/>
           <w:szCs w:val="20"/>
         </w:rPr>
-        <w:t xml:space="preserve">재현성 확인</w:t>
-      </w:r>
-      <w:r>
-        <w:rPr>
-          <w:rFonts w:ascii="맑은 고딕" w:cs="맑은 고딕" w:eastAsia="맑은 고딕" w:hAnsi="맑은 고딕"/>
-          <w:color w:val="000000"/>
-          <w:sz w:val="20"/>
-          <w:szCs w:val="20"/>
-        </w:rPr>
-        <w:t xml:space="preserve">: 5개 시드에서 Short 개선율이 71.8~74.3%의 좁은 범위에 모였고 평균은 약 73%였다. 시드를 바꿔 다섯 번 반복해도 비슷한 개선율이 나왔다는 점은 이 효과가 특정 시드 때문에 우연히 나타난 결과가 아니라는 뜻이다. 다만 5개 시드의 제한된 반복이라 실제 트래픽 패턴에서는 효과가 달라질 수 있다. 시드별 결과는 부록 B에 정리하였다.</w:t>
+        <w:t xml:space="preserve">WFQ</w:t>
+      </w:r>
+      <w:r>
+        <w:rPr>
+          <w:rFonts w:ascii="맑은 고딕" w:cs="맑은 고딕" w:eastAsia="맑은 고딕" w:hAnsi="맑은 고딕"/>
+          <w:color w:val="000000"/>
+          <w:sz w:val="20"/>
+          <w:szCs w:val="20"/>
+        </w:rPr>
+        <w:t xml:space="preserve">는 가중치에 따라 Enterprise가 먼저 처리되었다. 요청 수가 적어 등급별 극단적 차이까지는 드러나지 않았으나 시뮬레이션과 같은 패턴이 나타났다.</w:t>
       </w:r>
     </w:p>
     <w:p>
@@ -8325,27 +9539,44 @@
           <w:sz w:val="24"/>
           <w:szCs w:val="24"/>
         </w:rPr>
-        <w:t xml:space="preserve">5.4 실서버 실험</w:t>
+        <w:t xml:space="preserve">5.5 공정성 분석</w:t>
       </w:r>
     </w:p>
     <w:p>
       <w:pPr>
         <w:spacing w:after="120" w:line="240"/>
-      </w:pPr>
-      <w:r>
-        <w:rPr>
-          <w:rFonts w:ascii="맑은 고딕" w:cs="맑은 고딕" w:eastAsia="맑은 고딕" w:hAnsi="맑은 고딕"/>
-          <w:color w:val="000000"/>
-          <w:sz w:val="20"/>
-          <w:szCs w:val="20"/>
-        </w:rPr>
-        <w:t xml:space="preserve">시뮬레이션에서 확인한 스케줄링 순서 차이가 실제 LLM 환경에서도 재현되는지 보고자 Ollama로 실서버 실험을 진행하였다. 사용 모델은 2026년 4월 공개된 Google Gemma 4 계열의 `gemma4:e4b`이며, 약 40억 개 파라미터(Parameter, 모델이 학습해 가진 가중치 값)를 가진 중형 모델로 로컬 Ollama 서버에서 실행하였다. 출력은 최대 20토큰으로 제한하였다. 총 20건(등급별 5건)을 동시에 큐에 넣은 뒤 FCFS, Priority, WFQ 세 알고리즘을 비교하였다(비선점형 MLFQ는 5.2절에서 FCFS와 같음이 확인되어 제외하였다). 전체 결과는 표 10, 구독 등급별 세부는 표 11 및 그림 6에 정리하였다.</w:t>
-      </w:r>
-    </w:p>
-    <w:p>
-      <w:pPr>
+        <w:ind w:left="360"/>
+      </w:pPr>
+      <w:r>
+        <w:rPr>
+          <w:rFonts w:ascii="맑은 고딕" w:cs="맑은 고딕" w:eastAsia="맑은 고딕" w:hAnsi="맑은 고딕"/>
+          <w:i/>
+          <w:iCs/>
+          <w:color w:val="333333"/>
+          <w:sz w:val="20"/>
+          <w:szCs w:val="20"/>
+        </w:rPr>
+        <w:t xml:space="preserve">JFI 계산 방식의 차이부터 짚어둔다. 이 분석에서는 두 가지 기준을 실험 목적에 맞게 구분해 사용하였다.</w:t>
+      </w:r>
+    </w:p>
+    <w:p>
+      <w:pPr>
+        <w:pStyle w:val="ListParagraph"/>
+        <w:numPr>
+          <w:ilvl w:val="0"/>
+          <w:numId w:val="3"/>
+        </w:numPr>
         <w:spacing w:after="80" w:line="240"/>
       </w:pPr>
+      <w:r>
+        <w:rPr>
+          <w:rFonts w:ascii="맑은 고딕" w:cs="맑은 고딕" w:eastAsia="맑은 고딕" w:hAnsi="맑은 고딕"/>
+          <w:color w:val="000000"/>
+          <w:sz w:val="20"/>
+          <w:szCs w:val="20"/>
+        </w:rPr>
+        <w:t xml:space="preserve">FCFS, Priority, MLFQ: 등급 간 대기시간 차이 측정 → </w:t>
+      </w:r>
       <w:r>
         <w:rPr>
           <w:rFonts w:ascii="맑은 고딕" w:cs="맑은 고딕" w:eastAsia="맑은 고딕" w:hAnsi="맑은 고딕"/>
@@ -8355,7 +9586,85 @@
           <w:sz w:val="20"/>
           <w:szCs w:val="20"/>
         </w:rPr>
-        <w:t xml:space="preserve">표 10. 실서버 실험 결과</w:t>
+        <w:t xml:space="preserve">대기시간 기반 JFI</w:t>
+      </w:r>
+      <w:r>
+        <w:rPr>
+          <w:rFonts w:ascii="맑은 고딕" w:cs="맑은 고딕" w:eastAsia="맑은 고딕" w:hAnsi="맑은 고딕"/>
+          <w:color w:val="000000"/>
+          <w:sz w:val="20"/>
+          <w:szCs w:val="20"/>
+        </w:rPr>
+        <w:t xml:space="preserve"> (값이 1에 가까울수록 균등)</w:t>
+      </w:r>
+    </w:p>
+    <w:p>
+      <w:pPr>
+        <w:pStyle w:val="ListParagraph"/>
+        <w:numPr>
+          <w:ilvl w:val="0"/>
+          <w:numId w:val="3"/>
+        </w:numPr>
+        <w:spacing w:after="80" w:line="240"/>
+      </w:pPr>
+      <w:r>
+        <w:rPr>
+          <w:rFonts w:ascii="맑은 고딕" w:cs="맑은 고딕" w:eastAsia="맑은 고딕" w:hAnsi="맑은 고딕"/>
+          <w:color w:val="000000"/>
+          <w:sz w:val="20"/>
+          <w:szCs w:val="20"/>
+        </w:rPr>
+        <w:t xml:space="preserve">WFQ: 가중치 비례 처리량 배분 측정 → WFQScheduler 내장의 </w:t>
+      </w:r>
+      <w:r>
+        <w:rPr>
+          <w:rFonts w:ascii="맑은 고딕" w:cs="맑은 고딕" w:eastAsia="맑은 고딕" w:hAnsi="맑은 고딕"/>
+          <w:b/>
+          <w:bCs/>
+          <w:color w:val="000000"/>
+          <w:sz w:val="20"/>
+          <w:szCs w:val="20"/>
+        </w:rPr>
+        <w:t xml:space="preserve">처리량 기반 JFI</w:t>
+      </w:r>
+      <w:r>
+        <w:rPr>
+          <w:rFonts w:ascii="맑은 고딕" w:cs="맑은 고딕" w:eastAsia="맑은 고딕" w:hAnsi="맑은 고딕"/>
+          <w:color w:val="000000"/>
+          <w:sz w:val="20"/>
+          <w:szCs w:val="20"/>
+        </w:rPr>
+        <w:t xml:space="preserve"> (가중치에 정확히 비례하면 1에 가까워짐)</w:t>
+      </w:r>
+    </w:p>
+    <w:p>
+      <w:pPr>
+        <w:spacing w:after="120" w:line="240"/>
+      </w:pPr>
+      <w:r>
+        <w:rPr>
+          <w:rFonts w:ascii="맑은 고딕" w:cs="맑은 고딕" w:eastAsia="맑은 고딕" w:hAnsi="맑은 고딕"/>
+          <w:color w:val="000000"/>
+          <w:sz w:val="20"/>
+          <w:szCs w:val="20"/>
+        </w:rPr>
+        <w:t xml:space="preserve">표 12의 0.316과 1.000은 계산 기준이 달라 직접 비교하지 않는다. 각 값의 의미는 아래에서 따로 해석한다.</w:t>
+      </w:r>
+    </w:p>
+    <w:p>
+      <w:pPr>
+        <w:spacing w:after="80" w:line="240"/>
+      </w:pPr>
+      <w:r>
+        <w:rPr>
+          <w:rFonts w:ascii="맑은 고딕" w:cs="맑은 고딕" w:eastAsia="맑은 고딕" w:hAnsi="맑은 고딕"/>
+          <w:b/>
+          <w:bCs/>
+          <w:color w:val="000000"/>
+          <w:sz w:val="20"/>
+          <w:szCs w:val="20"/>
+        </w:rPr>
+        <w:t xml:space="preserve">표 12. 알고리즘별 JFI 비교 (기본 실험, 500건)</w:t>
       </w:r>
     </w:p>
     <w:tbl>
@@ -8433,7 +9742,7 @@
                 <w:sz w:val="18"/>
                 <w:szCs w:val="18"/>
               </w:rPr>
-              <w:t xml:space="preserve">평균 대기시간</w:t>
+              <w:t xml:space="preserve">JFI</w:t>
             </w:r>
           </w:p>
         </w:tc>
@@ -8463,7 +9772,7 @@
                 <w:sz w:val="18"/>
                 <w:szCs w:val="18"/>
               </w:rPr>
-              <w:t xml:space="preserve">평균 처리 시간</w:t>
+              <w:t xml:space="preserve">계산 방식</w:t>
             </w:r>
           </w:p>
         </w:tc>
@@ -8493,7 +9802,7 @@
                 <w:sz w:val="18"/>
                 <w:szCs w:val="18"/>
               </w:rPr>
-              <w:t xml:space="preserve">전체 소요 시간</w:t>
+              <w:t xml:space="preserve">해석</w:t>
             </w:r>
           </w:p>
         </w:tc>
@@ -8553,65 +9862,65 @@
                 <w:sz w:val="18"/>
                 <w:szCs w:val="18"/>
               </w:rPr>
-              <w:t xml:space="preserve">약 1,998ms</w:t>
-            </w:r>
-          </w:p>
-        </w:tc>
-        <w:tc>
-          <w:tcPr>
-            <w:tcW w:type="dxa" w:w="1983"/>
-            <w:tcBorders>
-              <w:top w:val="single" w:color="AAAAAA" w:sz="1"/>
-              <w:left w:val="single" w:color="AAAAAA" w:sz="1"/>
-              <w:bottom w:val="single" w:color="AAAAAA" w:sz="1"/>
-              <w:right w:val="single" w:color="AAAAAA" w:sz="1"/>
-            </w:tcBorders>
-            <w:vAlign w:val="center"/>
-          </w:tcPr>
-          <w:p>
-            <w:pPr>
-              <w:spacing w:after="40" w:before="40"/>
-              <w:jc w:val="left"/>
-            </w:pPr>
-            <w:r>
-              <w:rPr>
-                <w:rFonts w:ascii="맑은 고딕" w:cs="맑은 고딕" w:eastAsia="맑은 고딕" w:hAnsi="맑은 고딕"/>
-                <w:b w:val="false"/>
-                <w:bCs w:val="false"/>
-                <w:color w:val="000000"/>
-                <w:sz w:val="18"/>
-                <w:szCs w:val="18"/>
-              </w:rPr>
-              <w:t xml:space="preserve">약 209ms</w:t>
-            </w:r>
-          </w:p>
-        </w:tc>
-        <w:tc>
-          <w:tcPr>
-            <w:tcW w:type="dxa" w:w="1983"/>
-            <w:tcBorders>
-              <w:top w:val="single" w:color="AAAAAA" w:sz="1"/>
-              <w:left w:val="single" w:color="AAAAAA" w:sz="1"/>
-              <w:bottom w:val="single" w:color="AAAAAA" w:sz="1"/>
-              <w:right w:val="single" w:color="AAAAAA" w:sz="1"/>
-            </w:tcBorders>
-            <w:vAlign w:val="center"/>
-          </w:tcPr>
-          <w:p>
-            <w:pPr>
-              <w:spacing w:after="40" w:before="40"/>
-              <w:jc w:val="left"/>
-            </w:pPr>
-            <w:r>
-              <w:rPr>
-                <w:rFonts w:ascii="맑은 고딕" w:cs="맑은 고딕" w:eastAsia="맑은 고딕" w:hAnsi="맑은 고딕"/>
-                <w:b w:val="false"/>
-                <w:bCs w:val="false"/>
-                <w:color w:val="000000"/>
-                <w:sz w:val="18"/>
-                <w:szCs w:val="18"/>
-              </w:rPr>
-              <w:t xml:space="preserve">약 4,178ms</w:t>
+              <w:t xml:space="preserve">1.000</w:t>
+            </w:r>
+          </w:p>
+        </w:tc>
+        <w:tc>
+          <w:tcPr>
+            <w:tcW w:type="dxa" w:w="1983"/>
+            <w:tcBorders>
+              <w:top w:val="single" w:color="AAAAAA" w:sz="1"/>
+              <w:left w:val="single" w:color="AAAAAA" w:sz="1"/>
+              <w:bottom w:val="single" w:color="AAAAAA" w:sz="1"/>
+              <w:right w:val="single" w:color="AAAAAA" w:sz="1"/>
+            </w:tcBorders>
+            <w:vAlign w:val="center"/>
+          </w:tcPr>
+          <w:p>
+            <w:pPr>
+              <w:spacing w:after="40" w:before="40"/>
+              <w:jc w:val="left"/>
+            </w:pPr>
+            <w:r>
+              <w:rPr>
+                <w:rFonts w:ascii="맑은 고딕" w:cs="맑은 고딕" w:eastAsia="맑은 고딕" w:hAnsi="맑은 고딕"/>
+                <w:b w:val="false"/>
+                <w:bCs w:val="false"/>
+                <w:color w:val="000000"/>
+                <w:sz w:val="18"/>
+                <w:szCs w:val="18"/>
+              </w:rPr>
+              <w:t xml:space="preserve">대기시간 기반</w:t>
+            </w:r>
+          </w:p>
+        </w:tc>
+        <w:tc>
+          <w:tcPr>
+            <w:tcW w:type="dxa" w:w="1983"/>
+            <w:tcBorders>
+              <w:top w:val="single" w:color="AAAAAA" w:sz="1"/>
+              <w:left w:val="single" w:color="AAAAAA" w:sz="1"/>
+              <w:bottom w:val="single" w:color="AAAAAA" w:sz="1"/>
+              <w:right w:val="single" w:color="AAAAAA" w:sz="1"/>
+            </w:tcBorders>
+            <w:vAlign w:val="center"/>
+          </w:tcPr>
+          <w:p>
+            <w:pPr>
+              <w:spacing w:after="40" w:before="40"/>
+              <w:jc w:val="left"/>
+            </w:pPr>
+            <w:r>
+              <w:rPr>
+                <w:rFonts w:ascii="맑은 고딕" w:cs="맑은 고딕" w:eastAsia="맑은 고딕" w:hAnsi="맑은 고딕"/>
+                <w:b w:val="false"/>
+                <w:bCs w:val="false"/>
+                <w:color w:val="000000"/>
+                <w:sz w:val="18"/>
+                <w:szCs w:val="18"/>
+              </w:rPr>
+              <w:t xml:space="preserve">완전 공정 (도착 순서대로 처리)</w:t>
             </w:r>
           </w:p>
         </w:tc>
@@ -8671,65 +9980,65 @@
                 <w:sz w:val="18"/>
                 <w:szCs w:val="18"/>
               </w:rPr>
-              <w:t xml:space="preserve">약 1,977ms</w:t>
-            </w:r>
-          </w:p>
-        </w:tc>
-        <w:tc>
-          <w:tcPr>
-            <w:tcW w:type="dxa" w:w="1983"/>
-            <w:tcBorders>
-              <w:top w:val="single" w:color="AAAAAA" w:sz="1"/>
-              <w:left w:val="single" w:color="AAAAAA" w:sz="1"/>
-              <w:bottom w:val="single" w:color="AAAAAA" w:sz="1"/>
-              <w:right w:val="single" w:color="AAAAAA" w:sz="1"/>
-            </w:tcBorders>
-            <w:vAlign w:val="center"/>
-          </w:tcPr>
-          <w:p>
-            <w:pPr>
-              <w:spacing w:after="40" w:before="40"/>
-              <w:jc w:val="left"/>
-            </w:pPr>
-            <w:r>
-              <w:rPr>
-                <w:rFonts w:ascii="맑은 고딕" w:cs="맑은 고딕" w:eastAsia="맑은 고딕" w:hAnsi="맑은 고딕"/>
-                <w:b w:val="false"/>
-                <w:bCs w:val="false"/>
-                <w:color w:val="000000"/>
-                <w:sz w:val="18"/>
-                <w:szCs w:val="18"/>
-              </w:rPr>
-              <w:t xml:space="preserve">약 208ms</w:t>
-            </w:r>
-          </w:p>
-        </w:tc>
-        <w:tc>
-          <w:tcPr>
-            <w:tcW w:type="dxa" w:w="1983"/>
-            <w:tcBorders>
-              <w:top w:val="single" w:color="AAAAAA" w:sz="1"/>
-              <w:left w:val="single" w:color="AAAAAA" w:sz="1"/>
-              <w:bottom w:val="single" w:color="AAAAAA" w:sz="1"/>
-              <w:right w:val="single" w:color="AAAAAA" w:sz="1"/>
-            </w:tcBorders>
-            <w:vAlign w:val="center"/>
-          </w:tcPr>
-          <w:p>
-            <w:pPr>
-              <w:spacing w:after="40" w:before="40"/>
-              <w:jc w:val="left"/>
-            </w:pPr>
-            <w:r>
-              <w:rPr>
-                <w:rFonts w:ascii="맑은 고딕" w:cs="맑은 고딕" w:eastAsia="맑은 고딕" w:hAnsi="맑은 고딕"/>
-                <w:b w:val="false"/>
-                <w:bCs w:val="false"/>
-                <w:color w:val="000000"/>
-                <w:sz w:val="18"/>
-                <w:szCs w:val="18"/>
-              </w:rPr>
-              <w:t xml:space="preserve">약 4,154ms</w:t>
+              <w:t xml:space="preserve">1.000</w:t>
+            </w:r>
+          </w:p>
+        </w:tc>
+        <w:tc>
+          <w:tcPr>
+            <w:tcW w:type="dxa" w:w="1983"/>
+            <w:tcBorders>
+              <w:top w:val="single" w:color="AAAAAA" w:sz="1"/>
+              <w:left w:val="single" w:color="AAAAAA" w:sz="1"/>
+              <w:bottom w:val="single" w:color="AAAAAA" w:sz="1"/>
+              <w:right w:val="single" w:color="AAAAAA" w:sz="1"/>
+            </w:tcBorders>
+            <w:vAlign w:val="center"/>
+          </w:tcPr>
+          <w:p>
+            <w:pPr>
+              <w:spacing w:after="40" w:before="40"/>
+              <w:jc w:val="left"/>
+            </w:pPr>
+            <w:r>
+              <w:rPr>
+                <w:rFonts w:ascii="맑은 고딕" w:cs="맑은 고딕" w:eastAsia="맑은 고딕" w:hAnsi="맑은 고딕"/>
+                <w:b w:val="false"/>
+                <w:bCs w:val="false"/>
+                <w:color w:val="000000"/>
+                <w:sz w:val="18"/>
+                <w:szCs w:val="18"/>
+              </w:rPr>
+              <w:t xml:space="preserve">대기시간 기반</w:t>
+            </w:r>
+          </w:p>
+        </w:tc>
+        <w:tc>
+          <w:tcPr>
+            <w:tcW w:type="dxa" w:w="1983"/>
+            <w:tcBorders>
+              <w:top w:val="single" w:color="AAAAAA" w:sz="1"/>
+              <w:left w:val="single" w:color="AAAAAA" w:sz="1"/>
+              <w:bottom w:val="single" w:color="AAAAAA" w:sz="1"/>
+              <w:right w:val="single" w:color="AAAAAA" w:sz="1"/>
+            </w:tcBorders>
+            <w:vAlign w:val="center"/>
+          </w:tcPr>
+          <w:p>
+            <w:pPr>
+              <w:spacing w:after="40" w:before="40"/>
+              <w:jc w:val="left"/>
+            </w:pPr>
+            <w:r>
+              <w:rPr>
+                <w:rFonts w:ascii="맑은 고딕" w:cs="맑은 고딕" w:eastAsia="맑은 고딕" w:hAnsi="맑은 고딕"/>
+                <w:b w:val="false"/>
+                <w:bCs w:val="false"/>
+                <w:color w:val="000000"/>
+                <w:sz w:val="18"/>
+                <w:szCs w:val="18"/>
+              </w:rPr>
+              <w:t xml:space="preserve">사용자 간 공정 (우선순위는 요청 단위)</w:t>
             </w:r>
           </w:p>
         </w:tc>
@@ -8760,6 +10069,124 @@
                 <w:sz w:val="18"/>
                 <w:szCs w:val="18"/>
               </w:rPr>
+              <w:t xml:space="preserve">MLFQ (비선점형)</w:t>
+            </w:r>
+          </w:p>
+        </w:tc>
+        <w:tc>
+          <w:tcPr>
+            <w:tcW w:type="dxa" w:w="1983"/>
+            <w:tcBorders>
+              <w:top w:val="single" w:color="AAAAAA" w:sz="1"/>
+              <w:left w:val="single" w:color="AAAAAA" w:sz="1"/>
+              <w:bottom w:val="single" w:color="AAAAAA" w:sz="1"/>
+              <w:right w:val="single" w:color="AAAAAA" w:sz="1"/>
+            </w:tcBorders>
+            <w:vAlign w:val="center"/>
+          </w:tcPr>
+          <w:p>
+            <w:pPr>
+              <w:spacing w:after="40" w:before="40"/>
+              <w:jc w:val="left"/>
+            </w:pPr>
+            <w:r>
+              <w:rPr>
+                <w:rFonts w:ascii="맑은 고딕" w:cs="맑은 고딕" w:eastAsia="맑은 고딕" w:hAnsi="맑은 고딕"/>
+                <w:b w:val="false"/>
+                <w:bCs w:val="false"/>
+                <w:color w:val="000000"/>
+                <w:sz w:val="18"/>
+                <w:szCs w:val="18"/>
+              </w:rPr>
+              <w:t xml:space="preserve">1.000</w:t>
+            </w:r>
+          </w:p>
+        </w:tc>
+        <w:tc>
+          <w:tcPr>
+            <w:tcW w:type="dxa" w:w="1983"/>
+            <w:tcBorders>
+              <w:top w:val="single" w:color="AAAAAA" w:sz="1"/>
+              <w:left w:val="single" w:color="AAAAAA" w:sz="1"/>
+              <w:bottom w:val="single" w:color="AAAAAA" w:sz="1"/>
+              <w:right w:val="single" w:color="AAAAAA" w:sz="1"/>
+            </w:tcBorders>
+            <w:vAlign w:val="center"/>
+          </w:tcPr>
+          <w:p>
+            <w:pPr>
+              <w:spacing w:after="40" w:before="40"/>
+              <w:jc w:val="left"/>
+            </w:pPr>
+            <w:r>
+              <w:rPr>
+                <w:rFonts w:ascii="맑은 고딕" w:cs="맑은 고딕" w:eastAsia="맑은 고딕" w:hAnsi="맑은 고딕"/>
+                <w:b w:val="false"/>
+                <w:bCs w:val="false"/>
+                <w:color w:val="000000"/>
+                <w:sz w:val="18"/>
+                <w:szCs w:val="18"/>
+              </w:rPr>
+              <w:t xml:space="preserve">대기시간 기반</w:t>
+            </w:r>
+          </w:p>
+        </w:tc>
+        <w:tc>
+          <w:tcPr>
+            <w:tcW w:type="dxa" w:w="1983"/>
+            <w:tcBorders>
+              <w:top w:val="single" w:color="AAAAAA" w:sz="1"/>
+              <w:left w:val="single" w:color="AAAAAA" w:sz="1"/>
+              <w:bottom w:val="single" w:color="AAAAAA" w:sz="1"/>
+              <w:right w:val="single" w:color="AAAAAA" w:sz="1"/>
+            </w:tcBorders>
+            <w:vAlign w:val="center"/>
+          </w:tcPr>
+          <w:p>
+            <w:pPr>
+              <w:spacing w:after="40" w:before="40"/>
+              <w:jc w:val="left"/>
+            </w:pPr>
+            <w:r>
+              <w:rPr>
+                <w:rFonts w:ascii="맑은 고딕" w:cs="맑은 고딕" w:eastAsia="맑은 고딕" w:hAnsi="맑은 고딕"/>
+                <w:b w:val="false"/>
+                <w:bCs w:val="false"/>
+                <w:color w:val="000000"/>
+                <w:sz w:val="18"/>
+                <w:szCs w:val="18"/>
+              </w:rPr>
+              <w:t xml:space="preserve">완전 공정 (FCFS와 동일)</w:t>
+            </w:r>
+          </w:p>
+        </w:tc>
+      </w:tr>
+      <w:tr>
+        <w:tc>
+          <w:tcPr>
+            <w:tcW w:type="dxa" w:w="1983"/>
+            <w:tcBorders>
+              <w:top w:val="single" w:color="AAAAAA" w:sz="1"/>
+              <w:left w:val="single" w:color="AAAAAA" w:sz="1"/>
+              <w:bottom w:val="single" w:color="AAAAAA" w:sz="1"/>
+              <w:right w:val="single" w:color="AAAAAA" w:sz="1"/>
+            </w:tcBorders>
+            <w:vAlign w:val="center"/>
+          </w:tcPr>
+          <w:p>
+            <w:pPr>
+              <w:spacing w:after="40" w:before="40"/>
+              <w:jc w:val="left"/>
+            </w:pPr>
+            <w:r>
+              <w:rPr>
+                <w:rFonts w:ascii="맑은 고딕" w:cs="맑은 고딕" w:eastAsia="맑은 고딕" w:hAnsi="맑은 고딕"/>
+                <w:b w:val="false"/>
+                <w:bCs w:val="false"/>
+                <w:color w:val="000000"/>
+                <w:sz w:val="18"/>
+                <w:szCs w:val="18"/>
+              </w:rPr>
               <w:t xml:space="preserve">WFQ</w:t>
             </w:r>
           </w:p>
@@ -8789,1643 +10216,70 @@
                 <w:sz w:val="18"/>
                 <w:szCs w:val="18"/>
               </w:rPr>
-              <w:t xml:space="preserve">약 1,976ms</w:t>
-            </w:r>
-          </w:p>
-        </w:tc>
-        <w:tc>
-          <w:tcPr>
-            <w:tcW w:type="dxa" w:w="1983"/>
-            <w:tcBorders>
-              <w:top w:val="single" w:color="AAAAAA" w:sz="1"/>
-              <w:left w:val="single" w:color="AAAAAA" w:sz="1"/>
-              <w:bottom w:val="single" w:color="AAAAAA" w:sz="1"/>
-              <w:right w:val="single" w:color="AAAAAA" w:sz="1"/>
-            </w:tcBorders>
-            <w:vAlign w:val="center"/>
-          </w:tcPr>
-          <w:p>
-            <w:pPr>
-              <w:spacing w:after="40" w:before="40"/>
-              <w:jc w:val="left"/>
-            </w:pPr>
-            <w:r>
-              <w:rPr>
-                <w:rFonts w:ascii="맑은 고딕" w:cs="맑은 고딕" w:eastAsia="맑은 고딕" w:hAnsi="맑은 고딕"/>
-                <w:b w:val="false"/>
-                <w:bCs w:val="false"/>
-                <w:color w:val="000000"/>
-                <w:sz w:val="18"/>
-                <w:szCs w:val="18"/>
-              </w:rPr>
-              <w:t xml:space="preserve">약 208ms</w:t>
-            </w:r>
-          </w:p>
-        </w:tc>
-        <w:tc>
-          <w:tcPr>
-            <w:tcW w:type="dxa" w:w="1983"/>
-            <w:tcBorders>
-              <w:top w:val="single" w:color="AAAAAA" w:sz="1"/>
-              <w:left w:val="single" w:color="AAAAAA" w:sz="1"/>
-              <w:bottom w:val="single" w:color="AAAAAA" w:sz="1"/>
-              <w:right w:val="single" w:color="AAAAAA" w:sz="1"/>
-            </w:tcBorders>
-            <w:vAlign w:val="center"/>
-          </w:tcPr>
-          <w:p>
-            <w:pPr>
-              <w:spacing w:after="40" w:before="40"/>
-              <w:jc w:val="left"/>
-            </w:pPr>
-            <w:r>
-              <w:rPr>
-                <w:rFonts w:ascii="맑은 고딕" w:cs="맑은 고딕" w:eastAsia="맑은 고딕" w:hAnsi="맑은 고딕"/>
-                <w:b w:val="false"/>
-                <w:bCs w:val="false"/>
-                <w:color w:val="000000"/>
-                <w:sz w:val="18"/>
-                <w:szCs w:val="18"/>
-              </w:rPr>
-              <w:t xml:space="preserve">약 4,167ms</w:t>
+              <w:t xml:space="preserve">0.316</w:t>
+            </w:r>
+          </w:p>
+        </w:tc>
+        <w:tc>
+          <w:tcPr>
+            <w:tcW w:type="dxa" w:w="1983"/>
+            <w:tcBorders>
+              <w:top w:val="single" w:color="AAAAAA" w:sz="1"/>
+              <w:left w:val="single" w:color="AAAAAA" w:sz="1"/>
+              <w:bottom w:val="single" w:color="AAAAAA" w:sz="1"/>
+              <w:right w:val="single" w:color="AAAAAA" w:sz="1"/>
+            </w:tcBorders>
+            <w:vAlign w:val="center"/>
+          </w:tcPr>
+          <w:p>
+            <w:pPr>
+              <w:spacing w:after="40" w:before="40"/>
+              <w:jc w:val="left"/>
+            </w:pPr>
+            <w:r>
+              <w:rPr>
+                <w:rFonts w:ascii="맑은 고딕" w:cs="맑은 고딕" w:eastAsia="맑은 고딕" w:hAnsi="맑은 고딕"/>
+                <w:b w:val="false"/>
+                <w:bCs w:val="false"/>
+                <w:color w:val="000000"/>
+                <w:sz w:val="18"/>
+                <w:szCs w:val="18"/>
+              </w:rPr>
+              <w:t xml:space="preserve">처리량 기반</w:t>
+            </w:r>
+          </w:p>
+        </w:tc>
+        <w:tc>
+          <w:tcPr>
+            <w:tcW w:type="dxa" w:w="1983"/>
+            <w:tcBorders>
+              <w:top w:val="single" w:color="AAAAAA" w:sz="1"/>
+              <w:left w:val="single" w:color="AAAAAA" w:sz="1"/>
+              <w:bottom w:val="single" w:color="AAAAAA" w:sz="1"/>
+              <w:right w:val="single" w:color="AAAAAA" w:sz="1"/>
+            </w:tcBorders>
+            <w:vAlign w:val="center"/>
+          </w:tcPr>
+          <w:p>
+            <w:pPr>
+              <w:spacing w:after="40" w:before="40"/>
+              <w:jc w:val="left"/>
+            </w:pPr>
+            <w:r>
+              <w:rPr>
+                <w:rFonts w:ascii="맑은 고딕" w:cs="맑은 고딕" w:eastAsia="맑은 고딕" w:hAnsi="맑은 고딕"/>
+                <w:b w:val="false"/>
+                <w:bCs w:val="false"/>
+                <w:color w:val="000000"/>
+                <w:sz w:val="18"/>
+                <w:szCs w:val="18"/>
+              </w:rPr>
+              <w:t xml:space="preserve">의도적 차등 (가중치 기반)</w:t>
             </w:r>
           </w:p>
         </w:tc>
       </w:tr>
     </w:tbl>
-    <w:p>
-      <w:pPr>
-        <w:spacing w:after="80"/>
-      </w:pPr>
-    </w:p>
-    <w:p>
-      <w:pPr>
-        <w:spacing w:after="80" w:line="240"/>
-      </w:pPr>
-      <w:r>
-        <w:rPr>
-          <w:rFonts w:ascii="맑은 고딕" w:cs="맑은 고딕" w:eastAsia="맑은 고딕" w:hAnsi="맑은 고딕"/>
-          <w:b/>
-          <w:bCs/>
-          <w:color w:val="000000"/>
-          <w:sz w:val="20"/>
-          <w:szCs w:val="20"/>
-        </w:rPr>
-        <w:t xml:space="preserve">표 11. 실서버 구독 등급별 평균 대기시간</w:t>
-      </w:r>
-    </w:p>
-    <w:tbl>
-      <w:tblPr>
-        <w:tblW w:type="auto" w:w="100"/>
-        <w:tblBorders>
-          <w:top w:val="single" w:color="auto" w:sz="4"/>
-          <w:left w:val="single" w:color="auto" w:sz="4"/>
-          <w:bottom w:val="single" w:color="auto" w:sz="4"/>
-          <w:right w:val="single" w:color="auto" w:sz="4"/>
-          <w:insideH w:val="single" w:color="auto" w:sz="4"/>
-          <w:insideV w:val="single" w:color="auto" w:sz="4"/>
-        </w:tblBorders>
-      </w:tblPr>
-      <w:tblGrid>
-        <w:gridCol w:w="1983"/>
-        <w:gridCol w:w="1983"/>
-        <w:gridCol w:w="1983"/>
-        <w:gridCol w:w="1983"/>
-      </w:tblGrid>
-      <w:tr>
-        <w:tc>
-          <w:tcPr>
-            <w:tcW w:type="dxa" w:w="1983"/>
-            <w:tcBorders>
-              <w:top w:val="single" w:color="AAAAAA" w:sz="1"/>
-              <w:left w:val="single" w:color="AAAAAA" w:sz="1"/>
-              <w:bottom w:val="single" w:color="AAAAAA" w:sz="1"/>
-              <w:right w:val="single" w:color="AAAAAA" w:sz="1"/>
-            </w:tcBorders>
-            <w:shd w:fill="D9E2F3" w:val="clear"/>
-            <w:vAlign w:val="center"/>
-          </w:tcPr>
-          <w:p>
-            <w:pPr>
-              <w:spacing w:after="40" w:before="40"/>
-              <w:jc w:val="center"/>
-            </w:pPr>
-            <w:r>
-              <w:rPr>
-                <w:rFonts w:ascii="맑은 고딕" w:cs="맑은 고딕" w:eastAsia="맑은 고딕" w:hAnsi="맑은 고딕"/>
-                <w:b/>
-                <w:bCs/>
-                <w:color w:val="000000"/>
-                <w:sz w:val="18"/>
-                <w:szCs w:val="18"/>
-              </w:rPr>
-              <w:t xml:space="preserve">구독 등급</w:t>
-            </w:r>
-          </w:p>
-        </w:tc>
-        <w:tc>
-          <w:tcPr>
-            <w:tcW w:type="dxa" w:w="1983"/>
-            <w:tcBorders>
-              <w:top w:val="single" w:color="AAAAAA" w:sz="1"/>
-              <w:left w:val="single" w:color="AAAAAA" w:sz="1"/>
-              <w:bottom w:val="single" w:color="AAAAAA" w:sz="1"/>
-              <w:right w:val="single" w:color="AAAAAA" w:sz="1"/>
-            </w:tcBorders>
-            <w:shd w:fill="D9E2F3" w:val="clear"/>
-            <w:vAlign w:val="center"/>
-          </w:tcPr>
-          <w:p>
-            <w:pPr>
-              <w:spacing w:after="40" w:before="40"/>
-              <w:jc w:val="center"/>
-            </w:pPr>
-            <w:r>
-              <w:rPr>
-                <w:rFonts w:ascii="맑은 고딕" w:cs="맑은 고딕" w:eastAsia="맑은 고딕" w:hAnsi="맑은 고딕"/>
-                <w:b/>
-                <w:bCs/>
-                <w:color w:val="000000"/>
-                <w:sz w:val="18"/>
-                <w:szCs w:val="18"/>
-              </w:rPr>
-              <w:t xml:space="preserve">FCFS</w:t>
-            </w:r>
-          </w:p>
-        </w:tc>
-        <w:tc>
-          <w:tcPr>
-            <w:tcW w:type="dxa" w:w="1983"/>
-            <w:tcBorders>
-              <w:top w:val="single" w:color="AAAAAA" w:sz="1"/>
-              <w:left w:val="single" w:color="AAAAAA" w:sz="1"/>
-              <w:bottom w:val="single" w:color="AAAAAA" w:sz="1"/>
-              <w:right w:val="single" w:color="AAAAAA" w:sz="1"/>
-            </w:tcBorders>
-            <w:shd w:fill="D9E2F3" w:val="clear"/>
-            <w:vAlign w:val="center"/>
-          </w:tcPr>
-          <w:p>
-            <w:pPr>
-              <w:spacing w:after="40" w:before="40"/>
-              <w:jc w:val="center"/>
-            </w:pPr>
-            <w:r>
-              <w:rPr>
-                <w:rFonts w:ascii="맑은 고딕" w:cs="맑은 고딕" w:eastAsia="맑은 고딕" w:hAnsi="맑은 고딕"/>
-                <w:b/>
-                <w:bCs/>
-                <w:color w:val="000000"/>
-                <w:sz w:val="18"/>
-                <w:szCs w:val="18"/>
-              </w:rPr>
-              <w:t xml:space="preserve">Priority</w:t>
-            </w:r>
-          </w:p>
-        </w:tc>
-        <w:tc>
-          <w:tcPr>
-            <w:tcW w:type="dxa" w:w="1983"/>
-            <w:tcBorders>
-              <w:top w:val="single" w:color="AAAAAA" w:sz="1"/>
-              <w:left w:val="single" w:color="AAAAAA" w:sz="1"/>
-              <w:bottom w:val="single" w:color="AAAAAA" w:sz="1"/>
-              <w:right w:val="single" w:color="AAAAAA" w:sz="1"/>
-            </w:tcBorders>
-            <w:shd w:fill="D9E2F3" w:val="clear"/>
-            <w:vAlign w:val="center"/>
-          </w:tcPr>
-          <w:p>
-            <w:pPr>
-              <w:spacing w:after="40" w:before="40"/>
-              <w:jc w:val="center"/>
-            </w:pPr>
-            <w:r>
-              <w:rPr>
-                <w:rFonts w:ascii="맑은 고딕" w:cs="맑은 고딕" w:eastAsia="맑은 고딕" w:hAnsi="맑은 고딕"/>
-                <w:b/>
-                <w:bCs/>
-                <w:color w:val="000000"/>
-                <w:sz w:val="18"/>
-                <w:szCs w:val="18"/>
-              </w:rPr>
-              <w:t xml:space="preserve">WFQ</w:t>
-            </w:r>
-          </w:p>
-        </w:tc>
-      </w:tr>
-      <w:tr>
-        <w:tc>
-          <w:tcPr>
-            <w:tcW w:type="dxa" w:w="1983"/>
-            <w:tcBorders>
-              <w:top w:val="single" w:color="AAAAAA" w:sz="1"/>
-              <w:left w:val="single" w:color="AAAAAA" w:sz="1"/>
-              <w:bottom w:val="single" w:color="AAAAAA" w:sz="1"/>
-              <w:right w:val="single" w:color="AAAAAA" w:sz="1"/>
-            </w:tcBorders>
-            <w:vAlign w:val="center"/>
-          </w:tcPr>
-          <w:p>
-            <w:pPr>
-              <w:spacing w:after="40" w:before="40"/>
-              <w:jc w:val="left"/>
-            </w:pPr>
-            <w:r>
-              <w:rPr>
-                <w:rFonts w:ascii="맑은 고딕" w:cs="맑은 고딕" w:eastAsia="맑은 고딕" w:hAnsi="맑은 고딕"/>
-                <w:b w:val="false"/>
-                <w:bCs w:val="false"/>
-                <w:color w:val="000000"/>
-                <w:sz w:val="18"/>
-                <w:szCs w:val="18"/>
-              </w:rPr>
-              <w:t xml:space="preserve">Enterprise</w:t>
-            </w:r>
-          </w:p>
-        </w:tc>
-        <w:tc>
-          <w:tcPr>
-            <w:tcW w:type="dxa" w:w="1983"/>
-            <w:tcBorders>
-              <w:top w:val="single" w:color="AAAAAA" w:sz="1"/>
-              <w:left w:val="single" w:color="AAAAAA" w:sz="1"/>
-              <w:bottom w:val="single" w:color="AAAAAA" w:sz="1"/>
-              <w:right w:val="single" w:color="AAAAAA" w:sz="1"/>
-            </w:tcBorders>
-            <w:vAlign w:val="center"/>
-          </w:tcPr>
-          <w:p>
-            <w:pPr>
-              <w:spacing w:after="40" w:before="40"/>
-              <w:jc w:val="left"/>
-            </w:pPr>
-            <w:r>
-              <w:rPr>
-                <w:rFonts w:ascii="맑은 고딕" w:cs="맑은 고딕" w:eastAsia="맑은 고딕" w:hAnsi="맑은 고딕"/>
-                <w:b w:val="false"/>
-                <w:bCs w:val="false"/>
-                <w:color w:val="000000"/>
-                <w:sz w:val="18"/>
-                <w:szCs w:val="18"/>
-              </w:rPr>
-              <w:t xml:space="preserve">약 432ms</w:t>
-            </w:r>
-          </w:p>
-        </w:tc>
-        <w:tc>
-          <w:tcPr>
-            <w:tcW w:type="dxa" w:w="1983"/>
-            <w:tcBorders>
-              <w:top w:val="single" w:color="AAAAAA" w:sz="1"/>
-              <w:left w:val="single" w:color="AAAAAA" w:sz="1"/>
-              <w:bottom w:val="single" w:color="AAAAAA" w:sz="1"/>
-              <w:right w:val="single" w:color="AAAAAA" w:sz="1"/>
-            </w:tcBorders>
-            <w:vAlign w:val="center"/>
-          </w:tcPr>
-          <w:p>
-            <w:pPr>
-              <w:spacing w:after="40" w:before="40"/>
-              <w:jc w:val="left"/>
-            </w:pPr>
-            <w:r>
-              <w:rPr>
-                <w:rFonts w:ascii="맑은 고딕" w:cs="맑은 고딕" w:eastAsia="맑은 고딕" w:hAnsi="맑은 고딕"/>
-                <w:b w:val="false"/>
-                <w:bCs w:val="false"/>
-                <w:color w:val="000000"/>
-                <w:sz w:val="18"/>
-                <w:szCs w:val="18"/>
-              </w:rPr>
-              <w:t xml:space="preserve">약 664ms</w:t>
-            </w:r>
-          </w:p>
-        </w:tc>
-        <w:tc>
-          <w:tcPr>
-            <w:tcW w:type="dxa" w:w="1983"/>
-            <w:tcBorders>
-              <w:top w:val="single" w:color="AAAAAA" w:sz="1"/>
-              <w:left w:val="single" w:color="AAAAAA" w:sz="1"/>
-              <w:bottom w:val="single" w:color="AAAAAA" w:sz="1"/>
-              <w:right w:val="single" w:color="AAAAAA" w:sz="1"/>
-            </w:tcBorders>
-            <w:vAlign w:val="center"/>
-          </w:tcPr>
-          <w:p>
-            <w:pPr>
-              <w:spacing w:after="40" w:before="40"/>
-              <w:jc w:val="left"/>
-            </w:pPr>
-            <w:r>
-              <w:rPr>
-                <w:rFonts w:ascii="맑은 고딕" w:cs="맑은 고딕" w:eastAsia="맑은 고딕" w:hAnsi="맑은 고딕"/>
-                <w:b w:val="false"/>
-                <w:bCs w:val="false"/>
-                <w:color w:val="000000"/>
-                <w:sz w:val="18"/>
-                <w:szCs w:val="18"/>
-              </w:rPr>
-              <w:t xml:space="preserve">약 410ms</w:t>
-            </w:r>
-          </w:p>
-        </w:tc>
-      </w:tr>
-      <w:tr>
-        <w:tc>
-          <w:tcPr>
-            <w:tcW w:type="dxa" w:w="1983"/>
-            <w:tcBorders>
-              <w:top w:val="single" w:color="AAAAAA" w:sz="1"/>
-              <w:left w:val="single" w:color="AAAAAA" w:sz="1"/>
-              <w:bottom w:val="single" w:color="AAAAAA" w:sz="1"/>
-              <w:right w:val="single" w:color="AAAAAA" w:sz="1"/>
-            </w:tcBorders>
-            <w:vAlign w:val="center"/>
-          </w:tcPr>
-          <w:p>
-            <w:pPr>
-              <w:spacing w:after="40" w:before="40"/>
-              <w:jc w:val="left"/>
-            </w:pPr>
-            <w:r>
-              <w:rPr>
-                <w:rFonts w:ascii="맑은 고딕" w:cs="맑은 고딕" w:eastAsia="맑은 고딕" w:hAnsi="맑은 고딕"/>
-                <w:b w:val="false"/>
-                <w:bCs w:val="false"/>
-                <w:color w:val="000000"/>
-                <w:sz w:val="18"/>
-                <w:szCs w:val="18"/>
-              </w:rPr>
-              <w:t xml:space="preserve">Premium</w:t>
-            </w:r>
-          </w:p>
-        </w:tc>
-        <w:tc>
-          <w:tcPr>
-            <w:tcW w:type="dxa" w:w="1983"/>
-            <w:tcBorders>
-              <w:top w:val="single" w:color="AAAAAA" w:sz="1"/>
-              <w:left w:val="single" w:color="AAAAAA" w:sz="1"/>
-              <w:bottom w:val="single" w:color="AAAAAA" w:sz="1"/>
-              <w:right w:val="single" w:color="AAAAAA" w:sz="1"/>
-            </w:tcBorders>
-            <w:vAlign w:val="center"/>
-          </w:tcPr>
-          <w:p>
-            <w:pPr>
-              <w:spacing w:after="40" w:before="40"/>
-              <w:jc w:val="left"/>
-            </w:pPr>
-            <w:r>
-              <w:rPr>
-                <w:rFonts w:ascii="맑은 고딕" w:cs="맑은 고딕" w:eastAsia="맑은 고딕" w:hAnsi="맑은 고딕"/>
-                <w:b w:val="false"/>
-                <w:bCs w:val="false"/>
-                <w:color w:val="000000"/>
-                <w:sz w:val="18"/>
-                <w:szCs w:val="18"/>
-              </w:rPr>
-              <w:t xml:space="preserve">약 1,480ms</w:t>
-            </w:r>
-          </w:p>
-        </w:tc>
-        <w:tc>
-          <w:tcPr>
-            <w:tcW w:type="dxa" w:w="1983"/>
-            <w:tcBorders>
-              <w:top w:val="single" w:color="AAAAAA" w:sz="1"/>
-              <w:left w:val="single" w:color="AAAAAA" w:sz="1"/>
-              <w:bottom w:val="single" w:color="AAAAAA" w:sz="1"/>
-              <w:right w:val="single" w:color="AAAAAA" w:sz="1"/>
-            </w:tcBorders>
-            <w:vAlign w:val="center"/>
-          </w:tcPr>
-          <w:p>
-            <w:pPr>
-              <w:spacing w:after="40" w:before="40"/>
-              <w:jc w:val="left"/>
-            </w:pPr>
-            <w:r>
-              <w:rPr>
-                <w:rFonts w:ascii="맑은 고딕" w:cs="맑은 고딕" w:eastAsia="맑은 고딕" w:hAnsi="맑은 고딕"/>
-                <w:b w:val="false"/>
-                <w:bCs w:val="false"/>
-                <w:color w:val="000000"/>
-                <w:sz w:val="18"/>
-                <w:szCs w:val="18"/>
-              </w:rPr>
-              <w:t xml:space="preserve">약 1,333ms</w:t>
-            </w:r>
-          </w:p>
-        </w:tc>
-        <w:tc>
-          <w:tcPr>
-            <w:tcW w:type="dxa" w:w="1983"/>
-            <w:tcBorders>
-              <w:top w:val="single" w:color="AAAAAA" w:sz="1"/>
-              <w:left w:val="single" w:color="AAAAAA" w:sz="1"/>
-              <w:bottom w:val="single" w:color="AAAAAA" w:sz="1"/>
-              <w:right w:val="single" w:color="AAAAAA" w:sz="1"/>
-            </w:tcBorders>
-            <w:vAlign w:val="center"/>
-          </w:tcPr>
-          <w:p>
-            <w:pPr>
-              <w:spacing w:after="40" w:before="40"/>
-              <w:jc w:val="left"/>
-            </w:pPr>
-            <w:r>
-              <w:rPr>
-                <w:rFonts w:ascii="맑은 고딕" w:cs="맑은 고딕" w:eastAsia="맑은 고딕" w:hAnsi="맑은 고딕"/>
-                <w:b w:val="false"/>
-                <w:bCs w:val="false"/>
-                <w:color w:val="000000"/>
-                <w:sz w:val="18"/>
-                <w:szCs w:val="18"/>
-              </w:rPr>
-              <w:t xml:space="preserve">약 1,458ms</w:t>
-            </w:r>
-          </w:p>
-        </w:tc>
-      </w:tr>
-      <w:tr>
-        <w:tc>
-          <w:tcPr>
-            <w:tcW w:type="dxa" w:w="1983"/>
-            <w:tcBorders>
-              <w:top w:val="single" w:color="AAAAAA" w:sz="1"/>
-              <w:left w:val="single" w:color="AAAAAA" w:sz="1"/>
-              <w:bottom w:val="single" w:color="AAAAAA" w:sz="1"/>
-              <w:right w:val="single" w:color="AAAAAA" w:sz="1"/>
-            </w:tcBorders>
-            <w:vAlign w:val="center"/>
-          </w:tcPr>
-          <w:p>
-            <w:pPr>
-              <w:spacing w:after="40" w:before="40"/>
-              <w:jc w:val="left"/>
-            </w:pPr>
-            <w:r>
-              <w:rPr>
-                <w:rFonts w:ascii="맑은 고딕" w:cs="맑은 고딕" w:eastAsia="맑은 고딕" w:hAnsi="맑은 고딕"/>
-                <w:b w:val="false"/>
-                <w:bCs w:val="false"/>
-                <w:color w:val="000000"/>
-                <w:sz w:val="18"/>
-                <w:szCs w:val="18"/>
-              </w:rPr>
-              <w:t xml:space="preserve">Standard</w:t>
-            </w:r>
-          </w:p>
-        </w:tc>
-        <w:tc>
-          <w:tcPr>
-            <w:tcW w:type="dxa" w:w="1983"/>
-            <w:tcBorders>
-              <w:top w:val="single" w:color="AAAAAA" w:sz="1"/>
-              <w:left w:val="single" w:color="AAAAAA" w:sz="1"/>
-              <w:bottom w:val="single" w:color="AAAAAA" w:sz="1"/>
-              <w:right w:val="single" w:color="AAAAAA" w:sz="1"/>
-            </w:tcBorders>
-            <w:vAlign w:val="center"/>
-          </w:tcPr>
-          <w:p>
-            <w:pPr>
-              <w:spacing w:after="40" w:before="40"/>
-              <w:jc w:val="left"/>
-            </w:pPr>
-            <w:r>
-              <w:rPr>
-                <w:rFonts w:ascii="맑은 고딕" w:cs="맑은 고딕" w:eastAsia="맑은 고딕" w:hAnsi="맑은 고딕"/>
-                <w:b w:val="false"/>
-                <w:bCs w:val="false"/>
-                <w:color w:val="000000"/>
-                <w:sz w:val="18"/>
-                <w:szCs w:val="18"/>
-              </w:rPr>
-              <w:t xml:space="preserve">약 2,522ms</w:t>
-            </w:r>
-          </w:p>
-        </w:tc>
-        <w:tc>
-          <w:tcPr>
-            <w:tcW w:type="dxa" w:w="1983"/>
-            <w:tcBorders>
-              <w:top w:val="single" w:color="AAAAAA" w:sz="1"/>
-              <w:left w:val="single" w:color="AAAAAA" w:sz="1"/>
-              <w:bottom w:val="single" w:color="AAAAAA" w:sz="1"/>
-              <w:right w:val="single" w:color="AAAAAA" w:sz="1"/>
-            </w:tcBorders>
-            <w:vAlign w:val="center"/>
-          </w:tcPr>
-          <w:p>
-            <w:pPr>
-              <w:spacing w:after="40" w:before="40"/>
-              <w:jc w:val="left"/>
-            </w:pPr>
-            <w:r>
-              <w:rPr>
-                <w:rFonts w:ascii="맑은 고딕" w:cs="맑은 고딕" w:eastAsia="맑은 고딕" w:hAnsi="맑은 고딕"/>
-                <w:b w:val="false"/>
-                <w:bCs w:val="false"/>
-                <w:color w:val="000000"/>
-                <w:sz w:val="18"/>
-                <w:szCs w:val="18"/>
-              </w:rPr>
-              <w:t xml:space="preserve">약 2,541ms</w:t>
-            </w:r>
-          </w:p>
-        </w:tc>
-        <w:tc>
-          <w:tcPr>
-            <w:tcW w:type="dxa" w:w="1983"/>
-            <w:tcBorders>
-              <w:top w:val="single" w:color="AAAAAA" w:sz="1"/>
-              <w:left w:val="single" w:color="AAAAAA" w:sz="1"/>
-              <w:bottom w:val="single" w:color="AAAAAA" w:sz="1"/>
-              <w:right w:val="single" w:color="AAAAAA" w:sz="1"/>
-            </w:tcBorders>
-            <w:vAlign w:val="center"/>
-          </w:tcPr>
-          <w:p>
-            <w:pPr>
-              <w:spacing w:after="40" w:before="40"/>
-              <w:jc w:val="left"/>
-            </w:pPr>
-            <w:r>
-              <w:rPr>
-                <w:rFonts w:ascii="맑은 고딕" w:cs="맑은 고딕" w:eastAsia="맑은 고딕" w:hAnsi="맑은 고딕"/>
-                <w:b w:val="false"/>
-                <w:bCs w:val="false"/>
-                <w:color w:val="000000"/>
-                <w:sz w:val="18"/>
-                <w:szCs w:val="18"/>
-              </w:rPr>
-              <w:t xml:space="preserve">약 2,496ms</w:t>
-            </w:r>
-          </w:p>
-        </w:tc>
-      </w:tr>
-      <w:tr>
-        <w:tc>
-          <w:tcPr>
-            <w:tcW w:type="dxa" w:w="1983"/>
-            <w:tcBorders>
-              <w:top w:val="single" w:color="AAAAAA" w:sz="1"/>
-              <w:left w:val="single" w:color="AAAAAA" w:sz="1"/>
-              <w:bottom w:val="single" w:color="AAAAAA" w:sz="1"/>
-              <w:right w:val="single" w:color="AAAAAA" w:sz="1"/>
-            </w:tcBorders>
-            <w:vAlign w:val="center"/>
-          </w:tcPr>
-          <w:p>
-            <w:pPr>
-              <w:spacing w:after="40" w:before="40"/>
-              <w:jc w:val="left"/>
-            </w:pPr>
-            <w:r>
-              <w:rPr>
-                <w:rFonts w:ascii="맑은 고딕" w:cs="맑은 고딕" w:eastAsia="맑은 고딕" w:hAnsi="맑은 고딕"/>
-                <w:b w:val="false"/>
-                <w:bCs w:val="false"/>
-                <w:color w:val="000000"/>
-                <w:sz w:val="18"/>
-                <w:szCs w:val="18"/>
-              </w:rPr>
-              <w:t xml:space="preserve">Free</w:t>
-            </w:r>
-          </w:p>
-        </w:tc>
-        <w:tc>
-          <w:tcPr>
-            <w:tcW w:type="dxa" w:w="1983"/>
-            <w:tcBorders>
-              <w:top w:val="single" w:color="AAAAAA" w:sz="1"/>
-              <w:left w:val="single" w:color="AAAAAA" w:sz="1"/>
-              <w:bottom w:val="single" w:color="AAAAAA" w:sz="1"/>
-              <w:right w:val="single" w:color="AAAAAA" w:sz="1"/>
-            </w:tcBorders>
-            <w:vAlign w:val="center"/>
-          </w:tcPr>
-          <w:p>
-            <w:pPr>
-              <w:spacing w:after="40" w:before="40"/>
-              <w:jc w:val="left"/>
-            </w:pPr>
-            <w:r>
-              <w:rPr>
-                <w:rFonts w:ascii="맑은 고딕" w:cs="맑은 고딕" w:eastAsia="맑은 고딕" w:hAnsi="맑은 고딕"/>
-                <w:b w:val="false"/>
-                <w:bCs w:val="false"/>
-                <w:color w:val="000000"/>
-                <w:sz w:val="18"/>
-                <w:szCs w:val="18"/>
-              </w:rPr>
-              <w:t xml:space="preserve">약 3,561ms</w:t>
-            </w:r>
-          </w:p>
-        </w:tc>
-        <w:tc>
-          <w:tcPr>
-            <w:tcW w:type="dxa" w:w="1983"/>
-            <w:tcBorders>
-              <w:top w:val="single" w:color="AAAAAA" w:sz="1"/>
-              <w:left w:val="single" w:color="AAAAAA" w:sz="1"/>
-              <w:bottom w:val="single" w:color="AAAAAA" w:sz="1"/>
-              <w:right w:val="single" w:color="AAAAAA" w:sz="1"/>
-            </w:tcBorders>
-            <w:vAlign w:val="center"/>
-          </w:tcPr>
-          <w:p>
-            <w:pPr>
-              <w:spacing w:after="40" w:before="40"/>
-              <w:jc w:val="left"/>
-            </w:pPr>
-            <w:r>
-              <w:rPr>
-                <w:rFonts w:ascii="맑은 고딕" w:cs="맑은 고딕" w:eastAsia="맑은 고딕" w:hAnsi="맑은 고딕"/>
-                <w:b w:val="false"/>
-                <w:bCs w:val="false"/>
-                <w:color w:val="000000"/>
-                <w:sz w:val="18"/>
-                <w:szCs w:val="18"/>
-              </w:rPr>
-              <w:t xml:space="preserve">약 3,371ms</w:t>
-            </w:r>
-          </w:p>
-        </w:tc>
-        <w:tc>
-          <w:tcPr>
-            <w:tcW w:type="dxa" w:w="1983"/>
-            <w:tcBorders>
-              <w:top w:val="single" w:color="AAAAAA" w:sz="1"/>
-              <w:left w:val="single" w:color="AAAAAA" w:sz="1"/>
-              <w:bottom w:val="single" w:color="AAAAAA" w:sz="1"/>
-              <w:right w:val="single" w:color="AAAAAA" w:sz="1"/>
-            </w:tcBorders>
-            <w:vAlign w:val="center"/>
-          </w:tcPr>
-          <w:p>
-            <w:pPr>
-              <w:spacing w:after="40" w:before="40"/>
-              <w:jc w:val="left"/>
-            </w:pPr>
-            <w:r>
-              <w:rPr>
-                <w:rFonts w:ascii="맑은 고딕" w:cs="맑은 고딕" w:eastAsia="맑은 고딕" w:hAnsi="맑은 고딕"/>
-                <w:b w:val="false"/>
-                <w:bCs w:val="false"/>
-                <w:color w:val="000000"/>
-                <w:sz w:val="18"/>
-                <w:szCs w:val="18"/>
-              </w:rPr>
-              <w:t xml:space="preserve">약 3,542ms</w:t>
-            </w:r>
-          </w:p>
-        </w:tc>
-      </w:tr>
-    </w:tbl>
-    <w:p>
-      <w:pPr>
-        <w:spacing w:after="80"/>
-      </w:pPr>
-    </w:p>
-    <w:p>
-      <w:pPr>
-        <w:spacing w:after="80"/>
-      </w:pPr>
-    </w:p>
-    <w:p>
-      <w:pPr>
-        <w:spacing w:after="100" w:before="100"/>
-        <w:jc w:val="center"/>
-      </w:pPr>
-      <w:r>
-        <w:drawing>
-          <wp:inline distT="0" distB="0" distL="0" distR="0">
-            <wp:extent cx="5400675" cy="2257425"/>
-            <wp:effectExtent t="0" r="0" b="0" l="0"/>
-            <wp:docPr id="1" name="" descr="" title=""/>
-            <wp:cNvGraphicFramePr>
-              <a:graphicFrameLocks xmlns:a="http://schemas.openxmlformats.org/drawingml/2006/main" noChangeAspect="1"/>
-            </wp:cNvGraphicFramePr>
-            <a:graphic xmlns:a="http://schemas.openxmlformats.org/drawingml/2006/main">
-              <a:graphicData uri="http://schemas.openxmlformats.org/drawingml/2006/picture">
-                <pic:pic xmlns:pic="http://schemas.openxmlformats.org/drawingml/2006/picture">
-                  <pic:nvPicPr>
-                    <pic:cNvPr id="0" name="" descr=""/>
-                    <pic:cNvPicPr>
-                      <a:picLocks noChangeAspect="1" noChangeArrowheads="1"/>
-                    </pic:cNvPicPr>
-                  </pic:nvPicPr>
-                  <pic:blipFill>
-                    <a:blip r:embed="rId14" cstate="none"/>
-                    <a:srcRect/>
-                    <a:stretch>
-                      <a:fillRect/>
-                    </a:stretch>
-                  </pic:blipFill>
-                  <pic:spPr bwMode="auto">
-                    <a:xfrm>
-                      <a:off x="0" y="0"/>
-                      <a:ext cx="5400675" cy="2257425"/>
-                    </a:xfrm>
-                    <a:prstGeom prst="rect">
-                      <a:avLst/>
-                    </a:prstGeom>
-                  </pic:spPr>
-                </pic:pic>
-              </a:graphicData>
-            </a:graphic>
-          </wp:inline>
-        </w:drawing>
-      </w:r>
-    </w:p>
-    <w:p>
-      <w:pPr>
-        <w:spacing w:after="120" w:line="240"/>
-        <w:jc w:val="center"/>
-      </w:pPr>
-      <w:r>
-        <w:rPr>
-          <w:rFonts w:ascii="맑은 고딕" w:cs="맑은 고딕" w:eastAsia="맑은 고딕" w:hAnsi="맑은 고딕"/>
-          <w:i/>
-          <w:iCs/>
-          <w:color w:val="666666"/>
-          <w:sz w:val="18"/>
-          <w:szCs w:val="18"/>
-        </w:rPr>
-        <w:t xml:space="preserve">[그림 6] 실서버 구독 등급별 평균 대기시간 비교</w:t>
-      </w:r>
-    </w:p>
-    <w:p>
-      <w:pPr>
-        <w:spacing w:after="80"/>
-      </w:pPr>
-    </w:p>
-    <w:p>
-      <w:pPr>
-        <w:spacing w:after="120" w:line="240"/>
-      </w:pPr>
-      <w:r>
-        <w:rPr>
-          <w:rFonts w:ascii="맑은 고딕" w:cs="맑은 고딕" w:eastAsia="맑은 고딕" w:hAnsi="맑은 고딕"/>
-          <w:color w:val="000000"/>
-          <w:sz w:val="20"/>
-          <w:szCs w:val="20"/>
-        </w:rPr>
-        <w:t xml:space="preserve">세 알고리즘의 평균 처리 시간이 모두 약 208~209ms로 거의 같았다. 스케줄러는 "누구를 먼저 처리할지"만 정할 뿐 LLM 추론 속도를 바꾸지 못한다. FCFS에서는 도착 순서대로 처리되어 Enterprise → Free 순으로 대기시간이 늘었다(Enterprise를 먼저 보냄). Priority의 경우 구독 등급과 요청 우선순위가 독립적임을 드러내고자 등급별로 서로 다른 우선순위를 혼합 배정하였다(배정 내역은 부록 표 B.2 참조). 그 결과 Enterprise의 NORMAL 요청이 Premium의 URGENT 요청에 밀려 Enterprise 평균 대기시간은 FCFS 대비 증가하였다(432 → 664ms). 반면 Free의 NORMAL 요청은 Standard의 LOW 요청보다 먼저 처리되어 Free 평균 대기시간은 오히려 감소하였다(3,561 → 3,371ms). </w:t>
-      </w:r>
-      <w:r>
-        <w:rPr>
-          <w:rFonts w:ascii="맑은 고딕" w:cs="맑은 고딕" w:eastAsia="맑은 고딕" w:hAnsi="맑은 고딕"/>
-          <w:b/>
-          <w:bCs/>
-          <w:color w:val="000000"/>
-          <w:sz w:val="20"/>
-          <w:szCs w:val="20"/>
-        </w:rPr>
-        <w:t xml:space="preserve">WFQ</w:t>
-      </w:r>
-      <w:r>
-        <w:rPr>
-          <w:rFonts w:ascii="맑은 고딕" w:cs="맑은 고딕" w:eastAsia="맑은 고딕" w:hAnsi="맑은 고딕"/>
-          <w:color w:val="000000"/>
-          <w:sz w:val="20"/>
-          <w:szCs w:val="20"/>
-        </w:rPr>
-        <w:t xml:space="preserve">는 가중치에 따라 Enterprise가 먼저 처리되었다. 요청 수가 적어 등급별 극단적 차이까지는 드러나지 않았으나 시뮬레이션과 같은 패턴이 나타났다.</w:t>
-      </w:r>
-    </w:p>
-    <w:p>
-      <w:pPr>
-        <w:spacing w:after="130" w:before="220" w:line="240"/>
-      </w:pPr>
-      <w:r>
-        <w:rPr>
-          <w:rFonts w:ascii="맑은 고딕" w:cs="맑은 고딕" w:eastAsia="맑은 고딕" w:hAnsi="맑은 고딕"/>
-          <w:b/>
-          <w:bCs/>
-          <w:color w:val="333333"/>
-          <w:sz w:val="24"/>
-          <w:szCs w:val="24"/>
-        </w:rPr>
-        <w:t xml:space="preserve">5.5 공정성 분석</w:t>
-      </w:r>
-    </w:p>
-    <w:p>
-      <w:pPr>
-        <w:spacing w:after="120" w:line="240"/>
-        <w:ind w:left="360"/>
-      </w:pPr>
-      <w:r>
-        <w:rPr>
-          <w:rFonts w:ascii="맑은 고딕" w:cs="맑은 고딕" w:eastAsia="맑은 고딕" w:hAnsi="맑은 고딕"/>
-          <w:i/>
-          <w:iCs/>
-          <w:color w:val="333333"/>
-          <w:sz w:val="20"/>
-          <w:szCs w:val="20"/>
-        </w:rPr>
-        <w:t xml:space="preserve">JFI 계산 방식의 차이부터 짚어둔다. 이 분석에서는 두 가지 기준을 실험 목적에 맞게 구분해 사용하였다.</w:t>
-      </w:r>
-    </w:p>
-    <w:p>
-      <w:pPr>
-        <w:pStyle w:val="ListParagraph"/>
-        <w:numPr>
-          <w:ilvl w:val="0"/>
-          <w:numId w:val="3"/>
-        </w:numPr>
-        <w:spacing w:after="80" w:line="240"/>
-      </w:pPr>
-      <w:r>
-        <w:rPr>
-          <w:rFonts w:ascii="맑은 고딕" w:cs="맑은 고딕" w:eastAsia="맑은 고딕" w:hAnsi="맑은 고딕"/>
-          <w:color w:val="000000"/>
-          <w:sz w:val="20"/>
-          <w:szCs w:val="20"/>
-        </w:rPr>
-        <w:t xml:space="preserve">FCFS, Priority, MLFQ: 등급 간 대기시간 차이 측정 → </w:t>
-      </w:r>
-      <w:r>
-        <w:rPr>
-          <w:rFonts w:ascii="맑은 고딕" w:cs="맑은 고딕" w:eastAsia="맑은 고딕" w:hAnsi="맑은 고딕"/>
-          <w:b/>
-          <w:bCs/>
-          <w:color w:val="000000"/>
-          <w:sz w:val="20"/>
-          <w:szCs w:val="20"/>
-        </w:rPr>
-        <w:t xml:space="preserve">대기시간 기반 JFI</w:t>
-      </w:r>
-      <w:r>
-        <w:rPr>
-          <w:rFonts w:ascii="맑은 고딕" w:cs="맑은 고딕" w:eastAsia="맑은 고딕" w:hAnsi="맑은 고딕"/>
-          <w:color w:val="000000"/>
-          <w:sz w:val="20"/>
-          <w:szCs w:val="20"/>
-        </w:rPr>
-        <w:t xml:space="preserve"> (값이 1에 가까울수록 균등)</w:t>
-      </w:r>
-    </w:p>
-    <w:p>
-      <w:pPr>
-        <w:pStyle w:val="ListParagraph"/>
-        <w:numPr>
-          <w:ilvl w:val="0"/>
-          <w:numId w:val="3"/>
-        </w:numPr>
-        <w:spacing w:after="80" w:line="240"/>
-      </w:pPr>
-      <w:r>
-        <w:rPr>
-          <w:rFonts w:ascii="맑은 고딕" w:cs="맑은 고딕" w:eastAsia="맑은 고딕" w:hAnsi="맑은 고딕"/>
-          <w:color w:val="000000"/>
-          <w:sz w:val="20"/>
-          <w:szCs w:val="20"/>
-        </w:rPr>
-        <w:t xml:space="preserve">WFQ: 가중치 비례 처리량 배분 측정 → WFQScheduler 내장의 </w:t>
-      </w:r>
-      <w:r>
-        <w:rPr>
-          <w:rFonts w:ascii="맑은 고딕" w:cs="맑은 고딕" w:eastAsia="맑은 고딕" w:hAnsi="맑은 고딕"/>
-          <w:b/>
-          <w:bCs/>
-          <w:color w:val="000000"/>
-          <w:sz w:val="20"/>
-          <w:szCs w:val="20"/>
-        </w:rPr>
-        <w:t xml:space="preserve">처리량 기반 JFI</w:t>
-      </w:r>
-      <w:r>
-        <w:rPr>
-          <w:rFonts w:ascii="맑은 고딕" w:cs="맑은 고딕" w:eastAsia="맑은 고딕" w:hAnsi="맑은 고딕"/>
-          <w:color w:val="000000"/>
-          <w:sz w:val="20"/>
-          <w:szCs w:val="20"/>
-        </w:rPr>
-        <w:t xml:space="preserve"> (가중치에 정확히 비례하면 1에 가까워짐)</w:t>
-      </w:r>
-    </w:p>
-    <w:p>
-      <w:pPr>
-        <w:spacing w:after="120" w:line="240"/>
-      </w:pPr>
-      <w:r>
-        <w:rPr>
-          <w:rFonts w:ascii="맑은 고딕" w:cs="맑은 고딕" w:eastAsia="맑은 고딕" w:hAnsi="맑은 고딕"/>
-          <w:color w:val="000000"/>
-          <w:sz w:val="20"/>
-          <w:szCs w:val="20"/>
-        </w:rPr>
-        <w:t xml:space="preserve">표 12 및 그림 7의 0.316과 1.000은 계산 기준이 달라 직접 비교하지 않는다. 각 값의 의미는 아래에서 따로 해석한다.</w:t>
-      </w:r>
-    </w:p>
-    <w:p>
-      <w:pPr>
-        <w:spacing w:after="80" w:line="240"/>
-      </w:pPr>
-      <w:r>
-        <w:rPr>
-          <w:rFonts w:ascii="맑은 고딕" w:cs="맑은 고딕" w:eastAsia="맑은 고딕" w:hAnsi="맑은 고딕"/>
-          <w:b/>
-          <w:bCs/>
-          <w:color w:val="000000"/>
-          <w:sz w:val="20"/>
-          <w:szCs w:val="20"/>
-        </w:rPr>
-        <w:t xml:space="preserve">표 12. 알고리즘별 JFI 비교 (기본 실험, 500건)</w:t>
-      </w:r>
-    </w:p>
-    <w:tbl>
-      <w:tblPr>
-        <w:tblW w:type="auto" w:w="100"/>
-        <w:tblBorders>
-          <w:top w:val="single" w:color="auto" w:sz="4"/>
-          <w:left w:val="single" w:color="auto" w:sz="4"/>
-          <w:bottom w:val="single" w:color="auto" w:sz="4"/>
-          <w:right w:val="single" w:color="auto" w:sz="4"/>
-          <w:insideH w:val="single" w:color="auto" w:sz="4"/>
-          <w:insideV w:val="single" w:color="auto" w:sz="4"/>
-        </w:tblBorders>
-      </w:tblPr>
-      <w:tblGrid>
-        <w:gridCol w:w="1983"/>
-        <w:gridCol w:w="1983"/>
-        <w:gridCol w:w="1983"/>
-        <w:gridCol w:w="1983"/>
-      </w:tblGrid>
-      <w:tr>
-        <w:tc>
-          <w:tcPr>
-            <w:tcW w:type="dxa" w:w="1983"/>
-            <w:tcBorders>
-              <w:top w:val="single" w:color="AAAAAA" w:sz="1"/>
-              <w:left w:val="single" w:color="AAAAAA" w:sz="1"/>
-              <w:bottom w:val="single" w:color="AAAAAA" w:sz="1"/>
-              <w:right w:val="single" w:color="AAAAAA" w:sz="1"/>
-            </w:tcBorders>
-            <w:shd w:fill="D9E2F3" w:val="clear"/>
-            <w:vAlign w:val="center"/>
-          </w:tcPr>
-          <w:p>
-            <w:pPr>
-              <w:spacing w:after="40" w:before="40"/>
-              <w:jc w:val="center"/>
-            </w:pPr>
-            <w:r>
-              <w:rPr>
-                <w:rFonts w:ascii="맑은 고딕" w:cs="맑은 고딕" w:eastAsia="맑은 고딕" w:hAnsi="맑은 고딕"/>
-                <w:b/>
-                <w:bCs/>
-                <w:color w:val="000000"/>
-                <w:sz w:val="18"/>
-                <w:szCs w:val="18"/>
-              </w:rPr>
-              <w:t xml:space="preserve">스케줄러</w:t>
-            </w:r>
-          </w:p>
-        </w:tc>
-        <w:tc>
-          <w:tcPr>
-            <w:tcW w:type="dxa" w:w="1983"/>
-            <w:tcBorders>
-              <w:top w:val="single" w:color="AAAAAA" w:sz="1"/>
-              <w:left w:val="single" w:color="AAAAAA" w:sz="1"/>
-              <w:bottom w:val="single" w:color="AAAAAA" w:sz="1"/>
-              <w:right w:val="single" w:color="AAAAAA" w:sz="1"/>
-            </w:tcBorders>
-            <w:shd w:fill="D9E2F3" w:val="clear"/>
-            <w:vAlign w:val="center"/>
-          </w:tcPr>
-          <w:p>
-            <w:pPr>
-              <w:spacing w:after="40" w:before="40"/>
-              <w:jc w:val="center"/>
-            </w:pPr>
-            <w:r>
-              <w:rPr>
-                <w:rFonts w:ascii="맑은 고딕" w:cs="맑은 고딕" w:eastAsia="맑은 고딕" w:hAnsi="맑은 고딕"/>
-                <w:b/>
-                <w:bCs/>
-                <w:color w:val="000000"/>
-                <w:sz w:val="18"/>
-                <w:szCs w:val="18"/>
-              </w:rPr>
-              <w:t xml:space="preserve">JFI</w:t>
-            </w:r>
-          </w:p>
-        </w:tc>
-        <w:tc>
-          <w:tcPr>
-            <w:tcW w:type="dxa" w:w="1983"/>
-            <w:tcBorders>
-              <w:top w:val="single" w:color="AAAAAA" w:sz="1"/>
-              <w:left w:val="single" w:color="AAAAAA" w:sz="1"/>
-              <w:bottom w:val="single" w:color="AAAAAA" w:sz="1"/>
-              <w:right w:val="single" w:color="AAAAAA" w:sz="1"/>
-            </w:tcBorders>
-            <w:shd w:fill="D9E2F3" w:val="clear"/>
-            <w:vAlign w:val="center"/>
-          </w:tcPr>
-          <w:p>
-            <w:pPr>
-              <w:spacing w:after="40" w:before="40"/>
-              <w:jc w:val="center"/>
-            </w:pPr>
-            <w:r>
-              <w:rPr>
-                <w:rFonts w:ascii="맑은 고딕" w:cs="맑은 고딕" w:eastAsia="맑은 고딕" w:hAnsi="맑은 고딕"/>
-                <w:b/>
-                <w:bCs/>
-                <w:color w:val="000000"/>
-                <w:sz w:val="18"/>
-                <w:szCs w:val="18"/>
-              </w:rPr>
-              <w:t xml:space="preserve">계산 방식</w:t>
-            </w:r>
-          </w:p>
-        </w:tc>
-        <w:tc>
-          <w:tcPr>
-            <w:tcW w:type="dxa" w:w="1983"/>
-            <w:tcBorders>
-              <w:top w:val="single" w:color="AAAAAA" w:sz="1"/>
-              <w:left w:val="single" w:color="AAAAAA" w:sz="1"/>
-              <w:bottom w:val="single" w:color="AAAAAA" w:sz="1"/>
-              <w:right w:val="single" w:color="AAAAAA" w:sz="1"/>
-            </w:tcBorders>
-            <w:shd w:fill="D9E2F3" w:val="clear"/>
-            <w:vAlign w:val="center"/>
-          </w:tcPr>
-          <w:p>
-            <w:pPr>
-              <w:spacing w:after="40" w:before="40"/>
-              <w:jc w:val="center"/>
-            </w:pPr>
-            <w:r>
-              <w:rPr>
-                <w:rFonts w:ascii="맑은 고딕" w:cs="맑은 고딕" w:eastAsia="맑은 고딕" w:hAnsi="맑은 고딕"/>
-                <w:b/>
-                <w:bCs/>
-                <w:color w:val="000000"/>
-                <w:sz w:val="18"/>
-                <w:szCs w:val="18"/>
-              </w:rPr>
-              <w:t xml:space="preserve">해석</w:t>
-            </w:r>
-          </w:p>
-        </w:tc>
-      </w:tr>
-      <w:tr>
-        <w:tc>
-          <w:tcPr>
-            <w:tcW w:type="dxa" w:w="1983"/>
-            <w:tcBorders>
-              <w:top w:val="single" w:color="AAAAAA" w:sz="1"/>
-              <w:left w:val="single" w:color="AAAAAA" w:sz="1"/>
-              <w:bottom w:val="single" w:color="AAAAAA" w:sz="1"/>
-              <w:right w:val="single" w:color="AAAAAA" w:sz="1"/>
-            </w:tcBorders>
-            <w:vAlign w:val="center"/>
-          </w:tcPr>
-          <w:p>
-            <w:pPr>
-              <w:spacing w:after="40" w:before="40"/>
-              <w:jc w:val="left"/>
-            </w:pPr>
-            <w:r>
-              <w:rPr>
-                <w:rFonts w:ascii="맑은 고딕" w:cs="맑은 고딕" w:eastAsia="맑은 고딕" w:hAnsi="맑은 고딕"/>
-                <w:b w:val="false"/>
-                <w:bCs w:val="false"/>
-                <w:color w:val="000000"/>
-                <w:sz w:val="18"/>
-                <w:szCs w:val="18"/>
-              </w:rPr>
-              <w:t xml:space="preserve">FCFS</w:t>
-            </w:r>
-          </w:p>
-        </w:tc>
-        <w:tc>
-          <w:tcPr>
-            <w:tcW w:type="dxa" w:w="1983"/>
-            <w:tcBorders>
-              <w:top w:val="single" w:color="AAAAAA" w:sz="1"/>
-              <w:left w:val="single" w:color="AAAAAA" w:sz="1"/>
-              <w:bottom w:val="single" w:color="AAAAAA" w:sz="1"/>
-              <w:right w:val="single" w:color="AAAAAA" w:sz="1"/>
-            </w:tcBorders>
-            <w:vAlign w:val="center"/>
-          </w:tcPr>
-          <w:p>
-            <w:pPr>
-              <w:spacing w:after="40" w:before="40"/>
-              <w:jc w:val="left"/>
-            </w:pPr>
-            <w:r>
-              <w:rPr>
-                <w:rFonts w:ascii="맑은 고딕" w:cs="맑은 고딕" w:eastAsia="맑은 고딕" w:hAnsi="맑은 고딕"/>
-                <w:b w:val="false"/>
-                <w:bCs w:val="false"/>
-                <w:color w:val="000000"/>
-                <w:sz w:val="18"/>
-                <w:szCs w:val="18"/>
-              </w:rPr>
-              <w:t xml:space="preserve">1.000</w:t>
-            </w:r>
-          </w:p>
-        </w:tc>
-        <w:tc>
-          <w:tcPr>
-            <w:tcW w:type="dxa" w:w="1983"/>
-            <w:tcBorders>
-              <w:top w:val="single" w:color="AAAAAA" w:sz="1"/>
-              <w:left w:val="single" w:color="AAAAAA" w:sz="1"/>
-              <w:bottom w:val="single" w:color="AAAAAA" w:sz="1"/>
-              <w:right w:val="single" w:color="AAAAAA" w:sz="1"/>
-            </w:tcBorders>
-            <w:vAlign w:val="center"/>
-          </w:tcPr>
-          <w:p>
-            <w:pPr>
-              <w:spacing w:after="40" w:before="40"/>
-              <w:jc w:val="left"/>
-            </w:pPr>
-            <w:r>
-              <w:rPr>
-                <w:rFonts w:ascii="맑은 고딕" w:cs="맑은 고딕" w:eastAsia="맑은 고딕" w:hAnsi="맑은 고딕"/>
-                <w:b w:val="false"/>
-                <w:bCs w:val="false"/>
-                <w:color w:val="000000"/>
-                <w:sz w:val="18"/>
-                <w:szCs w:val="18"/>
-              </w:rPr>
-              <w:t xml:space="preserve">대기시간 기반</w:t>
-            </w:r>
-          </w:p>
-        </w:tc>
-        <w:tc>
-          <w:tcPr>
-            <w:tcW w:type="dxa" w:w="1983"/>
-            <w:tcBorders>
-              <w:top w:val="single" w:color="AAAAAA" w:sz="1"/>
-              <w:left w:val="single" w:color="AAAAAA" w:sz="1"/>
-              <w:bottom w:val="single" w:color="AAAAAA" w:sz="1"/>
-              <w:right w:val="single" w:color="AAAAAA" w:sz="1"/>
-            </w:tcBorders>
-            <w:vAlign w:val="center"/>
-          </w:tcPr>
-          <w:p>
-            <w:pPr>
-              <w:spacing w:after="40" w:before="40"/>
-              <w:jc w:val="left"/>
-            </w:pPr>
-            <w:r>
-              <w:rPr>
-                <w:rFonts w:ascii="맑은 고딕" w:cs="맑은 고딕" w:eastAsia="맑은 고딕" w:hAnsi="맑은 고딕"/>
-                <w:b w:val="false"/>
-                <w:bCs w:val="false"/>
-                <w:color w:val="000000"/>
-                <w:sz w:val="18"/>
-                <w:szCs w:val="18"/>
-              </w:rPr>
-              <w:t xml:space="preserve">완전 공정 (도착 순서대로 처리)</w:t>
-            </w:r>
-          </w:p>
-        </w:tc>
-      </w:tr>
-      <w:tr>
-        <w:tc>
-          <w:tcPr>
-            <w:tcW w:type="dxa" w:w="1983"/>
-            <w:tcBorders>
-              <w:top w:val="single" w:color="AAAAAA" w:sz="1"/>
-              <w:left w:val="single" w:color="AAAAAA" w:sz="1"/>
-              <w:bottom w:val="single" w:color="AAAAAA" w:sz="1"/>
-              <w:right w:val="single" w:color="AAAAAA" w:sz="1"/>
-            </w:tcBorders>
-            <w:vAlign w:val="center"/>
-          </w:tcPr>
-          <w:p>
-            <w:pPr>
-              <w:spacing w:after="40" w:before="40"/>
-              <w:jc w:val="left"/>
-            </w:pPr>
-            <w:r>
-              <w:rPr>
-                <w:rFonts w:ascii="맑은 고딕" w:cs="맑은 고딕" w:eastAsia="맑은 고딕" w:hAnsi="맑은 고딕"/>
-                <w:b w:val="false"/>
-                <w:bCs w:val="false"/>
-                <w:color w:val="000000"/>
-                <w:sz w:val="18"/>
-                <w:szCs w:val="18"/>
-              </w:rPr>
-              <w:t xml:space="preserve">Priority</w:t>
-            </w:r>
-          </w:p>
-        </w:tc>
-        <w:tc>
-          <w:tcPr>
-            <w:tcW w:type="dxa" w:w="1983"/>
-            <w:tcBorders>
-              <w:top w:val="single" w:color="AAAAAA" w:sz="1"/>
-              <w:left w:val="single" w:color="AAAAAA" w:sz="1"/>
-              <w:bottom w:val="single" w:color="AAAAAA" w:sz="1"/>
-              <w:right w:val="single" w:color="AAAAAA" w:sz="1"/>
-            </w:tcBorders>
-            <w:vAlign w:val="center"/>
-          </w:tcPr>
-          <w:p>
-            <w:pPr>
-              <w:spacing w:after="40" w:before="40"/>
-              <w:jc w:val="left"/>
-            </w:pPr>
-            <w:r>
-              <w:rPr>
-                <w:rFonts w:ascii="맑은 고딕" w:cs="맑은 고딕" w:eastAsia="맑은 고딕" w:hAnsi="맑은 고딕"/>
-                <w:b w:val="false"/>
-                <w:bCs w:val="false"/>
-                <w:color w:val="000000"/>
-                <w:sz w:val="18"/>
-                <w:szCs w:val="18"/>
-              </w:rPr>
-              <w:t xml:space="preserve">1.000</w:t>
-            </w:r>
-          </w:p>
-        </w:tc>
-        <w:tc>
-          <w:tcPr>
-            <w:tcW w:type="dxa" w:w="1983"/>
-            <w:tcBorders>
-              <w:top w:val="single" w:color="AAAAAA" w:sz="1"/>
-              <w:left w:val="single" w:color="AAAAAA" w:sz="1"/>
-              <w:bottom w:val="single" w:color="AAAAAA" w:sz="1"/>
-              <w:right w:val="single" w:color="AAAAAA" w:sz="1"/>
-            </w:tcBorders>
-            <w:vAlign w:val="center"/>
-          </w:tcPr>
-          <w:p>
-            <w:pPr>
-              <w:spacing w:after="40" w:before="40"/>
-              <w:jc w:val="left"/>
-            </w:pPr>
-            <w:r>
-              <w:rPr>
-                <w:rFonts w:ascii="맑은 고딕" w:cs="맑은 고딕" w:eastAsia="맑은 고딕" w:hAnsi="맑은 고딕"/>
-                <w:b w:val="false"/>
-                <w:bCs w:val="false"/>
-                <w:color w:val="000000"/>
-                <w:sz w:val="18"/>
-                <w:szCs w:val="18"/>
-              </w:rPr>
-              <w:t xml:space="preserve">대기시간 기반</w:t>
-            </w:r>
-          </w:p>
-        </w:tc>
-        <w:tc>
-          <w:tcPr>
-            <w:tcW w:type="dxa" w:w="1983"/>
-            <w:tcBorders>
-              <w:top w:val="single" w:color="AAAAAA" w:sz="1"/>
-              <w:left w:val="single" w:color="AAAAAA" w:sz="1"/>
-              <w:bottom w:val="single" w:color="AAAAAA" w:sz="1"/>
-              <w:right w:val="single" w:color="AAAAAA" w:sz="1"/>
-            </w:tcBorders>
-            <w:vAlign w:val="center"/>
-          </w:tcPr>
-          <w:p>
-            <w:pPr>
-              <w:spacing w:after="40" w:before="40"/>
-              <w:jc w:val="left"/>
-            </w:pPr>
-            <w:r>
-              <w:rPr>
-                <w:rFonts w:ascii="맑은 고딕" w:cs="맑은 고딕" w:eastAsia="맑은 고딕" w:hAnsi="맑은 고딕"/>
-                <w:b w:val="false"/>
-                <w:bCs w:val="false"/>
-                <w:color w:val="000000"/>
-                <w:sz w:val="18"/>
-                <w:szCs w:val="18"/>
-              </w:rPr>
-              <w:t xml:space="preserve">사용자 간 공정 (우선순위는 요청 단위)</w:t>
-            </w:r>
-          </w:p>
-        </w:tc>
-      </w:tr>
-      <w:tr>
-        <w:tc>
-          <w:tcPr>
-            <w:tcW w:type="dxa" w:w="1983"/>
-            <w:tcBorders>
-              <w:top w:val="single" w:color="AAAAAA" w:sz="1"/>
-              <w:left w:val="single" w:color="AAAAAA" w:sz="1"/>
-              <w:bottom w:val="single" w:color="AAAAAA" w:sz="1"/>
-              <w:right w:val="single" w:color="AAAAAA" w:sz="1"/>
-            </w:tcBorders>
-            <w:vAlign w:val="center"/>
-          </w:tcPr>
-          <w:p>
-            <w:pPr>
-              <w:spacing w:after="40" w:before="40"/>
-              <w:jc w:val="left"/>
-            </w:pPr>
-            <w:r>
-              <w:rPr>
-                <w:rFonts w:ascii="맑은 고딕" w:cs="맑은 고딕" w:eastAsia="맑은 고딕" w:hAnsi="맑은 고딕"/>
-                <w:b w:val="false"/>
-                <w:bCs w:val="false"/>
-                <w:color w:val="000000"/>
-                <w:sz w:val="18"/>
-                <w:szCs w:val="18"/>
-              </w:rPr>
-              <w:t xml:space="preserve">MLFQ (비선점형)</w:t>
-            </w:r>
-          </w:p>
-        </w:tc>
-        <w:tc>
-          <w:tcPr>
-            <w:tcW w:type="dxa" w:w="1983"/>
-            <w:tcBorders>
-              <w:top w:val="single" w:color="AAAAAA" w:sz="1"/>
-              <w:left w:val="single" w:color="AAAAAA" w:sz="1"/>
-              <w:bottom w:val="single" w:color="AAAAAA" w:sz="1"/>
-              <w:right w:val="single" w:color="AAAAAA" w:sz="1"/>
-            </w:tcBorders>
-            <w:vAlign w:val="center"/>
-          </w:tcPr>
-          <w:p>
-            <w:pPr>
-              <w:spacing w:after="40" w:before="40"/>
-              <w:jc w:val="left"/>
-            </w:pPr>
-            <w:r>
-              <w:rPr>
-                <w:rFonts w:ascii="맑은 고딕" w:cs="맑은 고딕" w:eastAsia="맑은 고딕" w:hAnsi="맑은 고딕"/>
-                <w:b w:val="false"/>
-                <w:bCs w:val="false"/>
-                <w:color w:val="000000"/>
-                <w:sz w:val="18"/>
-                <w:szCs w:val="18"/>
-              </w:rPr>
-              <w:t xml:space="preserve">1.000</w:t>
-            </w:r>
-          </w:p>
-        </w:tc>
-        <w:tc>
-          <w:tcPr>
-            <w:tcW w:type="dxa" w:w="1983"/>
-            <w:tcBorders>
-              <w:top w:val="single" w:color="AAAAAA" w:sz="1"/>
-              <w:left w:val="single" w:color="AAAAAA" w:sz="1"/>
-              <w:bottom w:val="single" w:color="AAAAAA" w:sz="1"/>
-              <w:right w:val="single" w:color="AAAAAA" w:sz="1"/>
-            </w:tcBorders>
-            <w:vAlign w:val="center"/>
-          </w:tcPr>
-          <w:p>
-            <w:pPr>
-              <w:spacing w:after="40" w:before="40"/>
-              <w:jc w:val="left"/>
-            </w:pPr>
-            <w:r>
-              <w:rPr>
-                <w:rFonts w:ascii="맑은 고딕" w:cs="맑은 고딕" w:eastAsia="맑은 고딕" w:hAnsi="맑은 고딕"/>
-                <w:b w:val="false"/>
-                <w:bCs w:val="false"/>
-                <w:color w:val="000000"/>
-                <w:sz w:val="18"/>
-                <w:szCs w:val="18"/>
-              </w:rPr>
-              <w:t xml:space="preserve">대기시간 기반</w:t>
-            </w:r>
-          </w:p>
-        </w:tc>
-        <w:tc>
-          <w:tcPr>
-            <w:tcW w:type="dxa" w:w="1983"/>
-            <w:tcBorders>
-              <w:top w:val="single" w:color="AAAAAA" w:sz="1"/>
-              <w:left w:val="single" w:color="AAAAAA" w:sz="1"/>
-              <w:bottom w:val="single" w:color="AAAAAA" w:sz="1"/>
-              <w:right w:val="single" w:color="AAAAAA" w:sz="1"/>
-            </w:tcBorders>
-            <w:vAlign w:val="center"/>
-          </w:tcPr>
-          <w:p>
-            <w:pPr>
-              <w:spacing w:after="40" w:before="40"/>
-              <w:jc w:val="left"/>
-            </w:pPr>
-            <w:r>
-              <w:rPr>
-                <w:rFonts w:ascii="맑은 고딕" w:cs="맑은 고딕" w:eastAsia="맑은 고딕" w:hAnsi="맑은 고딕"/>
-                <w:b w:val="false"/>
-                <w:bCs w:val="false"/>
-                <w:color w:val="000000"/>
-                <w:sz w:val="18"/>
-                <w:szCs w:val="18"/>
-              </w:rPr>
-              <w:t xml:space="preserve">완전 공정 (FCFS와 동일)</w:t>
-            </w:r>
-          </w:p>
-        </w:tc>
-      </w:tr>
-      <w:tr>
-        <w:tc>
-          <w:tcPr>
-            <w:tcW w:type="dxa" w:w="1983"/>
-            <w:tcBorders>
-              <w:top w:val="single" w:color="AAAAAA" w:sz="1"/>
-              <w:left w:val="single" w:color="AAAAAA" w:sz="1"/>
-              <w:bottom w:val="single" w:color="AAAAAA" w:sz="1"/>
-              <w:right w:val="single" w:color="AAAAAA" w:sz="1"/>
-            </w:tcBorders>
-            <w:vAlign w:val="center"/>
-          </w:tcPr>
-          <w:p>
-            <w:pPr>
-              <w:spacing w:after="40" w:before="40"/>
-              <w:jc w:val="left"/>
-            </w:pPr>
-            <w:r>
-              <w:rPr>
-                <w:rFonts w:ascii="맑은 고딕" w:cs="맑은 고딕" w:eastAsia="맑은 고딕" w:hAnsi="맑은 고딕"/>
-                <w:b w:val="false"/>
-                <w:bCs w:val="false"/>
-                <w:color w:val="000000"/>
-                <w:sz w:val="18"/>
-                <w:szCs w:val="18"/>
-              </w:rPr>
-              <w:t xml:space="preserve">WFQ</w:t>
-            </w:r>
-          </w:p>
-        </w:tc>
-        <w:tc>
-          <w:tcPr>
-            <w:tcW w:type="dxa" w:w="1983"/>
-            <w:tcBorders>
-              <w:top w:val="single" w:color="AAAAAA" w:sz="1"/>
-              <w:left w:val="single" w:color="AAAAAA" w:sz="1"/>
-              <w:bottom w:val="single" w:color="AAAAAA" w:sz="1"/>
-              <w:right w:val="single" w:color="AAAAAA" w:sz="1"/>
-            </w:tcBorders>
-            <w:vAlign w:val="center"/>
-          </w:tcPr>
-          <w:p>
-            <w:pPr>
-              <w:spacing w:after="40" w:before="40"/>
-              <w:jc w:val="left"/>
-            </w:pPr>
-            <w:r>
-              <w:rPr>
-                <w:rFonts w:ascii="맑은 고딕" w:cs="맑은 고딕" w:eastAsia="맑은 고딕" w:hAnsi="맑은 고딕"/>
-                <w:b w:val="false"/>
-                <w:bCs w:val="false"/>
-                <w:color w:val="000000"/>
-                <w:sz w:val="18"/>
-                <w:szCs w:val="18"/>
-              </w:rPr>
-              <w:t xml:space="preserve">0.316</w:t>
-            </w:r>
-          </w:p>
-        </w:tc>
-        <w:tc>
-          <w:tcPr>
-            <w:tcW w:type="dxa" w:w="1983"/>
-            <w:tcBorders>
-              <w:top w:val="single" w:color="AAAAAA" w:sz="1"/>
-              <w:left w:val="single" w:color="AAAAAA" w:sz="1"/>
-              <w:bottom w:val="single" w:color="AAAAAA" w:sz="1"/>
-              <w:right w:val="single" w:color="AAAAAA" w:sz="1"/>
-            </w:tcBorders>
-            <w:vAlign w:val="center"/>
-          </w:tcPr>
-          <w:p>
-            <w:pPr>
-              <w:spacing w:after="40" w:before="40"/>
-              <w:jc w:val="left"/>
-            </w:pPr>
-            <w:r>
-              <w:rPr>
-                <w:rFonts w:ascii="맑은 고딕" w:cs="맑은 고딕" w:eastAsia="맑은 고딕" w:hAnsi="맑은 고딕"/>
-                <w:b w:val="false"/>
-                <w:bCs w:val="false"/>
-                <w:color w:val="000000"/>
-                <w:sz w:val="18"/>
-                <w:szCs w:val="18"/>
-              </w:rPr>
-              <w:t xml:space="preserve">처리량 기반</w:t>
-            </w:r>
-          </w:p>
-        </w:tc>
-        <w:tc>
-          <w:tcPr>
-            <w:tcW w:type="dxa" w:w="1983"/>
-            <w:tcBorders>
-              <w:top w:val="single" w:color="AAAAAA" w:sz="1"/>
-              <w:left w:val="single" w:color="AAAAAA" w:sz="1"/>
-              <w:bottom w:val="single" w:color="AAAAAA" w:sz="1"/>
-              <w:right w:val="single" w:color="AAAAAA" w:sz="1"/>
-            </w:tcBorders>
-            <w:vAlign w:val="center"/>
-          </w:tcPr>
-          <w:p>
-            <w:pPr>
-              <w:spacing w:after="40" w:before="40"/>
-              <w:jc w:val="left"/>
-            </w:pPr>
-            <w:r>
-              <w:rPr>
-                <w:rFonts w:ascii="맑은 고딕" w:cs="맑은 고딕" w:eastAsia="맑은 고딕" w:hAnsi="맑은 고딕"/>
-                <w:b w:val="false"/>
-                <w:bCs w:val="false"/>
-                <w:color w:val="000000"/>
-                <w:sz w:val="18"/>
-                <w:szCs w:val="18"/>
-              </w:rPr>
-              <w:t xml:space="preserve">의도적 차등 (가중치 기반)</w:t>
-            </w:r>
-          </w:p>
-        </w:tc>
-      </w:tr>
-    </w:tbl>
-    <w:p>
-      <w:pPr>
-        <w:spacing w:after="80"/>
-      </w:pPr>
-    </w:p>
-    <w:p>
-      <w:pPr>
-        <w:spacing w:after="80"/>
-      </w:pPr>
-    </w:p>
-    <w:p>
-      <w:pPr>
-        <w:spacing w:after="100" w:before="100"/>
-        <w:jc w:val="center"/>
-      </w:pPr>
-      <w:r>
-        <w:drawing>
-          <wp:inline distT="0" distB="0" distL="0" distR="0">
-            <wp:extent cx="5400675" cy="2400300"/>
-            <wp:effectExtent t="0" r="0" b="0" l="0"/>
-            <wp:docPr id="1" name="" descr="" title=""/>
-            <wp:cNvGraphicFramePr>
-              <a:graphicFrameLocks xmlns:a="http://schemas.openxmlformats.org/drawingml/2006/main" noChangeAspect="1"/>
-            </wp:cNvGraphicFramePr>
-            <a:graphic xmlns:a="http://schemas.openxmlformats.org/drawingml/2006/main">
-              <a:graphicData uri="http://schemas.openxmlformats.org/drawingml/2006/picture">
-                <pic:pic xmlns:pic="http://schemas.openxmlformats.org/drawingml/2006/picture">
-                  <pic:nvPicPr>
-                    <pic:cNvPr id="0" name="" descr=""/>
-                    <pic:cNvPicPr>
-                      <a:picLocks noChangeAspect="1" noChangeArrowheads="1"/>
-                    </pic:cNvPicPr>
-                  </pic:nvPicPr>
-                  <pic:blipFill>
-                    <a:blip r:embed="rId15" cstate="none"/>
-                    <a:srcRect/>
-                    <a:stretch>
-                      <a:fillRect/>
-                    </a:stretch>
-                  </pic:blipFill>
-                  <pic:spPr bwMode="auto">
-                    <a:xfrm>
-                      <a:off x="0" y="0"/>
-                      <a:ext cx="5400675" cy="2400300"/>
-                    </a:xfrm>
-                    <a:prstGeom prst="rect">
-                      <a:avLst/>
-                    </a:prstGeom>
-                  </pic:spPr>
-                </pic:pic>
-              </a:graphicData>
-            </a:graphic>
-          </wp:inline>
-        </w:drawing>
-      </w:r>
-    </w:p>
-    <w:p>
-      <w:pPr>
-        <w:spacing w:after="120" w:line="240"/>
-        <w:jc w:val="center"/>
-      </w:pPr>
-      <w:r>
-        <w:rPr>
-          <w:rFonts w:ascii="맑은 고딕" w:cs="맑은 고딕" w:eastAsia="맑은 고딕" w:hAnsi="맑은 고딕"/>
-          <w:i/>
-          <w:iCs/>
-          <w:color w:val="666666"/>
-          <w:sz w:val="18"/>
-          <w:szCs w:val="18"/>
-        </w:rPr>
-        <w:t xml:space="preserve">[그림 7] 알고리즘별 Jain's Fairness Index(JFI) 비교</w:t>
-      </w:r>
-    </w:p>
     <w:p>
       <w:pPr>
         <w:spacing w:after="80"/>

--- a/08-final-submission/final-report/final-report.docx
+++ b/08-final-submission/final-report/final-report.docx
@@ -4459,7 +4459,7 @@
           <w:sz w:val="20"/>
           <w:szCs w:val="20"/>
         </w:rPr>
-        <w:t xml:space="preserve">실험은 세 가지로 나누어 진행하였다. 기본 실험, MLFQ 선점형 실험, 실서버 실험이다. 실험별 주요 설정은 표 5에 정리하였다. 앞의 두 실험은 시간 기반 시뮬레이션이고, 실서버 실험은 Ollama로 실제 LLM을 호출해 진행하였다. 기본 실험은 짧은 요청을 차례로 보내서 4개 알고리즘을 같은 조건에서 비교하였고, MLFQ 선점형 실험은 처리 시간이 다양한 요청을 한꺼번에 몰아 보내서 MLFQ의 강등과 선점 효과를 따로 확인하였다. 시뮬레이션은 각 요청에 처리 시간을 미리 정해 두고, 스케줄러가 정한 순서대로 한 건씩 처리하는 방식이다. 네트워크 지연이나 LLM 응답 시간의 변동이 없어서 알고리즘 자체의 특성만 비교할 수 있다. 반복 실험에서는 고정 시드(Seed, 난수의 시작값이라 같은 시드로 실행하면 같은 요청 패턴을 다시 만들 수 있다)를 써서 같은 결과를 다시 얻을 수 있도록 하였다.</w:t>
+        <w:t xml:space="preserve">실험은 세 가지로 나누어 진행하였다. 기본 실험, MLFQ 선점형 실험, 실서버 실험이다. 실험별 주요 설정은 표 5에 정리하였다. 앞의 두 실험은 시간 기반 시뮬레이션이고, 실서버 실험은 Ollama로 실제 LLM을 호출해 진행하였다. 기본 실험은 짧은 요청을 차례로 보내서 4개 알고리즘을 같은 조건에서 비교하였고, MLFQ 선점형 실험은 처리 시간이 다양한 요청을 한꺼번에 몰아 보내서 MLFQ의 강등과 선점 효과를 따로 확인하였다. 시뮬레이션은 각 요청에 처리 시간을 미리 정해 두고, 스케줄러가 정한 순서대로 한 건씩 처리하는 방식이다. 네트워크 지연이나 LLM 응답 시간의 변동이 없어서 알고리즘 자체의 특성만 비교할 수 있다. 시드 정책은 실험마다 다른데, 기본 실험은 처리 시간 폭이 좁아서(10~100ms) 고정 시드(Seed, 난수의 시작값이라 같은 시드로 실행하면 같은 요청 패턴을 다시 만들 수 있다)를 한 번 써도 결과가 일관되게 나온다. 반면 MLFQ 선점형 실험은 처리 시간이 100ms~10초로 폭이 넓고 시드에 따라 어떤 요청이 짧거나 긴 요청이 될지 달라지므로, 5개 시드로 반복해 개선율이 특정 시드에 의존하지 않는지 확인하였다. 실서버 실험은 우선순위 배정과 프롬프트가 고정되어 있어 시드를 따로 쓰지 않았다.</w:t>
       </w:r>
     </w:p>
     <w:p>

--- a/08-final-submission/final-report/final-report.docx
+++ b/08-final-submission/final-report/final-report.docx
@@ -3649,7 +3649,7 @@
           <w:sz w:val="20"/>
           <w:szCs w:val="20"/>
         </w:rPr>
-        <w:t xml:space="preserve">실서버는 위 dequeue로 꺼낸 요청을 끝까지 처리하는 비선점형 흐름을 사용한다. 클래스에는 선점 메서드(`checkPreemption`, `preempt`)도 함께 정의되어 있으며, 시뮬레이션 스크립트(`run-multi-seed.js`, 5개 시드로 반복하는 다중 시드 실험기)가 이를 호출해 선점형 동작을 확인한다. 시뮬레이션은 500ms 타임 슬라이스 단위로 누적 사용 시간을 점검해 할당량을 넘기면 하위 큐로 강등하고, 5초 주기 부스팅으로 하위 큐의 기아를 막는다.</w:t>
+        <w:t xml:space="preserve">실서버는 위 dequeue로 꺼낸 요청을 끝까지 처리하는 비선점형 흐름을 사용한다. 클래스에는 선점 메서드(`checkPreemption`, `preempt`)도 함께 정의되어 있으며, 기본 실험(`run-extended.js`)과 5개 시드로 반복하는 선점형 시뮬레이션(`run-multi-seed.js`) 모두 이를 호출하지만, 처리 시간 폭이 넓은 후자에서만 실제 강등과 선점이 다수 발생한다. 시뮬레이션은 500ms 타임 슬라이스 단위로 누적 사용 시간을 점검해 할당량을 넘기면 하위 큐로 강등하고, 5초 주기 부스팅으로 하위 큐의 기아를 막는다.</w:t>
       </w:r>
     </w:p>
     <w:p>
@@ -4459,7 +4459,21 @@
           <w:sz w:val="20"/>
           <w:szCs w:val="20"/>
         </w:rPr>
-        <w:t xml:space="preserve">실험은 세 가지로 나누어 진행하였다. 기본 실험, MLFQ 선점형 실험, 실서버 실험이다. 실험별 주요 설정은 표 5에 정리하였다. 앞의 두 실험은 시간 기반 시뮬레이션이고, 실서버 실험은 Ollama로 실제 LLM을 호출해 진행하였다. 기본 실험은 짧은 요청을 차례로 보내서 4개 알고리즘을 같은 조건에서 비교하였고, MLFQ 선점형 실험은 처리 시간이 다양한 요청을 한꺼번에 몰아 보내서 MLFQ의 강등과 선점 효과를 따로 확인하였다. 시뮬레이션은 각 요청에 처리 시간을 미리 정해 두고, 스케줄러가 정한 순서대로 한 건씩 처리하는 방식이다. 네트워크 지연이나 LLM 응답 시간의 변동이 없어서 알고리즘 자체의 특성만 비교할 수 있다. 시드 정책은 실험마다 다른데, 기본 실험은 처리 시간 폭이 좁아서(10~100ms) 고정 시드(Seed, 난수의 시작값이라 같은 시드로 실행하면 같은 요청 패턴을 다시 만들 수 있다)를 한 번 써도 결과가 일관되게 나온다. 반면 MLFQ 선점형 실험은 처리 시간이 100ms~10초로 폭이 넓고 시드에 따라 어떤 요청이 짧거나 긴 요청이 될지 달라지므로, 5개 시드로 반복해 개선율이 특정 시드에 의존하지 않는지 확인하였다. 실서버 실험은 우선순위 배정과 프롬프트가 고정되어 있어 시드를 따로 쓰지 않았다.</w:t>
+        <w:t xml:space="preserve">실험은 세 가지로 나누어 진행하였다. 기본 실험, MLFQ 선점형 실험, 실서버 실험이다. 실험별 주요 설정은 표 5에 정리하였다. 앞의 두 실험은 시간 기반 시뮬레이션이고, 실서버 실험은 Ollama로 실제 LLM을 호출해 진행하였다. 기본 실험은 짧은 요청을 차례로 보내서 4개 알고리즘을 같은 조건에서 비교하였고, MLFQ 선점형 실험은 처리 시간이 다양한 요청을 한꺼번에 몰아 보내서 MLFQ의 강등과 선점 효과를 따로 확인하였다. 시뮬레이션은 각 요청에 처리 시간을 미리 정해 두고, 스케줄러가 정한 순서대로 한 건씩 처리하는 방식이다. 네트워크 지연이나 LLM 응답 시간의 변동이 없어서 알고리즘 자체의 특성만 비교할 수 있다.</w:t>
+      </w:r>
+    </w:p>
+    <w:p>
+      <w:pPr>
+        <w:spacing w:after="120" w:line="240"/>
+      </w:pPr>
+      <w:r>
+        <w:rPr>
+          <w:rFonts w:ascii="맑은 고딕" w:cs="맑은 고딕" w:eastAsia="맑은 고딕" w:hAnsi="맑은 고딕"/>
+          <w:color w:val="000000"/>
+          <w:sz w:val="20"/>
+          <w:szCs w:val="20"/>
+        </w:rPr>
+        <w:t xml:space="preserve">시드(Seed) 정책은 실험마다 다른데, 기본 실험은 처리 시간 폭이 좁아서(10~100ms) 시드를 바꿔도 결과가 크게 달라지지 않을 것으로 보고 고정 시드(42)만 사용하였다. 반면 MLFQ 선점형 실험은 처리 시간이 100ms~10초로 폭이 넓고 시드에 따라 어떤 요청이 짧거나 긴 요청이 될지 달라지므로, 5개 시드로 반복해 개선율이 특정 시드에 의존하지 않는지 확인하였다. 실서버 실험은 우선순위 배정과 프롬프트가 고정되어 있어 시드를 따로 쓰지 않았다.</w:t>
       </w:r>
     </w:p>
     <w:p>
@@ -5381,7 +5395,7 @@
                 <w:sz w:val="18"/>
                 <w:szCs w:val="18"/>
               </w:rPr>
-              <w:t xml:space="preserve">비선점형</w:t>
+              <w:t xml:space="preserve">선점형 (강등 미발생)</w:t>
             </w:r>
           </w:p>
         </w:tc>
@@ -5646,7 +5660,7 @@
                 <w:sz w:val="18"/>
                 <w:szCs w:val="18"/>
               </w:rPr>
-              <w:t xml:space="preserve">5개 랜덤 시드</w:t>
+              <w:t xml:space="preserve">5개 시드</w:t>
             </w:r>
           </w:p>
         </w:tc>
@@ -6678,7 +6692,7 @@
                 <w:sz w:val="18"/>
                 <w:szCs w:val="18"/>
               </w:rPr>
-              <w:t xml:space="preserve">MLFQ (비선점형)</w:t>
+              <w:t xml:space="preserve">MLFQ</w:t>
             </w:r>
           </w:p>
         </w:tc>
@@ -6930,16 +6944,16 @@
           <w:sz w:val="20"/>
           <w:szCs w:val="20"/>
         </w:rPr>
-        <w:t xml:space="preserve">MLFQ(비선점형)</w:t>
-      </w:r>
-      <w:r>
-        <w:rPr>
-          <w:rFonts w:ascii="맑은 고딕" w:cs="맑은 고딕" w:eastAsia="맑은 고딕" w:hAnsi="맑은 고딕"/>
-          <w:color w:val="000000"/>
-          <w:sz w:val="20"/>
-          <w:szCs w:val="20"/>
-        </w:rPr>
-        <w:t xml:space="preserve">의 결과는 FCFS와 같았다. 모든 요청이 Q0 할당량(1,000ms) 안에 완료되어 하위 큐로 내려갈 일이 없었고, 비선점형 특성상 요청이 도착 순서대로 처리된 탓이다. 이론적 효과를 따로 확인하려고 5.3절에서 선점형 실험을 추가하였다. </w:t>
+        <w:t xml:space="preserve">MLFQ</w:t>
+      </w:r>
+      <w:r>
+        <w:rPr>
+          <w:rFonts w:ascii="맑은 고딕" w:cs="맑은 고딕" w:eastAsia="맑은 고딕" w:hAnsi="맑은 고딕"/>
+          <w:color w:val="000000"/>
+          <w:sz w:val="20"/>
+          <w:szCs w:val="20"/>
+        </w:rPr>
+        <w:t xml:space="preserve">의 결과는 FCFS와 같았다. 모든 요청이 Q0 할당량(1,000ms) 안에 완료되어 하위 큐로 내려갈 일이 없었고, 강등이 일어나지 않아 결과적으로 도착 순서대로 처리되었다. 이론적 효과를 따로 확인하려고 5.3절에서 선점형 실험을 추가하였다. </w:t>
       </w:r>
       <w:r>
         <w:rPr>
@@ -10069,7 +10083,7 @@
                 <w:sz w:val="18"/>
                 <w:szCs w:val="18"/>
               </w:rPr>
-              <w:t xml:space="preserve">MLFQ (비선점형)</w:t>
+              <w:t xml:space="preserve">MLFQ</w:t>
             </w:r>
           </w:p>
         </w:tc>
@@ -10296,7 +10310,7 @@
           <w:sz w:val="20"/>
           <w:szCs w:val="20"/>
         </w:rPr>
-        <w:t xml:space="preserve">FCFS, Priority, MLFQ(비선점형)의 JFI 1.000은 세 알고리즘이 구독 등급을 고려하지 않기 때문이다. Priority는 처리 순서는 바뀌지만 우선순위가 요청 단위로 배정되어 사용자 간 차이는 없다.</w:t>
+        <w:t xml:space="preserve">FCFS, Priority, MLFQ의 JFI 1.000은 세 알고리즘이 구독 등급을 고려하지 않기 때문이다. Priority는 처리 순서는 바뀌지만 우선순위가 요청 단위로 배정되어 사용자 간 차이는 없다.</w:t>
       </w:r>
     </w:p>
     <w:p>
@@ -11798,7 +11812,7 @@
           <w:sz w:val="20"/>
           <w:szCs w:val="20"/>
         </w:rPr>
-        <w:t xml:space="preserve">: FCFS, Priority, MLFQ(비선점형)의 JFI는 모두 1.000으로 균등 배분이 이루어졌다. WFQ의 시스템 수준 JFI는 0.316이었으나, 이는 가중치 기반 의도적 차등의 결과이다. Enterprise의 대기시간이 Free보다 약 12배 짧아 가중치 순서에 대응하는 차등 서비스가 확인되었다.</w:t>
+        <w:t xml:space="preserve">: FCFS, Priority, MLFQ의 JFI는 모두 1.000으로 균등 배분이 이루어졌다. WFQ의 시스템 수준 JFI는 0.316이었으나, 이는 가중치 기반 의도적 차등의 결과이다. Enterprise의 대기시간이 Free보다 약 12배 짧아 가중치 순서에 대응하는 차등 서비스가 확인되었다.</w:t>
       </w:r>
     </w:p>
     <w:p>

--- a/08-final-submission/final-report/final-report.docx
+++ b/08-final-submission/final-report/final-report.docx
@@ -4459,7 +4459,7 @@
           <w:sz w:val="20"/>
           <w:szCs w:val="20"/>
         </w:rPr>
-        <w:t xml:space="preserve">실험은 세 가지로 나누어 진행하였다. 기본 실험, MLFQ 선점형 실험, 실서버 실험이다. 실험별 주요 설정은 표 5에 정리하였다. 앞의 두 실험은 시간 기반 시뮬레이션이고, 실서버 실험은 Ollama로 실제 LLM을 호출해 진행하였다. 기본 실험은 짧은 요청을 차례로 보내서 4개 알고리즘을 같은 조건에서 비교하였고, MLFQ 선점형 실험은 처리 시간이 다양한 요청을 한꺼번에 몰아 보내서 MLFQ의 강등과 선점 효과를 따로 확인하였다. 시뮬레이션은 각 요청에 처리 시간을 미리 정해 두고, 스케줄러가 정한 순서대로 한 건씩 처리하는 방식이다. 네트워크 지연이나 LLM 응답 시간의 변동이 없어서 알고리즘 자체의 특성만 비교할 수 있다.</w:t>
+        <w:t xml:space="preserve">실험은 세 가지로 나누어 진행하였다. 기본 실험, MLFQ 선점형 실험, 실서버 실험이다. 실험별 주요 설정은 표 5에 정리하였다. 앞의 두 실험은 시간 기반 시뮬레이션이고, 실서버 실험은 Ollama로 실제 LLM을 호출해 진행하였다. 기본 실험은 짧은 요청을 차례로 보내서 4개 알고리즘을 같은 조건에서 비교하였고, MLFQ 선점형 실험은 처리 시간이 다양한 요청을 한꺼번에 몰아 보내는 버스트(Burst, 짧은 시간에 여러 요청이 동시에 몰리는 상황) 도착으로 MLFQ의 강등과 선점 효과를 따로 확인하였다. 시뮬레이션은 각 요청에 처리 시간을 미리 정해 두고, 스케줄러가 정한 순서대로 한 건씩 처리하는 방식이다. 네트워크 지연이나 LLM 응답 시간의 변동이 없어서 알고리즘 자체의 특성만 비교할 수 있다.</w:t>
       </w:r>
     </w:p>
     <w:p>
@@ -5306,7 +5306,7 @@
                 <w:sz w:val="18"/>
                 <w:szCs w:val="18"/>
               </w:rPr>
-              <w:t xml:space="preserve">버스트 (20건 동시 × 25회)</w:t>
+              <w:t xml:space="preserve">버스트 (20건 동시 × 25회, 2초 간격)</w:t>
             </w:r>
           </w:p>
         </w:tc>
@@ -5336,124 +5336,6 @@
                 <w:szCs w:val="18"/>
               </w:rPr>
               <w:t xml:space="preserve">버스트 (20건 동시)</w:t>
-            </w:r>
-          </w:p>
-        </w:tc>
-      </w:tr>
-      <w:tr>
-        <w:tc>
-          <w:tcPr>
-            <w:tcW w:type="dxa" w:w="1983"/>
-            <w:tcBorders>
-              <w:top w:val="single" w:color="AAAAAA" w:sz="1"/>
-              <w:left w:val="single" w:color="AAAAAA" w:sz="1"/>
-              <w:bottom w:val="single" w:color="AAAAAA" w:sz="1"/>
-              <w:right w:val="single" w:color="AAAAAA" w:sz="1"/>
-            </w:tcBorders>
-            <w:vAlign w:val="center"/>
-          </w:tcPr>
-          <w:p>
-            <w:pPr>
-              <w:spacing w:after="40" w:before="40"/>
-              <w:jc w:val="left"/>
-            </w:pPr>
-            <w:r>
-              <w:rPr>
-                <w:rFonts w:ascii="맑은 고딕" w:cs="맑은 고딕" w:eastAsia="맑은 고딕" w:hAnsi="맑은 고딕"/>
-                <w:b w:val="false"/>
-                <w:bCs w:val="false"/>
-                <w:color w:val="000000"/>
-                <w:sz w:val="18"/>
-                <w:szCs w:val="18"/>
-              </w:rPr>
-              <w:t xml:space="preserve">MLFQ 모드</w:t>
-            </w:r>
-          </w:p>
-        </w:tc>
-        <w:tc>
-          <w:tcPr>
-            <w:tcW w:type="dxa" w:w="1983"/>
-            <w:tcBorders>
-              <w:top w:val="single" w:color="AAAAAA" w:sz="1"/>
-              <w:left w:val="single" w:color="AAAAAA" w:sz="1"/>
-              <w:bottom w:val="single" w:color="AAAAAA" w:sz="1"/>
-              <w:right w:val="single" w:color="AAAAAA" w:sz="1"/>
-            </w:tcBorders>
-            <w:vAlign w:val="center"/>
-          </w:tcPr>
-          <w:p>
-            <w:pPr>
-              <w:spacing w:after="40" w:before="40"/>
-              <w:jc w:val="left"/>
-            </w:pPr>
-            <w:r>
-              <w:rPr>
-                <w:rFonts w:ascii="맑은 고딕" w:cs="맑은 고딕" w:eastAsia="맑은 고딕" w:hAnsi="맑은 고딕"/>
-                <w:b w:val="false"/>
-                <w:bCs w:val="false"/>
-                <w:color w:val="000000"/>
-                <w:sz w:val="18"/>
-                <w:szCs w:val="18"/>
-              </w:rPr>
-              <w:t xml:space="preserve">선점형 (강등 미발생)</w:t>
-            </w:r>
-          </w:p>
-        </w:tc>
-        <w:tc>
-          <w:tcPr>
-            <w:tcW w:type="dxa" w:w="1983"/>
-            <w:tcBorders>
-              <w:top w:val="single" w:color="AAAAAA" w:sz="1"/>
-              <w:left w:val="single" w:color="AAAAAA" w:sz="1"/>
-              <w:bottom w:val="single" w:color="AAAAAA" w:sz="1"/>
-              <w:right w:val="single" w:color="AAAAAA" w:sz="1"/>
-            </w:tcBorders>
-            <w:vAlign w:val="center"/>
-          </w:tcPr>
-          <w:p>
-            <w:pPr>
-              <w:spacing w:after="40" w:before="40"/>
-              <w:jc w:val="left"/>
-            </w:pPr>
-            <w:r>
-              <w:rPr>
-                <w:rFonts w:ascii="맑은 고딕" w:cs="맑은 고딕" w:eastAsia="맑은 고딕" w:hAnsi="맑은 고딕"/>
-                <w:b w:val="false"/>
-                <w:bCs w:val="false"/>
-                <w:color w:val="000000"/>
-                <w:sz w:val="18"/>
-                <w:szCs w:val="18"/>
-              </w:rPr>
-              <w:t xml:space="preserve">선점형 (500ms 간격)</w:t>
-            </w:r>
-          </w:p>
-        </w:tc>
-        <w:tc>
-          <w:tcPr>
-            <w:tcW w:type="dxa" w:w="1983"/>
-            <w:tcBorders>
-              <w:top w:val="single" w:color="AAAAAA" w:sz="1"/>
-              <w:left w:val="single" w:color="AAAAAA" w:sz="1"/>
-              <w:bottom w:val="single" w:color="AAAAAA" w:sz="1"/>
-              <w:right w:val="single" w:color="AAAAAA" w:sz="1"/>
-            </w:tcBorders>
-            <w:vAlign w:val="center"/>
-          </w:tcPr>
-          <w:p>
-            <w:pPr>
-              <w:spacing w:after="40" w:before="40"/>
-              <w:jc w:val="left"/>
-            </w:pPr>
-            <w:r>
-              <w:rPr>
-                <w:rFonts w:ascii="맑은 고딕" w:cs="맑은 고딕" w:eastAsia="맑은 고딕" w:hAnsi="맑은 고딕"/>
-                <w:b w:val="false"/>
-                <w:bCs w:val="false"/>
-                <w:color w:val="000000"/>
-                <w:sz w:val="18"/>
-                <w:szCs w:val="18"/>
-              </w:rPr>
-              <w:t xml:space="preserve">비선점형</w:t>
             </w:r>
           </w:p>
         </w:tc>
@@ -6241,7 +6123,7 @@
           <w:sz w:val="20"/>
           <w:szCs w:val="20"/>
         </w:rPr>
-        <w:t xml:space="preserve">Short는 최상위 큐에서 완료되고 Medium과 Long은 시간 할당량 초과로 하위 큐로 강등되도록 설계하였다. 버스트(Burst, 짧은 시간에 여러 요청이 동시에 몰리는 상황) 도착 패턴은 대기열에 요청이 쌓인 상태에서 스케줄러가 순서를 정하도록 유도한다. 이를 위해 20건씩 동시에 큐에 넣었다. 모든 실험에서 요청은 1건씩 순차 처리된다. JFI 계산 방식의 차이는 5.5절에서 다루며, 대규모 환경은 향후 연구 과제로 남긴다 (7.2절).</w:t>
+        <w:t xml:space="preserve">Short는 최상위 큐에서 완료되고 Medium과 Long은 시간 할당량 초과로 하위 큐로 강등되도록 설계하였다. 버스트 도착 패턴은 대기열에 요청이 쌓인 상태에서 스케줄러가 순서를 정하도록 유도한다. 이를 위해 20건씩 동시에 큐에 넣었다. 모든 실험에서 요청은 1건씩 순차 처리된다. JFI 계산 방식의 차이는 5.5절에서 다루며, 대규모 환경은 향후 연구 과제로 남긴다 (7.2절).</w:t>
       </w:r>
     </w:p>
     <w:p>

--- a/08-final-submission/final-report/final-report.docx
+++ b/08-final-submission/final-report/final-report.docx
@@ -6123,7 +6123,7 @@
           <w:sz w:val="20"/>
           <w:szCs w:val="20"/>
         </w:rPr>
-        <w:t xml:space="preserve">Short는 최상위 큐에서 완료되고 Medium과 Long은 시간 할당량 초과로 하위 큐로 강등되도록 설계하였다. 버스트 도착 패턴은 대기열에 요청이 쌓인 상태에서 스케줄러가 순서를 정하도록 유도한다. 이를 위해 20건씩 동시에 큐에 넣었다. 모든 실험에서 요청은 1건씩 순차 처리된다. JFI 계산 방식의 차이는 5.5절에서 다루며, 대규모 환경은 향후 연구 과제로 남긴다 (7.2절).</w:t>
+        <w:t xml:space="preserve">Short는 최상위 큐에서 완료되고 Medium과 Long은 시간 할당량 초과로 하위 큐로 강등되도록 설계하였다. 요청이 한 건씩 순차로 도착하면 큐에 한두 건만 있어 스케줄러가 정렬할 대상이 부족하므로, 버스트 도착 패턴으로 20건씩 한꺼번에 큐에 넣어 스케줄러가 어떤 요청을 먼저 처리할지 결정하도록 하였다. 모든 실험에서 요청은 1건씩 순차 처리된다. JFI 계산 방식의 차이는 5.5절에서 다루며, 대규모 환경은 향후 연구 과제로 남긴다 (7.2절).</w:t>
       </w:r>
     </w:p>
     <w:p>

--- a/08-final-submission/final-report/final-report.docx
+++ b/08-final-submission/final-report/final-report.docx
@@ -6801,7 +6801,7 @@
           <w:sz w:val="20"/>
           <w:szCs w:val="20"/>
         </w:rPr>
-        <w:t xml:space="preserve">"대기시간(wait time)"은 요청이 대기열에 들어간 시점부터 처리가 시작된 시점까지이다. 단, 5.3절의 선점형 MLFQ 비교에서는 처리가 여러 번 중단되었다가 다시 시작되므로 "응답시간(도착부터 완료까지)"으로 단위를 바꾼다.</w:t>
+        <w:t xml:space="preserve">"대기시간(wait time)"은 요청이 대기열에 들어간 시점부터 처리가 시작된 시점까지이다. 단, 5.3절의 선점형 MLFQ 비교에서는 처리가 여러 번 중단되었다가 다시 시작되므로 "응답시간(도착부터 완료까지)"으로 단위를 변경하였다.</w:t>
       </w:r>
     </w:p>
     <w:p>

--- a/08-final-submission/final-report/final-report.docx
+++ b/08-final-submission/final-report/final-report.docx
@@ -6815,7 +6815,7 @@
           <w:sz w:val="20"/>
           <w:szCs w:val="20"/>
         </w:rPr>
-        <w:t xml:space="preserve">FCFS에서는 도착 순서대로 처리되어 네 명이 대기시간을 고르게 부담하였다 (JFI = 1.000). Priority는 처리 순서가 바뀌었지만 전체 평균은 FCFS와 거의 같았다. 처리 시간이 짧아(10~100ms) 에이징이 작동하기 전에 처리가 끝나서 우선순위 효과 자체는 거의 드러나지 않았다. </w:t>
+        <w:t xml:space="preserve">FCFS는 요청을 도착 순서대로 처리하므로 사용자 간 대기시간 차이가 없었다 (JFI = 1.000). Priority는 처리 순서가 바뀌었지만 전체 평균은 FCFS와 거의 같았다. 처리 시간이 짧아(10~100ms) 에이징이 작동하기 전에 처리가 끝나서 우선순위 효과 자체는 거의 드러나지 않았다. </w:t>
       </w:r>
       <w:r>
         <w:rPr>
@@ -6855,7 +6855,7 @@
           <w:sz w:val="20"/>
           <w:szCs w:val="20"/>
         </w:rPr>
-        <w:t xml:space="preserve">는 전체 평균이 가장 낮았으나 구독 등급별 차이가 컸다 (표 8). JFI = 0.316은 5.5절에서 분석한다.</w:t>
+        <w:t xml:space="preserve">는 전체 평균이 가장 낮았으나 구독 등급별 차이가 컸다 (표 8). JFI(0.316)는 5.5절에서 분석한다.</w:t>
       </w:r>
     </w:p>
     <w:p>
@@ -7356,7 +7356,7 @@
           <w:sz w:val="20"/>
           <w:szCs w:val="20"/>
         </w:rPr>
-        <w:t xml:space="preserve">Enterprise의 대기시간은 Free의 약 1/12 수준으로, 가중치에 비례한 차등 서비스가 확인되었다. 100:1의 극단적 차이까지 벌어지지 않은 것은 요청이 대기열에 순차 도착하는 실험 설계 때문이다.</w:t>
+        <w:t xml:space="preserve">Enterprise의 대기시간은 Free의 약 1/12 수준으로, 가중치에 비례한 차등 서비스가 확인되었다. 100:1은 가중치(처리량) 비율이므로 대기시간 비율은 그보다 평탄하게 나타난다.</w:t>
       </w:r>
     </w:p>
     <w:p>
@@ -7386,7 +7386,7 @@
           <w:sz w:val="20"/>
           <w:szCs w:val="20"/>
         </w:rPr>
-        <w:t xml:space="preserve">비선점형 MLFQ가 FCFS와 같은 결과를 보였기 때문에, MLFQ의 이론적 효과를 따로 확인하려고 선점형 시뮬레이션을 추가하였다. 요청 500건, 처리 시간 최대 10초, 버스트 도착 구조로 5개 시드에 걸쳐 반복하였다. 지표는 응답시간(도착부터 완료까지)을 사용한다. 요청 유형별 응답시간 비교 결과는 표 9 및 그림 4와 같다.</w:t>
+        <w:t xml:space="preserve">비선점형 MLFQ가 FCFS와 같은 결과를 보였기 때문에, MLFQ의 이론적 효과를 따로 확인하려고 선점형 시뮬레이션을 추가하였다. 요청 500건, 처리 시간 최대 10초, 버스트 도착 구조로 5개 시드에 걸쳐 반복하였다. 지표는 응답시간을 사용하였다. 요청 유형별 응답시간 비교 결과는 표 9와 같다.</w:t>
       </w:r>
     </w:p>
     <w:p>
@@ -8025,6 +8025,1225 @@
     </w:p>
     <w:p>
       <w:pPr>
+        <w:spacing w:after="120" w:line="240"/>
+      </w:pPr>
+      <w:r>
+        <w:rPr>
+          <w:rFonts w:ascii="맑은 고딕" w:cs="맑은 고딕" w:eastAsia="맑은 고딕" w:hAnsi="맑은 고딕"/>
+          <w:color w:val="000000"/>
+          <w:sz w:val="20"/>
+          <w:szCs w:val="20"/>
+        </w:rPr>
+        <w:t xml:space="preserve">Short는 Q0 안에 완료되어 강등 없이 처리되므로 응답시간이 FCFS 대비 약 73% 감소하였다. 반면 Long은 하위 큐로 밀려 약 89% 증가, Medium은 약 13% 증가하였다. 부스팅(Rule 5, 5초 주기)으로 Long의 기아 상태는 방지된다.</w:t>
+      </w:r>
+    </w:p>
+    <w:p>
+      <w:pPr>
+        <w:spacing w:after="120" w:line="240"/>
+      </w:pPr>
+      <w:r>
+        <w:rPr>
+          <w:rFonts w:ascii="맑은 고딕" w:cs="맑은 고딕" w:eastAsia="맑은 고딕" w:hAnsi="맑은 고딕"/>
+          <w:b/>
+          <w:bCs/>
+          <w:color w:val="000000"/>
+          <w:sz w:val="20"/>
+          <w:szCs w:val="20"/>
+        </w:rPr>
+        <w:t xml:space="preserve">재현성 확인</w:t>
+      </w:r>
+      <w:r>
+        <w:rPr>
+          <w:rFonts w:ascii="맑은 고딕" w:cs="맑은 고딕" w:eastAsia="맑은 고딕" w:hAnsi="맑은 고딕"/>
+          <w:color w:val="000000"/>
+          <w:sz w:val="20"/>
+          <w:szCs w:val="20"/>
+        </w:rPr>
+        <w:t xml:space="preserve">: 5개 시드에서 Short 개선율이 71.8~74.3%의 좁은 범위에 모였고 평균은 약 73%였다. 따라서 이 개선이 특정 시드에 의존하지 않음을 확인하였다. 다만 5개 시드의 제한된 반복이라 실제 트래픽 패턴에서는 효과가 달라질 수 있다.</w:t>
+      </w:r>
+    </w:p>
+    <w:p>
+      <w:pPr>
+        <w:spacing w:after="130" w:before="220" w:line="240"/>
+      </w:pPr>
+      <w:r>
+        <w:rPr>
+          <w:rFonts w:ascii="맑은 고딕" w:cs="맑은 고딕" w:eastAsia="맑은 고딕" w:hAnsi="맑은 고딕"/>
+          <w:b/>
+          <w:bCs/>
+          <w:color w:val="333333"/>
+          <w:sz w:val="24"/>
+          <w:szCs w:val="24"/>
+        </w:rPr>
+        <w:t xml:space="preserve">5.4 실서버 실험</w:t>
+      </w:r>
+    </w:p>
+    <w:p>
+      <w:pPr>
+        <w:spacing w:after="120" w:line="240"/>
+      </w:pPr>
+      <w:r>
+        <w:rPr>
+          <w:rFonts w:ascii="맑은 고딕" w:cs="맑은 고딕" w:eastAsia="맑은 고딕" w:hAnsi="맑은 고딕"/>
+          <w:color w:val="000000"/>
+          <w:sz w:val="20"/>
+          <w:szCs w:val="20"/>
+        </w:rPr>
+        <w:t xml:space="preserve">시뮬레이션에서 확인한 스케줄링 순서 차이가 실제 LLM 환경에서도 재현되는지 보고자 Ollama로 실서버 실험을 진행하였다. 사용 모델은 2026년 4월 공개된 Google Gemma 4 계열의 `gemma4:e4b`이며, 약 40억 개 파라미터(Parameter, 모델이 학습해 가진 가중치 값)를 가진 중형 모델로 로컬 Ollama 서버에서 실행하였다. 출력은 최대 20토큰으로 제한하였다. 총 20건(등급별 5건)을 동시에 큐에 넣은 뒤 FCFS, Priority, WFQ 세 알고리즘을 비교하였다(비선점형 MLFQ는 5.2절에서 FCFS와 같음이 확인되어 제외하였다). 전체 결과는 표 10, 구독 등급별 세부는 표 11 및 그림 4에 정리하였다.</w:t>
+      </w:r>
+    </w:p>
+    <w:p>
+      <w:pPr>
+        <w:spacing w:after="80" w:line="240"/>
+      </w:pPr>
+      <w:r>
+        <w:rPr>
+          <w:rFonts w:ascii="맑은 고딕" w:cs="맑은 고딕" w:eastAsia="맑은 고딕" w:hAnsi="맑은 고딕"/>
+          <w:b/>
+          <w:bCs/>
+          <w:color w:val="000000"/>
+          <w:sz w:val="20"/>
+          <w:szCs w:val="20"/>
+        </w:rPr>
+        <w:t xml:space="preserve">표 10. 실서버 실험 결과</w:t>
+      </w:r>
+    </w:p>
+    <w:tbl>
+      <w:tblPr>
+        <w:tblW w:type="auto" w:w="100"/>
+        <w:tblBorders>
+          <w:top w:val="single" w:color="auto" w:sz="4"/>
+          <w:left w:val="single" w:color="auto" w:sz="4"/>
+          <w:bottom w:val="single" w:color="auto" w:sz="4"/>
+          <w:right w:val="single" w:color="auto" w:sz="4"/>
+          <w:insideH w:val="single" w:color="auto" w:sz="4"/>
+          <w:insideV w:val="single" w:color="auto" w:sz="4"/>
+        </w:tblBorders>
+      </w:tblPr>
+      <w:tblGrid>
+        <w:gridCol w:w="1983"/>
+        <w:gridCol w:w="1983"/>
+        <w:gridCol w:w="1983"/>
+        <w:gridCol w:w="1983"/>
+      </w:tblGrid>
+      <w:tr>
+        <w:tc>
+          <w:tcPr>
+            <w:tcW w:type="dxa" w:w="1983"/>
+            <w:tcBorders>
+              <w:top w:val="single" w:color="AAAAAA" w:sz="1"/>
+              <w:left w:val="single" w:color="AAAAAA" w:sz="1"/>
+              <w:bottom w:val="single" w:color="AAAAAA" w:sz="1"/>
+              <w:right w:val="single" w:color="AAAAAA" w:sz="1"/>
+            </w:tcBorders>
+            <w:shd w:fill="D9E2F3" w:val="clear"/>
+            <w:vAlign w:val="center"/>
+          </w:tcPr>
+          <w:p>
+            <w:pPr>
+              <w:spacing w:after="40" w:before="40"/>
+              <w:jc w:val="center"/>
+            </w:pPr>
+            <w:r>
+              <w:rPr>
+                <w:rFonts w:ascii="맑은 고딕" w:cs="맑은 고딕" w:eastAsia="맑은 고딕" w:hAnsi="맑은 고딕"/>
+                <w:b/>
+                <w:bCs/>
+                <w:color w:val="000000"/>
+                <w:sz w:val="18"/>
+                <w:szCs w:val="18"/>
+              </w:rPr>
+              <w:t xml:space="preserve">스케줄러</w:t>
+            </w:r>
+          </w:p>
+        </w:tc>
+        <w:tc>
+          <w:tcPr>
+            <w:tcW w:type="dxa" w:w="1983"/>
+            <w:tcBorders>
+              <w:top w:val="single" w:color="AAAAAA" w:sz="1"/>
+              <w:left w:val="single" w:color="AAAAAA" w:sz="1"/>
+              <w:bottom w:val="single" w:color="AAAAAA" w:sz="1"/>
+              <w:right w:val="single" w:color="AAAAAA" w:sz="1"/>
+            </w:tcBorders>
+            <w:shd w:fill="D9E2F3" w:val="clear"/>
+            <w:vAlign w:val="center"/>
+          </w:tcPr>
+          <w:p>
+            <w:pPr>
+              <w:spacing w:after="40" w:before="40"/>
+              <w:jc w:val="center"/>
+            </w:pPr>
+            <w:r>
+              <w:rPr>
+                <w:rFonts w:ascii="맑은 고딕" w:cs="맑은 고딕" w:eastAsia="맑은 고딕" w:hAnsi="맑은 고딕"/>
+                <w:b/>
+                <w:bCs/>
+                <w:color w:val="000000"/>
+                <w:sz w:val="18"/>
+                <w:szCs w:val="18"/>
+              </w:rPr>
+              <w:t xml:space="preserve">평균 대기시간</w:t>
+            </w:r>
+          </w:p>
+        </w:tc>
+        <w:tc>
+          <w:tcPr>
+            <w:tcW w:type="dxa" w:w="1983"/>
+            <w:tcBorders>
+              <w:top w:val="single" w:color="AAAAAA" w:sz="1"/>
+              <w:left w:val="single" w:color="AAAAAA" w:sz="1"/>
+              <w:bottom w:val="single" w:color="AAAAAA" w:sz="1"/>
+              <w:right w:val="single" w:color="AAAAAA" w:sz="1"/>
+            </w:tcBorders>
+            <w:shd w:fill="D9E2F3" w:val="clear"/>
+            <w:vAlign w:val="center"/>
+          </w:tcPr>
+          <w:p>
+            <w:pPr>
+              <w:spacing w:after="40" w:before="40"/>
+              <w:jc w:val="center"/>
+            </w:pPr>
+            <w:r>
+              <w:rPr>
+                <w:rFonts w:ascii="맑은 고딕" w:cs="맑은 고딕" w:eastAsia="맑은 고딕" w:hAnsi="맑은 고딕"/>
+                <w:b/>
+                <w:bCs/>
+                <w:color w:val="000000"/>
+                <w:sz w:val="18"/>
+                <w:szCs w:val="18"/>
+              </w:rPr>
+              <w:t xml:space="preserve">평균 처리 시간</w:t>
+            </w:r>
+          </w:p>
+        </w:tc>
+        <w:tc>
+          <w:tcPr>
+            <w:tcW w:type="dxa" w:w="1983"/>
+            <w:tcBorders>
+              <w:top w:val="single" w:color="AAAAAA" w:sz="1"/>
+              <w:left w:val="single" w:color="AAAAAA" w:sz="1"/>
+              <w:bottom w:val="single" w:color="AAAAAA" w:sz="1"/>
+              <w:right w:val="single" w:color="AAAAAA" w:sz="1"/>
+            </w:tcBorders>
+            <w:shd w:fill="D9E2F3" w:val="clear"/>
+            <w:vAlign w:val="center"/>
+          </w:tcPr>
+          <w:p>
+            <w:pPr>
+              <w:spacing w:after="40" w:before="40"/>
+              <w:jc w:val="center"/>
+            </w:pPr>
+            <w:r>
+              <w:rPr>
+                <w:rFonts w:ascii="맑은 고딕" w:cs="맑은 고딕" w:eastAsia="맑은 고딕" w:hAnsi="맑은 고딕"/>
+                <w:b/>
+                <w:bCs/>
+                <w:color w:val="000000"/>
+                <w:sz w:val="18"/>
+                <w:szCs w:val="18"/>
+              </w:rPr>
+              <w:t xml:space="preserve">전체 소요 시간</w:t>
+            </w:r>
+          </w:p>
+        </w:tc>
+      </w:tr>
+      <w:tr>
+        <w:tc>
+          <w:tcPr>
+            <w:tcW w:type="dxa" w:w="1983"/>
+            <w:tcBorders>
+              <w:top w:val="single" w:color="AAAAAA" w:sz="1"/>
+              <w:left w:val="single" w:color="AAAAAA" w:sz="1"/>
+              <w:bottom w:val="single" w:color="AAAAAA" w:sz="1"/>
+              <w:right w:val="single" w:color="AAAAAA" w:sz="1"/>
+            </w:tcBorders>
+            <w:vAlign w:val="center"/>
+          </w:tcPr>
+          <w:p>
+            <w:pPr>
+              <w:spacing w:after="40" w:before="40"/>
+              <w:jc w:val="left"/>
+            </w:pPr>
+            <w:r>
+              <w:rPr>
+                <w:rFonts w:ascii="맑은 고딕" w:cs="맑은 고딕" w:eastAsia="맑은 고딕" w:hAnsi="맑은 고딕"/>
+                <w:b w:val="false"/>
+                <w:bCs w:val="false"/>
+                <w:color w:val="000000"/>
+                <w:sz w:val="18"/>
+                <w:szCs w:val="18"/>
+              </w:rPr>
+              <w:t xml:space="preserve">FCFS</w:t>
+            </w:r>
+          </w:p>
+        </w:tc>
+        <w:tc>
+          <w:tcPr>
+            <w:tcW w:type="dxa" w:w="1983"/>
+            <w:tcBorders>
+              <w:top w:val="single" w:color="AAAAAA" w:sz="1"/>
+              <w:left w:val="single" w:color="AAAAAA" w:sz="1"/>
+              <w:bottom w:val="single" w:color="AAAAAA" w:sz="1"/>
+              <w:right w:val="single" w:color="AAAAAA" w:sz="1"/>
+            </w:tcBorders>
+            <w:vAlign w:val="center"/>
+          </w:tcPr>
+          <w:p>
+            <w:pPr>
+              <w:spacing w:after="40" w:before="40"/>
+              <w:jc w:val="left"/>
+            </w:pPr>
+            <w:r>
+              <w:rPr>
+                <w:rFonts w:ascii="맑은 고딕" w:cs="맑은 고딕" w:eastAsia="맑은 고딕" w:hAnsi="맑은 고딕"/>
+                <w:b w:val="false"/>
+                <w:bCs w:val="false"/>
+                <w:color w:val="000000"/>
+                <w:sz w:val="18"/>
+                <w:szCs w:val="18"/>
+              </w:rPr>
+              <w:t xml:space="preserve">약 1,998ms</w:t>
+            </w:r>
+          </w:p>
+        </w:tc>
+        <w:tc>
+          <w:tcPr>
+            <w:tcW w:type="dxa" w:w="1983"/>
+            <w:tcBorders>
+              <w:top w:val="single" w:color="AAAAAA" w:sz="1"/>
+              <w:left w:val="single" w:color="AAAAAA" w:sz="1"/>
+              <w:bottom w:val="single" w:color="AAAAAA" w:sz="1"/>
+              <w:right w:val="single" w:color="AAAAAA" w:sz="1"/>
+            </w:tcBorders>
+            <w:vAlign w:val="center"/>
+          </w:tcPr>
+          <w:p>
+            <w:pPr>
+              <w:spacing w:after="40" w:before="40"/>
+              <w:jc w:val="left"/>
+            </w:pPr>
+            <w:r>
+              <w:rPr>
+                <w:rFonts w:ascii="맑은 고딕" w:cs="맑은 고딕" w:eastAsia="맑은 고딕" w:hAnsi="맑은 고딕"/>
+                <w:b w:val="false"/>
+                <w:bCs w:val="false"/>
+                <w:color w:val="000000"/>
+                <w:sz w:val="18"/>
+                <w:szCs w:val="18"/>
+              </w:rPr>
+              <w:t xml:space="preserve">약 209ms</w:t>
+            </w:r>
+          </w:p>
+        </w:tc>
+        <w:tc>
+          <w:tcPr>
+            <w:tcW w:type="dxa" w:w="1983"/>
+            <w:tcBorders>
+              <w:top w:val="single" w:color="AAAAAA" w:sz="1"/>
+              <w:left w:val="single" w:color="AAAAAA" w:sz="1"/>
+              <w:bottom w:val="single" w:color="AAAAAA" w:sz="1"/>
+              <w:right w:val="single" w:color="AAAAAA" w:sz="1"/>
+            </w:tcBorders>
+            <w:vAlign w:val="center"/>
+          </w:tcPr>
+          <w:p>
+            <w:pPr>
+              <w:spacing w:after="40" w:before="40"/>
+              <w:jc w:val="left"/>
+            </w:pPr>
+            <w:r>
+              <w:rPr>
+                <w:rFonts w:ascii="맑은 고딕" w:cs="맑은 고딕" w:eastAsia="맑은 고딕" w:hAnsi="맑은 고딕"/>
+                <w:b w:val="false"/>
+                <w:bCs w:val="false"/>
+                <w:color w:val="000000"/>
+                <w:sz w:val="18"/>
+                <w:szCs w:val="18"/>
+              </w:rPr>
+              <w:t xml:space="preserve">약 4,178ms</w:t>
+            </w:r>
+          </w:p>
+        </w:tc>
+      </w:tr>
+      <w:tr>
+        <w:tc>
+          <w:tcPr>
+            <w:tcW w:type="dxa" w:w="1983"/>
+            <w:tcBorders>
+              <w:top w:val="single" w:color="AAAAAA" w:sz="1"/>
+              <w:left w:val="single" w:color="AAAAAA" w:sz="1"/>
+              <w:bottom w:val="single" w:color="AAAAAA" w:sz="1"/>
+              <w:right w:val="single" w:color="AAAAAA" w:sz="1"/>
+            </w:tcBorders>
+            <w:vAlign w:val="center"/>
+          </w:tcPr>
+          <w:p>
+            <w:pPr>
+              <w:spacing w:after="40" w:before="40"/>
+              <w:jc w:val="left"/>
+            </w:pPr>
+            <w:r>
+              <w:rPr>
+                <w:rFonts w:ascii="맑은 고딕" w:cs="맑은 고딕" w:eastAsia="맑은 고딕" w:hAnsi="맑은 고딕"/>
+                <w:b w:val="false"/>
+                <w:bCs w:val="false"/>
+                <w:color w:val="000000"/>
+                <w:sz w:val="18"/>
+                <w:szCs w:val="18"/>
+              </w:rPr>
+              <w:t xml:space="preserve">Priority</w:t>
+            </w:r>
+          </w:p>
+        </w:tc>
+        <w:tc>
+          <w:tcPr>
+            <w:tcW w:type="dxa" w:w="1983"/>
+            <w:tcBorders>
+              <w:top w:val="single" w:color="AAAAAA" w:sz="1"/>
+              <w:left w:val="single" w:color="AAAAAA" w:sz="1"/>
+              <w:bottom w:val="single" w:color="AAAAAA" w:sz="1"/>
+              <w:right w:val="single" w:color="AAAAAA" w:sz="1"/>
+            </w:tcBorders>
+            <w:vAlign w:val="center"/>
+          </w:tcPr>
+          <w:p>
+            <w:pPr>
+              <w:spacing w:after="40" w:before="40"/>
+              <w:jc w:val="left"/>
+            </w:pPr>
+            <w:r>
+              <w:rPr>
+                <w:rFonts w:ascii="맑은 고딕" w:cs="맑은 고딕" w:eastAsia="맑은 고딕" w:hAnsi="맑은 고딕"/>
+                <w:b w:val="false"/>
+                <w:bCs w:val="false"/>
+                <w:color w:val="000000"/>
+                <w:sz w:val="18"/>
+                <w:szCs w:val="18"/>
+              </w:rPr>
+              <w:t xml:space="preserve">약 1,977ms</w:t>
+            </w:r>
+          </w:p>
+        </w:tc>
+        <w:tc>
+          <w:tcPr>
+            <w:tcW w:type="dxa" w:w="1983"/>
+            <w:tcBorders>
+              <w:top w:val="single" w:color="AAAAAA" w:sz="1"/>
+              <w:left w:val="single" w:color="AAAAAA" w:sz="1"/>
+              <w:bottom w:val="single" w:color="AAAAAA" w:sz="1"/>
+              <w:right w:val="single" w:color="AAAAAA" w:sz="1"/>
+            </w:tcBorders>
+            <w:vAlign w:val="center"/>
+          </w:tcPr>
+          <w:p>
+            <w:pPr>
+              <w:spacing w:after="40" w:before="40"/>
+              <w:jc w:val="left"/>
+            </w:pPr>
+            <w:r>
+              <w:rPr>
+                <w:rFonts w:ascii="맑은 고딕" w:cs="맑은 고딕" w:eastAsia="맑은 고딕" w:hAnsi="맑은 고딕"/>
+                <w:b w:val="false"/>
+                <w:bCs w:val="false"/>
+                <w:color w:val="000000"/>
+                <w:sz w:val="18"/>
+                <w:szCs w:val="18"/>
+              </w:rPr>
+              <w:t xml:space="preserve">약 208ms</w:t>
+            </w:r>
+          </w:p>
+        </w:tc>
+        <w:tc>
+          <w:tcPr>
+            <w:tcW w:type="dxa" w:w="1983"/>
+            <w:tcBorders>
+              <w:top w:val="single" w:color="AAAAAA" w:sz="1"/>
+              <w:left w:val="single" w:color="AAAAAA" w:sz="1"/>
+              <w:bottom w:val="single" w:color="AAAAAA" w:sz="1"/>
+              <w:right w:val="single" w:color="AAAAAA" w:sz="1"/>
+            </w:tcBorders>
+            <w:vAlign w:val="center"/>
+          </w:tcPr>
+          <w:p>
+            <w:pPr>
+              <w:spacing w:after="40" w:before="40"/>
+              <w:jc w:val="left"/>
+            </w:pPr>
+            <w:r>
+              <w:rPr>
+                <w:rFonts w:ascii="맑은 고딕" w:cs="맑은 고딕" w:eastAsia="맑은 고딕" w:hAnsi="맑은 고딕"/>
+                <w:b w:val="false"/>
+                <w:bCs w:val="false"/>
+                <w:color w:val="000000"/>
+                <w:sz w:val="18"/>
+                <w:szCs w:val="18"/>
+              </w:rPr>
+              <w:t xml:space="preserve">약 4,154ms</w:t>
+            </w:r>
+          </w:p>
+        </w:tc>
+      </w:tr>
+      <w:tr>
+        <w:tc>
+          <w:tcPr>
+            <w:tcW w:type="dxa" w:w="1983"/>
+            <w:tcBorders>
+              <w:top w:val="single" w:color="AAAAAA" w:sz="1"/>
+              <w:left w:val="single" w:color="AAAAAA" w:sz="1"/>
+              <w:bottom w:val="single" w:color="AAAAAA" w:sz="1"/>
+              <w:right w:val="single" w:color="AAAAAA" w:sz="1"/>
+            </w:tcBorders>
+            <w:vAlign w:val="center"/>
+          </w:tcPr>
+          <w:p>
+            <w:pPr>
+              <w:spacing w:after="40" w:before="40"/>
+              <w:jc w:val="left"/>
+            </w:pPr>
+            <w:r>
+              <w:rPr>
+                <w:rFonts w:ascii="맑은 고딕" w:cs="맑은 고딕" w:eastAsia="맑은 고딕" w:hAnsi="맑은 고딕"/>
+                <w:b w:val="false"/>
+                <w:bCs w:val="false"/>
+                <w:color w:val="000000"/>
+                <w:sz w:val="18"/>
+                <w:szCs w:val="18"/>
+              </w:rPr>
+              <w:t xml:space="preserve">WFQ</w:t>
+            </w:r>
+          </w:p>
+        </w:tc>
+        <w:tc>
+          <w:tcPr>
+            <w:tcW w:type="dxa" w:w="1983"/>
+            <w:tcBorders>
+              <w:top w:val="single" w:color="AAAAAA" w:sz="1"/>
+              <w:left w:val="single" w:color="AAAAAA" w:sz="1"/>
+              <w:bottom w:val="single" w:color="AAAAAA" w:sz="1"/>
+              <w:right w:val="single" w:color="AAAAAA" w:sz="1"/>
+            </w:tcBorders>
+            <w:vAlign w:val="center"/>
+          </w:tcPr>
+          <w:p>
+            <w:pPr>
+              <w:spacing w:after="40" w:before="40"/>
+              <w:jc w:val="left"/>
+            </w:pPr>
+            <w:r>
+              <w:rPr>
+                <w:rFonts w:ascii="맑은 고딕" w:cs="맑은 고딕" w:eastAsia="맑은 고딕" w:hAnsi="맑은 고딕"/>
+                <w:b w:val="false"/>
+                <w:bCs w:val="false"/>
+                <w:color w:val="000000"/>
+                <w:sz w:val="18"/>
+                <w:szCs w:val="18"/>
+              </w:rPr>
+              <w:t xml:space="preserve">약 1,976ms</w:t>
+            </w:r>
+          </w:p>
+        </w:tc>
+        <w:tc>
+          <w:tcPr>
+            <w:tcW w:type="dxa" w:w="1983"/>
+            <w:tcBorders>
+              <w:top w:val="single" w:color="AAAAAA" w:sz="1"/>
+              <w:left w:val="single" w:color="AAAAAA" w:sz="1"/>
+              <w:bottom w:val="single" w:color="AAAAAA" w:sz="1"/>
+              <w:right w:val="single" w:color="AAAAAA" w:sz="1"/>
+            </w:tcBorders>
+            <w:vAlign w:val="center"/>
+          </w:tcPr>
+          <w:p>
+            <w:pPr>
+              <w:spacing w:after="40" w:before="40"/>
+              <w:jc w:val="left"/>
+            </w:pPr>
+            <w:r>
+              <w:rPr>
+                <w:rFonts w:ascii="맑은 고딕" w:cs="맑은 고딕" w:eastAsia="맑은 고딕" w:hAnsi="맑은 고딕"/>
+                <w:b w:val="false"/>
+                <w:bCs w:val="false"/>
+                <w:color w:val="000000"/>
+                <w:sz w:val="18"/>
+                <w:szCs w:val="18"/>
+              </w:rPr>
+              <w:t xml:space="preserve">약 208ms</w:t>
+            </w:r>
+          </w:p>
+        </w:tc>
+        <w:tc>
+          <w:tcPr>
+            <w:tcW w:type="dxa" w:w="1983"/>
+            <w:tcBorders>
+              <w:top w:val="single" w:color="AAAAAA" w:sz="1"/>
+              <w:left w:val="single" w:color="AAAAAA" w:sz="1"/>
+              <w:bottom w:val="single" w:color="AAAAAA" w:sz="1"/>
+              <w:right w:val="single" w:color="AAAAAA" w:sz="1"/>
+            </w:tcBorders>
+            <w:vAlign w:val="center"/>
+          </w:tcPr>
+          <w:p>
+            <w:pPr>
+              <w:spacing w:after="40" w:before="40"/>
+              <w:jc w:val="left"/>
+            </w:pPr>
+            <w:r>
+              <w:rPr>
+                <w:rFonts w:ascii="맑은 고딕" w:cs="맑은 고딕" w:eastAsia="맑은 고딕" w:hAnsi="맑은 고딕"/>
+                <w:b w:val="false"/>
+                <w:bCs w:val="false"/>
+                <w:color w:val="000000"/>
+                <w:sz w:val="18"/>
+                <w:szCs w:val="18"/>
+              </w:rPr>
+              <w:t xml:space="preserve">약 4,167ms</w:t>
+            </w:r>
+          </w:p>
+        </w:tc>
+      </w:tr>
+    </w:tbl>
+    <w:p>
+      <w:pPr>
+        <w:spacing w:after="80"/>
+      </w:pPr>
+    </w:p>
+    <w:p>
+      <w:pPr>
+        <w:spacing w:after="80" w:line="240"/>
+      </w:pPr>
+      <w:r>
+        <w:rPr>
+          <w:rFonts w:ascii="맑은 고딕" w:cs="맑은 고딕" w:eastAsia="맑은 고딕" w:hAnsi="맑은 고딕"/>
+          <w:b/>
+          <w:bCs/>
+          <w:color w:val="000000"/>
+          <w:sz w:val="20"/>
+          <w:szCs w:val="20"/>
+        </w:rPr>
+        <w:t xml:space="preserve">표 11. 실서버 구독 등급별 평균 대기시간</w:t>
+      </w:r>
+    </w:p>
+    <w:tbl>
+      <w:tblPr>
+        <w:tblW w:type="auto" w:w="100"/>
+        <w:tblBorders>
+          <w:top w:val="single" w:color="auto" w:sz="4"/>
+          <w:left w:val="single" w:color="auto" w:sz="4"/>
+          <w:bottom w:val="single" w:color="auto" w:sz="4"/>
+          <w:right w:val="single" w:color="auto" w:sz="4"/>
+          <w:insideH w:val="single" w:color="auto" w:sz="4"/>
+          <w:insideV w:val="single" w:color="auto" w:sz="4"/>
+        </w:tblBorders>
+      </w:tblPr>
+      <w:tblGrid>
+        <w:gridCol w:w="1983"/>
+        <w:gridCol w:w="1983"/>
+        <w:gridCol w:w="1983"/>
+        <w:gridCol w:w="1983"/>
+      </w:tblGrid>
+      <w:tr>
+        <w:tc>
+          <w:tcPr>
+            <w:tcW w:type="dxa" w:w="1983"/>
+            <w:tcBorders>
+              <w:top w:val="single" w:color="AAAAAA" w:sz="1"/>
+              <w:left w:val="single" w:color="AAAAAA" w:sz="1"/>
+              <w:bottom w:val="single" w:color="AAAAAA" w:sz="1"/>
+              <w:right w:val="single" w:color="AAAAAA" w:sz="1"/>
+            </w:tcBorders>
+            <w:shd w:fill="D9E2F3" w:val="clear"/>
+            <w:vAlign w:val="center"/>
+          </w:tcPr>
+          <w:p>
+            <w:pPr>
+              <w:spacing w:after="40" w:before="40"/>
+              <w:jc w:val="center"/>
+            </w:pPr>
+            <w:r>
+              <w:rPr>
+                <w:rFonts w:ascii="맑은 고딕" w:cs="맑은 고딕" w:eastAsia="맑은 고딕" w:hAnsi="맑은 고딕"/>
+                <w:b/>
+                <w:bCs/>
+                <w:color w:val="000000"/>
+                <w:sz w:val="18"/>
+                <w:szCs w:val="18"/>
+              </w:rPr>
+              <w:t xml:space="preserve">구독 등급</w:t>
+            </w:r>
+          </w:p>
+        </w:tc>
+        <w:tc>
+          <w:tcPr>
+            <w:tcW w:type="dxa" w:w="1983"/>
+            <w:tcBorders>
+              <w:top w:val="single" w:color="AAAAAA" w:sz="1"/>
+              <w:left w:val="single" w:color="AAAAAA" w:sz="1"/>
+              <w:bottom w:val="single" w:color="AAAAAA" w:sz="1"/>
+              <w:right w:val="single" w:color="AAAAAA" w:sz="1"/>
+            </w:tcBorders>
+            <w:shd w:fill="D9E2F3" w:val="clear"/>
+            <w:vAlign w:val="center"/>
+          </w:tcPr>
+          <w:p>
+            <w:pPr>
+              <w:spacing w:after="40" w:before="40"/>
+              <w:jc w:val="center"/>
+            </w:pPr>
+            <w:r>
+              <w:rPr>
+                <w:rFonts w:ascii="맑은 고딕" w:cs="맑은 고딕" w:eastAsia="맑은 고딕" w:hAnsi="맑은 고딕"/>
+                <w:b/>
+                <w:bCs/>
+                <w:color w:val="000000"/>
+                <w:sz w:val="18"/>
+                <w:szCs w:val="18"/>
+              </w:rPr>
+              <w:t xml:space="preserve">FCFS</w:t>
+            </w:r>
+          </w:p>
+        </w:tc>
+        <w:tc>
+          <w:tcPr>
+            <w:tcW w:type="dxa" w:w="1983"/>
+            <w:tcBorders>
+              <w:top w:val="single" w:color="AAAAAA" w:sz="1"/>
+              <w:left w:val="single" w:color="AAAAAA" w:sz="1"/>
+              <w:bottom w:val="single" w:color="AAAAAA" w:sz="1"/>
+              <w:right w:val="single" w:color="AAAAAA" w:sz="1"/>
+            </w:tcBorders>
+            <w:shd w:fill="D9E2F3" w:val="clear"/>
+            <w:vAlign w:val="center"/>
+          </w:tcPr>
+          <w:p>
+            <w:pPr>
+              <w:spacing w:after="40" w:before="40"/>
+              <w:jc w:val="center"/>
+            </w:pPr>
+            <w:r>
+              <w:rPr>
+                <w:rFonts w:ascii="맑은 고딕" w:cs="맑은 고딕" w:eastAsia="맑은 고딕" w:hAnsi="맑은 고딕"/>
+                <w:b/>
+                <w:bCs/>
+                <w:color w:val="000000"/>
+                <w:sz w:val="18"/>
+                <w:szCs w:val="18"/>
+              </w:rPr>
+              <w:t xml:space="preserve">Priority</w:t>
+            </w:r>
+          </w:p>
+        </w:tc>
+        <w:tc>
+          <w:tcPr>
+            <w:tcW w:type="dxa" w:w="1983"/>
+            <w:tcBorders>
+              <w:top w:val="single" w:color="AAAAAA" w:sz="1"/>
+              <w:left w:val="single" w:color="AAAAAA" w:sz="1"/>
+              <w:bottom w:val="single" w:color="AAAAAA" w:sz="1"/>
+              <w:right w:val="single" w:color="AAAAAA" w:sz="1"/>
+            </w:tcBorders>
+            <w:shd w:fill="D9E2F3" w:val="clear"/>
+            <w:vAlign w:val="center"/>
+          </w:tcPr>
+          <w:p>
+            <w:pPr>
+              <w:spacing w:after="40" w:before="40"/>
+              <w:jc w:val="center"/>
+            </w:pPr>
+            <w:r>
+              <w:rPr>
+                <w:rFonts w:ascii="맑은 고딕" w:cs="맑은 고딕" w:eastAsia="맑은 고딕" w:hAnsi="맑은 고딕"/>
+                <w:b/>
+                <w:bCs/>
+                <w:color w:val="000000"/>
+                <w:sz w:val="18"/>
+                <w:szCs w:val="18"/>
+              </w:rPr>
+              <w:t xml:space="preserve">WFQ</w:t>
+            </w:r>
+          </w:p>
+        </w:tc>
+      </w:tr>
+      <w:tr>
+        <w:tc>
+          <w:tcPr>
+            <w:tcW w:type="dxa" w:w="1983"/>
+            <w:tcBorders>
+              <w:top w:val="single" w:color="AAAAAA" w:sz="1"/>
+              <w:left w:val="single" w:color="AAAAAA" w:sz="1"/>
+              <w:bottom w:val="single" w:color="AAAAAA" w:sz="1"/>
+              <w:right w:val="single" w:color="AAAAAA" w:sz="1"/>
+            </w:tcBorders>
+            <w:vAlign w:val="center"/>
+          </w:tcPr>
+          <w:p>
+            <w:pPr>
+              <w:spacing w:after="40" w:before="40"/>
+              <w:jc w:val="left"/>
+            </w:pPr>
+            <w:r>
+              <w:rPr>
+                <w:rFonts w:ascii="맑은 고딕" w:cs="맑은 고딕" w:eastAsia="맑은 고딕" w:hAnsi="맑은 고딕"/>
+                <w:b w:val="false"/>
+                <w:bCs w:val="false"/>
+                <w:color w:val="000000"/>
+                <w:sz w:val="18"/>
+                <w:szCs w:val="18"/>
+              </w:rPr>
+              <w:t xml:space="preserve">Enterprise</w:t>
+            </w:r>
+          </w:p>
+        </w:tc>
+        <w:tc>
+          <w:tcPr>
+            <w:tcW w:type="dxa" w:w="1983"/>
+            <w:tcBorders>
+              <w:top w:val="single" w:color="AAAAAA" w:sz="1"/>
+              <w:left w:val="single" w:color="AAAAAA" w:sz="1"/>
+              <w:bottom w:val="single" w:color="AAAAAA" w:sz="1"/>
+              <w:right w:val="single" w:color="AAAAAA" w:sz="1"/>
+            </w:tcBorders>
+            <w:vAlign w:val="center"/>
+          </w:tcPr>
+          <w:p>
+            <w:pPr>
+              <w:spacing w:after="40" w:before="40"/>
+              <w:jc w:val="left"/>
+            </w:pPr>
+            <w:r>
+              <w:rPr>
+                <w:rFonts w:ascii="맑은 고딕" w:cs="맑은 고딕" w:eastAsia="맑은 고딕" w:hAnsi="맑은 고딕"/>
+                <w:b w:val="false"/>
+                <w:bCs w:val="false"/>
+                <w:color w:val="000000"/>
+                <w:sz w:val="18"/>
+                <w:szCs w:val="18"/>
+              </w:rPr>
+              <w:t xml:space="preserve">약 432ms</w:t>
+            </w:r>
+          </w:p>
+        </w:tc>
+        <w:tc>
+          <w:tcPr>
+            <w:tcW w:type="dxa" w:w="1983"/>
+            <w:tcBorders>
+              <w:top w:val="single" w:color="AAAAAA" w:sz="1"/>
+              <w:left w:val="single" w:color="AAAAAA" w:sz="1"/>
+              <w:bottom w:val="single" w:color="AAAAAA" w:sz="1"/>
+              <w:right w:val="single" w:color="AAAAAA" w:sz="1"/>
+            </w:tcBorders>
+            <w:vAlign w:val="center"/>
+          </w:tcPr>
+          <w:p>
+            <w:pPr>
+              <w:spacing w:after="40" w:before="40"/>
+              <w:jc w:val="left"/>
+            </w:pPr>
+            <w:r>
+              <w:rPr>
+                <w:rFonts w:ascii="맑은 고딕" w:cs="맑은 고딕" w:eastAsia="맑은 고딕" w:hAnsi="맑은 고딕"/>
+                <w:b w:val="false"/>
+                <w:bCs w:val="false"/>
+                <w:color w:val="000000"/>
+                <w:sz w:val="18"/>
+                <w:szCs w:val="18"/>
+              </w:rPr>
+              <w:t xml:space="preserve">약 664ms</w:t>
+            </w:r>
+          </w:p>
+        </w:tc>
+        <w:tc>
+          <w:tcPr>
+            <w:tcW w:type="dxa" w:w="1983"/>
+            <w:tcBorders>
+              <w:top w:val="single" w:color="AAAAAA" w:sz="1"/>
+              <w:left w:val="single" w:color="AAAAAA" w:sz="1"/>
+              <w:bottom w:val="single" w:color="AAAAAA" w:sz="1"/>
+              <w:right w:val="single" w:color="AAAAAA" w:sz="1"/>
+            </w:tcBorders>
+            <w:vAlign w:val="center"/>
+          </w:tcPr>
+          <w:p>
+            <w:pPr>
+              <w:spacing w:after="40" w:before="40"/>
+              <w:jc w:val="left"/>
+            </w:pPr>
+            <w:r>
+              <w:rPr>
+                <w:rFonts w:ascii="맑은 고딕" w:cs="맑은 고딕" w:eastAsia="맑은 고딕" w:hAnsi="맑은 고딕"/>
+                <w:b w:val="false"/>
+                <w:bCs w:val="false"/>
+                <w:color w:val="000000"/>
+                <w:sz w:val="18"/>
+                <w:szCs w:val="18"/>
+              </w:rPr>
+              <w:t xml:space="preserve">약 410ms</w:t>
+            </w:r>
+          </w:p>
+        </w:tc>
+      </w:tr>
+      <w:tr>
+        <w:tc>
+          <w:tcPr>
+            <w:tcW w:type="dxa" w:w="1983"/>
+            <w:tcBorders>
+              <w:top w:val="single" w:color="AAAAAA" w:sz="1"/>
+              <w:left w:val="single" w:color="AAAAAA" w:sz="1"/>
+              <w:bottom w:val="single" w:color="AAAAAA" w:sz="1"/>
+              <w:right w:val="single" w:color="AAAAAA" w:sz="1"/>
+            </w:tcBorders>
+            <w:vAlign w:val="center"/>
+          </w:tcPr>
+          <w:p>
+            <w:pPr>
+              <w:spacing w:after="40" w:before="40"/>
+              <w:jc w:val="left"/>
+            </w:pPr>
+            <w:r>
+              <w:rPr>
+                <w:rFonts w:ascii="맑은 고딕" w:cs="맑은 고딕" w:eastAsia="맑은 고딕" w:hAnsi="맑은 고딕"/>
+                <w:b w:val="false"/>
+                <w:bCs w:val="false"/>
+                <w:color w:val="000000"/>
+                <w:sz w:val="18"/>
+                <w:szCs w:val="18"/>
+              </w:rPr>
+              <w:t xml:space="preserve">Premium</w:t>
+            </w:r>
+          </w:p>
+        </w:tc>
+        <w:tc>
+          <w:tcPr>
+            <w:tcW w:type="dxa" w:w="1983"/>
+            <w:tcBorders>
+              <w:top w:val="single" w:color="AAAAAA" w:sz="1"/>
+              <w:left w:val="single" w:color="AAAAAA" w:sz="1"/>
+              <w:bottom w:val="single" w:color="AAAAAA" w:sz="1"/>
+              <w:right w:val="single" w:color="AAAAAA" w:sz="1"/>
+            </w:tcBorders>
+            <w:vAlign w:val="center"/>
+          </w:tcPr>
+          <w:p>
+            <w:pPr>
+              <w:spacing w:after="40" w:before="40"/>
+              <w:jc w:val="left"/>
+            </w:pPr>
+            <w:r>
+              <w:rPr>
+                <w:rFonts w:ascii="맑은 고딕" w:cs="맑은 고딕" w:eastAsia="맑은 고딕" w:hAnsi="맑은 고딕"/>
+                <w:b w:val="false"/>
+                <w:bCs w:val="false"/>
+                <w:color w:val="000000"/>
+                <w:sz w:val="18"/>
+                <w:szCs w:val="18"/>
+              </w:rPr>
+              <w:t xml:space="preserve">약 1,480ms</w:t>
+            </w:r>
+          </w:p>
+        </w:tc>
+        <w:tc>
+          <w:tcPr>
+            <w:tcW w:type="dxa" w:w="1983"/>
+            <w:tcBorders>
+              <w:top w:val="single" w:color="AAAAAA" w:sz="1"/>
+              <w:left w:val="single" w:color="AAAAAA" w:sz="1"/>
+              <w:bottom w:val="single" w:color="AAAAAA" w:sz="1"/>
+              <w:right w:val="single" w:color="AAAAAA" w:sz="1"/>
+            </w:tcBorders>
+            <w:vAlign w:val="center"/>
+          </w:tcPr>
+          <w:p>
+            <w:pPr>
+              <w:spacing w:after="40" w:before="40"/>
+              <w:jc w:val="left"/>
+            </w:pPr>
+            <w:r>
+              <w:rPr>
+                <w:rFonts w:ascii="맑은 고딕" w:cs="맑은 고딕" w:eastAsia="맑은 고딕" w:hAnsi="맑은 고딕"/>
+                <w:b w:val="false"/>
+                <w:bCs w:val="false"/>
+                <w:color w:val="000000"/>
+                <w:sz w:val="18"/>
+                <w:szCs w:val="18"/>
+              </w:rPr>
+              <w:t xml:space="preserve">약 1,333ms</w:t>
+            </w:r>
+          </w:p>
+        </w:tc>
+        <w:tc>
+          <w:tcPr>
+            <w:tcW w:type="dxa" w:w="1983"/>
+            <w:tcBorders>
+              <w:top w:val="single" w:color="AAAAAA" w:sz="1"/>
+              <w:left w:val="single" w:color="AAAAAA" w:sz="1"/>
+              <w:bottom w:val="single" w:color="AAAAAA" w:sz="1"/>
+              <w:right w:val="single" w:color="AAAAAA" w:sz="1"/>
+            </w:tcBorders>
+            <w:vAlign w:val="center"/>
+          </w:tcPr>
+          <w:p>
+            <w:pPr>
+              <w:spacing w:after="40" w:before="40"/>
+              <w:jc w:val="left"/>
+            </w:pPr>
+            <w:r>
+              <w:rPr>
+                <w:rFonts w:ascii="맑은 고딕" w:cs="맑은 고딕" w:eastAsia="맑은 고딕" w:hAnsi="맑은 고딕"/>
+                <w:b w:val="false"/>
+                <w:bCs w:val="false"/>
+                <w:color w:val="000000"/>
+                <w:sz w:val="18"/>
+                <w:szCs w:val="18"/>
+              </w:rPr>
+              <w:t xml:space="preserve">약 1,458ms</w:t>
+            </w:r>
+          </w:p>
+        </w:tc>
+      </w:tr>
+      <w:tr>
+        <w:tc>
+          <w:tcPr>
+            <w:tcW w:type="dxa" w:w="1983"/>
+            <w:tcBorders>
+              <w:top w:val="single" w:color="AAAAAA" w:sz="1"/>
+              <w:left w:val="single" w:color="AAAAAA" w:sz="1"/>
+              <w:bottom w:val="single" w:color="AAAAAA" w:sz="1"/>
+              <w:right w:val="single" w:color="AAAAAA" w:sz="1"/>
+            </w:tcBorders>
+            <w:vAlign w:val="center"/>
+          </w:tcPr>
+          <w:p>
+            <w:pPr>
+              <w:spacing w:after="40" w:before="40"/>
+              <w:jc w:val="left"/>
+            </w:pPr>
+            <w:r>
+              <w:rPr>
+                <w:rFonts w:ascii="맑은 고딕" w:cs="맑은 고딕" w:eastAsia="맑은 고딕" w:hAnsi="맑은 고딕"/>
+                <w:b w:val="false"/>
+                <w:bCs w:val="false"/>
+                <w:color w:val="000000"/>
+                <w:sz w:val="18"/>
+                <w:szCs w:val="18"/>
+              </w:rPr>
+              <w:t xml:space="preserve">Standard</w:t>
+            </w:r>
+          </w:p>
+        </w:tc>
+        <w:tc>
+          <w:tcPr>
+            <w:tcW w:type="dxa" w:w="1983"/>
+            <w:tcBorders>
+              <w:top w:val="single" w:color="AAAAAA" w:sz="1"/>
+              <w:left w:val="single" w:color="AAAAAA" w:sz="1"/>
+              <w:bottom w:val="single" w:color="AAAAAA" w:sz="1"/>
+              <w:right w:val="single" w:color="AAAAAA" w:sz="1"/>
+            </w:tcBorders>
+            <w:vAlign w:val="center"/>
+          </w:tcPr>
+          <w:p>
+            <w:pPr>
+              <w:spacing w:after="40" w:before="40"/>
+              <w:jc w:val="left"/>
+            </w:pPr>
+            <w:r>
+              <w:rPr>
+                <w:rFonts w:ascii="맑은 고딕" w:cs="맑은 고딕" w:eastAsia="맑은 고딕" w:hAnsi="맑은 고딕"/>
+                <w:b w:val="false"/>
+                <w:bCs w:val="false"/>
+                <w:color w:val="000000"/>
+                <w:sz w:val="18"/>
+                <w:szCs w:val="18"/>
+              </w:rPr>
+              <w:t xml:space="preserve">약 2,522ms</w:t>
+            </w:r>
+          </w:p>
+        </w:tc>
+        <w:tc>
+          <w:tcPr>
+            <w:tcW w:type="dxa" w:w="1983"/>
+            <w:tcBorders>
+              <w:top w:val="single" w:color="AAAAAA" w:sz="1"/>
+              <w:left w:val="single" w:color="AAAAAA" w:sz="1"/>
+              <w:bottom w:val="single" w:color="AAAAAA" w:sz="1"/>
+              <w:right w:val="single" w:color="AAAAAA" w:sz="1"/>
+            </w:tcBorders>
+            <w:vAlign w:val="center"/>
+          </w:tcPr>
+          <w:p>
+            <w:pPr>
+              <w:spacing w:after="40" w:before="40"/>
+              <w:jc w:val="left"/>
+            </w:pPr>
+            <w:r>
+              <w:rPr>
+                <w:rFonts w:ascii="맑은 고딕" w:cs="맑은 고딕" w:eastAsia="맑은 고딕" w:hAnsi="맑은 고딕"/>
+                <w:b w:val="false"/>
+                <w:bCs w:val="false"/>
+                <w:color w:val="000000"/>
+                <w:sz w:val="18"/>
+                <w:szCs w:val="18"/>
+              </w:rPr>
+              <w:t xml:space="preserve">약 2,541ms</w:t>
+            </w:r>
+          </w:p>
+        </w:tc>
+        <w:tc>
+          <w:tcPr>
+            <w:tcW w:type="dxa" w:w="1983"/>
+            <w:tcBorders>
+              <w:top w:val="single" w:color="AAAAAA" w:sz="1"/>
+              <w:left w:val="single" w:color="AAAAAA" w:sz="1"/>
+              <w:bottom w:val="single" w:color="AAAAAA" w:sz="1"/>
+              <w:right w:val="single" w:color="AAAAAA" w:sz="1"/>
+            </w:tcBorders>
+            <w:vAlign w:val="center"/>
+          </w:tcPr>
+          <w:p>
+            <w:pPr>
+              <w:spacing w:after="40" w:before="40"/>
+              <w:jc w:val="left"/>
+            </w:pPr>
+            <w:r>
+              <w:rPr>
+                <w:rFonts w:ascii="맑은 고딕" w:cs="맑은 고딕" w:eastAsia="맑은 고딕" w:hAnsi="맑은 고딕"/>
+                <w:b w:val="false"/>
+                <w:bCs w:val="false"/>
+                <w:color w:val="000000"/>
+                <w:sz w:val="18"/>
+                <w:szCs w:val="18"/>
+              </w:rPr>
+              <w:t xml:space="preserve">약 2,496ms</w:t>
+            </w:r>
+          </w:p>
+        </w:tc>
+      </w:tr>
+      <w:tr>
+        <w:tc>
+          <w:tcPr>
+            <w:tcW w:type="dxa" w:w="1983"/>
+            <w:tcBorders>
+              <w:top w:val="single" w:color="AAAAAA" w:sz="1"/>
+              <w:left w:val="single" w:color="AAAAAA" w:sz="1"/>
+              <w:bottom w:val="single" w:color="AAAAAA" w:sz="1"/>
+              <w:right w:val="single" w:color="AAAAAA" w:sz="1"/>
+            </w:tcBorders>
+            <w:vAlign w:val="center"/>
+          </w:tcPr>
+          <w:p>
+            <w:pPr>
+              <w:spacing w:after="40" w:before="40"/>
+              <w:jc w:val="left"/>
+            </w:pPr>
+            <w:r>
+              <w:rPr>
+                <w:rFonts w:ascii="맑은 고딕" w:cs="맑은 고딕" w:eastAsia="맑은 고딕" w:hAnsi="맑은 고딕"/>
+                <w:b w:val="false"/>
+                <w:bCs w:val="false"/>
+                <w:color w:val="000000"/>
+                <w:sz w:val="18"/>
+                <w:szCs w:val="18"/>
+              </w:rPr>
+              <w:t xml:space="preserve">Free</w:t>
+            </w:r>
+          </w:p>
+        </w:tc>
+        <w:tc>
+          <w:tcPr>
+            <w:tcW w:type="dxa" w:w="1983"/>
+            <w:tcBorders>
+              <w:top w:val="single" w:color="AAAAAA" w:sz="1"/>
+              <w:left w:val="single" w:color="AAAAAA" w:sz="1"/>
+              <w:bottom w:val="single" w:color="AAAAAA" w:sz="1"/>
+              <w:right w:val="single" w:color="AAAAAA" w:sz="1"/>
+            </w:tcBorders>
+            <w:vAlign w:val="center"/>
+          </w:tcPr>
+          <w:p>
+            <w:pPr>
+              <w:spacing w:after="40" w:before="40"/>
+              <w:jc w:val="left"/>
+            </w:pPr>
+            <w:r>
+              <w:rPr>
+                <w:rFonts w:ascii="맑은 고딕" w:cs="맑은 고딕" w:eastAsia="맑은 고딕" w:hAnsi="맑은 고딕"/>
+                <w:b w:val="false"/>
+                <w:bCs w:val="false"/>
+                <w:color w:val="000000"/>
+                <w:sz w:val="18"/>
+                <w:szCs w:val="18"/>
+              </w:rPr>
+              <w:t xml:space="preserve">약 3,561ms</w:t>
+            </w:r>
+          </w:p>
+        </w:tc>
+        <w:tc>
+          <w:tcPr>
+            <w:tcW w:type="dxa" w:w="1983"/>
+            <w:tcBorders>
+              <w:top w:val="single" w:color="AAAAAA" w:sz="1"/>
+              <w:left w:val="single" w:color="AAAAAA" w:sz="1"/>
+              <w:bottom w:val="single" w:color="AAAAAA" w:sz="1"/>
+              <w:right w:val="single" w:color="AAAAAA" w:sz="1"/>
+            </w:tcBorders>
+            <w:vAlign w:val="center"/>
+          </w:tcPr>
+          <w:p>
+            <w:pPr>
+              <w:spacing w:after="40" w:before="40"/>
+              <w:jc w:val="left"/>
+            </w:pPr>
+            <w:r>
+              <w:rPr>
+                <w:rFonts w:ascii="맑은 고딕" w:cs="맑은 고딕" w:eastAsia="맑은 고딕" w:hAnsi="맑은 고딕"/>
+                <w:b w:val="false"/>
+                <w:bCs w:val="false"/>
+                <w:color w:val="000000"/>
+                <w:sz w:val="18"/>
+                <w:szCs w:val="18"/>
+              </w:rPr>
+              <w:t xml:space="preserve">약 3,371ms</w:t>
+            </w:r>
+          </w:p>
+        </w:tc>
+        <w:tc>
+          <w:tcPr>
+            <w:tcW w:type="dxa" w:w="1983"/>
+            <w:tcBorders>
+              <w:top w:val="single" w:color="AAAAAA" w:sz="1"/>
+              <w:left w:val="single" w:color="AAAAAA" w:sz="1"/>
+              <w:bottom w:val="single" w:color="AAAAAA" w:sz="1"/>
+              <w:right w:val="single" w:color="AAAAAA" w:sz="1"/>
+            </w:tcBorders>
+            <w:vAlign w:val="center"/>
+          </w:tcPr>
+          <w:p>
+            <w:pPr>
+              <w:spacing w:after="40" w:before="40"/>
+              <w:jc w:val="left"/>
+            </w:pPr>
+            <w:r>
+              <w:rPr>
+                <w:rFonts w:ascii="맑은 고딕" w:cs="맑은 고딕" w:eastAsia="맑은 고딕" w:hAnsi="맑은 고딕"/>
+                <w:b w:val="false"/>
+                <w:bCs w:val="false"/>
+                <w:color w:val="000000"/>
+                <w:sz w:val="18"/>
+                <w:szCs w:val="18"/>
+              </w:rPr>
+              <w:t xml:space="preserve">약 3,542ms</w:t>
+            </w:r>
+          </w:p>
+        </w:tc>
+      </w:tr>
+    </w:tbl>
+    <w:p>
+      <w:pPr>
+        <w:spacing w:after="80"/>
+      </w:pPr>
+    </w:p>
+    <w:p>
+      <w:pPr>
         <w:spacing w:after="80"/>
       </w:pPr>
     </w:p>
@@ -8036,7 +9255,7 @@
       <w:r>
         <w:drawing>
           <wp:inline distT="0" distB="0" distL="0" distR="0">
-            <wp:extent cx="5400675" cy="2409825"/>
+            <wp:extent cx="5400675" cy="2257425"/>
             <wp:effectExtent t="0" r="0" b="0" l="0"/>
             <wp:docPr id="1" name="" descr="" title=""/>
             <wp:cNvGraphicFramePr>
@@ -8061,1298 +9280,6 @@
                   <pic:spPr bwMode="auto">
                     <a:xfrm>
                       <a:off x="0" y="0"/>
-                      <a:ext cx="5400675" cy="2409825"/>
-                    </a:xfrm>
-                    <a:prstGeom prst="rect">
-                      <a:avLst/>
-                    </a:prstGeom>
-                  </pic:spPr>
-                </pic:pic>
-              </a:graphicData>
-            </a:graphic>
-          </wp:inline>
-        </w:drawing>
-      </w:r>
-    </w:p>
-    <w:p>
-      <w:pPr>
-        <w:spacing w:after="120" w:line="240"/>
-        <w:jc w:val="center"/>
-      </w:pPr>
-      <w:r>
-        <w:rPr>
-          <w:rFonts w:ascii="맑은 고딕" w:cs="맑은 고딕" w:eastAsia="맑은 고딕" w:hAnsi="맑은 고딕"/>
-          <w:i/>
-          <w:iCs/>
-          <w:color w:val="666666"/>
-          <w:sz w:val="18"/>
-          <w:szCs w:val="18"/>
-        </w:rPr>
-        <w:t xml:space="preserve">[그림 4] MLFQ 선점형 vs FCFS 요청 유형별 응답시간</w:t>
-      </w:r>
-    </w:p>
-    <w:p>
-      <w:pPr>
-        <w:spacing w:after="80"/>
-      </w:pPr>
-    </w:p>
-    <w:p>
-      <w:pPr>
-        <w:spacing w:after="120" w:line="240"/>
-      </w:pPr>
-      <w:r>
-        <w:rPr>
-          <w:rFonts w:ascii="맑은 고딕" w:cs="맑은 고딕" w:eastAsia="맑은 고딕" w:hAnsi="맑은 고딕"/>
-          <w:color w:val="000000"/>
-          <w:sz w:val="20"/>
-          <w:szCs w:val="20"/>
-        </w:rPr>
-        <w:t xml:space="preserve">Short는 Q0 안에 완료되어 강등 없이 처리되므로 응답시간이 FCFS 대비 약 73% 감소하였다. 반면 Long은 하위 큐로 밀려 약 89% 증가, Medium은 약 13% 증가하였다. 부스팅(Rule 5, 5초 주기)으로 Long의 기아 상태는 방지된다.</w:t>
-      </w:r>
-    </w:p>
-    <w:p>
-      <w:pPr>
-        <w:spacing w:after="120" w:line="240"/>
-      </w:pPr>
-      <w:r>
-        <w:rPr>
-          <w:rFonts w:ascii="맑은 고딕" w:cs="맑은 고딕" w:eastAsia="맑은 고딕" w:hAnsi="맑은 고딕"/>
-          <w:b/>
-          <w:bCs/>
-          <w:color w:val="000000"/>
-          <w:sz w:val="20"/>
-          <w:szCs w:val="20"/>
-        </w:rPr>
-        <w:t xml:space="preserve">재현성 확인</w:t>
-      </w:r>
-      <w:r>
-        <w:rPr>
-          <w:rFonts w:ascii="맑은 고딕" w:cs="맑은 고딕" w:eastAsia="맑은 고딕" w:hAnsi="맑은 고딕"/>
-          <w:color w:val="000000"/>
-          <w:sz w:val="20"/>
-          <w:szCs w:val="20"/>
-        </w:rPr>
-        <w:t xml:space="preserve">: 5개 시드에서 Short 개선율이 71.8~74.3%의 좁은 범위에 모였고 평균은 약 73%였다. 시드를 바꿔 다섯 번 반복해도 비슷한 개선율이 나왔다는 점은 이 효과가 특정 시드 때문에 우연히 나타난 결과가 아니라는 뜻이다. 다만 5개 시드의 제한된 반복이라 실제 트래픽 패턴에서는 효과가 달라질 수 있다. 시드별 결과는 부록 B에 정리하였다.</w:t>
-      </w:r>
-    </w:p>
-    <w:p>
-      <w:pPr>
-        <w:spacing w:after="130" w:before="220" w:line="240"/>
-      </w:pPr>
-      <w:r>
-        <w:rPr>
-          <w:rFonts w:ascii="맑은 고딕" w:cs="맑은 고딕" w:eastAsia="맑은 고딕" w:hAnsi="맑은 고딕"/>
-          <w:b/>
-          <w:bCs/>
-          <w:color w:val="333333"/>
-          <w:sz w:val="24"/>
-          <w:szCs w:val="24"/>
-        </w:rPr>
-        <w:t xml:space="preserve">5.4 실서버 실험</w:t>
-      </w:r>
-    </w:p>
-    <w:p>
-      <w:pPr>
-        <w:spacing w:after="120" w:line="240"/>
-      </w:pPr>
-      <w:r>
-        <w:rPr>
-          <w:rFonts w:ascii="맑은 고딕" w:cs="맑은 고딕" w:eastAsia="맑은 고딕" w:hAnsi="맑은 고딕"/>
-          <w:color w:val="000000"/>
-          <w:sz w:val="20"/>
-          <w:szCs w:val="20"/>
-        </w:rPr>
-        <w:t xml:space="preserve">시뮬레이션에서 확인한 스케줄링 순서 차이가 실제 LLM 환경에서도 재현되는지 보고자 Ollama로 실서버 실험을 진행하였다. 사용 모델은 2026년 4월 공개된 Google Gemma 4 계열의 `gemma4:e4b`이며, 약 40억 개 파라미터(Parameter, 모델이 학습해 가진 가중치 값)를 가진 중형 모델로 로컬 Ollama 서버에서 실행하였다. 출력은 최대 20토큰으로 제한하였다. 총 20건(등급별 5건)을 동시에 큐에 넣은 뒤 FCFS, Priority, WFQ 세 알고리즘을 비교하였다(비선점형 MLFQ는 5.2절에서 FCFS와 같음이 확인되어 제외하였다). 전체 결과는 표 10, 구독 등급별 세부는 표 11 및 그림 5에 정리하였다.</w:t>
-      </w:r>
-    </w:p>
-    <w:p>
-      <w:pPr>
-        <w:spacing w:after="80" w:line="240"/>
-      </w:pPr>
-      <w:r>
-        <w:rPr>
-          <w:rFonts w:ascii="맑은 고딕" w:cs="맑은 고딕" w:eastAsia="맑은 고딕" w:hAnsi="맑은 고딕"/>
-          <w:b/>
-          <w:bCs/>
-          <w:color w:val="000000"/>
-          <w:sz w:val="20"/>
-          <w:szCs w:val="20"/>
-        </w:rPr>
-        <w:t xml:space="preserve">표 10. 실서버 실험 결과</w:t>
-      </w:r>
-    </w:p>
-    <w:tbl>
-      <w:tblPr>
-        <w:tblW w:type="auto" w:w="100"/>
-        <w:tblBorders>
-          <w:top w:val="single" w:color="auto" w:sz="4"/>
-          <w:left w:val="single" w:color="auto" w:sz="4"/>
-          <w:bottom w:val="single" w:color="auto" w:sz="4"/>
-          <w:right w:val="single" w:color="auto" w:sz="4"/>
-          <w:insideH w:val="single" w:color="auto" w:sz="4"/>
-          <w:insideV w:val="single" w:color="auto" w:sz="4"/>
-        </w:tblBorders>
-      </w:tblPr>
-      <w:tblGrid>
-        <w:gridCol w:w="1983"/>
-        <w:gridCol w:w="1983"/>
-        <w:gridCol w:w="1983"/>
-        <w:gridCol w:w="1983"/>
-      </w:tblGrid>
-      <w:tr>
-        <w:tc>
-          <w:tcPr>
-            <w:tcW w:type="dxa" w:w="1983"/>
-            <w:tcBorders>
-              <w:top w:val="single" w:color="AAAAAA" w:sz="1"/>
-              <w:left w:val="single" w:color="AAAAAA" w:sz="1"/>
-              <w:bottom w:val="single" w:color="AAAAAA" w:sz="1"/>
-              <w:right w:val="single" w:color="AAAAAA" w:sz="1"/>
-            </w:tcBorders>
-            <w:shd w:fill="D9E2F3" w:val="clear"/>
-            <w:vAlign w:val="center"/>
-          </w:tcPr>
-          <w:p>
-            <w:pPr>
-              <w:spacing w:after="40" w:before="40"/>
-              <w:jc w:val="center"/>
-            </w:pPr>
-            <w:r>
-              <w:rPr>
-                <w:rFonts w:ascii="맑은 고딕" w:cs="맑은 고딕" w:eastAsia="맑은 고딕" w:hAnsi="맑은 고딕"/>
-                <w:b/>
-                <w:bCs/>
-                <w:color w:val="000000"/>
-                <w:sz w:val="18"/>
-                <w:szCs w:val="18"/>
-              </w:rPr>
-              <w:t xml:space="preserve">스케줄러</w:t>
-            </w:r>
-          </w:p>
-        </w:tc>
-        <w:tc>
-          <w:tcPr>
-            <w:tcW w:type="dxa" w:w="1983"/>
-            <w:tcBorders>
-              <w:top w:val="single" w:color="AAAAAA" w:sz="1"/>
-              <w:left w:val="single" w:color="AAAAAA" w:sz="1"/>
-              <w:bottom w:val="single" w:color="AAAAAA" w:sz="1"/>
-              <w:right w:val="single" w:color="AAAAAA" w:sz="1"/>
-            </w:tcBorders>
-            <w:shd w:fill="D9E2F3" w:val="clear"/>
-            <w:vAlign w:val="center"/>
-          </w:tcPr>
-          <w:p>
-            <w:pPr>
-              <w:spacing w:after="40" w:before="40"/>
-              <w:jc w:val="center"/>
-            </w:pPr>
-            <w:r>
-              <w:rPr>
-                <w:rFonts w:ascii="맑은 고딕" w:cs="맑은 고딕" w:eastAsia="맑은 고딕" w:hAnsi="맑은 고딕"/>
-                <w:b/>
-                <w:bCs/>
-                <w:color w:val="000000"/>
-                <w:sz w:val="18"/>
-                <w:szCs w:val="18"/>
-              </w:rPr>
-              <w:t xml:space="preserve">평균 대기시간</w:t>
-            </w:r>
-          </w:p>
-        </w:tc>
-        <w:tc>
-          <w:tcPr>
-            <w:tcW w:type="dxa" w:w="1983"/>
-            <w:tcBorders>
-              <w:top w:val="single" w:color="AAAAAA" w:sz="1"/>
-              <w:left w:val="single" w:color="AAAAAA" w:sz="1"/>
-              <w:bottom w:val="single" w:color="AAAAAA" w:sz="1"/>
-              <w:right w:val="single" w:color="AAAAAA" w:sz="1"/>
-            </w:tcBorders>
-            <w:shd w:fill="D9E2F3" w:val="clear"/>
-            <w:vAlign w:val="center"/>
-          </w:tcPr>
-          <w:p>
-            <w:pPr>
-              <w:spacing w:after="40" w:before="40"/>
-              <w:jc w:val="center"/>
-            </w:pPr>
-            <w:r>
-              <w:rPr>
-                <w:rFonts w:ascii="맑은 고딕" w:cs="맑은 고딕" w:eastAsia="맑은 고딕" w:hAnsi="맑은 고딕"/>
-                <w:b/>
-                <w:bCs/>
-                <w:color w:val="000000"/>
-                <w:sz w:val="18"/>
-                <w:szCs w:val="18"/>
-              </w:rPr>
-              <w:t xml:space="preserve">평균 처리 시간</w:t>
-            </w:r>
-          </w:p>
-        </w:tc>
-        <w:tc>
-          <w:tcPr>
-            <w:tcW w:type="dxa" w:w="1983"/>
-            <w:tcBorders>
-              <w:top w:val="single" w:color="AAAAAA" w:sz="1"/>
-              <w:left w:val="single" w:color="AAAAAA" w:sz="1"/>
-              <w:bottom w:val="single" w:color="AAAAAA" w:sz="1"/>
-              <w:right w:val="single" w:color="AAAAAA" w:sz="1"/>
-            </w:tcBorders>
-            <w:shd w:fill="D9E2F3" w:val="clear"/>
-            <w:vAlign w:val="center"/>
-          </w:tcPr>
-          <w:p>
-            <w:pPr>
-              <w:spacing w:after="40" w:before="40"/>
-              <w:jc w:val="center"/>
-            </w:pPr>
-            <w:r>
-              <w:rPr>
-                <w:rFonts w:ascii="맑은 고딕" w:cs="맑은 고딕" w:eastAsia="맑은 고딕" w:hAnsi="맑은 고딕"/>
-                <w:b/>
-                <w:bCs/>
-                <w:color w:val="000000"/>
-                <w:sz w:val="18"/>
-                <w:szCs w:val="18"/>
-              </w:rPr>
-              <w:t xml:space="preserve">전체 소요 시간</w:t>
-            </w:r>
-          </w:p>
-        </w:tc>
-      </w:tr>
-      <w:tr>
-        <w:tc>
-          <w:tcPr>
-            <w:tcW w:type="dxa" w:w="1983"/>
-            <w:tcBorders>
-              <w:top w:val="single" w:color="AAAAAA" w:sz="1"/>
-              <w:left w:val="single" w:color="AAAAAA" w:sz="1"/>
-              <w:bottom w:val="single" w:color="AAAAAA" w:sz="1"/>
-              <w:right w:val="single" w:color="AAAAAA" w:sz="1"/>
-            </w:tcBorders>
-            <w:vAlign w:val="center"/>
-          </w:tcPr>
-          <w:p>
-            <w:pPr>
-              <w:spacing w:after="40" w:before="40"/>
-              <w:jc w:val="left"/>
-            </w:pPr>
-            <w:r>
-              <w:rPr>
-                <w:rFonts w:ascii="맑은 고딕" w:cs="맑은 고딕" w:eastAsia="맑은 고딕" w:hAnsi="맑은 고딕"/>
-                <w:b w:val="false"/>
-                <w:bCs w:val="false"/>
-                <w:color w:val="000000"/>
-                <w:sz w:val="18"/>
-                <w:szCs w:val="18"/>
-              </w:rPr>
-              <w:t xml:space="preserve">FCFS</w:t>
-            </w:r>
-          </w:p>
-        </w:tc>
-        <w:tc>
-          <w:tcPr>
-            <w:tcW w:type="dxa" w:w="1983"/>
-            <w:tcBorders>
-              <w:top w:val="single" w:color="AAAAAA" w:sz="1"/>
-              <w:left w:val="single" w:color="AAAAAA" w:sz="1"/>
-              <w:bottom w:val="single" w:color="AAAAAA" w:sz="1"/>
-              <w:right w:val="single" w:color="AAAAAA" w:sz="1"/>
-            </w:tcBorders>
-            <w:vAlign w:val="center"/>
-          </w:tcPr>
-          <w:p>
-            <w:pPr>
-              <w:spacing w:after="40" w:before="40"/>
-              <w:jc w:val="left"/>
-            </w:pPr>
-            <w:r>
-              <w:rPr>
-                <w:rFonts w:ascii="맑은 고딕" w:cs="맑은 고딕" w:eastAsia="맑은 고딕" w:hAnsi="맑은 고딕"/>
-                <w:b w:val="false"/>
-                <w:bCs w:val="false"/>
-                <w:color w:val="000000"/>
-                <w:sz w:val="18"/>
-                <w:szCs w:val="18"/>
-              </w:rPr>
-              <w:t xml:space="preserve">약 1,998ms</w:t>
-            </w:r>
-          </w:p>
-        </w:tc>
-        <w:tc>
-          <w:tcPr>
-            <w:tcW w:type="dxa" w:w="1983"/>
-            <w:tcBorders>
-              <w:top w:val="single" w:color="AAAAAA" w:sz="1"/>
-              <w:left w:val="single" w:color="AAAAAA" w:sz="1"/>
-              <w:bottom w:val="single" w:color="AAAAAA" w:sz="1"/>
-              <w:right w:val="single" w:color="AAAAAA" w:sz="1"/>
-            </w:tcBorders>
-            <w:vAlign w:val="center"/>
-          </w:tcPr>
-          <w:p>
-            <w:pPr>
-              <w:spacing w:after="40" w:before="40"/>
-              <w:jc w:val="left"/>
-            </w:pPr>
-            <w:r>
-              <w:rPr>
-                <w:rFonts w:ascii="맑은 고딕" w:cs="맑은 고딕" w:eastAsia="맑은 고딕" w:hAnsi="맑은 고딕"/>
-                <w:b w:val="false"/>
-                <w:bCs w:val="false"/>
-                <w:color w:val="000000"/>
-                <w:sz w:val="18"/>
-                <w:szCs w:val="18"/>
-              </w:rPr>
-              <w:t xml:space="preserve">약 209ms</w:t>
-            </w:r>
-          </w:p>
-        </w:tc>
-        <w:tc>
-          <w:tcPr>
-            <w:tcW w:type="dxa" w:w="1983"/>
-            <w:tcBorders>
-              <w:top w:val="single" w:color="AAAAAA" w:sz="1"/>
-              <w:left w:val="single" w:color="AAAAAA" w:sz="1"/>
-              <w:bottom w:val="single" w:color="AAAAAA" w:sz="1"/>
-              <w:right w:val="single" w:color="AAAAAA" w:sz="1"/>
-            </w:tcBorders>
-            <w:vAlign w:val="center"/>
-          </w:tcPr>
-          <w:p>
-            <w:pPr>
-              <w:spacing w:after="40" w:before="40"/>
-              <w:jc w:val="left"/>
-            </w:pPr>
-            <w:r>
-              <w:rPr>
-                <w:rFonts w:ascii="맑은 고딕" w:cs="맑은 고딕" w:eastAsia="맑은 고딕" w:hAnsi="맑은 고딕"/>
-                <w:b w:val="false"/>
-                <w:bCs w:val="false"/>
-                <w:color w:val="000000"/>
-                <w:sz w:val="18"/>
-                <w:szCs w:val="18"/>
-              </w:rPr>
-              <w:t xml:space="preserve">약 4,178ms</w:t>
-            </w:r>
-          </w:p>
-        </w:tc>
-      </w:tr>
-      <w:tr>
-        <w:tc>
-          <w:tcPr>
-            <w:tcW w:type="dxa" w:w="1983"/>
-            <w:tcBorders>
-              <w:top w:val="single" w:color="AAAAAA" w:sz="1"/>
-              <w:left w:val="single" w:color="AAAAAA" w:sz="1"/>
-              <w:bottom w:val="single" w:color="AAAAAA" w:sz="1"/>
-              <w:right w:val="single" w:color="AAAAAA" w:sz="1"/>
-            </w:tcBorders>
-            <w:vAlign w:val="center"/>
-          </w:tcPr>
-          <w:p>
-            <w:pPr>
-              <w:spacing w:after="40" w:before="40"/>
-              <w:jc w:val="left"/>
-            </w:pPr>
-            <w:r>
-              <w:rPr>
-                <w:rFonts w:ascii="맑은 고딕" w:cs="맑은 고딕" w:eastAsia="맑은 고딕" w:hAnsi="맑은 고딕"/>
-                <w:b w:val="false"/>
-                <w:bCs w:val="false"/>
-                <w:color w:val="000000"/>
-                <w:sz w:val="18"/>
-                <w:szCs w:val="18"/>
-              </w:rPr>
-              <w:t xml:space="preserve">Priority</w:t>
-            </w:r>
-          </w:p>
-        </w:tc>
-        <w:tc>
-          <w:tcPr>
-            <w:tcW w:type="dxa" w:w="1983"/>
-            <w:tcBorders>
-              <w:top w:val="single" w:color="AAAAAA" w:sz="1"/>
-              <w:left w:val="single" w:color="AAAAAA" w:sz="1"/>
-              <w:bottom w:val="single" w:color="AAAAAA" w:sz="1"/>
-              <w:right w:val="single" w:color="AAAAAA" w:sz="1"/>
-            </w:tcBorders>
-            <w:vAlign w:val="center"/>
-          </w:tcPr>
-          <w:p>
-            <w:pPr>
-              <w:spacing w:after="40" w:before="40"/>
-              <w:jc w:val="left"/>
-            </w:pPr>
-            <w:r>
-              <w:rPr>
-                <w:rFonts w:ascii="맑은 고딕" w:cs="맑은 고딕" w:eastAsia="맑은 고딕" w:hAnsi="맑은 고딕"/>
-                <w:b w:val="false"/>
-                <w:bCs w:val="false"/>
-                <w:color w:val="000000"/>
-                <w:sz w:val="18"/>
-                <w:szCs w:val="18"/>
-              </w:rPr>
-              <w:t xml:space="preserve">약 1,977ms</w:t>
-            </w:r>
-          </w:p>
-        </w:tc>
-        <w:tc>
-          <w:tcPr>
-            <w:tcW w:type="dxa" w:w="1983"/>
-            <w:tcBorders>
-              <w:top w:val="single" w:color="AAAAAA" w:sz="1"/>
-              <w:left w:val="single" w:color="AAAAAA" w:sz="1"/>
-              <w:bottom w:val="single" w:color="AAAAAA" w:sz="1"/>
-              <w:right w:val="single" w:color="AAAAAA" w:sz="1"/>
-            </w:tcBorders>
-            <w:vAlign w:val="center"/>
-          </w:tcPr>
-          <w:p>
-            <w:pPr>
-              <w:spacing w:after="40" w:before="40"/>
-              <w:jc w:val="left"/>
-            </w:pPr>
-            <w:r>
-              <w:rPr>
-                <w:rFonts w:ascii="맑은 고딕" w:cs="맑은 고딕" w:eastAsia="맑은 고딕" w:hAnsi="맑은 고딕"/>
-                <w:b w:val="false"/>
-                <w:bCs w:val="false"/>
-                <w:color w:val="000000"/>
-                <w:sz w:val="18"/>
-                <w:szCs w:val="18"/>
-              </w:rPr>
-              <w:t xml:space="preserve">약 208ms</w:t>
-            </w:r>
-          </w:p>
-        </w:tc>
-        <w:tc>
-          <w:tcPr>
-            <w:tcW w:type="dxa" w:w="1983"/>
-            <w:tcBorders>
-              <w:top w:val="single" w:color="AAAAAA" w:sz="1"/>
-              <w:left w:val="single" w:color="AAAAAA" w:sz="1"/>
-              <w:bottom w:val="single" w:color="AAAAAA" w:sz="1"/>
-              <w:right w:val="single" w:color="AAAAAA" w:sz="1"/>
-            </w:tcBorders>
-            <w:vAlign w:val="center"/>
-          </w:tcPr>
-          <w:p>
-            <w:pPr>
-              <w:spacing w:after="40" w:before="40"/>
-              <w:jc w:val="left"/>
-            </w:pPr>
-            <w:r>
-              <w:rPr>
-                <w:rFonts w:ascii="맑은 고딕" w:cs="맑은 고딕" w:eastAsia="맑은 고딕" w:hAnsi="맑은 고딕"/>
-                <w:b w:val="false"/>
-                <w:bCs w:val="false"/>
-                <w:color w:val="000000"/>
-                <w:sz w:val="18"/>
-                <w:szCs w:val="18"/>
-              </w:rPr>
-              <w:t xml:space="preserve">약 4,154ms</w:t>
-            </w:r>
-          </w:p>
-        </w:tc>
-      </w:tr>
-      <w:tr>
-        <w:tc>
-          <w:tcPr>
-            <w:tcW w:type="dxa" w:w="1983"/>
-            <w:tcBorders>
-              <w:top w:val="single" w:color="AAAAAA" w:sz="1"/>
-              <w:left w:val="single" w:color="AAAAAA" w:sz="1"/>
-              <w:bottom w:val="single" w:color="AAAAAA" w:sz="1"/>
-              <w:right w:val="single" w:color="AAAAAA" w:sz="1"/>
-            </w:tcBorders>
-            <w:vAlign w:val="center"/>
-          </w:tcPr>
-          <w:p>
-            <w:pPr>
-              <w:spacing w:after="40" w:before="40"/>
-              <w:jc w:val="left"/>
-            </w:pPr>
-            <w:r>
-              <w:rPr>
-                <w:rFonts w:ascii="맑은 고딕" w:cs="맑은 고딕" w:eastAsia="맑은 고딕" w:hAnsi="맑은 고딕"/>
-                <w:b w:val="false"/>
-                <w:bCs w:val="false"/>
-                <w:color w:val="000000"/>
-                <w:sz w:val="18"/>
-                <w:szCs w:val="18"/>
-              </w:rPr>
-              <w:t xml:space="preserve">WFQ</w:t>
-            </w:r>
-          </w:p>
-        </w:tc>
-        <w:tc>
-          <w:tcPr>
-            <w:tcW w:type="dxa" w:w="1983"/>
-            <w:tcBorders>
-              <w:top w:val="single" w:color="AAAAAA" w:sz="1"/>
-              <w:left w:val="single" w:color="AAAAAA" w:sz="1"/>
-              <w:bottom w:val="single" w:color="AAAAAA" w:sz="1"/>
-              <w:right w:val="single" w:color="AAAAAA" w:sz="1"/>
-            </w:tcBorders>
-            <w:vAlign w:val="center"/>
-          </w:tcPr>
-          <w:p>
-            <w:pPr>
-              <w:spacing w:after="40" w:before="40"/>
-              <w:jc w:val="left"/>
-            </w:pPr>
-            <w:r>
-              <w:rPr>
-                <w:rFonts w:ascii="맑은 고딕" w:cs="맑은 고딕" w:eastAsia="맑은 고딕" w:hAnsi="맑은 고딕"/>
-                <w:b w:val="false"/>
-                <w:bCs w:val="false"/>
-                <w:color w:val="000000"/>
-                <w:sz w:val="18"/>
-                <w:szCs w:val="18"/>
-              </w:rPr>
-              <w:t xml:space="preserve">약 1,976ms</w:t>
-            </w:r>
-          </w:p>
-        </w:tc>
-        <w:tc>
-          <w:tcPr>
-            <w:tcW w:type="dxa" w:w="1983"/>
-            <w:tcBorders>
-              <w:top w:val="single" w:color="AAAAAA" w:sz="1"/>
-              <w:left w:val="single" w:color="AAAAAA" w:sz="1"/>
-              <w:bottom w:val="single" w:color="AAAAAA" w:sz="1"/>
-              <w:right w:val="single" w:color="AAAAAA" w:sz="1"/>
-            </w:tcBorders>
-            <w:vAlign w:val="center"/>
-          </w:tcPr>
-          <w:p>
-            <w:pPr>
-              <w:spacing w:after="40" w:before="40"/>
-              <w:jc w:val="left"/>
-            </w:pPr>
-            <w:r>
-              <w:rPr>
-                <w:rFonts w:ascii="맑은 고딕" w:cs="맑은 고딕" w:eastAsia="맑은 고딕" w:hAnsi="맑은 고딕"/>
-                <w:b w:val="false"/>
-                <w:bCs w:val="false"/>
-                <w:color w:val="000000"/>
-                <w:sz w:val="18"/>
-                <w:szCs w:val="18"/>
-              </w:rPr>
-              <w:t xml:space="preserve">약 208ms</w:t>
-            </w:r>
-          </w:p>
-        </w:tc>
-        <w:tc>
-          <w:tcPr>
-            <w:tcW w:type="dxa" w:w="1983"/>
-            <w:tcBorders>
-              <w:top w:val="single" w:color="AAAAAA" w:sz="1"/>
-              <w:left w:val="single" w:color="AAAAAA" w:sz="1"/>
-              <w:bottom w:val="single" w:color="AAAAAA" w:sz="1"/>
-              <w:right w:val="single" w:color="AAAAAA" w:sz="1"/>
-            </w:tcBorders>
-            <w:vAlign w:val="center"/>
-          </w:tcPr>
-          <w:p>
-            <w:pPr>
-              <w:spacing w:after="40" w:before="40"/>
-              <w:jc w:val="left"/>
-            </w:pPr>
-            <w:r>
-              <w:rPr>
-                <w:rFonts w:ascii="맑은 고딕" w:cs="맑은 고딕" w:eastAsia="맑은 고딕" w:hAnsi="맑은 고딕"/>
-                <w:b w:val="false"/>
-                <w:bCs w:val="false"/>
-                <w:color w:val="000000"/>
-                <w:sz w:val="18"/>
-                <w:szCs w:val="18"/>
-              </w:rPr>
-              <w:t xml:space="preserve">약 4,167ms</w:t>
-            </w:r>
-          </w:p>
-        </w:tc>
-      </w:tr>
-    </w:tbl>
-    <w:p>
-      <w:pPr>
-        <w:spacing w:after="80"/>
-      </w:pPr>
-    </w:p>
-    <w:p>
-      <w:pPr>
-        <w:spacing w:after="80" w:line="240"/>
-      </w:pPr>
-      <w:r>
-        <w:rPr>
-          <w:rFonts w:ascii="맑은 고딕" w:cs="맑은 고딕" w:eastAsia="맑은 고딕" w:hAnsi="맑은 고딕"/>
-          <w:b/>
-          <w:bCs/>
-          <w:color w:val="000000"/>
-          <w:sz w:val="20"/>
-          <w:szCs w:val="20"/>
-        </w:rPr>
-        <w:t xml:space="preserve">표 11. 실서버 구독 등급별 평균 대기시간</w:t>
-      </w:r>
-    </w:p>
-    <w:tbl>
-      <w:tblPr>
-        <w:tblW w:type="auto" w:w="100"/>
-        <w:tblBorders>
-          <w:top w:val="single" w:color="auto" w:sz="4"/>
-          <w:left w:val="single" w:color="auto" w:sz="4"/>
-          <w:bottom w:val="single" w:color="auto" w:sz="4"/>
-          <w:right w:val="single" w:color="auto" w:sz="4"/>
-          <w:insideH w:val="single" w:color="auto" w:sz="4"/>
-          <w:insideV w:val="single" w:color="auto" w:sz="4"/>
-        </w:tblBorders>
-      </w:tblPr>
-      <w:tblGrid>
-        <w:gridCol w:w="1983"/>
-        <w:gridCol w:w="1983"/>
-        <w:gridCol w:w="1983"/>
-        <w:gridCol w:w="1983"/>
-      </w:tblGrid>
-      <w:tr>
-        <w:tc>
-          <w:tcPr>
-            <w:tcW w:type="dxa" w:w="1983"/>
-            <w:tcBorders>
-              <w:top w:val="single" w:color="AAAAAA" w:sz="1"/>
-              <w:left w:val="single" w:color="AAAAAA" w:sz="1"/>
-              <w:bottom w:val="single" w:color="AAAAAA" w:sz="1"/>
-              <w:right w:val="single" w:color="AAAAAA" w:sz="1"/>
-            </w:tcBorders>
-            <w:shd w:fill="D9E2F3" w:val="clear"/>
-            <w:vAlign w:val="center"/>
-          </w:tcPr>
-          <w:p>
-            <w:pPr>
-              <w:spacing w:after="40" w:before="40"/>
-              <w:jc w:val="center"/>
-            </w:pPr>
-            <w:r>
-              <w:rPr>
-                <w:rFonts w:ascii="맑은 고딕" w:cs="맑은 고딕" w:eastAsia="맑은 고딕" w:hAnsi="맑은 고딕"/>
-                <w:b/>
-                <w:bCs/>
-                <w:color w:val="000000"/>
-                <w:sz w:val="18"/>
-                <w:szCs w:val="18"/>
-              </w:rPr>
-              <w:t xml:space="preserve">구독 등급</w:t>
-            </w:r>
-          </w:p>
-        </w:tc>
-        <w:tc>
-          <w:tcPr>
-            <w:tcW w:type="dxa" w:w="1983"/>
-            <w:tcBorders>
-              <w:top w:val="single" w:color="AAAAAA" w:sz="1"/>
-              <w:left w:val="single" w:color="AAAAAA" w:sz="1"/>
-              <w:bottom w:val="single" w:color="AAAAAA" w:sz="1"/>
-              <w:right w:val="single" w:color="AAAAAA" w:sz="1"/>
-            </w:tcBorders>
-            <w:shd w:fill="D9E2F3" w:val="clear"/>
-            <w:vAlign w:val="center"/>
-          </w:tcPr>
-          <w:p>
-            <w:pPr>
-              <w:spacing w:after="40" w:before="40"/>
-              <w:jc w:val="center"/>
-            </w:pPr>
-            <w:r>
-              <w:rPr>
-                <w:rFonts w:ascii="맑은 고딕" w:cs="맑은 고딕" w:eastAsia="맑은 고딕" w:hAnsi="맑은 고딕"/>
-                <w:b/>
-                <w:bCs/>
-                <w:color w:val="000000"/>
-                <w:sz w:val="18"/>
-                <w:szCs w:val="18"/>
-              </w:rPr>
-              <w:t xml:space="preserve">FCFS</w:t>
-            </w:r>
-          </w:p>
-        </w:tc>
-        <w:tc>
-          <w:tcPr>
-            <w:tcW w:type="dxa" w:w="1983"/>
-            <w:tcBorders>
-              <w:top w:val="single" w:color="AAAAAA" w:sz="1"/>
-              <w:left w:val="single" w:color="AAAAAA" w:sz="1"/>
-              <w:bottom w:val="single" w:color="AAAAAA" w:sz="1"/>
-              <w:right w:val="single" w:color="AAAAAA" w:sz="1"/>
-            </w:tcBorders>
-            <w:shd w:fill="D9E2F3" w:val="clear"/>
-            <w:vAlign w:val="center"/>
-          </w:tcPr>
-          <w:p>
-            <w:pPr>
-              <w:spacing w:after="40" w:before="40"/>
-              <w:jc w:val="center"/>
-            </w:pPr>
-            <w:r>
-              <w:rPr>
-                <w:rFonts w:ascii="맑은 고딕" w:cs="맑은 고딕" w:eastAsia="맑은 고딕" w:hAnsi="맑은 고딕"/>
-                <w:b/>
-                <w:bCs/>
-                <w:color w:val="000000"/>
-                <w:sz w:val="18"/>
-                <w:szCs w:val="18"/>
-              </w:rPr>
-              <w:t xml:space="preserve">Priority</w:t>
-            </w:r>
-          </w:p>
-        </w:tc>
-        <w:tc>
-          <w:tcPr>
-            <w:tcW w:type="dxa" w:w="1983"/>
-            <w:tcBorders>
-              <w:top w:val="single" w:color="AAAAAA" w:sz="1"/>
-              <w:left w:val="single" w:color="AAAAAA" w:sz="1"/>
-              <w:bottom w:val="single" w:color="AAAAAA" w:sz="1"/>
-              <w:right w:val="single" w:color="AAAAAA" w:sz="1"/>
-            </w:tcBorders>
-            <w:shd w:fill="D9E2F3" w:val="clear"/>
-            <w:vAlign w:val="center"/>
-          </w:tcPr>
-          <w:p>
-            <w:pPr>
-              <w:spacing w:after="40" w:before="40"/>
-              <w:jc w:val="center"/>
-            </w:pPr>
-            <w:r>
-              <w:rPr>
-                <w:rFonts w:ascii="맑은 고딕" w:cs="맑은 고딕" w:eastAsia="맑은 고딕" w:hAnsi="맑은 고딕"/>
-                <w:b/>
-                <w:bCs/>
-                <w:color w:val="000000"/>
-                <w:sz w:val="18"/>
-                <w:szCs w:val="18"/>
-              </w:rPr>
-              <w:t xml:space="preserve">WFQ</w:t>
-            </w:r>
-          </w:p>
-        </w:tc>
-      </w:tr>
-      <w:tr>
-        <w:tc>
-          <w:tcPr>
-            <w:tcW w:type="dxa" w:w="1983"/>
-            <w:tcBorders>
-              <w:top w:val="single" w:color="AAAAAA" w:sz="1"/>
-              <w:left w:val="single" w:color="AAAAAA" w:sz="1"/>
-              <w:bottom w:val="single" w:color="AAAAAA" w:sz="1"/>
-              <w:right w:val="single" w:color="AAAAAA" w:sz="1"/>
-            </w:tcBorders>
-            <w:vAlign w:val="center"/>
-          </w:tcPr>
-          <w:p>
-            <w:pPr>
-              <w:spacing w:after="40" w:before="40"/>
-              <w:jc w:val="left"/>
-            </w:pPr>
-            <w:r>
-              <w:rPr>
-                <w:rFonts w:ascii="맑은 고딕" w:cs="맑은 고딕" w:eastAsia="맑은 고딕" w:hAnsi="맑은 고딕"/>
-                <w:b w:val="false"/>
-                <w:bCs w:val="false"/>
-                <w:color w:val="000000"/>
-                <w:sz w:val="18"/>
-                <w:szCs w:val="18"/>
-              </w:rPr>
-              <w:t xml:space="preserve">Enterprise</w:t>
-            </w:r>
-          </w:p>
-        </w:tc>
-        <w:tc>
-          <w:tcPr>
-            <w:tcW w:type="dxa" w:w="1983"/>
-            <w:tcBorders>
-              <w:top w:val="single" w:color="AAAAAA" w:sz="1"/>
-              <w:left w:val="single" w:color="AAAAAA" w:sz="1"/>
-              <w:bottom w:val="single" w:color="AAAAAA" w:sz="1"/>
-              <w:right w:val="single" w:color="AAAAAA" w:sz="1"/>
-            </w:tcBorders>
-            <w:vAlign w:val="center"/>
-          </w:tcPr>
-          <w:p>
-            <w:pPr>
-              <w:spacing w:after="40" w:before="40"/>
-              <w:jc w:val="left"/>
-            </w:pPr>
-            <w:r>
-              <w:rPr>
-                <w:rFonts w:ascii="맑은 고딕" w:cs="맑은 고딕" w:eastAsia="맑은 고딕" w:hAnsi="맑은 고딕"/>
-                <w:b w:val="false"/>
-                <w:bCs w:val="false"/>
-                <w:color w:val="000000"/>
-                <w:sz w:val="18"/>
-                <w:szCs w:val="18"/>
-              </w:rPr>
-              <w:t xml:space="preserve">약 432ms</w:t>
-            </w:r>
-          </w:p>
-        </w:tc>
-        <w:tc>
-          <w:tcPr>
-            <w:tcW w:type="dxa" w:w="1983"/>
-            <w:tcBorders>
-              <w:top w:val="single" w:color="AAAAAA" w:sz="1"/>
-              <w:left w:val="single" w:color="AAAAAA" w:sz="1"/>
-              <w:bottom w:val="single" w:color="AAAAAA" w:sz="1"/>
-              <w:right w:val="single" w:color="AAAAAA" w:sz="1"/>
-            </w:tcBorders>
-            <w:vAlign w:val="center"/>
-          </w:tcPr>
-          <w:p>
-            <w:pPr>
-              <w:spacing w:after="40" w:before="40"/>
-              <w:jc w:val="left"/>
-            </w:pPr>
-            <w:r>
-              <w:rPr>
-                <w:rFonts w:ascii="맑은 고딕" w:cs="맑은 고딕" w:eastAsia="맑은 고딕" w:hAnsi="맑은 고딕"/>
-                <w:b w:val="false"/>
-                <w:bCs w:val="false"/>
-                <w:color w:val="000000"/>
-                <w:sz w:val="18"/>
-                <w:szCs w:val="18"/>
-              </w:rPr>
-              <w:t xml:space="preserve">약 664ms</w:t>
-            </w:r>
-          </w:p>
-        </w:tc>
-        <w:tc>
-          <w:tcPr>
-            <w:tcW w:type="dxa" w:w="1983"/>
-            <w:tcBorders>
-              <w:top w:val="single" w:color="AAAAAA" w:sz="1"/>
-              <w:left w:val="single" w:color="AAAAAA" w:sz="1"/>
-              <w:bottom w:val="single" w:color="AAAAAA" w:sz="1"/>
-              <w:right w:val="single" w:color="AAAAAA" w:sz="1"/>
-            </w:tcBorders>
-            <w:vAlign w:val="center"/>
-          </w:tcPr>
-          <w:p>
-            <w:pPr>
-              <w:spacing w:after="40" w:before="40"/>
-              <w:jc w:val="left"/>
-            </w:pPr>
-            <w:r>
-              <w:rPr>
-                <w:rFonts w:ascii="맑은 고딕" w:cs="맑은 고딕" w:eastAsia="맑은 고딕" w:hAnsi="맑은 고딕"/>
-                <w:b w:val="false"/>
-                <w:bCs w:val="false"/>
-                <w:color w:val="000000"/>
-                <w:sz w:val="18"/>
-                <w:szCs w:val="18"/>
-              </w:rPr>
-              <w:t xml:space="preserve">약 410ms</w:t>
-            </w:r>
-          </w:p>
-        </w:tc>
-      </w:tr>
-      <w:tr>
-        <w:tc>
-          <w:tcPr>
-            <w:tcW w:type="dxa" w:w="1983"/>
-            <w:tcBorders>
-              <w:top w:val="single" w:color="AAAAAA" w:sz="1"/>
-              <w:left w:val="single" w:color="AAAAAA" w:sz="1"/>
-              <w:bottom w:val="single" w:color="AAAAAA" w:sz="1"/>
-              <w:right w:val="single" w:color="AAAAAA" w:sz="1"/>
-            </w:tcBorders>
-            <w:vAlign w:val="center"/>
-          </w:tcPr>
-          <w:p>
-            <w:pPr>
-              <w:spacing w:after="40" w:before="40"/>
-              <w:jc w:val="left"/>
-            </w:pPr>
-            <w:r>
-              <w:rPr>
-                <w:rFonts w:ascii="맑은 고딕" w:cs="맑은 고딕" w:eastAsia="맑은 고딕" w:hAnsi="맑은 고딕"/>
-                <w:b w:val="false"/>
-                <w:bCs w:val="false"/>
-                <w:color w:val="000000"/>
-                <w:sz w:val="18"/>
-                <w:szCs w:val="18"/>
-              </w:rPr>
-              <w:t xml:space="preserve">Premium</w:t>
-            </w:r>
-          </w:p>
-        </w:tc>
-        <w:tc>
-          <w:tcPr>
-            <w:tcW w:type="dxa" w:w="1983"/>
-            <w:tcBorders>
-              <w:top w:val="single" w:color="AAAAAA" w:sz="1"/>
-              <w:left w:val="single" w:color="AAAAAA" w:sz="1"/>
-              <w:bottom w:val="single" w:color="AAAAAA" w:sz="1"/>
-              <w:right w:val="single" w:color="AAAAAA" w:sz="1"/>
-            </w:tcBorders>
-            <w:vAlign w:val="center"/>
-          </w:tcPr>
-          <w:p>
-            <w:pPr>
-              <w:spacing w:after="40" w:before="40"/>
-              <w:jc w:val="left"/>
-            </w:pPr>
-            <w:r>
-              <w:rPr>
-                <w:rFonts w:ascii="맑은 고딕" w:cs="맑은 고딕" w:eastAsia="맑은 고딕" w:hAnsi="맑은 고딕"/>
-                <w:b w:val="false"/>
-                <w:bCs w:val="false"/>
-                <w:color w:val="000000"/>
-                <w:sz w:val="18"/>
-                <w:szCs w:val="18"/>
-              </w:rPr>
-              <w:t xml:space="preserve">약 1,480ms</w:t>
-            </w:r>
-          </w:p>
-        </w:tc>
-        <w:tc>
-          <w:tcPr>
-            <w:tcW w:type="dxa" w:w="1983"/>
-            <w:tcBorders>
-              <w:top w:val="single" w:color="AAAAAA" w:sz="1"/>
-              <w:left w:val="single" w:color="AAAAAA" w:sz="1"/>
-              <w:bottom w:val="single" w:color="AAAAAA" w:sz="1"/>
-              <w:right w:val="single" w:color="AAAAAA" w:sz="1"/>
-            </w:tcBorders>
-            <w:vAlign w:val="center"/>
-          </w:tcPr>
-          <w:p>
-            <w:pPr>
-              <w:spacing w:after="40" w:before="40"/>
-              <w:jc w:val="left"/>
-            </w:pPr>
-            <w:r>
-              <w:rPr>
-                <w:rFonts w:ascii="맑은 고딕" w:cs="맑은 고딕" w:eastAsia="맑은 고딕" w:hAnsi="맑은 고딕"/>
-                <w:b w:val="false"/>
-                <w:bCs w:val="false"/>
-                <w:color w:val="000000"/>
-                <w:sz w:val="18"/>
-                <w:szCs w:val="18"/>
-              </w:rPr>
-              <w:t xml:space="preserve">약 1,333ms</w:t>
-            </w:r>
-          </w:p>
-        </w:tc>
-        <w:tc>
-          <w:tcPr>
-            <w:tcW w:type="dxa" w:w="1983"/>
-            <w:tcBorders>
-              <w:top w:val="single" w:color="AAAAAA" w:sz="1"/>
-              <w:left w:val="single" w:color="AAAAAA" w:sz="1"/>
-              <w:bottom w:val="single" w:color="AAAAAA" w:sz="1"/>
-              <w:right w:val="single" w:color="AAAAAA" w:sz="1"/>
-            </w:tcBorders>
-            <w:vAlign w:val="center"/>
-          </w:tcPr>
-          <w:p>
-            <w:pPr>
-              <w:spacing w:after="40" w:before="40"/>
-              <w:jc w:val="left"/>
-            </w:pPr>
-            <w:r>
-              <w:rPr>
-                <w:rFonts w:ascii="맑은 고딕" w:cs="맑은 고딕" w:eastAsia="맑은 고딕" w:hAnsi="맑은 고딕"/>
-                <w:b w:val="false"/>
-                <w:bCs w:val="false"/>
-                <w:color w:val="000000"/>
-                <w:sz w:val="18"/>
-                <w:szCs w:val="18"/>
-              </w:rPr>
-              <w:t xml:space="preserve">약 1,458ms</w:t>
-            </w:r>
-          </w:p>
-        </w:tc>
-      </w:tr>
-      <w:tr>
-        <w:tc>
-          <w:tcPr>
-            <w:tcW w:type="dxa" w:w="1983"/>
-            <w:tcBorders>
-              <w:top w:val="single" w:color="AAAAAA" w:sz="1"/>
-              <w:left w:val="single" w:color="AAAAAA" w:sz="1"/>
-              <w:bottom w:val="single" w:color="AAAAAA" w:sz="1"/>
-              <w:right w:val="single" w:color="AAAAAA" w:sz="1"/>
-            </w:tcBorders>
-            <w:vAlign w:val="center"/>
-          </w:tcPr>
-          <w:p>
-            <w:pPr>
-              <w:spacing w:after="40" w:before="40"/>
-              <w:jc w:val="left"/>
-            </w:pPr>
-            <w:r>
-              <w:rPr>
-                <w:rFonts w:ascii="맑은 고딕" w:cs="맑은 고딕" w:eastAsia="맑은 고딕" w:hAnsi="맑은 고딕"/>
-                <w:b w:val="false"/>
-                <w:bCs w:val="false"/>
-                <w:color w:val="000000"/>
-                <w:sz w:val="18"/>
-                <w:szCs w:val="18"/>
-              </w:rPr>
-              <w:t xml:space="preserve">Standard</w:t>
-            </w:r>
-          </w:p>
-        </w:tc>
-        <w:tc>
-          <w:tcPr>
-            <w:tcW w:type="dxa" w:w="1983"/>
-            <w:tcBorders>
-              <w:top w:val="single" w:color="AAAAAA" w:sz="1"/>
-              <w:left w:val="single" w:color="AAAAAA" w:sz="1"/>
-              <w:bottom w:val="single" w:color="AAAAAA" w:sz="1"/>
-              <w:right w:val="single" w:color="AAAAAA" w:sz="1"/>
-            </w:tcBorders>
-            <w:vAlign w:val="center"/>
-          </w:tcPr>
-          <w:p>
-            <w:pPr>
-              <w:spacing w:after="40" w:before="40"/>
-              <w:jc w:val="left"/>
-            </w:pPr>
-            <w:r>
-              <w:rPr>
-                <w:rFonts w:ascii="맑은 고딕" w:cs="맑은 고딕" w:eastAsia="맑은 고딕" w:hAnsi="맑은 고딕"/>
-                <w:b w:val="false"/>
-                <w:bCs w:val="false"/>
-                <w:color w:val="000000"/>
-                <w:sz w:val="18"/>
-                <w:szCs w:val="18"/>
-              </w:rPr>
-              <w:t xml:space="preserve">약 2,522ms</w:t>
-            </w:r>
-          </w:p>
-        </w:tc>
-        <w:tc>
-          <w:tcPr>
-            <w:tcW w:type="dxa" w:w="1983"/>
-            <w:tcBorders>
-              <w:top w:val="single" w:color="AAAAAA" w:sz="1"/>
-              <w:left w:val="single" w:color="AAAAAA" w:sz="1"/>
-              <w:bottom w:val="single" w:color="AAAAAA" w:sz="1"/>
-              <w:right w:val="single" w:color="AAAAAA" w:sz="1"/>
-            </w:tcBorders>
-            <w:vAlign w:val="center"/>
-          </w:tcPr>
-          <w:p>
-            <w:pPr>
-              <w:spacing w:after="40" w:before="40"/>
-              <w:jc w:val="left"/>
-            </w:pPr>
-            <w:r>
-              <w:rPr>
-                <w:rFonts w:ascii="맑은 고딕" w:cs="맑은 고딕" w:eastAsia="맑은 고딕" w:hAnsi="맑은 고딕"/>
-                <w:b w:val="false"/>
-                <w:bCs w:val="false"/>
-                <w:color w:val="000000"/>
-                <w:sz w:val="18"/>
-                <w:szCs w:val="18"/>
-              </w:rPr>
-              <w:t xml:space="preserve">약 2,541ms</w:t>
-            </w:r>
-          </w:p>
-        </w:tc>
-        <w:tc>
-          <w:tcPr>
-            <w:tcW w:type="dxa" w:w="1983"/>
-            <w:tcBorders>
-              <w:top w:val="single" w:color="AAAAAA" w:sz="1"/>
-              <w:left w:val="single" w:color="AAAAAA" w:sz="1"/>
-              <w:bottom w:val="single" w:color="AAAAAA" w:sz="1"/>
-              <w:right w:val="single" w:color="AAAAAA" w:sz="1"/>
-            </w:tcBorders>
-            <w:vAlign w:val="center"/>
-          </w:tcPr>
-          <w:p>
-            <w:pPr>
-              <w:spacing w:after="40" w:before="40"/>
-              <w:jc w:val="left"/>
-            </w:pPr>
-            <w:r>
-              <w:rPr>
-                <w:rFonts w:ascii="맑은 고딕" w:cs="맑은 고딕" w:eastAsia="맑은 고딕" w:hAnsi="맑은 고딕"/>
-                <w:b w:val="false"/>
-                <w:bCs w:val="false"/>
-                <w:color w:val="000000"/>
-                <w:sz w:val="18"/>
-                <w:szCs w:val="18"/>
-              </w:rPr>
-              <w:t xml:space="preserve">약 2,496ms</w:t>
-            </w:r>
-          </w:p>
-        </w:tc>
-      </w:tr>
-      <w:tr>
-        <w:tc>
-          <w:tcPr>
-            <w:tcW w:type="dxa" w:w="1983"/>
-            <w:tcBorders>
-              <w:top w:val="single" w:color="AAAAAA" w:sz="1"/>
-              <w:left w:val="single" w:color="AAAAAA" w:sz="1"/>
-              <w:bottom w:val="single" w:color="AAAAAA" w:sz="1"/>
-              <w:right w:val="single" w:color="AAAAAA" w:sz="1"/>
-            </w:tcBorders>
-            <w:vAlign w:val="center"/>
-          </w:tcPr>
-          <w:p>
-            <w:pPr>
-              <w:spacing w:after="40" w:before="40"/>
-              <w:jc w:val="left"/>
-            </w:pPr>
-            <w:r>
-              <w:rPr>
-                <w:rFonts w:ascii="맑은 고딕" w:cs="맑은 고딕" w:eastAsia="맑은 고딕" w:hAnsi="맑은 고딕"/>
-                <w:b w:val="false"/>
-                <w:bCs w:val="false"/>
-                <w:color w:val="000000"/>
-                <w:sz w:val="18"/>
-                <w:szCs w:val="18"/>
-              </w:rPr>
-              <w:t xml:space="preserve">Free</w:t>
-            </w:r>
-          </w:p>
-        </w:tc>
-        <w:tc>
-          <w:tcPr>
-            <w:tcW w:type="dxa" w:w="1983"/>
-            <w:tcBorders>
-              <w:top w:val="single" w:color="AAAAAA" w:sz="1"/>
-              <w:left w:val="single" w:color="AAAAAA" w:sz="1"/>
-              <w:bottom w:val="single" w:color="AAAAAA" w:sz="1"/>
-              <w:right w:val="single" w:color="AAAAAA" w:sz="1"/>
-            </w:tcBorders>
-            <w:vAlign w:val="center"/>
-          </w:tcPr>
-          <w:p>
-            <w:pPr>
-              <w:spacing w:after="40" w:before="40"/>
-              <w:jc w:val="left"/>
-            </w:pPr>
-            <w:r>
-              <w:rPr>
-                <w:rFonts w:ascii="맑은 고딕" w:cs="맑은 고딕" w:eastAsia="맑은 고딕" w:hAnsi="맑은 고딕"/>
-                <w:b w:val="false"/>
-                <w:bCs w:val="false"/>
-                <w:color w:val="000000"/>
-                <w:sz w:val="18"/>
-                <w:szCs w:val="18"/>
-              </w:rPr>
-              <w:t xml:space="preserve">약 3,561ms</w:t>
-            </w:r>
-          </w:p>
-        </w:tc>
-        <w:tc>
-          <w:tcPr>
-            <w:tcW w:type="dxa" w:w="1983"/>
-            <w:tcBorders>
-              <w:top w:val="single" w:color="AAAAAA" w:sz="1"/>
-              <w:left w:val="single" w:color="AAAAAA" w:sz="1"/>
-              <w:bottom w:val="single" w:color="AAAAAA" w:sz="1"/>
-              <w:right w:val="single" w:color="AAAAAA" w:sz="1"/>
-            </w:tcBorders>
-            <w:vAlign w:val="center"/>
-          </w:tcPr>
-          <w:p>
-            <w:pPr>
-              <w:spacing w:after="40" w:before="40"/>
-              <w:jc w:val="left"/>
-            </w:pPr>
-            <w:r>
-              <w:rPr>
-                <w:rFonts w:ascii="맑은 고딕" w:cs="맑은 고딕" w:eastAsia="맑은 고딕" w:hAnsi="맑은 고딕"/>
-                <w:b w:val="false"/>
-                <w:bCs w:val="false"/>
-                <w:color w:val="000000"/>
-                <w:sz w:val="18"/>
-                <w:szCs w:val="18"/>
-              </w:rPr>
-              <w:t xml:space="preserve">약 3,371ms</w:t>
-            </w:r>
-          </w:p>
-        </w:tc>
-        <w:tc>
-          <w:tcPr>
-            <w:tcW w:type="dxa" w:w="1983"/>
-            <w:tcBorders>
-              <w:top w:val="single" w:color="AAAAAA" w:sz="1"/>
-              <w:left w:val="single" w:color="AAAAAA" w:sz="1"/>
-              <w:bottom w:val="single" w:color="AAAAAA" w:sz="1"/>
-              <w:right w:val="single" w:color="AAAAAA" w:sz="1"/>
-            </w:tcBorders>
-            <w:vAlign w:val="center"/>
-          </w:tcPr>
-          <w:p>
-            <w:pPr>
-              <w:spacing w:after="40" w:before="40"/>
-              <w:jc w:val="left"/>
-            </w:pPr>
-            <w:r>
-              <w:rPr>
-                <w:rFonts w:ascii="맑은 고딕" w:cs="맑은 고딕" w:eastAsia="맑은 고딕" w:hAnsi="맑은 고딕"/>
-                <w:b w:val="false"/>
-                <w:bCs w:val="false"/>
-                <w:color w:val="000000"/>
-                <w:sz w:val="18"/>
-                <w:szCs w:val="18"/>
-              </w:rPr>
-              <w:t xml:space="preserve">약 3,542ms</w:t>
-            </w:r>
-          </w:p>
-        </w:tc>
-      </w:tr>
-    </w:tbl>
-    <w:p>
-      <w:pPr>
-        <w:spacing w:after="80"/>
-      </w:pPr>
-    </w:p>
-    <w:p>
-      <w:pPr>
-        <w:spacing w:after="80"/>
-      </w:pPr>
-    </w:p>
-    <w:p>
-      <w:pPr>
-        <w:spacing w:after="100" w:before="100"/>
-        <w:jc w:val="center"/>
-      </w:pPr>
-      <w:r>
-        <w:drawing>
-          <wp:inline distT="0" distB="0" distL="0" distR="0">
-            <wp:extent cx="5400675" cy="2257425"/>
-            <wp:effectExtent t="0" r="0" b="0" l="0"/>
-            <wp:docPr id="1" name="" descr="" title=""/>
-            <wp:cNvGraphicFramePr>
-              <a:graphicFrameLocks xmlns:a="http://schemas.openxmlformats.org/drawingml/2006/main" noChangeAspect="1"/>
-            </wp:cNvGraphicFramePr>
-            <a:graphic xmlns:a="http://schemas.openxmlformats.org/drawingml/2006/main">
-              <a:graphicData uri="http://schemas.openxmlformats.org/drawingml/2006/picture">
-                <pic:pic xmlns:pic="http://schemas.openxmlformats.org/drawingml/2006/picture">
-                  <pic:nvPicPr>
-                    <pic:cNvPr id="0" name="" descr=""/>
-                    <pic:cNvPicPr>
-                      <a:picLocks noChangeAspect="1" noChangeArrowheads="1"/>
-                    </pic:cNvPicPr>
-                  </pic:nvPicPr>
-                  <pic:blipFill>
-                    <a:blip r:embed="rId13" cstate="none"/>
-                    <a:srcRect/>
-                    <a:stretch>
-                      <a:fillRect/>
-                    </a:stretch>
-                  </pic:blipFill>
-                  <pic:spPr bwMode="auto">
-                    <a:xfrm>
-                      <a:off x="0" y="0"/>
                       <a:ext cx="5400675" cy="2257425"/>
                     </a:xfrm>
                     <a:prstGeom prst="rect">
@@ -9380,7 +9307,7 @@
           <w:sz w:val="18"/>
           <w:szCs w:val="18"/>
         </w:rPr>
-        <w:t xml:space="preserve">[그림 5] 실서버 구독 등급별 평균 대기시간 비교</w:t>
+        <w:t xml:space="preserve">[그림 4] 실서버 구독 등급별 평균 대기시간 비교</w:t>
       </w:r>
     </w:p>
     <w:p>
@@ -9399,8 +9326,13 @@
           <w:sz w:val="20"/>
           <w:szCs w:val="20"/>
         </w:rPr>
-        <w:t xml:space="preserve">세 알고리즘의 평균 처리 시간이 모두 약 208~209ms로 거의 같았다. 스케줄러는 "누구를 먼저 처리할지"만 정할 뿐 LLM 추론 속도를 바꾸지 못한다. FCFS에서는 도착 순서대로 처리되어 Enterprise → Free 순으로 대기시간이 늘었다(Enterprise를 먼저 보냄). Priority의 경우 구독 등급과 요청 우선순위가 독립적임을 드러내고자 등급별로 서로 다른 우선순위를 혼합 배정하였다(배정 내역은 부록 표 B.2 참조). 그 결과 Enterprise의 NORMAL 요청이 Premium의 URGENT 요청에 밀려 Enterprise 평균 대기시간은 FCFS 대비 증가하였다(432 → 664ms). 반면 Free의 NORMAL 요청은 Standard의 LOW 요청보다 먼저 처리되어 Free 평균 대기시간은 오히려 감소하였다(3,561 → 3,371ms). </w:t>
-      </w:r>
+        <w:t xml:space="preserve">세 알고리즘의 평균 처리 시간이 모두 약 208~209ms로 거의 같았다. 스케줄러는 "누구를 먼저 처리할지"만 정할 뿐 LLM 추론 속도를 바꾸지 못한다. FCFS에서는 도착 순서대로 처리되어 Enterprise → Free 순으로 대기시간이 늘었다(Enterprise를 먼저 보냄). Priority의 경우 구독 등급과 요청 우선순위가 독립적임을 드러내고자 등급별로 서로 다른 우선순위를 혼합 배정하였다(표 12). 상위 등급일수록 URGENT와 HIGH 비율을 높이되, 모든 등급에 여러 우선순위가 섞이도록 하였다.</w:t>
+      </w:r>
+    </w:p>
+    <w:p>
+      <w:pPr>
+        <w:spacing w:after="80" w:line="240"/>
+      </w:pPr>
       <w:r>
         <w:rPr>
           <w:rFonts w:ascii="맑은 고딕" w:cs="맑은 고딕" w:eastAsia="맑은 고딕" w:hAnsi="맑은 고딕"/>
@@ -9410,4670 +9342,7 @@
           <w:sz w:val="20"/>
           <w:szCs w:val="20"/>
         </w:rPr>
-        <w:t xml:space="preserve">WFQ</w:t>
-      </w:r>
-      <w:r>
-        <w:rPr>
-          <w:rFonts w:ascii="맑은 고딕" w:cs="맑은 고딕" w:eastAsia="맑은 고딕" w:hAnsi="맑은 고딕"/>
-          <w:color w:val="000000"/>
-          <w:sz w:val="20"/>
-          <w:szCs w:val="20"/>
-        </w:rPr>
-        <w:t xml:space="preserve">는 가중치에 따라 Enterprise가 먼저 처리되었다. 요청 수가 적어 등급별 극단적 차이까지는 드러나지 않았으나 시뮬레이션과 같은 패턴이 나타났다.</w:t>
-      </w:r>
-    </w:p>
-    <w:p>
-      <w:pPr>
-        <w:spacing w:after="130" w:before="220" w:line="240"/>
-      </w:pPr>
-      <w:r>
-        <w:rPr>
-          <w:rFonts w:ascii="맑은 고딕" w:cs="맑은 고딕" w:eastAsia="맑은 고딕" w:hAnsi="맑은 고딕"/>
-          <w:b/>
-          <w:bCs/>
-          <w:color w:val="333333"/>
-          <w:sz w:val="24"/>
-          <w:szCs w:val="24"/>
-        </w:rPr>
-        <w:t xml:space="preserve">5.5 공정성 분석</w:t>
-      </w:r>
-    </w:p>
-    <w:p>
-      <w:pPr>
-        <w:spacing w:after="120" w:line="240"/>
-        <w:ind w:left="360"/>
-      </w:pPr>
-      <w:r>
-        <w:rPr>
-          <w:rFonts w:ascii="맑은 고딕" w:cs="맑은 고딕" w:eastAsia="맑은 고딕" w:hAnsi="맑은 고딕"/>
-          <w:i/>
-          <w:iCs/>
-          <w:color w:val="333333"/>
-          <w:sz w:val="20"/>
-          <w:szCs w:val="20"/>
-        </w:rPr>
-        <w:t xml:space="preserve">JFI 계산 방식의 차이부터 짚어둔다. 이 분석에서는 두 가지 기준을 실험 목적에 맞게 구분해 사용하였다.</w:t>
-      </w:r>
-    </w:p>
-    <w:p>
-      <w:pPr>
-        <w:pStyle w:val="ListParagraph"/>
-        <w:numPr>
-          <w:ilvl w:val="0"/>
-          <w:numId w:val="3"/>
-        </w:numPr>
-        <w:spacing w:after="80" w:line="240"/>
-      </w:pPr>
-      <w:r>
-        <w:rPr>
-          <w:rFonts w:ascii="맑은 고딕" w:cs="맑은 고딕" w:eastAsia="맑은 고딕" w:hAnsi="맑은 고딕"/>
-          <w:color w:val="000000"/>
-          <w:sz w:val="20"/>
-          <w:szCs w:val="20"/>
-        </w:rPr>
-        <w:t xml:space="preserve">FCFS, Priority, MLFQ: 등급 간 대기시간 차이 측정 → </w:t>
-      </w:r>
-      <w:r>
-        <w:rPr>
-          <w:rFonts w:ascii="맑은 고딕" w:cs="맑은 고딕" w:eastAsia="맑은 고딕" w:hAnsi="맑은 고딕"/>
-          <w:b/>
-          <w:bCs/>
-          <w:color w:val="000000"/>
-          <w:sz w:val="20"/>
-          <w:szCs w:val="20"/>
-        </w:rPr>
-        <w:t xml:space="preserve">대기시간 기반 JFI</w:t>
-      </w:r>
-      <w:r>
-        <w:rPr>
-          <w:rFonts w:ascii="맑은 고딕" w:cs="맑은 고딕" w:eastAsia="맑은 고딕" w:hAnsi="맑은 고딕"/>
-          <w:color w:val="000000"/>
-          <w:sz w:val="20"/>
-          <w:szCs w:val="20"/>
-        </w:rPr>
-        <w:t xml:space="preserve"> (값이 1에 가까울수록 균등)</w:t>
-      </w:r>
-    </w:p>
-    <w:p>
-      <w:pPr>
-        <w:pStyle w:val="ListParagraph"/>
-        <w:numPr>
-          <w:ilvl w:val="0"/>
-          <w:numId w:val="3"/>
-        </w:numPr>
-        <w:spacing w:after="80" w:line="240"/>
-      </w:pPr>
-      <w:r>
-        <w:rPr>
-          <w:rFonts w:ascii="맑은 고딕" w:cs="맑은 고딕" w:eastAsia="맑은 고딕" w:hAnsi="맑은 고딕"/>
-          <w:color w:val="000000"/>
-          <w:sz w:val="20"/>
-          <w:szCs w:val="20"/>
-        </w:rPr>
-        <w:t xml:space="preserve">WFQ: 가중치 비례 처리량 배분 측정 → WFQScheduler 내장의 </w:t>
-      </w:r>
-      <w:r>
-        <w:rPr>
-          <w:rFonts w:ascii="맑은 고딕" w:cs="맑은 고딕" w:eastAsia="맑은 고딕" w:hAnsi="맑은 고딕"/>
-          <w:b/>
-          <w:bCs/>
-          <w:color w:val="000000"/>
-          <w:sz w:val="20"/>
-          <w:szCs w:val="20"/>
-        </w:rPr>
-        <w:t xml:space="preserve">처리량 기반 JFI</w:t>
-      </w:r>
-      <w:r>
-        <w:rPr>
-          <w:rFonts w:ascii="맑은 고딕" w:cs="맑은 고딕" w:eastAsia="맑은 고딕" w:hAnsi="맑은 고딕"/>
-          <w:color w:val="000000"/>
-          <w:sz w:val="20"/>
-          <w:szCs w:val="20"/>
-        </w:rPr>
-        <w:t xml:space="preserve"> (가중치에 정확히 비례하면 1에 가까워짐)</w:t>
-      </w:r>
-    </w:p>
-    <w:p>
-      <w:pPr>
-        <w:spacing w:after="120" w:line="240"/>
-      </w:pPr>
-      <w:r>
-        <w:rPr>
-          <w:rFonts w:ascii="맑은 고딕" w:cs="맑은 고딕" w:eastAsia="맑은 고딕" w:hAnsi="맑은 고딕"/>
-          <w:color w:val="000000"/>
-          <w:sz w:val="20"/>
-          <w:szCs w:val="20"/>
-        </w:rPr>
-        <w:t xml:space="preserve">표 12의 0.316과 1.000은 계산 기준이 달라 직접 비교하지 않는다. 각 값의 의미는 아래에서 따로 해석한다.</w:t>
-      </w:r>
-    </w:p>
-    <w:p>
-      <w:pPr>
-        <w:spacing w:after="80" w:line="240"/>
-      </w:pPr>
-      <w:r>
-        <w:rPr>
-          <w:rFonts w:ascii="맑은 고딕" w:cs="맑은 고딕" w:eastAsia="맑은 고딕" w:hAnsi="맑은 고딕"/>
-          <w:b/>
-          <w:bCs/>
-          <w:color w:val="000000"/>
-          <w:sz w:val="20"/>
-          <w:szCs w:val="20"/>
-        </w:rPr>
-        <w:t xml:space="preserve">표 12. 알고리즘별 JFI 비교 (기본 실험, 500건)</w:t>
-      </w:r>
-    </w:p>
-    <w:tbl>
-      <w:tblPr>
-        <w:tblW w:type="auto" w:w="100"/>
-        <w:tblBorders>
-          <w:top w:val="single" w:color="auto" w:sz="4"/>
-          <w:left w:val="single" w:color="auto" w:sz="4"/>
-          <w:bottom w:val="single" w:color="auto" w:sz="4"/>
-          <w:right w:val="single" w:color="auto" w:sz="4"/>
-          <w:insideH w:val="single" w:color="auto" w:sz="4"/>
-          <w:insideV w:val="single" w:color="auto" w:sz="4"/>
-        </w:tblBorders>
-      </w:tblPr>
-      <w:tblGrid>
-        <w:gridCol w:w="1983"/>
-        <w:gridCol w:w="1983"/>
-        <w:gridCol w:w="1983"/>
-        <w:gridCol w:w="1983"/>
-      </w:tblGrid>
-      <w:tr>
-        <w:tc>
-          <w:tcPr>
-            <w:tcW w:type="dxa" w:w="1983"/>
-            <w:tcBorders>
-              <w:top w:val="single" w:color="AAAAAA" w:sz="1"/>
-              <w:left w:val="single" w:color="AAAAAA" w:sz="1"/>
-              <w:bottom w:val="single" w:color="AAAAAA" w:sz="1"/>
-              <w:right w:val="single" w:color="AAAAAA" w:sz="1"/>
-            </w:tcBorders>
-            <w:shd w:fill="D9E2F3" w:val="clear"/>
-            <w:vAlign w:val="center"/>
-          </w:tcPr>
-          <w:p>
-            <w:pPr>
-              <w:spacing w:after="40" w:before="40"/>
-              <w:jc w:val="center"/>
-            </w:pPr>
-            <w:r>
-              <w:rPr>
-                <w:rFonts w:ascii="맑은 고딕" w:cs="맑은 고딕" w:eastAsia="맑은 고딕" w:hAnsi="맑은 고딕"/>
-                <w:b/>
-                <w:bCs/>
-                <w:color w:val="000000"/>
-                <w:sz w:val="18"/>
-                <w:szCs w:val="18"/>
-              </w:rPr>
-              <w:t xml:space="preserve">스케줄러</w:t>
-            </w:r>
-          </w:p>
-        </w:tc>
-        <w:tc>
-          <w:tcPr>
-            <w:tcW w:type="dxa" w:w="1983"/>
-            <w:tcBorders>
-              <w:top w:val="single" w:color="AAAAAA" w:sz="1"/>
-              <w:left w:val="single" w:color="AAAAAA" w:sz="1"/>
-              <w:bottom w:val="single" w:color="AAAAAA" w:sz="1"/>
-              <w:right w:val="single" w:color="AAAAAA" w:sz="1"/>
-            </w:tcBorders>
-            <w:shd w:fill="D9E2F3" w:val="clear"/>
-            <w:vAlign w:val="center"/>
-          </w:tcPr>
-          <w:p>
-            <w:pPr>
-              <w:spacing w:after="40" w:before="40"/>
-              <w:jc w:val="center"/>
-            </w:pPr>
-            <w:r>
-              <w:rPr>
-                <w:rFonts w:ascii="맑은 고딕" w:cs="맑은 고딕" w:eastAsia="맑은 고딕" w:hAnsi="맑은 고딕"/>
-                <w:b/>
-                <w:bCs/>
-                <w:color w:val="000000"/>
-                <w:sz w:val="18"/>
-                <w:szCs w:val="18"/>
-              </w:rPr>
-              <w:t xml:space="preserve">JFI</w:t>
-            </w:r>
-          </w:p>
-        </w:tc>
-        <w:tc>
-          <w:tcPr>
-            <w:tcW w:type="dxa" w:w="1983"/>
-            <w:tcBorders>
-              <w:top w:val="single" w:color="AAAAAA" w:sz="1"/>
-              <w:left w:val="single" w:color="AAAAAA" w:sz="1"/>
-              <w:bottom w:val="single" w:color="AAAAAA" w:sz="1"/>
-              <w:right w:val="single" w:color="AAAAAA" w:sz="1"/>
-            </w:tcBorders>
-            <w:shd w:fill="D9E2F3" w:val="clear"/>
-            <w:vAlign w:val="center"/>
-          </w:tcPr>
-          <w:p>
-            <w:pPr>
-              <w:spacing w:after="40" w:before="40"/>
-              <w:jc w:val="center"/>
-            </w:pPr>
-            <w:r>
-              <w:rPr>
-                <w:rFonts w:ascii="맑은 고딕" w:cs="맑은 고딕" w:eastAsia="맑은 고딕" w:hAnsi="맑은 고딕"/>
-                <w:b/>
-                <w:bCs/>
-                <w:color w:val="000000"/>
-                <w:sz w:val="18"/>
-                <w:szCs w:val="18"/>
-              </w:rPr>
-              <w:t xml:space="preserve">계산 방식</w:t>
-            </w:r>
-          </w:p>
-        </w:tc>
-        <w:tc>
-          <w:tcPr>
-            <w:tcW w:type="dxa" w:w="1983"/>
-            <w:tcBorders>
-              <w:top w:val="single" w:color="AAAAAA" w:sz="1"/>
-              <w:left w:val="single" w:color="AAAAAA" w:sz="1"/>
-              <w:bottom w:val="single" w:color="AAAAAA" w:sz="1"/>
-              <w:right w:val="single" w:color="AAAAAA" w:sz="1"/>
-            </w:tcBorders>
-            <w:shd w:fill="D9E2F3" w:val="clear"/>
-            <w:vAlign w:val="center"/>
-          </w:tcPr>
-          <w:p>
-            <w:pPr>
-              <w:spacing w:after="40" w:before="40"/>
-              <w:jc w:val="center"/>
-            </w:pPr>
-            <w:r>
-              <w:rPr>
-                <w:rFonts w:ascii="맑은 고딕" w:cs="맑은 고딕" w:eastAsia="맑은 고딕" w:hAnsi="맑은 고딕"/>
-                <w:b/>
-                <w:bCs/>
-                <w:color w:val="000000"/>
-                <w:sz w:val="18"/>
-                <w:szCs w:val="18"/>
-              </w:rPr>
-              <w:t xml:space="preserve">해석</w:t>
-            </w:r>
-          </w:p>
-        </w:tc>
-      </w:tr>
-      <w:tr>
-        <w:tc>
-          <w:tcPr>
-            <w:tcW w:type="dxa" w:w="1983"/>
-            <w:tcBorders>
-              <w:top w:val="single" w:color="AAAAAA" w:sz="1"/>
-              <w:left w:val="single" w:color="AAAAAA" w:sz="1"/>
-              <w:bottom w:val="single" w:color="AAAAAA" w:sz="1"/>
-              <w:right w:val="single" w:color="AAAAAA" w:sz="1"/>
-            </w:tcBorders>
-            <w:vAlign w:val="center"/>
-          </w:tcPr>
-          <w:p>
-            <w:pPr>
-              <w:spacing w:after="40" w:before="40"/>
-              <w:jc w:val="left"/>
-            </w:pPr>
-            <w:r>
-              <w:rPr>
-                <w:rFonts w:ascii="맑은 고딕" w:cs="맑은 고딕" w:eastAsia="맑은 고딕" w:hAnsi="맑은 고딕"/>
-                <w:b w:val="false"/>
-                <w:bCs w:val="false"/>
-                <w:color w:val="000000"/>
-                <w:sz w:val="18"/>
-                <w:szCs w:val="18"/>
-              </w:rPr>
-              <w:t xml:space="preserve">FCFS</w:t>
-            </w:r>
-          </w:p>
-        </w:tc>
-        <w:tc>
-          <w:tcPr>
-            <w:tcW w:type="dxa" w:w="1983"/>
-            <w:tcBorders>
-              <w:top w:val="single" w:color="AAAAAA" w:sz="1"/>
-              <w:left w:val="single" w:color="AAAAAA" w:sz="1"/>
-              <w:bottom w:val="single" w:color="AAAAAA" w:sz="1"/>
-              <w:right w:val="single" w:color="AAAAAA" w:sz="1"/>
-            </w:tcBorders>
-            <w:vAlign w:val="center"/>
-          </w:tcPr>
-          <w:p>
-            <w:pPr>
-              <w:spacing w:after="40" w:before="40"/>
-              <w:jc w:val="left"/>
-            </w:pPr>
-            <w:r>
-              <w:rPr>
-                <w:rFonts w:ascii="맑은 고딕" w:cs="맑은 고딕" w:eastAsia="맑은 고딕" w:hAnsi="맑은 고딕"/>
-                <w:b w:val="false"/>
-                <w:bCs w:val="false"/>
-                <w:color w:val="000000"/>
-                <w:sz w:val="18"/>
-                <w:szCs w:val="18"/>
-              </w:rPr>
-              <w:t xml:space="preserve">1.000</w:t>
-            </w:r>
-          </w:p>
-        </w:tc>
-        <w:tc>
-          <w:tcPr>
-            <w:tcW w:type="dxa" w:w="1983"/>
-            <w:tcBorders>
-              <w:top w:val="single" w:color="AAAAAA" w:sz="1"/>
-              <w:left w:val="single" w:color="AAAAAA" w:sz="1"/>
-              <w:bottom w:val="single" w:color="AAAAAA" w:sz="1"/>
-              <w:right w:val="single" w:color="AAAAAA" w:sz="1"/>
-            </w:tcBorders>
-            <w:vAlign w:val="center"/>
-          </w:tcPr>
-          <w:p>
-            <w:pPr>
-              <w:spacing w:after="40" w:before="40"/>
-              <w:jc w:val="left"/>
-            </w:pPr>
-            <w:r>
-              <w:rPr>
-                <w:rFonts w:ascii="맑은 고딕" w:cs="맑은 고딕" w:eastAsia="맑은 고딕" w:hAnsi="맑은 고딕"/>
-                <w:b w:val="false"/>
-                <w:bCs w:val="false"/>
-                <w:color w:val="000000"/>
-                <w:sz w:val="18"/>
-                <w:szCs w:val="18"/>
-              </w:rPr>
-              <w:t xml:space="preserve">대기시간 기반</w:t>
-            </w:r>
-          </w:p>
-        </w:tc>
-        <w:tc>
-          <w:tcPr>
-            <w:tcW w:type="dxa" w:w="1983"/>
-            <w:tcBorders>
-              <w:top w:val="single" w:color="AAAAAA" w:sz="1"/>
-              <w:left w:val="single" w:color="AAAAAA" w:sz="1"/>
-              <w:bottom w:val="single" w:color="AAAAAA" w:sz="1"/>
-              <w:right w:val="single" w:color="AAAAAA" w:sz="1"/>
-            </w:tcBorders>
-            <w:vAlign w:val="center"/>
-          </w:tcPr>
-          <w:p>
-            <w:pPr>
-              <w:spacing w:after="40" w:before="40"/>
-              <w:jc w:val="left"/>
-            </w:pPr>
-            <w:r>
-              <w:rPr>
-                <w:rFonts w:ascii="맑은 고딕" w:cs="맑은 고딕" w:eastAsia="맑은 고딕" w:hAnsi="맑은 고딕"/>
-                <w:b w:val="false"/>
-                <w:bCs w:val="false"/>
-                <w:color w:val="000000"/>
-                <w:sz w:val="18"/>
-                <w:szCs w:val="18"/>
-              </w:rPr>
-              <w:t xml:space="preserve">완전 공정 (도착 순서대로 처리)</w:t>
-            </w:r>
-          </w:p>
-        </w:tc>
-      </w:tr>
-      <w:tr>
-        <w:tc>
-          <w:tcPr>
-            <w:tcW w:type="dxa" w:w="1983"/>
-            <w:tcBorders>
-              <w:top w:val="single" w:color="AAAAAA" w:sz="1"/>
-              <w:left w:val="single" w:color="AAAAAA" w:sz="1"/>
-              <w:bottom w:val="single" w:color="AAAAAA" w:sz="1"/>
-              <w:right w:val="single" w:color="AAAAAA" w:sz="1"/>
-            </w:tcBorders>
-            <w:vAlign w:val="center"/>
-          </w:tcPr>
-          <w:p>
-            <w:pPr>
-              <w:spacing w:after="40" w:before="40"/>
-              <w:jc w:val="left"/>
-            </w:pPr>
-            <w:r>
-              <w:rPr>
-                <w:rFonts w:ascii="맑은 고딕" w:cs="맑은 고딕" w:eastAsia="맑은 고딕" w:hAnsi="맑은 고딕"/>
-                <w:b w:val="false"/>
-                <w:bCs w:val="false"/>
-                <w:color w:val="000000"/>
-                <w:sz w:val="18"/>
-                <w:szCs w:val="18"/>
-              </w:rPr>
-              <w:t xml:space="preserve">Priority</w:t>
-            </w:r>
-          </w:p>
-        </w:tc>
-        <w:tc>
-          <w:tcPr>
-            <w:tcW w:type="dxa" w:w="1983"/>
-            <w:tcBorders>
-              <w:top w:val="single" w:color="AAAAAA" w:sz="1"/>
-              <w:left w:val="single" w:color="AAAAAA" w:sz="1"/>
-              <w:bottom w:val="single" w:color="AAAAAA" w:sz="1"/>
-              <w:right w:val="single" w:color="AAAAAA" w:sz="1"/>
-            </w:tcBorders>
-            <w:vAlign w:val="center"/>
-          </w:tcPr>
-          <w:p>
-            <w:pPr>
-              <w:spacing w:after="40" w:before="40"/>
-              <w:jc w:val="left"/>
-            </w:pPr>
-            <w:r>
-              <w:rPr>
-                <w:rFonts w:ascii="맑은 고딕" w:cs="맑은 고딕" w:eastAsia="맑은 고딕" w:hAnsi="맑은 고딕"/>
-                <w:b w:val="false"/>
-                <w:bCs w:val="false"/>
-                <w:color w:val="000000"/>
-                <w:sz w:val="18"/>
-                <w:szCs w:val="18"/>
-              </w:rPr>
-              <w:t xml:space="preserve">1.000</w:t>
-            </w:r>
-          </w:p>
-        </w:tc>
-        <w:tc>
-          <w:tcPr>
-            <w:tcW w:type="dxa" w:w="1983"/>
-            <w:tcBorders>
-              <w:top w:val="single" w:color="AAAAAA" w:sz="1"/>
-              <w:left w:val="single" w:color="AAAAAA" w:sz="1"/>
-              <w:bottom w:val="single" w:color="AAAAAA" w:sz="1"/>
-              <w:right w:val="single" w:color="AAAAAA" w:sz="1"/>
-            </w:tcBorders>
-            <w:vAlign w:val="center"/>
-          </w:tcPr>
-          <w:p>
-            <w:pPr>
-              <w:spacing w:after="40" w:before="40"/>
-              <w:jc w:val="left"/>
-            </w:pPr>
-            <w:r>
-              <w:rPr>
-                <w:rFonts w:ascii="맑은 고딕" w:cs="맑은 고딕" w:eastAsia="맑은 고딕" w:hAnsi="맑은 고딕"/>
-                <w:b w:val="false"/>
-                <w:bCs w:val="false"/>
-                <w:color w:val="000000"/>
-                <w:sz w:val="18"/>
-                <w:szCs w:val="18"/>
-              </w:rPr>
-              <w:t xml:space="preserve">대기시간 기반</w:t>
-            </w:r>
-          </w:p>
-        </w:tc>
-        <w:tc>
-          <w:tcPr>
-            <w:tcW w:type="dxa" w:w="1983"/>
-            <w:tcBorders>
-              <w:top w:val="single" w:color="AAAAAA" w:sz="1"/>
-              <w:left w:val="single" w:color="AAAAAA" w:sz="1"/>
-              <w:bottom w:val="single" w:color="AAAAAA" w:sz="1"/>
-              <w:right w:val="single" w:color="AAAAAA" w:sz="1"/>
-            </w:tcBorders>
-            <w:vAlign w:val="center"/>
-          </w:tcPr>
-          <w:p>
-            <w:pPr>
-              <w:spacing w:after="40" w:before="40"/>
-              <w:jc w:val="left"/>
-            </w:pPr>
-            <w:r>
-              <w:rPr>
-                <w:rFonts w:ascii="맑은 고딕" w:cs="맑은 고딕" w:eastAsia="맑은 고딕" w:hAnsi="맑은 고딕"/>
-                <w:b w:val="false"/>
-                <w:bCs w:val="false"/>
-                <w:color w:val="000000"/>
-                <w:sz w:val="18"/>
-                <w:szCs w:val="18"/>
-              </w:rPr>
-              <w:t xml:space="preserve">사용자 간 공정 (우선순위는 요청 단위)</w:t>
-            </w:r>
-          </w:p>
-        </w:tc>
-      </w:tr>
-      <w:tr>
-        <w:tc>
-          <w:tcPr>
-            <w:tcW w:type="dxa" w:w="1983"/>
-            <w:tcBorders>
-              <w:top w:val="single" w:color="AAAAAA" w:sz="1"/>
-              <w:left w:val="single" w:color="AAAAAA" w:sz="1"/>
-              <w:bottom w:val="single" w:color="AAAAAA" w:sz="1"/>
-              <w:right w:val="single" w:color="AAAAAA" w:sz="1"/>
-            </w:tcBorders>
-            <w:vAlign w:val="center"/>
-          </w:tcPr>
-          <w:p>
-            <w:pPr>
-              <w:spacing w:after="40" w:before="40"/>
-              <w:jc w:val="left"/>
-            </w:pPr>
-            <w:r>
-              <w:rPr>
-                <w:rFonts w:ascii="맑은 고딕" w:cs="맑은 고딕" w:eastAsia="맑은 고딕" w:hAnsi="맑은 고딕"/>
-                <w:b w:val="false"/>
-                <w:bCs w:val="false"/>
-                <w:color w:val="000000"/>
-                <w:sz w:val="18"/>
-                <w:szCs w:val="18"/>
-              </w:rPr>
-              <w:t xml:space="preserve">MLFQ</w:t>
-            </w:r>
-          </w:p>
-        </w:tc>
-        <w:tc>
-          <w:tcPr>
-            <w:tcW w:type="dxa" w:w="1983"/>
-            <w:tcBorders>
-              <w:top w:val="single" w:color="AAAAAA" w:sz="1"/>
-              <w:left w:val="single" w:color="AAAAAA" w:sz="1"/>
-              <w:bottom w:val="single" w:color="AAAAAA" w:sz="1"/>
-              <w:right w:val="single" w:color="AAAAAA" w:sz="1"/>
-            </w:tcBorders>
-            <w:vAlign w:val="center"/>
-          </w:tcPr>
-          <w:p>
-            <w:pPr>
-              <w:spacing w:after="40" w:before="40"/>
-              <w:jc w:val="left"/>
-            </w:pPr>
-            <w:r>
-              <w:rPr>
-                <w:rFonts w:ascii="맑은 고딕" w:cs="맑은 고딕" w:eastAsia="맑은 고딕" w:hAnsi="맑은 고딕"/>
-                <w:b w:val="false"/>
-                <w:bCs w:val="false"/>
-                <w:color w:val="000000"/>
-                <w:sz w:val="18"/>
-                <w:szCs w:val="18"/>
-              </w:rPr>
-              <w:t xml:space="preserve">1.000</w:t>
-            </w:r>
-          </w:p>
-        </w:tc>
-        <w:tc>
-          <w:tcPr>
-            <w:tcW w:type="dxa" w:w="1983"/>
-            <w:tcBorders>
-              <w:top w:val="single" w:color="AAAAAA" w:sz="1"/>
-              <w:left w:val="single" w:color="AAAAAA" w:sz="1"/>
-              <w:bottom w:val="single" w:color="AAAAAA" w:sz="1"/>
-              <w:right w:val="single" w:color="AAAAAA" w:sz="1"/>
-            </w:tcBorders>
-            <w:vAlign w:val="center"/>
-          </w:tcPr>
-          <w:p>
-            <w:pPr>
-              <w:spacing w:after="40" w:before="40"/>
-              <w:jc w:val="left"/>
-            </w:pPr>
-            <w:r>
-              <w:rPr>
-                <w:rFonts w:ascii="맑은 고딕" w:cs="맑은 고딕" w:eastAsia="맑은 고딕" w:hAnsi="맑은 고딕"/>
-                <w:b w:val="false"/>
-                <w:bCs w:val="false"/>
-                <w:color w:val="000000"/>
-                <w:sz w:val="18"/>
-                <w:szCs w:val="18"/>
-              </w:rPr>
-              <w:t xml:space="preserve">대기시간 기반</w:t>
-            </w:r>
-          </w:p>
-        </w:tc>
-        <w:tc>
-          <w:tcPr>
-            <w:tcW w:type="dxa" w:w="1983"/>
-            <w:tcBorders>
-              <w:top w:val="single" w:color="AAAAAA" w:sz="1"/>
-              <w:left w:val="single" w:color="AAAAAA" w:sz="1"/>
-              <w:bottom w:val="single" w:color="AAAAAA" w:sz="1"/>
-              <w:right w:val="single" w:color="AAAAAA" w:sz="1"/>
-            </w:tcBorders>
-            <w:vAlign w:val="center"/>
-          </w:tcPr>
-          <w:p>
-            <w:pPr>
-              <w:spacing w:after="40" w:before="40"/>
-              <w:jc w:val="left"/>
-            </w:pPr>
-            <w:r>
-              <w:rPr>
-                <w:rFonts w:ascii="맑은 고딕" w:cs="맑은 고딕" w:eastAsia="맑은 고딕" w:hAnsi="맑은 고딕"/>
-                <w:b w:val="false"/>
-                <w:bCs w:val="false"/>
-                <w:color w:val="000000"/>
-                <w:sz w:val="18"/>
-                <w:szCs w:val="18"/>
-              </w:rPr>
-              <w:t xml:space="preserve">완전 공정 (FCFS와 동일)</w:t>
-            </w:r>
-          </w:p>
-        </w:tc>
-      </w:tr>
-      <w:tr>
-        <w:tc>
-          <w:tcPr>
-            <w:tcW w:type="dxa" w:w="1983"/>
-            <w:tcBorders>
-              <w:top w:val="single" w:color="AAAAAA" w:sz="1"/>
-              <w:left w:val="single" w:color="AAAAAA" w:sz="1"/>
-              <w:bottom w:val="single" w:color="AAAAAA" w:sz="1"/>
-              <w:right w:val="single" w:color="AAAAAA" w:sz="1"/>
-            </w:tcBorders>
-            <w:vAlign w:val="center"/>
-          </w:tcPr>
-          <w:p>
-            <w:pPr>
-              <w:spacing w:after="40" w:before="40"/>
-              <w:jc w:val="left"/>
-            </w:pPr>
-            <w:r>
-              <w:rPr>
-                <w:rFonts w:ascii="맑은 고딕" w:cs="맑은 고딕" w:eastAsia="맑은 고딕" w:hAnsi="맑은 고딕"/>
-                <w:b w:val="false"/>
-                <w:bCs w:val="false"/>
-                <w:color w:val="000000"/>
-                <w:sz w:val="18"/>
-                <w:szCs w:val="18"/>
-              </w:rPr>
-              <w:t xml:space="preserve">WFQ</w:t>
-            </w:r>
-          </w:p>
-        </w:tc>
-        <w:tc>
-          <w:tcPr>
-            <w:tcW w:type="dxa" w:w="1983"/>
-            <w:tcBorders>
-              <w:top w:val="single" w:color="AAAAAA" w:sz="1"/>
-              <w:left w:val="single" w:color="AAAAAA" w:sz="1"/>
-              <w:bottom w:val="single" w:color="AAAAAA" w:sz="1"/>
-              <w:right w:val="single" w:color="AAAAAA" w:sz="1"/>
-            </w:tcBorders>
-            <w:vAlign w:val="center"/>
-          </w:tcPr>
-          <w:p>
-            <w:pPr>
-              <w:spacing w:after="40" w:before="40"/>
-              <w:jc w:val="left"/>
-            </w:pPr>
-            <w:r>
-              <w:rPr>
-                <w:rFonts w:ascii="맑은 고딕" w:cs="맑은 고딕" w:eastAsia="맑은 고딕" w:hAnsi="맑은 고딕"/>
-                <w:b w:val="false"/>
-                <w:bCs w:val="false"/>
-                <w:color w:val="000000"/>
-                <w:sz w:val="18"/>
-                <w:szCs w:val="18"/>
-              </w:rPr>
-              <w:t xml:space="preserve">0.316</w:t>
-            </w:r>
-          </w:p>
-        </w:tc>
-        <w:tc>
-          <w:tcPr>
-            <w:tcW w:type="dxa" w:w="1983"/>
-            <w:tcBorders>
-              <w:top w:val="single" w:color="AAAAAA" w:sz="1"/>
-              <w:left w:val="single" w:color="AAAAAA" w:sz="1"/>
-              <w:bottom w:val="single" w:color="AAAAAA" w:sz="1"/>
-              <w:right w:val="single" w:color="AAAAAA" w:sz="1"/>
-            </w:tcBorders>
-            <w:vAlign w:val="center"/>
-          </w:tcPr>
-          <w:p>
-            <w:pPr>
-              <w:spacing w:after="40" w:before="40"/>
-              <w:jc w:val="left"/>
-            </w:pPr>
-            <w:r>
-              <w:rPr>
-                <w:rFonts w:ascii="맑은 고딕" w:cs="맑은 고딕" w:eastAsia="맑은 고딕" w:hAnsi="맑은 고딕"/>
-                <w:b w:val="false"/>
-                <w:bCs w:val="false"/>
-                <w:color w:val="000000"/>
-                <w:sz w:val="18"/>
-                <w:szCs w:val="18"/>
-              </w:rPr>
-              <w:t xml:space="preserve">처리량 기반</w:t>
-            </w:r>
-          </w:p>
-        </w:tc>
-        <w:tc>
-          <w:tcPr>
-            <w:tcW w:type="dxa" w:w="1983"/>
-            <w:tcBorders>
-              <w:top w:val="single" w:color="AAAAAA" w:sz="1"/>
-              <w:left w:val="single" w:color="AAAAAA" w:sz="1"/>
-              <w:bottom w:val="single" w:color="AAAAAA" w:sz="1"/>
-              <w:right w:val="single" w:color="AAAAAA" w:sz="1"/>
-            </w:tcBorders>
-            <w:vAlign w:val="center"/>
-          </w:tcPr>
-          <w:p>
-            <w:pPr>
-              <w:spacing w:after="40" w:before="40"/>
-              <w:jc w:val="left"/>
-            </w:pPr>
-            <w:r>
-              <w:rPr>
-                <w:rFonts w:ascii="맑은 고딕" w:cs="맑은 고딕" w:eastAsia="맑은 고딕" w:hAnsi="맑은 고딕"/>
-                <w:b w:val="false"/>
-                <w:bCs w:val="false"/>
-                <w:color w:val="000000"/>
-                <w:sz w:val="18"/>
-                <w:szCs w:val="18"/>
-              </w:rPr>
-              <w:t xml:space="preserve">의도적 차등 (가중치 기반)</w:t>
-            </w:r>
-          </w:p>
-        </w:tc>
-      </w:tr>
-    </w:tbl>
-    <w:p>
-      <w:pPr>
-        <w:spacing w:after="80"/>
-      </w:pPr>
-    </w:p>
-    <w:p>
-      <w:pPr>
-        <w:spacing w:after="120" w:line="240"/>
-      </w:pPr>
-      <w:r>
-        <w:rPr>
-          <w:rFonts w:ascii="맑은 고딕" w:cs="맑은 고딕" w:eastAsia="맑은 고딕" w:hAnsi="맑은 고딕"/>
-          <w:color w:val="000000"/>
-          <w:sz w:val="20"/>
-          <w:szCs w:val="20"/>
-        </w:rPr>
-        <w:t xml:space="preserve">FCFS, Priority, MLFQ의 JFI 1.000은 세 알고리즘이 구독 등급을 고려하지 않기 때문이다. Priority는 처리 순서는 바뀌지만 우선순위가 요청 단위로 배정되어 사용자 간 차이는 없다.</w:t>
-      </w:r>
-    </w:p>
-    <w:p>
-      <w:pPr>
-        <w:spacing w:after="120" w:line="240"/>
-      </w:pPr>
-      <w:r>
-        <w:rPr>
-          <w:rFonts w:ascii="맑은 고딕" w:cs="맑은 고딕" w:eastAsia="맑은 고딕" w:hAnsi="맑은 고딕"/>
-          <w:color w:val="000000"/>
-          <w:sz w:val="20"/>
-          <w:szCs w:val="20"/>
-        </w:rPr>
-        <w:t xml:space="preserve">WFQ의 공정성은 두 관점에서 본다. 첫째, </w:t>
-      </w:r>
-      <w:r>
-        <w:rPr>
-          <w:rFonts w:ascii="맑은 고딕" w:cs="맑은 고딕" w:eastAsia="맑은 고딕" w:hAnsi="맑은 고딕"/>
-          <w:b/>
-          <w:bCs/>
-          <w:color w:val="000000"/>
-          <w:sz w:val="20"/>
-          <w:szCs w:val="20"/>
-        </w:rPr>
-        <w:t xml:space="preserve">처리량 기반 JFI = 0.316</w:t>
-      </w:r>
-      <w:r>
-        <w:rPr>
-          <w:rFonts w:ascii="맑은 고딕" w:cs="맑은 고딕" w:eastAsia="맑은 고딕" w:hAnsi="맑은 고딕"/>
-          <w:color w:val="000000"/>
-          <w:sz w:val="20"/>
-          <w:szCs w:val="20"/>
-        </w:rPr>
-        <w:t xml:space="preserve">은 WFQScheduler가 "처리 요청 수 ÷ 가중치"로 계산한 값이다. 사용자당 125건씩 동일 배정했으므로 Free(가중치 1)의 비율이 커지고 Enterprise(100)는 작아져 JFI가 1에서 멀어진다. 이 값 자체가 WFQ가 가중치를 반영해 처리했다는 것을 보여준다. 둘째, 등급 간 대기시간을 보면 Enterprise(약 1,862ms)가 Free(약 22,029ms) 대비 약 12배 짧아 가중치 비율(100:1)에 대응한다. 등급당 1명만 배치한 구성이라 같은 등급 내 공정성은 향후 연구 과제로 남긴다.</w:t>
-      </w:r>
-    </w:p>
-    <w:p>
-      <w:pPr>
-        <w:spacing w:after="130" w:before="220" w:line="240"/>
-      </w:pPr>
-      <w:r>
-        <w:rPr>
-          <w:rFonts w:ascii="맑은 고딕" w:cs="맑은 고딕" w:eastAsia="맑은 고딕" w:hAnsi="맑은 고딕"/>
-          <w:b/>
-          <w:bCs/>
-          <w:color w:val="333333"/>
-          <w:sz w:val="24"/>
-          <w:szCs w:val="24"/>
-        </w:rPr>
-        <w:t xml:space="preserve">5.6 결과 종합</w:t>
-      </w:r>
-    </w:p>
-    <w:p>
-      <w:pPr>
-        <w:spacing w:after="120" w:line="240"/>
-      </w:pPr>
-      <w:r>
-        <w:rPr>
-          <w:rFonts w:ascii="맑은 고딕" w:cs="맑은 고딕" w:eastAsia="맑은 고딕" w:hAnsi="맑은 고딕"/>
-          <w:color w:val="000000"/>
-          <w:sz w:val="20"/>
-          <w:szCs w:val="20"/>
-        </w:rPr>
-        <w:t xml:space="preserve">앞서 제시한 실험 결과를 종합하면 네 알고리즘의 처리 순서 기준, 성능 특성, 공정성 양상을 표 13과 같이 한눈에 비교할 수 있다.</w:t>
-      </w:r>
-    </w:p>
-    <w:p>
-      <w:pPr>
-        <w:spacing w:after="80" w:line="240"/>
-      </w:pPr>
-      <w:r>
-        <w:rPr>
-          <w:rFonts w:ascii="맑은 고딕" w:cs="맑은 고딕" w:eastAsia="맑은 고딕" w:hAnsi="맑은 고딕"/>
-          <w:b/>
-          <w:bCs/>
-          <w:color w:val="000000"/>
-          <w:sz w:val="20"/>
-          <w:szCs w:val="20"/>
-        </w:rPr>
-        <w:t xml:space="preserve">표 13. 알고리즘 특성 비교 종합</w:t>
-      </w:r>
-    </w:p>
-    <w:tbl>
-      <w:tblPr>
-        <w:tblW w:type="auto" w:w="100"/>
-        <w:tblBorders>
-          <w:top w:val="single" w:color="auto" w:sz="4"/>
-          <w:left w:val="single" w:color="auto" w:sz="4"/>
-          <w:bottom w:val="single" w:color="auto" w:sz="4"/>
-          <w:right w:val="single" w:color="auto" w:sz="4"/>
-          <w:insideH w:val="single" w:color="auto" w:sz="4"/>
-          <w:insideV w:val="single" w:color="auto" w:sz="4"/>
-        </w:tblBorders>
-      </w:tblPr>
-      <w:tblGrid>
-        <w:gridCol w:w="1586"/>
-        <w:gridCol w:w="1586"/>
-        <w:gridCol w:w="1586"/>
-        <w:gridCol w:w="1586"/>
-        <w:gridCol w:w="1586"/>
-      </w:tblGrid>
-      <w:tr>
-        <w:tc>
-          <w:tcPr>
-            <w:tcW w:type="dxa" w:w="1586"/>
-            <w:tcBorders>
-              <w:top w:val="single" w:color="AAAAAA" w:sz="1"/>
-              <w:left w:val="single" w:color="AAAAAA" w:sz="1"/>
-              <w:bottom w:val="single" w:color="AAAAAA" w:sz="1"/>
-              <w:right w:val="single" w:color="AAAAAA" w:sz="1"/>
-            </w:tcBorders>
-            <w:shd w:fill="D9E2F3" w:val="clear"/>
-            <w:vAlign w:val="center"/>
-          </w:tcPr>
-          <w:p>
-            <w:pPr>
-              <w:spacing w:after="40" w:before="40"/>
-              <w:jc w:val="center"/>
-            </w:pPr>
-            <w:r>
-              <w:rPr>
-                <w:rFonts w:ascii="맑은 고딕" w:cs="맑은 고딕" w:eastAsia="맑은 고딕" w:hAnsi="맑은 고딕"/>
-                <w:b/>
-                <w:bCs/>
-                <w:color w:val="000000"/>
-                <w:sz w:val="18"/>
-                <w:szCs w:val="18"/>
-              </w:rPr>
-              <w:t xml:space="preserve">특성</w:t>
-            </w:r>
-          </w:p>
-        </w:tc>
-        <w:tc>
-          <w:tcPr>
-            <w:tcW w:type="dxa" w:w="1586"/>
-            <w:tcBorders>
-              <w:top w:val="single" w:color="AAAAAA" w:sz="1"/>
-              <w:left w:val="single" w:color="AAAAAA" w:sz="1"/>
-              <w:bottom w:val="single" w:color="AAAAAA" w:sz="1"/>
-              <w:right w:val="single" w:color="AAAAAA" w:sz="1"/>
-            </w:tcBorders>
-            <w:shd w:fill="D9E2F3" w:val="clear"/>
-            <w:vAlign w:val="center"/>
-          </w:tcPr>
-          <w:p>
-            <w:pPr>
-              <w:spacing w:after="40" w:before="40"/>
-              <w:jc w:val="center"/>
-            </w:pPr>
-            <w:r>
-              <w:rPr>
-                <w:rFonts w:ascii="맑은 고딕" w:cs="맑은 고딕" w:eastAsia="맑은 고딕" w:hAnsi="맑은 고딕"/>
-                <w:b/>
-                <w:bCs/>
-                <w:color w:val="000000"/>
-                <w:sz w:val="18"/>
-                <w:szCs w:val="18"/>
-              </w:rPr>
-              <w:t xml:space="preserve">FCFS</w:t>
-            </w:r>
-          </w:p>
-        </w:tc>
-        <w:tc>
-          <w:tcPr>
-            <w:tcW w:type="dxa" w:w="1586"/>
-            <w:tcBorders>
-              <w:top w:val="single" w:color="AAAAAA" w:sz="1"/>
-              <w:left w:val="single" w:color="AAAAAA" w:sz="1"/>
-              <w:bottom w:val="single" w:color="AAAAAA" w:sz="1"/>
-              <w:right w:val="single" w:color="AAAAAA" w:sz="1"/>
-            </w:tcBorders>
-            <w:shd w:fill="D9E2F3" w:val="clear"/>
-            <w:vAlign w:val="center"/>
-          </w:tcPr>
-          <w:p>
-            <w:pPr>
-              <w:spacing w:after="40" w:before="40"/>
-              <w:jc w:val="center"/>
-            </w:pPr>
-            <w:r>
-              <w:rPr>
-                <w:rFonts w:ascii="맑은 고딕" w:cs="맑은 고딕" w:eastAsia="맑은 고딕" w:hAnsi="맑은 고딕"/>
-                <w:b/>
-                <w:bCs/>
-                <w:color w:val="000000"/>
-                <w:sz w:val="18"/>
-                <w:szCs w:val="18"/>
-              </w:rPr>
-              <w:t xml:space="preserve">Priority</w:t>
-            </w:r>
-          </w:p>
-        </w:tc>
-        <w:tc>
-          <w:tcPr>
-            <w:tcW w:type="dxa" w:w="1586"/>
-            <w:tcBorders>
-              <w:top w:val="single" w:color="AAAAAA" w:sz="1"/>
-              <w:left w:val="single" w:color="AAAAAA" w:sz="1"/>
-              <w:bottom w:val="single" w:color="AAAAAA" w:sz="1"/>
-              <w:right w:val="single" w:color="AAAAAA" w:sz="1"/>
-            </w:tcBorders>
-            <w:shd w:fill="D9E2F3" w:val="clear"/>
-            <w:vAlign w:val="center"/>
-          </w:tcPr>
-          <w:p>
-            <w:pPr>
-              <w:spacing w:after="40" w:before="40"/>
-              <w:jc w:val="center"/>
-            </w:pPr>
-            <w:r>
-              <w:rPr>
-                <w:rFonts w:ascii="맑은 고딕" w:cs="맑은 고딕" w:eastAsia="맑은 고딕" w:hAnsi="맑은 고딕"/>
-                <w:b/>
-                <w:bCs/>
-                <w:color w:val="000000"/>
-                <w:sz w:val="18"/>
-                <w:szCs w:val="18"/>
-              </w:rPr>
-              <w:t xml:space="preserve">MLFQ (선점형)</w:t>
-            </w:r>
-          </w:p>
-        </w:tc>
-        <w:tc>
-          <w:tcPr>
-            <w:tcW w:type="dxa" w:w="1586"/>
-            <w:tcBorders>
-              <w:top w:val="single" w:color="AAAAAA" w:sz="1"/>
-              <w:left w:val="single" w:color="AAAAAA" w:sz="1"/>
-              <w:bottom w:val="single" w:color="AAAAAA" w:sz="1"/>
-              <w:right w:val="single" w:color="AAAAAA" w:sz="1"/>
-            </w:tcBorders>
-            <w:shd w:fill="D9E2F3" w:val="clear"/>
-            <w:vAlign w:val="center"/>
-          </w:tcPr>
-          <w:p>
-            <w:pPr>
-              <w:spacing w:after="40" w:before="40"/>
-              <w:jc w:val="center"/>
-            </w:pPr>
-            <w:r>
-              <w:rPr>
-                <w:rFonts w:ascii="맑은 고딕" w:cs="맑은 고딕" w:eastAsia="맑은 고딕" w:hAnsi="맑은 고딕"/>
-                <w:b/>
-                <w:bCs/>
-                <w:color w:val="000000"/>
-                <w:sz w:val="18"/>
-                <w:szCs w:val="18"/>
-              </w:rPr>
-              <w:t xml:space="preserve">WFQ</w:t>
-            </w:r>
-          </w:p>
-        </w:tc>
-      </w:tr>
-      <w:tr>
-        <w:tc>
-          <w:tcPr>
-            <w:tcW w:type="dxa" w:w="1586"/>
-            <w:tcBorders>
-              <w:top w:val="single" w:color="AAAAAA" w:sz="1"/>
-              <w:left w:val="single" w:color="AAAAAA" w:sz="1"/>
-              <w:bottom w:val="single" w:color="AAAAAA" w:sz="1"/>
-              <w:right w:val="single" w:color="AAAAAA" w:sz="1"/>
-            </w:tcBorders>
-            <w:vAlign w:val="center"/>
-          </w:tcPr>
-          <w:p>
-            <w:pPr>
-              <w:spacing w:after="40" w:before="40"/>
-              <w:jc w:val="left"/>
-            </w:pPr>
-            <w:r>
-              <w:rPr>
-                <w:rFonts w:ascii="맑은 고딕" w:cs="맑은 고딕" w:eastAsia="맑은 고딕" w:hAnsi="맑은 고딕"/>
-                <w:b w:val="false"/>
-                <w:bCs w:val="false"/>
-                <w:color w:val="000000"/>
-                <w:sz w:val="18"/>
-                <w:szCs w:val="18"/>
-              </w:rPr>
-              <w:t xml:space="preserve">처리 순서 기준</w:t>
-            </w:r>
-          </w:p>
-        </w:tc>
-        <w:tc>
-          <w:tcPr>
-            <w:tcW w:type="dxa" w:w="1586"/>
-            <w:tcBorders>
-              <w:top w:val="single" w:color="AAAAAA" w:sz="1"/>
-              <w:left w:val="single" w:color="AAAAAA" w:sz="1"/>
-              <w:bottom w:val="single" w:color="AAAAAA" w:sz="1"/>
-              <w:right w:val="single" w:color="AAAAAA" w:sz="1"/>
-            </w:tcBorders>
-            <w:vAlign w:val="center"/>
-          </w:tcPr>
-          <w:p>
-            <w:pPr>
-              <w:spacing w:after="40" w:before="40"/>
-              <w:jc w:val="left"/>
-            </w:pPr>
-            <w:r>
-              <w:rPr>
-                <w:rFonts w:ascii="맑은 고딕" w:cs="맑은 고딕" w:eastAsia="맑은 고딕" w:hAnsi="맑은 고딕"/>
-                <w:b w:val="false"/>
-                <w:bCs w:val="false"/>
-                <w:color w:val="000000"/>
-                <w:sz w:val="18"/>
-                <w:szCs w:val="18"/>
-              </w:rPr>
-              <w:t xml:space="preserve">도착 순서</w:t>
-            </w:r>
-          </w:p>
-        </w:tc>
-        <w:tc>
-          <w:tcPr>
-            <w:tcW w:type="dxa" w:w="1586"/>
-            <w:tcBorders>
-              <w:top w:val="single" w:color="AAAAAA" w:sz="1"/>
-              <w:left w:val="single" w:color="AAAAAA" w:sz="1"/>
-              <w:bottom w:val="single" w:color="AAAAAA" w:sz="1"/>
-              <w:right w:val="single" w:color="AAAAAA" w:sz="1"/>
-            </w:tcBorders>
-            <w:vAlign w:val="center"/>
-          </w:tcPr>
-          <w:p>
-            <w:pPr>
-              <w:spacing w:after="40" w:before="40"/>
-              <w:jc w:val="left"/>
-            </w:pPr>
-            <w:r>
-              <w:rPr>
-                <w:rFonts w:ascii="맑은 고딕" w:cs="맑은 고딕" w:eastAsia="맑은 고딕" w:hAnsi="맑은 고딕"/>
-                <w:b w:val="false"/>
-                <w:bCs w:val="false"/>
-                <w:color w:val="000000"/>
-                <w:sz w:val="18"/>
-                <w:szCs w:val="18"/>
-              </w:rPr>
-              <w:t xml:space="preserve">요청 우선순위</w:t>
-            </w:r>
-          </w:p>
-        </w:tc>
-        <w:tc>
-          <w:tcPr>
-            <w:tcW w:type="dxa" w:w="1586"/>
-            <w:tcBorders>
-              <w:top w:val="single" w:color="AAAAAA" w:sz="1"/>
-              <w:left w:val="single" w:color="AAAAAA" w:sz="1"/>
-              <w:bottom w:val="single" w:color="AAAAAA" w:sz="1"/>
-              <w:right w:val="single" w:color="AAAAAA" w:sz="1"/>
-            </w:tcBorders>
-            <w:vAlign w:val="center"/>
-          </w:tcPr>
-          <w:p>
-            <w:pPr>
-              <w:spacing w:after="40" w:before="40"/>
-              <w:jc w:val="left"/>
-            </w:pPr>
-            <w:r>
-              <w:rPr>
-                <w:rFonts w:ascii="맑은 고딕" w:cs="맑은 고딕" w:eastAsia="맑은 고딕" w:hAnsi="맑은 고딕"/>
-                <w:b w:val="false"/>
-                <w:bCs w:val="false"/>
-                <w:color w:val="000000"/>
-                <w:sz w:val="18"/>
-                <w:szCs w:val="18"/>
-              </w:rPr>
-              <w:t xml:space="preserve">큐 레벨 (실행 시간)</w:t>
-            </w:r>
-          </w:p>
-        </w:tc>
-        <w:tc>
-          <w:tcPr>
-            <w:tcW w:type="dxa" w:w="1586"/>
-            <w:tcBorders>
-              <w:top w:val="single" w:color="AAAAAA" w:sz="1"/>
-              <w:left w:val="single" w:color="AAAAAA" w:sz="1"/>
-              <w:bottom w:val="single" w:color="AAAAAA" w:sz="1"/>
-              <w:right w:val="single" w:color="AAAAAA" w:sz="1"/>
-            </w:tcBorders>
-            <w:vAlign w:val="center"/>
-          </w:tcPr>
-          <w:p>
-            <w:pPr>
-              <w:spacing w:after="40" w:before="40"/>
-              <w:jc w:val="left"/>
-            </w:pPr>
-            <w:r>
-              <w:rPr>
-                <w:rFonts w:ascii="맑은 고딕" w:cs="맑은 고딕" w:eastAsia="맑은 고딕" w:hAnsi="맑은 고딕"/>
-                <w:b w:val="false"/>
-                <w:bCs w:val="false"/>
-                <w:color w:val="000000"/>
-                <w:sz w:val="18"/>
-                <w:szCs w:val="18"/>
-              </w:rPr>
-              <w:t xml:space="preserve">구독 등급 가중치</w:t>
-            </w:r>
-          </w:p>
-        </w:tc>
-      </w:tr>
-      <w:tr>
-        <w:tc>
-          <w:tcPr>
-            <w:tcW w:type="dxa" w:w="1586"/>
-            <w:tcBorders>
-              <w:top w:val="single" w:color="AAAAAA" w:sz="1"/>
-              <w:left w:val="single" w:color="AAAAAA" w:sz="1"/>
-              <w:bottom w:val="single" w:color="AAAAAA" w:sz="1"/>
-              <w:right w:val="single" w:color="AAAAAA" w:sz="1"/>
-            </w:tcBorders>
-            <w:vAlign w:val="center"/>
-          </w:tcPr>
-          <w:p>
-            <w:pPr>
-              <w:spacing w:after="40" w:before="40"/>
-              <w:jc w:val="left"/>
-            </w:pPr>
-            <w:r>
-              <w:rPr>
-                <w:rFonts w:ascii="맑은 고딕" w:cs="맑은 고딕" w:eastAsia="맑은 고딕" w:hAnsi="맑은 고딕"/>
-                <w:b w:val="false"/>
-                <w:bCs w:val="false"/>
-                <w:color w:val="000000"/>
-                <w:sz w:val="18"/>
-                <w:szCs w:val="18"/>
-              </w:rPr>
-              <w:t xml:space="preserve">짧은 요청 우대</w:t>
-            </w:r>
-          </w:p>
-        </w:tc>
-        <w:tc>
-          <w:tcPr>
-            <w:tcW w:type="dxa" w:w="1586"/>
-            <w:tcBorders>
-              <w:top w:val="single" w:color="AAAAAA" w:sz="1"/>
-              <w:left w:val="single" w:color="AAAAAA" w:sz="1"/>
-              <w:bottom w:val="single" w:color="AAAAAA" w:sz="1"/>
-              <w:right w:val="single" w:color="AAAAAA" w:sz="1"/>
-            </w:tcBorders>
-            <w:vAlign w:val="center"/>
-          </w:tcPr>
-          <w:p>
-            <w:pPr>
-              <w:spacing w:after="40" w:before="40"/>
-              <w:jc w:val="left"/>
-            </w:pPr>
-            <w:r>
-              <w:rPr>
-                <w:rFonts w:ascii="맑은 고딕" w:cs="맑은 고딕" w:eastAsia="맑은 고딕" w:hAnsi="맑은 고딕"/>
-                <w:b w:val="false"/>
-                <w:bCs w:val="false"/>
-                <w:color w:val="000000"/>
-                <w:sz w:val="18"/>
-                <w:szCs w:val="18"/>
-              </w:rPr>
-              <w:t xml:space="preserve">없음</w:t>
-            </w:r>
-          </w:p>
-        </w:tc>
-        <w:tc>
-          <w:tcPr>
-            <w:tcW w:type="dxa" w:w="1586"/>
-            <w:tcBorders>
-              <w:top w:val="single" w:color="AAAAAA" w:sz="1"/>
-              <w:left w:val="single" w:color="AAAAAA" w:sz="1"/>
-              <w:bottom w:val="single" w:color="AAAAAA" w:sz="1"/>
-              <w:right w:val="single" w:color="AAAAAA" w:sz="1"/>
-            </w:tcBorders>
-            <w:vAlign w:val="center"/>
-          </w:tcPr>
-          <w:p>
-            <w:pPr>
-              <w:spacing w:after="40" w:before="40"/>
-              <w:jc w:val="left"/>
-            </w:pPr>
-            <w:r>
-              <w:rPr>
-                <w:rFonts w:ascii="맑은 고딕" w:cs="맑은 고딕" w:eastAsia="맑은 고딕" w:hAnsi="맑은 고딕"/>
-                <w:b w:val="false"/>
-                <w:bCs w:val="false"/>
-                <w:color w:val="000000"/>
-                <w:sz w:val="18"/>
-                <w:szCs w:val="18"/>
-              </w:rPr>
-              <w:t xml:space="preserve">없음</w:t>
-            </w:r>
-          </w:p>
-        </w:tc>
-        <w:tc>
-          <w:tcPr>
-            <w:tcW w:type="dxa" w:w="1586"/>
-            <w:tcBorders>
-              <w:top w:val="single" w:color="AAAAAA" w:sz="1"/>
-              <w:left w:val="single" w:color="AAAAAA" w:sz="1"/>
-              <w:bottom w:val="single" w:color="AAAAAA" w:sz="1"/>
-              <w:right w:val="single" w:color="AAAAAA" w:sz="1"/>
-            </w:tcBorders>
-            <w:vAlign w:val="center"/>
-          </w:tcPr>
-          <w:p>
-            <w:pPr>
-              <w:spacing w:after="40" w:before="40"/>
-              <w:jc w:val="left"/>
-            </w:pPr>
-            <w:r>
-              <w:rPr>
-                <w:rFonts w:ascii="맑은 고딕" w:cs="맑은 고딕" w:eastAsia="맑은 고딕" w:hAnsi="맑은 고딕"/>
-                <w:b w:val="false"/>
-                <w:bCs w:val="false"/>
-                <w:color w:val="000000"/>
-                <w:sz w:val="18"/>
-                <w:szCs w:val="18"/>
-              </w:rPr>
-              <w:t xml:space="preserve">있음 (약 73% 개선)</w:t>
-            </w:r>
-          </w:p>
-        </w:tc>
-        <w:tc>
-          <w:tcPr>
-            <w:tcW w:type="dxa" w:w="1586"/>
-            <w:tcBorders>
-              <w:top w:val="single" w:color="AAAAAA" w:sz="1"/>
-              <w:left w:val="single" w:color="AAAAAA" w:sz="1"/>
-              <w:bottom w:val="single" w:color="AAAAAA" w:sz="1"/>
-              <w:right w:val="single" w:color="AAAAAA" w:sz="1"/>
-            </w:tcBorders>
-            <w:vAlign w:val="center"/>
-          </w:tcPr>
-          <w:p>
-            <w:pPr>
-              <w:spacing w:after="40" w:before="40"/>
-              <w:jc w:val="left"/>
-            </w:pPr>
-            <w:r>
-              <w:rPr>
-                <w:rFonts w:ascii="맑은 고딕" w:cs="맑은 고딕" w:eastAsia="맑은 고딕" w:hAnsi="맑은 고딕"/>
-                <w:b w:val="false"/>
-                <w:bCs w:val="false"/>
-                <w:color w:val="000000"/>
-                <w:sz w:val="18"/>
-                <w:szCs w:val="18"/>
-              </w:rPr>
-              <w:t xml:space="preserve">없음</w:t>
-            </w:r>
-          </w:p>
-        </w:tc>
-      </w:tr>
-      <w:tr>
-        <w:tc>
-          <w:tcPr>
-            <w:tcW w:type="dxa" w:w="1586"/>
-            <w:tcBorders>
-              <w:top w:val="single" w:color="AAAAAA" w:sz="1"/>
-              <w:left w:val="single" w:color="AAAAAA" w:sz="1"/>
-              <w:bottom w:val="single" w:color="AAAAAA" w:sz="1"/>
-              <w:right w:val="single" w:color="AAAAAA" w:sz="1"/>
-            </w:tcBorders>
-            <w:vAlign w:val="center"/>
-          </w:tcPr>
-          <w:p>
-            <w:pPr>
-              <w:spacing w:after="40" w:before="40"/>
-              <w:jc w:val="left"/>
-            </w:pPr>
-            <w:r>
-              <w:rPr>
-                <w:rFonts w:ascii="맑은 고딕" w:cs="맑은 고딕" w:eastAsia="맑은 고딕" w:hAnsi="맑은 고딕"/>
-                <w:b w:val="false"/>
-                <w:bCs w:val="false"/>
-                <w:color w:val="000000"/>
-                <w:sz w:val="18"/>
-                <w:szCs w:val="18"/>
-              </w:rPr>
-              <w:t xml:space="preserve">차등 서비스</w:t>
-            </w:r>
-          </w:p>
-        </w:tc>
-        <w:tc>
-          <w:tcPr>
-            <w:tcW w:type="dxa" w:w="1586"/>
-            <w:tcBorders>
-              <w:top w:val="single" w:color="AAAAAA" w:sz="1"/>
-              <w:left w:val="single" w:color="AAAAAA" w:sz="1"/>
-              <w:bottom w:val="single" w:color="AAAAAA" w:sz="1"/>
-              <w:right w:val="single" w:color="AAAAAA" w:sz="1"/>
-            </w:tcBorders>
-            <w:vAlign w:val="center"/>
-          </w:tcPr>
-          <w:p>
-            <w:pPr>
-              <w:spacing w:after="40" w:before="40"/>
-              <w:jc w:val="left"/>
-            </w:pPr>
-            <w:r>
-              <w:rPr>
-                <w:rFonts w:ascii="맑은 고딕" w:cs="맑은 고딕" w:eastAsia="맑은 고딕" w:hAnsi="맑은 고딕"/>
-                <w:b w:val="false"/>
-                <w:bCs w:val="false"/>
-                <w:color w:val="000000"/>
-                <w:sz w:val="18"/>
-                <w:szCs w:val="18"/>
-              </w:rPr>
-              <w:t xml:space="preserve">없음</w:t>
-            </w:r>
-          </w:p>
-        </w:tc>
-        <w:tc>
-          <w:tcPr>
-            <w:tcW w:type="dxa" w:w="1586"/>
-            <w:tcBorders>
-              <w:top w:val="single" w:color="AAAAAA" w:sz="1"/>
-              <w:left w:val="single" w:color="AAAAAA" w:sz="1"/>
-              <w:bottom w:val="single" w:color="AAAAAA" w:sz="1"/>
-              <w:right w:val="single" w:color="AAAAAA" w:sz="1"/>
-            </w:tcBorders>
-            <w:vAlign w:val="center"/>
-          </w:tcPr>
-          <w:p>
-            <w:pPr>
-              <w:spacing w:after="40" w:before="40"/>
-              <w:jc w:val="left"/>
-            </w:pPr>
-            <w:r>
-              <w:rPr>
-                <w:rFonts w:ascii="맑은 고딕" w:cs="맑은 고딕" w:eastAsia="맑은 고딕" w:hAnsi="맑은 고딕"/>
-                <w:b w:val="false"/>
-                <w:bCs w:val="false"/>
-                <w:color w:val="000000"/>
-                <w:sz w:val="18"/>
-                <w:szCs w:val="18"/>
-              </w:rPr>
-              <w:t xml:space="preserve">요청 단위</w:t>
-            </w:r>
-          </w:p>
-        </w:tc>
-        <w:tc>
-          <w:tcPr>
-            <w:tcW w:type="dxa" w:w="1586"/>
-            <w:tcBorders>
-              <w:top w:val="single" w:color="AAAAAA" w:sz="1"/>
-              <w:left w:val="single" w:color="AAAAAA" w:sz="1"/>
-              <w:bottom w:val="single" w:color="AAAAAA" w:sz="1"/>
-              <w:right w:val="single" w:color="AAAAAA" w:sz="1"/>
-            </w:tcBorders>
-            <w:vAlign w:val="center"/>
-          </w:tcPr>
-          <w:p>
-            <w:pPr>
-              <w:spacing w:after="40" w:before="40"/>
-              <w:jc w:val="left"/>
-            </w:pPr>
-            <w:r>
-              <w:rPr>
-                <w:rFonts w:ascii="맑은 고딕" w:cs="맑은 고딕" w:eastAsia="맑은 고딕" w:hAnsi="맑은 고딕"/>
-                <w:b w:val="false"/>
-                <w:bCs w:val="false"/>
-                <w:color w:val="000000"/>
-                <w:sz w:val="18"/>
-                <w:szCs w:val="18"/>
-              </w:rPr>
-              <w:t xml:space="preserve">없음</w:t>
-            </w:r>
-          </w:p>
-        </w:tc>
-        <w:tc>
-          <w:tcPr>
-            <w:tcW w:type="dxa" w:w="1586"/>
-            <w:tcBorders>
-              <w:top w:val="single" w:color="AAAAAA" w:sz="1"/>
-              <w:left w:val="single" w:color="AAAAAA" w:sz="1"/>
-              <w:bottom w:val="single" w:color="AAAAAA" w:sz="1"/>
-              <w:right w:val="single" w:color="AAAAAA" w:sz="1"/>
-            </w:tcBorders>
-            <w:vAlign w:val="center"/>
-          </w:tcPr>
-          <w:p>
-            <w:pPr>
-              <w:spacing w:after="40" w:before="40"/>
-              <w:jc w:val="left"/>
-            </w:pPr>
-            <w:r>
-              <w:rPr>
-                <w:rFonts w:ascii="맑은 고딕" w:cs="맑은 고딕" w:eastAsia="맑은 고딕" w:hAnsi="맑은 고딕"/>
-                <w:b w:val="false"/>
-                <w:bCs w:val="false"/>
-                <w:color w:val="000000"/>
-                <w:sz w:val="18"/>
-                <w:szCs w:val="18"/>
-              </w:rPr>
-              <w:t xml:space="preserve">구독 등급 단위</w:t>
-            </w:r>
-          </w:p>
-        </w:tc>
-      </w:tr>
-      <w:tr>
-        <w:tc>
-          <w:tcPr>
-            <w:tcW w:type="dxa" w:w="1586"/>
-            <w:tcBorders>
-              <w:top w:val="single" w:color="AAAAAA" w:sz="1"/>
-              <w:left w:val="single" w:color="AAAAAA" w:sz="1"/>
-              <w:bottom w:val="single" w:color="AAAAAA" w:sz="1"/>
-              <w:right w:val="single" w:color="AAAAAA" w:sz="1"/>
-            </w:tcBorders>
-            <w:vAlign w:val="center"/>
-          </w:tcPr>
-          <w:p>
-            <w:pPr>
-              <w:spacing w:after="40" w:before="40"/>
-              <w:jc w:val="left"/>
-            </w:pPr>
-            <w:r>
-              <w:rPr>
-                <w:rFonts w:ascii="맑은 고딕" w:cs="맑은 고딕" w:eastAsia="맑은 고딕" w:hAnsi="맑은 고딕"/>
-                <w:b w:val="false"/>
-                <w:bCs w:val="false"/>
-                <w:color w:val="000000"/>
-                <w:sz w:val="18"/>
-                <w:szCs w:val="18"/>
-              </w:rPr>
-              <w:t xml:space="preserve">JFI</w:t>
-            </w:r>
-          </w:p>
-        </w:tc>
-        <w:tc>
-          <w:tcPr>
-            <w:tcW w:type="dxa" w:w="1586"/>
-            <w:tcBorders>
-              <w:top w:val="single" w:color="AAAAAA" w:sz="1"/>
-              <w:left w:val="single" w:color="AAAAAA" w:sz="1"/>
-              <w:bottom w:val="single" w:color="AAAAAA" w:sz="1"/>
-              <w:right w:val="single" w:color="AAAAAA" w:sz="1"/>
-            </w:tcBorders>
-            <w:vAlign w:val="center"/>
-          </w:tcPr>
-          <w:p>
-            <w:pPr>
-              <w:spacing w:after="40" w:before="40"/>
-              <w:jc w:val="left"/>
-            </w:pPr>
-            <w:r>
-              <w:rPr>
-                <w:rFonts w:ascii="맑은 고딕" w:cs="맑은 고딕" w:eastAsia="맑은 고딕" w:hAnsi="맑은 고딕"/>
-                <w:b w:val="false"/>
-                <w:bCs w:val="false"/>
-                <w:color w:val="000000"/>
-                <w:sz w:val="18"/>
-                <w:szCs w:val="18"/>
-              </w:rPr>
-              <w:t xml:space="preserve">1.000</w:t>
-            </w:r>
-          </w:p>
-        </w:tc>
-        <w:tc>
-          <w:tcPr>
-            <w:tcW w:type="dxa" w:w="1586"/>
-            <w:tcBorders>
-              <w:top w:val="single" w:color="AAAAAA" w:sz="1"/>
-              <w:left w:val="single" w:color="AAAAAA" w:sz="1"/>
-              <w:bottom w:val="single" w:color="AAAAAA" w:sz="1"/>
-              <w:right w:val="single" w:color="AAAAAA" w:sz="1"/>
-            </w:tcBorders>
-            <w:vAlign w:val="center"/>
-          </w:tcPr>
-          <w:p>
-            <w:pPr>
-              <w:spacing w:after="40" w:before="40"/>
-              <w:jc w:val="left"/>
-            </w:pPr>
-            <w:r>
-              <w:rPr>
-                <w:rFonts w:ascii="맑은 고딕" w:cs="맑은 고딕" w:eastAsia="맑은 고딕" w:hAnsi="맑은 고딕"/>
-                <w:b w:val="false"/>
-                <w:bCs w:val="false"/>
-                <w:color w:val="000000"/>
-                <w:sz w:val="18"/>
-                <w:szCs w:val="18"/>
-              </w:rPr>
-              <w:t xml:space="preserve">1.000</w:t>
-            </w:r>
-          </w:p>
-        </w:tc>
-        <w:tc>
-          <w:tcPr>
-            <w:tcW w:type="dxa" w:w="1586"/>
-            <w:tcBorders>
-              <w:top w:val="single" w:color="AAAAAA" w:sz="1"/>
-              <w:left w:val="single" w:color="AAAAAA" w:sz="1"/>
-              <w:bottom w:val="single" w:color="AAAAAA" w:sz="1"/>
-              <w:right w:val="single" w:color="AAAAAA" w:sz="1"/>
-            </w:tcBorders>
-            <w:vAlign w:val="center"/>
-          </w:tcPr>
-          <w:p>
-            <w:pPr>
-              <w:spacing w:after="40" w:before="40"/>
-              <w:jc w:val="left"/>
-            </w:pPr>
-            <w:r>
-              <w:rPr>
-                <w:rFonts w:ascii="맑은 고딕" w:cs="맑은 고딕" w:eastAsia="맑은 고딕" w:hAnsi="맑은 고딕"/>
-                <w:b w:val="false"/>
-                <w:bCs w:val="false"/>
-                <w:color w:val="000000"/>
-                <w:sz w:val="18"/>
-                <w:szCs w:val="18"/>
-              </w:rPr>
-              <w:t xml:space="preserve">1.000 (비선점)</w:t>
-            </w:r>
-          </w:p>
-        </w:tc>
-        <w:tc>
-          <w:tcPr>
-            <w:tcW w:type="dxa" w:w="1586"/>
-            <w:tcBorders>
-              <w:top w:val="single" w:color="AAAAAA" w:sz="1"/>
-              <w:left w:val="single" w:color="AAAAAA" w:sz="1"/>
-              <w:bottom w:val="single" w:color="AAAAAA" w:sz="1"/>
-              <w:right w:val="single" w:color="AAAAAA" w:sz="1"/>
-            </w:tcBorders>
-            <w:vAlign w:val="center"/>
-          </w:tcPr>
-          <w:p>
-            <w:pPr>
-              <w:spacing w:after="40" w:before="40"/>
-              <w:jc w:val="left"/>
-            </w:pPr>
-            <w:r>
-              <w:rPr>
-                <w:rFonts w:ascii="맑은 고딕" w:cs="맑은 고딕" w:eastAsia="맑은 고딕" w:hAnsi="맑은 고딕"/>
-                <w:b w:val="false"/>
-                <w:bCs w:val="false"/>
-                <w:color w:val="000000"/>
-                <w:sz w:val="18"/>
-                <w:szCs w:val="18"/>
-              </w:rPr>
-              <w:t xml:space="preserve">0.316 (의도적 차등)</w:t>
-            </w:r>
-          </w:p>
-        </w:tc>
-      </w:tr>
-      <w:tr>
-        <w:tc>
-          <w:tcPr>
-            <w:tcW w:type="dxa" w:w="1586"/>
-            <w:tcBorders>
-              <w:top w:val="single" w:color="AAAAAA" w:sz="1"/>
-              <w:left w:val="single" w:color="AAAAAA" w:sz="1"/>
-              <w:bottom w:val="single" w:color="AAAAAA" w:sz="1"/>
-              <w:right w:val="single" w:color="AAAAAA" w:sz="1"/>
-            </w:tcBorders>
-            <w:vAlign w:val="center"/>
-          </w:tcPr>
-          <w:p>
-            <w:pPr>
-              <w:spacing w:after="40" w:before="40"/>
-              <w:jc w:val="left"/>
-            </w:pPr>
-            <w:r>
-              <w:rPr>
-                <w:rFonts w:ascii="맑은 고딕" w:cs="맑은 고딕" w:eastAsia="맑은 고딕" w:hAnsi="맑은 고딕"/>
-                <w:b w:val="false"/>
-                <w:bCs w:val="false"/>
-                <w:color w:val="000000"/>
-                <w:sz w:val="18"/>
-                <w:szCs w:val="18"/>
-              </w:rPr>
-              <w:t xml:space="preserve">기아 방지</w:t>
-            </w:r>
-          </w:p>
-        </w:tc>
-        <w:tc>
-          <w:tcPr>
-            <w:tcW w:type="dxa" w:w="1586"/>
-            <w:tcBorders>
-              <w:top w:val="single" w:color="AAAAAA" w:sz="1"/>
-              <w:left w:val="single" w:color="AAAAAA" w:sz="1"/>
-              <w:bottom w:val="single" w:color="AAAAAA" w:sz="1"/>
-              <w:right w:val="single" w:color="AAAAAA" w:sz="1"/>
-            </w:tcBorders>
-            <w:vAlign w:val="center"/>
-          </w:tcPr>
-          <w:p>
-            <w:pPr>
-              <w:spacing w:after="40" w:before="40"/>
-              <w:jc w:val="left"/>
-            </w:pPr>
-            <w:r>
-              <w:rPr>
-                <w:rFonts w:ascii="맑은 고딕" w:cs="맑은 고딕" w:eastAsia="맑은 고딕" w:hAnsi="맑은 고딕"/>
-                <w:b w:val="false"/>
-                <w:bCs w:val="false"/>
-                <w:color w:val="000000"/>
-                <w:sz w:val="18"/>
-                <w:szCs w:val="18"/>
-              </w:rPr>
-              <w:t xml:space="preserve">불필요</w:t>
-            </w:r>
-          </w:p>
-        </w:tc>
-        <w:tc>
-          <w:tcPr>
-            <w:tcW w:type="dxa" w:w="1586"/>
-            <w:tcBorders>
-              <w:top w:val="single" w:color="AAAAAA" w:sz="1"/>
-              <w:left w:val="single" w:color="AAAAAA" w:sz="1"/>
-              <w:bottom w:val="single" w:color="AAAAAA" w:sz="1"/>
-              <w:right w:val="single" w:color="AAAAAA" w:sz="1"/>
-            </w:tcBorders>
-            <w:vAlign w:val="center"/>
-          </w:tcPr>
-          <w:p>
-            <w:pPr>
-              <w:spacing w:after="40" w:before="40"/>
-              <w:jc w:val="left"/>
-            </w:pPr>
-            <w:r>
-              <w:rPr>
-                <w:rFonts w:ascii="맑은 고딕" w:cs="맑은 고딕" w:eastAsia="맑은 고딕" w:hAnsi="맑은 고딕"/>
-                <w:b w:val="false"/>
-                <w:bCs w:val="false"/>
-                <w:color w:val="000000"/>
-                <w:sz w:val="18"/>
-                <w:szCs w:val="18"/>
-              </w:rPr>
-              <w:t xml:space="preserve">에이징</w:t>
-            </w:r>
-          </w:p>
-        </w:tc>
-        <w:tc>
-          <w:tcPr>
-            <w:tcW w:type="dxa" w:w="1586"/>
-            <w:tcBorders>
-              <w:top w:val="single" w:color="AAAAAA" w:sz="1"/>
-              <w:left w:val="single" w:color="AAAAAA" w:sz="1"/>
-              <w:bottom w:val="single" w:color="AAAAAA" w:sz="1"/>
-              <w:right w:val="single" w:color="AAAAAA" w:sz="1"/>
-            </w:tcBorders>
-            <w:vAlign w:val="center"/>
-          </w:tcPr>
-          <w:p>
-            <w:pPr>
-              <w:spacing w:after="40" w:before="40"/>
-              <w:jc w:val="left"/>
-            </w:pPr>
-            <w:r>
-              <w:rPr>
-                <w:rFonts w:ascii="맑은 고딕" w:cs="맑은 고딕" w:eastAsia="맑은 고딕" w:hAnsi="맑은 고딕"/>
-                <w:b w:val="false"/>
-                <w:bCs w:val="false"/>
-                <w:color w:val="000000"/>
-                <w:sz w:val="18"/>
-                <w:szCs w:val="18"/>
-              </w:rPr>
-              <w:t xml:space="preserve">부스팅</w:t>
-            </w:r>
-          </w:p>
-        </w:tc>
-        <w:tc>
-          <w:tcPr>
-            <w:tcW w:type="dxa" w:w="1586"/>
-            <w:tcBorders>
-              <w:top w:val="single" w:color="AAAAAA" w:sz="1"/>
-              <w:left w:val="single" w:color="AAAAAA" w:sz="1"/>
-              <w:bottom w:val="single" w:color="AAAAAA" w:sz="1"/>
-              <w:right w:val="single" w:color="AAAAAA" w:sz="1"/>
-            </w:tcBorders>
-            <w:vAlign w:val="center"/>
-          </w:tcPr>
-          <w:p>
-            <w:pPr>
-              <w:spacing w:after="40" w:before="40"/>
-              <w:jc w:val="left"/>
-            </w:pPr>
-            <w:r>
-              <w:rPr>
-                <w:rFonts w:ascii="맑은 고딕" w:cs="맑은 고딕" w:eastAsia="맑은 고딕" w:hAnsi="맑은 고딕"/>
-                <w:b w:val="false"/>
-                <w:bCs w:val="false"/>
-                <w:color w:val="000000"/>
-                <w:sz w:val="18"/>
-                <w:szCs w:val="18"/>
-              </w:rPr>
-              <w:t xml:space="preserve">VFT 구조상 불필요</w:t>
-            </w:r>
-          </w:p>
-        </w:tc>
-      </w:tr>
-      <w:tr>
-        <w:tc>
-          <w:tcPr>
-            <w:tcW w:type="dxa" w:w="1586"/>
-            <w:tcBorders>
-              <w:top w:val="single" w:color="AAAAAA" w:sz="1"/>
-              <w:left w:val="single" w:color="AAAAAA" w:sz="1"/>
-              <w:bottom w:val="single" w:color="AAAAAA" w:sz="1"/>
-              <w:right w:val="single" w:color="AAAAAA" w:sz="1"/>
-            </w:tcBorders>
-            <w:vAlign w:val="center"/>
-          </w:tcPr>
-          <w:p>
-            <w:pPr>
-              <w:spacing w:after="40" w:before="40"/>
-              <w:jc w:val="left"/>
-            </w:pPr>
-            <w:r>
-              <w:rPr>
-                <w:rFonts w:ascii="맑은 고딕" w:cs="맑은 고딕" w:eastAsia="맑은 고딕" w:hAnsi="맑은 고딕"/>
-                <w:b w:val="false"/>
-                <w:bCs w:val="false"/>
-                <w:color w:val="000000"/>
-                <w:sz w:val="18"/>
-                <w:szCs w:val="18"/>
-              </w:rPr>
-              <w:t xml:space="preserve">실서버 적용</w:t>
-            </w:r>
-          </w:p>
-        </w:tc>
-        <w:tc>
-          <w:tcPr>
-            <w:tcW w:type="dxa" w:w="1586"/>
-            <w:tcBorders>
-              <w:top w:val="single" w:color="AAAAAA" w:sz="1"/>
-              <w:left w:val="single" w:color="AAAAAA" w:sz="1"/>
-              <w:bottom w:val="single" w:color="AAAAAA" w:sz="1"/>
-              <w:right w:val="single" w:color="AAAAAA" w:sz="1"/>
-            </w:tcBorders>
-            <w:vAlign w:val="center"/>
-          </w:tcPr>
-          <w:p>
-            <w:pPr>
-              <w:spacing w:after="40" w:before="40"/>
-              <w:jc w:val="left"/>
-            </w:pPr>
-            <w:r>
-              <w:rPr>
-                <w:rFonts w:ascii="맑은 고딕" w:cs="맑은 고딕" w:eastAsia="맑은 고딕" w:hAnsi="맑은 고딕"/>
-                <w:b w:val="false"/>
-                <w:bCs w:val="false"/>
-                <w:color w:val="000000"/>
-                <w:sz w:val="18"/>
-                <w:szCs w:val="18"/>
-              </w:rPr>
-              <w:t xml:space="preserve">가능</w:t>
-            </w:r>
-          </w:p>
-        </w:tc>
-        <w:tc>
-          <w:tcPr>
-            <w:tcW w:type="dxa" w:w="1586"/>
-            <w:tcBorders>
-              <w:top w:val="single" w:color="AAAAAA" w:sz="1"/>
-              <w:left w:val="single" w:color="AAAAAA" w:sz="1"/>
-              <w:bottom w:val="single" w:color="AAAAAA" w:sz="1"/>
-              <w:right w:val="single" w:color="AAAAAA" w:sz="1"/>
-            </w:tcBorders>
-            <w:vAlign w:val="center"/>
-          </w:tcPr>
-          <w:p>
-            <w:pPr>
-              <w:spacing w:after="40" w:before="40"/>
-              <w:jc w:val="left"/>
-            </w:pPr>
-            <w:r>
-              <w:rPr>
-                <w:rFonts w:ascii="맑은 고딕" w:cs="맑은 고딕" w:eastAsia="맑은 고딕" w:hAnsi="맑은 고딕"/>
-                <w:b w:val="false"/>
-                <w:bCs w:val="false"/>
-                <w:color w:val="000000"/>
-                <w:sz w:val="18"/>
-                <w:szCs w:val="18"/>
-              </w:rPr>
-              <w:t xml:space="preserve">가능</w:t>
-            </w:r>
-          </w:p>
-        </w:tc>
-        <w:tc>
-          <w:tcPr>
-            <w:tcW w:type="dxa" w:w="1586"/>
-            <w:tcBorders>
-              <w:top w:val="single" w:color="AAAAAA" w:sz="1"/>
-              <w:left w:val="single" w:color="AAAAAA" w:sz="1"/>
-              <w:bottom w:val="single" w:color="AAAAAA" w:sz="1"/>
-              <w:right w:val="single" w:color="AAAAAA" w:sz="1"/>
-            </w:tcBorders>
-            <w:vAlign w:val="center"/>
-          </w:tcPr>
-          <w:p>
-            <w:pPr>
-              <w:spacing w:after="40" w:before="40"/>
-              <w:jc w:val="left"/>
-            </w:pPr>
-            <w:r>
-              <w:rPr>
-                <w:rFonts w:ascii="맑은 고딕" w:cs="맑은 고딕" w:eastAsia="맑은 고딕" w:hAnsi="맑은 고딕"/>
-                <w:b w:val="false"/>
-                <w:bCs w:val="false"/>
-                <w:color w:val="000000"/>
-                <w:sz w:val="18"/>
-                <w:szCs w:val="18"/>
-              </w:rPr>
-              <w:t xml:space="preserve">비선점형만 가능</w:t>
-            </w:r>
-          </w:p>
-        </w:tc>
-        <w:tc>
-          <w:tcPr>
-            <w:tcW w:type="dxa" w:w="1586"/>
-            <w:tcBorders>
-              <w:top w:val="single" w:color="AAAAAA" w:sz="1"/>
-              <w:left w:val="single" w:color="AAAAAA" w:sz="1"/>
-              <w:bottom w:val="single" w:color="AAAAAA" w:sz="1"/>
-              <w:right w:val="single" w:color="AAAAAA" w:sz="1"/>
-            </w:tcBorders>
-            <w:vAlign w:val="center"/>
-          </w:tcPr>
-          <w:p>
-            <w:pPr>
-              <w:spacing w:after="40" w:before="40"/>
-              <w:jc w:val="left"/>
-            </w:pPr>
-            <w:r>
-              <w:rPr>
-                <w:rFonts w:ascii="맑은 고딕" w:cs="맑은 고딕" w:eastAsia="맑은 고딕" w:hAnsi="맑은 고딕"/>
-                <w:b w:val="false"/>
-                <w:bCs w:val="false"/>
-                <w:color w:val="000000"/>
-                <w:sz w:val="18"/>
-                <w:szCs w:val="18"/>
-              </w:rPr>
-              <w:t xml:space="preserve">가능</w:t>
-            </w:r>
-          </w:p>
-        </w:tc>
-      </w:tr>
-    </w:tbl>
-    <w:p>
-      <w:pPr>
-        <w:spacing w:after="80"/>
-      </w:pPr>
-    </w:p>
-    <w:p>
-      <w:r>
-        <w:br w:type="page"/>
-      </w:r>
-    </w:p>
-    <w:p>
-      <w:pPr>
-        <w:spacing w:after="150" w:before="300" w:line="240"/>
-      </w:pPr>
-      <w:r>
-        <w:rPr>
-          <w:rFonts w:ascii="맑은 고딕" w:cs="맑은 고딕" w:eastAsia="맑은 고딕" w:hAnsi="맑은 고딕"/>
-          <w:b/>
-          <w:bCs/>
-          <w:color w:val="000000"/>
-          <w:sz w:val="28"/>
-          <w:szCs w:val="28"/>
-        </w:rPr>
-        <w:t xml:space="preserve">6. 논의</w:t>
-      </w:r>
-    </w:p>
-    <w:p>
-      <w:pPr>
-        <w:spacing w:after="130" w:before="220" w:line="240"/>
-      </w:pPr>
-      <w:r>
-        <w:rPr>
-          <w:rFonts w:ascii="맑은 고딕" w:cs="맑은 고딕" w:eastAsia="맑은 고딕" w:hAnsi="맑은 고딕"/>
-          <w:b/>
-          <w:bCs/>
-          <w:color w:val="333333"/>
-          <w:sz w:val="24"/>
-          <w:szCs w:val="24"/>
-        </w:rPr>
-        <w:t xml:space="preserve">6.1 시뮬레이션 환경의 한계</w:t>
-      </w:r>
-    </w:p>
-    <w:p>
-      <w:pPr>
-        <w:spacing w:after="120" w:line="240"/>
-      </w:pPr>
-      <w:r>
-        <w:rPr>
-          <w:rFonts w:ascii="맑은 고딕" w:cs="맑은 고딕" w:eastAsia="맑은 고딕" w:hAnsi="맑은 고딕"/>
-          <w:color w:val="000000"/>
-          <w:sz w:val="20"/>
-          <w:szCs w:val="20"/>
-        </w:rPr>
-        <w:t xml:space="preserve">이 시뮬레이션은 알고리즘 특성을 비교하기에는 적합하지만, 실제 LLM 서빙 환경과 비교하면 몇 가지 한계가 있다. 첫 번째 한계는 </w:t>
-      </w:r>
-      <w:r>
-        <w:rPr>
-          <w:rFonts w:ascii="맑은 고딕" w:cs="맑은 고딕" w:eastAsia="맑은 고딕" w:hAnsi="맑은 고딕"/>
-          <w:b/>
-          <w:bCs/>
-          <w:color w:val="000000"/>
-          <w:sz w:val="20"/>
-          <w:szCs w:val="20"/>
-        </w:rPr>
-        <w:t xml:space="preserve">선점형 MLFQ를 실서버에 적용하기가 어렵다</w:t>
-      </w:r>
-      <w:r>
-        <w:rPr>
-          <w:rFonts w:ascii="맑은 고딕" w:cs="맑은 고딕" w:eastAsia="맑은 고딕" w:hAnsi="맑은 고딕"/>
-          <w:color w:val="000000"/>
-          <w:sz w:val="20"/>
-          <w:szCs w:val="20"/>
-        </w:rPr>
-        <w:t xml:space="preserve">는 점이다. Ollama를 비롯한 대부분의 LLM 서빙 도구는 추론 중단을 지원하지 않으므로, 5.3절에서 확인한 Short 약 73% 개선은 시뮬레이션 안에서만 가능하다. 다음으로 처리 시간 분포가 실제와 다르다. 기본 실험은 10~100ms 범위였으나, 실제 LLM 추론은 입력 길이, 토큰 수, 모델 크기에 따라 수백 ms에서 수십 초까지 폭이 넓고, 길어질수록 Priority 에이징 효과나 FCFS 호위 효과의 영향이 커진다. 또한 동시 처리도 고려하지 못하였다. 한 번에 1건씩 처리하였으나 실제 LLM 서빙(vLLM, TGI)은 연속 배치로 여러 요청을 동시 처리한다. 한 배치 내부에서는 순서가 영향을 주지 않으므로 WFQ와 Priority의 차등 효과는 약해질 수 있다. 끝으로 실서버 실험 규모가 20건으로 제한적이다. 대기열 경합이나 극단적인 트래픽은 재현하지 못하였으며, 실무에 적용하려면 대규모 부하 시험이 필요하다.</w:t>
-      </w:r>
-    </w:p>
-    <w:p>
-      <w:pPr>
-        <w:spacing w:after="130" w:before="220" w:line="240"/>
-      </w:pPr>
-      <w:r>
-        <w:rPr>
-          <w:rFonts w:ascii="맑은 고딕" w:cs="맑은 고딕" w:eastAsia="맑은 고딕" w:hAnsi="맑은 고딕"/>
-          <w:b/>
-          <w:bCs/>
-          <w:color w:val="333333"/>
-          <w:sz w:val="24"/>
-          <w:szCs w:val="24"/>
-        </w:rPr>
-        <w:t xml:space="preserve">6.2 알고리즘별 적합 상황</w:t>
-      </w:r>
-    </w:p>
-    <w:p>
-      <w:pPr>
-        <w:pStyle w:val="ListParagraph"/>
-        <w:numPr>
-          <w:ilvl w:val="0"/>
-          <w:numId w:val="3"/>
-        </w:numPr>
-        <w:spacing w:after="80" w:line="240"/>
-      </w:pPr>
-      <w:r>
-        <w:rPr>
-          <w:rFonts w:ascii="맑은 고딕" w:cs="맑은 고딕" w:eastAsia="맑은 고딕" w:hAnsi="맑은 고딕"/>
-          <w:b/>
-          <w:bCs/>
-          <w:color w:val="000000"/>
-          <w:sz w:val="20"/>
-          <w:szCs w:val="20"/>
-        </w:rPr>
-        <w:t xml:space="preserve">FCFS</w:t>
-      </w:r>
-      <w:r>
-        <w:rPr>
-          <w:rFonts w:ascii="맑은 고딕" w:cs="맑은 고딕" w:eastAsia="맑은 고딕" w:hAnsi="맑은 고딕"/>
-          <w:color w:val="000000"/>
-          <w:sz w:val="20"/>
-          <w:szCs w:val="20"/>
-        </w:rPr>
-        <w:t xml:space="preserve">: 모든 사용자와 요청을 동등하게 처리하는 가장 단순한 방식이다. 만들기도 쉬워서 기본 정책으로 쓰기 좋다.</w:t>
-      </w:r>
-    </w:p>
-    <w:p>
-      <w:pPr>
-        <w:pStyle w:val="ListParagraph"/>
-        <w:numPr>
-          <w:ilvl w:val="0"/>
-          <w:numId w:val="3"/>
-        </w:numPr>
-        <w:spacing w:after="80" w:line="240"/>
-      </w:pPr>
-      <w:r>
-        <w:rPr>
-          <w:rFonts w:ascii="맑은 고딕" w:cs="맑은 고딕" w:eastAsia="맑은 고딕" w:hAnsi="맑은 고딕"/>
-          <w:b/>
-          <w:bCs/>
-          <w:color w:val="000000"/>
-          <w:sz w:val="20"/>
-          <w:szCs w:val="20"/>
-        </w:rPr>
-        <w:t xml:space="preserve">Priority Scheduling</w:t>
-      </w:r>
-      <w:r>
-        <w:rPr>
-          <w:rFonts w:ascii="맑은 고딕" w:cs="맑은 고딕" w:eastAsia="맑은 고딕" w:hAnsi="맑은 고딕"/>
-          <w:color w:val="000000"/>
-          <w:sz w:val="20"/>
-          <w:szCs w:val="20"/>
-        </w:rPr>
-        <w:t xml:space="preserve">: 긴급도를 직접 지정할 수 있는 환경에 적합하다. 다만 에이징 효과가 나타나려면 처리 시간이 어느 정도 길어야 한다.</w:t>
-      </w:r>
-    </w:p>
-    <w:p>
-      <w:pPr>
-        <w:pStyle w:val="ListParagraph"/>
-        <w:numPr>
-          <w:ilvl w:val="0"/>
-          <w:numId w:val="3"/>
-        </w:numPr>
-        <w:spacing w:after="80" w:line="240"/>
-      </w:pPr>
-      <w:r>
-        <w:rPr>
-          <w:rFonts w:ascii="맑은 고딕" w:cs="맑은 고딕" w:eastAsia="맑은 고딕" w:hAnsi="맑은 고딕"/>
-          <w:b/>
-          <w:bCs/>
-          <w:color w:val="000000"/>
-          <w:sz w:val="20"/>
-          <w:szCs w:val="20"/>
-        </w:rPr>
-        <w:t xml:space="preserve">MLFQ</w:t>
-      </w:r>
-      <w:r>
-        <w:rPr>
-          <w:rFonts w:ascii="맑은 고딕" w:cs="맑은 고딕" w:eastAsia="맑은 고딕" w:hAnsi="맑은 고딕"/>
-          <w:color w:val="000000"/>
-          <w:sz w:val="20"/>
-          <w:szCs w:val="20"/>
-        </w:rPr>
-        <w:t xml:space="preserve">: 짧은 요청 우대 효과가 뛰어나지만 선점형이 필요한 만큼, 지금 LLM 서빙 환경에서는 쓸 수 있는 데가 많지 않다. 추론 중단과 재개 기능이 생긴다면 쓰임새가 넓어질 것이다.</w:t>
-      </w:r>
-    </w:p>
-    <w:p>
-      <w:pPr>
-        <w:pStyle w:val="ListParagraph"/>
-        <w:numPr>
-          <w:ilvl w:val="0"/>
-          <w:numId w:val="3"/>
-        </w:numPr>
-        <w:spacing w:after="80" w:line="240"/>
-      </w:pPr>
-      <w:r>
-        <w:rPr>
-          <w:rFonts w:ascii="맑은 고딕" w:cs="맑은 고딕" w:eastAsia="맑은 고딕" w:hAnsi="맑은 고딕"/>
-          <w:b/>
-          <w:bCs/>
-          <w:color w:val="000000"/>
-          <w:sz w:val="20"/>
-          <w:szCs w:val="20"/>
-        </w:rPr>
-        <w:t xml:space="preserve">WFQ</w:t>
-      </w:r>
-      <w:r>
-        <w:rPr>
-          <w:rFonts w:ascii="맑은 고딕" w:cs="맑은 고딕" w:eastAsia="맑은 고딕" w:hAnsi="맑은 고딕"/>
-          <w:color w:val="000000"/>
-          <w:sz w:val="20"/>
-          <w:szCs w:val="20"/>
-        </w:rPr>
-        <w:t xml:space="preserve">: 구독 등급별 차등 배분이 필요한 유료 서비스에 적합하다. 비선점형에서도 잘 동작하여 실서버 적용이 가능하다.</w:t>
-      </w:r>
-    </w:p>
-    <w:p>
-      <w:pPr>
-        <w:spacing w:after="130" w:before="220" w:line="240"/>
-      </w:pPr>
-      <w:r>
-        <w:rPr>
-          <w:rFonts w:ascii="맑은 고딕" w:cs="맑은 고딕" w:eastAsia="맑은 고딕" w:hAnsi="맑은 고딕"/>
-          <w:b/>
-          <w:bCs/>
-          <w:color w:val="333333"/>
-          <w:sz w:val="24"/>
-          <w:szCs w:val="24"/>
-        </w:rPr>
-        <w:t xml:space="preserve">6.3 프로젝트의 의의</w:t>
-      </w:r>
-    </w:p>
-    <w:p>
-      <w:pPr>
-        <w:spacing w:after="120" w:line="240"/>
-      </w:pPr>
-      <w:r>
-        <w:rPr>
-          <w:rFonts w:ascii="맑은 고딕" w:cs="맑은 고딕" w:eastAsia="맑은 고딕" w:hAnsi="맑은 고딕"/>
-          <w:color w:val="000000"/>
-          <w:sz w:val="20"/>
-          <w:szCs w:val="20"/>
-        </w:rPr>
-        <w:t xml:space="preserve">이 프로젝트는 두 가지 면에서 의의가 있다. 우선 CPU 스케줄링(FCFS, Priority, MLFQ)과 네트워크 자원 배분(WFQ) 알고리즘을 LLM API 환경에 적용해 운영체제 이론을 실제 문제에 응용해 본 점이다. 또한 vLLM과 TGI 같은 기존 LLM 서빙 도구가 전체 처리량 최적화에 집중하느라 사용자별 공정성이나 우선순위 관리를 제공하지 않는다는 점을 확인하고, 이 부분에 스케줄링 이론을 적용해 알고리즘별 효과를 비교했다는 점도 의미가 있다. 특히 WFQ의 가중치 비례 차등 서비스는 유료 LLM 서비스의 구독 등급 관리에 쓸 수 있는 가능성을 보여준다. 다만 세 실험을 합산해도 총 3,020건 규모이므로, 대규모 운영 환경에서도 같은 결과가 나올지는 추가 확인이 필요하다.</w:t>
-      </w:r>
-    </w:p>
-    <w:p>
-      <w:r>
-        <w:br w:type="page"/>
-      </w:r>
-    </w:p>
-    <w:p>
-      <w:pPr>
-        <w:spacing w:after="150" w:before="300" w:line="240"/>
-      </w:pPr>
-      <w:r>
-        <w:rPr>
-          <w:rFonts w:ascii="맑은 고딕" w:cs="맑은 고딕" w:eastAsia="맑은 고딕" w:hAnsi="맑은 고딕"/>
-          <w:b/>
-          <w:bCs/>
-          <w:color w:val="000000"/>
-          <w:sz w:val="28"/>
-          <w:szCs w:val="28"/>
-        </w:rPr>
-        <w:t xml:space="preserve">7. 결론 및 향후 연구</w:t>
-      </w:r>
-    </w:p>
-    <w:p>
-      <w:pPr>
-        <w:spacing w:after="130" w:before="220" w:line="240"/>
-      </w:pPr>
-      <w:r>
-        <w:rPr>
-          <w:rFonts w:ascii="맑은 고딕" w:cs="맑은 고딕" w:eastAsia="맑은 고딕" w:hAnsi="맑은 고딕"/>
-          <w:b/>
-          <w:bCs/>
-          <w:color w:val="333333"/>
-          <w:sz w:val="24"/>
-          <w:szCs w:val="24"/>
-        </w:rPr>
-        <w:t xml:space="preserve">7.1 결론</w:t>
-      </w:r>
-    </w:p>
-    <w:p>
-      <w:pPr>
-        <w:spacing w:after="120" w:line="240"/>
-      </w:pPr>
-      <w:r>
-        <w:rPr>
-          <w:rFonts w:ascii="맑은 고딕" w:cs="맑은 고딕" w:eastAsia="맑은 고딕" w:hAnsi="맑은 고딕"/>
-          <w:color w:val="000000"/>
-          <w:sz w:val="20"/>
-          <w:szCs w:val="20"/>
-        </w:rPr>
-        <w:t xml:space="preserve">이 프로젝트에서는 운영체제 분야의 세 가지 프로세스 스케줄링 알고리즘(FCFS, Priority Scheduling, MLFQ)과 네트워크 분야의 자원 배분 알고리즘(WFQ)을 다중 사용자 LLM API 요청 관리에 적용하고, 시뮬레이션 및 실서버 실험으로 성능과 공정성을 비교하였다.</w:t>
-      </w:r>
-    </w:p>
-    <w:p>
-      <w:pPr>
-        <w:spacing w:after="120" w:line="240"/>
-      </w:pPr>
-      <w:r>
-        <w:rPr>
-          <w:rFonts w:ascii="맑은 고딕" w:cs="맑은 고딕" w:eastAsia="맑은 고딕" w:hAnsi="맑은 고딕"/>
-          <w:b/>
-          <w:bCs/>
-          <w:color w:val="000000"/>
-          <w:sz w:val="20"/>
-          <w:szCs w:val="20"/>
-        </w:rPr>
-        <w:t xml:space="preserve">적용 가능성</w:t>
-      </w:r>
-      <w:r>
-        <w:rPr>
-          <w:rFonts w:ascii="맑은 고딕" w:cs="맑은 고딕" w:eastAsia="맑은 고딕" w:hAnsi="맑은 고딕"/>
-          <w:color w:val="000000"/>
-          <w:sz w:val="20"/>
-          <w:szCs w:val="20"/>
-        </w:rPr>
-        <w:t xml:space="preserve">: 네 알고리즘을 공통 인터페이스(enqueue/dequeue)로 구현하여 환경변수만으로 전환할 수 있게 하였다. MLFQ 선점형 모드는 실제 LLM 환경에서 적용이 어렵다는 한계를 확인하였다.</w:t>
-      </w:r>
-    </w:p>
-    <w:p>
-      <w:pPr>
-        <w:spacing w:after="120" w:line="240"/>
-      </w:pPr>
-      <w:r>
-        <w:rPr>
-          <w:rFonts w:ascii="맑은 고딕" w:cs="맑은 고딕" w:eastAsia="맑은 고딕" w:hAnsi="맑은 고딕"/>
-          <w:b/>
-          <w:bCs/>
-          <w:color w:val="000000"/>
-          <w:sz w:val="20"/>
-          <w:szCs w:val="20"/>
-        </w:rPr>
-        <w:t xml:space="preserve">성능 비교</w:t>
-      </w:r>
-      <w:r>
-        <w:rPr>
-          <w:rFonts w:ascii="맑은 고딕" w:cs="맑은 고딕" w:eastAsia="맑은 고딕" w:hAnsi="맑은 고딕"/>
-          <w:color w:val="000000"/>
-          <w:sz w:val="20"/>
-          <w:szCs w:val="20"/>
-        </w:rPr>
-        <w:t xml:space="preserve">: 비선점형 환경에서 네 알고리즘의 전체 처리량은 거의 같았다. 스케줄러는 순서만 정할 뿐 처리 속도 자체를 바꾸지 못하기 때문이다. 선점형 MLFQ에서는 짧은 요청 응답시간이 약 73% 감소, 긴 요청은 약 89% 증가하였다. 개선 효과는 5개 시드에서 71.8~74.3% 범위로 일관되게 재현되었다 (시드별 결과는 부록 B). WFQ에서는 Enterprise의 평균 대기시간이 Free의 약 1/12 수준으로 나타났다.</w:t>
-      </w:r>
-    </w:p>
-    <w:p>
-      <w:pPr>
-        <w:spacing w:after="120" w:line="240"/>
-      </w:pPr>
-      <w:r>
-        <w:rPr>
-          <w:rFonts w:ascii="맑은 고딕" w:cs="맑은 고딕" w:eastAsia="맑은 고딕" w:hAnsi="맑은 고딕"/>
-          <w:b/>
-          <w:bCs/>
-          <w:color w:val="000000"/>
-          <w:sz w:val="20"/>
-          <w:szCs w:val="20"/>
-        </w:rPr>
-        <w:t xml:space="preserve">공정성 분석</w:t>
-      </w:r>
-      <w:r>
-        <w:rPr>
-          <w:rFonts w:ascii="맑은 고딕" w:cs="맑은 고딕" w:eastAsia="맑은 고딕" w:hAnsi="맑은 고딕"/>
-          <w:color w:val="000000"/>
-          <w:sz w:val="20"/>
-          <w:szCs w:val="20"/>
-        </w:rPr>
-        <w:t xml:space="preserve">: FCFS, Priority, MLFQ의 JFI는 모두 1.000으로 균등 배분이 이루어졌다. WFQ의 시스템 수준 JFI는 0.316이었으나, 이는 가중치 기반 의도적 차등의 결과이다. Enterprise의 대기시간이 Free보다 약 12배 짧아 가중치 순서에 대응하는 차등 서비스가 확인되었다.</w:t>
-      </w:r>
-    </w:p>
-    <w:p>
-      <w:pPr>
-        <w:spacing w:after="130" w:before="220" w:line="240"/>
-      </w:pPr>
-      <w:r>
-        <w:rPr>
-          <w:rFonts w:ascii="맑은 고딕" w:cs="맑은 고딕" w:eastAsia="맑은 고딕" w:hAnsi="맑은 고딕"/>
-          <w:b/>
-          <w:bCs/>
-          <w:color w:val="333333"/>
-          <w:sz w:val="24"/>
-          <w:szCs w:val="24"/>
-        </w:rPr>
-        <w:t xml:space="preserve">7.2 향후 연구</w:t>
-      </w:r>
-    </w:p>
-    <w:p>
-      <w:pPr>
-        <w:pStyle w:val="ListParagraph"/>
-        <w:numPr>
-          <w:ilvl w:val="0"/>
-          <w:numId w:val="3"/>
-        </w:numPr>
-        <w:spacing w:after="80" w:line="240"/>
-      </w:pPr>
-      <w:r>
-        <w:rPr>
-          <w:rFonts w:ascii="맑은 고딕" w:cs="맑은 고딕" w:eastAsia="맑은 고딕" w:hAnsi="맑은 고딕"/>
-          <w:b/>
-          <w:bCs/>
-          <w:color w:val="000000"/>
-          <w:sz w:val="20"/>
-          <w:szCs w:val="20"/>
-        </w:rPr>
-        <w:t xml:space="preserve">토큰 기반 비용 모델</w:t>
-      </w:r>
-      <w:r>
-        <w:rPr>
-          <w:rFonts w:ascii="맑은 고딕" w:cs="맑은 고딕" w:eastAsia="맑은 고딕" w:hAnsi="맑은 고딕"/>
-          <w:color w:val="000000"/>
-          <w:sz w:val="20"/>
-          <w:szCs w:val="20"/>
-        </w:rPr>
-        <w:t xml:space="preserve">: 현재 WFQ의 VFT 계산은 처리 비용을 요청 1건당 1로 고정하였다. 입출력 토큰 수를 반영한 가변 비용 모델을 적용하면 더 정밀한 자원 배분이 가능하지만, 출력 토큰 수 추정 방법에 대한 추가 연구가 필요하다.</w:t>
-      </w:r>
-    </w:p>
-    <w:p>
-      <w:pPr>
-        <w:pStyle w:val="ListParagraph"/>
-        <w:numPr>
-          <w:ilvl w:val="0"/>
-          <w:numId w:val="3"/>
-        </w:numPr>
-        <w:spacing w:after="80" w:line="240"/>
-      </w:pPr>
-      <w:r>
-        <w:rPr>
-          <w:rFonts w:ascii="맑은 고딕" w:cs="맑은 고딕" w:eastAsia="맑은 고딕" w:hAnsi="맑은 고딕"/>
-          <w:b/>
-          <w:bCs/>
-          <w:color w:val="000000"/>
-          <w:sz w:val="20"/>
-          <w:szCs w:val="20"/>
-        </w:rPr>
-        <w:t xml:space="preserve">대시보드 고도화</w:t>
-      </w:r>
-      <w:r>
-        <w:rPr>
-          <w:rFonts w:ascii="맑은 고딕" w:cs="맑은 고딕" w:eastAsia="맑은 고딕" w:hAnsi="맑은 고딕"/>
-          <w:color w:val="000000"/>
-          <w:sz w:val="20"/>
-          <w:szCs w:val="20"/>
-        </w:rPr>
-        <w:t xml:space="preserve">: 현재 대시보드는 주기적 조회(폴링) 방식으로 상태를 갱신한다. WebSocket(서버가 클라이언트에 실시간으로 알림을 보낼 수 있는 웹 통신 방식) 기반 푸시 갱신, 사용자 인증, JFI 추이 그래프 등을 더하면 운영 환경 모니터링 도구로 확장할 수 있다.</w:t>
-      </w:r>
-    </w:p>
-    <w:p>
-      <w:pPr>
-        <w:pStyle w:val="ListParagraph"/>
-        <w:numPr>
-          <w:ilvl w:val="0"/>
-          <w:numId w:val="3"/>
-        </w:numPr>
-        <w:spacing w:after="80" w:line="240"/>
-      </w:pPr>
-      <w:r>
-        <w:rPr>
-          <w:rFonts w:ascii="맑은 고딕" w:cs="맑은 고딕" w:eastAsia="맑은 고딕" w:hAnsi="맑은 고딕"/>
-          <w:b/>
-          <w:bCs/>
-          <w:color w:val="000000"/>
-          <w:sz w:val="20"/>
-          <w:szCs w:val="20"/>
-        </w:rPr>
-        <w:t xml:space="preserve">동일 등급 내 공정성 검증</w:t>
-      </w:r>
-      <w:r>
-        <w:rPr>
-          <w:rFonts w:ascii="맑은 고딕" w:cs="맑은 고딕" w:eastAsia="맑은 고딕" w:hAnsi="맑은 고딕"/>
-          <w:color w:val="000000"/>
-          <w:sz w:val="20"/>
-          <w:szCs w:val="20"/>
-        </w:rPr>
-        <w:t xml:space="preserve">: 이번 실험은 등급당 1명씩 배치한 구성이었다 (5.5절). 같은 등급에 여러 사용자가 있을 때의 균등 배분(등급 내 JFI)을 확인하려면 등급당 N명을 동시에 배치한 반복 실험이 필요하다.</w:t>
-      </w:r>
-    </w:p>
-    <w:p>
-      <w:pPr>
-        <w:pStyle w:val="ListParagraph"/>
-        <w:numPr>
-          <w:ilvl w:val="0"/>
-          <w:numId w:val="3"/>
-        </w:numPr>
-        <w:spacing w:after="80" w:line="240"/>
-      </w:pPr>
-      <w:r>
-        <w:rPr>
-          <w:rFonts w:ascii="맑은 고딕" w:cs="맑은 고딕" w:eastAsia="맑은 고딕" w:hAnsi="맑은 고딕"/>
-          <w:b/>
-          <w:bCs/>
-          <w:color w:val="000000"/>
-          <w:sz w:val="20"/>
-          <w:szCs w:val="20"/>
-        </w:rPr>
-        <w:t xml:space="preserve">대규모 실험</w:t>
-      </w:r>
-      <w:r>
-        <w:rPr>
-          <w:rFonts w:ascii="맑은 고딕" w:cs="맑은 고딕" w:eastAsia="맑은 고딕" w:hAnsi="맑은 고딕"/>
-          <w:color w:val="000000"/>
-          <w:sz w:val="20"/>
-          <w:szCs w:val="20"/>
-        </w:rPr>
-        <w:t xml:space="preserve">: 수천 건 이상의 요청, 더 많은 사용자, 더 긴 처리 시간 환경에서 각 알고리즘의 특성을 추가로 확인할 수 있다.</w:t>
-      </w:r>
-    </w:p>
-    <w:p>
-      <w:r>
-        <w:br w:type="page"/>
-      </w:r>
-    </w:p>
-    <w:p>
-      <w:pPr>
-        <w:spacing w:after="150" w:before="300" w:line="240"/>
-      </w:pPr>
-      <w:r>
-        <w:rPr>
-          <w:rFonts w:ascii="맑은 고딕" w:cs="맑은 고딕" w:eastAsia="맑은 고딕" w:hAnsi="맑은 고딕"/>
-          <w:b/>
-          <w:bCs/>
-          <w:color w:val="000000"/>
-          <w:sz w:val="28"/>
-          <w:szCs w:val="28"/>
-        </w:rPr>
-        <w:t xml:space="preserve">참고문헌</w:t>
-      </w:r>
-    </w:p>
-    <w:p>
-      <w:pPr>
-        <w:spacing w:after="100" w:line="240"/>
-        <w:ind w:left="480" w:hanging="480"/>
-      </w:pPr>
-      <w:r>
-        <w:rPr>
-          <w:rFonts w:ascii="맑은 고딕" w:cs="맑은 고딕" w:eastAsia="맑은 고딕" w:hAnsi="맑은 고딕"/>
-          <w:color w:val="000000"/>
-          <w:sz w:val="20"/>
-          <w:szCs w:val="20"/>
-        </w:rPr>
-        <w:t xml:space="preserve">[1] OpenAI, "Rate limits," OpenAI API Documentation. [온라인] Available: https://platform.openai.com/docs/guides/rate-limits (접속: 2026-03-14)</w:t>
-      </w:r>
-    </w:p>
-    <w:p>
-      <w:pPr>
-        <w:spacing w:after="100" w:line="240"/>
-        <w:ind w:left="480" w:hanging="480"/>
-      </w:pPr>
-      <w:r>
-        <w:rPr>
-          <w:rFonts w:ascii="맑은 고딕" w:cs="맑은 고딕" w:eastAsia="맑은 고딕" w:hAnsi="맑은 고딕"/>
-          <w:color w:val="000000"/>
-          <w:sz w:val="20"/>
-          <w:szCs w:val="20"/>
-        </w:rPr>
-        <w:t xml:space="preserve">[2] Anthropic, "Rate limits," Anthropic API Documentation. [온라인] Available: https://docs.anthropic.com/en/api/rate-limits (접속: 2026-03-14)</w:t>
-      </w:r>
-    </w:p>
-    <w:p>
-      <w:pPr>
-        <w:spacing w:after="100" w:line="240"/>
-        <w:ind w:left="480" w:hanging="480"/>
-      </w:pPr>
-      <w:r>
-        <w:rPr>
-          <w:rFonts w:ascii="맑은 고딕" w:cs="맑은 고딕" w:eastAsia="맑은 고딕" w:hAnsi="맑은 고딕"/>
-          <w:color w:val="000000"/>
-          <w:sz w:val="20"/>
-          <w:szCs w:val="20"/>
-        </w:rPr>
-        <w:t xml:space="preserve">[3] R. H. Arpaci-Dusseau and A. C. Arpaci-Dusseau, "Operating Systems: Three Easy Pieces," v1.10, Arpaci-Dusseau Books, 2023. [온라인] Available: https://pages.cs.wisc.edu/~remzi/OSTEP/</w:t>
-      </w:r>
-    </w:p>
-    <w:p>
-      <w:pPr>
-        <w:spacing w:after="100" w:line="240"/>
-        <w:ind w:left="480" w:hanging="480"/>
-      </w:pPr>
-      <w:r>
-        <w:rPr>
-          <w:rFonts w:ascii="맑은 고딕" w:cs="맑은 고딕" w:eastAsia="맑은 고딕" w:hAnsi="맑은 고딕"/>
-          <w:color w:val="000000"/>
-          <w:sz w:val="20"/>
-          <w:szCs w:val="20"/>
-        </w:rPr>
-        <w:t xml:space="preserve">[4] L. Peterson and B. Davie, "Computer Networks: A Systems Approach," 6th ed., Systems Approach LLC, 2022. [온라인] Available: https://book.systemsapproach.org/ (접속: 2026-04-19)</w:t>
-      </w:r>
-    </w:p>
-    <w:p>
-      <w:pPr>
-        <w:spacing w:after="100" w:line="240"/>
-        <w:ind w:left="480" w:hanging="480"/>
-      </w:pPr>
-      <w:r>
-        <w:rPr>
-          <w:rFonts w:ascii="맑은 고딕" w:cs="맑은 고딕" w:eastAsia="맑은 고딕" w:hAnsi="맑은 고딕"/>
-          <w:color w:val="000000"/>
-          <w:sz w:val="20"/>
-          <w:szCs w:val="20"/>
-        </w:rPr>
-        <w:t xml:space="preserve">[5] vLLM Project, "vLLM: Easy, Fast, and Cheap LLM Serving," GitHub. [온라인] Available: https://github.com/vllm-project/vllm (접속: 2026-03-14)</w:t>
-      </w:r>
-    </w:p>
-    <w:p>
-      <w:pPr>
-        <w:spacing w:after="100" w:line="240"/>
-        <w:ind w:left="480" w:hanging="480"/>
-      </w:pPr>
-      <w:r>
-        <w:rPr>
-          <w:rFonts w:ascii="맑은 고딕" w:cs="맑은 고딕" w:eastAsia="맑은 고딕" w:hAnsi="맑은 고딕"/>
-          <w:color w:val="000000"/>
-          <w:sz w:val="20"/>
-          <w:szCs w:val="20"/>
-        </w:rPr>
-        <w:t xml:space="preserve">[6] Hugging Face, "Text Generation Inference (TGI)." [온라인] Available: https://huggingface.co/docs/text-generation-inference/ (접속: 2026-03-14)</w:t>
-      </w:r>
-    </w:p>
-    <w:p>
-      <w:pPr>
-        <w:spacing w:after="100" w:line="240"/>
-        <w:ind w:left="480" w:hanging="480"/>
-      </w:pPr>
-      <w:r>
-        <w:rPr>
-          <w:rFonts w:ascii="맑은 고딕" w:cs="맑은 고딕" w:eastAsia="맑은 고딕" w:hAnsi="맑은 고딕"/>
-          <w:color w:val="000000"/>
-          <w:sz w:val="20"/>
-          <w:szCs w:val="20"/>
-        </w:rPr>
-        <w:t xml:space="preserve">[7] Wikipedia, "Fairness measure -- Jain's fairness index." [온라인] Available: https://en.wikipedia.org/wiki/Fairness_measure (접속: 2026-04-09)</w:t>
-      </w:r>
-    </w:p>
-    <w:p>
-      <w:pPr>
-        <w:spacing w:after="100" w:line="240"/>
-        <w:ind w:left="480" w:hanging="480"/>
-      </w:pPr>
-      <w:r>
-        <w:rPr>
-          <w:rFonts w:ascii="맑은 고딕" w:cs="맑은 고딕" w:eastAsia="맑은 고딕" w:hAnsi="맑은 고딕"/>
-          <w:color w:val="000000"/>
-          <w:sz w:val="20"/>
-          <w:szCs w:val="20"/>
-        </w:rPr>
-        <w:t xml:space="preserve">[8] Express.js, "Express - Node.js Web Application Framework." [온라인] Available: https://expressjs.com/ (접속: 2026-03-14)</w:t>
-      </w:r>
-    </w:p>
-    <w:p>
-      <w:pPr>
-        <w:spacing w:after="100" w:line="240"/>
-        <w:ind w:left="480" w:hanging="480"/>
-      </w:pPr>
-      <w:r>
-        <w:rPr>
-          <w:rFonts w:ascii="맑은 고딕" w:cs="맑은 고딕" w:eastAsia="맑은 고딕" w:hAnsi="맑은 고딕"/>
-          <w:color w:val="000000"/>
-          <w:sz w:val="20"/>
-          <w:szCs w:val="20"/>
-        </w:rPr>
-        <w:t xml:space="preserve">[9] Node.js Foundation, "Node.js Documentation." [온라인] Available: https://nodejs.org/docs/latest-v22.x/api/ (접속: 2026-03-14)</w:t>
-      </w:r>
-    </w:p>
-    <w:p>
-      <w:pPr>
-        <w:spacing w:after="100" w:line="240"/>
-        <w:ind w:left="480" w:hanging="480"/>
-      </w:pPr>
-      <w:r>
-        <w:rPr>
-          <w:rFonts w:ascii="맑은 고딕" w:cs="맑은 고딕" w:eastAsia="맑은 고딕" w:hAnsi="맑은 고딕"/>
-          <w:color w:val="000000"/>
-          <w:sz w:val="20"/>
-          <w:szCs w:val="20"/>
-        </w:rPr>
-        <w:t xml:space="preserve">[10] Ollama, "Ollama Documentation." [온라인] Available: https://ollama.com/ (접속: 2026-03-14)</w:t>
-      </w:r>
-    </w:p>
-    <w:p>
-      <w:pPr>
-        <w:spacing w:after="100" w:line="240"/>
-        <w:ind w:left="480" w:hanging="480"/>
-      </w:pPr>
-      <w:r>
-        <w:rPr>
-          <w:rFonts w:ascii="맑은 고딕" w:cs="맑은 고딕" w:eastAsia="맑은 고딕" w:hAnsi="맑은 고딕"/>
-          <w:color w:val="000000"/>
-          <w:sz w:val="20"/>
-          <w:szCs w:val="20"/>
-        </w:rPr>
-        <w:t xml:space="preserve">[11] MDN Web Docs, "HTTP 429 Too Many Requests," Mozilla Developer Network. [온라인] Available: https://developer.mozilla.org/en-US/docs/Web/HTTP/Status/429 (접속: 2026-04-09)</w:t>
-      </w:r>
-    </w:p>
-    <w:p>
-      <w:r>
-        <w:br w:type="page"/>
-      </w:r>
-    </w:p>
-    <w:p>
-      <w:pPr>
-        <w:spacing w:after="150" w:before="300" w:line="240"/>
-      </w:pPr>
-      <w:r>
-        <w:rPr>
-          <w:rFonts w:ascii="맑은 고딕" w:cs="맑은 고딕" w:eastAsia="맑은 고딕" w:hAnsi="맑은 고딕"/>
-          <w:b/>
-          <w:bCs/>
-          <w:color w:val="000000"/>
-          <w:sz w:val="28"/>
-          <w:szCs w:val="28"/>
-        </w:rPr>
-        <w:t xml:space="preserve">부록</w:t>
-      </w:r>
-    </w:p>
-    <w:p>
-      <w:pPr>
-        <w:spacing w:after="130" w:before="220" w:line="240"/>
-      </w:pPr>
-      <w:r>
-        <w:rPr>
-          <w:rFonts w:ascii="맑은 고딕" w:cs="맑은 고딕" w:eastAsia="맑은 고딕" w:hAnsi="맑은 고딕"/>
-          <w:b/>
-          <w:bCs/>
-          <w:color w:val="333333"/>
-          <w:sz w:val="24"/>
-          <w:szCs w:val="24"/>
-        </w:rPr>
-        <w:t xml:space="preserve">A. 소스 코드 파일 목록</w:t>
-      </w:r>
-    </w:p>
-    <w:p>
-      <w:pPr>
-        <w:spacing w:after="120" w:line="240"/>
-      </w:pPr>
-      <w:r>
-        <w:rPr>
-          <w:rFonts w:ascii="맑은 고딕" w:cs="맑은 고딕" w:eastAsia="맑은 고딕" w:hAnsi="맑은 고딕"/>
-          <w:b/>
-          <w:bCs/>
-          <w:color w:val="000000"/>
-          <w:sz w:val="20"/>
-          <w:szCs w:val="20"/>
-        </w:rPr>
-        <w:t xml:space="preserve">표 A.1. 핵심 소스 코드 파일</w:t>
-      </w:r>
-    </w:p>
-    <w:tbl>
-      <w:tblPr>
-        <w:tblW w:type="auto" w:w="100"/>
-        <w:tblBorders>
-          <w:top w:val="single" w:color="auto" w:sz="4"/>
-          <w:left w:val="single" w:color="auto" w:sz="4"/>
-          <w:bottom w:val="single" w:color="auto" w:sz="4"/>
-          <w:right w:val="single" w:color="auto" w:sz="4"/>
-          <w:insideH w:val="single" w:color="auto" w:sz="4"/>
-          <w:insideV w:val="single" w:color="auto" w:sz="4"/>
-        </w:tblBorders>
-      </w:tblPr>
-      <w:tblGrid>
-        <w:gridCol w:w="3967"/>
-        <w:gridCol w:w="3967"/>
-      </w:tblGrid>
-      <w:tr>
-        <w:tc>
-          <w:tcPr>
-            <w:tcW w:type="dxa" w:w="3967"/>
-            <w:tcBorders>
-              <w:top w:val="single" w:color="AAAAAA" w:sz="1"/>
-              <w:left w:val="single" w:color="AAAAAA" w:sz="1"/>
-              <w:bottom w:val="single" w:color="AAAAAA" w:sz="1"/>
-              <w:right w:val="single" w:color="AAAAAA" w:sz="1"/>
-            </w:tcBorders>
-            <w:shd w:fill="D9E2F3" w:val="clear"/>
-            <w:vAlign w:val="center"/>
-          </w:tcPr>
-          <w:p>
-            <w:pPr>
-              <w:spacing w:after="40" w:before="40"/>
-              <w:jc w:val="center"/>
-            </w:pPr>
-            <w:r>
-              <w:rPr>
-                <w:rFonts w:ascii="맑은 고딕" w:cs="맑은 고딕" w:eastAsia="맑은 고딕" w:hAnsi="맑은 고딕"/>
-                <w:b/>
-                <w:bCs/>
-                <w:color w:val="000000"/>
-                <w:sz w:val="18"/>
-                <w:szCs w:val="18"/>
-              </w:rPr>
-              <w:t xml:space="preserve">파일 경로</w:t>
-            </w:r>
-          </w:p>
-        </w:tc>
-        <w:tc>
-          <w:tcPr>
-            <w:tcW w:type="dxa" w:w="3967"/>
-            <w:tcBorders>
-              <w:top w:val="single" w:color="AAAAAA" w:sz="1"/>
-              <w:left w:val="single" w:color="AAAAAA" w:sz="1"/>
-              <w:bottom w:val="single" w:color="AAAAAA" w:sz="1"/>
-              <w:right w:val="single" w:color="AAAAAA" w:sz="1"/>
-            </w:tcBorders>
-            <w:shd w:fill="D9E2F3" w:val="clear"/>
-            <w:vAlign w:val="center"/>
-          </w:tcPr>
-          <w:p>
-            <w:pPr>
-              <w:spacing w:after="40" w:before="40"/>
-              <w:jc w:val="center"/>
-            </w:pPr>
-            <w:r>
-              <w:rPr>
-                <w:rFonts w:ascii="맑은 고딕" w:cs="맑은 고딕" w:eastAsia="맑은 고딕" w:hAnsi="맑은 고딕"/>
-                <w:b/>
-                <w:bCs/>
-                <w:color w:val="000000"/>
-                <w:sz w:val="18"/>
-                <w:szCs w:val="18"/>
-              </w:rPr>
-              <w:t xml:space="preserve">역할</w:t>
-            </w:r>
-          </w:p>
-        </w:tc>
-      </w:tr>
-      <w:tr>
-        <w:tc>
-          <w:tcPr>
-            <w:tcW w:type="dxa" w:w="3967"/>
-            <w:tcBorders>
-              <w:top w:val="single" w:color="AAAAAA" w:sz="1"/>
-              <w:left w:val="single" w:color="AAAAAA" w:sz="1"/>
-              <w:bottom w:val="single" w:color="AAAAAA" w:sz="1"/>
-              <w:right w:val="single" w:color="AAAAAA" w:sz="1"/>
-            </w:tcBorders>
-            <w:vAlign w:val="center"/>
-          </w:tcPr>
-          <w:p>
-            <w:pPr>
-              <w:spacing w:after="40" w:before="40"/>
-              <w:jc w:val="left"/>
-            </w:pPr>
-            <w:r>
-              <w:rPr>
-                <w:rFonts w:ascii="맑은 고딕" w:cs="맑은 고딕" w:eastAsia="맑은 고딕" w:hAnsi="맑은 고딕"/>
-                <w:b w:val="false"/>
-                <w:bCs w:val="false"/>
-                <w:color w:val="000000"/>
-                <w:sz w:val="18"/>
-                <w:szCs w:val="18"/>
-              </w:rPr>
-              <w:t xml:space="preserve">index.js</w:t>
-            </w:r>
-          </w:p>
-        </w:tc>
-        <w:tc>
-          <w:tcPr>
-            <w:tcW w:type="dxa" w:w="3967"/>
-            <w:tcBorders>
-              <w:top w:val="single" w:color="AAAAAA" w:sz="1"/>
-              <w:left w:val="single" w:color="AAAAAA" w:sz="1"/>
-              <w:bottom w:val="single" w:color="AAAAAA" w:sz="1"/>
-              <w:right w:val="single" w:color="AAAAAA" w:sz="1"/>
-            </w:tcBorders>
-            <w:vAlign w:val="center"/>
-          </w:tcPr>
-          <w:p>
-            <w:pPr>
-              <w:spacing w:after="40" w:before="40"/>
-              <w:jc w:val="left"/>
-            </w:pPr>
-            <w:r>
-              <w:rPr>
-                <w:rFonts w:ascii="맑은 고딕" w:cs="맑은 고딕" w:eastAsia="맑은 고딕" w:hAnsi="맑은 고딕"/>
-                <w:b w:val="false"/>
-                <w:bCs w:val="false"/>
-                <w:color w:val="000000"/>
-                <w:sz w:val="18"/>
-                <w:szCs w:val="18"/>
-              </w:rPr>
-              <w:t xml:space="preserve">메인 진입점 (npm start 실행 대상)</w:t>
-            </w:r>
-          </w:p>
-        </w:tc>
-      </w:tr>
-      <w:tr>
-        <w:tc>
-          <w:tcPr>
-            <w:tcW w:type="dxa" w:w="3967"/>
-            <w:tcBorders>
-              <w:top w:val="single" w:color="AAAAAA" w:sz="1"/>
-              <w:left w:val="single" w:color="AAAAAA" w:sz="1"/>
-              <w:bottom w:val="single" w:color="AAAAAA" w:sz="1"/>
-              <w:right w:val="single" w:color="AAAAAA" w:sz="1"/>
-            </w:tcBorders>
-            <w:vAlign w:val="center"/>
-          </w:tcPr>
-          <w:p>
-            <w:pPr>
-              <w:spacing w:after="40" w:before="40"/>
-              <w:jc w:val="left"/>
-            </w:pPr>
-            <w:r>
-              <w:rPr>
-                <w:rFonts w:ascii="맑은 고딕" w:cs="맑은 고딕" w:eastAsia="맑은 고딕" w:hAnsi="맑은 고딕"/>
-                <w:b w:val="false"/>
-                <w:bCs w:val="false"/>
-                <w:color w:val="000000"/>
-                <w:sz w:val="18"/>
-                <w:szCs w:val="18"/>
-              </w:rPr>
-              <w:t xml:space="preserve">server.js</w:t>
-            </w:r>
-          </w:p>
-        </w:tc>
-        <w:tc>
-          <w:tcPr>
-            <w:tcW w:type="dxa" w:w="3967"/>
-            <w:tcBorders>
-              <w:top w:val="single" w:color="AAAAAA" w:sz="1"/>
-              <w:left w:val="single" w:color="AAAAAA" w:sz="1"/>
-              <w:bottom w:val="single" w:color="AAAAAA" w:sz="1"/>
-              <w:right w:val="single" w:color="AAAAAA" w:sz="1"/>
-            </w:tcBorders>
-            <w:vAlign w:val="center"/>
-          </w:tcPr>
-          <w:p>
-            <w:pPr>
-              <w:spacing w:after="40" w:before="40"/>
-              <w:jc w:val="left"/>
-            </w:pPr>
-            <w:r>
-              <w:rPr>
-                <w:rFonts w:ascii="맑은 고딕" w:cs="맑은 고딕" w:eastAsia="맑은 고딕" w:hAnsi="맑은 고딕"/>
-                <w:b w:val="false"/>
-                <w:bCs w:val="false"/>
-                <w:color w:val="000000"/>
-                <w:sz w:val="18"/>
-                <w:szCs w:val="18"/>
-              </w:rPr>
-              <w:t xml:space="preserve">Express 서버 구성 모듈</w:t>
-            </w:r>
-          </w:p>
-        </w:tc>
-      </w:tr>
-      <w:tr>
-        <w:tc>
-          <w:tcPr>
-            <w:tcW w:type="dxa" w:w="3967"/>
-            <w:tcBorders>
-              <w:top w:val="single" w:color="AAAAAA" w:sz="1"/>
-              <w:left w:val="single" w:color="AAAAAA" w:sz="1"/>
-              <w:bottom w:val="single" w:color="AAAAAA" w:sz="1"/>
-              <w:right w:val="single" w:color="AAAAAA" w:sz="1"/>
-            </w:tcBorders>
-            <w:vAlign w:val="center"/>
-          </w:tcPr>
-          <w:p>
-            <w:pPr>
-              <w:spacing w:after="40" w:before="40"/>
-              <w:jc w:val="left"/>
-            </w:pPr>
-            <w:r>
-              <w:rPr>
-                <w:rFonts w:ascii="맑은 고딕" w:cs="맑은 고딕" w:eastAsia="맑은 고딕" w:hAnsi="맑은 고딕"/>
-                <w:b w:val="false"/>
-                <w:bCs w:val="false"/>
-                <w:color w:val="000000"/>
-                <w:sz w:val="18"/>
-                <w:szCs w:val="18"/>
-              </w:rPr>
-              <w:t xml:space="preserve">api/routes.js</w:t>
-            </w:r>
-          </w:p>
-        </w:tc>
-        <w:tc>
-          <w:tcPr>
-            <w:tcW w:type="dxa" w:w="3967"/>
-            <w:tcBorders>
-              <w:top w:val="single" w:color="AAAAAA" w:sz="1"/>
-              <w:left w:val="single" w:color="AAAAAA" w:sz="1"/>
-              <w:bottom w:val="single" w:color="AAAAAA" w:sz="1"/>
-              <w:right w:val="single" w:color="AAAAAA" w:sz="1"/>
-            </w:tcBorders>
-            <w:vAlign w:val="center"/>
-          </w:tcPr>
-          <w:p>
-            <w:pPr>
-              <w:spacing w:after="40" w:before="40"/>
-              <w:jc w:val="left"/>
-            </w:pPr>
-            <w:r>
-              <w:rPr>
-                <w:rFonts w:ascii="맑은 고딕" w:cs="맑은 고딕" w:eastAsia="맑은 고딕" w:hAnsi="맑은 고딕"/>
-                <w:b w:val="false"/>
-                <w:bCs w:val="false"/>
-                <w:color w:val="000000"/>
-                <w:sz w:val="18"/>
-                <w:szCs w:val="18"/>
-              </w:rPr>
-              <w:t xml:space="preserve">REST API 라우팅</w:t>
-            </w:r>
-          </w:p>
-        </w:tc>
-      </w:tr>
-      <w:tr>
-        <w:tc>
-          <w:tcPr>
-            <w:tcW w:type="dxa" w:w="3967"/>
-            <w:tcBorders>
-              <w:top w:val="single" w:color="AAAAAA" w:sz="1"/>
-              <w:left w:val="single" w:color="AAAAAA" w:sz="1"/>
-              <w:bottom w:val="single" w:color="AAAAAA" w:sz="1"/>
-              <w:right w:val="single" w:color="AAAAAA" w:sz="1"/>
-            </w:tcBorders>
-            <w:vAlign w:val="center"/>
-          </w:tcPr>
-          <w:p>
-            <w:pPr>
-              <w:spacing w:after="40" w:before="40"/>
-              <w:jc w:val="left"/>
-            </w:pPr>
-            <w:r>
-              <w:rPr>
-                <w:rFonts w:ascii="맑은 고딕" w:cs="맑은 고딕" w:eastAsia="맑은 고딕" w:hAnsi="맑은 고딕"/>
-                <w:b w:val="false"/>
-                <w:bCs w:val="false"/>
-                <w:color w:val="000000"/>
-                <w:sz w:val="18"/>
-                <w:szCs w:val="18"/>
-              </w:rPr>
-              <w:t xml:space="preserve">schedulers/BaseScheduler.js</w:t>
-            </w:r>
-          </w:p>
-        </w:tc>
-        <w:tc>
-          <w:tcPr>
-            <w:tcW w:type="dxa" w:w="3967"/>
-            <w:tcBorders>
-              <w:top w:val="single" w:color="AAAAAA" w:sz="1"/>
-              <w:left w:val="single" w:color="AAAAAA" w:sz="1"/>
-              <w:bottom w:val="single" w:color="AAAAAA" w:sz="1"/>
-              <w:right w:val="single" w:color="AAAAAA" w:sz="1"/>
-            </w:tcBorders>
-            <w:vAlign w:val="center"/>
-          </w:tcPr>
-          <w:p>
-            <w:pPr>
-              <w:spacing w:after="40" w:before="40"/>
-              <w:jc w:val="left"/>
-            </w:pPr>
-            <w:r>
-              <w:rPr>
-                <w:rFonts w:ascii="맑은 고딕" w:cs="맑은 고딕" w:eastAsia="맑은 고딕" w:hAnsi="맑은 고딕"/>
-                <w:b w:val="false"/>
-                <w:bCs w:val="false"/>
-                <w:color w:val="000000"/>
-                <w:sz w:val="18"/>
-                <w:szCs w:val="18"/>
-              </w:rPr>
-              <w:t xml:space="preserve">enqueue/dequeue 공통 인터페이스</w:t>
-            </w:r>
-          </w:p>
-        </w:tc>
-      </w:tr>
-      <w:tr>
-        <w:tc>
-          <w:tcPr>
-            <w:tcW w:type="dxa" w:w="3967"/>
-            <w:tcBorders>
-              <w:top w:val="single" w:color="AAAAAA" w:sz="1"/>
-              <w:left w:val="single" w:color="AAAAAA" w:sz="1"/>
-              <w:bottom w:val="single" w:color="AAAAAA" w:sz="1"/>
-              <w:right w:val="single" w:color="AAAAAA" w:sz="1"/>
-            </w:tcBorders>
-            <w:vAlign w:val="center"/>
-          </w:tcPr>
-          <w:p>
-            <w:pPr>
-              <w:spacing w:after="40" w:before="40"/>
-              <w:jc w:val="left"/>
-            </w:pPr>
-            <w:r>
-              <w:rPr>
-                <w:rFonts w:ascii="맑은 고딕" w:cs="맑은 고딕" w:eastAsia="맑은 고딕" w:hAnsi="맑은 고딕"/>
-                <w:b w:val="false"/>
-                <w:bCs w:val="false"/>
-                <w:color w:val="000000"/>
-                <w:sz w:val="18"/>
-                <w:szCs w:val="18"/>
-              </w:rPr>
-              <w:t xml:space="preserve">schedulers/FCFSScheduler.js</w:t>
-            </w:r>
-          </w:p>
-        </w:tc>
-        <w:tc>
-          <w:tcPr>
-            <w:tcW w:type="dxa" w:w="3967"/>
-            <w:tcBorders>
-              <w:top w:val="single" w:color="AAAAAA" w:sz="1"/>
-              <w:left w:val="single" w:color="AAAAAA" w:sz="1"/>
-              <w:bottom w:val="single" w:color="AAAAAA" w:sz="1"/>
-              <w:right w:val="single" w:color="AAAAAA" w:sz="1"/>
-            </w:tcBorders>
-            <w:vAlign w:val="center"/>
-          </w:tcPr>
-          <w:p>
-            <w:pPr>
-              <w:spacing w:after="40" w:before="40"/>
-              <w:jc w:val="left"/>
-            </w:pPr>
-            <w:r>
-              <w:rPr>
-                <w:rFonts w:ascii="맑은 고딕" w:cs="맑은 고딕" w:eastAsia="맑은 고딕" w:hAnsi="맑은 고딕"/>
-                <w:b w:val="false"/>
-                <w:bCs w:val="false"/>
-                <w:color w:val="000000"/>
-                <w:sz w:val="18"/>
-                <w:szCs w:val="18"/>
-              </w:rPr>
-              <w:t xml:space="preserve">FCFS (FIFO)</w:t>
-            </w:r>
-          </w:p>
-        </w:tc>
-      </w:tr>
-      <w:tr>
-        <w:tc>
-          <w:tcPr>
-            <w:tcW w:type="dxa" w:w="3967"/>
-            <w:tcBorders>
-              <w:top w:val="single" w:color="AAAAAA" w:sz="1"/>
-              <w:left w:val="single" w:color="AAAAAA" w:sz="1"/>
-              <w:bottom w:val="single" w:color="AAAAAA" w:sz="1"/>
-              <w:right w:val="single" w:color="AAAAAA" w:sz="1"/>
-            </w:tcBorders>
-            <w:vAlign w:val="center"/>
-          </w:tcPr>
-          <w:p>
-            <w:pPr>
-              <w:spacing w:after="40" w:before="40"/>
-              <w:jc w:val="left"/>
-            </w:pPr>
-            <w:r>
-              <w:rPr>
-                <w:rFonts w:ascii="맑은 고딕" w:cs="맑은 고딕" w:eastAsia="맑은 고딕" w:hAnsi="맑은 고딕"/>
-                <w:b w:val="false"/>
-                <w:bCs w:val="false"/>
-                <w:color w:val="000000"/>
-                <w:sz w:val="18"/>
-                <w:szCs w:val="18"/>
-              </w:rPr>
-              <w:t xml:space="preserve">schedulers/PriorityScheduler.js</w:t>
-            </w:r>
-          </w:p>
-        </w:tc>
-        <w:tc>
-          <w:tcPr>
-            <w:tcW w:type="dxa" w:w="3967"/>
-            <w:tcBorders>
-              <w:top w:val="single" w:color="AAAAAA" w:sz="1"/>
-              <w:left w:val="single" w:color="AAAAAA" w:sz="1"/>
-              <w:bottom w:val="single" w:color="AAAAAA" w:sz="1"/>
-              <w:right w:val="single" w:color="AAAAAA" w:sz="1"/>
-            </w:tcBorders>
-            <w:vAlign w:val="center"/>
-          </w:tcPr>
-          <w:p>
-            <w:pPr>
-              <w:spacing w:after="40" w:before="40"/>
-              <w:jc w:val="left"/>
-            </w:pPr>
-            <w:r>
-              <w:rPr>
-                <w:rFonts w:ascii="맑은 고딕" w:cs="맑은 고딕" w:eastAsia="맑은 고딕" w:hAnsi="맑은 고딕"/>
-                <w:b w:val="false"/>
-                <w:bCs w:val="false"/>
-                <w:color w:val="000000"/>
-                <w:sz w:val="18"/>
-                <w:szCs w:val="18"/>
-              </w:rPr>
-              <w:t xml:space="preserve">Priority (에이징)</w:t>
-            </w:r>
-          </w:p>
-        </w:tc>
-      </w:tr>
-      <w:tr>
-        <w:tc>
-          <w:tcPr>
-            <w:tcW w:type="dxa" w:w="3967"/>
-            <w:tcBorders>
-              <w:top w:val="single" w:color="AAAAAA" w:sz="1"/>
-              <w:left w:val="single" w:color="AAAAAA" w:sz="1"/>
-              <w:bottom w:val="single" w:color="AAAAAA" w:sz="1"/>
-              <w:right w:val="single" w:color="AAAAAA" w:sz="1"/>
-            </w:tcBorders>
-            <w:vAlign w:val="center"/>
-          </w:tcPr>
-          <w:p>
-            <w:pPr>
-              <w:spacing w:after="40" w:before="40"/>
-              <w:jc w:val="left"/>
-            </w:pPr>
-            <w:r>
-              <w:rPr>
-                <w:rFonts w:ascii="맑은 고딕" w:cs="맑은 고딕" w:eastAsia="맑은 고딕" w:hAnsi="맑은 고딕"/>
-                <w:b w:val="false"/>
-                <w:bCs w:val="false"/>
-                <w:color w:val="000000"/>
-                <w:sz w:val="18"/>
-                <w:szCs w:val="18"/>
-              </w:rPr>
-              <w:t xml:space="preserve">schedulers/MLFQScheduler.js</w:t>
-            </w:r>
-          </w:p>
-        </w:tc>
-        <w:tc>
-          <w:tcPr>
-            <w:tcW w:type="dxa" w:w="3967"/>
-            <w:tcBorders>
-              <w:top w:val="single" w:color="AAAAAA" w:sz="1"/>
-              <w:left w:val="single" w:color="AAAAAA" w:sz="1"/>
-              <w:bottom w:val="single" w:color="AAAAAA" w:sz="1"/>
-              <w:right w:val="single" w:color="AAAAAA" w:sz="1"/>
-            </w:tcBorders>
-            <w:vAlign w:val="center"/>
-          </w:tcPr>
-          <w:p>
-            <w:pPr>
-              <w:spacing w:after="40" w:before="40"/>
-              <w:jc w:val="left"/>
-            </w:pPr>
-            <w:r>
-              <w:rPr>
-                <w:rFonts w:ascii="맑은 고딕" w:cs="맑은 고딕" w:eastAsia="맑은 고딕" w:hAnsi="맑은 고딕"/>
-                <w:b w:val="false"/>
-                <w:bCs w:val="false"/>
-                <w:color w:val="000000"/>
-                <w:sz w:val="18"/>
-                <w:szCs w:val="18"/>
-              </w:rPr>
-              <w:t xml:space="preserve">MLFQ (4단계 큐, 강등)</w:t>
-            </w:r>
-          </w:p>
-        </w:tc>
-      </w:tr>
-      <w:tr>
-        <w:tc>
-          <w:tcPr>
-            <w:tcW w:type="dxa" w:w="3967"/>
-            <w:tcBorders>
-              <w:top w:val="single" w:color="AAAAAA" w:sz="1"/>
-              <w:left w:val="single" w:color="AAAAAA" w:sz="1"/>
-              <w:bottom w:val="single" w:color="AAAAAA" w:sz="1"/>
-              <w:right w:val="single" w:color="AAAAAA" w:sz="1"/>
-            </w:tcBorders>
-            <w:vAlign w:val="center"/>
-          </w:tcPr>
-          <w:p>
-            <w:pPr>
-              <w:spacing w:after="40" w:before="40"/>
-              <w:jc w:val="left"/>
-            </w:pPr>
-            <w:r>
-              <w:rPr>
-                <w:rFonts w:ascii="맑은 고딕" w:cs="맑은 고딕" w:eastAsia="맑은 고딕" w:hAnsi="맑은 고딕"/>
-                <w:b w:val="false"/>
-                <w:bCs w:val="false"/>
-                <w:color w:val="000000"/>
-                <w:sz w:val="18"/>
-                <w:szCs w:val="18"/>
-              </w:rPr>
-              <w:t xml:space="preserve">schedulers/WFQScheduler.js</w:t>
-            </w:r>
-          </w:p>
-        </w:tc>
-        <w:tc>
-          <w:tcPr>
-            <w:tcW w:type="dxa" w:w="3967"/>
-            <w:tcBorders>
-              <w:top w:val="single" w:color="AAAAAA" w:sz="1"/>
-              <w:left w:val="single" w:color="AAAAAA" w:sz="1"/>
-              <w:bottom w:val="single" w:color="AAAAAA" w:sz="1"/>
-              <w:right w:val="single" w:color="AAAAAA" w:sz="1"/>
-            </w:tcBorders>
-            <w:vAlign w:val="center"/>
-          </w:tcPr>
-          <w:p>
-            <w:pPr>
-              <w:spacing w:after="40" w:before="40"/>
-              <w:jc w:val="left"/>
-            </w:pPr>
-            <w:r>
-              <w:rPr>
-                <w:rFonts w:ascii="맑은 고딕" w:cs="맑은 고딕" w:eastAsia="맑은 고딕" w:hAnsi="맑은 고딕"/>
-                <w:b w:val="false"/>
-                <w:bCs w:val="false"/>
-                <w:color w:val="000000"/>
-                <w:sz w:val="18"/>
-                <w:szCs w:val="18"/>
-              </w:rPr>
-              <w:t xml:space="preserve">WFQ (VFT, 가중치)</w:t>
-            </w:r>
-          </w:p>
-        </w:tc>
-      </w:tr>
-      <w:tr>
-        <w:tc>
-          <w:tcPr>
-            <w:tcW w:type="dxa" w:w="3967"/>
-            <w:tcBorders>
-              <w:top w:val="single" w:color="AAAAAA" w:sz="1"/>
-              <w:left w:val="single" w:color="AAAAAA" w:sz="1"/>
-              <w:bottom w:val="single" w:color="AAAAAA" w:sz="1"/>
-              <w:right w:val="single" w:color="AAAAAA" w:sz="1"/>
-            </w:tcBorders>
-            <w:vAlign w:val="center"/>
-          </w:tcPr>
-          <w:p>
-            <w:pPr>
-              <w:spacing w:after="40" w:before="40"/>
-              <w:jc w:val="left"/>
-            </w:pPr>
-            <w:r>
-              <w:rPr>
-                <w:rFonts w:ascii="맑은 고딕" w:cs="맑은 고딕" w:eastAsia="맑은 고딕" w:hAnsi="맑은 고딕"/>
-                <w:b w:val="false"/>
-                <w:bCs w:val="false"/>
-                <w:color w:val="000000"/>
-                <w:sz w:val="18"/>
-                <w:szCs w:val="18"/>
-              </w:rPr>
-              <w:t xml:space="preserve">utils/rateLimiter.js</w:t>
-            </w:r>
-          </w:p>
-        </w:tc>
-        <w:tc>
-          <w:tcPr>
-            <w:tcW w:type="dxa" w:w="3967"/>
-            <w:tcBorders>
-              <w:top w:val="single" w:color="AAAAAA" w:sz="1"/>
-              <w:left w:val="single" w:color="AAAAAA" w:sz="1"/>
-              <w:bottom w:val="single" w:color="AAAAAA" w:sz="1"/>
-              <w:right w:val="single" w:color="AAAAAA" w:sz="1"/>
-            </w:tcBorders>
-            <w:vAlign w:val="center"/>
-          </w:tcPr>
-          <w:p>
-            <w:pPr>
-              <w:spacing w:after="40" w:before="40"/>
-              <w:jc w:val="left"/>
-            </w:pPr>
-            <w:r>
-              <w:rPr>
-                <w:rFonts w:ascii="맑은 고딕" w:cs="맑은 고딕" w:eastAsia="맑은 고딕" w:hAnsi="맑은 고딕"/>
-                <w:b w:val="false"/>
-                <w:bCs w:val="false"/>
-                <w:color w:val="000000"/>
-                <w:sz w:val="18"/>
-                <w:szCs w:val="18"/>
-              </w:rPr>
-              <w:t xml:space="preserve">토큰 버킷 Rate Limiter</w:t>
-            </w:r>
-          </w:p>
-        </w:tc>
-      </w:tr>
-      <w:tr>
-        <w:tc>
-          <w:tcPr>
-            <w:tcW w:type="dxa" w:w="3967"/>
-            <w:tcBorders>
-              <w:top w:val="single" w:color="AAAAAA" w:sz="1"/>
-              <w:left w:val="single" w:color="AAAAAA" w:sz="1"/>
-              <w:bottom w:val="single" w:color="AAAAAA" w:sz="1"/>
-              <w:right w:val="single" w:color="AAAAAA" w:sz="1"/>
-            </w:tcBorders>
-            <w:vAlign w:val="center"/>
-          </w:tcPr>
-          <w:p>
-            <w:pPr>
-              <w:spacing w:after="40" w:before="40"/>
-              <w:jc w:val="left"/>
-            </w:pPr>
-            <w:r>
-              <w:rPr>
-                <w:rFonts w:ascii="맑은 고딕" w:cs="맑은 고딕" w:eastAsia="맑은 고딕" w:hAnsi="맑은 고딕"/>
-                <w:b w:val="false"/>
-                <w:bCs w:val="false"/>
-                <w:color w:val="000000"/>
-                <w:sz w:val="18"/>
-                <w:szCs w:val="18"/>
-              </w:rPr>
-              <w:t xml:space="preserve">llm/OllamaClient.js</w:t>
-            </w:r>
-          </w:p>
-        </w:tc>
-        <w:tc>
-          <w:tcPr>
-            <w:tcW w:type="dxa" w:w="3967"/>
-            <w:tcBorders>
-              <w:top w:val="single" w:color="AAAAAA" w:sz="1"/>
-              <w:left w:val="single" w:color="AAAAAA" w:sz="1"/>
-              <w:bottom w:val="single" w:color="AAAAAA" w:sz="1"/>
-              <w:right w:val="single" w:color="AAAAAA" w:sz="1"/>
-            </w:tcBorders>
-            <w:vAlign w:val="center"/>
-          </w:tcPr>
-          <w:p>
-            <w:pPr>
-              <w:spacing w:after="40" w:before="40"/>
-              <w:jc w:val="left"/>
-            </w:pPr>
-            <w:r>
-              <w:rPr>
-                <w:rFonts w:ascii="맑은 고딕" w:cs="맑은 고딕" w:eastAsia="맑은 고딕" w:hAnsi="맑은 고딕"/>
-                <w:b w:val="false"/>
-                <w:bCs w:val="false"/>
-                <w:color w:val="000000"/>
-                <w:sz w:val="18"/>
-                <w:szCs w:val="18"/>
-              </w:rPr>
-              <w:t xml:space="preserve">Ollama API 클라이언트</w:t>
-            </w:r>
-          </w:p>
-        </w:tc>
-      </w:tr>
-    </w:tbl>
-    <w:p>
-      <w:pPr>
-        <w:spacing w:after="80"/>
-      </w:pPr>
-    </w:p>
-    <w:p>
-      <w:pPr>
-        <w:spacing w:after="120" w:line="240"/>
-      </w:pPr>
-      <w:r>
-        <w:rPr>
-          <w:rFonts w:ascii="맑은 고딕" w:cs="맑은 고딕" w:eastAsia="맑은 고딕" w:hAnsi="맑은 고딕"/>
-          <w:color w:val="000000"/>
-          <w:sz w:val="20"/>
-          <w:szCs w:val="20"/>
-        </w:rPr>
-        <w:t xml:space="preserve">전체 소스는 `02-implementation/src-simple/`, 외부 의존성은 Express.js 1개이다. 실험 스크립트는 `02-implementation/experiments-simple/`에 있다.</w:t>
-      </w:r>
-    </w:p>
-    <w:p>
-      <w:pPr>
-        <w:spacing w:after="120" w:line="240"/>
-      </w:pPr>
-      <w:r>
-        <w:rPr>
-          <w:rFonts w:ascii="맑은 고딕" w:cs="맑은 고딕" w:eastAsia="맑은 고딕" w:hAnsi="맑은 고딕"/>
-          <w:b/>
-          <w:bCs/>
-          <w:color w:val="000000"/>
-          <w:sz w:val="20"/>
-          <w:szCs w:val="20"/>
-        </w:rPr>
-        <w:t xml:space="preserve">표 A.2. 실험 스크립트 목록</w:t>
-      </w:r>
-    </w:p>
-    <w:tbl>
-      <w:tblPr>
-        <w:tblW w:type="auto" w:w="100"/>
-        <w:tblBorders>
-          <w:top w:val="single" w:color="auto" w:sz="4"/>
-          <w:left w:val="single" w:color="auto" w:sz="4"/>
-          <w:bottom w:val="single" w:color="auto" w:sz="4"/>
-          <w:right w:val="single" w:color="auto" w:sz="4"/>
-          <w:insideH w:val="single" w:color="auto" w:sz="4"/>
-          <w:insideV w:val="single" w:color="auto" w:sz="4"/>
-        </w:tblBorders>
-      </w:tblPr>
-      <w:tblGrid>
-        <w:gridCol w:w="3967"/>
-        <w:gridCol w:w="3967"/>
-      </w:tblGrid>
-      <w:tr>
-        <w:tc>
-          <w:tcPr>
-            <w:tcW w:type="dxa" w:w="3967"/>
-            <w:tcBorders>
-              <w:top w:val="single" w:color="AAAAAA" w:sz="1"/>
-              <w:left w:val="single" w:color="AAAAAA" w:sz="1"/>
-              <w:bottom w:val="single" w:color="AAAAAA" w:sz="1"/>
-              <w:right w:val="single" w:color="AAAAAA" w:sz="1"/>
-            </w:tcBorders>
-            <w:shd w:fill="D9E2F3" w:val="clear"/>
-            <w:vAlign w:val="center"/>
-          </w:tcPr>
-          <w:p>
-            <w:pPr>
-              <w:spacing w:after="40" w:before="40"/>
-              <w:jc w:val="center"/>
-            </w:pPr>
-            <w:r>
-              <w:rPr>
-                <w:rFonts w:ascii="맑은 고딕" w:cs="맑은 고딕" w:eastAsia="맑은 고딕" w:hAnsi="맑은 고딕"/>
-                <w:b/>
-                <w:bCs/>
-                <w:color w:val="000000"/>
-                <w:sz w:val="18"/>
-                <w:szCs w:val="18"/>
-              </w:rPr>
-              <w:t xml:space="preserve">파일</w:t>
-            </w:r>
-          </w:p>
-        </w:tc>
-        <w:tc>
-          <w:tcPr>
-            <w:tcW w:type="dxa" w:w="3967"/>
-            <w:tcBorders>
-              <w:top w:val="single" w:color="AAAAAA" w:sz="1"/>
-              <w:left w:val="single" w:color="AAAAAA" w:sz="1"/>
-              <w:bottom w:val="single" w:color="AAAAAA" w:sz="1"/>
-              <w:right w:val="single" w:color="AAAAAA" w:sz="1"/>
-            </w:tcBorders>
-            <w:shd w:fill="D9E2F3" w:val="clear"/>
-            <w:vAlign w:val="center"/>
-          </w:tcPr>
-          <w:p>
-            <w:pPr>
-              <w:spacing w:after="40" w:before="40"/>
-              <w:jc w:val="center"/>
-            </w:pPr>
-            <w:r>
-              <w:rPr>
-                <w:rFonts w:ascii="맑은 고딕" w:cs="맑은 고딕" w:eastAsia="맑은 고딕" w:hAnsi="맑은 고딕"/>
-                <w:b/>
-                <w:bCs/>
-                <w:color w:val="000000"/>
-                <w:sz w:val="18"/>
-                <w:szCs w:val="18"/>
-              </w:rPr>
-              <w:t xml:space="preserve">용도</w:t>
-            </w:r>
-          </w:p>
-        </w:tc>
-      </w:tr>
-      <w:tr>
-        <w:tc>
-          <w:tcPr>
-            <w:tcW w:type="dxa" w:w="3967"/>
-            <w:tcBorders>
-              <w:top w:val="single" w:color="AAAAAA" w:sz="1"/>
-              <w:left w:val="single" w:color="AAAAAA" w:sz="1"/>
-              <w:bottom w:val="single" w:color="AAAAAA" w:sz="1"/>
-              <w:right w:val="single" w:color="AAAAAA" w:sz="1"/>
-            </w:tcBorders>
-            <w:vAlign w:val="center"/>
-          </w:tcPr>
-          <w:p>
-            <w:pPr>
-              <w:spacing w:after="40" w:before="40"/>
-              <w:jc w:val="left"/>
-            </w:pPr>
-            <w:r>
-              <w:rPr>
-                <w:rFonts w:ascii="맑은 고딕" w:cs="맑은 고딕" w:eastAsia="맑은 고딕" w:hAnsi="맑은 고딕"/>
-                <w:b w:val="false"/>
-                <w:bCs w:val="false"/>
-                <w:color w:val="000000"/>
-                <w:sz w:val="18"/>
-                <w:szCs w:val="18"/>
-              </w:rPr>
-              <w:t xml:space="preserve">run-extended.js</w:t>
-            </w:r>
-          </w:p>
-        </w:tc>
-        <w:tc>
-          <w:tcPr>
-            <w:tcW w:type="dxa" w:w="3967"/>
-            <w:tcBorders>
-              <w:top w:val="single" w:color="AAAAAA" w:sz="1"/>
-              <w:left w:val="single" w:color="AAAAAA" w:sz="1"/>
-              <w:bottom w:val="single" w:color="AAAAAA" w:sz="1"/>
-              <w:right w:val="single" w:color="AAAAAA" w:sz="1"/>
-            </w:tcBorders>
-            <w:vAlign w:val="center"/>
-          </w:tcPr>
-          <w:p>
-            <w:pPr>
-              <w:spacing w:after="40" w:before="40"/>
-              <w:jc w:val="left"/>
-            </w:pPr>
-            <w:r>
-              <w:rPr>
-                <w:rFonts w:ascii="맑은 고딕" w:cs="맑은 고딕" w:eastAsia="맑은 고딕" w:hAnsi="맑은 고딕"/>
-                <w:b w:val="false"/>
-                <w:bCs w:val="false"/>
-                <w:color w:val="000000"/>
-                <w:sz w:val="18"/>
-                <w:szCs w:val="18"/>
-              </w:rPr>
-              <w:t xml:space="preserve">기본 실험 (500건, 4 스케줄러, 5.2절, 5.5절)</w:t>
-            </w:r>
-          </w:p>
-        </w:tc>
-      </w:tr>
-      <w:tr>
-        <w:tc>
-          <w:tcPr>
-            <w:tcW w:type="dxa" w:w="3967"/>
-            <w:tcBorders>
-              <w:top w:val="single" w:color="AAAAAA" w:sz="1"/>
-              <w:left w:val="single" w:color="AAAAAA" w:sz="1"/>
-              <w:bottom w:val="single" w:color="AAAAAA" w:sz="1"/>
-              <w:right w:val="single" w:color="AAAAAA" w:sz="1"/>
-            </w:tcBorders>
-            <w:vAlign w:val="center"/>
-          </w:tcPr>
-          <w:p>
-            <w:pPr>
-              <w:spacing w:after="40" w:before="40"/>
-              <w:jc w:val="left"/>
-            </w:pPr>
-            <w:r>
-              <w:rPr>
-                <w:rFonts w:ascii="맑은 고딕" w:cs="맑은 고딕" w:eastAsia="맑은 고딕" w:hAnsi="맑은 고딕"/>
-                <w:b w:val="false"/>
-                <w:bCs w:val="false"/>
-                <w:color w:val="000000"/>
-                <w:sz w:val="18"/>
-                <w:szCs w:val="18"/>
-              </w:rPr>
-              <w:t xml:space="preserve">run-multi-seed.js</w:t>
-            </w:r>
-          </w:p>
-        </w:tc>
-        <w:tc>
-          <w:tcPr>
-            <w:tcW w:type="dxa" w:w="3967"/>
-            <w:tcBorders>
-              <w:top w:val="single" w:color="AAAAAA" w:sz="1"/>
-              <w:left w:val="single" w:color="AAAAAA" w:sz="1"/>
-              <w:bottom w:val="single" w:color="AAAAAA" w:sz="1"/>
-              <w:right w:val="single" w:color="AAAAAA" w:sz="1"/>
-            </w:tcBorders>
-            <w:vAlign w:val="center"/>
-          </w:tcPr>
-          <w:p>
-            <w:pPr>
-              <w:spacing w:after="40" w:before="40"/>
-              <w:jc w:val="left"/>
-            </w:pPr>
-            <w:r>
-              <w:rPr>
-                <w:rFonts w:ascii="맑은 고딕" w:cs="맑은 고딕" w:eastAsia="맑은 고딕" w:hAnsi="맑은 고딕"/>
-                <w:b w:val="false"/>
-                <w:bCs w:val="false"/>
-                <w:color w:val="000000"/>
-                <w:sz w:val="18"/>
-                <w:szCs w:val="18"/>
-              </w:rPr>
-              <w:t xml:space="preserve">MLFQ 선점형 실험 (500건 × 5 시드, 5.3절)</w:t>
-            </w:r>
-          </w:p>
-        </w:tc>
-      </w:tr>
-      <w:tr>
-        <w:tc>
-          <w:tcPr>
-            <w:tcW w:type="dxa" w:w="3967"/>
-            <w:tcBorders>
-              <w:top w:val="single" w:color="AAAAAA" w:sz="1"/>
-              <w:left w:val="single" w:color="AAAAAA" w:sz="1"/>
-              <w:bottom w:val="single" w:color="AAAAAA" w:sz="1"/>
-              <w:right w:val="single" w:color="AAAAAA" w:sz="1"/>
-            </w:tcBorders>
-            <w:vAlign w:val="center"/>
-          </w:tcPr>
-          <w:p>
-            <w:pPr>
-              <w:spacing w:after="40" w:before="40"/>
-              <w:jc w:val="left"/>
-            </w:pPr>
-            <w:r>
-              <w:rPr>
-                <w:rFonts w:ascii="맑은 고딕" w:cs="맑은 고딕" w:eastAsia="맑은 고딕" w:hAnsi="맑은 고딕"/>
-                <w:b w:val="false"/>
-                <w:bCs w:val="false"/>
-                <w:color w:val="000000"/>
-                <w:sz w:val="18"/>
-                <w:szCs w:val="18"/>
-              </w:rPr>
-              <w:t xml:space="preserve">run-ollama-experiment.js</w:t>
-            </w:r>
-          </w:p>
-        </w:tc>
-        <w:tc>
-          <w:tcPr>
-            <w:tcW w:type="dxa" w:w="3967"/>
-            <w:tcBorders>
-              <w:top w:val="single" w:color="AAAAAA" w:sz="1"/>
-              <w:left w:val="single" w:color="AAAAAA" w:sz="1"/>
-              <w:bottom w:val="single" w:color="AAAAAA" w:sz="1"/>
-              <w:right w:val="single" w:color="AAAAAA" w:sz="1"/>
-            </w:tcBorders>
-            <w:vAlign w:val="center"/>
-          </w:tcPr>
-          <w:p>
-            <w:pPr>
-              <w:spacing w:after="40" w:before="40"/>
-              <w:jc w:val="left"/>
-            </w:pPr>
-            <w:r>
-              <w:rPr>
-                <w:rFonts w:ascii="맑은 고딕" w:cs="맑은 고딕" w:eastAsia="맑은 고딕" w:hAnsi="맑은 고딕"/>
-                <w:b w:val="false"/>
-                <w:bCs w:val="false"/>
-                <w:color w:val="000000"/>
-                <w:sz w:val="18"/>
-                <w:szCs w:val="18"/>
-              </w:rPr>
-              <w:t xml:space="preserve">실서버 실험 (20건, Ollama, 5.4절)</w:t>
-            </w:r>
-          </w:p>
-        </w:tc>
-      </w:tr>
-      <w:tr>
-        <w:tc>
-          <w:tcPr>
-            <w:tcW w:type="dxa" w:w="3967"/>
-            <w:tcBorders>
-              <w:top w:val="single" w:color="AAAAAA" w:sz="1"/>
-              <w:left w:val="single" w:color="AAAAAA" w:sz="1"/>
-              <w:bottom w:val="single" w:color="AAAAAA" w:sz="1"/>
-              <w:right w:val="single" w:color="AAAAAA" w:sz="1"/>
-            </w:tcBorders>
-            <w:vAlign w:val="center"/>
-          </w:tcPr>
-          <w:p>
-            <w:pPr>
-              <w:spacing w:after="40" w:before="40"/>
-              <w:jc w:val="left"/>
-            </w:pPr>
-            <w:r>
-              <w:rPr>
-                <w:rFonts w:ascii="맑은 고딕" w:cs="맑은 고딕" w:eastAsia="맑은 고딕" w:hAnsi="맑은 고딕"/>
-                <w:b w:val="false"/>
-                <w:bCs w:val="false"/>
-                <w:color w:val="000000"/>
-                <w:sz w:val="18"/>
-                <w:szCs w:val="18"/>
-              </w:rPr>
-              <w:t xml:space="preserve">compute-stats.js</w:t>
-            </w:r>
-          </w:p>
-        </w:tc>
-        <w:tc>
-          <w:tcPr>
-            <w:tcW w:type="dxa" w:w="3967"/>
-            <w:tcBorders>
-              <w:top w:val="single" w:color="AAAAAA" w:sz="1"/>
-              <w:left w:val="single" w:color="AAAAAA" w:sz="1"/>
-              <w:bottom w:val="single" w:color="AAAAAA" w:sz="1"/>
-              <w:right w:val="single" w:color="AAAAAA" w:sz="1"/>
-            </w:tcBorders>
-            <w:vAlign w:val="center"/>
-          </w:tcPr>
-          <w:p>
-            <w:pPr>
-              <w:spacing w:after="40" w:before="40"/>
-              <w:jc w:val="left"/>
-            </w:pPr>
-            <w:r>
-              <w:rPr>
-                <w:rFonts w:ascii="맑은 고딕" w:cs="맑은 고딕" w:eastAsia="맑은 고딕" w:hAnsi="맑은 고딕"/>
-                <w:b w:val="false"/>
-                <w:bCs w:val="false"/>
-                <w:color w:val="000000"/>
-                <w:sz w:val="18"/>
-                <w:szCs w:val="18"/>
-              </w:rPr>
-              <w:t xml:space="preserve">시드별 개선율 재현 확인 (부록 B)</w:t>
-            </w:r>
-          </w:p>
-        </w:tc>
-      </w:tr>
-    </w:tbl>
-    <w:p>
-      <w:pPr>
-        <w:spacing w:after="80"/>
-      </w:pPr>
-    </w:p>
-    <w:p>
-      <w:pPr>
-        <w:spacing w:after="130" w:before="220" w:line="240"/>
-      </w:pPr>
-      <w:r>
-        <w:rPr>
-          <w:rFonts w:ascii="맑은 고딕" w:cs="맑은 고딕" w:eastAsia="맑은 고딕" w:hAnsi="맑은 고딕"/>
-          <w:b/>
-          <w:bCs/>
-          <w:color w:val="333333"/>
-          <w:sz w:val="24"/>
-          <w:szCs w:val="24"/>
-        </w:rPr>
-        <w:t xml:space="preserve">B. 실험 구성 상세</w:t>
-      </w:r>
-    </w:p>
-    <w:p>
-      <w:pPr>
-        <w:spacing w:after="120" w:line="240"/>
-      </w:pPr>
-      <w:r>
-        <w:rPr>
-          <w:rFonts w:ascii="맑은 고딕" w:cs="맑은 고딕" w:eastAsia="맑은 고딕" w:hAnsi="맑은 고딕"/>
-          <w:b/>
-          <w:bCs/>
-          <w:color w:val="000000"/>
-          <w:sz w:val="20"/>
-          <w:szCs w:val="20"/>
-        </w:rPr>
-        <w:t xml:space="preserve">표 B.1. MLFQ 선점형 실험 시드별 결과 (지표: Short 요청 응답시간)</w:t>
-      </w:r>
-    </w:p>
-    <w:tbl>
-      <w:tblPr>
-        <w:tblW w:type="auto" w:w="100"/>
-        <w:tblBorders>
-          <w:top w:val="single" w:color="auto" w:sz="4"/>
-          <w:left w:val="single" w:color="auto" w:sz="4"/>
-          <w:bottom w:val="single" w:color="auto" w:sz="4"/>
-          <w:right w:val="single" w:color="auto" w:sz="4"/>
-          <w:insideH w:val="single" w:color="auto" w:sz="4"/>
-          <w:insideV w:val="single" w:color="auto" w:sz="4"/>
-        </w:tblBorders>
-      </w:tblPr>
-      <w:tblGrid>
-        <w:gridCol w:w="1983"/>
-        <w:gridCol w:w="1983"/>
-        <w:gridCol w:w="1983"/>
-        <w:gridCol w:w="1983"/>
-      </w:tblGrid>
-      <w:tr>
-        <w:tc>
-          <w:tcPr>
-            <w:tcW w:type="dxa" w:w="1983"/>
-            <w:tcBorders>
-              <w:top w:val="single" w:color="AAAAAA" w:sz="1"/>
-              <w:left w:val="single" w:color="AAAAAA" w:sz="1"/>
-              <w:bottom w:val="single" w:color="AAAAAA" w:sz="1"/>
-              <w:right w:val="single" w:color="AAAAAA" w:sz="1"/>
-            </w:tcBorders>
-            <w:shd w:fill="D9E2F3" w:val="clear"/>
-            <w:vAlign w:val="center"/>
-          </w:tcPr>
-          <w:p>
-            <w:pPr>
-              <w:spacing w:after="40" w:before="40"/>
-              <w:jc w:val="center"/>
-            </w:pPr>
-            <w:r>
-              <w:rPr>
-                <w:rFonts w:ascii="맑은 고딕" w:cs="맑은 고딕" w:eastAsia="맑은 고딕" w:hAnsi="맑은 고딕"/>
-                <w:b/>
-                <w:bCs/>
-                <w:color w:val="000000"/>
-                <w:sz w:val="18"/>
-                <w:szCs w:val="18"/>
-              </w:rPr>
-              <w:t xml:space="preserve">시드</w:t>
-            </w:r>
-          </w:p>
-        </w:tc>
-        <w:tc>
-          <w:tcPr>
-            <w:tcW w:type="dxa" w:w="1983"/>
-            <w:tcBorders>
-              <w:top w:val="single" w:color="AAAAAA" w:sz="1"/>
-              <w:left w:val="single" w:color="AAAAAA" w:sz="1"/>
-              <w:bottom w:val="single" w:color="AAAAAA" w:sz="1"/>
-              <w:right w:val="single" w:color="AAAAAA" w:sz="1"/>
-            </w:tcBorders>
-            <w:shd w:fill="D9E2F3" w:val="clear"/>
-            <w:vAlign w:val="center"/>
-          </w:tcPr>
-          <w:p>
-            <w:pPr>
-              <w:spacing w:after="40" w:before="40"/>
-              <w:jc w:val="center"/>
-            </w:pPr>
-            <w:r>
-              <w:rPr>
-                <w:rFonts w:ascii="맑은 고딕" w:cs="맑은 고딕" w:eastAsia="맑은 고딕" w:hAnsi="맑은 고딕"/>
-                <w:b/>
-                <w:bCs/>
-                <w:color w:val="000000"/>
-                <w:sz w:val="18"/>
-                <w:szCs w:val="18"/>
-              </w:rPr>
-              <w:t xml:space="preserve">FCFS Short 응답시간</w:t>
-            </w:r>
-          </w:p>
-        </w:tc>
-        <w:tc>
-          <w:tcPr>
-            <w:tcW w:type="dxa" w:w="1983"/>
-            <w:tcBorders>
-              <w:top w:val="single" w:color="AAAAAA" w:sz="1"/>
-              <w:left w:val="single" w:color="AAAAAA" w:sz="1"/>
-              <w:bottom w:val="single" w:color="AAAAAA" w:sz="1"/>
-              <w:right w:val="single" w:color="AAAAAA" w:sz="1"/>
-            </w:tcBorders>
-            <w:shd w:fill="D9E2F3" w:val="clear"/>
-            <w:vAlign w:val="center"/>
-          </w:tcPr>
-          <w:p>
-            <w:pPr>
-              <w:spacing w:after="40" w:before="40"/>
-              <w:jc w:val="center"/>
-            </w:pPr>
-            <w:r>
-              <w:rPr>
-                <w:rFonts w:ascii="맑은 고딕" w:cs="맑은 고딕" w:eastAsia="맑은 고딕" w:hAnsi="맑은 고딕"/>
-                <w:b/>
-                <w:bCs/>
-                <w:color w:val="000000"/>
-                <w:sz w:val="18"/>
-                <w:szCs w:val="18"/>
-              </w:rPr>
-              <w:t xml:space="preserve">MLFQ Short 응답시간</w:t>
-            </w:r>
-          </w:p>
-        </w:tc>
-        <w:tc>
-          <w:tcPr>
-            <w:tcW w:type="dxa" w:w="1983"/>
-            <w:tcBorders>
-              <w:top w:val="single" w:color="AAAAAA" w:sz="1"/>
-              <w:left w:val="single" w:color="AAAAAA" w:sz="1"/>
-              <w:bottom w:val="single" w:color="AAAAAA" w:sz="1"/>
-              <w:right w:val="single" w:color="AAAAAA" w:sz="1"/>
-            </w:tcBorders>
-            <w:shd w:fill="D9E2F3" w:val="clear"/>
-            <w:vAlign w:val="center"/>
-          </w:tcPr>
-          <w:p>
-            <w:pPr>
-              <w:spacing w:after="40" w:before="40"/>
-              <w:jc w:val="center"/>
-            </w:pPr>
-            <w:r>
-              <w:rPr>
-                <w:rFonts w:ascii="맑은 고딕" w:cs="맑은 고딕" w:eastAsia="맑은 고딕" w:hAnsi="맑은 고딕"/>
-                <w:b/>
-                <w:bCs/>
-                <w:color w:val="000000"/>
-                <w:sz w:val="18"/>
-                <w:szCs w:val="18"/>
-              </w:rPr>
-              <w:t xml:space="preserve">개선율</w:t>
-            </w:r>
-          </w:p>
-        </w:tc>
-      </w:tr>
-      <w:tr>
-        <w:tc>
-          <w:tcPr>
-            <w:tcW w:type="dxa" w:w="1983"/>
-            <w:tcBorders>
-              <w:top w:val="single" w:color="AAAAAA" w:sz="1"/>
-              <w:left w:val="single" w:color="AAAAAA" w:sz="1"/>
-              <w:bottom w:val="single" w:color="AAAAAA" w:sz="1"/>
-              <w:right w:val="single" w:color="AAAAAA" w:sz="1"/>
-            </w:tcBorders>
-            <w:vAlign w:val="center"/>
-          </w:tcPr>
-          <w:p>
-            <w:pPr>
-              <w:spacing w:after="40" w:before="40"/>
-              <w:jc w:val="left"/>
-            </w:pPr>
-            <w:r>
-              <w:rPr>
-                <w:rFonts w:ascii="맑은 고딕" w:cs="맑은 고딕" w:eastAsia="맑은 고딕" w:hAnsi="맑은 고딕"/>
-                <w:b w:val="false"/>
-                <w:bCs w:val="false"/>
-                <w:color w:val="000000"/>
-                <w:sz w:val="18"/>
-                <w:szCs w:val="18"/>
-              </w:rPr>
-              <w:t xml:space="preserve">12345</w:t>
-            </w:r>
-          </w:p>
-        </w:tc>
-        <w:tc>
-          <w:tcPr>
-            <w:tcW w:type="dxa" w:w="1983"/>
-            <w:tcBorders>
-              <w:top w:val="single" w:color="AAAAAA" w:sz="1"/>
-              <w:left w:val="single" w:color="AAAAAA" w:sz="1"/>
-              <w:bottom w:val="single" w:color="AAAAAA" w:sz="1"/>
-              <w:right w:val="single" w:color="AAAAAA" w:sz="1"/>
-            </w:tcBorders>
-            <w:vAlign w:val="center"/>
-          </w:tcPr>
-          <w:p>
-            <w:pPr>
-              <w:spacing w:after="40" w:before="40"/>
-              <w:jc w:val="left"/>
-            </w:pPr>
-            <w:r>
-              <w:rPr>
-                <w:rFonts w:ascii="맑은 고딕" w:cs="맑은 고딕" w:eastAsia="맑은 고딕" w:hAnsi="맑은 고딕"/>
-                <w:b w:val="false"/>
-                <w:bCs w:val="false"/>
-                <w:color w:val="000000"/>
-                <w:sz w:val="18"/>
-                <w:szCs w:val="18"/>
-              </w:rPr>
-              <w:t xml:space="preserve">약 634,201ms</w:t>
-            </w:r>
-          </w:p>
-        </w:tc>
-        <w:tc>
-          <w:tcPr>
-            <w:tcW w:type="dxa" w:w="1983"/>
-            <w:tcBorders>
-              <w:top w:val="single" w:color="AAAAAA" w:sz="1"/>
-              <w:left w:val="single" w:color="AAAAAA" w:sz="1"/>
-              <w:bottom w:val="single" w:color="AAAAAA" w:sz="1"/>
-              <w:right w:val="single" w:color="AAAAAA" w:sz="1"/>
-            </w:tcBorders>
-            <w:vAlign w:val="center"/>
-          </w:tcPr>
-          <w:p>
-            <w:pPr>
-              <w:spacing w:after="40" w:before="40"/>
-              <w:jc w:val="left"/>
-            </w:pPr>
-            <w:r>
-              <w:rPr>
-                <w:rFonts w:ascii="맑은 고딕" w:cs="맑은 고딕" w:eastAsia="맑은 고딕" w:hAnsi="맑은 고딕"/>
-                <w:b w:val="false"/>
-                <w:bCs w:val="false"/>
-                <w:color w:val="000000"/>
-                <w:sz w:val="18"/>
-                <w:szCs w:val="18"/>
-              </w:rPr>
-              <w:t xml:space="preserve">약 179,071ms</w:t>
-            </w:r>
-          </w:p>
-        </w:tc>
-        <w:tc>
-          <w:tcPr>
-            <w:tcW w:type="dxa" w:w="1983"/>
-            <w:tcBorders>
-              <w:top w:val="single" w:color="AAAAAA" w:sz="1"/>
-              <w:left w:val="single" w:color="AAAAAA" w:sz="1"/>
-              <w:bottom w:val="single" w:color="AAAAAA" w:sz="1"/>
-              <w:right w:val="single" w:color="AAAAAA" w:sz="1"/>
-            </w:tcBorders>
-            <w:vAlign w:val="center"/>
-          </w:tcPr>
-          <w:p>
-            <w:pPr>
-              <w:spacing w:after="40" w:before="40"/>
-              <w:jc w:val="left"/>
-            </w:pPr>
-            <w:r>
-              <w:rPr>
-                <w:rFonts w:ascii="맑은 고딕" w:cs="맑은 고딕" w:eastAsia="맑은 고딕" w:hAnsi="맑은 고딕"/>
-                <w:b w:val="false"/>
-                <w:bCs w:val="false"/>
-                <w:color w:val="000000"/>
-                <w:sz w:val="18"/>
-                <w:szCs w:val="18"/>
-              </w:rPr>
-              <w:t xml:space="preserve">71.8%</w:t>
-            </w:r>
-          </w:p>
-        </w:tc>
-      </w:tr>
-      <w:tr>
-        <w:tc>
-          <w:tcPr>
-            <w:tcW w:type="dxa" w:w="1983"/>
-            <w:tcBorders>
-              <w:top w:val="single" w:color="AAAAAA" w:sz="1"/>
-              <w:left w:val="single" w:color="AAAAAA" w:sz="1"/>
-              <w:bottom w:val="single" w:color="AAAAAA" w:sz="1"/>
-              <w:right w:val="single" w:color="AAAAAA" w:sz="1"/>
-            </w:tcBorders>
-            <w:vAlign w:val="center"/>
-          </w:tcPr>
-          <w:p>
-            <w:pPr>
-              <w:spacing w:after="40" w:before="40"/>
-              <w:jc w:val="left"/>
-            </w:pPr>
-            <w:r>
-              <w:rPr>
-                <w:rFonts w:ascii="맑은 고딕" w:cs="맑은 고딕" w:eastAsia="맑은 고딕" w:hAnsi="맑은 고딕"/>
-                <w:b w:val="false"/>
-                <w:bCs w:val="false"/>
-                <w:color w:val="000000"/>
-                <w:sz w:val="18"/>
-                <w:szCs w:val="18"/>
-              </w:rPr>
-              <w:t xml:space="preserve">23456</w:t>
-            </w:r>
-          </w:p>
-        </w:tc>
-        <w:tc>
-          <w:tcPr>
-            <w:tcW w:type="dxa" w:w="1983"/>
-            <w:tcBorders>
-              <w:top w:val="single" w:color="AAAAAA" w:sz="1"/>
-              <w:left w:val="single" w:color="AAAAAA" w:sz="1"/>
-              <w:bottom w:val="single" w:color="AAAAAA" w:sz="1"/>
-              <w:right w:val="single" w:color="AAAAAA" w:sz="1"/>
-            </w:tcBorders>
-            <w:vAlign w:val="center"/>
-          </w:tcPr>
-          <w:p>
-            <w:pPr>
-              <w:spacing w:after="40" w:before="40"/>
-              <w:jc w:val="left"/>
-            </w:pPr>
-            <w:r>
-              <w:rPr>
-                <w:rFonts w:ascii="맑은 고딕" w:cs="맑은 고딕" w:eastAsia="맑은 고딕" w:hAnsi="맑은 고딕"/>
-                <w:b w:val="false"/>
-                <w:bCs w:val="false"/>
-                <w:color w:val="000000"/>
-                <w:sz w:val="18"/>
-                <w:szCs w:val="18"/>
-              </w:rPr>
-              <w:t xml:space="preserve">약 666,730ms</w:t>
-            </w:r>
-          </w:p>
-        </w:tc>
-        <w:tc>
-          <w:tcPr>
-            <w:tcW w:type="dxa" w:w="1983"/>
-            <w:tcBorders>
-              <w:top w:val="single" w:color="AAAAAA" w:sz="1"/>
-              <w:left w:val="single" w:color="AAAAAA" w:sz="1"/>
-              <w:bottom w:val="single" w:color="AAAAAA" w:sz="1"/>
-              <w:right w:val="single" w:color="AAAAAA" w:sz="1"/>
-            </w:tcBorders>
-            <w:vAlign w:val="center"/>
-          </w:tcPr>
-          <w:p>
-            <w:pPr>
-              <w:spacing w:after="40" w:before="40"/>
-              <w:jc w:val="left"/>
-            </w:pPr>
-            <w:r>
-              <w:rPr>
-                <w:rFonts w:ascii="맑은 고딕" w:cs="맑은 고딕" w:eastAsia="맑은 고딕" w:hAnsi="맑은 고딕"/>
-                <w:b w:val="false"/>
-                <w:bCs w:val="false"/>
-                <w:color w:val="000000"/>
-                <w:sz w:val="18"/>
-                <w:szCs w:val="18"/>
-              </w:rPr>
-              <w:t xml:space="preserve">약 171,319ms</w:t>
-            </w:r>
-          </w:p>
-        </w:tc>
-        <w:tc>
-          <w:tcPr>
-            <w:tcW w:type="dxa" w:w="1983"/>
-            <w:tcBorders>
-              <w:top w:val="single" w:color="AAAAAA" w:sz="1"/>
-              <w:left w:val="single" w:color="AAAAAA" w:sz="1"/>
-              <w:bottom w:val="single" w:color="AAAAAA" w:sz="1"/>
-              <w:right w:val="single" w:color="AAAAAA" w:sz="1"/>
-            </w:tcBorders>
-            <w:vAlign w:val="center"/>
-          </w:tcPr>
-          <w:p>
-            <w:pPr>
-              <w:spacing w:after="40" w:before="40"/>
-              <w:jc w:val="left"/>
-            </w:pPr>
-            <w:r>
-              <w:rPr>
-                <w:rFonts w:ascii="맑은 고딕" w:cs="맑은 고딕" w:eastAsia="맑은 고딕" w:hAnsi="맑은 고딕"/>
-                <w:b w:val="false"/>
-                <w:bCs w:val="false"/>
-                <w:color w:val="000000"/>
-                <w:sz w:val="18"/>
-                <w:szCs w:val="18"/>
-              </w:rPr>
-              <w:t xml:space="preserve">74.3%</w:t>
-            </w:r>
-          </w:p>
-        </w:tc>
-      </w:tr>
-      <w:tr>
-        <w:tc>
-          <w:tcPr>
-            <w:tcW w:type="dxa" w:w="1983"/>
-            <w:tcBorders>
-              <w:top w:val="single" w:color="AAAAAA" w:sz="1"/>
-              <w:left w:val="single" w:color="AAAAAA" w:sz="1"/>
-              <w:bottom w:val="single" w:color="AAAAAA" w:sz="1"/>
-              <w:right w:val="single" w:color="AAAAAA" w:sz="1"/>
-            </w:tcBorders>
-            <w:vAlign w:val="center"/>
-          </w:tcPr>
-          <w:p>
-            <w:pPr>
-              <w:spacing w:after="40" w:before="40"/>
-              <w:jc w:val="left"/>
-            </w:pPr>
-            <w:r>
-              <w:rPr>
-                <w:rFonts w:ascii="맑은 고딕" w:cs="맑은 고딕" w:eastAsia="맑은 고딕" w:hAnsi="맑은 고딕"/>
-                <w:b w:val="false"/>
-                <w:bCs w:val="false"/>
-                <w:color w:val="000000"/>
-                <w:sz w:val="18"/>
-                <w:szCs w:val="18"/>
-              </w:rPr>
-              <w:t xml:space="preserve">34567</w:t>
-            </w:r>
-          </w:p>
-        </w:tc>
-        <w:tc>
-          <w:tcPr>
-            <w:tcW w:type="dxa" w:w="1983"/>
-            <w:tcBorders>
-              <w:top w:val="single" w:color="AAAAAA" w:sz="1"/>
-              <w:left w:val="single" w:color="AAAAAA" w:sz="1"/>
-              <w:bottom w:val="single" w:color="AAAAAA" w:sz="1"/>
-              <w:right w:val="single" w:color="AAAAAA" w:sz="1"/>
-            </w:tcBorders>
-            <w:vAlign w:val="center"/>
-          </w:tcPr>
-          <w:p>
-            <w:pPr>
-              <w:spacing w:after="40" w:before="40"/>
-              <w:jc w:val="left"/>
-            </w:pPr>
-            <w:r>
-              <w:rPr>
-                <w:rFonts w:ascii="맑은 고딕" w:cs="맑은 고딕" w:eastAsia="맑은 고딕" w:hAnsi="맑은 고딕"/>
-                <w:b w:val="false"/>
-                <w:bCs w:val="false"/>
-                <w:color w:val="000000"/>
-                <w:sz w:val="18"/>
-                <w:szCs w:val="18"/>
-              </w:rPr>
-              <w:t xml:space="preserve">약 630,038ms</w:t>
-            </w:r>
-          </w:p>
-        </w:tc>
-        <w:tc>
-          <w:tcPr>
-            <w:tcW w:type="dxa" w:w="1983"/>
-            <w:tcBorders>
-              <w:top w:val="single" w:color="AAAAAA" w:sz="1"/>
-              <w:left w:val="single" w:color="AAAAAA" w:sz="1"/>
-              <w:bottom w:val="single" w:color="AAAAAA" w:sz="1"/>
-              <w:right w:val="single" w:color="AAAAAA" w:sz="1"/>
-            </w:tcBorders>
-            <w:vAlign w:val="center"/>
-          </w:tcPr>
-          <w:p>
-            <w:pPr>
-              <w:spacing w:after="40" w:before="40"/>
-              <w:jc w:val="left"/>
-            </w:pPr>
-            <w:r>
-              <w:rPr>
-                <w:rFonts w:ascii="맑은 고딕" w:cs="맑은 고딕" w:eastAsia="맑은 고딕" w:hAnsi="맑은 고딕"/>
-                <w:b w:val="false"/>
-                <w:bCs w:val="false"/>
-                <w:color w:val="000000"/>
-                <w:sz w:val="18"/>
-                <w:szCs w:val="18"/>
-              </w:rPr>
-              <w:t xml:space="preserve">약 164,213ms</w:t>
-            </w:r>
-          </w:p>
-        </w:tc>
-        <w:tc>
-          <w:tcPr>
-            <w:tcW w:type="dxa" w:w="1983"/>
-            <w:tcBorders>
-              <w:top w:val="single" w:color="AAAAAA" w:sz="1"/>
-              <w:left w:val="single" w:color="AAAAAA" w:sz="1"/>
-              <w:bottom w:val="single" w:color="AAAAAA" w:sz="1"/>
-              <w:right w:val="single" w:color="AAAAAA" w:sz="1"/>
-            </w:tcBorders>
-            <w:vAlign w:val="center"/>
-          </w:tcPr>
-          <w:p>
-            <w:pPr>
-              <w:spacing w:after="40" w:before="40"/>
-              <w:jc w:val="left"/>
-            </w:pPr>
-            <w:r>
-              <w:rPr>
-                <w:rFonts w:ascii="맑은 고딕" w:cs="맑은 고딕" w:eastAsia="맑은 고딕" w:hAnsi="맑은 고딕"/>
-                <w:b w:val="false"/>
-                <w:bCs w:val="false"/>
-                <w:color w:val="000000"/>
-                <w:sz w:val="18"/>
-                <w:szCs w:val="18"/>
-              </w:rPr>
-              <w:t xml:space="preserve">73.9%</w:t>
-            </w:r>
-          </w:p>
-        </w:tc>
-      </w:tr>
-      <w:tr>
-        <w:tc>
-          <w:tcPr>
-            <w:tcW w:type="dxa" w:w="1983"/>
-            <w:tcBorders>
-              <w:top w:val="single" w:color="AAAAAA" w:sz="1"/>
-              <w:left w:val="single" w:color="AAAAAA" w:sz="1"/>
-              <w:bottom w:val="single" w:color="AAAAAA" w:sz="1"/>
-              <w:right w:val="single" w:color="AAAAAA" w:sz="1"/>
-            </w:tcBorders>
-            <w:vAlign w:val="center"/>
-          </w:tcPr>
-          <w:p>
-            <w:pPr>
-              <w:spacing w:after="40" w:before="40"/>
-              <w:jc w:val="left"/>
-            </w:pPr>
-            <w:r>
-              <w:rPr>
-                <w:rFonts w:ascii="맑은 고딕" w:cs="맑은 고딕" w:eastAsia="맑은 고딕" w:hAnsi="맑은 고딕"/>
-                <w:b w:val="false"/>
-                <w:bCs w:val="false"/>
-                <w:color w:val="000000"/>
-                <w:sz w:val="18"/>
-                <w:szCs w:val="18"/>
-              </w:rPr>
-              <w:t xml:space="preserve">45678</w:t>
-            </w:r>
-          </w:p>
-        </w:tc>
-        <w:tc>
-          <w:tcPr>
-            <w:tcW w:type="dxa" w:w="1983"/>
-            <w:tcBorders>
-              <w:top w:val="single" w:color="AAAAAA" w:sz="1"/>
-              <w:left w:val="single" w:color="AAAAAA" w:sz="1"/>
-              <w:bottom w:val="single" w:color="AAAAAA" w:sz="1"/>
-              <w:right w:val="single" w:color="AAAAAA" w:sz="1"/>
-            </w:tcBorders>
-            <w:vAlign w:val="center"/>
-          </w:tcPr>
-          <w:p>
-            <w:pPr>
-              <w:spacing w:after="40" w:before="40"/>
-              <w:jc w:val="left"/>
-            </w:pPr>
-            <w:r>
-              <w:rPr>
-                <w:rFonts w:ascii="맑은 고딕" w:cs="맑은 고딕" w:eastAsia="맑은 고딕" w:hAnsi="맑은 고딕"/>
-                <w:b w:val="false"/>
-                <w:bCs w:val="false"/>
-                <w:color w:val="000000"/>
-                <w:sz w:val="18"/>
-                <w:szCs w:val="18"/>
-              </w:rPr>
-              <w:t xml:space="preserve">약 598,388ms</w:t>
-            </w:r>
-          </w:p>
-        </w:tc>
-        <w:tc>
-          <w:tcPr>
-            <w:tcW w:type="dxa" w:w="1983"/>
-            <w:tcBorders>
-              <w:top w:val="single" w:color="AAAAAA" w:sz="1"/>
-              <w:left w:val="single" w:color="AAAAAA" w:sz="1"/>
-              <w:bottom w:val="single" w:color="AAAAAA" w:sz="1"/>
-              <w:right w:val="single" w:color="AAAAAA" w:sz="1"/>
-            </w:tcBorders>
-            <w:vAlign w:val="center"/>
-          </w:tcPr>
-          <w:p>
-            <w:pPr>
-              <w:spacing w:after="40" w:before="40"/>
-              <w:jc w:val="left"/>
-            </w:pPr>
-            <w:r>
-              <w:rPr>
-                <w:rFonts w:ascii="맑은 고딕" w:cs="맑은 고딕" w:eastAsia="맑은 고딕" w:hAnsi="맑은 고딕"/>
-                <w:b w:val="false"/>
-                <w:bCs w:val="false"/>
-                <w:color w:val="000000"/>
-                <w:sz w:val="18"/>
-                <w:szCs w:val="18"/>
-              </w:rPr>
-              <w:t xml:space="preserve">약 164,665ms</w:t>
-            </w:r>
-          </w:p>
-        </w:tc>
-        <w:tc>
-          <w:tcPr>
-            <w:tcW w:type="dxa" w:w="1983"/>
-            <w:tcBorders>
-              <w:top w:val="single" w:color="AAAAAA" w:sz="1"/>
-              <w:left w:val="single" w:color="AAAAAA" w:sz="1"/>
-              <w:bottom w:val="single" w:color="AAAAAA" w:sz="1"/>
-              <w:right w:val="single" w:color="AAAAAA" w:sz="1"/>
-            </w:tcBorders>
-            <w:vAlign w:val="center"/>
-          </w:tcPr>
-          <w:p>
-            <w:pPr>
-              <w:spacing w:after="40" w:before="40"/>
-              <w:jc w:val="left"/>
-            </w:pPr>
-            <w:r>
-              <w:rPr>
-                <w:rFonts w:ascii="맑은 고딕" w:cs="맑은 고딕" w:eastAsia="맑은 고딕" w:hAnsi="맑은 고딕"/>
-                <w:b w:val="false"/>
-                <w:bCs w:val="false"/>
-                <w:color w:val="000000"/>
-                <w:sz w:val="18"/>
-                <w:szCs w:val="18"/>
-              </w:rPr>
-              <w:t xml:space="preserve">72.5%</w:t>
-            </w:r>
-          </w:p>
-        </w:tc>
-      </w:tr>
-      <w:tr>
-        <w:tc>
-          <w:tcPr>
-            <w:tcW w:type="dxa" w:w="1983"/>
-            <w:tcBorders>
-              <w:top w:val="single" w:color="AAAAAA" w:sz="1"/>
-              <w:left w:val="single" w:color="AAAAAA" w:sz="1"/>
-              <w:bottom w:val="single" w:color="AAAAAA" w:sz="1"/>
-              <w:right w:val="single" w:color="AAAAAA" w:sz="1"/>
-            </w:tcBorders>
-            <w:vAlign w:val="center"/>
-          </w:tcPr>
-          <w:p>
-            <w:pPr>
-              <w:spacing w:after="40" w:before="40"/>
-              <w:jc w:val="left"/>
-            </w:pPr>
-            <w:r>
-              <w:rPr>
-                <w:rFonts w:ascii="맑은 고딕" w:cs="맑은 고딕" w:eastAsia="맑은 고딕" w:hAnsi="맑은 고딕"/>
-                <w:b w:val="false"/>
-                <w:bCs w:val="false"/>
-                <w:color w:val="000000"/>
-                <w:sz w:val="18"/>
-                <w:szCs w:val="18"/>
-              </w:rPr>
-              <w:t xml:space="preserve">56789</w:t>
-            </w:r>
-          </w:p>
-        </w:tc>
-        <w:tc>
-          <w:tcPr>
-            <w:tcW w:type="dxa" w:w="1983"/>
-            <w:tcBorders>
-              <w:top w:val="single" w:color="AAAAAA" w:sz="1"/>
-              <w:left w:val="single" w:color="AAAAAA" w:sz="1"/>
-              <w:bottom w:val="single" w:color="AAAAAA" w:sz="1"/>
-              <w:right w:val="single" w:color="AAAAAA" w:sz="1"/>
-            </w:tcBorders>
-            <w:vAlign w:val="center"/>
-          </w:tcPr>
-          <w:p>
-            <w:pPr>
-              <w:spacing w:after="40" w:before="40"/>
-              <w:jc w:val="left"/>
-            </w:pPr>
-            <w:r>
-              <w:rPr>
-                <w:rFonts w:ascii="맑은 고딕" w:cs="맑은 고딕" w:eastAsia="맑은 고딕" w:hAnsi="맑은 고딕"/>
-                <w:b w:val="false"/>
-                <w:bCs w:val="false"/>
-                <w:color w:val="000000"/>
-                <w:sz w:val="18"/>
-                <w:szCs w:val="18"/>
-              </w:rPr>
-              <w:t xml:space="preserve">약 644,441ms</w:t>
-            </w:r>
-          </w:p>
-        </w:tc>
-        <w:tc>
-          <w:tcPr>
-            <w:tcW w:type="dxa" w:w="1983"/>
-            <w:tcBorders>
-              <w:top w:val="single" w:color="AAAAAA" w:sz="1"/>
-              <w:left w:val="single" w:color="AAAAAA" w:sz="1"/>
-              <w:bottom w:val="single" w:color="AAAAAA" w:sz="1"/>
-              <w:right w:val="single" w:color="AAAAAA" w:sz="1"/>
-            </w:tcBorders>
-            <w:vAlign w:val="center"/>
-          </w:tcPr>
-          <w:p>
-            <w:pPr>
-              <w:spacing w:after="40" w:before="40"/>
-              <w:jc w:val="left"/>
-            </w:pPr>
-            <w:r>
-              <w:rPr>
-                <w:rFonts w:ascii="맑은 고딕" w:cs="맑은 고딕" w:eastAsia="맑은 고딕" w:hAnsi="맑은 고딕"/>
-                <w:b w:val="false"/>
-                <w:bCs w:val="false"/>
-                <w:color w:val="000000"/>
-                <w:sz w:val="18"/>
-                <w:szCs w:val="18"/>
-              </w:rPr>
-              <w:t xml:space="preserve">약 170,603ms</w:t>
-            </w:r>
-          </w:p>
-        </w:tc>
-        <w:tc>
-          <w:tcPr>
-            <w:tcW w:type="dxa" w:w="1983"/>
-            <w:tcBorders>
-              <w:top w:val="single" w:color="AAAAAA" w:sz="1"/>
-              <w:left w:val="single" w:color="AAAAAA" w:sz="1"/>
-              <w:bottom w:val="single" w:color="AAAAAA" w:sz="1"/>
-              <w:right w:val="single" w:color="AAAAAA" w:sz="1"/>
-            </w:tcBorders>
-            <w:vAlign w:val="center"/>
-          </w:tcPr>
-          <w:p>
-            <w:pPr>
-              <w:spacing w:after="40" w:before="40"/>
-              <w:jc w:val="left"/>
-            </w:pPr>
-            <w:r>
-              <w:rPr>
-                <w:rFonts w:ascii="맑은 고딕" w:cs="맑은 고딕" w:eastAsia="맑은 고딕" w:hAnsi="맑은 고딕"/>
-                <w:b w:val="false"/>
-                <w:bCs w:val="false"/>
-                <w:color w:val="000000"/>
-                <w:sz w:val="18"/>
-                <w:szCs w:val="18"/>
-              </w:rPr>
-              <w:t xml:space="preserve">73.5%</w:t>
-            </w:r>
-          </w:p>
-        </w:tc>
-      </w:tr>
-      <w:tr>
-        <w:tc>
-          <w:tcPr>
-            <w:tcW w:type="dxa" w:w="1983"/>
-            <w:tcBorders>
-              <w:top w:val="single" w:color="AAAAAA" w:sz="1"/>
-              <w:left w:val="single" w:color="AAAAAA" w:sz="1"/>
-              <w:bottom w:val="single" w:color="AAAAAA" w:sz="1"/>
-              <w:right w:val="single" w:color="AAAAAA" w:sz="1"/>
-            </w:tcBorders>
-            <w:vAlign w:val="center"/>
-          </w:tcPr>
-          <w:p>
-            <w:pPr>
-              <w:spacing w:after="40" w:before="40"/>
-              <w:jc w:val="left"/>
-            </w:pPr>
-            <w:r>
-              <w:rPr>
-                <w:rFonts w:ascii="맑은 고딕" w:cs="맑은 고딕" w:eastAsia="맑은 고딕" w:hAnsi="맑은 고딕"/>
-                <w:b w:val="false"/>
-                <w:bCs w:val="false"/>
-                <w:color w:val="000000"/>
-                <w:sz w:val="18"/>
-                <w:szCs w:val="18"/>
-              </w:rPr>
-              <w:t xml:space="preserve">평균</w:t>
-            </w:r>
-          </w:p>
-        </w:tc>
-        <w:tc>
-          <w:tcPr>
-            <w:tcW w:type="dxa" w:w="1983"/>
-            <w:tcBorders>
-              <w:top w:val="single" w:color="AAAAAA" w:sz="1"/>
-              <w:left w:val="single" w:color="AAAAAA" w:sz="1"/>
-              <w:bottom w:val="single" w:color="AAAAAA" w:sz="1"/>
-              <w:right w:val="single" w:color="AAAAAA" w:sz="1"/>
-            </w:tcBorders>
-            <w:vAlign w:val="center"/>
-          </w:tcPr>
-          <w:p>
-            <w:pPr>
-              <w:spacing w:after="40" w:before="40"/>
-              <w:jc w:val="left"/>
-            </w:pPr>
-            <w:r>
-              <w:rPr>
-                <w:rFonts w:ascii="맑은 고딕" w:cs="맑은 고딕" w:eastAsia="맑은 고딕" w:hAnsi="맑은 고딕"/>
-                <w:b w:val="false"/>
-                <w:bCs w:val="false"/>
-                <w:color w:val="000000"/>
-                <w:sz w:val="18"/>
-                <w:szCs w:val="18"/>
-              </w:rPr>
-              <w:t xml:space="preserve">약 634,759ms</w:t>
-            </w:r>
-          </w:p>
-        </w:tc>
-        <w:tc>
-          <w:tcPr>
-            <w:tcW w:type="dxa" w:w="1983"/>
-            <w:tcBorders>
-              <w:top w:val="single" w:color="AAAAAA" w:sz="1"/>
-              <w:left w:val="single" w:color="AAAAAA" w:sz="1"/>
-              <w:bottom w:val="single" w:color="AAAAAA" w:sz="1"/>
-              <w:right w:val="single" w:color="AAAAAA" w:sz="1"/>
-            </w:tcBorders>
-            <w:vAlign w:val="center"/>
-          </w:tcPr>
-          <w:p>
-            <w:pPr>
-              <w:spacing w:after="40" w:before="40"/>
-              <w:jc w:val="left"/>
-            </w:pPr>
-            <w:r>
-              <w:rPr>
-                <w:rFonts w:ascii="맑은 고딕" w:cs="맑은 고딕" w:eastAsia="맑은 고딕" w:hAnsi="맑은 고딕"/>
-                <w:b w:val="false"/>
-                <w:bCs w:val="false"/>
-                <w:color w:val="000000"/>
-                <w:sz w:val="18"/>
-                <w:szCs w:val="18"/>
-              </w:rPr>
-              <w:t xml:space="preserve">약 169,974ms</w:t>
-            </w:r>
-          </w:p>
-        </w:tc>
-        <w:tc>
-          <w:tcPr>
-            <w:tcW w:type="dxa" w:w="1983"/>
-            <w:tcBorders>
-              <w:top w:val="single" w:color="AAAAAA" w:sz="1"/>
-              <w:left w:val="single" w:color="AAAAAA" w:sz="1"/>
-              <w:bottom w:val="single" w:color="AAAAAA" w:sz="1"/>
-              <w:right w:val="single" w:color="AAAAAA" w:sz="1"/>
-            </w:tcBorders>
-            <w:vAlign w:val="center"/>
-          </w:tcPr>
-          <w:p>
-            <w:pPr>
-              <w:spacing w:after="40" w:before="40"/>
-              <w:jc w:val="left"/>
-            </w:pPr>
-            <w:r>
-              <w:rPr>
-                <w:rFonts w:ascii="맑은 고딕" w:cs="맑은 고딕" w:eastAsia="맑은 고딕" w:hAnsi="맑은 고딕"/>
-                <w:b w:val="false"/>
-                <w:bCs w:val="false"/>
-                <w:color w:val="000000"/>
-                <w:sz w:val="18"/>
-                <w:szCs w:val="18"/>
-              </w:rPr>
-              <w:t xml:space="preserve">73.2%</w:t>
-            </w:r>
-          </w:p>
-        </w:tc>
-      </w:tr>
-    </w:tbl>
-    <w:p>
-      <w:pPr>
-        <w:spacing w:after="80"/>
-      </w:pPr>
-    </w:p>
-    <w:p>
-      <w:pPr>
-        <w:spacing w:after="120" w:line="240"/>
-      </w:pPr>
-      <w:r>
-        <w:rPr>
-          <w:rFonts w:ascii="맑은 고딕" w:cs="맑은 고딕" w:eastAsia="맑은 고딕" w:hAnsi="맑은 고딕"/>
-          <w:color w:val="000000"/>
-          <w:sz w:val="20"/>
-          <w:szCs w:val="20"/>
-        </w:rPr>
-        <w:t xml:space="preserve">다섯 개 시드 모두 70% 이상의 개선을 보였으며, 시드에 따른 개선율 편차는 약 2.5%p 범위에 머물렀다. 같은 시드 값으로 `compute-stats.js`를 실행하면 같은 결과를 얻을 수 있다.</w:t>
-      </w:r>
-    </w:p>
-    <w:p>
-      <w:pPr>
-        <w:spacing w:after="120" w:line="240"/>
-      </w:pPr>
-      <w:r>
-        <w:rPr>
-          <w:rFonts w:ascii="맑은 고딕" w:cs="맑은 고딕" w:eastAsia="맑은 고딕" w:hAnsi="맑은 고딕"/>
-          <w:b/>
-          <w:bCs/>
-          <w:color w:val="000000"/>
-          <w:sz w:val="20"/>
-          <w:szCs w:val="20"/>
-        </w:rPr>
-        <w:t xml:space="preserve">부스팅이 작동하는 기준 차이</w:t>
-      </w:r>
-      <w:r>
-        <w:rPr>
-          <w:rFonts w:ascii="맑은 고딕" w:cs="맑은 고딕" w:eastAsia="맑은 고딕" w:hAnsi="맑은 고딕"/>
-          <w:color w:val="000000"/>
-          <w:sz w:val="20"/>
-          <w:szCs w:val="20"/>
-        </w:rPr>
-        <w:t xml:space="preserve">: 기본 실험(run-extended.js)은 "30건 처리마다", 선점형 실험(run-multi-seed.js)은 "5,000ms마다"이다. 기본 실험은 모든 요청이 Q0 안에서 완료되므로 부스팅이 실제로 적용되는 일은 없다.</w:t>
-      </w:r>
-    </w:p>
-    <w:p>
-      <w:pPr>
-        <w:spacing w:after="120" w:line="240"/>
-      </w:pPr>
-      <w:r>
-        <w:rPr>
-          <w:rFonts w:ascii="맑은 고딕" w:cs="맑은 고딕" w:eastAsia="맑은 고딕" w:hAnsi="맑은 고딕"/>
-          <w:b/>
-          <w:bCs/>
-          <w:color w:val="000000"/>
-          <w:sz w:val="20"/>
-          <w:szCs w:val="20"/>
-        </w:rPr>
-        <w:t xml:space="preserve">선점형 시뮬레이션 해석</w:t>
-      </w:r>
-      <w:r>
-        <w:rPr>
-          <w:rFonts w:ascii="맑은 고딕" w:cs="맑은 고딕" w:eastAsia="맑은 고딕" w:hAnsi="맑은 고딕"/>
-          <w:color w:val="000000"/>
-          <w:sz w:val="20"/>
-          <w:szCs w:val="20"/>
-        </w:rPr>
-        <w:t xml:space="preserve">: 이 표의 개선율은 LLM 추론을 원하는 때에 멈추고 다시 시작할 수 있다고 가정했을 때, 이론적으로 얻을 수 있는 최대 개선폭이다. 실서버에서는 비선점형 MLFQ만 적용할 수 있다 (6.1절).</w:t>
-      </w:r>
-    </w:p>
-    <w:p>
-      <w:pPr>
-        <w:spacing w:after="120" w:line="240"/>
-      </w:pPr>
-      <w:r>
-        <w:rPr>
-          <w:rFonts w:ascii="맑은 고딕" w:cs="맑은 고딕" w:eastAsia="맑은 고딕" w:hAnsi="맑은 고딕"/>
-          <w:b/>
-          <w:bCs/>
-          <w:color w:val="000000"/>
-          <w:sz w:val="20"/>
-          <w:szCs w:val="20"/>
-        </w:rPr>
-        <w:t xml:space="preserve">표 B.2. Ollama 실서버 실험의 Priority 요청 우선순위 배정 (등급 × 요청 번호)</w:t>
+        <w:t xml:space="preserve">표 12. Priority 실험의 요청 우선순위 배정 (등급 × 요청 번호)</w:t>
       </w:r>
     </w:p>
     <w:tbl>
@@ -14999,7 +10268,2624 @@
           <w:sz w:val="20"/>
           <w:szCs w:val="20"/>
         </w:rPr>
-        <w:t xml:space="preserve">상위 등급일수록 URGENT와 HIGH 비율을 높이되, 모든 등급에 여러 우선순위가 섞이도록 배정하였다. 이렇게 한 이유는 구독 등급과 요청 우선순위가 서로 상관없는 두 기준임을 실험으로 확인하기 위해서이다. 이 배정에 따라 Priority 스케줄러에서는 Enterprise의 NORMAL 요청이 Premium의 URGENT 요청보다 뒤로 밀리고, Free의 NORMAL 요청이 Standard의 LOW 요청보다 앞당겨지는 현상이 5.4절에서 확인되었다.</w:t>
+        <w:t xml:space="preserve">그 결과 Enterprise의 NORMAL 요청이 Premium의 URGENT 요청에 밀려 Enterprise 평균 대기시간은 FCFS 대비 증가하였다(432 → 664ms). 반면 Free의 NORMAL 요청은 Standard의 LOW 요청보다 먼저 처리되어 Free 평균 대기시간은 오히려 감소하였다(3,561 → 3,371ms). </w:t>
+      </w:r>
+      <w:r>
+        <w:rPr>
+          <w:rFonts w:ascii="맑은 고딕" w:cs="맑은 고딕" w:eastAsia="맑은 고딕" w:hAnsi="맑은 고딕"/>
+          <w:b/>
+          <w:bCs/>
+          <w:color w:val="000000"/>
+          <w:sz w:val="20"/>
+          <w:szCs w:val="20"/>
+        </w:rPr>
+        <w:t xml:space="preserve">WFQ</w:t>
+      </w:r>
+      <w:r>
+        <w:rPr>
+          <w:rFonts w:ascii="맑은 고딕" w:cs="맑은 고딕" w:eastAsia="맑은 고딕" w:hAnsi="맑은 고딕"/>
+          <w:color w:val="000000"/>
+          <w:sz w:val="20"/>
+          <w:szCs w:val="20"/>
+        </w:rPr>
+        <w:t xml:space="preserve">는 가중치에 따라 Enterprise가 먼저 처리되었다. 요청 수가 적어 등급별 극단적 차이까지는 드러나지 않았으나 시뮬레이션과 같은 패턴이 나타났다.</w:t>
+      </w:r>
+    </w:p>
+    <w:p>
+      <w:pPr>
+        <w:spacing w:after="130" w:before="220" w:line="240"/>
+      </w:pPr>
+      <w:r>
+        <w:rPr>
+          <w:rFonts w:ascii="맑은 고딕" w:cs="맑은 고딕" w:eastAsia="맑은 고딕" w:hAnsi="맑은 고딕"/>
+          <w:b/>
+          <w:bCs/>
+          <w:color w:val="333333"/>
+          <w:sz w:val="24"/>
+          <w:szCs w:val="24"/>
+        </w:rPr>
+        <w:t xml:space="preserve">5.5 공정성 분석</w:t>
+      </w:r>
+    </w:p>
+    <w:p>
+      <w:pPr>
+        <w:spacing w:after="120" w:line="240"/>
+        <w:ind w:left="360"/>
+      </w:pPr>
+      <w:r>
+        <w:rPr>
+          <w:rFonts w:ascii="맑은 고딕" w:cs="맑은 고딕" w:eastAsia="맑은 고딕" w:hAnsi="맑은 고딕"/>
+          <w:i/>
+          <w:iCs/>
+          <w:color w:val="333333"/>
+          <w:sz w:val="20"/>
+          <w:szCs w:val="20"/>
+        </w:rPr>
+        <w:t xml:space="preserve">JFI 계산 방식의 차이부터 짚어둔다. 이 분석에서는 두 가지 기준을 실험 목적에 맞게 구분해 사용하였다.</w:t>
+      </w:r>
+    </w:p>
+    <w:p>
+      <w:pPr>
+        <w:pStyle w:val="ListParagraph"/>
+        <w:numPr>
+          <w:ilvl w:val="0"/>
+          <w:numId w:val="3"/>
+        </w:numPr>
+        <w:spacing w:after="80" w:line="240"/>
+      </w:pPr>
+      <w:r>
+        <w:rPr>
+          <w:rFonts w:ascii="맑은 고딕" w:cs="맑은 고딕" w:eastAsia="맑은 고딕" w:hAnsi="맑은 고딕"/>
+          <w:color w:val="000000"/>
+          <w:sz w:val="20"/>
+          <w:szCs w:val="20"/>
+        </w:rPr>
+        <w:t xml:space="preserve">FCFS, Priority, MLFQ: 등급 간 대기시간 차이 측정 → </w:t>
+      </w:r>
+      <w:r>
+        <w:rPr>
+          <w:rFonts w:ascii="맑은 고딕" w:cs="맑은 고딕" w:eastAsia="맑은 고딕" w:hAnsi="맑은 고딕"/>
+          <w:b/>
+          <w:bCs/>
+          <w:color w:val="000000"/>
+          <w:sz w:val="20"/>
+          <w:szCs w:val="20"/>
+        </w:rPr>
+        <w:t xml:space="preserve">대기시간 기반 JFI</w:t>
+      </w:r>
+      <w:r>
+        <w:rPr>
+          <w:rFonts w:ascii="맑은 고딕" w:cs="맑은 고딕" w:eastAsia="맑은 고딕" w:hAnsi="맑은 고딕"/>
+          <w:color w:val="000000"/>
+          <w:sz w:val="20"/>
+          <w:szCs w:val="20"/>
+        </w:rPr>
+        <w:t xml:space="preserve"> (값이 1에 가까울수록 균등)</w:t>
+      </w:r>
+    </w:p>
+    <w:p>
+      <w:pPr>
+        <w:pStyle w:val="ListParagraph"/>
+        <w:numPr>
+          <w:ilvl w:val="0"/>
+          <w:numId w:val="3"/>
+        </w:numPr>
+        <w:spacing w:after="80" w:line="240"/>
+      </w:pPr>
+      <w:r>
+        <w:rPr>
+          <w:rFonts w:ascii="맑은 고딕" w:cs="맑은 고딕" w:eastAsia="맑은 고딕" w:hAnsi="맑은 고딕"/>
+          <w:color w:val="000000"/>
+          <w:sz w:val="20"/>
+          <w:szCs w:val="20"/>
+        </w:rPr>
+        <w:t xml:space="preserve">WFQ: 가중치 비례 처리량 배분 측정 → WFQScheduler 내장의 </w:t>
+      </w:r>
+      <w:r>
+        <w:rPr>
+          <w:rFonts w:ascii="맑은 고딕" w:cs="맑은 고딕" w:eastAsia="맑은 고딕" w:hAnsi="맑은 고딕"/>
+          <w:b/>
+          <w:bCs/>
+          <w:color w:val="000000"/>
+          <w:sz w:val="20"/>
+          <w:szCs w:val="20"/>
+        </w:rPr>
+        <w:t xml:space="preserve">처리량 기반 JFI</w:t>
+      </w:r>
+      <w:r>
+        <w:rPr>
+          <w:rFonts w:ascii="맑은 고딕" w:cs="맑은 고딕" w:eastAsia="맑은 고딕" w:hAnsi="맑은 고딕"/>
+          <w:color w:val="000000"/>
+          <w:sz w:val="20"/>
+          <w:szCs w:val="20"/>
+        </w:rPr>
+        <w:t xml:space="preserve"> (가중치에 정확히 비례하면 1에 가까워짐)</w:t>
+      </w:r>
+    </w:p>
+    <w:p>
+      <w:pPr>
+        <w:spacing w:after="120" w:line="240"/>
+      </w:pPr>
+      <w:r>
+        <w:rPr>
+          <w:rFonts w:ascii="맑은 고딕" w:cs="맑은 고딕" w:eastAsia="맑은 고딕" w:hAnsi="맑은 고딕"/>
+          <w:color w:val="000000"/>
+          <w:sz w:val="20"/>
+          <w:szCs w:val="20"/>
+        </w:rPr>
+        <w:t xml:space="preserve">표 13의 0.316과 1.000은 계산 기준이 달라 직접 비교하지 않는다. 각 값의 의미는 아래에서 따로 해석한다.</w:t>
+      </w:r>
+    </w:p>
+    <w:p>
+      <w:pPr>
+        <w:spacing w:after="80" w:line="240"/>
+      </w:pPr>
+      <w:r>
+        <w:rPr>
+          <w:rFonts w:ascii="맑은 고딕" w:cs="맑은 고딕" w:eastAsia="맑은 고딕" w:hAnsi="맑은 고딕"/>
+          <w:b/>
+          <w:bCs/>
+          <w:color w:val="000000"/>
+          <w:sz w:val="20"/>
+          <w:szCs w:val="20"/>
+        </w:rPr>
+        <w:t xml:space="preserve">표 13. 알고리즘별 JFI 비교 (기본 실험, 500건)</w:t>
+      </w:r>
+    </w:p>
+    <w:tbl>
+      <w:tblPr>
+        <w:tblW w:type="auto" w:w="100"/>
+        <w:tblBorders>
+          <w:top w:val="single" w:color="auto" w:sz="4"/>
+          <w:left w:val="single" w:color="auto" w:sz="4"/>
+          <w:bottom w:val="single" w:color="auto" w:sz="4"/>
+          <w:right w:val="single" w:color="auto" w:sz="4"/>
+          <w:insideH w:val="single" w:color="auto" w:sz="4"/>
+          <w:insideV w:val="single" w:color="auto" w:sz="4"/>
+        </w:tblBorders>
+      </w:tblPr>
+      <w:tblGrid>
+        <w:gridCol w:w="1983"/>
+        <w:gridCol w:w="1983"/>
+        <w:gridCol w:w="1983"/>
+        <w:gridCol w:w="1983"/>
+      </w:tblGrid>
+      <w:tr>
+        <w:tc>
+          <w:tcPr>
+            <w:tcW w:type="dxa" w:w="1983"/>
+            <w:tcBorders>
+              <w:top w:val="single" w:color="AAAAAA" w:sz="1"/>
+              <w:left w:val="single" w:color="AAAAAA" w:sz="1"/>
+              <w:bottom w:val="single" w:color="AAAAAA" w:sz="1"/>
+              <w:right w:val="single" w:color="AAAAAA" w:sz="1"/>
+            </w:tcBorders>
+            <w:shd w:fill="D9E2F3" w:val="clear"/>
+            <w:vAlign w:val="center"/>
+          </w:tcPr>
+          <w:p>
+            <w:pPr>
+              <w:spacing w:after="40" w:before="40"/>
+              <w:jc w:val="center"/>
+            </w:pPr>
+            <w:r>
+              <w:rPr>
+                <w:rFonts w:ascii="맑은 고딕" w:cs="맑은 고딕" w:eastAsia="맑은 고딕" w:hAnsi="맑은 고딕"/>
+                <w:b/>
+                <w:bCs/>
+                <w:color w:val="000000"/>
+                <w:sz w:val="18"/>
+                <w:szCs w:val="18"/>
+              </w:rPr>
+              <w:t xml:space="preserve">스케줄러</w:t>
+            </w:r>
+          </w:p>
+        </w:tc>
+        <w:tc>
+          <w:tcPr>
+            <w:tcW w:type="dxa" w:w="1983"/>
+            <w:tcBorders>
+              <w:top w:val="single" w:color="AAAAAA" w:sz="1"/>
+              <w:left w:val="single" w:color="AAAAAA" w:sz="1"/>
+              <w:bottom w:val="single" w:color="AAAAAA" w:sz="1"/>
+              <w:right w:val="single" w:color="AAAAAA" w:sz="1"/>
+            </w:tcBorders>
+            <w:shd w:fill="D9E2F3" w:val="clear"/>
+            <w:vAlign w:val="center"/>
+          </w:tcPr>
+          <w:p>
+            <w:pPr>
+              <w:spacing w:after="40" w:before="40"/>
+              <w:jc w:val="center"/>
+            </w:pPr>
+            <w:r>
+              <w:rPr>
+                <w:rFonts w:ascii="맑은 고딕" w:cs="맑은 고딕" w:eastAsia="맑은 고딕" w:hAnsi="맑은 고딕"/>
+                <w:b/>
+                <w:bCs/>
+                <w:color w:val="000000"/>
+                <w:sz w:val="18"/>
+                <w:szCs w:val="18"/>
+              </w:rPr>
+              <w:t xml:space="preserve">JFI</w:t>
+            </w:r>
+          </w:p>
+        </w:tc>
+        <w:tc>
+          <w:tcPr>
+            <w:tcW w:type="dxa" w:w="1983"/>
+            <w:tcBorders>
+              <w:top w:val="single" w:color="AAAAAA" w:sz="1"/>
+              <w:left w:val="single" w:color="AAAAAA" w:sz="1"/>
+              <w:bottom w:val="single" w:color="AAAAAA" w:sz="1"/>
+              <w:right w:val="single" w:color="AAAAAA" w:sz="1"/>
+            </w:tcBorders>
+            <w:shd w:fill="D9E2F3" w:val="clear"/>
+            <w:vAlign w:val="center"/>
+          </w:tcPr>
+          <w:p>
+            <w:pPr>
+              <w:spacing w:after="40" w:before="40"/>
+              <w:jc w:val="center"/>
+            </w:pPr>
+            <w:r>
+              <w:rPr>
+                <w:rFonts w:ascii="맑은 고딕" w:cs="맑은 고딕" w:eastAsia="맑은 고딕" w:hAnsi="맑은 고딕"/>
+                <w:b/>
+                <w:bCs/>
+                <w:color w:val="000000"/>
+                <w:sz w:val="18"/>
+                <w:szCs w:val="18"/>
+              </w:rPr>
+              <w:t xml:space="preserve">계산 방식</w:t>
+            </w:r>
+          </w:p>
+        </w:tc>
+        <w:tc>
+          <w:tcPr>
+            <w:tcW w:type="dxa" w:w="1983"/>
+            <w:tcBorders>
+              <w:top w:val="single" w:color="AAAAAA" w:sz="1"/>
+              <w:left w:val="single" w:color="AAAAAA" w:sz="1"/>
+              <w:bottom w:val="single" w:color="AAAAAA" w:sz="1"/>
+              <w:right w:val="single" w:color="AAAAAA" w:sz="1"/>
+            </w:tcBorders>
+            <w:shd w:fill="D9E2F3" w:val="clear"/>
+            <w:vAlign w:val="center"/>
+          </w:tcPr>
+          <w:p>
+            <w:pPr>
+              <w:spacing w:after="40" w:before="40"/>
+              <w:jc w:val="center"/>
+            </w:pPr>
+            <w:r>
+              <w:rPr>
+                <w:rFonts w:ascii="맑은 고딕" w:cs="맑은 고딕" w:eastAsia="맑은 고딕" w:hAnsi="맑은 고딕"/>
+                <w:b/>
+                <w:bCs/>
+                <w:color w:val="000000"/>
+                <w:sz w:val="18"/>
+                <w:szCs w:val="18"/>
+              </w:rPr>
+              <w:t xml:space="preserve">해석</w:t>
+            </w:r>
+          </w:p>
+        </w:tc>
+      </w:tr>
+      <w:tr>
+        <w:tc>
+          <w:tcPr>
+            <w:tcW w:type="dxa" w:w="1983"/>
+            <w:tcBorders>
+              <w:top w:val="single" w:color="AAAAAA" w:sz="1"/>
+              <w:left w:val="single" w:color="AAAAAA" w:sz="1"/>
+              <w:bottom w:val="single" w:color="AAAAAA" w:sz="1"/>
+              <w:right w:val="single" w:color="AAAAAA" w:sz="1"/>
+            </w:tcBorders>
+            <w:vAlign w:val="center"/>
+          </w:tcPr>
+          <w:p>
+            <w:pPr>
+              <w:spacing w:after="40" w:before="40"/>
+              <w:jc w:val="left"/>
+            </w:pPr>
+            <w:r>
+              <w:rPr>
+                <w:rFonts w:ascii="맑은 고딕" w:cs="맑은 고딕" w:eastAsia="맑은 고딕" w:hAnsi="맑은 고딕"/>
+                <w:b w:val="false"/>
+                <w:bCs w:val="false"/>
+                <w:color w:val="000000"/>
+                <w:sz w:val="18"/>
+                <w:szCs w:val="18"/>
+              </w:rPr>
+              <w:t xml:space="preserve">FCFS</w:t>
+            </w:r>
+          </w:p>
+        </w:tc>
+        <w:tc>
+          <w:tcPr>
+            <w:tcW w:type="dxa" w:w="1983"/>
+            <w:tcBorders>
+              <w:top w:val="single" w:color="AAAAAA" w:sz="1"/>
+              <w:left w:val="single" w:color="AAAAAA" w:sz="1"/>
+              <w:bottom w:val="single" w:color="AAAAAA" w:sz="1"/>
+              <w:right w:val="single" w:color="AAAAAA" w:sz="1"/>
+            </w:tcBorders>
+            <w:vAlign w:val="center"/>
+          </w:tcPr>
+          <w:p>
+            <w:pPr>
+              <w:spacing w:after="40" w:before="40"/>
+              <w:jc w:val="left"/>
+            </w:pPr>
+            <w:r>
+              <w:rPr>
+                <w:rFonts w:ascii="맑은 고딕" w:cs="맑은 고딕" w:eastAsia="맑은 고딕" w:hAnsi="맑은 고딕"/>
+                <w:b w:val="false"/>
+                <w:bCs w:val="false"/>
+                <w:color w:val="000000"/>
+                <w:sz w:val="18"/>
+                <w:szCs w:val="18"/>
+              </w:rPr>
+              <w:t xml:space="preserve">1.000</w:t>
+            </w:r>
+          </w:p>
+        </w:tc>
+        <w:tc>
+          <w:tcPr>
+            <w:tcW w:type="dxa" w:w="1983"/>
+            <w:tcBorders>
+              <w:top w:val="single" w:color="AAAAAA" w:sz="1"/>
+              <w:left w:val="single" w:color="AAAAAA" w:sz="1"/>
+              <w:bottom w:val="single" w:color="AAAAAA" w:sz="1"/>
+              <w:right w:val="single" w:color="AAAAAA" w:sz="1"/>
+            </w:tcBorders>
+            <w:vAlign w:val="center"/>
+          </w:tcPr>
+          <w:p>
+            <w:pPr>
+              <w:spacing w:after="40" w:before="40"/>
+              <w:jc w:val="left"/>
+            </w:pPr>
+            <w:r>
+              <w:rPr>
+                <w:rFonts w:ascii="맑은 고딕" w:cs="맑은 고딕" w:eastAsia="맑은 고딕" w:hAnsi="맑은 고딕"/>
+                <w:b w:val="false"/>
+                <w:bCs w:val="false"/>
+                <w:color w:val="000000"/>
+                <w:sz w:val="18"/>
+                <w:szCs w:val="18"/>
+              </w:rPr>
+              <w:t xml:space="preserve">대기시간 기반</w:t>
+            </w:r>
+          </w:p>
+        </w:tc>
+        <w:tc>
+          <w:tcPr>
+            <w:tcW w:type="dxa" w:w="1983"/>
+            <w:tcBorders>
+              <w:top w:val="single" w:color="AAAAAA" w:sz="1"/>
+              <w:left w:val="single" w:color="AAAAAA" w:sz="1"/>
+              <w:bottom w:val="single" w:color="AAAAAA" w:sz="1"/>
+              <w:right w:val="single" w:color="AAAAAA" w:sz="1"/>
+            </w:tcBorders>
+            <w:vAlign w:val="center"/>
+          </w:tcPr>
+          <w:p>
+            <w:pPr>
+              <w:spacing w:after="40" w:before="40"/>
+              <w:jc w:val="left"/>
+            </w:pPr>
+            <w:r>
+              <w:rPr>
+                <w:rFonts w:ascii="맑은 고딕" w:cs="맑은 고딕" w:eastAsia="맑은 고딕" w:hAnsi="맑은 고딕"/>
+                <w:b w:val="false"/>
+                <w:bCs w:val="false"/>
+                <w:color w:val="000000"/>
+                <w:sz w:val="18"/>
+                <w:szCs w:val="18"/>
+              </w:rPr>
+              <w:t xml:space="preserve">완전 공정 (도착 순서대로 처리)</w:t>
+            </w:r>
+          </w:p>
+        </w:tc>
+      </w:tr>
+      <w:tr>
+        <w:tc>
+          <w:tcPr>
+            <w:tcW w:type="dxa" w:w="1983"/>
+            <w:tcBorders>
+              <w:top w:val="single" w:color="AAAAAA" w:sz="1"/>
+              <w:left w:val="single" w:color="AAAAAA" w:sz="1"/>
+              <w:bottom w:val="single" w:color="AAAAAA" w:sz="1"/>
+              <w:right w:val="single" w:color="AAAAAA" w:sz="1"/>
+            </w:tcBorders>
+            <w:vAlign w:val="center"/>
+          </w:tcPr>
+          <w:p>
+            <w:pPr>
+              <w:spacing w:after="40" w:before="40"/>
+              <w:jc w:val="left"/>
+            </w:pPr>
+            <w:r>
+              <w:rPr>
+                <w:rFonts w:ascii="맑은 고딕" w:cs="맑은 고딕" w:eastAsia="맑은 고딕" w:hAnsi="맑은 고딕"/>
+                <w:b w:val="false"/>
+                <w:bCs w:val="false"/>
+                <w:color w:val="000000"/>
+                <w:sz w:val="18"/>
+                <w:szCs w:val="18"/>
+              </w:rPr>
+              <w:t xml:space="preserve">Priority</w:t>
+            </w:r>
+          </w:p>
+        </w:tc>
+        <w:tc>
+          <w:tcPr>
+            <w:tcW w:type="dxa" w:w="1983"/>
+            <w:tcBorders>
+              <w:top w:val="single" w:color="AAAAAA" w:sz="1"/>
+              <w:left w:val="single" w:color="AAAAAA" w:sz="1"/>
+              <w:bottom w:val="single" w:color="AAAAAA" w:sz="1"/>
+              <w:right w:val="single" w:color="AAAAAA" w:sz="1"/>
+            </w:tcBorders>
+            <w:vAlign w:val="center"/>
+          </w:tcPr>
+          <w:p>
+            <w:pPr>
+              <w:spacing w:after="40" w:before="40"/>
+              <w:jc w:val="left"/>
+            </w:pPr>
+            <w:r>
+              <w:rPr>
+                <w:rFonts w:ascii="맑은 고딕" w:cs="맑은 고딕" w:eastAsia="맑은 고딕" w:hAnsi="맑은 고딕"/>
+                <w:b w:val="false"/>
+                <w:bCs w:val="false"/>
+                <w:color w:val="000000"/>
+                <w:sz w:val="18"/>
+                <w:szCs w:val="18"/>
+              </w:rPr>
+              <w:t xml:space="preserve">1.000</w:t>
+            </w:r>
+          </w:p>
+        </w:tc>
+        <w:tc>
+          <w:tcPr>
+            <w:tcW w:type="dxa" w:w="1983"/>
+            <w:tcBorders>
+              <w:top w:val="single" w:color="AAAAAA" w:sz="1"/>
+              <w:left w:val="single" w:color="AAAAAA" w:sz="1"/>
+              <w:bottom w:val="single" w:color="AAAAAA" w:sz="1"/>
+              <w:right w:val="single" w:color="AAAAAA" w:sz="1"/>
+            </w:tcBorders>
+            <w:vAlign w:val="center"/>
+          </w:tcPr>
+          <w:p>
+            <w:pPr>
+              <w:spacing w:after="40" w:before="40"/>
+              <w:jc w:val="left"/>
+            </w:pPr>
+            <w:r>
+              <w:rPr>
+                <w:rFonts w:ascii="맑은 고딕" w:cs="맑은 고딕" w:eastAsia="맑은 고딕" w:hAnsi="맑은 고딕"/>
+                <w:b w:val="false"/>
+                <w:bCs w:val="false"/>
+                <w:color w:val="000000"/>
+                <w:sz w:val="18"/>
+                <w:szCs w:val="18"/>
+              </w:rPr>
+              <w:t xml:space="preserve">대기시간 기반</w:t>
+            </w:r>
+          </w:p>
+        </w:tc>
+        <w:tc>
+          <w:tcPr>
+            <w:tcW w:type="dxa" w:w="1983"/>
+            <w:tcBorders>
+              <w:top w:val="single" w:color="AAAAAA" w:sz="1"/>
+              <w:left w:val="single" w:color="AAAAAA" w:sz="1"/>
+              <w:bottom w:val="single" w:color="AAAAAA" w:sz="1"/>
+              <w:right w:val="single" w:color="AAAAAA" w:sz="1"/>
+            </w:tcBorders>
+            <w:vAlign w:val="center"/>
+          </w:tcPr>
+          <w:p>
+            <w:pPr>
+              <w:spacing w:after="40" w:before="40"/>
+              <w:jc w:val="left"/>
+            </w:pPr>
+            <w:r>
+              <w:rPr>
+                <w:rFonts w:ascii="맑은 고딕" w:cs="맑은 고딕" w:eastAsia="맑은 고딕" w:hAnsi="맑은 고딕"/>
+                <w:b w:val="false"/>
+                <w:bCs w:val="false"/>
+                <w:color w:val="000000"/>
+                <w:sz w:val="18"/>
+                <w:szCs w:val="18"/>
+              </w:rPr>
+              <w:t xml:space="preserve">사용자 간 공정 (우선순위는 요청 단위)</w:t>
+            </w:r>
+          </w:p>
+        </w:tc>
+      </w:tr>
+      <w:tr>
+        <w:tc>
+          <w:tcPr>
+            <w:tcW w:type="dxa" w:w="1983"/>
+            <w:tcBorders>
+              <w:top w:val="single" w:color="AAAAAA" w:sz="1"/>
+              <w:left w:val="single" w:color="AAAAAA" w:sz="1"/>
+              <w:bottom w:val="single" w:color="AAAAAA" w:sz="1"/>
+              <w:right w:val="single" w:color="AAAAAA" w:sz="1"/>
+            </w:tcBorders>
+            <w:vAlign w:val="center"/>
+          </w:tcPr>
+          <w:p>
+            <w:pPr>
+              <w:spacing w:after="40" w:before="40"/>
+              <w:jc w:val="left"/>
+            </w:pPr>
+            <w:r>
+              <w:rPr>
+                <w:rFonts w:ascii="맑은 고딕" w:cs="맑은 고딕" w:eastAsia="맑은 고딕" w:hAnsi="맑은 고딕"/>
+                <w:b w:val="false"/>
+                <w:bCs w:val="false"/>
+                <w:color w:val="000000"/>
+                <w:sz w:val="18"/>
+                <w:szCs w:val="18"/>
+              </w:rPr>
+              <w:t xml:space="preserve">MLFQ</w:t>
+            </w:r>
+          </w:p>
+        </w:tc>
+        <w:tc>
+          <w:tcPr>
+            <w:tcW w:type="dxa" w:w="1983"/>
+            <w:tcBorders>
+              <w:top w:val="single" w:color="AAAAAA" w:sz="1"/>
+              <w:left w:val="single" w:color="AAAAAA" w:sz="1"/>
+              <w:bottom w:val="single" w:color="AAAAAA" w:sz="1"/>
+              <w:right w:val="single" w:color="AAAAAA" w:sz="1"/>
+            </w:tcBorders>
+            <w:vAlign w:val="center"/>
+          </w:tcPr>
+          <w:p>
+            <w:pPr>
+              <w:spacing w:after="40" w:before="40"/>
+              <w:jc w:val="left"/>
+            </w:pPr>
+            <w:r>
+              <w:rPr>
+                <w:rFonts w:ascii="맑은 고딕" w:cs="맑은 고딕" w:eastAsia="맑은 고딕" w:hAnsi="맑은 고딕"/>
+                <w:b w:val="false"/>
+                <w:bCs w:val="false"/>
+                <w:color w:val="000000"/>
+                <w:sz w:val="18"/>
+                <w:szCs w:val="18"/>
+              </w:rPr>
+              <w:t xml:space="preserve">1.000</w:t>
+            </w:r>
+          </w:p>
+        </w:tc>
+        <w:tc>
+          <w:tcPr>
+            <w:tcW w:type="dxa" w:w="1983"/>
+            <w:tcBorders>
+              <w:top w:val="single" w:color="AAAAAA" w:sz="1"/>
+              <w:left w:val="single" w:color="AAAAAA" w:sz="1"/>
+              <w:bottom w:val="single" w:color="AAAAAA" w:sz="1"/>
+              <w:right w:val="single" w:color="AAAAAA" w:sz="1"/>
+            </w:tcBorders>
+            <w:vAlign w:val="center"/>
+          </w:tcPr>
+          <w:p>
+            <w:pPr>
+              <w:spacing w:after="40" w:before="40"/>
+              <w:jc w:val="left"/>
+            </w:pPr>
+            <w:r>
+              <w:rPr>
+                <w:rFonts w:ascii="맑은 고딕" w:cs="맑은 고딕" w:eastAsia="맑은 고딕" w:hAnsi="맑은 고딕"/>
+                <w:b w:val="false"/>
+                <w:bCs w:val="false"/>
+                <w:color w:val="000000"/>
+                <w:sz w:val="18"/>
+                <w:szCs w:val="18"/>
+              </w:rPr>
+              <w:t xml:space="preserve">대기시간 기반</w:t>
+            </w:r>
+          </w:p>
+        </w:tc>
+        <w:tc>
+          <w:tcPr>
+            <w:tcW w:type="dxa" w:w="1983"/>
+            <w:tcBorders>
+              <w:top w:val="single" w:color="AAAAAA" w:sz="1"/>
+              <w:left w:val="single" w:color="AAAAAA" w:sz="1"/>
+              <w:bottom w:val="single" w:color="AAAAAA" w:sz="1"/>
+              <w:right w:val="single" w:color="AAAAAA" w:sz="1"/>
+            </w:tcBorders>
+            <w:vAlign w:val="center"/>
+          </w:tcPr>
+          <w:p>
+            <w:pPr>
+              <w:spacing w:after="40" w:before="40"/>
+              <w:jc w:val="left"/>
+            </w:pPr>
+            <w:r>
+              <w:rPr>
+                <w:rFonts w:ascii="맑은 고딕" w:cs="맑은 고딕" w:eastAsia="맑은 고딕" w:hAnsi="맑은 고딕"/>
+                <w:b w:val="false"/>
+                <w:bCs w:val="false"/>
+                <w:color w:val="000000"/>
+                <w:sz w:val="18"/>
+                <w:szCs w:val="18"/>
+              </w:rPr>
+              <w:t xml:space="preserve">완전 공정 (FCFS와 동일)</w:t>
+            </w:r>
+          </w:p>
+        </w:tc>
+      </w:tr>
+      <w:tr>
+        <w:tc>
+          <w:tcPr>
+            <w:tcW w:type="dxa" w:w="1983"/>
+            <w:tcBorders>
+              <w:top w:val="single" w:color="AAAAAA" w:sz="1"/>
+              <w:left w:val="single" w:color="AAAAAA" w:sz="1"/>
+              <w:bottom w:val="single" w:color="AAAAAA" w:sz="1"/>
+              <w:right w:val="single" w:color="AAAAAA" w:sz="1"/>
+            </w:tcBorders>
+            <w:vAlign w:val="center"/>
+          </w:tcPr>
+          <w:p>
+            <w:pPr>
+              <w:spacing w:after="40" w:before="40"/>
+              <w:jc w:val="left"/>
+            </w:pPr>
+            <w:r>
+              <w:rPr>
+                <w:rFonts w:ascii="맑은 고딕" w:cs="맑은 고딕" w:eastAsia="맑은 고딕" w:hAnsi="맑은 고딕"/>
+                <w:b w:val="false"/>
+                <w:bCs w:val="false"/>
+                <w:color w:val="000000"/>
+                <w:sz w:val="18"/>
+                <w:szCs w:val="18"/>
+              </w:rPr>
+              <w:t xml:space="preserve">WFQ</w:t>
+            </w:r>
+          </w:p>
+        </w:tc>
+        <w:tc>
+          <w:tcPr>
+            <w:tcW w:type="dxa" w:w="1983"/>
+            <w:tcBorders>
+              <w:top w:val="single" w:color="AAAAAA" w:sz="1"/>
+              <w:left w:val="single" w:color="AAAAAA" w:sz="1"/>
+              <w:bottom w:val="single" w:color="AAAAAA" w:sz="1"/>
+              <w:right w:val="single" w:color="AAAAAA" w:sz="1"/>
+            </w:tcBorders>
+            <w:vAlign w:val="center"/>
+          </w:tcPr>
+          <w:p>
+            <w:pPr>
+              <w:spacing w:after="40" w:before="40"/>
+              <w:jc w:val="left"/>
+            </w:pPr>
+            <w:r>
+              <w:rPr>
+                <w:rFonts w:ascii="맑은 고딕" w:cs="맑은 고딕" w:eastAsia="맑은 고딕" w:hAnsi="맑은 고딕"/>
+                <w:b w:val="false"/>
+                <w:bCs w:val="false"/>
+                <w:color w:val="000000"/>
+                <w:sz w:val="18"/>
+                <w:szCs w:val="18"/>
+              </w:rPr>
+              <w:t xml:space="preserve">0.316</w:t>
+            </w:r>
+          </w:p>
+        </w:tc>
+        <w:tc>
+          <w:tcPr>
+            <w:tcW w:type="dxa" w:w="1983"/>
+            <w:tcBorders>
+              <w:top w:val="single" w:color="AAAAAA" w:sz="1"/>
+              <w:left w:val="single" w:color="AAAAAA" w:sz="1"/>
+              <w:bottom w:val="single" w:color="AAAAAA" w:sz="1"/>
+              <w:right w:val="single" w:color="AAAAAA" w:sz="1"/>
+            </w:tcBorders>
+            <w:vAlign w:val="center"/>
+          </w:tcPr>
+          <w:p>
+            <w:pPr>
+              <w:spacing w:after="40" w:before="40"/>
+              <w:jc w:val="left"/>
+            </w:pPr>
+            <w:r>
+              <w:rPr>
+                <w:rFonts w:ascii="맑은 고딕" w:cs="맑은 고딕" w:eastAsia="맑은 고딕" w:hAnsi="맑은 고딕"/>
+                <w:b w:val="false"/>
+                <w:bCs w:val="false"/>
+                <w:color w:val="000000"/>
+                <w:sz w:val="18"/>
+                <w:szCs w:val="18"/>
+              </w:rPr>
+              <w:t xml:space="preserve">처리량 기반</w:t>
+            </w:r>
+          </w:p>
+        </w:tc>
+        <w:tc>
+          <w:tcPr>
+            <w:tcW w:type="dxa" w:w="1983"/>
+            <w:tcBorders>
+              <w:top w:val="single" w:color="AAAAAA" w:sz="1"/>
+              <w:left w:val="single" w:color="AAAAAA" w:sz="1"/>
+              <w:bottom w:val="single" w:color="AAAAAA" w:sz="1"/>
+              <w:right w:val="single" w:color="AAAAAA" w:sz="1"/>
+            </w:tcBorders>
+            <w:vAlign w:val="center"/>
+          </w:tcPr>
+          <w:p>
+            <w:pPr>
+              <w:spacing w:after="40" w:before="40"/>
+              <w:jc w:val="left"/>
+            </w:pPr>
+            <w:r>
+              <w:rPr>
+                <w:rFonts w:ascii="맑은 고딕" w:cs="맑은 고딕" w:eastAsia="맑은 고딕" w:hAnsi="맑은 고딕"/>
+                <w:b w:val="false"/>
+                <w:bCs w:val="false"/>
+                <w:color w:val="000000"/>
+                <w:sz w:val="18"/>
+                <w:szCs w:val="18"/>
+              </w:rPr>
+              <w:t xml:space="preserve">의도적 차등 (가중치 기반)</w:t>
+            </w:r>
+          </w:p>
+        </w:tc>
+      </w:tr>
+    </w:tbl>
+    <w:p>
+      <w:pPr>
+        <w:spacing w:after="80"/>
+      </w:pPr>
+    </w:p>
+    <w:p>
+      <w:pPr>
+        <w:spacing w:after="120" w:line="240"/>
+      </w:pPr>
+      <w:r>
+        <w:rPr>
+          <w:rFonts w:ascii="맑은 고딕" w:cs="맑은 고딕" w:eastAsia="맑은 고딕" w:hAnsi="맑은 고딕"/>
+          <w:color w:val="000000"/>
+          <w:sz w:val="20"/>
+          <w:szCs w:val="20"/>
+        </w:rPr>
+        <w:t xml:space="preserve">FCFS, Priority, MLFQ의 JFI 1.000은 세 알고리즘이 구독 등급을 고려하지 않기 때문이다. Priority는 처리 순서는 바뀌지만 우선순위가 요청 단위로 배정되어 사용자 간 차이는 없다.</w:t>
+      </w:r>
+    </w:p>
+    <w:p>
+      <w:pPr>
+        <w:spacing w:after="120" w:line="240"/>
+      </w:pPr>
+      <w:r>
+        <w:rPr>
+          <w:rFonts w:ascii="맑은 고딕" w:cs="맑은 고딕" w:eastAsia="맑은 고딕" w:hAnsi="맑은 고딕"/>
+          <w:color w:val="000000"/>
+          <w:sz w:val="20"/>
+          <w:szCs w:val="20"/>
+        </w:rPr>
+        <w:t xml:space="preserve">WFQ의 공정성은 두 관점에서 본다. 첫째, </w:t>
+      </w:r>
+      <w:r>
+        <w:rPr>
+          <w:rFonts w:ascii="맑은 고딕" w:cs="맑은 고딕" w:eastAsia="맑은 고딕" w:hAnsi="맑은 고딕"/>
+          <w:b/>
+          <w:bCs/>
+          <w:color w:val="000000"/>
+          <w:sz w:val="20"/>
+          <w:szCs w:val="20"/>
+        </w:rPr>
+        <w:t xml:space="preserve">처리량 기반 JFI = 0.316</w:t>
+      </w:r>
+      <w:r>
+        <w:rPr>
+          <w:rFonts w:ascii="맑은 고딕" w:cs="맑은 고딕" w:eastAsia="맑은 고딕" w:hAnsi="맑은 고딕"/>
+          <w:color w:val="000000"/>
+          <w:sz w:val="20"/>
+          <w:szCs w:val="20"/>
+        </w:rPr>
+        <w:t xml:space="preserve">은 WFQScheduler가 "처리 요청 수 ÷ 가중치"로 계산한 값이다. 사용자당 125건씩 동일 배정했으므로 Free(가중치 1)의 비율이 커지고 Enterprise(100)는 작아져 JFI가 1에서 멀어진다. 이 값 자체가 WFQ가 가중치를 반영해 처리했다는 것을 보여준다. 둘째, 등급 간 대기시간을 보면 Enterprise(약 1,862ms)가 Free(약 22,029ms) 대비 약 12배 짧아 가중치 비율(100:1)에 대응한다. 등급당 1명만 배치한 구성이라 같은 등급 내 공정성은 향후 연구 과제로 남긴다.</w:t>
+      </w:r>
+    </w:p>
+    <w:p>
+      <w:pPr>
+        <w:spacing w:after="130" w:before="220" w:line="240"/>
+      </w:pPr>
+      <w:r>
+        <w:rPr>
+          <w:rFonts w:ascii="맑은 고딕" w:cs="맑은 고딕" w:eastAsia="맑은 고딕" w:hAnsi="맑은 고딕"/>
+          <w:b/>
+          <w:bCs/>
+          <w:color w:val="333333"/>
+          <w:sz w:val="24"/>
+          <w:szCs w:val="24"/>
+        </w:rPr>
+        <w:t xml:space="preserve">5.6 결과 종합</w:t>
+      </w:r>
+    </w:p>
+    <w:p>
+      <w:pPr>
+        <w:spacing w:after="120" w:line="240"/>
+      </w:pPr>
+      <w:r>
+        <w:rPr>
+          <w:rFonts w:ascii="맑은 고딕" w:cs="맑은 고딕" w:eastAsia="맑은 고딕" w:hAnsi="맑은 고딕"/>
+          <w:color w:val="000000"/>
+          <w:sz w:val="20"/>
+          <w:szCs w:val="20"/>
+        </w:rPr>
+        <w:t xml:space="preserve">앞서 제시한 실험 결과를 종합하면 네 알고리즘의 처리 순서 기준, 성능 특성, 공정성 양상을 표 14와 같이 한눈에 비교할 수 있다.</w:t>
+      </w:r>
+    </w:p>
+    <w:p>
+      <w:pPr>
+        <w:spacing w:after="80" w:line="240"/>
+      </w:pPr>
+      <w:r>
+        <w:rPr>
+          <w:rFonts w:ascii="맑은 고딕" w:cs="맑은 고딕" w:eastAsia="맑은 고딕" w:hAnsi="맑은 고딕"/>
+          <w:b/>
+          <w:bCs/>
+          <w:color w:val="000000"/>
+          <w:sz w:val="20"/>
+          <w:szCs w:val="20"/>
+        </w:rPr>
+        <w:t xml:space="preserve">표 14. 알고리즘 특성 비교 종합</w:t>
+      </w:r>
+    </w:p>
+    <w:tbl>
+      <w:tblPr>
+        <w:tblW w:type="auto" w:w="100"/>
+        <w:tblBorders>
+          <w:top w:val="single" w:color="auto" w:sz="4"/>
+          <w:left w:val="single" w:color="auto" w:sz="4"/>
+          <w:bottom w:val="single" w:color="auto" w:sz="4"/>
+          <w:right w:val="single" w:color="auto" w:sz="4"/>
+          <w:insideH w:val="single" w:color="auto" w:sz="4"/>
+          <w:insideV w:val="single" w:color="auto" w:sz="4"/>
+        </w:tblBorders>
+      </w:tblPr>
+      <w:tblGrid>
+        <w:gridCol w:w="1586"/>
+        <w:gridCol w:w="1586"/>
+        <w:gridCol w:w="1586"/>
+        <w:gridCol w:w="1586"/>
+        <w:gridCol w:w="1586"/>
+      </w:tblGrid>
+      <w:tr>
+        <w:tc>
+          <w:tcPr>
+            <w:tcW w:type="dxa" w:w="1586"/>
+            <w:tcBorders>
+              <w:top w:val="single" w:color="AAAAAA" w:sz="1"/>
+              <w:left w:val="single" w:color="AAAAAA" w:sz="1"/>
+              <w:bottom w:val="single" w:color="AAAAAA" w:sz="1"/>
+              <w:right w:val="single" w:color="AAAAAA" w:sz="1"/>
+            </w:tcBorders>
+            <w:shd w:fill="D9E2F3" w:val="clear"/>
+            <w:vAlign w:val="center"/>
+          </w:tcPr>
+          <w:p>
+            <w:pPr>
+              <w:spacing w:after="40" w:before="40"/>
+              <w:jc w:val="center"/>
+            </w:pPr>
+            <w:r>
+              <w:rPr>
+                <w:rFonts w:ascii="맑은 고딕" w:cs="맑은 고딕" w:eastAsia="맑은 고딕" w:hAnsi="맑은 고딕"/>
+                <w:b/>
+                <w:bCs/>
+                <w:color w:val="000000"/>
+                <w:sz w:val="18"/>
+                <w:szCs w:val="18"/>
+              </w:rPr>
+              <w:t xml:space="preserve">특성</w:t>
+            </w:r>
+          </w:p>
+        </w:tc>
+        <w:tc>
+          <w:tcPr>
+            <w:tcW w:type="dxa" w:w="1586"/>
+            <w:tcBorders>
+              <w:top w:val="single" w:color="AAAAAA" w:sz="1"/>
+              <w:left w:val="single" w:color="AAAAAA" w:sz="1"/>
+              <w:bottom w:val="single" w:color="AAAAAA" w:sz="1"/>
+              <w:right w:val="single" w:color="AAAAAA" w:sz="1"/>
+            </w:tcBorders>
+            <w:shd w:fill="D9E2F3" w:val="clear"/>
+            <w:vAlign w:val="center"/>
+          </w:tcPr>
+          <w:p>
+            <w:pPr>
+              <w:spacing w:after="40" w:before="40"/>
+              <w:jc w:val="center"/>
+            </w:pPr>
+            <w:r>
+              <w:rPr>
+                <w:rFonts w:ascii="맑은 고딕" w:cs="맑은 고딕" w:eastAsia="맑은 고딕" w:hAnsi="맑은 고딕"/>
+                <w:b/>
+                <w:bCs/>
+                <w:color w:val="000000"/>
+                <w:sz w:val="18"/>
+                <w:szCs w:val="18"/>
+              </w:rPr>
+              <w:t xml:space="preserve">FCFS</w:t>
+            </w:r>
+          </w:p>
+        </w:tc>
+        <w:tc>
+          <w:tcPr>
+            <w:tcW w:type="dxa" w:w="1586"/>
+            <w:tcBorders>
+              <w:top w:val="single" w:color="AAAAAA" w:sz="1"/>
+              <w:left w:val="single" w:color="AAAAAA" w:sz="1"/>
+              <w:bottom w:val="single" w:color="AAAAAA" w:sz="1"/>
+              <w:right w:val="single" w:color="AAAAAA" w:sz="1"/>
+            </w:tcBorders>
+            <w:shd w:fill="D9E2F3" w:val="clear"/>
+            <w:vAlign w:val="center"/>
+          </w:tcPr>
+          <w:p>
+            <w:pPr>
+              <w:spacing w:after="40" w:before="40"/>
+              <w:jc w:val="center"/>
+            </w:pPr>
+            <w:r>
+              <w:rPr>
+                <w:rFonts w:ascii="맑은 고딕" w:cs="맑은 고딕" w:eastAsia="맑은 고딕" w:hAnsi="맑은 고딕"/>
+                <w:b/>
+                <w:bCs/>
+                <w:color w:val="000000"/>
+                <w:sz w:val="18"/>
+                <w:szCs w:val="18"/>
+              </w:rPr>
+              <w:t xml:space="preserve">Priority</w:t>
+            </w:r>
+          </w:p>
+        </w:tc>
+        <w:tc>
+          <w:tcPr>
+            <w:tcW w:type="dxa" w:w="1586"/>
+            <w:tcBorders>
+              <w:top w:val="single" w:color="AAAAAA" w:sz="1"/>
+              <w:left w:val="single" w:color="AAAAAA" w:sz="1"/>
+              <w:bottom w:val="single" w:color="AAAAAA" w:sz="1"/>
+              <w:right w:val="single" w:color="AAAAAA" w:sz="1"/>
+            </w:tcBorders>
+            <w:shd w:fill="D9E2F3" w:val="clear"/>
+            <w:vAlign w:val="center"/>
+          </w:tcPr>
+          <w:p>
+            <w:pPr>
+              <w:spacing w:after="40" w:before="40"/>
+              <w:jc w:val="center"/>
+            </w:pPr>
+            <w:r>
+              <w:rPr>
+                <w:rFonts w:ascii="맑은 고딕" w:cs="맑은 고딕" w:eastAsia="맑은 고딕" w:hAnsi="맑은 고딕"/>
+                <w:b/>
+                <w:bCs/>
+                <w:color w:val="000000"/>
+                <w:sz w:val="18"/>
+                <w:szCs w:val="18"/>
+              </w:rPr>
+              <w:t xml:space="preserve">MLFQ (선점형)</w:t>
+            </w:r>
+          </w:p>
+        </w:tc>
+        <w:tc>
+          <w:tcPr>
+            <w:tcW w:type="dxa" w:w="1586"/>
+            <w:tcBorders>
+              <w:top w:val="single" w:color="AAAAAA" w:sz="1"/>
+              <w:left w:val="single" w:color="AAAAAA" w:sz="1"/>
+              <w:bottom w:val="single" w:color="AAAAAA" w:sz="1"/>
+              <w:right w:val="single" w:color="AAAAAA" w:sz="1"/>
+            </w:tcBorders>
+            <w:shd w:fill="D9E2F3" w:val="clear"/>
+            <w:vAlign w:val="center"/>
+          </w:tcPr>
+          <w:p>
+            <w:pPr>
+              <w:spacing w:after="40" w:before="40"/>
+              <w:jc w:val="center"/>
+            </w:pPr>
+            <w:r>
+              <w:rPr>
+                <w:rFonts w:ascii="맑은 고딕" w:cs="맑은 고딕" w:eastAsia="맑은 고딕" w:hAnsi="맑은 고딕"/>
+                <w:b/>
+                <w:bCs/>
+                <w:color w:val="000000"/>
+                <w:sz w:val="18"/>
+                <w:szCs w:val="18"/>
+              </w:rPr>
+              <w:t xml:space="preserve">WFQ</w:t>
+            </w:r>
+          </w:p>
+        </w:tc>
+      </w:tr>
+      <w:tr>
+        <w:tc>
+          <w:tcPr>
+            <w:tcW w:type="dxa" w:w="1586"/>
+            <w:tcBorders>
+              <w:top w:val="single" w:color="AAAAAA" w:sz="1"/>
+              <w:left w:val="single" w:color="AAAAAA" w:sz="1"/>
+              <w:bottom w:val="single" w:color="AAAAAA" w:sz="1"/>
+              <w:right w:val="single" w:color="AAAAAA" w:sz="1"/>
+            </w:tcBorders>
+            <w:vAlign w:val="center"/>
+          </w:tcPr>
+          <w:p>
+            <w:pPr>
+              <w:spacing w:after="40" w:before="40"/>
+              <w:jc w:val="left"/>
+            </w:pPr>
+            <w:r>
+              <w:rPr>
+                <w:rFonts w:ascii="맑은 고딕" w:cs="맑은 고딕" w:eastAsia="맑은 고딕" w:hAnsi="맑은 고딕"/>
+                <w:b w:val="false"/>
+                <w:bCs w:val="false"/>
+                <w:color w:val="000000"/>
+                <w:sz w:val="18"/>
+                <w:szCs w:val="18"/>
+              </w:rPr>
+              <w:t xml:space="preserve">처리 순서 기준</w:t>
+            </w:r>
+          </w:p>
+        </w:tc>
+        <w:tc>
+          <w:tcPr>
+            <w:tcW w:type="dxa" w:w="1586"/>
+            <w:tcBorders>
+              <w:top w:val="single" w:color="AAAAAA" w:sz="1"/>
+              <w:left w:val="single" w:color="AAAAAA" w:sz="1"/>
+              <w:bottom w:val="single" w:color="AAAAAA" w:sz="1"/>
+              <w:right w:val="single" w:color="AAAAAA" w:sz="1"/>
+            </w:tcBorders>
+            <w:vAlign w:val="center"/>
+          </w:tcPr>
+          <w:p>
+            <w:pPr>
+              <w:spacing w:after="40" w:before="40"/>
+              <w:jc w:val="left"/>
+            </w:pPr>
+            <w:r>
+              <w:rPr>
+                <w:rFonts w:ascii="맑은 고딕" w:cs="맑은 고딕" w:eastAsia="맑은 고딕" w:hAnsi="맑은 고딕"/>
+                <w:b w:val="false"/>
+                <w:bCs w:val="false"/>
+                <w:color w:val="000000"/>
+                <w:sz w:val="18"/>
+                <w:szCs w:val="18"/>
+              </w:rPr>
+              <w:t xml:space="preserve">도착 순서</w:t>
+            </w:r>
+          </w:p>
+        </w:tc>
+        <w:tc>
+          <w:tcPr>
+            <w:tcW w:type="dxa" w:w="1586"/>
+            <w:tcBorders>
+              <w:top w:val="single" w:color="AAAAAA" w:sz="1"/>
+              <w:left w:val="single" w:color="AAAAAA" w:sz="1"/>
+              <w:bottom w:val="single" w:color="AAAAAA" w:sz="1"/>
+              <w:right w:val="single" w:color="AAAAAA" w:sz="1"/>
+            </w:tcBorders>
+            <w:vAlign w:val="center"/>
+          </w:tcPr>
+          <w:p>
+            <w:pPr>
+              <w:spacing w:after="40" w:before="40"/>
+              <w:jc w:val="left"/>
+            </w:pPr>
+            <w:r>
+              <w:rPr>
+                <w:rFonts w:ascii="맑은 고딕" w:cs="맑은 고딕" w:eastAsia="맑은 고딕" w:hAnsi="맑은 고딕"/>
+                <w:b w:val="false"/>
+                <w:bCs w:val="false"/>
+                <w:color w:val="000000"/>
+                <w:sz w:val="18"/>
+                <w:szCs w:val="18"/>
+              </w:rPr>
+              <w:t xml:space="preserve">요청 우선순위</w:t>
+            </w:r>
+          </w:p>
+        </w:tc>
+        <w:tc>
+          <w:tcPr>
+            <w:tcW w:type="dxa" w:w="1586"/>
+            <w:tcBorders>
+              <w:top w:val="single" w:color="AAAAAA" w:sz="1"/>
+              <w:left w:val="single" w:color="AAAAAA" w:sz="1"/>
+              <w:bottom w:val="single" w:color="AAAAAA" w:sz="1"/>
+              <w:right w:val="single" w:color="AAAAAA" w:sz="1"/>
+            </w:tcBorders>
+            <w:vAlign w:val="center"/>
+          </w:tcPr>
+          <w:p>
+            <w:pPr>
+              <w:spacing w:after="40" w:before="40"/>
+              <w:jc w:val="left"/>
+            </w:pPr>
+            <w:r>
+              <w:rPr>
+                <w:rFonts w:ascii="맑은 고딕" w:cs="맑은 고딕" w:eastAsia="맑은 고딕" w:hAnsi="맑은 고딕"/>
+                <w:b w:val="false"/>
+                <w:bCs w:val="false"/>
+                <w:color w:val="000000"/>
+                <w:sz w:val="18"/>
+                <w:szCs w:val="18"/>
+              </w:rPr>
+              <w:t xml:space="preserve">큐 레벨 (실행 시간)</w:t>
+            </w:r>
+          </w:p>
+        </w:tc>
+        <w:tc>
+          <w:tcPr>
+            <w:tcW w:type="dxa" w:w="1586"/>
+            <w:tcBorders>
+              <w:top w:val="single" w:color="AAAAAA" w:sz="1"/>
+              <w:left w:val="single" w:color="AAAAAA" w:sz="1"/>
+              <w:bottom w:val="single" w:color="AAAAAA" w:sz="1"/>
+              <w:right w:val="single" w:color="AAAAAA" w:sz="1"/>
+            </w:tcBorders>
+            <w:vAlign w:val="center"/>
+          </w:tcPr>
+          <w:p>
+            <w:pPr>
+              <w:spacing w:after="40" w:before="40"/>
+              <w:jc w:val="left"/>
+            </w:pPr>
+            <w:r>
+              <w:rPr>
+                <w:rFonts w:ascii="맑은 고딕" w:cs="맑은 고딕" w:eastAsia="맑은 고딕" w:hAnsi="맑은 고딕"/>
+                <w:b w:val="false"/>
+                <w:bCs w:val="false"/>
+                <w:color w:val="000000"/>
+                <w:sz w:val="18"/>
+                <w:szCs w:val="18"/>
+              </w:rPr>
+              <w:t xml:space="preserve">구독 등급 가중치</w:t>
+            </w:r>
+          </w:p>
+        </w:tc>
+      </w:tr>
+      <w:tr>
+        <w:tc>
+          <w:tcPr>
+            <w:tcW w:type="dxa" w:w="1586"/>
+            <w:tcBorders>
+              <w:top w:val="single" w:color="AAAAAA" w:sz="1"/>
+              <w:left w:val="single" w:color="AAAAAA" w:sz="1"/>
+              <w:bottom w:val="single" w:color="AAAAAA" w:sz="1"/>
+              <w:right w:val="single" w:color="AAAAAA" w:sz="1"/>
+            </w:tcBorders>
+            <w:vAlign w:val="center"/>
+          </w:tcPr>
+          <w:p>
+            <w:pPr>
+              <w:spacing w:after="40" w:before="40"/>
+              <w:jc w:val="left"/>
+            </w:pPr>
+            <w:r>
+              <w:rPr>
+                <w:rFonts w:ascii="맑은 고딕" w:cs="맑은 고딕" w:eastAsia="맑은 고딕" w:hAnsi="맑은 고딕"/>
+                <w:b w:val="false"/>
+                <w:bCs w:val="false"/>
+                <w:color w:val="000000"/>
+                <w:sz w:val="18"/>
+                <w:szCs w:val="18"/>
+              </w:rPr>
+              <w:t xml:space="preserve">짧은 요청 우대</w:t>
+            </w:r>
+          </w:p>
+        </w:tc>
+        <w:tc>
+          <w:tcPr>
+            <w:tcW w:type="dxa" w:w="1586"/>
+            <w:tcBorders>
+              <w:top w:val="single" w:color="AAAAAA" w:sz="1"/>
+              <w:left w:val="single" w:color="AAAAAA" w:sz="1"/>
+              <w:bottom w:val="single" w:color="AAAAAA" w:sz="1"/>
+              <w:right w:val="single" w:color="AAAAAA" w:sz="1"/>
+            </w:tcBorders>
+            <w:vAlign w:val="center"/>
+          </w:tcPr>
+          <w:p>
+            <w:pPr>
+              <w:spacing w:after="40" w:before="40"/>
+              <w:jc w:val="left"/>
+            </w:pPr>
+            <w:r>
+              <w:rPr>
+                <w:rFonts w:ascii="맑은 고딕" w:cs="맑은 고딕" w:eastAsia="맑은 고딕" w:hAnsi="맑은 고딕"/>
+                <w:b w:val="false"/>
+                <w:bCs w:val="false"/>
+                <w:color w:val="000000"/>
+                <w:sz w:val="18"/>
+                <w:szCs w:val="18"/>
+              </w:rPr>
+              <w:t xml:space="preserve">없음</w:t>
+            </w:r>
+          </w:p>
+        </w:tc>
+        <w:tc>
+          <w:tcPr>
+            <w:tcW w:type="dxa" w:w="1586"/>
+            <w:tcBorders>
+              <w:top w:val="single" w:color="AAAAAA" w:sz="1"/>
+              <w:left w:val="single" w:color="AAAAAA" w:sz="1"/>
+              <w:bottom w:val="single" w:color="AAAAAA" w:sz="1"/>
+              <w:right w:val="single" w:color="AAAAAA" w:sz="1"/>
+            </w:tcBorders>
+            <w:vAlign w:val="center"/>
+          </w:tcPr>
+          <w:p>
+            <w:pPr>
+              <w:spacing w:after="40" w:before="40"/>
+              <w:jc w:val="left"/>
+            </w:pPr>
+            <w:r>
+              <w:rPr>
+                <w:rFonts w:ascii="맑은 고딕" w:cs="맑은 고딕" w:eastAsia="맑은 고딕" w:hAnsi="맑은 고딕"/>
+                <w:b w:val="false"/>
+                <w:bCs w:val="false"/>
+                <w:color w:val="000000"/>
+                <w:sz w:val="18"/>
+                <w:szCs w:val="18"/>
+              </w:rPr>
+              <w:t xml:space="preserve">없음</w:t>
+            </w:r>
+          </w:p>
+        </w:tc>
+        <w:tc>
+          <w:tcPr>
+            <w:tcW w:type="dxa" w:w="1586"/>
+            <w:tcBorders>
+              <w:top w:val="single" w:color="AAAAAA" w:sz="1"/>
+              <w:left w:val="single" w:color="AAAAAA" w:sz="1"/>
+              <w:bottom w:val="single" w:color="AAAAAA" w:sz="1"/>
+              <w:right w:val="single" w:color="AAAAAA" w:sz="1"/>
+            </w:tcBorders>
+            <w:vAlign w:val="center"/>
+          </w:tcPr>
+          <w:p>
+            <w:pPr>
+              <w:spacing w:after="40" w:before="40"/>
+              <w:jc w:val="left"/>
+            </w:pPr>
+            <w:r>
+              <w:rPr>
+                <w:rFonts w:ascii="맑은 고딕" w:cs="맑은 고딕" w:eastAsia="맑은 고딕" w:hAnsi="맑은 고딕"/>
+                <w:b w:val="false"/>
+                <w:bCs w:val="false"/>
+                <w:color w:val="000000"/>
+                <w:sz w:val="18"/>
+                <w:szCs w:val="18"/>
+              </w:rPr>
+              <w:t xml:space="preserve">있음 (약 73% 개선)</w:t>
+            </w:r>
+          </w:p>
+        </w:tc>
+        <w:tc>
+          <w:tcPr>
+            <w:tcW w:type="dxa" w:w="1586"/>
+            <w:tcBorders>
+              <w:top w:val="single" w:color="AAAAAA" w:sz="1"/>
+              <w:left w:val="single" w:color="AAAAAA" w:sz="1"/>
+              <w:bottom w:val="single" w:color="AAAAAA" w:sz="1"/>
+              <w:right w:val="single" w:color="AAAAAA" w:sz="1"/>
+            </w:tcBorders>
+            <w:vAlign w:val="center"/>
+          </w:tcPr>
+          <w:p>
+            <w:pPr>
+              <w:spacing w:after="40" w:before="40"/>
+              <w:jc w:val="left"/>
+            </w:pPr>
+            <w:r>
+              <w:rPr>
+                <w:rFonts w:ascii="맑은 고딕" w:cs="맑은 고딕" w:eastAsia="맑은 고딕" w:hAnsi="맑은 고딕"/>
+                <w:b w:val="false"/>
+                <w:bCs w:val="false"/>
+                <w:color w:val="000000"/>
+                <w:sz w:val="18"/>
+                <w:szCs w:val="18"/>
+              </w:rPr>
+              <w:t xml:space="preserve">없음</w:t>
+            </w:r>
+          </w:p>
+        </w:tc>
+      </w:tr>
+      <w:tr>
+        <w:tc>
+          <w:tcPr>
+            <w:tcW w:type="dxa" w:w="1586"/>
+            <w:tcBorders>
+              <w:top w:val="single" w:color="AAAAAA" w:sz="1"/>
+              <w:left w:val="single" w:color="AAAAAA" w:sz="1"/>
+              <w:bottom w:val="single" w:color="AAAAAA" w:sz="1"/>
+              <w:right w:val="single" w:color="AAAAAA" w:sz="1"/>
+            </w:tcBorders>
+            <w:vAlign w:val="center"/>
+          </w:tcPr>
+          <w:p>
+            <w:pPr>
+              <w:spacing w:after="40" w:before="40"/>
+              <w:jc w:val="left"/>
+            </w:pPr>
+            <w:r>
+              <w:rPr>
+                <w:rFonts w:ascii="맑은 고딕" w:cs="맑은 고딕" w:eastAsia="맑은 고딕" w:hAnsi="맑은 고딕"/>
+                <w:b w:val="false"/>
+                <w:bCs w:val="false"/>
+                <w:color w:val="000000"/>
+                <w:sz w:val="18"/>
+                <w:szCs w:val="18"/>
+              </w:rPr>
+              <w:t xml:space="preserve">차등 서비스</w:t>
+            </w:r>
+          </w:p>
+        </w:tc>
+        <w:tc>
+          <w:tcPr>
+            <w:tcW w:type="dxa" w:w="1586"/>
+            <w:tcBorders>
+              <w:top w:val="single" w:color="AAAAAA" w:sz="1"/>
+              <w:left w:val="single" w:color="AAAAAA" w:sz="1"/>
+              <w:bottom w:val="single" w:color="AAAAAA" w:sz="1"/>
+              <w:right w:val="single" w:color="AAAAAA" w:sz="1"/>
+            </w:tcBorders>
+            <w:vAlign w:val="center"/>
+          </w:tcPr>
+          <w:p>
+            <w:pPr>
+              <w:spacing w:after="40" w:before="40"/>
+              <w:jc w:val="left"/>
+            </w:pPr>
+            <w:r>
+              <w:rPr>
+                <w:rFonts w:ascii="맑은 고딕" w:cs="맑은 고딕" w:eastAsia="맑은 고딕" w:hAnsi="맑은 고딕"/>
+                <w:b w:val="false"/>
+                <w:bCs w:val="false"/>
+                <w:color w:val="000000"/>
+                <w:sz w:val="18"/>
+                <w:szCs w:val="18"/>
+              </w:rPr>
+              <w:t xml:space="preserve">없음</w:t>
+            </w:r>
+          </w:p>
+        </w:tc>
+        <w:tc>
+          <w:tcPr>
+            <w:tcW w:type="dxa" w:w="1586"/>
+            <w:tcBorders>
+              <w:top w:val="single" w:color="AAAAAA" w:sz="1"/>
+              <w:left w:val="single" w:color="AAAAAA" w:sz="1"/>
+              <w:bottom w:val="single" w:color="AAAAAA" w:sz="1"/>
+              <w:right w:val="single" w:color="AAAAAA" w:sz="1"/>
+            </w:tcBorders>
+            <w:vAlign w:val="center"/>
+          </w:tcPr>
+          <w:p>
+            <w:pPr>
+              <w:spacing w:after="40" w:before="40"/>
+              <w:jc w:val="left"/>
+            </w:pPr>
+            <w:r>
+              <w:rPr>
+                <w:rFonts w:ascii="맑은 고딕" w:cs="맑은 고딕" w:eastAsia="맑은 고딕" w:hAnsi="맑은 고딕"/>
+                <w:b w:val="false"/>
+                <w:bCs w:val="false"/>
+                <w:color w:val="000000"/>
+                <w:sz w:val="18"/>
+                <w:szCs w:val="18"/>
+              </w:rPr>
+              <w:t xml:space="preserve">요청 단위</w:t>
+            </w:r>
+          </w:p>
+        </w:tc>
+        <w:tc>
+          <w:tcPr>
+            <w:tcW w:type="dxa" w:w="1586"/>
+            <w:tcBorders>
+              <w:top w:val="single" w:color="AAAAAA" w:sz="1"/>
+              <w:left w:val="single" w:color="AAAAAA" w:sz="1"/>
+              <w:bottom w:val="single" w:color="AAAAAA" w:sz="1"/>
+              <w:right w:val="single" w:color="AAAAAA" w:sz="1"/>
+            </w:tcBorders>
+            <w:vAlign w:val="center"/>
+          </w:tcPr>
+          <w:p>
+            <w:pPr>
+              <w:spacing w:after="40" w:before="40"/>
+              <w:jc w:val="left"/>
+            </w:pPr>
+            <w:r>
+              <w:rPr>
+                <w:rFonts w:ascii="맑은 고딕" w:cs="맑은 고딕" w:eastAsia="맑은 고딕" w:hAnsi="맑은 고딕"/>
+                <w:b w:val="false"/>
+                <w:bCs w:val="false"/>
+                <w:color w:val="000000"/>
+                <w:sz w:val="18"/>
+                <w:szCs w:val="18"/>
+              </w:rPr>
+              <w:t xml:space="preserve">없음</w:t>
+            </w:r>
+          </w:p>
+        </w:tc>
+        <w:tc>
+          <w:tcPr>
+            <w:tcW w:type="dxa" w:w="1586"/>
+            <w:tcBorders>
+              <w:top w:val="single" w:color="AAAAAA" w:sz="1"/>
+              <w:left w:val="single" w:color="AAAAAA" w:sz="1"/>
+              <w:bottom w:val="single" w:color="AAAAAA" w:sz="1"/>
+              <w:right w:val="single" w:color="AAAAAA" w:sz="1"/>
+            </w:tcBorders>
+            <w:vAlign w:val="center"/>
+          </w:tcPr>
+          <w:p>
+            <w:pPr>
+              <w:spacing w:after="40" w:before="40"/>
+              <w:jc w:val="left"/>
+            </w:pPr>
+            <w:r>
+              <w:rPr>
+                <w:rFonts w:ascii="맑은 고딕" w:cs="맑은 고딕" w:eastAsia="맑은 고딕" w:hAnsi="맑은 고딕"/>
+                <w:b w:val="false"/>
+                <w:bCs w:val="false"/>
+                <w:color w:val="000000"/>
+                <w:sz w:val="18"/>
+                <w:szCs w:val="18"/>
+              </w:rPr>
+              <w:t xml:space="preserve">구독 등급 단위</w:t>
+            </w:r>
+          </w:p>
+        </w:tc>
+      </w:tr>
+      <w:tr>
+        <w:tc>
+          <w:tcPr>
+            <w:tcW w:type="dxa" w:w="1586"/>
+            <w:tcBorders>
+              <w:top w:val="single" w:color="AAAAAA" w:sz="1"/>
+              <w:left w:val="single" w:color="AAAAAA" w:sz="1"/>
+              <w:bottom w:val="single" w:color="AAAAAA" w:sz="1"/>
+              <w:right w:val="single" w:color="AAAAAA" w:sz="1"/>
+            </w:tcBorders>
+            <w:vAlign w:val="center"/>
+          </w:tcPr>
+          <w:p>
+            <w:pPr>
+              <w:spacing w:after="40" w:before="40"/>
+              <w:jc w:val="left"/>
+            </w:pPr>
+            <w:r>
+              <w:rPr>
+                <w:rFonts w:ascii="맑은 고딕" w:cs="맑은 고딕" w:eastAsia="맑은 고딕" w:hAnsi="맑은 고딕"/>
+                <w:b w:val="false"/>
+                <w:bCs w:val="false"/>
+                <w:color w:val="000000"/>
+                <w:sz w:val="18"/>
+                <w:szCs w:val="18"/>
+              </w:rPr>
+              <w:t xml:space="preserve">JFI</w:t>
+            </w:r>
+          </w:p>
+        </w:tc>
+        <w:tc>
+          <w:tcPr>
+            <w:tcW w:type="dxa" w:w="1586"/>
+            <w:tcBorders>
+              <w:top w:val="single" w:color="AAAAAA" w:sz="1"/>
+              <w:left w:val="single" w:color="AAAAAA" w:sz="1"/>
+              <w:bottom w:val="single" w:color="AAAAAA" w:sz="1"/>
+              <w:right w:val="single" w:color="AAAAAA" w:sz="1"/>
+            </w:tcBorders>
+            <w:vAlign w:val="center"/>
+          </w:tcPr>
+          <w:p>
+            <w:pPr>
+              <w:spacing w:after="40" w:before="40"/>
+              <w:jc w:val="left"/>
+            </w:pPr>
+            <w:r>
+              <w:rPr>
+                <w:rFonts w:ascii="맑은 고딕" w:cs="맑은 고딕" w:eastAsia="맑은 고딕" w:hAnsi="맑은 고딕"/>
+                <w:b w:val="false"/>
+                <w:bCs w:val="false"/>
+                <w:color w:val="000000"/>
+                <w:sz w:val="18"/>
+                <w:szCs w:val="18"/>
+              </w:rPr>
+              <w:t xml:space="preserve">1.000</w:t>
+            </w:r>
+          </w:p>
+        </w:tc>
+        <w:tc>
+          <w:tcPr>
+            <w:tcW w:type="dxa" w:w="1586"/>
+            <w:tcBorders>
+              <w:top w:val="single" w:color="AAAAAA" w:sz="1"/>
+              <w:left w:val="single" w:color="AAAAAA" w:sz="1"/>
+              <w:bottom w:val="single" w:color="AAAAAA" w:sz="1"/>
+              <w:right w:val="single" w:color="AAAAAA" w:sz="1"/>
+            </w:tcBorders>
+            <w:vAlign w:val="center"/>
+          </w:tcPr>
+          <w:p>
+            <w:pPr>
+              <w:spacing w:after="40" w:before="40"/>
+              <w:jc w:val="left"/>
+            </w:pPr>
+            <w:r>
+              <w:rPr>
+                <w:rFonts w:ascii="맑은 고딕" w:cs="맑은 고딕" w:eastAsia="맑은 고딕" w:hAnsi="맑은 고딕"/>
+                <w:b w:val="false"/>
+                <w:bCs w:val="false"/>
+                <w:color w:val="000000"/>
+                <w:sz w:val="18"/>
+                <w:szCs w:val="18"/>
+              </w:rPr>
+              <w:t xml:space="preserve">1.000</w:t>
+            </w:r>
+          </w:p>
+        </w:tc>
+        <w:tc>
+          <w:tcPr>
+            <w:tcW w:type="dxa" w:w="1586"/>
+            <w:tcBorders>
+              <w:top w:val="single" w:color="AAAAAA" w:sz="1"/>
+              <w:left w:val="single" w:color="AAAAAA" w:sz="1"/>
+              <w:bottom w:val="single" w:color="AAAAAA" w:sz="1"/>
+              <w:right w:val="single" w:color="AAAAAA" w:sz="1"/>
+            </w:tcBorders>
+            <w:vAlign w:val="center"/>
+          </w:tcPr>
+          <w:p>
+            <w:pPr>
+              <w:spacing w:after="40" w:before="40"/>
+              <w:jc w:val="left"/>
+            </w:pPr>
+            <w:r>
+              <w:rPr>
+                <w:rFonts w:ascii="맑은 고딕" w:cs="맑은 고딕" w:eastAsia="맑은 고딕" w:hAnsi="맑은 고딕"/>
+                <w:b w:val="false"/>
+                <w:bCs w:val="false"/>
+                <w:color w:val="000000"/>
+                <w:sz w:val="18"/>
+                <w:szCs w:val="18"/>
+              </w:rPr>
+              <w:t xml:space="preserve">1.000 (비선점)</w:t>
+            </w:r>
+          </w:p>
+        </w:tc>
+        <w:tc>
+          <w:tcPr>
+            <w:tcW w:type="dxa" w:w="1586"/>
+            <w:tcBorders>
+              <w:top w:val="single" w:color="AAAAAA" w:sz="1"/>
+              <w:left w:val="single" w:color="AAAAAA" w:sz="1"/>
+              <w:bottom w:val="single" w:color="AAAAAA" w:sz="1"/>
+              <w:right w:val="single" w:color="AAAAAA" w:sz="1"/>
+            </w:tcBorders>
+            <w:vAlign w:val="center"/>
+          </w:tcPr>
+          <w:p>
+            <w:pPr>
+              <w:spacing w:after="40" w:before="40"/>
+              <w:jc w:val="left"/>
+            </w:pPr>
+            <w:r>
+              <w:rPr>
+                <w:rFonts w:ascii="맑은 고딕" w:cs="맑은 고딕" w:eastAsia="맑은 고딕" w:hAnsi="맑은 고딕"/>
+                <w:b w:val="false"/>
+                <w:bCs w:val="false"/>
+                <w:color w:val="000000"/>
+                <w:sz w:val="18"/>
+                <w:szCs w:val="18"/>
+              </w:rPr>
+              <w:t xml:space="preserve">0.316 (의도적 차등)</w:t>
+            </w:r>
+          </w:p>
+        </w:tc>
+      </w:tr>
+      <w:tr>
+        <w:tc>
+          <w:tcPr>
+            <w:tcW w:type="dxa" w:w="1586"/>
+            <w:tcBorders>
+              <w:top w:val="single" w:color="AAAAAA" w:sz="1"/>
+              <w:left w:val="single" w:color="AAAAAA" w:sz="1"/>
+              <w:bottom w:val="single" w:color="AAAAAA" w:sz="1"/>
+              <w:right w:val="single" w:color="AAAAAA" w:sz="1"/>
+            </w:tcBorders>
+            <w:vAlign w:val="center"/>
+          </w:tcPr>
+          <w:p>
+            <w:pPr>
+              <w:spacing w:after="40" w:before="40"/>
+              <w:jc w:val="left"/>
+            </w:pPr>
+            <w:r>
+              <w:rPr>
+                <w:rFonts w:ascii="맑은 고딕" w:cs="맑은 고딕" w:eastAsia="맑은 고딕" w:hAnsi="맑은 고딕"/>
+                <w:b w:val="false"/>
+                <w:bCs w:val="false"/>
+                <w:color w:val="000000"/>
+                <w:sz w:val="18"/>
+                <w:szCs w:val="18"/>
+              </w:rPr>
+              <w:t xml:space="preserve">기아 방지</w:t>
+            </w:r>
+          </w:p>
+        </w:tc>
+        <w:tc>
+          <w:tcPr>
+            <w:tcW w:type="dxa" w:w="1586"/>
+            <w:tcBorders>
+              <w:top w:val="single" w:color="AAAAAA" w:sz="1"/>
+              <w:left w:val="single" w:color="AAAAAA" w:sz="1"/>
+              <w:bottom w:val="single" w:color="AAAAAA" w:sz="1"/>
+              <w:right w:val="single" w:color="AAAAAA" w:sz="1"/>
+            </w:tcBorders>
+            <w:vAlign w:val="center"/>
+          </w:tcPr>
+          <w:p>
+            <w:pPr>
+              <w:spacing w:after="40" w:before="40"/>
+              <w:jc w:val="left"/>
+            </w:pPr>
+            <w:r>
+              <w:rPr>
+                <w:rFonts w:ascii="맑은 고딕" w:cs="맑은 고딕" w:eastAsia="맑은 고딕" w:hAnsi="맑은 고딕"/>
+                <w:b w:val="false"/>
+                <w:bCs w:val="false"/>
+                <w:color w:val="000000"/>
+                <w:sz w:val="18"/>
+                <w:szCs w:val="18"/>
+              </w:rPr>
+              <w:t xml:space="preserve">불필요</w:t>
+            </w:r>
+          </w:p>
+        </w:tc>
+        <w:tc>
+          <w:tcPr>
+            <w:tcW w:type="dxa" w:w="1586"/>
+            <w:tcBorders>
+              <w:top w:val="single" w:color="AAAAAA" w:sz="1"/>
+              <w:left w:val="single" w:color="AAAAAA" w:sz="1"/>
+              <w:bottom w:val="single" w:color="AAAAAA" w:sz="1"/>
+              <w:right w:val="single" w:color="AAAAAA" w:sz="1"/>
+            </w:tcBorders>
+            <w:vAlign w:val="center"/>
+          </w:tcPr>
+          <w:p>
+            <w:pPr>
+              <w:spacing w:after="40" w:before="40"/>
+              <w:jc w:val="left"/>
+            </w:pPr>
+            <w:r>
+              <w:rPr>
+                <w:rFonts w:ascii="맑은 고딕" w:cs="맑은 고딕" w:eastAsia="맑은 고딕" w:hAnsi="맑은 고딕"/>
+                <w:b w:val="false"/>
+                <w:bCs w:val="false"/>
+                <w:color w:val="000000"/>
+                <w:sz w:val="18"/>
+                <w:szCs w:val="18"/>
+              </w:rPr>
+              <w:t xml:space="preserve">에이징</w:t>
+            </w:r>
+          </w:p>
+        </w:tc>
+        <w:tc>
+          <w:tcPr>
+            <w:tcW w:type="dxa" w:w="1586"/>
+            <w:tcBorders>
+              <w:top w:val="single" w:color="AAAAAA" w:sz="1"/>
+              <w:left w:val="single" w:color="AAAAAA" w:sz="1"/>
+              <w:bottom w:val="single" w:color="AAAAAA" w:sz="1"/>
+              <w:right w:val="single" w:color="AAAAAA" w:sz="1"/>
+            </w:tcBorders>
+            <w:vAlign w:val="center"/>
+          </w:tcPr>
+          <w:p>
+            <w:pPr>
+              <w:spacing w:after="40" w:before="40"/>
+              <w:jc w:val="left"/>
+            </w:pPr>
+            <w:r>
+              <w:rPr>
+                <w:rFonts w:ascii="맑은 고딕" w:cs="맑은 고딕" w:eastAsia="맑은 고딕" w:hAnsi="맑은 고딕"/>
+                <w:b w:val="false"/>
+                <w:bCs w:val="false"/>
+                <w:color w:val="000000"/>
+                <w:sz w:val="18"/>
+                <w:szCs w:val="18"/>
+              </w:rPr>
+              <w:t xml:space="preserve">부스팅</w:t>
+            </w:r>
+          </w:p>
+        </w:tc>
+        <w:tc>
+          <w:tcPr>
+            <w:tcW w:type="dxa" w:w="1586"/>
+            <w:tcBorders>
+              <w:top w:val="single" w:color="AAAAAA" w:sz="1"/>
+              <w:left w:val="single" w:color="AAAAAA" w:sz="1"/>
+              <w:bottom w:val="single" w:color="AAAAAA" w:sz="1"/>
+              <w:right w:val="single" w:color="AAAAAA" w:sz="1"/>
+            </w:tcBorders>
+            <w:vAlign w:val="center"/>
+          </w:tcPr>
+          <w:p>
+            <w:pPr>
+              <w:spacing w:after="40" w:before="40"/>
+              <w:jc w:val="left"/>
+            </w:pPr>
+            <w:r>
+              <w:rPr>
+                <w:rFonts w:ascii="맑은 고딕" w:cs="맑은 고딕" w:eastAsia="맑은 고딕" w:hAnsi="맑은 고딕"/>
+                <w:b w:val="false"/>
+                <w:bCs w:val="false"/>
+                <w:color w:val="000000"/>
+                <w:sz w:val="18"/>
+                <w:szCs w:val="18"/>
+              </w:rPr>
+              <w:t xml:space="preserve">VFT 구조상 불필요</w:t>
+            </w:r>
+          </w:p>
+        </w:tc>
+      </w:tr>
+      <w:tr>
+        <w:tc>
+          <w:tcPr>
+            <w:tcW w:type="dxa" w:w="1586"/>
+            <w:tcBorders>
+              <w:top w:val="single" w:color="AAAAAA" w:sz="1"/>
+              <w:left w:val="single" w:color="AAAAAA" w:sz="1"/>
+              <w:bottom w:val="single" w:color="AAAAAA" w:sz="1"/>
+              <w:right w:val="single" w:color="AAAAAA" w:sz="1"/>
+            </w:tcBorders>
+            <w:vAlign w:val="center"/>
+          </w:tcPr>
+          <w:p>
+            <w:pPr>
+              <w:spacing w:after="40" w:before="40"/>
+              <w:jc w:val="left"/>
+            </w:pPr>
+            <w:r>
+              <w:rPr>
+                <w:rFonts w:ascii="맑은 고딕" w:cs="맑은 고딕" w:eastAsia="맑은 고딕" w:hAnsi="맑은 고딕"/>
+                <w:b w:val="false"/>
+                <w:bCs w:val="false"/>
+                <w:color w:val="000000"/>
+                <w:sz w:val="18"/>
+                <w:szCs w:val="18"/>
+              </w:rPr>
+              <w:t xml:space="preserve">실서버 적용</w:t>
+            </w:r>
+          </w:p>
+        </w:tc>
+        <w:tc>
+          <w:tcPr>
+            <w:tcW w:type="dxa" w:w="1586"/>
+            <w:tcBorders>
+              <w:top w:val="single" w:color="AAAAAA" w:sz="1"/>
+              <w:left w:val="single" w:color="AAAAAA" w:sz="1"/>
+              <w:bottom w:val="single" w:color="AAAAAA" w:sz="1"/>
+              <w:right w:val="single" w:color="AAAAAA" w:sz="1"/>
+            </w:tcBorders>
+            <w:vAlign w:val="center"/>
+          </w:tcPr>
+          <w:p>
+            <w:pPr>
+              <w:spacing w:after="40" w:before="40"/>
+              <w:jc w:val="left"/>
+            </w:pPr>
+            <w:r>
+              <w:rPr>
+                <w:rFonts w:ascii="맑은 고딕" w:cs="맑은 고딕" w:eastAsia="맑은 고딕" w:hAnsi="맑은 고딕"/>
+                <w:b w:val="false"/>
+                <w:bCs w:val="false"/>
+                <w:color w:val="000000"/>
+                <w:sz w:val="18"/>
+                <w:szCs w:val="18"/>
+              </w:rPr>
+              <w:t xml:space="preserve">가능</w:t>
+            </w:r>
+          </w:p>
+        </w:tc>
+        <w:tc>
+          <w:tcPr>
+            <w:tcW w:type="dxa" w:w="1586"/>
+            <w:tcBorders>
+              <w:top w:val="single" w:color="AAAAAA" w:sz="1"/>
+              <w:left w:val="single" w:color="AAAAAA" w:sz="1"/>
+              <w:bottom w:val="single" w:color="AAAAAA" w:sz="1"/>
+              <w:right w:val="single" w:color="AAAAAA" w:sz="1"/>
+            </w:tcBorders>
+            <w:vAlign w:val="center"/>
+          </w:tcPr>
+          <w:p>
+            <w:pPr>
+              <w:spacing w:after="40" w:before="40"/>
+              <w:jc w:val="left"/>
+            </w:pPr>
+            <w:r>
+              <w:rPr>
+                <w:rFonts w:ascii="맑은 고딕" w:cs="맑은 고딕" w:eastAsia="맑은 고딕" w:hAnsi="맑은 고딕"/>
+                <w:b w:val="false"/>
+                <w:bCs w:val="false"/>
+                <w:color w:val="000000"/>
+                <w:sz w:val="18"/>
+                <w:szCs w:val="18"/>
+              </w:rPr>
+              <w:t xml:space="preserve">가능</w:t>
+            </w:r>
+          </w:p>
+        </w:tc>
+        <w:tc>
+          <w:tcPr>
+            <w:tcW w:type="dxa" w:w="1586"/>
+            <w:tcBorders>
+              <w:top w:val="single" w:color="AAAAAA" w:sz="1"/>
+              <w:left w:val="single" w:color="AAAAAA" w:sz="1"/>
+              <w:bottom w:val="single" w:color="AAAAAA" w:sz="1"/>
+              <w:right w:val="single" w:color="AAAAAA" w:sz="1"/>
+            </w:tcBorders>
+            <w:vAlign w:val="center"/>
+          </w:tcPr>
+          <w:p>
+            <w:pPr>
+              <w:spacing w:after="40" w:before="40"/>
+              <w:jc w:val="left"/>
+            </w:pPr>
+            <w:r>
+              <w:rPr>
+                <w:rFonts w:ascii="맑은 고딕" w:cs="맑은 고딕" w:eastAsia="맑은 고딕" w:hAnsi="맑은 고딕"/>
+                <w:b w:val="false"/>
+                <w:bCs w:val="false"/>
+                <w:color w:val="000000"/>
+                <w:sz w:val="18"/>
+                <w:szCs w:val="18"/>
+              </w:rPr>
+              <w:t xml:space="preserve">비선점형만 가능</w:t>
+            </w:r>
+          </w:p>
+        </w:tc>
+        <w:tc>
+          <w:tcPr>
+            <w:tcW w:type="dxa" w:w="1586"/>
+            <w:tcBorders>
+              <w:top w:val="single" w:color="AAAAAA" w:sz="1"/>
+              <w:left w:val="single" w:color="AAAAAA" w:sz="1"/>
+              <w:bottom w:val="single" w:color="AAAAAA" w:sz="1"/>
+              <w:right w:val="single" w:color="AAAAAA" w:sz="1"/>
+            </w:tcBorders>
+            <w:vAlign w:val="center"/>
+          </w:tcPr>
+          <w:p>
+            <w:pPr>
+              <w:spacing w:after="40" w:before="40"/>
+              <w:jc w:val="left"/>
+            </w:pPr>
+            <w:r>
+              <w:rPr>
+                <w:rFonts w:ascii="맑은 고딕" w:cs="맑은 고딕" w:eastAsia="맑은 고딕" w:hAnsi="맑은 고딕"/>
+                <w:b w:val="false"/>
+                <w:bCs w:val="false"/>
+                <w:color w:val="000000"/>
+                <w:sz w:val="18"/>
+                <w:szCs w:val="18"/>
+              </w:rPr>
+              <w:t xml:space="preserve">가능</w:t>
+            </w:r>
+          </w:p>
+        </w:tc>
+      </w:tr>
+    </w:tbl>
+    <w:p>
+      <w:pPr>
+        <w:spacing w:after="80"/>
+      </w:pPr>
+    </w:p>
+    <w:p>
+      <w:r>
+        <w:br w:type="page"/>
+      </w:r>
+    </w:p>
+    <w:p>
+      <w:pPr>
+        <w:spacing w:after="150" w:before="300" w:line="240"/>
+      </w:pPr>
+      <w:r>
+        <w:rPr>
+          <w:rFonts w:ascii="맑은 고딕" w:cs="맑은 고딕" w:eastAsia="맑은 고딕" w:hAnsi="맑은 고딕"/>
+          <w:b/>
+          <w:bCs/>
+          <w:color w:val="000000"/>
+          <w:sz w:val="28"/>
+          <w:szCs w:val="28"/>
+        </w:rPr>
+        <w:t xml:space="preserve">6. 논의</w:t>
+      </w:r>
+    </w:p>
+    <w:p>
+      <w:pPr>
+        <w:spacing w:after="130" w:before="220" w:line="240"/>
+      </w:pPr>
+      <w:r>
+        <w:rPr>
+          <w:rFonts w:ascii="맑은 고딕" w:cs="맑은 고딕" w:eastAsia="맑은 고딕" w:hAnsi="맑은 고딕"/>
+          <w:b/>
+          <w:bCs/>
+          <w:color w:val="333333"/>
+          <w:sz w:val="24"/>
+          <w:szCs w:val="24"/>
+        </w:rPr>
+        <w:t xml:space="preserve">6.1 시뮬레이션 환경의 한계</w:t>
+      </w:r>
+    </w:p>
+    <w:p>
+      <w:pPr>
+        <w:spacing w:after="120" w:line="240"/>
+      </w:pPr>
+      <w:r>
+        <w:rPr>
+          <w:rFonts w:ascii="맑은 고딕" w:cs="맑은 고딕" w:eastAsia="맑은 고딕" w:hAnsi="맑은 고딕"/>
+          <w:color w:val="000000"/>
+          <w:sz w:val="20"/>
+          <w:szCs w:val="20"/>
+        </w:rPr>
+        <w:t xml:space="preserve">이 시뮬레이션은 알고리즘 특성을 비교하기에는 적합하지만, 실제 LLM 서빙 환경과 비교하면 몇 가지 한계가 있다. 첫 번째 한계는 </w:t>
+      </w:r>
+      <w:r>
+        <w:rPr>
+          <w:rFonts w:ascii="맑은 고딕" w:cs="맑은 고딕" w:eastAsia="맑은 고딕" w:hAnsi="맑은 고딕"/>
+          <w:b/>
+          <w:bCs/>
+          <w:color w:val="000000"/>
+          <w:sz w:val="20"/>
+          <w:szCs w:val="20"/>
+        </w:rPr>
+        <w:t xml:space="preserve">선점형 MLFQ를 실서버에 적용하기가 어렵다</w:t>
+      </w:r>
+      <w:r>
+        <w:rPr>
+          <w:rFonts w:ascii="맑은 고딕" w:cs="맑은 고딕" w:eastAsia="맑은 고딕" w:hAnsi="맑은 고딕"/>
+          <w:color w:val="000000"/>
+          <w:sz w:val="20"/>
+          <w:szCs w:val="20"/>
+        </w:rPr>
+        <w:t xml:space="preserve">는 점이다. Ollama를 비롯한 대부분의 LLM 서빙 도구는 추론 중단을 지원하지 않으므로, 5.3절에서 확인한 Short 약 73% 개선은 시뮬레이션 안에서만 가능하다. 다음으로 처리 시간 분포가 실제와 다르다. 기본 실험은 10~100ms 범위였으나, 실제 LLM 추론은 입력 길이, 토큰 수, 모델 크기에 따라 수백 ms에서 수십 초까지 폭이 넓고, 길어질수록 Priority 에이징 효과나 FCFS 호위 효과의 영향이 커진다. 또한 동시 처리도 고려하지 못하였다. 한 번에 1건씩 처리하였으나 실제 LLM 서빙(vLLM, TGI)은 연속 배치로 여러 요청을 동시 처리한다. 한 배치 내부에서는 순서가 영향을 주지 않으므로 WFQ와 Priority의 차등 효과는 약해질 수 있다. 끝으로 실서버 실험 규모가 20건으로 제한적이다. 대기열 경합이나 극단적인 트래픽은 재현하지 못하였으며, 실무에 적용하려면 대규모 부하 시험이 필요하다.</w:t>
+      </w:r>
+    </w:p>
+    <w:p>
+      <w:pPr>
+        <w:spacing w:after="130" w:before="220" w:line="240"/>
+      </w:pPr>
+      <w:r>
+        <w:rPr>
+          <w:rFonts w:ascii="맑은 고딕" w:cs="맑은 고딕" w:eastAsia="맑은 고딕" w:hAnsi="맑은 고딕"/>
+          <w:b/>
+          <w:bCs/>
+          <w:color w:val="333333"/>
+          <w:sz w:val="24"/>
+          <w:szCs w:val="24"/>
+        </w:rPr>
+        <w:t xml:space="preserve">6.2 알고리즘별 적합 상황</w:t>
+      </w:r>
+    </w:p>
+    <w:p>
+      <w:pPr>
+        <w:pStyle w:val="ListParagraph"/>
+        <w:numPr>
+          <w:ilvl w:val="0"/>
+          <w:numId w:val="3"/>
+        </w:numPr>
+        <w:spacing w:after="80" w:line="240"/>
+      </w:pPr>
+      <w:r>
+        <w:rPr>
+          <w:rFonts w:ascii="맑은 고딕" w:cs="맑은 고딕" w:eastAsia="맑은 고딕" w:hAnsi="맑은 고딕"/>
+          <w:b/>
+          <w:bCs/>
+          <w:color w:val="000000"/>
+          <w:sz w:val="20"/>
+          <w:szCs w:val="20"/>
+        </w:rPr>
+        <w:t xml:space="preserve">FCFS</w:t>
+      </w:r>
+      <w:r>
+        <w:rPr>
+          <w:rFonts w:ascii="맑은 고딕" w:cs="맑은 고딕" w:eastAsia="맑은 고딕" w:hAnsi="맑은 고딕"/>
+          <w:color w:val="000000"/>
+          <w:sz w:val="20"/>
+          <w:szCs w:val="20"/>
+        </w:rPr>
+        <w:t xml:space="preserve">: 모든 사용자와 요청을 동등하게 처리하는 가장 단순한 방식이다. 만들기도 쉬워서 기본 정책으로 쓰기 좋다.</w:t>
+      </w:r>
+    </w:p>
+    <w:p>
+      <w:pPr>
+        <w:pStyle w:val="ListParagraph"/>
+        <w:numPr>
+          <w:ilvl w:val="0"/>
+          <w:numId w:val="3"/>
+        </w:numPr>
+        <w:spacing w:after="80" w:line="240"/>
+      </w:pPr>
+      <w:r>
+        <w:rPr>
+          <w:rFonts w:ascii="맑은 고딕" w:cs="맑은 고딕" w:eastAsia="맑은 고딕" w:hAnsi="맑은 고딕"/>
+          <w:b/>
+          <w:bCs/>
+          <w:color w:val="000000"/>
+          <w:sz w:val="20"/>
+          <w:szCs w:val="20"/>
+        </w:rPr>
+        <w:t xml:space="preserve">Priority Scheduling</w:t>
+      </w:r>
+      <w:r>
+        <w:rPr>
+          <w:rFonts w:ascii="맑은 고딕" w:cs="맑은 고딕" w:eastAsia="맑은 고딕" w:hAnsi="맑은 고딕"/>
+          <w:color w:val="000000"/>
+          <w:sz w:val="20"/>
+          <w:szCs w:val="20"/>
+        </w:rPr>
+        <w:t xml:space="preserve">: 긴급도를 직접 지정할 수 있는 환경에 적합하다. 다만 에이징 효과가 나타나려면 처리 시간이 어느 정도 길어야 한다.</w:t>
+      </w:r>
+    </w:p>
+    <w:p>
+      <w:pPr>
+        <w:pStyle w:val="ListParagraph"/>
+        <w:numPr>
+          <w:ilvl w:val="0"/>
+          <w:numId w:val="3"/>
+        </w:numPr>
+        <w:spacing w:after="80" w:line="240"/>
+      </w:pPr>
+      <w:r>
+        <w:rPr>
+          <w:rFonts w:ascii="맑은 고딕" w:cs="맑은 고딕" w:eastAsia="맑은 고딕" w:hAnsi="맑은 고딕"/>
+          <w:b/>
+          <w:bCs/>
+          <w:color w:val="000000"/>
+          <w:sz w:val="20"/>
+          <w:szCs w:val="20"/>
+        </w:rPr>
+        <w:t xml:space="preserve">MLFQ</w:t>
+      </w:r>
+      <w:r>
+        <w:rPr>
+          <w:rFonts w:ascii="맑은 고딕" w:cs="맑은 고딕" w:eastAsia="맑은 고딕" w:hAnsi="맑은 고딕"/>
+          <w:color w:val="000000"/>
+          <w:sz w:val="20"/>
+          <w:szCs w:val="20"/>
+        </w:rPr>
+        <w:t xml:space="preserve">: 짧은 요청 우대 효과가 뛰어나지만 선점형이 필요한 만큼, 지금 LLM 서빙 환경에서는 쓸 수 있는 데가 많지 않다. 추론 중단과 재개 기능이 생긴다면 쓰임새가 넓어질 것이다.</w:t>
+      </w:r>
+    </w:p>
+    <w:p>
+      <w:pPr>
+        <w:pStyle w:val="ListParagraph"/>
+        <w:numPr>
+          <w:ilvl w:val="0"/>
+          <w:numId w:val="3"/>
+        </w:numPr>
+        <w:spacing w:after="80" w:line="240"/>
+      </w:pPr>
+      <w:r>
+        <w:rPr>
+          <w:rFonts w:ascii="맑은 고딕" w:cs="맑은 고딕" w:eastAsia="맑은 고딕" w:hAnsi="맑은 고딕"/>
+          <w:b/>
+          <w:bCs/>
+          <w:color w:val="000000"/>
+          <w:sz w:val="20"/>
+          <w:szCs w:val="20"/>
+        </w:rPr>
+        <w:t xml:space="preserve">WFQ</w:t>
+      </w:r>
+      <w:r>
+        <w:rPr>
+          <w:rFonts w:ascii="맑은 고딕" w:cs="맑은 고딕" w:eastAsia="맑은 고딕" w:hAnsi="맑은 고딕"/>
+          <w:color w:val="000000"/>
+          <w:sz w:val="20"/>
+          <w:szCs w:val="20"/>
+        </w:rPr>
+        <w:t xml:space="preserve">: 구독 등급별 차등 배분이 필요한 유료 서비스에 적합하다. 비선점형에서도 잘 동작하여 실서버 적용이 가능하다.</w:t>
+      </w:r>
+    </w:p>
+    <w:p>
+      <w:pPr>
+        <w:spacing w:after="130" w:before="220" w:line="240"/>
+      </w:pPr>
+      <w:r>
+        <w:rPr>
+          <w:rFonts w:ascii="맑은 고딕" w:cs="맑은 고딕" w:eastAsia="맑은 고딕" w:hAnsi="맑은 고딕"/>
+          <w:b/>
+          <w:bCs/>
+          <w:color w:val="333333"/>
+          <w:sz w:val="24"/>
+          <w:szCs w:val="24"/>
+        </w:rPr>
+        <w:t xml:space="preserve">6.3 프로젝트의 의의</w:t>
+      </w:r>
+    </w:p>
+    <w:p>
+      <w:pPr>
+        <w:spacing w:after="120" w:line="240"/>
+      </w:pPr>
+      <w:r>
+        <w:rPr>
+          <w:rFonts w:ascii="맑은 고딕" w:cs="맑은 고딕" w:eastAsia="맑은 고딕" w:hAnsi="맑은 고딕"/>
+          <w:color w:val="000000"/>
+          <w:sz w:val="20"/>
+          <w:szCs w:val="20"/>
+        </w:rPr>
+        <w:t xml:space="preserve">이 프로젝트는 두 가지 면에서 의의가 있다. 우선 CPU 스케줄링(FCFS, Priority, MLFQ)과 네트워크 자원 배분(WFQ) 알고리즘을 LLM API 환경에 적용해 운영체제 이론을 실제 문제에 응용해 본 점이다. 또한 vLLM과 TGI 같은 기존 LLM 서빙 도구가 전체 처리량 최적화에 집중하느라 사용자별 공정성이나 우선순위 관리를 제공하지 않는다는 점을 확인하고, 이 부분에 스케줄링 이론을 적용해 알고리즘별 효과를 비교했다는 점도 의미가 있다. 특히 WFQ의 가중치 비례 차등 서비스는 유료 LLM 서비스의 구독 등급 관리에 쓸 수 있는 가능성을 보여준다. 다만 세 실험을 합산해도 총 3,020건 규모이므로, 대규모 운영 환경에서도 같은 결과가 나올지는 추가 확인이 필요하다.</w:t>
+      </w:r>
+    </w:p>
+    <w:p>
+      <w:r>
+        <w:br w:type="page"/>
+      </w:r>
+    </w:p>
+    <w:p>
+      <w:pPr>
+        <w:spacing w:after="150" w:before="300" w:line="240"/>
+      </w:pPr>
+      <w:r>
+        <w:rPr>
+          <w:rFonts w:ascii="맑은 고딕" w:cs="맑은 고딕" w:eastAsia="맑은 고딕" w:hAnsi="맑은 고딕"/>
+          <w:b/>
+          <w:bCs/>
+          <w:color w:val="000000"/>
+          <w:sz w:val="28"/>
+          <w:szCs w:val="28"/>
+        </w:rPr>
+        <w:t xml:space="preserve">7. 결론 및 향후 연구</w:t>
+      </w:r>
+    </w:p>
+    <w:p>
+      <w:pPr>
+        <w:spacing w:after="130" w:before="220" w:line="240"/>
+      </w:pPr>
+      <w:r>
+        <w:rPr>
+          <w:rFonts w:ascii="맑은 고딕" w:cs="맑은 고딕" w:eastAsia="맑은 고딕" w:hAnsi="맑은 고딕"/>
+          <w:b/>
+          <w:bCs/>
+          <w:color w:val="333333"/>
+          <w:sz w:val="24"/>
+          <w:szCs w:val="24"/>
+        </w:rPr>
+        <w:t xml:space="preserve">7.1 결론</w:t>
+      </w:r>
+    </w:p>
+    <w:p>
+      <w:pPr>
+        <w:spacing w:after="120" w:line="240"/>
+      </w:pPr>
+      <w:r>
+        <w:rPr>
+          <w:rFonts w:ascii="맑은 고딕" w:cs="맑은 고딕" w:eastAsia="맑은 고딕" w:hAnsi="맑은 고딕"/>
+          <w:color w:val="000000"/>
+          <w:sz w:val="20"/>
+          <w:szCs w:val="20"/>
+        </w:rPr>
+        <w:t xml:space="preserve">이 프로젝트에서는 운영체제 분야의 세 가지 프로세스 스케줄링 알고리즘(FCFS, Priority Scheduling, MLFQ)과 네트워크 분야의 자원 배분 알고리즘(WFQ)을 다중 사용자 LLM API 요청 관리에 적용하고, 시뮬레이션 및 실서버 실험으로 성능과 공정성을 비교하였다.</w:t>
+      </w:r>
+    </w:p>
+    <w:p>
+      <w:pPr>
+        <w:spacing w:after="120" w:line="240"/>
+      </w:pPr>
+      <w:r>
+        <w:rPr>
+          <w:rFonts w:ascii="맑은 고딕" w:cs="맑은 고딕" w:eastAsia="맑은 고딕" w:hAnsi="맑은 고딕"/>
+          <w:b/>
+          <w:bCs/>
+          <w:color w:val="000000"/>
+          <w:sz w:val="20"/>
+          <w:szCs w:val="20"/>
+        </w:rPr>
+        <w:t xml:space="preserve">적용 가능성</w:t>
+      </w:r>
+      <w:r>
+        <w:rPr>
+          <w:rFonts w:ascii="맑은 고딕" w:cs="맑은 고딕" w:eastAsia="맑은 고딕" w:hAnsi="맑은 고딕"/>
+          <w:color w:val="000000"/>
+          <w:sz w:val="20"/>
+          <w:szCs w:val="20"/>
+        </w:rPr>
+        <w:t xml:space="preserve">: 네 알고리즘을 공통 인터페이스(enqueue/dequeue)로 구현하여 환경변수만으로 전환할 수 있게 하였다. MLFQ 선점형 모드는 실제 LLM 환경에서 적용이 어렵다는 한계를 확인하였다.</w:t>
+      </w:r>
+    </w:p>
+    <w:p>
+      <w:pPr>
+        <w:spacing w:after="120" w:line="240"/>
+      </w:pPr>
+      <w:r>
+        <w:rPr>
+          <w:rFonts w:ascii="맑은 고딕" w:cs="맑은 고딕" w:eastAsia="맑은 고딕" w:hAnsi="맑은 고딕"/>
+          <w:b/>
+          <w:bCs/>
+          <w:color w:val="000000"/>
+          <w:sz w:val="20"/>
+          <w:szCs w:val="20"/>
+        </w:rPr>
+        <w:t xml:space="preserve">성능 비교</w:t>
+      </w:r>
+      <w:r>
+        <w:rPr>
+          <w:rFonts w:ascii="맑은 고딕" w:cs="맑은 고딕" w:eastAsia="맑은 고딕" w:hAnsi="맑은 고딕"/>
+          <w:color w:val="000000"/>
+          <w:sz w:val="20"/>
+          <w:szCs w:val="20"/>
+        </w:rPr>
+        <w:t xml:space="preserve">: 비선점형 환경에서 네 알고리즘의 전체 처리량은 거의 같았다. 스케줄러는 순서만 정할 뿐 처리 속도 자체를 바꾸지 못하기 때문이다. 선점형 MLFQ에서는 짧은 요청 응답시간이 약 73% 감소, 긴 요청은 약 89% 증가하였다. 개선 효과는 5개 시드에서 71.8~74.3% 범위로 일관되게 재현되었다. WFQ에서는 Enterprise의 평균 대기시간이 Free의 약 1/12 수준으로 나타났다.</w:t>
+      </w:r>
+    </w:p>
+    <w:p>
+      <w:pPr>
+        <w:spacing w:after="120" w:line="240"/>
+      </w:pPr>
+      <w:r>
+        <w:rPr>
+          <w:rFonts w:ascii="맑은 고딕" w:cs="맑은 고딕" w:eastAsia="맑은 고딕" w:hAnsi="맑은 고딕"/>
+          <w:b/>
+          <w:bCs/>
+          <w:color w:val="000000"/>
+          <w:sz w:val="20"/>
+          <w:szCs w:val="20"/>
+        </w:rPr>
+        <w:t xml:space="preserve">공정성 분석</w:t>
+      </w:r>
+      <w:r>
+        <w:rPr>
+          <w:rFonts w:ascii="맑은 고딕" w:cs="맑은 고딕" w:eastAsia="맑은 고딕" w:hAnsi="맑은 고딕"/>
+          <w:color w:val="000000"/>
+          <w:sz w:val="20"/>
+          <w:szCs w:val="20"/>
+        </w:rPr>
+        <w:t xml:space="preserve">: FCFS, Priority, MLFQ의 JFI는 모두 1.000으로 균등 배분이 이루어졌다. WFQ의 시스템 수준 JFI는 0.316이었으나, 이는 가중치 기반 의도적 차등의 결과이다. Enterprise의 대기시간이 Free보다 약 12배 짧아 가중치 순서에 대응하는 차등 서비스가 확인되었다.</w:t>
+      </w:r>
+    </w:p>
+    <w:p>
+      <w:pPr>
+        <w:spacing w:after="130" w:before="220" w:line="240"/>
+      </w:pPr>
+      <w:r>
+        <w:rPr>
+          <w:rFonts w:ascii="맑은 고딕" w:cs="맑은 고딕" w:eastAsia="맑은 고딕" w:hAnsi="맑은 고딕"/>
+          <w:b/>
+          <w:bCs/>
+          <w:color w:val="333333"/>
+          <w:sz w:val="24"/>
+          <w:szCs w:val="24"/>
+        </w:rPr>
+        <w:t xml:space="preserve">7.2 향후 연구</w:t>
+      </w:r>
+    </w:p>
+    <w:p>
+      <w:pPr>
+        <w:pStyle w:val="ListParagraph"/>
+        <w:numPr>
+          <w:ilvl w:val="0"/>
+          <w:numId w:val="3"/>
+        </w:numPr>
+        <w:spacing w:after="80" w:line="240"/>
+      </w:pPr>
+      <w:r>
+        <w:rPr>
+          <w:rFonts w:ascii="맑은 고딕" w:cs="맑은 고딕" w:eastAsia="맑은 고딕" w:hAnsi="맑은 고딕"/>
+          <w:b/>
+          <w:bCs/>
+          <w:color w:val="000000"/>
+          <w:sz w:val="20"/>
+          <w:szCs w:val="20"/>
+        </w:rPr>
+        <w:t xml:space="preserve">토큰 기반 비용 모델</w:t>
+      </w:r>
+      <w:r>
+        <w:rPr>
+          <w:rFonts w:ascii="맑은 고딕" w:cs="맑은 고딕" w:eastAsia="맑은 고딕" w:hAnsi="맑은 고딕"/>
+          <w:color w:val="000000"/>
+          <w:sz w:val="20"/>
+          <w:szCs w:val="20"/>
+        </w:rPr>
+        <w:t xml:space="preserve">: 현재 WFQ의 VFT 계산은 처리 비용을 요청 1건당 1로 고정하였다. 입출력 토큰 수를 반영한 가변 비용 모델을 적용하면 더 정밀한 자원 배분이 가능하지만, 출력 토큰 수 추정 방법에 대한 추가 연구가 필요하다.</w:t>
+      </w:r>
+    </w:p>
+    <w:p>
+      <w:pPr>
+        <w:pStyle w:val="ListParagraph"/>
+        <w:numPr>
+          <w:ilvl w:val="0"/>
+          <w:numId w:val="3"/>
+        </w:numPr>
+        <w:spacing w:after="80" w:line="240"/>
+      </w:pPr>
+      <w:r>
+        <w:rPr>
+          <w:rFonts w:ascii="맑은 고딕" w:cs="맑은 고딕" w:eastAsia="맑은 고딕" w:hAnsi="맑은 고딕"/>
+          <w:b/>
+          <w:bCs/>
+          <w:color w:val="000000"/>
+          <w:sz w:val="20"/>
+          <w:szCs w:val="20"/>
+        </w:rPr>
+        <w:t xml:space="preserve">대시보드 고도화</w:t>
+      </w:r>
+      <w:r>
+        <w:rPr>
+          <w:rFonts w:ascii="맑은 고딕" w:cs="맑은 고딕" w:eastAsia="맑은 고딕" w:hAnsi="맑은 고딕"/>
+          <w:color w:val="000000"/>
+          <w:sz w:val="20"/>
+          <w:szCs w:val="20"/>
+        </w:rPr>
+        <w:t xml:space="preserve">: 현재 대시보드는 주기적 조회(폴링) 방식으로 상태를 갱신한다. WebSocket(서버가 클라이언트에 실시간으로 알림을 보낼 수 있는 웹 통신 방식) 기반 푸시 갱신, 사용자 인증, JFI 추이 그래프 등을 더하면 운영 환경 모니터링 도구로 확장할 수 있다.</w:t>
+      </w:r>
+    </w:p>
+    <w:p>
+      <w:pPr>
+        <w:pStyle w:val="ListParagraph"/>
+        <w:numPr>
+          <w:ilvl w:val="0"/>
+          <w:numId w:val="3"/>
+        </w:numPr>
+        <w:spacing w:after="80" w:line="240"/>
+      </w:pPr>
+      <w:r>
+        <w:rPr>
+          <w:rFonts w:ascii="맑은 고딕" w:cs="맑은 고딕" w:eastAsia="맑은 고딕" w:hAnsi="맑은 고딕"/>
+          <w:b/>
+          <w:bCs/>
+          <w:color w:val="000000"/>
+          <w:sz w:val="20"/>
+          <w:szCs w:val="20"/>
+        </w:rPr>
+        <w:t xml:space="preserve">동일 등급 내 공정성 검증</w:t>
+      </w:r>
+      <w:r>
+        <w:rPr>
+          <w:rFonts w:ascii="맑은 고딕" w:cs="맑은 고딕" w:eastAsia="맑은 고딕" w:hAnsi="맑은 고딕"/>
+          <w:color w:val="000000"/>
+          <w:sz w:val="20"/>
+          <w:szCs w:val="20"/>
+        </w:rPr>
+        <w:t xml:space="preserve">: 이번 실험은 등급당 1명씩 배치한 구성이었다 (5.5절). 같은 등급에 여러 사용자가 있을 때의 균등 배분(등급 내 JFI)을 확인하려면 등급당 N명을 동시에 배치한 반복 실험이 필요하다.</w:t>
+      </w:r>
+    </w:p>
+    <w:p>
+      <w:pPr>
+        <w:pStyle w:val="ListParagraph"/>
+        <w:numPr>
+          <w:ilvl w:val="0"/>
+          <w:numId w:val="3"/>
+        </w:numPr>
+        <w:spacing w:after="80" w:line="240"/>
+      </w:pPr>
+      <w:r>
+        <w:rPr>
+          <w:rFonts w:ascii="맑은 고딕" w:cs="맑은 고딕" w:eastAsia="맑은 고딕" w:hAnsi="맑은 고딕"/>
+          <w:b/>
+          <w:bCs/>
+          <w:color w:val="000000"/>
+          <w:sz w:val="20"/>
+          <w:szCs w:val="20"/>
+        </w:rPr>
+        <w:t xml:space="preserve">대규모 실험</w:t>
+      </w:r>
+      <w:r>
+        <w:rPr>
+          <w:rFonts w:ascii="맑은 고딕" w:cs="맑은 고딕" w:eastAsia="맑은 고딕" w:hAnsi="맑은 고딕"/>
+          <w:color w:val="000000"/>
+          <w:sz w:val="20"/>
+          <w:szCs w:val="20"/>
+        </w:rPr>
+        <w:t xml:space="preserve">: 수천 건 이상의 요청, 더 많은 사용자, 더 긴 처리 시간 환경에서 각 알고리즘의 특성을 추가로 확인할 수 있다.</w:t>
+      </w:r>
+    </w:p>
+    <w:p>
+      <w:r>
+        <w:br w:type="page"/>
+      </w:r>
+    </w:p>
+    <w:p>
+      <w:pPr>
+        <w:spacing w:after="150" w:before="300" w:line="240"/>
+      </w:pPr>
+      <w:r>
+        <w:rPr>
+          <w:rFonts w:ascii="맑은 고딕" w:cs="맑은 고딕" w:eastAsia="맑은 고딕" w:hAnsi="맑은 고딕"/>
+          <w:b/>
+          <w:bCs/>
+          <w:color w:val="000000"/>
+          <w:sz w:val="28"/>
+          <w:szCs w:val="28"/>
+        </w:rPr>
+        <w:t xml:space="preserve">참고문헌</w:t>
+      </w:r>
+    </w:p>
+    <w:p>
+      <w:pPr>
+        <w:spacing w:after="100" w:line="240"/>
+        <w:ind w:left="480" w:hanging="480"/>
+      </w:pPr>
+      <w:r>
+        <w:rPr>
+          <w:rFonts w:ascii="맑은 고딕" w:cs="맑은 고딕" w:eastAsia="맑은 고딕" w:hAnsi="맑은 고딕"/>
+          <w:color w:val="000000"/>
+          <w:sz w:val="20"/>
+          <w:szCs w:val="20"/>
+        </w:rPr>
+        <w:t xml:space="preserve">[1] OpenAI, "Rate limits," OpenAI API Documentation. [온라인] Available: https://platform.openai.com/docs/guides/rate-limits (접속: 2026-03-14)</w:t>
+      </w:r>
+    </w:p>
+    <w:p>
+      <w:pPr>
+        <w:spacing w:after="100" w:line="240"/>
+        <w:ind w:left="480" w:hanging="480"/>
+      </w:pPr>
+      <w:r>
+        <w:rPr>
+          <w:rFonts w:ascii="맑은 고딕" w:cs="맑은 고딕" w:eastAsia="맑은 고딕" w:hAnsi="맑은 고딕"/>
+          <w:color w:val="000000"/>
+          <w:sz w:val="20"/>
+          <w:szCs w:val="20"/>
+        </w:rPr>
+        <w:t xml:space="preserve">[2] Anthropic, "Rate limits," Anthropic API Documentation. [온라인] Available: https://docs.anthropic.com/en/api/rate-limits (접속: 2026-03-14)</w:t>
+      </w:r>
+    </w:p>
+    <w:p>
+      <w:pPr>
+        <w:spacing w:after="100" w:line="240"/>
+        <w:ind w:left="480" w:hanging="480"/>
+      </w:pPr>
+      <w:r>
+        <w:rPr>
+          <w:rFonts w:ascii="맑은 고딕" w:cs="맑은 고딕" w:eastAsia="맑은 고딕" w:hAnsi="맑은 고딕"/>
+          <w:color w:val="000000"/>
+          <w:sz w:val="20"/>
+          <w:szCs w:val="20"/>
+        </w:rPr>
+        <w:t xml:space="preserve">[3] R. H. Arpaci-Dusseau and A. C. Arpaci-Dusseau, "Operating Systems: Three Easy Pieces," v1.10, Arpaci-Dusseau Books, 2023. [온라인] Available: https://pages.cs.wisc.edu/~remzi/OSTEP/</w:t>
+      </w:r>
+    </w:p>
+    <w:p>
+      <w:pPr>
+        <w:spacing w:after="100" w:line="240"/>
+        <w:ind w:left="480" w:hanging="480"/>
+      </w:pPr>
+      <w:r>
+        <w:rPr>
+          <w:rFonts w:ascii="맑은 고딕" w:cs="맑은 고딕" w:eastAsia="맑은 고딕" w:hAnsi="맑은 고딕"/>
+          <w:color w:val="000000"/>
+          <w:sz w:val="20"/>
+          <w:szCs w:val="20"/>
+        </w:rPr>
+        <w:t xml:space="preserve">[4] L. Peterson and B. Davie, "Computer Networks: A Systems Approach," 6th ed., Systems Approach LLC, 2022. [온라인] Available: https://book.systemsapproach.org/ (접속: 2026-04-19)</w:t>
+      </w:r>
+    </w:p>
+    <w:p>
+      <w:pPr>
+        <w:spacing w:after="100" w:line="240"/>
+        <w:ind w:left="480" w:hanging="480"/>
+      </w:pPr>
+      <w:r>
+        <w:rPr>
+          <w:rFonts w:ascii="맑은 고딕" w:cs="맑은 고딕" w:eastAsia="맑은 고딕" w:hAnsi="맑은 고딕"/>
+          <w:color w:val="000000"/>
+          <w:sz w:val="20"/>
+          <w:szCs w:val="20"/>
+        </w:rPr>
+        <w:t xml:space="preserve">[5] vLLM Project, "vLLM: Easy, Fast, and Cheap LLM Serving," GitHub. [온라인] Available: https://github.com/vllm-project/vllm (접속: 2026-03-14)</w:t>
+      </w:r>
+    </w:p>
+    <w:p>
+      <w:pPr>
+        <w:spacing w:after="100" w:line="240"/>
+        <w:ind w:left="480" w:hanging="480"/>
+      </w:pPr>
+      <w:r>
+        <w:rPr>
+          <w:rFonts w:ascii="맑은 고딕" w:cs="맑은 고딕" w:eastAsia="맑은 고딕" w:hAnsi="맑은 고딕"/>
+          <w:color w:val="000000"/>
+          <w:sz w:val="20"/>
+          <w:szCs w:val="20"/>
+        </w:rPr>
+        <w:t xml:space="preserve">[6] Hugging Face, "Text Generation Inference (TGI)." [온라인] Available: https://huggingface.co/docs/text-generation-inference/ (접속: 2026-03-14)</w:t>
+      </w:r>
+    </w:p>
+    <w:p>
+      <w:pPr>
+        <w:spacing w:after="100" w:line="240"/>
+        <w:ind w:left="480" w:hanging="480"/>
+      </w:pPr>
+      <w:r>
+        <w:rPr>
+          <w:rFonts w:ascii="맑은 고딕" w:cs="맑은 고딕" w:eastAsia="맑은 고딕" w:hAnsi="맑은 고딕"/>
+          <w:color w:val="000000"/>
+          <w:sz w:val="20"/>
+          <w:szCs w:val="20"/>
+        </w:rPr>
+        <w:t xml:space="preserve">[7] Wikipedia, "Fairness measure -- Jain's fairness index." [온라인] Available: https://en.wikipedia.org/wiki/Fairness_measure (접속: 2026-04-09)</w:t>
+      </w:r>
+    </w:p>
+    <w:p>
+      <w:pPr>
+        <w:spacing w:after="100" w:line="240"/>
+        <w:ind w:left="480" w:hanging="480"/>
+      </w:pPr>
+      <w:r>
+        <w:rPr>
+          <w:rFonts w:ascii="맑은 고딕" w:cs="맑은 고딕" w:eastAsia="맑은 고딕" w:hAnsi="맑은 고딕"/>
+          <w:color w:val="000000"/>
+          <w:sz w:val="20"/>
+          <w:szCs w:val="20"/>
+        </w:rPr>
+        <w:t xml:space="preserve">[8] Express.js, "Express - Node.js Web Application Framework." [온라인] Available: https://expressjs.com/ (접속: 2026-03-14)</w:t>
+      </w:r>
+    </w:p>
+    <w:p>
+      <w:pPr>
+        <w:spacing w:after="100" w:line="240"/>
+        <w:ind w:left="480" w:hanging="480"/>
+      </w:pPr>
+      <w:r>
+        <w:rPr>
+          <w:rFonts w:ascii="맑은 고딕" w:cs="맑은 고딕" w:eastAsia="맑은 고딕" w:hAnsi="맑은 고딕"/>
+          <w:color w:val="000000"/>
+          <w:sz w:val="20"/>
+          <w:szCs w:val="20"/>
+        </w:rPr>
+        <w:t xml:space="preserve">[9] Node.js Foundation, "Node.js Documentation." [온라인] Available: https://nodejs.org/docs/latest-v22.x/api/ (접속: 2026-03-14)</w:t>
+      </w:r>
+    </w:p>
+    <w:p>
+      <w:pPr>
+        <w:spacing w:after="100" w:line="240"/>
+        <w:ind w:left="480" w:hanging="480"/>
+      </w:pPr>
+      <w:r>
+        <w:rPr>
+          <w:rFonts w:ascii="맑은 고딕" w:cs="맑은 고딕" w:eastAsia="맑은 고딕" w:hAnsi="맑은 고딕"/>
+          <w:color w:val="000000"/>
+          <w:sz w:val="20"/>
+          <w:szCs w:val="20"/>
+        </w:rPr>
+        <w:t xml:space="preserve">[10] Ollama, "Ollama Documentation." [온라인] Available: https://ollama.com/ (접속: 2026-03-14)</w:t>
+      </w:r>
+    </w:p>
+    <w:p>
+      <w:pPr>
+        <w:spacing w:after="100" w:line="240"/>
+        <w:ind w:left="480" w:hanging="480"/>
+      </w:pPr>
+      <w:r>
+        <w:rPr>
+          <w:rFonts w:ascii="맑은 고딕" w:cs="맑은 고딕" w:eastAsia="맑은 고딕" w:hAnsi="맑은 고딕"/>
+          <w:color w:val="000000"/>
+          <w:sz w:val="20"/>
+          <w:szCs w:val="20"/>
+        </w:rPr>
+        <w:t xml:space="preserve">[11] MDN Web Docs, "HTTP 429 Too Many Requests," Mozilla Developer Network. [온라인] Available: https://developer.mozilla.org/en-US/docs/Web/HTTP/Status/429 (접속: 2026-04-09)</w:t>
       </w:r>
     </w:p>
     <w:sectPr>

--- a/08-final-submission/final-report/final-report.docx
+++ b/08-final-submission/final-report/final-report.docx
@@ -8089,7 +8089,7 @@
           <w:sz w:val="20"/>
           <w:szCs w:val="20"/>
         </w:rPr>
-        <w:t xml:space="preserve">시뮬레이션에서 확인한 스케줄링 순서 차이가 실제 LLM 환경에서도 재현되는지 보고자 Ollama로 실서버 실험을 진행하였다. 사용 모델은 2026년 4월 공개된 Google Gemma 4 계열의 `gemma4:e4b`이며, 약 40억 개 파라미터(Parameter, 모델이 학습해 가진 가중치 값)를 가진 중형 모델로 로컬 Ollama 서버에서 실행하였다. 출력은 최대 20토큰으로 제한하였다. 총 20건(등급별 5건)을 동시에 큐에 넣은 뒤 FCFS, Priority, WFQ 세 알고리즘을 비교하였다(비선점형 MLFQ는 5.2절에서 FCFS와 같음이 확인되어 제외하였다). 전체 결과는 표 10, 구독 등급별 세부는 표 11 및 그림 4에 정리하였다.</w:t>
+        <w:t xml:space="preserve">시뮬레이션에서 확인한 알고리즘별 처리 결과 차이가 실제 LLM 환경에서도 재현되는지 보고자 Ollama로 실서버 실험을 진행하였다. 사용 모델은 2026년 4월 공개된 Google Gemma 4 계열의 `gemma4:e4b`이며, 약 40억 개 파라미터를 가진 소형 모델로 로컬 Ollama 서버에서 실행하였다. 출력은 최대 20토큰으로 제한하였다. 총 20건(등급별 5건)을 동시에 큐에 넣은 뒤 FCFS, Priority, WFQ 세 알고리즘을 비교하였다(비선점형 MLFQ는 5.2절에서 FCFS와 같음이 확인되어 제외하였다). 전체 결과는 표 10, 구독 등급별 세부는 표 11에 정리하였다.</w:t>
       </w:r>
     </w:p>
     <w:p>
@@ -9237,79 +9237,6 @@
         </w:tc>
       </w:tr>
     </w:tbl>
-    <w:p>
-      <w:pPr>
-        <w:spacing w:after="80"/>
-      </w:pPr>
-    </w:p>
-    <w:p>
-      <w:pPr>
-        <w:spacing w:after="80"/>
-      </w:pPr>
-    </w:p>
-    <w:p>
-      <w:pPr>
-        <w:spacing w:after="100" w:before="100"/>
-        <w:jc w:val="center"/>
-      </w:pPr>
-      <w:r>
-        <w:drawing>
-          <wp:inline distT="0" distB="0" distL="0" distR="0">
-            <wp:extent cx="5400675" cy="2257425"/>
-            <wp:effectExtent t="0" r="0" b="0" l="0"/>
-            <wp:docPr id="1" name="" descr="" title=""/>
-            <wp:cNvGraphicFramePr>
-              <a:graphicFrameLocks xmlns:a="http://schemas.openxmlformats.org/drawingml/2006/main" noChangeAspect="1"/>
-            </wp:cNvGraphicFramePr>
-            <a:graphic xmlns:a="http://schemas.openxmlformats.org/drawingml/2006/main">
-              <a:graphicData uri="http://schemas.openxmlformats.org/drawingml/2006/picture">
-                <pic:pic xmlns:pic="http://schemas.openxmlformats.org/drawingml/2006/picture">
-                  <pic:nvPicPr>
-                    <pic:cNvPr id="0" name="" descr=""/>
-                    <pic:cNvPicPr>
-                      <a:picLocks noChangeAspect="1" noChangeArrowheads="1"/>
-                    </pic:cNvPicPr>
-                  </pic:nvPicPr>
-                  <pic:blipFill>
-                    <a:blip r:embed="rId12" cstate="none"/>
-                    <a:srcRect/>
-                    <a:stretch>
-                      <a:fillRect/>
-                    </a:stretch>
-                  </pic:blipFill>
-                  <pic:spPr bwMode="auto">
-                    <a:xfrm>
-                      <a:off x="0" y="0"/>
-                      <a:ext cx="5400675" cy="2257425"/>
-                    </a:xfrm>
-                    <a:prstGeom prst="rect">
-                      <a:avLst/>
-                    </a:prstGeom>
-                  </pic:spPr>
-                </pic:pic>
-              </a:graphicData>
-            </a:graphic>
-          </wp:inline>
-        </w:drawing>
-      </w:r>
-    </w:p>
-    <w:p>
-      <w:pPr>
-        <w:spacing w:after="120" w:line="240"/>
-        <w:jc w:val="center"/>
-      </w:pPr>
-      <w:r>
-        <w:rPr>
-          <w:rFonts w:ascii="맑은 고딕" w:cs="맑은 고딕" w:eastAsia="맑은 고딕" w:hAnsi="맑은 고딕"/>
-          <w:i/>
-          <w:iCs/>
-          <w:color w:val="666666"/>
-          <w:sz w:val="18"/>
-          <w:szCs w:val="18"/>
-        </w:rPr>
-        <w:t xml:space="preserve">[그림 4] 실서버 구독 등급별 평균 대기시간 비교</w:t>
-      </w:r>
-    </w:p>
     <w:p>
       <w:pPr>
         <w:spacing w:after="80"/>

--- a/08-final-submission/final-report/final-report.docx
+++ b/08-final-submission/final-report/final-report.docx
@@ -8034,7 +8034,7 @@
           <w:sz w:val="20"/>
           <w:szCs w:val="20"/>
         </w:rPr>
-        <w:t xml:space="preserve">Short는 Q0 안에 완료되어 강등 없이 처리되므로 응답시간이 FCFS 대비 약 73% 감소하였다. 반면 Long은 하위 큐로 밀려 약 89% 증가, Medium은 약 13% 증가하였다. 부스팅(Rule 5, 5초 주기)으로 Long의 기아 상태는 방지된다.</w:t>
+        <w:t xml:space="preserve">Short는 Q0 안에 완료되어 강등 없이 처리되므로 응답시간이 FCFS 대비 약 73% 감소하였다. 반면 Long은 하위 큐로 밀려 약 89% 증가, Medium은 약 13% 증가하였다. 부스팅(Rule 5, 5초 주기)으로 Long의 기아 상태는 방지되었다.</w:t>
       </w:r>
     </w:p>
     <w:p>
@@ -9253,7 +9253,7 @@
           <w:sz w:val="20"/>
           <w:szCs w:val="20"/>
         </w:rPr>
-        <w:t xml:space="preserve">세 알고리즘의 평균 처리 시간이 모두 약 208~209ms로 거의 같았다. 스케줄러는 "누구를 먼저 처리할지"만 정할 뿐 LLM 추론 속도를 바꾸지 못한다. FCFS에서는 도착 순서대로 처리되어 Enterprise → Free 순으로 대기시간이 늘었다(Enterprise를 먼저 보냄). Priority의 경우 구독 등급과 요청 우선순위가 독립적임을 드러내고자 등급별로 서로 다른 우선순위를 혼합 배정하였다(표 12). 상위 등급일수록 URGENT와 HIGH 비율을 높이되, 모든 등급에 여러 우선순위가 섞이도록 하였다.</w:t>
+        <w:t xml:space="preserve">세 알고리즘의 평균 처리 시간이 모두 약 208~209ms로 거의 같았다. 스케줄러는 "누구를 먼저 처리할지"만 정할 뿐 LLM 추론 속도 자체에는 영향을 주지 않는 것으로 나타났다. 세 알고리즘 모두 Enterprise → Free 순으로 대기시간이 증가했다. FCFS는 도착 순서(실험에서 Enterprise를 먼저 큐에 넣음)에 따른 결과이고, Priority는 등급별 우선순위 배정(상위 등급일수록 URGENT/HIGH 비율이 높음, 표 12)에 따른 결과이다. WFQ는 가중치 비례 정렬(Enterprise 100, Free 1)에 따라 동작하지만, 본 실험에서는 도착 순서와 가중치 순서가 일치했기 때문에 FCFS와 거의 같은 대기시간 분포가 나타났다(표 11). 가중치 효과 자체는 5.2절 시뮬레이션에서 더 명확히 확인된다(표 8). Priority의 경우 구독 등급과 요청 우선순위가 독립적임을 드러내고자 등급별 5건의 요청에 서로 다른 우선순위를 혼합 배정하였다(표 12). 상위 등급일수록 URGENT와 HIGH 비율을 높이되, 모든 등급에 여러 우선순위가 섞이도록 하였다.</w:t>
       </w:r>
     </w:p>
     <w:p>
@@ -9269,7 +9269,7 @@
           <w:sz w:val="20"/>
           <w:szCs w:val="20"/>
         </w:rPr>
-        <w:t xml:space="preserve">표 12. Priority 실험의 요청 우선순위 배정 (등급 × 요청 번호)</w:t>
+        <w:t xml:space="preserve">표 12. Priority 실험의 요청 우선순위 배정 (등급당 5건, 총 20건)</w:t>
       </w:r>
     </w:p>
     <w:tbl>
@@ -10195,7 +10195,7 @@
           <w:sz w:val="20"/>
           <w:szCs w:val="20"/>
         </w:rPr>
-        <w:t xml:space="preserve">그 결과 Enterprise의 NORMAL 요청이 Premium의 URGENT 요청에 밀려 Enterprise 평균 대기시간은 FCFS 대비 증가하였다(432 → 664ms). 반면 Free의 NORMAL 요청은 Standard의 LOW 요청보다 먼저 처리되어 Free 평균 대기시간은 오히려 감소하였다(3,561 → 3,371ms). </w:t>
+        <w:t xml:space="preserve">그 결과 Enterprise의 HIGH 요청과 NORMAL 요청이 Premium의 URGENT 요청에 밀리면서 Enterprise 평균 대기시간은 FCFS 대비 증가하였다(432 → 664ms). 반면 Free의 NORMAL 요청 2건은 Standard의 LOW 요청을 추월해 더 일찍 처리되었고(LOW 3건은 오히려 더 늦게 처리), 합산하면 Free 평균 대기시간은 감소하였다(3,561 → 3,371ms). </w:t>
       </w:r>
       <w:r>
         <w:rPr>
@@ -10215,7 +10215,7 @@
           <w:sz w:val="20"/>
           <w:szCs w:val="20"/>
         </w:rPr>
-        <w:t xml:space="preserve">는 가중치에 따라 Enterprise가 먼저 처리되었다. 요청 수가 적어 등급별 극단적 차이까지는 드러나지 않았으나 시뮬레이션과 같은 패턴이 나타났다.</w:t>
+        <w:t xml:space="preserve">는 표 11에서 본 것처럼 FCFS와 거의 같은 분포가 나왔다. 등급 간 비율은 Enterprise 약 410ms, Free 약 3,542ms로 약 8.6배 차이가 났는데, 시뮬레이션의 12배(표 8)보다는 작지만 상위 등급이 더 빠르다는 점은 같다. 다만 같은 비율이 FCFS에서도 나타나(약 8.2배 차이), 본 실험만으로는 WFQ가 가중치 때문에 Enterprise를 먼저 처리한 것인지 단지 Enterprise가 큐에 먼저 도착해서 그런 것인지 판단하기 어렵다.</w:t>
       </w:r>
     </w:p>
     <w:p>
@@ -12198,7 +12198,7 @@
           <w:sz w:val="20"/>
           <w:szCs w:val="20"/>
         </w:rPr>
-        <w:t xml:space="preserve">는 점이다. Ollama를 비롯한 대부분의 LLM 서빙 도구는 추론 중단을 지원하지 않으므로, 5.3절에서 확인한 Short 약 73% 개선은 시뮬레이션 안에서만 가능하다. 다음으로 처리 시간 분포가 실제와 다르다. 기본 실험은 10~100ms 범위였으나, 실제 LLM 추론은 입력 길이, 토큰 수, 모델 크기에 따라 수백 ms에서 수십 초까지 폭이 넓고, 길어질수록 Priority 에이징 효과나 FCFS 호위 효과의 영향이 커진다. 또한 동시 처리도 고려하지 못하였다. 한 번에 1건씩 처리하였으나 실제 LLM 서빙(vLLM, TGI)은 연속 배치로 여러 요청을 동시 처리한다. 한 배치 내부에서는 순서가 영향을 주지 않으므로 WFQ와 Priority의 차등 효과는 약해질 수 있다. 끝으로 실서버 실험 규모가 20건으로 제한적이다. 대기열 경합이나 극단적인 트래픽은 재현하지 못하였으며, 실무에 적용하려면 대규모 부하 시험이 필요하다.</w:t>
+        <w:t xml:space="preserve">는 점이다. Ollama를 비롯한 대부분의 LLM 서빙 도구는 추론 중단을 지원하지 않으므로, 5.3절에서 확인한 Short 약 73% 개선은 시뮬레이션에 한정된 결과로 보인다. 다음으로 처리 시간 분포가 실제와 다르다. 기본 실험은 10~100ms 범위였으나, 실제 LLM 추론은 입력 길이, 토큰 수, 모델 크기에 따라 수백 ms에서 수십 초까지 폭이 넓고, 길어질수록 Priority 에이징 효과나 FCFS 호위 효과의 영향이 커진다. 또한 동시 처리도 고려하지 못하였다. 한 번에 1건씩 처리하였으나 실제 LLM 서빙(vLLM, TGI)은 연속 배치로 여러 요청을 동시 처리한다. 한 배치 내부에서는 순서가 영향을 주지 않으므로 WFQ와 Priority의 차등 효과는 약해질 수 있다. 끝으로 실서버 실험 규모가 20건으로 제한적이다. 대기열 경합이나 극단적인 트래픽은 재현하지 못하였으며, 실무에 적용하려면 대규모 부하 시험이 필요하다.</w:t>
       </w:r>
     </w:p>
     <w:p>
@@ -12244,7 +12244,7 @@
           <w:sz w:val="20"/>
           <w:szCs w:val="20"/>
         </w:rPr>
-        <w:t xml:space="preserve">: 모든 사용자와 요청을 동등하게 처리하는 가장 단순한 방식이다. 만들기도 쉬워서 기본 정책으로 쓰기 좋다.</w:t>
+        <w:t xml:space="preserve">: 모든 사용자와 요청을 동등하게 처리하는 가장 단순한 방식이다. 만들기도 쉬워서 기본 정책으로 쓰기에 적합해 보인다.</w:t>
       </w:r>
     </w:p>
     <w:p>
@@ -12274,7 +12274,7 @@
           <w:sz w:val="20"/>
           <w:szCs w:val="20"/>
         </w:rPr>
-        <w:t xml:space="preserve">: 긴급도를 직접 지정할 수 있는 환경에 적합하다. 다만 에이징 효과가 나타나려면 처리 시간이 어느 정도 길어야 한다.</w:t>
+        <w:t xml:space="preserve">: 긴급도를 직접 지정할 수 있는 환경에 적합한 것으로 보인다. 다만 에이징 효과가 나타나려면 처리 시간이 어느 정도 길어야 한다.</w:t>
       </w:r>
     </w:p>
     <w:p>
@@ -12304,7 +12304,7 @@
           <w:sz w:val="20"/>
           <w:szCs w:val="20"/>
         </w:rPr>
-        <w:t xml:space="preserve">: 짧은 요청 우대 효과가 뛰어나지만 선점형이 필요한 만큼, 지금 LLM 서빙 환경에서는 쓸 수 있는 데가 많지 않다. 추론 중단과 재개 기능이 생긴다면 쓰임새가 넓어질 것이다.</w:t>
+        <w:t xml:space="preserve">: 짧은 요청 우대 효과가 뛰어나지만 선점형이 필요한 만큼, 지금 LLM 서빙 환경에서는 쓸 수 있는 데가 많지 않다. 추론 중단과 재개 기능이 생긴다면 쓰임새가 넓어질 것으로 생각된다.</w:t>
       </w:r>
     </w:p>
     <w:p>
@@ -12334,7 +12334,7 @@
           <w:sz w:val="20"/>
           <w:szCs w:val="20"/>
         </w:rPr>
-        <w:t xml:space="preserve">: 구독 등급별 차등 배분이 필요한 유료 서비스에 적합하다. 비선점형에서도 잘 동작하여 실서버 적용이 가능하다.</w:t>
+        <w:t xml:space="preserve">: 구독 등급별 차등 배분이 필요한 유료 서비스에 적합한 것으로 보인다. 비선점형에서도 잘 동작해 실서버에 적용할 수 있을 것으로 보인다.</w:t>
       </w:r>
     </w:p>
     <w:p>
@@ -12364,7 +12364,7 @@
           <w:sz w:val="20"/>
           <w:szCs w:val="20"/>
         </w:rPr>
-        <w:t xml:space="preserve">이 프로젝트는 두 가지 면에서 의의가 있다. 우선 CPU 스케줄링(FCFS, Priority, MLFQ)과 네트워크 자원 배분(WFQ) 알고리즘을 LLM API 환경에 적용해 운영체제 이론을 실제 문제에 응용해 본 점이다. 또한 vLLM과 TGI 같은 기존 LLM 서빙 도구가 전체 처리량 최적화에 집중하느라 사용자별 공정성이나 우선순위 관리를 제공하지 않는다는 점을 확인하고, 이 부분에 스케줄링 이론을 적용해 알고리즘별 효과를 비교했다는 점도 의미가 있다. 특히 WFQ의 가중치 비례 차등 서비스는 유료 LLM 서비스의 구독 등급 관리에 쓸 수 있는 가능성을 보여준다. 다만 세 실험을 합산해도 총 3,020건 규모이므로, 대규모 운영 환경에서도 같은 결과가 나올지는 추가 확인이 필요하다.</w:t>
+        <w:t xml:space="preserve">이 프로젝트는 두 가지 면에서 의의를 찾을 수 있다. 우선 CPU 스케줄링(FCFS, Priority, MLFQ)과 네트워크 자원 배분(WFQ) 알고리즘을 LLM API 환경에 적용해 운영체제 이론을 실제 문제에 응용해 본 점이다. 또한 vLLM과 TGI 같은 기존 LLM 서빙 도구가 전체 처리량 최적화에 집중하느라 사용자별 공정성이나 우선순위 관리를 제공하지 않는다는 점을 확인하고, 이 부분에 스케줄링 이론을 적용해 알고리즘별 효과를 비교했다는 점도 의미가 있다. 특히 WFQ의 가중치 비례 차등 서비스는 유료 LLM 서비스의 구독 등급 관리에 쓸 수 있는 가능성을 보여준다. 다만 세 실험을 합산해도 총 3,020건 규모이므로, 대규모 운영 환경에서도 같은 결과가 나올지는 추가 확인이 필요하다.</w:t>
       </w:r>
     </w:p>
     <w:p>
@@ -12465,7 +12465,7 @@
           <w:sz w:val="20"/>
           <w:szCs w:val="20"/>
         </w:rPr>
-        <w:t xml:space="preserve">: 비선점형 환경에서 네 알고리즘의 전체 처리량은 거의 같았다. 스케줄러는 순서만 정할 뿐 처리 속도 자체를 바꾸지 못하기 때문이다. 선점형 MLFQ에서는 짧은 요청 응답시간이 약 73% 감소, 긴 요청은 약 89% 증가하였다. 개선 효과는 5개 시드에서 71.8~74.3% 범위로 일관되게 재현되었다. WFQ에서는 Enterprise의 평균 대기시간이 Free의 약 1/12 수준으로 나타났다.</w:t>
+        <w:t xml:space="preserve">: 비선점형 환경에서 네 알고리즘의 전체 처리량은 거의 같았다. 스케줄러는 순서만 정할 뿐 처리 속도 자체에는 영향을 주지 않기 때문으로 보인다. 선점형 MLFQ에서는 짧은 요청 응답시간이 약 73% 감소, 긴 요청은 약 89% 증가하였다. 개선 효과는 5개 시드에서 71.8~74.3% 범위로 일관되게 재현되었다. WFQ에서는 Enterprise의 평균 대기시간이 Free의 약 1/12 수준으로 나타났다.</w:t>
       </w:r>
     </w:p>
     <w:p>

--- a/08-final-submission/final-report/final-report.docx
+++ b/08-final-submission/final-report/final-report.docx
@@ -10237,18 +10237,15 @@
     <w:p>
       <w:pPr>
         <w:spacing w:after="120" w:line="240"/>
-        <w:ind w:left="360"/>
-      </w:pPr>
-      <w:r>
-        <w:rPr>
-          <w:rFonts w:ascii="맑은 고딕" w:cs="맑은 고딕" w:eastAsia="맑은 고딕" w:hAnsi="맑은 고딕"/>
-          <w:i/>
-          <w:iCs/>
-          <w:color w:val="333333"/>
-          <w:sz w:val="20"/>
-          <w:szCs w:val="20"/>
-        </w:rPr>
-        <w:t xml:space="preserve">JFI 계산 방식의 차이부터 짚어둔다. 이 분석에서는 두 가지 기준을 실험 목적에 맞게 구분해 사용하였다.</w:t>
+      </w:pPr>
+      <w:r>
+        <w:rPr>
+          <w:rFonts w:ascii="맑은 고딕" w:cs="맑은 고딕" w:eastAsia="맑은 고딕" w:hAnsi="맑은 고딕"/>
+          <w:color w:val="000000"/>
+          <w:sz w:val="20"/>
+          <w:szCs w:val="20"/>
+        </w:rPr>
+        <w:t xml:space="preserve">먼저 JFI 계산 방식의 차이를 살펴본다. 이 분석에서는 실험 목적에 따라 두 가지 기준을 다음과 같이 나누어 사용하였다.</w:t>
       </w:r>
     </w:p>
     <w:p>
@@ -10988,7 +10985,7 @@
           <w:sz w:val="20"/>
           <w:szCs w:val="20"/>
         </w:rPr>
-        <w:t xml:space="preserve">FCFS, Priority, MLFQ의 JFI 1.000은 세 알고리즘이 구독 등급을 고려하지 않기 때문이다. Priority는 처리 순서는 바뀌지만 우선순위가 요청 단위로 배정되어 사용자 간 차이는 없다.</w:t>
+        <w:t xml:space="preserve">FCFS, Priority, MLFQ의 JFI 1.000은 세 알고리즘이 구독 등급을 고려하지 않기 때문이다. 특히 Priority의 경우 우선순위가 요청 단위라 원래부터 등급별 차등이 없는데, 본 기본 실험에서는 처리 시간이 짧아(10~100ms) 우선순위 효과 자체가 거의 드러나지 않아 결과적으로 도착 순서대로 처리되어 사용자 간 차이가 없었다(5.2절). 5.4절 실서버 실험처럼 등급별로 우선순위 분포를 다르게 두면 사용자 간 차이가 발생할 수 있다.</w:t>
       </w:r>
     </w:p>
     <w:p>
@@ -11002,7 +10999,7 @@
           <w:sz w:val="20"/>
           <w:szCs w:val="20"/>
         </w:rPr>
-        <w:t xml:space="preserve">WFQ의 공정성은 두 관점에서 본다. 첫째, </w:t>
+        <w:t xml:space="preserve">WFQ의 공정성을 두 관점에서 살펴본다. 첫째, </w:t>
       </w:r>
       <w:r>
         <w:rPr>
@@ -11022,7 +11019,7 @@
           <w:sz w:val="20"/>
           <w:szCs w:val="20"/>
         </w:rPr>
-        <w:t xml:space="preserve">은 WFQScheduler가 "처리 요청 수 ÷ 가중치"로 계산한 값이다. 사용자당 125건씩 동일 배정했으므로 Free(가중치 1)의 비율이 커지고 Enterprise(100)는 작아져 JFI가 1에서 멀어진다. 이 값 자체가 WFQ가 가중치를 반영해 처리했다는 것을 보여준다. 둘째, 등급 간 대기시간을 보면 Enterprise(약 1,862ms)가 Free(약 22,029ms) 대비 약 12배 짧아 가중치 비율(100:1)에 대응한다. 등급당 1명만 배치한 구성이라 같은 등급 내 공정성은 향후 연구 과제로 남긴다.</w:t>
+        <w:t xml:space="preserve">은 WFQScheduler가 "처리 요청 수 ÷ 가중치"로 계산한 값이다. 본 실험은 사용자당 125건씩 동일 배정했으므로 처리 요청 수는 모두 같지만, 가중치가 사용자마다 달라(100, 50, 10, 1) Free의 비율이 커지고 Enterprise는 작아져 JFI가 1에서 멀어진다. WFQ의 가중치 효과는 처리량보다는 처리 순서에서 나타나며, 그 결과는 다음 항목(대기시간)에서 볼 수 있다. 둘째, 등급 간 대기시간을 보면 Enterprise(약 1,862ms)가 Free(약 22,029ms)보다 약 12배 짧다. 가중치 비율 100:1보다는 평탄하지만 가중치 순서대로 차등이 나타나 WFQ가 의도대로 동작했음을 확인할 수 있다. 등급당 1명만 배치한 구성이라 같은 등급 내 공정성은 향후 연구 과제로 남긴다.</w:t>
       </w:r>
     </w:p>
     <w:p>
@@ -11207,7 +11204,7 @@
                 <w:sz w:val="18"/>
                 <w:szCs w:val="18"/>
               </w:rPr>
-              <w:t xml:space="preserve">MLFQ (선점형)</w:t>
+              <w:t xml:space="preserve">MLFQ</w:t>
             </w:r>
           </w:p>
         </w:tc>
@@ -11502,7 +11499,7 @@
                 <w:sz w:val="18"/>
                 <w:szCs w:val="18"/>
               </w:rPr>
-              <w:t xml:space="preserve">있음 (약 73% 개선)</w:t>
+              <w:t xml:space="preserve">있음 (선점형, Short 약 73% 감소)</w:t>
             </w:r>
           </w:p>
         </w:tc>
@@ -11943,7 +11940,7 @@
                 <w:sz w:val="18"/>
                 <w:szCs w:val="18"/>
               </w:rPr>
-              <w:t xml:space="preserve">부스팅</w:t>
+              <w:t xml:space="preserve">부스팅 (선점형)</w:t>
             </w:r>
           </w:p>
         </w:tc>

--- a/08-final-submission/final-report/final-report.docx
+++ b/08-final-submission/final-report/final-report.docx
@@ -11049,7 +11049,7 @@
           <w:sz w:val="20"/>
           <w:szCs w:val="20"/>
         </w:rPr>
-        <w:t xml:space="preserve">앞서 제시한 실험 결과를 종합하면 네 알고리즘의 처리 순서 기준, 성능 특성, 공정성 양상을 표 14와 같이 한눈에 비교할 수 있다.</w:t>
+        <w:t xml:space="preserve">지금까지 본 실험 결과를 알고리즘별로 한눈에 비교할 수 있도록 표 14에 정리하였다.</w:t>
       </w:r>
     </w:p>
     <w:p>
@@ -11969,7 +11969,7 @@
                 <w:sz w:val="18"/>
                 <w:szCs w:val="18"/>
               </w:rPr>
-              <w:t xml:space="preserve">VFT 구조상 불필요</w:t>
+              <w:t xml:space="preserve">VFT 방식이라 불필요</w:t>
             </w:r>
           </w:p>
         </w:tc>

--- a/08-final-submission/final-report/final-report.docx
+++ b/08-final-submission/final-report/final-report.docx
@@ -12175,7 +12175,21 @@
           <w:sz w:val="20"/>
           <w:szCs w:val="20"/>
         </w:rPr>
-        <w:t xml:space="preserve">이 시뮬레이션은 알고리즘 특성을 비교하기에는 적합하지만, 실제 LLM 서빙 환경과 비교하면 몇 가지 한계가 있다. 첫 번째 한계는 </w:t>
+        <w:t xml:space="preserve">이 시뮬레이션은 알고리즘 특성을 비교하기에는 적합하지만, 실제 LLM 서빙 환경과 비교하면 몇 가지 한계가 있다.</w:t>
+      </w:r>
+    </w:p>
+    <w:p>
+      <w:pPr>
+        <w:spacing w:after="120" w:line="240"/>
+      </w:pPr>
+      <w:r>
+        <w:rPr>
+          <w:rFonts w:ascii="맑은 고딕" w:cs="맑은 고딕" w:eastAsia="맑은 고딕" w:hAnsi="맑은 고딕"/>
+          <w:color w:val="000000"/>
+          <w:sz w:val="20"/>
+          <w:szCs w:val="20"/>
+        </w:rPr>
+        <w:t xml:space="preserve">첫 번째 한계는 </w:t>
       </w:r>
       <w:r>
         <w:rPr>
@@ -12195,7 +12209,49 @@
           <w:sz w:val="20"/>
           <w:szCs w:val="20"/>
         </w:rPr>
-        <w:t xml:space="preserve">는 점이다. Ollama를 비롯한 대부분의 LLM 서빙 도구는 추론 중단을 지원하지 않으므로, 5.3절에서 확인한 Short 약 73% 개선은 시뮬레이션에 한정된 결과로 보인다. 다음으로 처리 시간 분포가 실제와 다르다. 기본 실험은 10~100ms 범위였으나, 실제 LLM 추론은 입력 길이, 토큰 수, 모델 크기에 따라 수백 ms에서 수십 초까지 폭이 넓고, 길어질수록 Priority 에이징 효과나 FCFS 호위 효과의 영향이 커진다. 또한 동시 처리도 고려하지 못하였다. 한 번에 1건씩 처리하였으나 실제 LLM 서빙(vLLM, TGI)은 연속 배치로 여러 요청을 동시 처리한다. 한 배치 내부에서는 순서가 영향을 주지 않으므로 WFQ와 Priority의 차등 효과는 약해질 수 있다. 끝으로 실서버 실험 규모가 20건으로 제한적이다. 대기열 경합이나 극단적인 트래픽은 재현하지 못하였으며, 실무에 적용하려면 대규모 부하 시험이 필요하다.</w:t>
+        <w:t xml:space="preserve">는 점이다. Ollama를 비롯한 대부분의 LLM 서빙 도구는 추론 중단을 지원하지 않으므로, 5.3절에서 확인한 Short 약 73% 개선은 시뮬레이션에 한정된 결과로 보인다.</w:t>
+      </w:r>
+    </w:p>
+    <w:p>
+      <w:pPr>
+        <w:spacing w:after="120" w:line="240"/>
+      </w:pPr>
+      <w:r>
+        <w:rPr>
+          <w:rFonts w:ascii="맑은 고딕" w:cs="맑은 고딕" w:eastAsia="맑은 고딕" w:hAnsi="맑은 고딕"/>
+          <w:color w:val="000000"/>
+          <w:sz w:val="20"/>
+          <w:szCs w:val="20"/>
+        </w:rPr>
+        <w:t xml:space="preserve">다음으로 처리 시간 분포가 실제와 다르다. 기본 실험은 10~100ms 범위였으나, 실제 LLM 추론은 입력 길이, 토큰 수, 모델 크기에 따라 수백 ms에서 수십 초까지 폭이 넓고, 처리 시간이 길어질수록 Priority의 에이징 효과나 FCFS에서 긴 요청 뒤에 짧은 요청이 오래 기다리게 되는 현상이 두드러진다.</w:t>
+      </w:r>
+    </w:p>
+    <w:p>
+      <w:pPr>
+        <w:spacing w:after="120" w:line="240"/>
+      </w:pPr>
+      <w:r>
+        <w:rPr>
+          <w:rFonts w:ascii="맑은 고딕" w:cs="맑은 고딕" w:eastAsia="맑은 고딕" w:hAnsi="맑은 고딕"/>
+          <w:color w:val="000000"/>
+          <w:sz w:val="20"/>
+          <w:szCs w:val="20"/>
+        </w:rPr>
+        <w:t xml:space="preserve">또한 동시 처리도 고려하지 못하였다. 한 번에 1건씩 처리하였으나 실제 LLM 서빙(vLLM, TGI)은 연속 배치로 여러 요청을 동시 처리한다. 한 배치 내부에서는 순서가 영향을 주지 않으므로 WFQ와 Priority의 차등 효과는 약해질 수 있다.</w:t>
+      </w:r>
+    </w:p>
+    <w:p>
+      <w:pPr>
+        <w:spacing w:after="120" w:line="240"/>
+      </w:pPr>
+      <w:r>
+        <w:rPr>
+          <w:rFonts w:ascii="맑은 고딕" w:cs="맑은 고딕" w:eastAsia="맑은 고딕" w:hAnsi="맑은 고딕"/>
+          <w:color w:val="000000"/>
+          <w:sz w:val="20"/>
+          <w:szCs w:val="20"/>
+        </w:rPr>
+        <w:t xml:space="preserve">끝으로 실서버 실험 규모가 20건으로 제한적이다. 대기열 경합이나 극단적인 트래픽은 재현하지 못하였으며, 실무에 적용하려면 대규모 부하 시험이 필요하다.</w:t>
       </w:r>
     </w:p>
     <w:p>

--- a/08-final-submission/final-report/final-report.docx
+++ b/08-final-submission/final-report/final-report.docx
@@ -12161,7 +12161,7 @@
           <w:sz w:val="24"/>
           <w:szCs w:val="24"/>
         </w:rPr>
-        <w:t xml:space="preserve">6.1 시뮬레이션 환경의 한계</w:t>
+        <w:t xml:space="preserve">6.1 실험 환경의 한계</w:t>
       </w:r>
     </w:p>
     <w:p>
@@ -12175,7 +12175,7 @@
           <w:sz w:val="20"/>
           <w:szCs w:val="20"/>
         </w:rPr>
-        <w:t xml:space="preserve">이 시뮬레이션은 알고리즘 특성을 비교하기에는 적합하지만, 실제 LLM 서빙 환경과 비교하면 몇 가지 한계가 있다.</w:t>
+        <w:t xml:space="preserve">이 프로젝트의 실험은 알고리즘 특성을 비교하기에는 적합하지만, 실제 LLM 서빙 환경에 그대로 적용하기에는 몇 가지 한계가 있다.</w:t>
       </w:r>
     </w:p>
     <w:p>
@@ -12387,7 +12387,7 @@
           <w:sz w:val="20"/>
           <w:szCs w:val="20"/>
         </w:rPr>
-        <w:t xml:space="preserve">: 구독 등급별 차등 배분이 필요한 유료 서비스에 적합한 것으로 보인다. 비선점형에서도 잘 동작해 실서버에 적용할 수 있을 것으로 보인다.</w:t>
+        <w:t xml:space="preserve">: 구독 등급별 차등 배분이 필요한 유료 서비스에 적합한 것으로 보인다. 비선점형 환경에서도 동작 가능해 실서버에 적용할 수 있을 것으로 보인다.</w:t>
       </w:r>
     </w:p>
     <w:p>

--- a/08-final-submission/final-report/final-report.docx
+++ b/08-final-submission/final-report/final-report.docx
@@ -12327,7 +12327,7 @@
           <w:sz w:val="20"/>
           <w:szCs w:val="20"/>
         </w:rPr>
-        <w:t xml:space="preserve">: 긴급도를 직접 지정할 수 있는 환경에 적합한 것으로 보인다. 다만 에이징 효과가 나타나려면 처리 시간이 어느 정도 길어야 한다.</w:t>
+        <w:t xml:space="preserve">: 긴급도를 직접 지정할 수 있는 환경에 적합한 것으로 보인다. 다만 5.2절에서 본 것처럼 처리 시간이 짧으면 에이징이 작동할 기회가 없으므로, 처리 시간이 어느 정도 긴 환경에 더 잘 맞는다.</w:t>
       </w:r>
     </w:p>
     <w:p>
@@ -12417,7 +12417,35 @@
           <w:sz w:val="20"/>
           <w:szCs w:val="20"/>
         </w:rPr>
-        <w:t xml:space="preserve">이 프로젝트는 두 가지 면에서 의의를 찾을 수 있다. 우선 CPU 스케줄링(FCFS, Priority, MLFQ)과 네트워크 자원 배분(WFQ) 알고리즘을 LLM API 환경에 적용해 운영체제 이론을 실제 문제에 응용해 본 점이다. 또한 vLLM과 TGI 같은 기존 LLM 서빙 도구가 전체 처리량 최적화에 집중하느라 사용자별 공정성이나 우선순위 관리를 제공하지 않는다는 점을 확인하고, 이 부분에 스케줄링 이론을 적용해 알고리즘별 효과를 비교했다는 점도 의미가 있다. 특히 WFQ의 가중치 비례 차등 서비스는 유료 LLM 서비스의 구독 등급 관리에 쓸 수 있는 가능성을 보여준다. 다만 세 실험을 합산해도 총 3,020건 규모이므로, 대규모 운영 환경에서도 같은 결과가 나올지는 추가 확인이 필요하다.</w:t>
+        <w:t xml:space="preserve">이 프로젝트는 두 가지 면에서 의의를 찾을 수 있다. 우선 CPU 스케줄링(FCFS, Priority, MLFQ)과 네트워크 자원 배분(WFQ) 알고리즘을 LLM API 환경에 적용해 운영체제 이론을 실제 문제에 응용해 본 점이다. 또한 vLLM과 TGI 같은 기존 LLM 서빙 도구가 전체 처리량 최적화에 집중하느라 사용자별 공정성이나 우선순위 관리를 제공하지 않는다는 점을 확인하고, 이 부분에 스케줄링 이론을 적용해 알고리즘별 효과를 비교했다는 점도 의미가 있다.</w:t>
+      </w:r>
+    </w:p>
+    <w:p>
+      <w:pPr>
+        <w:spacing w:after="120" w:line="240"/>
+      </w:pPr>
+      <w:r>
+        <w:rPr>
+          <w:rFonts w:ascii="맑은 고딕" w:cs="맑은 고딕" w:eastAsia="맑은 고딕" w:hAnsi="맑은 고딕"/>
+          <w:color w:val="000000"/>
+          <w:sz w:val="20"/>
+          <w:szCs w:val="20"/>
+        </w:rPr>
+        <w:t xml:space="preserve">특히 WFQ의 가중치 비례 차등 서비스는 유료 LLM 서비스의 구독 등급 관리에 쓸 수 있는 가능성을 보여준다.</w:t>
+      </w:r>
+    </w:p>
+    <w:p>
+      <w:pPr>
+        <w:spacing w:after="120" w:line="240"/>
+      </w:pPr>
+      <w:r>
+        <w:rPr>
+          <w:rFonts w:ascii="맑은 고딕" w:cs="맑은 고딕" w:eastAsia="맑은 고딕" w:hAnsi="맑은 고딕"/>
+          <w:color w:val="000000"/>
+          <w:sz w:val="20"/>
+          <w:szCs w:val="20"/>
+        </w:rPr>
+        <w:t xml:space="preserve">다만 세 실험을 합산해도 총 3,020건 규모이므로, 대규모 운영 환경에서도 같은 결과가 나올지는 추가 확인이 필요하다.</w:t>
       </w:r>
     </w:p>
     <w:p>

--- a/08-final-submission/final-report/final-report.docx
+++ b/08-final-submission/final-report/final-report.docx
@@ -1014,7 +1014,21 @@
           <w:sz w:val="20"/>
           <w:szCs w:val="20"/>
         </w:rPr>
-        <w:t xml:space="preserve">xi는 사용자 i의 자원량, n은 사용자 수이다. 모두 동일 배분이면 1, 한 명이 독점하면 1/n에 가까워진다(예: 4명 중 한 명 독점 시 0.25). 스케줄링 맥락에서는 xi 자리에 사용자별 대기시간(값이 작을수록 좋음)이나 처리 건수(값이 클수록 좋음) 같은 값을 넣어 공정성을 측정한다. 실험 목적에 따라 두 기준을 구분해 사용하였다 (5.5절). 공정성 지표는 JFI 외에도 최대-최소 공정성(Max-Min Fairness, 가장 불리한 사용자의 몫을 극대화하는 기준)이나 비례 공정성(Proportional Fairness, 각 사용자의 만족도를 종합적으로 높이는 기준) 등이 있다 [4]. 그 가운데 계산이 간단하고 단일 수치로 비교하기 좋다는 점에서 JFI를 골랐다. 다만 WFQ처럼 가중치로 일부러 차이를 두는 방식에서는 단순 처리 건수로 JFI를 계산하면 "가중치대로 처리되었는가"를 판단할 수 없다. 그래서 WFQ에서는 단순 처리 건수 대신 "처리 건수 ÷ 가중치" 값을 xi에 넣는다. 가중치가 큰 사용자는 처리 건수도 그만큼 많아야 하므로, 나누어 주면 모든 사용자의 값이 비슷해져 "가중치대로 처리되었는지"를 비교할 수 있다. 이 보고서에서도 WFQ의 JFI는 이 방식으로 계산하였다 (5.5절).</w:t>
+        <w:t xml:space="preserve">xi는 사용자 i의 자원량, n은 사용자 수이다. 모두 동일 배분이면 1, 한 명이 독점하면 1/n에 가까워진다(예: 4명 중 한 명 독점 시 0.25). 스케줄링 맥락에서는 xi 자리에 사용자별 대기시간(값이 작을수록 좋음)이나 처리 건수(값이 클수록 좋음) 같은 값을 넣어 공정성을 측정한다. 실험 목적에 따라 두 기준을 구분해 사용하였다 (5.5절). 공정성 지표는 JFI 외에도 최대-최소 공정성(Max-Min Fairness, 가장 불리한 사용자의 몫을 극대화하는 기준)이나 비례 공정성(Proportional Fairness, 각 사용자의 만족도를 종합적으로 높이는 기준) 등이 있다 [4]. 그 가운데 계산이 간단하고 단일 수치로 비교하기 좋다는 점에서 JFI를 골랐다.</w:t>
+      </w:r>
+    </w:p>
+    <w:p>
+      <w:pPr>
+        <w:spacing w:after="120" w:line="240"/>
+      </w:pPr>
+      <w:r>
+        <w:rPr>
+          <w:rFonts w:ascii="맑은 고딕" w:cs="맑은 고딕" w:eastAsia="맑은 고딕" w:hAnsi="맑은 고딕"/>
+          <w:color w:val="000000"/>
+          <w:sz w:val="20"/>
+          <w:szCs w:val="20"/>
+        </w:rPr>
+        <w:t xml:space="preserve">다만 WFQ처럼 가중치로 일부러 차이를 두는 방식에서는 단순 처리 건수로 JFI를 계산하면 "가중치대로 처리되었는가"를 판단할 수 없다. 그래서 WFQ에서는 단순 처리 건수 대신 "처리 건수 ÷ 가중치" 값을 xi에 넣는다. 가중치가 큰 사용자는 처리 건수도 그만큼 많아야 하므로, 나누어 주면 모든 사용자의 값이 비슷해져 "가중치대로 처리되었는지"를 비교할 수 있다. 이 보고서에서도 WFQ의 JFI는 이 방식으로 계산하였다 (5.5절).</w:t>
       </w:r>
     </w:p>
     <w:p>
@@ -6835,8 +6849,13 @@
           <w:sz w:val="20"/>
           <w:szCs w:val="20"/>
         </w:rPr>
-        <w:t xml:space="preserve">의 결과는 FCFS와 같았다. 모든 요청이 Q0 할당량(1,000ms) 안에 완료되어 하위 큐로 내려갈 일이 없었고, 강등이 일어나지 않아 결과적으로 도착 순서대로 처리되었다. 이론적 효과를 따로 확인하려고 5.3절에서 선점형 실험을 추가하였다. </w:t>
-      </w:r>
+        <w:t xml:space="preserve">의 결과는 FCFS와 같았다. 모든 요청이 Q0 할당량(1,000ms) 안에 완료되어 하위 큐로 내려갈 일이 없었고, 강등이 일어나지 않아 결과적으로 도착 순서대로 처리되었다. 이론적 효과를 따로 확인하려고 5.3절에서 선점형 실험을 추가하였다.</w:t>
+      </w:r>
+    </w:p>
+    <w:p>
+      <w:pPr>
+        <w:spacing w:after="120" w:line="240"/>
+      </w:pPr>
       <w:r>
         <w:rPr>
           <w:rFonts w:ascii="맑은 고딕" w:cs="맑은 고딕" w:eastAsia="맑은 고딕" w:hAnsi="맑은 고딕"/>
@@ -9253,7 +9272,21 @@
           <w:sz w:val="20"/>
           <w:szCs w:val="20"/>
         </w:rPr>
-        <w:t xml:space="preserve">세 알고리즘의 평균 처리 시간이 모두 약 208~209ms로 거의 같았다. 스케줄러는 "누구를 먼저 처리할지"만 정할 뿐 LLM 추론 속도 자체에는 영향을 주지 않는 것으로 나타났다. 세 알고리즘 모두 Enterprise → Free 순으로 대기시간이 증가했다. FCFS는 도착 순서(실험에서 Enterprise를 먼저 큐에 넣음)에 따른 결과이고, Priority는 등급별 우선순위 배정(상위 등급일수록 URGENT/HIGH 비율이 높음, 표 12)에 따른 결과이다. WFQ는 가중치 비례 정렬(Enterprise 100, Free 1)에 따라 동작하지만, 본 실험에서는 도착 순서와 가중치 순서가 일치했기 때문에 FCFS와 거의 같은 대기시간 분포가 나타났다(표 11). 가중치 효과 자체는 5.2절 시뮬레이션에서 더 명확히 확인된다(표 8). Priority의 경우 구독 등급과 요청 우선순위가 독립적임을 드러내고자 등급별 5건의 요청에 서로 다른 우선순위를 혼합 배정하였다(표 12). 상위 등급일수록 URGENT와 HIGH 비율을 높이되, 모든 등급에 여러 우선순위가 섞이도록 하였다.</w:t>
+        <w:t xml:space="preserve">세 알고리즘의 평균 처리 시간이 모두 약 208~209ms로 거의 같았다. 스케줄러는 "누구를 먼저 처리할지"만 정할 뿐 LLM 추론 속도 자체에는 영향을 주지 않는 것으로 나타났다. 세 알고리즘 모두 Enterprise → Free 순으로 대기시간이 증가했다. FCFS는 도착 순서(실험에서 Enterprise를 먼저 큐에 넣음)에 따른 결과이고, Priority는 등급별 우선순위 배정(상위 등급일수록 URGENT/HIGH 비율이 높음, 표 12)에 따른 결과이다. WFQ는 가중치 비례 정렬(Enterprise 100, Free 1)에 따라 동작하지만, 본 실험에서는 도착 순서와 가중치 순서가 일치했기 때문에 FCFS와 거의 같은 대기시간 분포가 나타났다(표 11). 가중치 효과 자체는 5.2절 시뮬레이션에서 더 명확히 확인된다(표 8).</w:t>
+      </w:r>
+    </w:p>
+    <w:p>
+      <w:pPr>
+        <w:spacing w:after="120" w:line="240"/>
+      </w:pPr>
+      <w:r>
+        <w:rPr>
+          <w:rFonts w:ascii="맑은 고딕" w:cs="맑은 고딕" w:eastAsia="맑은 고딕" w:hAnsi="맑은 고딕"/>
+          <w:color w:val="000000"/>
+          <w:sz w:val="20"/>
+          <w:szCs w:val="20"/>
+        </w:rPr>
+        <w:t xml:space="preserve">Priority의 경우 구독 등급과 요청 우선순위가 독립적임을 드러내고자 등급별 5건의 요청에 서로 다른 우선순위를 혼합 배정하였다(표 12). 상위 등급일수록 URGENT와 HIGH 비율을 높이되, 모든 등급에 여러 우선순위가 섞이도록 하였다.</w:t>
       </w:r>
     </w:p>
     <w:p>
